--- a/42TR Tehnologiji Rozpodilenyh System/4/TR_KNT-122_Onyshchenko_19_PR4.docx
+++ b/42TR Tehnologiji Rozpodilenyh System/4/TR_KNT-122_Onyshchenko_19_PR4.docx
@@ -468,17 +468,322 @@
     <w:p>
       <w:pPr>
         <w:pStyle w:val="P1"/>
-        <w:rPr/>
-      </w:pPr>
-      <w:r>
-        <w:rPr/>
-        <w:t>Завдання на роботу</w:t>
-      </w:r>
-      <w:r>
-        <w:rPr>
+        <w:rPr>
+          <w:lang w:val="uk-UA"/>
+        </w:rPr>
+      </w:pPr>
+      <w:r>
+        <w:rPr>
+          <w:lang w:val="uk-UA"/>
+        </w:rPr>
+        <w:t>Завдання 1</w:t>
+      </w:r>
+    </w:p>
+    <w:p>
+      <w:pPr>
+        <w:pStyle w:val="P1"/>
+        <w:rPr>
+          <w:lang w:val="uk-UA"/>
+        </w:rPr>
+      </w:pPr>
+      <w:r>
+        <w:rPr>
+          <w:lang w:val="uk-UA"/>
+        </w:rPr>
+        <w:drawing>
+          <wp:anchor behindDoc="0" distT="0" distB="0" distL="0" distR="0" simplePos="0" locked="0" layoutInCell="0" allowOverlap="1" relativeHeight="2">
+            <wp:simplePos x="0" y="0"/>
+            <wp:positionH relativeFrom="column">
+              <wp:posOffset>4702810</wp:posOffset>
+            </wp:positionH>
+            <wp:positionV relativeFrom="paragraph">
+              <wp:posOffset>33655</wp:posOffset>
+            </wp:positionV>
+            <wp:extent cx="497205" cy="488315"/>
+            <wp:effectExtent l="0" t="0" r="0" b="0"/>
+            <wp:wrapSquare wrapText="largest"/>
+            <wp:docPr id="1" name="Зображення1"/>
+            <wp:cNvGraphicFramePr>
+              <a:graphicFrameLocks xmlns:a="http://schemas.openxmlformats.org/drawingml/2006/main" noChangeAspect="1"/>
+            </wp:cNvGraphicFramePr>
+            <a:graphic xmlns:a="http://schemas.openxmlformats.org/drawingml/2006/main">
+              <a:graphicData uri="http://schemas.openxmlformats.org/drawingml/2006/picture">
+                <pic:pic xmlns:pic="http://schemas.openxmlformats.org/drawingml/2006/picture">
+                  <pic:nvPicPr>
+                    <pic:cNvPr id="1" name="Зображення1"/>
+                    <pic:cNvPicPr>
+                      <a:picLocks noChangeAspect="1" noChangeArrowheads="1"/>
+                    </pic:cNvPicPr>
+                  </pic:nvPicPr>
+                  <pic:blipFill>
+                    <a:blip r:embed="rId2"/>
+                    <a:stretch>
+                      <a:fillRect/>
+                    </a:stretch>
+                  </pic:blipFill>
+                  <pic:spPr bwMode="auto">
+                    <a:xfrm>
+                      <a:off x="0" y="0"/>
+                      <a:ext cx="497205" cy="488315"/>
+                    </a:xfrm>
+                    <a:prstGeom prst="rect">
+                      <a:avLst/>
+                    </a:prstGeom>
+                    <a:noFill/>
+                  </pic:spPr>
+                </pic:pic>
+              </a:graphicData>
+            </a:graphic>
+          </wp:anchor>
+        </w:drawing>
+      </w:r>
+    </w:p>
+    <w:p>
+      <w:pPr>
+        <w:pStyle w:val="P1"/>
+        <w:rPr>
+          <w:lang w:val="uk-UA"/>
+        </w:rPr>
+      </w:pPr>
+      <w:r>
+        <w:rPr>
+          <w:lang w:val="uk-UA"/>
+        </w:rPr>
+        <w:t xml:space="preserve">Програма виконує паралельне обчислення суми рядку . Для цього до кожного з </w:t>
+      </w:r>
+      <w:r>
+        <w:rPr>
+          <w:i/>
+          <w:iCs/>
+          <w:lang w:val="uk-UA"/>
+        </w:rPr>
+        <w:t>Р</w:t>
+      </w:r>
+      <w:r>
+        <w:rPr>
+          <w:i w:val="false"/>
+          <w:iCs w:val="false"/>
+          <w:lang w:val="uk-UA"/>
+        </w:rPr>
+        <w:t xml:space="preserve"> процесів за допомогою функції </w:t>
+      </w:r>
+      <w:r>
+        <w:rPr>
+          <w:i/>
+          <w:iCs/>
           <w:lang w:val="en-US"/>
         </w:rPr>
-        <w:t>:</w:t>
+        <w:t xml:space="preserve">MPI_Scatter() </w:t>
+      </w:r>
+      <w:r>
+        <w:rPr>
+          <w:i w:val="false"/>
+          <w:iCs w:val="false"/>
+          <w:lang w:val="uk-UA"/>
+        </w:rPr>
+        <w:t xml:space="preserve">передається відповідна частина масива чисел </w:t>
+      </w:r>
+      <w:r>
+        <w:rPr>
+          <w:i w:val="false"/>
+          <w:iCs w:val="false"/>
+          <w:lang w:val="en-US"/>
+        </w:rPr>
+        <w:t>a</w:t>
+      </w:r>
+      <w:r>
+        <w:rPr>
+          <w:i w:val="false"/>
+          <w:iCs w:val="false"/>
+          <w:vertAlign w:val="subscript"/>
+          <w:lang w:val="en-US"/>
+        </w:rPr>
+        <w:t>i</w:t>
+      </w:r>
+      <w:r>
+        <w:rPr>
+          <w:i w:val="false"/>
+          <w:iCs w:val="false"/>
+          <w:position w:val="0"/>
+          <w:sz w:val="28"/>
+          <w:vertAlign w:val="baseline"/>
+          <w:lang w:val="en-US"/>
+        </w:rPr>
+        <w:t xml:space="preserve"> </w:t>
+      </w:r>
+      <w:r>
+        <w:rPr>
+          <w:i w:val="false"/>
+          <w:iCs w:val="false"/>
+          <w:position w:val="0"/>
+          <w:sz w:val="28"/>
+          <w:vertAlign w:val="baseline"/>
+          <w:lang w:val="uk-UA"/>
+        </w:rPr>
+        <w:t xml:space="preserve">та </w:t>
+      </w:r>
+      <w:r>
+        <w:rPr>
+          <w:i w:val="false"/>
+          <w:iCs w:val="false"/>
+          <w:position w:val="0"/>
+          <w:sz w:val="28"/>
+          <w:vertAlign w:val="baseline"/>
+          <w:lang w:val="en-US"/>
+        </w:rPr>
+        <w:t>x</w:t>
+      </w:r>
+      <w:r>
+        <w:rPr>
+          <w:i w:val="false"/>
+          <w:iCs w:val="false"/>
+          <w:vertAlign w:val="subscript"/>
+          <w:lang w:val="en-US"/>
+        </w:rPr>
+        <w:t>i</w:t>
+      </w:r>
+      <w:r>
+        <w:rPr>
+          <w:i w:val="false"/>
+          <w:iCs w:val="false"/>
+          <w:position w:val="0"/>
+          <w:sz w:val="28"/>
+          <w:vertAlign w:val="baseline"/>
+          <w:lang w:val="en-US"/>
+        </w:rPr>
+        <w:t xml:space="preserve">, </w:t>
+      </w:r>
+      <w:r>
+        <w:rPr>
+          <w:i w:val="false"/>
+          <w:iCs w:val="false"/>
+          <w:position w:val="0"/>
+          <w:sz w:val="28"/>
+          <w:vertAlign w:val="baseline"/>
+          <w:lang w:val="uk-UA"/>
+        </w:rPr>
+        <w:t xml:space="preserve">кожна з яких складається з </w:t>
+      </w:r>
+      <w:r>
+        <w:rPr>
+          <w:i/>
+          <w:iCs/>
+          <w:position w:val="0"/>
+          <w:sz w:val="28"/>
+          <w:vertAlign w:val="baseline"/>
+          <w:lang w:val="en-US"/>
+        </w:rPr>
+        <w:t>M=N/P</w:t>
+      </w:r>
+      <w:r>
+        <w:rPr>
+          <w:i w:val="false"/>
+          <w:iCs w:val="false"/>
+          <w:position w:val="0"/>
+          <w:sz w:val="28"/>
+          <w:vertAlign w:val="baseline"/>
+          <w:lang w:val="en-US"/>
+        </w:rPr>
+        <w:t xml:space="preserve"> </w:t>
+      </w:r>
+      <w:r>
+        <w:rPr>
+          <w:i w:val="false"/>
+          <w:iCs w:val="false"/>
+          <w:position w:val="0"/>
+          <w:sz w:val="28"/>
+          <w:vertAlign w:val="baseline"/>
+          <w:lang w:val="uk-UA"/>
+        </w:rPr>
+        <w:t xml:space="preserve">елементів. Процеси обчислюють часткові суми ряду (змінна </w:t>
+      </w:r>
+      <w:r>
+        <w:rPr>
+          <w:i/>
+          <w:iCs/>
+          <w:position w:val="0"/>
+          <w:sz w:val="28"/>
+          <w:vertAlign w:val="baseline"/>
+          <w:lang w:val="en-US"/>
+        </w:rPr>
+        <w:t>sum</w:t>
+      </w:r>
+      <w:r>
+        <w:rPr>
+          <w:i w:val="false"/>
+          <w:iCs w:val="false"/>
+          <w:position w:val="0"/>
+          <w:sz w:val="28"/>
+          <w:vertAlign w:val="baseline"/>
+          <w:lang w:val="en-US"/>
+        </w:rPr>
+        <w:t xml:space="preserve">), </w:t>
+      </w:r>
+      <w:r>
+        <w:rPr>
+          <w:i w:val="false"/>
+          <w:iCs w:val="false"/>
+          <w:position w:val="0"/>
+          <w:sz w:val="28"/>
+          <w:vertAlign w:val="baseline"/>
+          <w:lang w:val="uk-UA"/>
+        </w:rPr>
+        <w:t xml:space="preserve">які далі за допомогою функції </w:t>
+      </w:r>
+      <w:r>
+        <w:rPr>
+          <w:i/>
+          <w:iCs/>
+          <w:position w:val="0"/>
+          <w:sz w:val="28"/>
+          <w:vertAlign w:val="baseline"/>
+          <w:lang w:val="en-US"/>
+        </w:rPr>
+        <w:t>MPI_Reduce()</w:t>
+      </w:r>
+      <w:r>
+        <w:rPr>
+          <w:i w:val="false"/>
+          <w:iCs w:val="false"/>
+          <w:position w:val="0"/>
+          <w:sz w:val="28"/>
+          <w:vertAlign w:val="baseline"/>
+          <w:lang w:val="en-US"/>
+        </w:rPr>
+        <w:t xml:space="preserve"> </w:t>
+      </w:r>
+      <w:r>
+        <w:rPr>
+          <w:i w:val="false"/>
+          <w:iCs w:val="false"/>
+          <w:position w:val="0"/>
+          <w:sz w:val="28"/>
+          <w:vertAlign w:val="baseline"/>
+          <w:lang w:val="uk-UA"/>
+        </w:rPr>
+        <w:t xml:space="preserve">приводяться до загальної суми (змінна </w:t>
+      </w:r>
+      <w:r>
+        <w:rPr>
+          <w:i/>
+          <w:iCs/>
+          <w:position w:val="0"/>
+          <w:sz w:val="28"/>
+          <w:vertAlign w:val="baseline"/>
+          <w:lang w:val="en-US"/>
+        </w:rPr>
+        <w:t>total</w:t>
+      </w:r>
+      <w:r>
+        <w:rPr>
+          <w:i w:val="false"/>
+          <w:iCs w:val="false"/>
+          <w:position w:val="0"/>
+          <w:sz w:val="28"/>
+          <w:vertAlign w:val="baseline"/>
+          <w:lang w:val="en-US"/>
+        </w:rPr>
+        <w:t>).</w:t>
       </w:r>
     </w:p>
     <w:p>
@@ -493,15 +798,6 @@
     </w:p>
     <w:p>
       <w:pPr>
-        <w:pStyle w:val="p11"/>
-        <w:rPr/>
-      </w:pPr>
-      <w:r>
-        <w:rPr/>
-      </w:r>
-    </w:p>
-    <w:p>
-      <w:pPr>
         <w:pStyle w:val="h11"/>
         <w:rPr/>
       </w:pPr>
@@ -512,15 +808,82 @@
     </w:p>
     <w:p>
       <w:pPr>
-        <w:pStyle w:val="p11"/>
-        <w:rPr>
-          <w:lang w:val="en-US"/>
-        </w:rPr>
-      </w:pPr>
-      <w:r>
-        <w:rPr>
-          <w:lang w:val="en-US"/>
-        </w:rPr>
+        <w:pStyle w:val="H2"/>
+        <w:rPr/>
+      </w:pPr>
+      <w:r>
+        <w:rPr/>
+        <w:t>Чи можна оператор M=N/P в програмі першого завдання виконати у всіх процесах? Якщо так, покажіть, що треба змінити в програмі.</w:t>
+      </w:r>
+    </w:p>
+    <w:p>
+      <w:pPr>
+        <w:pStyle w:val="H2"/>
+        <w:rPr/>
+      </w:pPr>
+      <w:r>
+        <w:rPr/>
+        <w:t>Використовуючи довідкові матеріали на комп’ютері, самостійно вивчіть функцію MPI_Gatherv().</w:t>
+      </w:r>
+    </w:p>
+    <w:p>
+      <w:pPr>
+        <w:pStyle w:val="H2"/>
+        <w:rPr/>
+      </w:pPr>
+      <w:r>
+        <w:rPr/>
+        <w:t>Що таке функція обміну з блокуванням, які функції її виконують в MPI?</w:t>
+      </w:r>
+    </w:p>
+    <w:p>
+      <w:pPr>
+        <w:pStyle w:val="H2"/>
+        <w:rPr/>
+      </w:pPr>
+      <w:r>
+        <w:rPr/>
+        <w:t>Для чого використовується функція MPI_Barrier()?</w:t>
+      </w:r>
+    </w:p>
+    <w:p>
+      <w:pPr>
+        <w:pStyle w:val="H2"/>
+        <w:rPr/>
+      </w:pPr>
+      <w:r>
+        <w:rPr/>
+        <w:t>Як в програмі, що використовує функції MPI, створити приймальний буфер, який у точності відповідає повідомленню, що передається?</w:t>
+      </w:r>
+    </w:p>
+    <w:p>
+      <w:pPr>
+        <w:pStyle w:val="H2"/>
+        <w:rPr/>
+      </w:pPr>
+      <w:r>
+        <w:rPr/>
+        <w:t>Чим відрізняються алгоритми логарифмічного здвоєння та рекурсивного подвоєння?</w:t>
+      </w:r>
+    </w:p>
+    <w:p>
+      <w:pPr>
+        <w:pStyle w:val="H2"/>
+        <w:rPr/>
+      </w:pPr>
+      <w:r>
+        <w:rPr/>
+        <w:t>Опишіть роботу функції MPI_Scan().</w:t>
+      </w:r>
+    </w:p>
+    <w:p>
+      <w:pPr>
+        <w:pStyle w:val="H2"/>
+        <w:rPr/>
+      </w:pPr>
+      <w:r>
+        <w:rPr/>
+        <w:t>Як можна розподілити між процесорами обчислення множення матриць?</w:t>
       </w:r>
     </w:p>
     <w:sectPr>

--- a/42TR Tehnologiji Rozpodilenyh System/4/TR_KNT-122_Onyshchenko_19_PR4.docx
+++ b/42TR Tehnologiji Rozpodilenyh System/4/TR_KNT-122_Onyshchenko_19_PR4.docx
@@ -458,20 +458,15 @@
     </w:p>
     <w:p>
       <w:pPr>
-        <w:pStyle w:val="P1"/>
-        <w:rPr/>
-      </w:pPr>
-      <w:r>
-        <w:rPr/>
-      </w:r>
-    </w:p>
-    <w:p>
-      <w:pPr>
-        <w:pStyle w:val="P1"/>
-        <w:rPr>
-          <w:lang w:val="uk-UA"/>
-        </w:rPr>
-      </w:pPr>
+        <w:pStyle w:val="H2"/>
+        <w:rPr/>
+      </w:pPr>
+      <w:r>
+        <w:rPr>
+          <w:lang w:val="en-US"/>
+        </w:rPr>
+        <w:t xml:space="preserve">4.2.1 </w:t>
+      </w:r>
       <w:r>
         <w:rPr>
           <w:lang w:val="uk-UA"/>
@@ -606,6 +601,7 @@
           <w:iCs w:val="false"/>
           <w:position w:val="0"/>
           <w:sz w:val="28"/>
+          <w:sz w:val="28"/>
           <w:vertAlign w:val="baseline"/>
           <w:lang w:val="en-US"/>
         </w:rPr>
@@ -616,6 +612,7 @@
           <w:i w:val="false"/>
           <w:iCs w:val="false"/>
           <w:position w:val="0"/>
+          <w:sz w:val="28"/>
           <w:sz w:val="28"/>
           <w:vertAlign w:val="baseline"/>
           <w:lang w:val="uk-UA"/>
@@ -628,6 +625,7 @@
           <w:iCs w:val="false"/>
           <w:position w:val="0"/>
           <w:sz w:val="28"/>
+          <w:sz w:val="28"/>
           <w:vertAlign w:val="baseline"/>
           <w:lang w:val="en-US"/>
         </w:rPr>
@@ -648,6 +646,7 @@
           <w:iCs w:val="false"/>
           <w:position w:val="0"/>
           <w:sz w:val="28"/>
+          <w:sz w:val="28"/>
           <w:vertAlign w:val="baseline"/>
           <w:lang w:val="en-US"/>
         </w:rPr>
@@ -658,6 +657,7 @@
           <w:i w:val="false"/>
           <w:iCs w:val="false"/>
           <w:position w:val="0"/>
+          <w:sz w:val="28"/>
           <w:sz w:val="28"/>
           <w:vertAlign w:val="baseline"/>
           <w:lang w:val="uk-UA"/>
@@ -670,6 +670,7 @@
           <w:iCs/>
           <w:position w:val="0"/>
           <w:sz w:val="28"/>
+          <w:sz w:val="28"/>
           <w:vertAlign w:val="baseline"/>
           <w:lang w:val="en-US"/>
         </w:rPr>
@@ -681,6 +682,7 @@
           <w:iCs w:val="false"/>
           <w:position w:val="0"/>
           <w:sz w:val="28"/>
+          <w:sz w:val="28"/>
           <w:vertAlign w:val="baseline"/>
           <w:lang w:val="en-US"/>
         </w:rPr>
@@ -691,6 +693,7 @@
           <w:i w:val="false"/>
           <w:iCs w:val="false"/>
           <w:position w:val="0"/>
+          <w:sz w:val="28"/>
           <w:sz w:val="28"/>
           <w:vertAlign w:val="baseline"/>
           <w:lang w:val="uk-UA"/>
@@ -703,6 +706,7 @@
           <w:iCs/>
           <w:position w:val="0"/>
           <w:sz w:val="28"/>
+          <w:sz w:val="28"/>
           <w:vertAlign w:val="baseline"/>
           <w:lang w:val="en-US"/>
         </w:rPr>
@@ -714,6 +718,7 @@
           <w:iCs w:val="false"/>
           <w:position w:val="0"/>
           <w:sz w:val="28"/>
+          <w:sz w:val="28"/>
           <w:vertAlign w:val="baseline"/>
           <w:lang w:val="en-US"/>
         </w:rPr>
@@ -724,6 +729,7 @@
           <w:i w:val="false"/>
           <w:iCs w:val="false"/>
           <w:position w:val="0"/>
+          <w:sz w:val="28"/>
           <w:sz w:val="28"/>
           <w:vertAlign w:val="baseline"/>
           <w:lang w:val="uk-UA"/>
@@ -736,6 +742,7 @@
           <w:iCs/>
           <w:position w:val="0"/>
           <w:sz w:val="28"/>
+          <w:sz w:val="28"/>
           <w:vertAlign w:val="baseline"/>
           <w:lang w:val="en-US"/>
         </w:rPr>
@@ -747,6 +754,7 @@
           <w:iCs w:val="false"/>
           <w:position w:val="0"/>
           <w:sz w:val="28"/>
+          <w:sz w:val="28"/>
           <w:vertAlign w:val="baseline"/>
           <w:lang w:val="en-US"/>
         </w:rPr>
@@ -757,6 +765,7 @@
           <w:i w:val="false"/>
           <w:iCs w:val="false"/>
           <w:position w:val="0"/>
+          <w:sz w:val="28"/>
           <w:sz w:val="28"/>
           <w:vertAlign w:val="baseline"/>
           <w:lang w:val="uk-UA"/>
@@ -769,6 +778,7 @@
           <w:iCs/>
           <w:position w:val="0"/>
           <w:sz w:val="28"/>
+          <w:sz w:val="28"/>
           <w:vertAlign w:val="baseline"/>
           <w:lang w:val="en-US"/>
         </w:rPr>
@@ -780,10 +790,1668 @@
           <w:iCs w:val="false"/>
           <w:position w:val="0"/>
           <w:sz w:val="28"/>
+          <w:sz w:val="28"/>
           <w:vertAlign w:val="baseline"/>
           <w:lang w:val="en-US"/>
         </w:rPr>
         <w:t>).</w:t>
+      </w:r>
+    </w:p>
+    <w:p>
+      <w:pPr>
+        <w:pStyle w:val="P1"/>
+        <w:rPr>
+          <w:lang w:val="uk-UA"/>
+        </w:rPr>
+      </w:pPr>
+      <w:r>
+        <w:rPr>
+          <w:i w:val="false"/>
+          <w:iCs w:val="false"/>
+          <w:sz w:val="28"/>
+          <w:lang w:val="en-US"/>
+        </w:rPr>
+      </w:r>
+    </w:p>
+    <w:p>
+      <w:pPr>
+        <w:pStyle w:val="P1"/>
+        <w:rPr/>
+      </w:pPr>
+      <w:r>
+        <w:rPr>
+          <w:lang w:val="en-US"/>
+        </w:rPr>
+        <w:t xml:space="preserve">4.2.1.1 </w:t>
+      </w:r>
+      <w:r>
+        <w:rPr/>
+        <w:t>Створити програму обчислення суми ряду.</w:t>
+      </w:r>
+    </w:p>
+    <w:p>
+      <w:pPr>
+        <w:pStyle w:val="P1"/>
+        <w:ind w:hanging="0" w:left="0"/>
+        <w:rPr>
+          <w:i w:val="false"/>
+          <w:i w:val="false"/>
+          <w:iCs w:val="false"/>
+          <w:sz w:val="28"/>
+          <w:lang w:val="uk-UA"/>
+        </w:rPr>
+      </w:pPr>
+      <w:r>
+        <w:drawing>
+          <wp:anchor behindDoc="0" distT="0" distB="0" distL="0" distR="0" simplePos="0" locked="0" layoutInCell="0" allowOverlap="1" relativeHeight="3">
+            <wp:simplePos x="0" y="0"/>
+            <wp:positionH relativeFrom="column">
+              <wp:posOffset>-376555</wp:posOffset>
+            </wp:positionH>
+            <wp:positionV relativeFrom="paragraph">
+              <wp:posOffset>-57150</wp:posOffset>
+            </wp:positionV>
+            <wp:extent cx="871220" cy="391160"/>
+            <wp:effectExtent l="0" t="0" r="0" b="0"/>
+            <wp:wrapSquare wrapText="largest"/>
+            <wp:docPr id="2" name="Зображення2"/>
+            <wp:cNvGraphicFramePr>
+              <a:graphicFrameLocks xmlns:a="http://schemas.openxmlformats.org/drawingml/2006/main" noChangeAspect="1"/>
+            </wp:cNvGraphicFramePr>
+            <a:graphic xmlns:a="http://schemas.openxmlformats.org/drawingml/2006/main">
+              <a:graphicData uri="http://schemas.openxmlformats.org/drawingml/2006/picture">
+                <pic:pic xmlns:pic="http://schemas.openxmlformats.org/drawingml/2006/picture">
+                  <pic:nvPicPr>
+                    <pic:cNvPr id="2" name="Зображення2"/>
+                    <pic:cNvPicPr>
+                      <a:picLocks noChangeAspect="1" noChangeArrowheads="1"/>
+                    </pic:cNvPicPr>
+                  </pic:nvPicPr>
+                  <pic:blipFill>
+                    <a:blip r:embed="rId3"/>
+                    <a:stretch>
+                      <a:fillRect/>
+                    </a:stretch>
+                  </pic:blipFill>
+                  <pic:spPr bwMode="auto">
+                    <a:xfrm>
+                      <a:off x="0" y="0"/>
+                      <a:ext cx="871220" cy="391160"/>
+                    </a:xfrm>
+                    <a:prstGeom prst="rect">
+                      <a:avLst/>
+                    </a:prstGeom>
+                    <a:noFill/>
+                  </pic:spPr>
+                </pic:pic>
+              </a:graphicData>
+            </a:graphic>
+          </wp:anchor>
+        </w:drawing>
+        <w:drawing>
+          <wp:anchor behindDoc="0" distT="0" distB="0" distL="0" distR="0" simplePos="0" locked="0" layoutInCell="0" allowOverlap="1" relativeHeight="4">
+            <wp:simplePos x="0" y="0"/>
+            <wp:positionH relativeFrom="column">
+              <wp:posOffset>2297430</wp:posOffset>
+            </wp:positionH>
+            <wp:positionV relativeFrom="paragraph">
+              <wp:posOffset>514350</wp:posOffset>
+            </wp:positionV>
+            <wp:extent cx="4025265" cy="668020"/>
+            <wp:effectExtent l="0" t="0" r="0" b="0"/>
+            <wp:wrapSquare wrapText="largest"/>
+            <wp:docPr id="3" name="Зображення3"/>
+            <wp:cNvGraphicFramePr>
+              <a:graphicFrameLocks xmlns:a="http://schemas.openxmlformats.org/drawingml/2006/main" noChangeAspect="1"/>
+            </wp:cNvGraphicFramePr>
+            <a:graphic xmlns:a="http://schemas.openxmlformats.org/drawingml/2006/main">
+              <a:graphicData uri="http://schemas.openxmlformats.org/drawingml/2006/picture">
+                <pic:pic xmlns:pic="http://schemas.openxmlformats.org/drawingml/2006/picture">
+                  <pic:nvPicPr>
+                    <pic:cNvPr id="3" name="Зображення3"/>
+                    <pic:cNvPicPr>
+                      <a:picLocks noChangeAspect="1" noChangeArrowheads="1"/>
+                    </pic:cNvPicPr>
+                  </pic:nvPicPr>
+                  <pic:blipFill>
+                    <a:blip r:embed="rId4"/>
+                    <a:stretch>
+                      <a:fillRect/>
+                    </a:stretch>
+                  </pic:blipFill>
+                  <pic:spPr bwMode="auto">
+                    <a:xfrm>
+                      <a:off x="0" y="0"/>
+                      <a:ext cx="4025265" cy="668020"/>
+                    </a:xfrm>
+                    <a:prstGeom prst="rect">
+                      <a:avLst/>
+                    </a:prstGeom>
+                    <a:noFill/>
+                  </pic:spPr>
+                </pic:pic>
+              </a:graphicData>
+            </a:graphic>
+          </wp:anchor>
+        </w:drawing>
+      </w:r>
+      <w:r>
+        <w:rPr>
+          <w:i w:val="false"/>
+          <w:iCs w:val="false"/>
+          <w:sz w:val="28"/>
+          <w:lang w:val="uk-UA"/>
+        </w:rPr>
+        <w:t xml:space="preserve">, де </w:t>
+      </w:r>
+      <w:r>
+        <w:rPr>
+          <w:i w:val="false"/>
+          <w:iCs w:val="false"/>
+          <w:sz w:val="28"/>
+          <w:lang w:val="en-US"/>
+        </w:rPr>
+        <w:t>i=0,1,…,N; N=240 000, x</w:t>
+      </w:r>
+      <w:r>
+        <w:rPr>
+          <w:i w:val="false"/>
+          <w:iCs w:val="false"/>
+          <w:sz w:val="28"/>
+          <w:vertAlign w:val="subscript"/>
+          <w:lang w:val="en-US"/>
+        </w:rPr>
+        <w:t>i</w:t>
+      </w:r>
+      <w:r>
+        <w:rPr>
+          <w:i w:val="false"/>
+          <w:iCs w:val="false"/>
+          <w:position w:val="0"/>
+          <w:sz w:val="28"/>
+          <w:sz w:val="28"/>
+          <w:vertAlign w:val="baseline"/>
+          <w:lang w:val="en-US"/>
+        </w:rPr>
+        <w:t xml:space="preserve"> = 0.0001 * I, a</w:t>
+      </w:r>
+      <w:r>
+        <w:rPr>
+          <w:i w:val="false"/>
+          <w:iCs w:val="false"/>
+          <w:sz w:val="28"/>
+          <w:vertAlign w:val="subscript"/>
+          <w:lang w:val="en-US"/>
+        </w:rPr>
+        <w:t>i</w:t>
+      </w:r>
+      <w:r>
+        <w:rPr>
+          <w:i w:val="false"/>
+          <w:iCs w:val="false"/>
+          <w:position w:val="0"/>
+          <w:sz w:val="28"/>
+          <w:sz w:val="28"/>
+          <w:vertAlign w:val="baseline"/>
+          <w:lang w:val="en-US"/>
+        </w:rPr>
+        <w:t xml:space="preserve"> – </w:t>
+      </w:r>
+      <w:r>
+        <w:rPr>
+          <w:i w:val="false"/>
+          <w:iCs w:val="false"/>
+          <w:position w:val="0"/>
+          <w:sz w:val="28"/>
+          <w:sz w:val="28"/>
+          <w:vertAlign w:val="baseline"/>
+          <w:lang w:val="uk-UA"/>
+        </w:rPr>
+        <w:t xml:space="preserve">випадкові дійсні числа в діапазоні (-1, 1). Функцію </w:t>
+      </w:r>
+      <w:r>
+        <w:rPr>
+          <w:i w:val="false"/>
+          <w:iCs w:val="false"/>
+          <w:position w:val="0"/>
+          <w:sz w:val="28"/>
+          <w:sz w:val="28"/>
+          <w:vertAlign w:val="baseline"/>
+          <w:lang w:val="en-US"/>
+        </w:rPr>
+        <w:t>sin(x</w:t>
+      </w:r>
+      <w:r>
+        <w:rPr>
+          <w:i w:val="false"/>
+          <w:iCs w:val="false"/>
+          <w:sz w:val="28"/>
+          <w:vertAlign w:val="subscript"/>
+          <w:lang w:val="en-US"/>
+        </w:rPr>
+        <w:t>i</w:t>
+      </w:r>
+      <w:r>
+        <w:rPr>
+          <w:i w:val="false"/>
+          <w:iCs w:val="false"/>
+          <w:position w:val="0"/>
+          <w:sz w:val="28"/>
+          <w:sz w:val="28"/>
+          <w:vertAlign w:val="baseline"/>
+          <w:lang w:val="en-US"/>
+        </w:rPr>
+        <w:t xml:space="preserve">) </w:t>
+      </w:r>
+      <w:r>
+        <w:rPr>
+          <w:i w:val="false"/>
+          <w:iCs w:val="false"/>
+          <w:position w:val="0"/>
+          <w:sz w:val="28"/>
+          <w:sz w:val="28"/>
+          <w:vertAlign w:val="baseline"/>
+          <w:lang w:val="uk-UA"/>
+        </w:rPr>
+        <w:t xml:space="preserve">обчислювати за допомогою розкладання її в ряд Тейлора: </w:t>
+      </w:r>
+    </w:p>
+    <w:p>
+      <w:pPr>
+        <w:pStyle w:val="P1"/>
+        <w:ind w:hanging="0" w:left="0"/>
+        <w:rPr>
+          <w:i w:val="false"/>
+          <w:i w:val="false"/>
+          <w:iCs w:val="false"/>
+          <w:sz w:val="28"/>
+          <w:lang w:val="uk-UA"/>
+        </w:rPr>
+      </w:pPr>
+      <w:r>
+        <w:rPr>
+          <w:i w:val="false"/>
+          <w:iCs w:val="false"/>
+          <w:sz w:val="28"/>
+          <w:lang w:val="uk-UA"/>
+        </w:rPr>
+        <w:t xml:space="preserve">Обчислення кожного значення функції </w:t>
+      </w:r>
+      <w:r>
+        <w:rPr>
+          <w:i w:val="false"/>
+          <w:iCs w:val="false"/>
+          <w:sz w:val="28"/>
+          <w:lang w:val="en-US"/>
+        </w:rPr>
+        <w:t>sin(x</w:t>
+      </w:r>
+      <w:r>
+        <w:rPr>
+          <w:i w:val="false"/>
+          <w:iCs w:val="false"/>
+          <w:sz w:val="28"/>
+          <w:vertAlign w:val="subscript"/>
+          <w:lang w:val="en-US"/>
+        </w:rPr>
+        <w:t>i</w:t>
+      </w:r>
+      <w:r>
+        <w:rPr>
+          <w:i w:val="false"/>
+          <w:iCs w:val="false"/>
+          <w:position w:val="0"/>
+          <w:sz w:val="28"/>
+          <w:sz w:val="28"/>
+          <w:vertAlign w:val="baseline"/>
+          <w:lang w:val="en-US"/>
+        </w:rPr>
+        <w:t xml:space="preserve">) </w:t>
+      </w:r>
+      <w:r>
+        <w:rPr>
+          <w:i w:val="false"/>
+          <w:iCs w:val="false"/>
+          <w:position w:val="0"/>
+          <w:sz w:val="28"/>
+          <w:sz w:val="28"/>
+          <w:vertAlign w:val="baseline"/>
+          <w:lang w:val="uk-UA"/>
+        </w:rPr>
+        <w:t>можна організувати за наступним алгоритмом:</w:t>
+      </w:r>
+    </w:p>
+    <w:p>
+      <w:pPr>
+        <w:pStyle w:val="P1"/>
+        <w:ind w:hanging="0" w:left="0"/>
+        <w:rPr>
+          <w:i w:val="false"/>
+          <w:i w:val="false"/>
+          <w:iCs w:val="false"/>
+          <w:sz w:val="28"/>
+          <w:lang w:val="en-US"/>
+        </w:rPr>
+      </w:pPr>
+      <w:r>
+        <w:rPr>
+          <w:i w:val="false"/>
+          <w:iCs w:val="false"/>
+          <w:sz w:val="28"/>
+          <w:lang w:val="en-US"/>
+        </w:rPr>
+        <w:t>a) y = x; s = y; k = 1;</w:t>
+      </w:r>
+    </w:p>
+    <w:p>
+      <w:pPr>
+        <w:pStyle w:val="P1"/>
+        <w:ind w:hanging="0" w:left="0"/>
+        <w:rPr>
+          <w:i w:val="false"/>
+          <w:i w:val="false"/>
+          <w:iCs w:val="false"/>
+          <w:sz w:val="28"/>
+          <w:lang w:val="uk-UA"/>
+        </w:rPr>
+      </w:pPr>
+      <w:r>
+        <w:rPr>
+          <w:i w:val="false"/>
+          <w:iCs w:val="false"/>
+          <w:sz w:val="28"/>
+          <w:lang w:val="uk-UA"/>
+        </w:rPr>
+        <w:t xml:space="preserve">б) </w:t>
+      </w:r>
+      <w:r>
+        <w:rPr>
+          <w:i w:val="false"/>
+          <w:iCs w:val="false"/>
+          <w:sz w:val="28"/>
+          <w:lang w:val="en-US"/>
+        </w:rPr>
+        <w:t>y = - (x</w:t>
+      </w:r>
+      <w:r>
+        <w:rPr>
+          <w:i w:val="false"/>
+          <w:iCs w:val="false"/>
+          <w:sz w:val="28"/>
+          <w:vertAlign w:val="superscript"/>
+          <w:lang w:val="en-US"/>
+        </w:rPr>
+        <w:t>2</w:t>
+      </w:r>
+      <w:r>
+        <w:rPr>
+          <w:i w:val="false"/>
+          <w:iCs w:val="false"/>
+          <w:position w:val="0"/>
+          <w:sz w:val="28"/>
+          <w:sz w:val="28"/>
+          <w:vertAlign w:val="baseline"/>
+          <w:lang w:val="en-US"/>
+        </w:rPr>
+        <w:t xml:space="preserve"> / (k+1)*(k+2)) * y;</w:t>
+      </w:r>
+    </w:p>
+    <w:p>
+      <w:pPr>
+        <w:pStyle w:val="P1"/>
+        <w:ind w:hanging="0" w:left="0"/>
+        <w:rPr>
+          <w:i w:val="false"/>
+          <w:i w:val="false"/>
+          <w:iCs w:val="false"/>
+          <w:sz w:val="28"/>
+          <w:lang w:val="uk-UA"/>
+        </w:rPr>
+      </w:pPr>
+      <w:r>
+        <w:rPr>
+          <w:i w:val="false"/>
+          <w:iCs w:val="false"/>
+          <w:sz w:val="28"/>
+          <w:lang w:val="uk-UA"/>
+        </w:rPr>
+        <w:t xml:space="preserve">в) </w:t>
+      </w:r>
+      <w:r>
+        <w:rPr>
+          <w:i w:val="false"/>
+          <w:iCs w:val="false"/>
+          <w:sz w:val="28"/>
+          <w:lang w:val="en-US"/>
+        </w:rPr>
+        <w:t>s = s + y; k = k + 2;</w:t>
+      </w:r>
+    </w:p>
+    <w:p>
+      <w:pPr>
+        <w:pStyle w:val="P1"/>
+        <w:ind w:hanging="0" w:left="0"/>
+        <w:rPr>
+          <w:i w:val="false"/>
+          <w:i w:val="false"/>
+          <w:iCs w:val="false"/>
+          <w:sz w:val="28"/>
+          <w:lang w:val="uk-UA"/>
+        </w:rPr>
+      </w:pPr>
+      <w:r>
+        <w:rPr>
+          <w:i w:val="false"/>
+          <w:iCs w:val="false"/>
+          <w:sz w:val="28"/>
+          <w:lang w:val="uk-UA"/>
+        </w:rPr>
+        <w:t xml:space="preserve">г) якщо </w:t>
+      </w:r>
+      <w:r>
+        <w:rPr>
+          <w:i w:val="false"/>
+          <w:iCs w:val="false"/>
+          <w:sz w:val="28"/>
+          <w:lang w:val="en-US"/>
+        </w:rPr>
+        <w:t>k &lt;= K,</w:t>
+      </w:r>
+      <w:r>
+        <w:rPr>
+          <w:i w:val="false"/>
+          <w:iCs w:val="false"/>
+          <w:sz w:val="28"/>
+          <w:lang w:val="uk-UA"/>
+        </w:rPr>
+        <w:t xml:space="preserve"> то перехід на п. б), інакше — кінець.</w:t>
+      </w:r>
+    </w:p>
+    <w:p>
+      <w:pPr>
+        <w:pStyle w:val="P1"/>
+        <w:rPr/>
+      </w:pPr>
+      <w:r>
+        <w:rPr/>
+        <w:t>Для обчислення синуса в програмі створити окрему функцію,</w:t>
+      </w:r>
+      <w:r>
+        <w:rPr>
+          <w:lang w:val="en-US"/>
+        </w:rPr>
+        <w:t xml:space="preserve"> K </w:t>
+      </w:r>
+      <w:r>
+        <w:rPr/>
+        <w:t>нехай дорівнює 500.</w:t>
+      </w:r>
+    </w:p>
+    <w:p>
+      <w:pPr>
+        <w:pStyle w:val="P1"/>
+        <w:rPr>
+          <w:lang w:val="en-US"/>
+        </w:rPr>
+      </w:pPr>
+      <w:r>
+        <w:rPr>
+          <w:lang w:val="uk-UA"/>
+        </w:rPr>
+        <w:t xml:space="preserve">4.2.1.2 </w:t>
+      </w:r>
+      <w:r>
+        <w:rPr>
+          <w:lang w:val="en-US"/>
+        </w:rPr>
+        <w:t>Виміряйте час виконання розробленої програми на одному, двох, трьох та чотирьох процесорах для N=240000 та визначте прискорення обчислень для цих випадків. Дані занесіть до таблиці 4.1 (форми таблиць наведені нижче). Намалюйте графік залежності прискорення від кількості процесорів.</w:t>
+      </w:r>
+    </w:p>
+    <w:p>
+      <w:pPr>
+        <w:pStyle w:val="P1"/>
+        <w:rPr>
+          <w:lang w:val="en-US"/>
+        </w:rPr>
+      </w:pPr>
+      <w:r>
+        <w:rPr>
+          <w:lang w:val="en-US"/>
+        </w:rPr>
+        <w:t>4.2.1.3 Дослідити та намалювати графіки залежності прискорення від кількості членів ряду при обчисленнях на чотирьох процесорах, змінюючи кількість членів ряду від 20000 до 240000 з дискретністю 20000. Вимірювання виконуйте 3 рази з інтервалом між вимірюваннями 15 хвилин, результати вимірювань занесіть до таблиці4.2.</w:t>
+      </w:r>
+    </w:p>
+    <w:p>
+      <w:pPr>
+        <w:pStyle w:val="P1"/>
+        <w:rPr>
+          <w:lang w:val="en-US"/>
+        </w:rPr>
+      </w:pPr>
+      <w:r>
+        <w:rPr>
+          <w:lang w:val="en-US"/>
+        </w:rPr>
+        <w:t>4.2.1.4 Додайте до програми код для вимірювання часу, який витрачається на виконання двох функцій MPI_Scatter(), дослідіть та намалюйте графіки залежності цього часу від довжини масиву, що розсилається при виконанні задачі на чотирьох процесорах. Результати занесіть до таблиці 4.3.</w:t>
+      </w:r>
+    </w:p>
+    <w:p>
+      <w:pPr>
+        <w:pStyle w:val="P1"/>
+        <w:rPr>
+          <w:lang w:val="en-US"/>
+        </w:rPr>
+      </w:pPr>
+      <w:r>
+        <w:rPr>
+          <w:lang w:val="en-US"/>
+        </w:rPr>
+        <w:t>Таблиця 4.1 – Залежність прискорення від кількості процесорів (N=240000, номер робочого місця №)</w:t>
+      </w:r>
+    </w:p>
+    <w:tbl>
+      <w:tblPr>
+        <w:tblW w:w="5000" w:type="dxa"/>
+        <w:jc w:val="left"/>
+        <w:tblInd w:w="55" w:type="dxa"/>
+        <w:tblLayout w:type="fixed"/>
+        <w:tblCellMar>
+          <w:top w:w="55" w:type="dxa"/>
+          <w:left w:w="55" w:type="dxa"/>
+          <w:bottom w:w="55" w:type="dxa"/>
+          <w:right w:w="55" w:type="dxa"/>
+        </w:tblCellMar>
+      </w:tblPr>
+      <w:tblGrid>
+        <w:gridCol w:w="1468"/>
+        <w:gridCol w:w="2480"/>
+        <w:gridCol w:w="383"/>
+        <w:gridCol w:w="383"/>
+        <w:gridCol w:w="286"/>
+      </w:tblGrid>
+      <w:tr>
+        <w:trPr/>
+        <w:tc>
+          <w:tcPr>
+            <w:tcW w:w="1468" w:type="dxa"/>
+            <w:tcBorders>
+              <w:top w:val="single" w:sz="4" w:space="0" w:color="000000"/>
+              <w:left w:val="single" w:sz="4" w:space="0" w:color="000000"/>
+              <w:bottom w:val="single" w:sz="4" w:space="0" w:color="000000"/>
+            </w:tcBorders>
+          </w:tcPr>
+          <w:p>
+            <w:pPr>
+              <w:pStyle w:val="Style14"/>
+              <w:spacing w:lineRule="auto" w:line="240"/>
+              <w:ind w:hanging="0" w:left="0"/>
+              <w:rPr/>
+            </w:pPr>
+            <w:r>
+              <w:rPr/>
+              <w:t>Дата та час</w:t>
+            </w:r>
+          </w:p>
+        </w:tc>
+        <w:tc>
+          <w:tcPr>
+            <w:tcW w:w="2480" w:type="dxa"/>
+            <w:tcBorders>
+              <w:top w:val="single" w:sz="4" w:space="0" w:color="000000"/>
+              <w:left w:val="single" w:sz="4" w:space="0" w:color="000000"/>
+              <w:bottom w:val="single" w:sz="4" w:space="0" w:color="000000"/>
+            </w:tcBorders>
+          </w:tcPr>
+          <w:p>
+            <w:pPr>
+              <w:pStyle w:val="Style14"/>
+              <w:spacing w:lineRule="auto" w:line="240"/>
+              <w:ind w:hanging="0" w:left="0"/>
+              <w:rPr/>
+            </w:pPr>
+            <w:r>
+              <w:rPr/>
+              <w:t xml:space="preserve">Число процесорів </w:t>
+            </w:r>
+            <w:r>
+              <w:rPr>
+                <w:lang w:val="en-US"/>
+              </w:rPr>
+              <w:t>P</w:t>
+            </w:r>
+          </w:p>
+        </w:tc>
+        <w:tc>
+          <w:tcPr>
+            <w:tcW w:w="383" w:type="dxa"/>
+            <w:tcBorders>
+              <w:top w:val="single" w:sz="4" w:space="0" w:color="000000"/>
+              <w:left w:val="single" w:sz="4" w:space="0" w:color="000000"/>
+              <w:bottom w:val="single" w:sz="4" w:space="0" w:color="000000"/>
+            </w:tcBorders>
+          </w:tcPr>
+          <w:p>
+            <w:pPr>
+              <w:pStyle w:val="Style14"/>
+              <w:spacing w:lineRule="auto" w:line="240"/>
+              <w:ind w:hanging="0" w:left="0"/>
+              <w:rPr>
+                <w:lang w:val="en-US"/>
+              </w:rPr>
+            </w:pPr>
+            <w:r>
+              <w:rPr>
+                <w:lang w:val="en-US"/>
+              </w:rPr>
+              <w:t>T</w:t>
+            </w:r>
+            <w:r>
+              <w:rPr>
+                <w:vertAlign w:val="subscript"/>
+                <w:lang w:val="en-US"/>
+              </w:rPr>
+              <w:t>1</w:t>
+            </w:r>
+          </w:p>
+        </w:tc>
+        <w:tc>
+          <w:tcPr>
+            <w:tcW w:w="383" w:type="dxa"/>
+            <w:tcBorders>
+              <w:top w:val="single" w:sz="4" w:space="0" w:color="000000"/>
+              <w:left w:val="single" w:sz="4" w:space="0" w:color="000000"/>
+              <w:bottom w:val="single" w:sz="4" w:space="0" w:color="000000"/>
+            </w:tcBorders>
+          </w:tcPr>
+          <w:p>
+            <w:pPr>
+              <w:pStyle w:val="Style14"/>
+              <w:spacing w:lineRule="auto" w:line="240"/>
+              <w:ind w:hanging="0" w:left="0"/>
+              <w:rPr>
+                <w:lang w:val="en-US"/>
+              </w:rPr>
+            </w:pPr>
+            <w:r>
+              <w:rPr>
+                <w:lang w:val="en-US"/>
+              </w:rPr>
+              <w:t>T</w:t>
+            </w:r>
+            <w:r>
+              <w:rPr>
+                <w:vertAlign w:val="subscript"/>
+                <w:lang w:val="en-US"/>
+              </w:rPr>
+              <w:t>p</w:t>
+            </w:r>
+          </w:p>
+        </w:tc>
+        <w:tc>
+          <w:tcPr>
+            <w:tcW w:w="286" w:type="dxa"/>
+            <w:tcBorders>
+              <w:top w:val="single" w:sz="4" w:space="0" w:color="000000"/>
+              <w:left w:val="single" w:sz="4" w:space="0" w:color="000000"/>
+              <w:bottom w:val="single" w:sz="4" w:space="0" w:color="000000"/>
+              <w:right w:val="single" w:sz="4" w:space="0" w:color="000000"/>
+            </w:tcBorders>
+          </w:tcPr>
+          <w:p>
+            <w:pPr>
+              <w:pStyle w:val="Style14"/>
+              <w:spacing w:lineRule="auto" w:line="240"/>
+              <w:ind w:hanging="0" w:left="0"/>
+              <w:rPr>
+                <w:lang w:val="en-US"/>
+              </w:rPr>
+            </w:pPr>
+            <w:r>
+              <w:rPr>
+                <w:lang w:val="en-US"/>
+              </w:rPr>
+              <w:t>S</w:t>
+            </w:r>
+          </w:p>
+        </w:tc>
+      </w:tr>
+    </w:tbl>
+    <w:p>
+      <w:pPr>
+        <w:pStyle w:val="P1"/>
+        <w:rPr>
+          <w:lang w:val="en-US"/>
+        </w:rPr>
+      </w:pPr>
+      <w:r>
+        <w:rPr>
+          <w:lang w:val="en-US"/>
+        </w:rPr>
+      </w:r>
+    </w:p>
+    <w:p>
+      <w:pPr>
+        <w:pStyle w:val="P1"/>
+        <w:rPr>
+          <w:lang w:val="en-US"/>
+        </w:rPr>
+      </w:pPr>
+      <w:r>
+        <w:rPr>
+          <w:lang w:val="en-US"/>
+        </w:rPr>
+      </w:r>
+    </w:p>
+    <w:p>
+      <w:pPr>
+        <w:pStyle w:val="P1"/>
+        <w:rPr>
+          <w:lang w:val="en-US"/>
+        </w:rPr>
+      </w:pPr>
+      <w:r>
+        <w:rPr>
+          <w:lang w:val="en-US"/>
+        </w:rPr>
+        <w:t>Таблиця 4.2 – Залежність прискорення від кількості членів ряду при P=4</w:t>
+      </w:r>
+    </w:p>
+    <w:tbl>
+      <w:tblPr>
+        <w:tblW w:w="2853" w:type="dxa"/>
+        <w:jc w:val="left"/>
+        <w:tblInd w:w="55" w:type="dxa"/>
+        <w:tblLayout w:type="fixed"/>
+        <w:tblCellMar>
+          <w:top w:w="55" w:type="dxa"/>
+          <w:left w:w="55" w:type="dxa"/>
+          <w:bottom w:w="55" w:type="dxa"/>
+          <w:right w:w="55" w:type="dxa"/>
+        </w:tblCellMar>
+      </w:tblPr>
+      <w:tblGrid>
+        <w:gridCol w:w="1468"/>
+        <w:gridCol w:w="333"/>
+        <w:gridCol w:w="383"/>
+        <w:gridCol w:w="383"/>
+        <w:gridCol w:w="286"/>
+      </w:tblGrid>
+      <w:tr>
+        <w:trPr/>
+        <w:tc>
+          <w:tcPr>
+            <w:tcW w:w="1468" w:type="dxa"/>
+            <w:tcBorders>
+              <w:top w:val="single" w:sz="4" w:space="0" w:color="000000"/>
+              <w:left w:val="single" w:sz="4" w:space="0" w:color="000000"/>
+              <w:bottom w:val="single" w:sz="4" w:space="0" w:color="000000"/>
+            </w:tcBorders>
+          </w:tcPr>
+          <w:p>
+            <w:pPr>
+              <w:pStyle w:val="Style14"/>
+              <w:spacing w:lineRule="auto" w:line="240"/>
+              <w:ind w:hanging="0" w:left="0"/>
+              <w:rPr/>
+            </w:pPr>
+            <w:r>
+              <w:rPr/>
+              <w:t>Дата та час</w:t>
+            </w:r>
+          </w:p>
+        </w:tc>
+        <w:tc>
+          <w:tcPr>
+            <w:tcW w:w="333" w:type="dxa"/>
+            <w:tcBorders>
+              <w:top w:val="single" w:sz="4" w:space="0" w:color="000000"/>
+              <w:left w:val="single" w:sz="4" w:space="0" w:color="000000"/>
+              <w:bottom w:val="single" w:sz="4" w:space="0" w:color="000000"/>
+            </w:tcBorders>
+          </w:tcPr>
+          <w:p>
+            <w:pPr>
+              <w:pStyle w:val="Style14"/>
+              <w:spacing w:lineRule="auto" w:line="240"/>
+              <w:ind w:hanging="0" w:left="0"/>
+              <w:rPr>
+                <w:lang w:val="en-US"/>
+              </w:rPr>
+            </w:pPr>
+            <w:r>
+              <w:rPr>
+                <w:lang w:val="en-US"/>
+              </w:rPr>
+              <w:t>N</w:t>
+            </w:r>
+          </w:p>
+        </w:tc>
+        <w:tc>
+          <w:tcPr>
+            <w:tcW w:w="383" w:type="dxa"/>
+            <w:tcBorders>
+              <w:top w:val="single" w:sz="4" w:space="0" w:color="000000"/>
+              <w:left w:val="single" w:sz="4" w:space="0" w:color="000000"/>
+              <w:bottom w:val="single" w:sz="4" w:space="0" w:color="000000"/>
+            </w:tcBorders>
+          </w:tcPr>
+          <w:p>
+            <w:pPr>
+              <w:pStyle w:val="Style14"/>
+              <w:spacing w:lineRule="auto" w:line="240"/>
+              <w:ind w:hanging="0" w:left="0"/>
+              <w:rPr>
+                <w:lang w:val="en-US"/>
+              </w:rPr>
+            </w:pPr>
+            <w:r>
+              <w:rPr>
+                <w:lang w:val="en-US"/>
+              </w:rPr>
+              <w:t>T</w:t>
+            </w:r>
+            <w:r>
+              <w:rPr>
+                <w:vertAlign w:val="subscript"/>
+                <w:lang w:val="en-US"/>
+              </w:rPr>
+              <w:t>1</w:t>
+            </w:r>
+          </w:p>
+        </w:tc>
+        <w:tc>
+          <w:tcPr>
+            <w:tcW w:w="383" w:type="dxa"/>
+            <w:tcBorders>
+              <w:top w:val="single" w:sz="4" w:space="0" w:color="000000"/>
+              <w:left w:val="single" w:sz="4" w:space="0" w:color="000000"/>
+              <w:bottom w:val="single" w:sz="4" w:space="0" w:color="000000"/>
+            </w:tcBorders>
+          </w:tcPr>
+          <w:p>
+            <w:pPr>
+              <w:pStyle w:val="Style14"/>
+              <w:spacing w:lineRule="auto" w:line="240"/>
+              <w:ind w:hanging="0" w:left="0"/>
+              <w:rPr>
+                <w:lang w:val="en-US"/>
+              </w:rPr>
+            </w:pPr>
+            <w:r>
+              <w:rPr>
+                <w:lang w:val="en-US"/>
+              </w:rPr>
+              <w:t>T</w:t>
+            </w:r>
+            <w:r>
+              <w:rPr>
+                <w:vertAlign w:val="subscript"/>
+                <w:lang w:val="en-US"/>
+              </w:rPr>
+              <w:t>4</w:t>
+            </w:r>
+          </w:p>
+        </w:tc>
+        <w:tc>
+          <w:tcPr>
+            <w:tcW w:w="286" w:type="dxa"/>
+            <w:tcBorders>
+              <w:top w:val="single" w:sz="4" w:space="0" w:color="000000"/>
+              <w:left w:val="single" w:sz="4" w:space="0" w:color="000000"/>
+              <w:bottom w:val="single" w:sz="4" w:space="0" w:color="000000"/>
+              <w:right w:val="single" w:sz="4" w:space="0" w:color="000000"/>
+            </w:tcBorders>
+          </w:tcPr>
+          <w:p>
+            <w:pPr>
+              <w:pStyle w:val="Style14"/>
+              <w:spacing w:lineRule="auto" w:line="240"/>
+              <w:ind w:hanging="0" w:left="0"/>
+              <w:rPr>
+                <w:lang w:val="en-US"/>
+              </w:rPr>
+            </w:pPr>
+            <w:r>
+              <w:rPr>
+                <w:lang w:val="en-US"/>
+              </w:rPr>
+              <w:t>S</w:t>
+            </w:r>
+          </w:p>
+        </w:tc>
+      </w:tr>
+    </w:tbl>
+    <w:p>
+      <w:pPr>
+        <w:pStyle w:val="Normal"/>
+        <w:rPr>
+          <w:lang w:val="en-US"/>
+        </w:rPr>
+      </w:pPr>
+      <w:r>
+        <w:rPr>
+          <w:lang w:val="en-US"/>
+        </w:rPr>
+      </w:r>
+    </w:p>
+    <w:p>
+      <w:pPr>
+        <w:pStyle w:val="P1"/>
+        <w:rPr>
+          <w:lang w:val="en-US"/>
+        </w:rPr>
+      </w:pPr>
+      <w:r>
+        <w:rPr>
+          <w:lang w:val="en-US"/>
+        </w:rPr>
+        <w:t>Таблиця 4.3 – Залежність швидкості розсилання від довжини масиву при P=4</w:t>
+      </w:r>
+    </w:p>
+    <w:tbl>
+      <w:tblPr>
+        <w:tblW w:w="3975" w:type="dxa"/>
+        <w:jc w:val="left"/>
+        <w:tblInd w:w="55" w:type="dxa"/>
+        <w:tblLayout w:type="fixed"/>
+        <w:tblCellMar>
+          <w:top w:w="55" w:type="dxa"/>
+          <w:left w:w="55" w:type="dxa"/>
+          <w:bottom w:w="55" w:type="dxa"/>
+          <w:right w:w="55" w:type="dxa"/>
+        </w:tblCellMar>
+      </w:tblPr>
+      <w:tblGrid>
+        <w:gridCol w:w="1468"/>
+        <w:gridCol w:w="333"/>
+        <w:gridCol w:w="751"/>
+        <w:gridCol w:w="1423"/>
+      </w:tblGrid>
+      <w:tr>
+        <w:trPr/>
+        <w:tc>
+          <w:tcPr>
+            <w:tcW w:w="1468" w:type="dxa"/>
+            <w:tcBorders>
+              <w:top w:val="single" w:sz="4" w:space="0" w:color="000000"/>
+              <w:left w:val="single" w:sz="4" w:space="0" w:color="000000"/>
+              <w:bottom w:val="single" w:sz="4" w:space="0" w:color="000000"/>
+            </w:tcBorders>
+          </w:tcPr>
+          <w:p>
+            <w:pPr>
+              <w:pStyle w:val="Style14"/>
+              <w:spacing w:lineRule="auto" w:line="240"/>
+              <w:ind w:hanging="0" w:left="0"/>
+              <w:rPr/>
+            </w:pPr>
+            <w:r>
+              <w:rPr/>
+              <w:t>Дата та час</w:t>
+            </w:r>
+          </w:p>
+        </w:tc>
+        <w:tc>
+          <w:tcPr>
+            <w:tcW w:w="333" w:type="dxa"/>
+            <w:tcBorders>
+              <w:top w:val="single" w:sz="4" w:space="0" w:color="000000"/>
+              <w:left w:val="single" w:sz="4" w:space="0" w:color="000000"/>
+              <w:bottom w:val="single" w:sz="4" w:space="0" w:color="000000"/>
+            </w:tcBorders>
+          </w:tcPr>
+          <w:p>
+            <w:pPr>
+              <w:pStyle w:val="Style14"/>
+              <w:spacing w:lineRule="auto" w:line="240"/>
+              <w:ind w:hanging="0" w:left="0"/>
+              <w:rPr/>
+            </w:pPr>
+            <w:r>
+              <w:rPr>
+                <w:lang w:val="en-US"/>
+              </w:rPr>
+              <w:t>N</w:t>
+            </w:r>
+          </w:p>
+        </w:tc>
+        <w:tc>
+          <w:tcPr>
+            <w:tcW w:w="751" w:type="dxa"/>
+            <w:tcBorders>
+              <w:top w:val="single" w:sz="4" w:space="0" w:color="000000"/>
+              <w:left w:val="single" w:sz="4" w:space="0" w:color="000000"/>
+              <w:bottom w:val="single" w:sz="4" w:space="0" w:color="000000"/>
+            </w:tcBorders>
+          </w:tcPr>
+          <w:p>
+            <w:pPr>
+              <w:pStyle w:val="Style14"/>
+              <w:spacing w:lineRule="auto" w:line="240"/>
+              <w:ind w:hanging="0" w:left="0"/>
+              <w:rPr>
+                <w:lang w:val="en-US"/>
+              </w:rPr>
+            </w:pPr>
+            <w:r>
+              <w:rPr>
+                <w:lang w:val="en-US"/>
+              </w:rPr>
+              <w:t>T</w:t>
+            </w:r>
+            <w:r>
+              <w:rPr>
+                <w:vertAlign w:val="subscript"/>
+                <w:lang w:val="en-US"/>
+              </w:rPr>
+              <w:t>Scatter</w:t>
+            </w:r>
+          </w:p>
+        </w:tc>
+        <w:tc>
+          <w:tcPr>
+            <w:tcW w:w="1423" w:type="dxa"/>
+            <w:tcBorders>
+              <w:top w:val="single" w:sz="4" w:space="0" w:color="000000"/>
+              <w:left w:val="single" w:sz="4" w:space="0" w:color="000000"/>
+              <w:bottom w:val="single" w:sz="4" w:space="0" w:color="000000"/>
+              <w:right w:val="single" w:sz="4" w:space="0" w:color="000000"/>
+            </w:tcBorders>
+          </w:tcPr>
+          <w:p>
+            <w:pPr>
+              <w:pStyle w:val="Style14"/>
+              <w:spacing w:lineRule="auto" w:line="240"/>
+              <w:ind w:hanging="0" w:left="0"/>
+              <w:rPr>
+                <w:lang w:val="en-US"/>
+              </w:rPr>
+            </w:pPr>
+            <w:r>
+              <w:rPr>
+                <w:lang w:val="en-US"/>
+              </w:rPr>
+              <w:t xml:space="preserve">S </w:t>
+            </w:r>
+            <w:r>
+              <w:rPr>
+                <w:lang w:val="uk-UA"/>
+              </w:rPr>
+              <w:t>(байт / с)</w:t>
+            </w:r>
+          </w:p>
+        </w:tc>
+      </w:tr>
+    </w:tbl>
+    <w:p>
+      <w:pPr>
+        <w:pStyle w:val="P1"/>
+        <w:rPr/>
+      </w:pPr>
+      <w:r>
+        <w:rPr/>
+      </w:r>
+    </w:p>
+    <w:p>
+      <w:pPr>
+        <w:pStyle w:val="H2"/>
+        <w:rPr/>
+      </w:pPr>
+      <w:r>
+        <w:rPr/>
+        <w:t>4.2.2 Завдання 2</w:t>
+      </w:r>
+    </w:p>
+    <w:p>
+      <w:pPr>
+        <w:pStyle w:val="P1"/>
+        <w:rPr/>
+      </w:pPr>
+      <w:r>
+        <w:rPr/>
+        <w:drawing>
+          <wp:anchor behindDoc="0" distT="0" distB="0" distL="0" distR="0" simplePos="0" locked="0" layoutInCell="0" allowOverlap="1" relativeHeight="5">
+            <wp:simplePos x="0" y="0"/>
+            <wp:positionH relativeFrom="column">
+              <wp:posOffset>4963160</wp:posOffset>
+            </wp:positionH>
+            <wp:positionV relativeFrom="paragraph">
+              <wp:posOffset>141605</wp:posOffset>
+            </wp:positionV>
+            <wp:extent cx="1038225" cy="428625"/>
+            <wp:effectExtent l="0" t="0" r="0" b="0"/>
+            <wp:wrapSquare wrapText="largest"/>
+            <wp:docPr id="4" name="Зображення4"/>
+            <wp:cNvGraphicFramePr>
+              <a:graphicFrameLocks xmlns:a="http://schemas.openxmlformats.org/drawingml/2006/main" noChangeAspect="1"/>
+            </wp:cNvGraphicFramePr>
+            <a:graphic xmlns:a="http://schemas.openxmlformats.org/drawingml/2006/main">
+              <a:graphicData uri="http://schemas.openxmlformats.org/drawingml/2006/picture">
+                <pic:pic xmlns:pic="http://schemas.openxmlformats.org/drawingml/2006/picture">
+                  <pic:nvPicPr>
+                    <pic:cNvPr id="4" name="Зображення4"/>
+                    <pic:cNvPicPr>
+                      <a:picLocks noChangeAspect="1" noChangeArrowheads="1"/>
+                    </pic:cNvPicPr>
+                  </pic:nvPicPr>
+                  <pic:blipFill>
+                    <a:blip r:embed="rId5"/>
+                    <a:stretch>
+                      <a:fillRect/>
+                    </a:stretch>
+                  </pic:blipFill>
+                  <pic:spPr bwMode="auto">
+                    <a:xfrm>
+                      <a:off x="0" y="0"/>
+                      <a:ext cx="1038225" cy="428625"/>
+                    </a:xfrm>
+                    <a:prstGeom prst="rect">
+                      <a:avLst/>
+                    </a:prstGeom>
+                    <a:noFill/>
+                  </pic:spPr>
+                </pic:pic>
+              </a:graphicData>
+            </a:graphic>
+          </wp:anchor>
+        </w:drawing>
+      </w:r>
+    </w:p>
+    <w:p>
+      <w:pPr>
+        <w:pStyle w:val="P1"/>
+        <w:rPr/>
+      </w:pPr>
+      <w:r>
+        <w:drawing>
+          <wp:anchor behindDoc="0" distT="0" distB="0" distL="0" distR="0" simplePos="0" locked="0" layoutInCell="0" allowOverlap="1" relativeHeight="6">
+            <wp:simplePos x="0" y="0"/>
+            <wp:positionH relativeFrom="column">
+              <wp:posOffset>2133600</wp:posOffset>
+            </wp:positionH>
+            <wp:positionV relativeFrom="paragraph">
+              <wp:posOffset>1923415</wp:posOffset>
+            </wp:positionV>
+            <wp:extent cx="4391025" cy="381000"/>
+            <wp:effectExtent l="0" t="0" r="0" b="0"/>
+            <wp:wrapSquare wrapText="largest"/>
+            <wp:docPr id="5" name="Зображення5"/>
+            <wp:cNvGraphicFramePr>
+              <a:graphicFrameLocks xmlns:a="http://schemas.openxmlformats.org/drawingml/2006/main" noChangeAspect="1"/>
+            </wp:cNvGraphicFramePr>
+            <a:graphic xmlns:a="http://schemas.openxmlformats.org/drawingml/2006/main">
+              <a:graphicData uri="http://schemas.openxmlformats.org/drawingml/2006/picture">
+                <pic:pic xmlns:pic="http://schemas.openxmlformats.org/drawingml/2006/picture">
+                  <pic:nvPicPr>
+                    <pic:cNvPr id="5" name="Зображення5"/>
+                    <pic:cNvPicPr>
+                      <a:picLocks noChangeAspect="1" noChangeArrowheads="1"/>
+                    </pic:cNvPicPr>
+                  </pic:nvPicPr>
+                  <pic:blipFill>
+                    <a:blip r:embed="rId6"/>
+                    <a:stretch>
+                      <a:fillRect/>
+                    </a:stretch>
+                  </pic:blipFill>
+                  <pic:spPr bwMode="auto">
+                    <a:xfrm>
+                      <a:off x="0" y="0"/>
+                      <a:ext cx="4391025" cy="381000"/>
+                    </a:xfrm>
+                    <a:prstGeom prst="rect">
+                      <a:avLst/>
+                    </a:prstGeom>
+                    <a:noFill/>
+                  </pic:spPr>
+                </pic:pic>
+              </a:graphicData>
+            </a:graphic>
+          </wp:anchor>
+        </w:drawing>
+      </w:r>
+      <w:r>
+        <w:rPr/>
+        <w:t>Постановка задачі. Нехай необхідно обчислити суму ряду , де N - досить велике число та обчислення слід розподілити між P процесорами, причому, степінь чисел x</w:t>
+      </w:r>
+      <w:r>
+        <w:rPr>
+          <w:vertAlign w:val="subscript"/>
+        </w:rPr>
+        <w:t>i</w:t>
+      </w:r>
+      <w:r>
+        <w:rPr/>
+        <w:t xml:space="preserve"> повинна обчислюватись шляхом їх перемноження. Якщо в кожному процесорі обчислювати частину суми, яка складається з</w:t>
+      </w:r>
+      <w:r>
+        <w:rPr>
+          <w:lang w:val="en-US"/>
+        </w:rPr>
+        <w:t xml:space="preserve"> </w:t>
+      </w:r>
+      <w:r>
+        <w:rPr>
+          <w:lang w:val="en-US"/>
+        </w:rPr>
+        <w:t>N/P</w:t>
+      </w:r>
+      <w:r>
+        <w:rPr>
+          <w:lang w:val="en-US"/>
+        </w:rPr>
+        <w:t xml:space="preserve"> </w:t>
+      </w:r>
+      <w:r>
+        <w:rPr/>
+        <w:t xml:space="preserve">елементів вихідного ряду, то це приведе до нерівномірного навантаження процесорів. Наприклад, якщо N=30, P=3, то розбивання ряду на три частини по </w:t>
+      </w:r>
+      <w:r>
+        <w:rPr>
+          <w:lang w:val="en-US"/>
+        </w:rPr>
+        <w:t>N/P</w:t>
+      </w:r>
+      <w:r>
+        <w:rPr/>
+        <w:t xml:space="preserve"> елементів буде: . В результаті перший процесор виконає 55, другий – 155, а третій – 255 множень. В програмі реалізовано рівномірний розподіл навантаження обчислень цієї модельної задачі наступним чином.</w:t>
+      </w:r>
+    </w:p>
+    <w:p>
+      <w:pPr>
+        <w:pStyle w:val="P1"/>
+        <w:rPr/>
+      </w:pPr>
+      <w:r>
+        <w:rPr/>
+        <w:t xml:space="preserve">В другому елементі ряду, що розглядається, необхідно виконати одне множення, в третьому – два і т.д. Загальна кількість множень будь-якого "відрізка" ряду з </w:t>
+      </w:r>
+      <w:r>
+        <w:rPr>
+          <w:lang w:val="en-US"/>
+        </w:rPr>
+        <w:t>M</w:t>
+      </w:r>
+      <w:r>
+        <w:rPr/>
+        <w:t xml:space="preserve"> елементів утворюють арифметичну прогресію, отже:</w:t>
+      </w:r>
+    </w:p>
+    <w:p>
+      <w:pPr>
+        <w:pStyle w:val="P1"/>
+        <w:rPr/>
+      </w:pPr>
+      <w:r>
+        <w:rPr/>
+        <w:drawing>
+          <wp:inline distT="0" distB="0" distL="0" distR="0">
+            <wp:extent cx="3239135" cy="742950"/>
+            <wp:effectExtent l="0" t="0" r="0" b="0"/>
+            <wp:docPr id="6" name="Зображення6"/>
+            <wp:cNvGraphicFramePr>
+              <a:graphicFrameLocks xmlns:a="http://schemas.openxmlformats.org/drawingml/2006/main" noChangeAspect="1"/>
+            </wp:cNvGraphicFramePr>
+            <a:graphic xmlns:a="http://schemas.openxmlformats.org/drawingml/2006/main">
+              <a:graphicData uri="http://schemas.openxmlformats.org/drawingml/2006/picture">
+                <pic:pic xmlns:pic="http://schemas.openxmlformats.org/drawingml/2006/picture">
+                  <pic:nvPicPr>
+                    <pic:cNvPr id="6" name="Зображення6"/>
+                    <pic:cNvPicPr>
+                      <a:picLocks noChangeAspect="1" noChangeArrowheads="1"/>
+                    </pic:cNvPicPr>
+                  </pic:nvPicPr>
+                  <pic:blipFill>
+                    <a:blip r:embed="rId7"/>
+                    <a:stretch>
+                      <a:fillRect/>
+                    </a:stretch>
+                  </pic:blipFill>
+                  <pic:spPr bwMode="auto">
+                    <a:xfrm>
+                      <a:off x="0" y="0"/>
+                      <a:ext cx="3239135" cy="742950"/>
+                    </a:xfrm>
+                    <a:prstGeom prst="rect">
+                      <a:avLst/>
+                    </a:prstGeom>
+                    <a:noFill/>
+                  </pic:spPr>
+                </pic:pic>
+              </a:graphicData>
+            </a:graphic>
+          </wp:inline>
+        </w:drawing>
+      </w:r>
+    </w:p>
+    <w:p>
+      <w:pPr>
+        <w:pStyle w:val="P1"/>
+        <w:rPr/>
+      </w:pPr>
+      <w:r>
+        <w:rPr/>
+        <w:t>де n</w:t>
+      </w:r>
+      <w:r>
+        <w:rPr>
+          <w:vertAlign w:val="subscript"/>
+          <w:lang w:val="en-US"/>
+        </w:rPr>
+        <w:t>1</w:t>
+      </w:r>
+      <w:r>
+        <w:rPr/>
+        <w:t xml:space="preserve"> - номер першого елемента ділянки.</w:t>
+      </w:r>
+    </w:p>
+    <w:p>
+      <w:pPr>
+        <w:pStyle w:val="P1"/>
+        <w:rPr/>
+      </w:pPr>
+      <w:r>
+        <w:rPr/>
+        <w:t>Тоді кількість операцій множення, яку повинний виконати кожний процесор, можна визначити за формулою:</w:t>
+      </w:r>
+    </w:p>
+    <w:p>
+      <w:pPr>
+        <w:pStyle w:val="P1"/>
+        <w:rPr/>
+      </w:pPr>
+      <w:r>
+        <w:rPr/>
+        <w:drawing>
+          <wp:inline distT="0" distB="0" distL="0" distR="0">
+            <wp:extent cx="4772660" cy="695325"/>
+            <wp:effectExtent l="0" t="0" r="0" b="0"/>
+            <wp:docPr id="7" name="Зображення7"/>
+            <wp:cNvGraphicFramePr>
+              <a:graphicFrameLocks xmlns:a="http://schemas.openxmlformats.org/drawingml/2006/main" noChangeAspect="1"/>
+            </wp:cNvGraphicFramePr>
+            <a:graphic xmlns:a="http://schemas.openxmlformats.org/drawingml/2006/main">
+              <a:graphicData uri="http://schemas.openxmlformats.org/drawingml/2006/picture">
+                <pic:pic xmlns:pic="http://schemas.openxmlformats.org/drawingml/2006/picture">
+                  <pic:nvPicPr>
+                    <pic:cNvPr id="7" name="Зображення7"/>
+                    <pic:cNvPicPr>
+                      <a:picLocks noChangeAspect="1" noChangeArrowheads="1"/>
+                    </pic:cNvPicPr>
+                  </pic:nvPicPr>
+                  <pic:blipFill>
+                    <a:blip r:embed="rId8"/>
+                    <a:stretch>
+                      <a:fillRect/>
+                    </a:stretch>
+                  </pic:blipFill>
+                  <pic:spPr bwMode="auto">
+                    <a:xfrm>
+                      <a:off x="0" y="0"/>
+                      <a:ext cx="4772660" cy="695325"/>
+                    </a:xfrm>
+                    <a:prstGeom prst="rect">
+                      <a:avLst/>
+                    </a:prstGeom>
+                    <a:noFill/>
+                  </pic:spPr>
+                </pic:pic>
+              </a:graphicData>
+            </a:graphic>
+          </wp:inline>
+        </w:drawing>
+      </w:r>
+    </w:p>
+    <w:p>
+      <w:pPr>
+        <w:pStyle w:val="P1"/>
+        <w:rPr/>
+      </w:pPr>
+      <w:r>
+        <w:rPr/>
+        <w:t>Для знаходження кількості операцій множення, яку повинний виконати перший процесор, складемо рівняння:</w:t>
+      </w:r>
+    </w:p>
+    <w:p>
+      <w:pPr>
+        <w:pStyle w:val="P1"/>
+        <w:rPr/>
+      </w:pPr>
+      <w:r>
+        <w:rPr/>
+        <w:drawing>
+          <wp:inline distT="0" distB="0" distL="0" distR="0">
+            <wp:extent cx="4143375" cy="723900"/>
+            <wp:effectExtent l="0" t="0" r="0" b="0"/>
+            <wp:docPr id="8" name="Зображення8"/>
+            <wp:cNvGraphicFramePr>
+              <a:graphicFrameLocks xmlns:a="http://schemas.openxmlformats.org/drawingml/2006/main" noChangeAspect="1"/>
+            </wp:cNvGraphicFramePr>
+            <a:graphic xmlns:a="http://schemas.openxmlformats.org/drawingml/2006/main">
+              <a:graphicData uri="http://schemas.openxmlformats.org/drawingml/2006/picture">
+                <pic:pic xmlns:pic="http://schemas.openxmlformats.org/drawingml/2006/picture">
+                  <pic:nvPicPr>
+                    <pic:cNvPr id="8" name="Зображення8"/>
+                    <pic:cNvPicPr>
+                      <a:picLocks noChangeAspect="1" noChangeArrowheads="1"/>
+                    </pic:cNvPicPr>
+                  </pic:nvPicPr>
+                  <pic:blipFill>
+                    <a:blip r:embed="rId9"/>
+                    <a:stretch>
+                      <a:fillRect/>
+                    </a:stretch>
+                  </pic:blipFill>
+                  <pic:spPr bwMode="auto">
+                    <a:xfrm>
+                      <a:off x="0" y="0"/>
+                      <a:ext cx="4143375" cy="723900"/>
+                    </a:xfrm>
+                    <a:prstGeom prst="rect">
+                      <a:avLst/>
+                    </a:prstGeom>
+                    <a:noFill/>
+                  </pic:spPr>
+                </pic:pic>
+              </a:graphicData>
+            </a:graphic>
+          </wp:inline>
+        </w:drawing>
+      </w:r>
+    </w:p>
+    <w:p>
+      <w:pPr>
+        <w:pStyle w:val="P1"/>
+        <w:rPr/>
+      </w:pPr>
+      <w:r>
+        <w:rPr/>
+        <w:t>де n</w:t>
+      </w:r>
+      <w:r>
+        <w:rPr>
+          <w:vertAlign w:val="subscript"/>
+          <w:lang w:val="en-US"/>
+        </w:rPr>
+        <w:t>1</w:t>
+      </w:r>
+      <w:r>
+        <w:rPr/>
+        <w:t>=1.</w:t>
+      </w:r>
+    </w:p>
+    <w:p>
+      <w:pPr>
+        <w:pStyle w:val="P1"/>
+        <w:rPr/>
+      </w:pPr>
+      <w:r>
+        <w:rPr/>
+        <w:t>Розв’язуючи це квадратне рівняння, знайдемо значення M</w:t>
+      </w:r>
+      <w:r>
+        <w:rPr>
+          <w:vertAlign w:val="subscript"/>
+        </w:rPr>
+        <w:t>1</w:t>
+      </w:r>
+      <w:r>
+        <w:rPr/>
+        <w:t xml:space="preserve"> – кількість елементів першого відрізка. Початком другого відрізка, очевидно, буде елемент з номером n</w:t>
+      </w:r>
+      <w:r>
+        <w:rPr>
+          <w:vertAlign w:val="subscript"/>
+        </w:rPr>
+        <w:t>2</w:t>
+      </w:r>
+      <w:r>
+        <w:rPr/>
+        <w:t xml:space="preserve"> = n</w:t>
+      </w:r>
+      <w:r>
+        <w:rPr>
+          <w:vertAlign w:val="subscript"/>
+        </w:rPr>
+        <w:t>1</w:t>
+      </w:r>
+      <w:r>
+        <w:rPr/>
+        <w:t xml:space="preserve"> + M</w:t>
+      </w:r>
+      <w:r>
+        <w:rPr>
+          <w:vertAlign w:val="subscript"/>
+        </w:rPr>
+        <w:t>1</w:t>
+      </w:r>
+      <w:r>
+        <w:rPr/>
+        <w:t>, тоді кількість елементів другого відрізка, призначеного для обчислення на другому процесорі, можна знайти аналогічно, розв’язуючи рівняння:</w:t>
+      </w:r>
+    </w:p>
+    <w:p>
+      <w:pPr>
+        <w:pStyle w:val="P1"/>
+        <w:rPr/>
+      </w:pPr>
+      <w:r>
+        <w:rPr/>
+        <w:drawing>
+          <wp:inline distT="0" distB="0" distL="0" distR="0">
+            <wp:extent cx="4115435" cy="704850"/>
+            <wp:effectExtent l="0" t="0" r="0" b="0"/>
+            <wp:docPr id="9" name="Зображення9"/>
+            <wp:cNvGraphicFramePr>
+              <a:graphicFrameLocks xmlns:a="http://schemas.openxmlformats.org/drawingml/2006/main" noChangeAspect="1"/>
+            </wp:cNvGraphicFramePr>
+            <a:graphic xmlns:a="http://schemas.openxmlformats.org/drawingml/2006/main">
+              <a:graphicData uri="http://schemas.openxmlformats.org/drawingml/2006/picture">
+                <pic:pic xmlns:pic="http://schemas.openxmlformats.org/drawingml/2006/picture">
+                  <pic:nvPicPr>
+                    <pic:cNvPr id="9" name="Зображення9"/>
+                    <pic:cNvPicPr>
+                      <a:picLocks noChangeAspect="1" noChangeArrowheads="1"/>
+                    </pic:cNvPicPr>
+                  </pic:nvPicPr>
+                  <pic:blipFill>
+                    <a:blip r:embed="rId10"/>
+                    <a:stretch>
+                      <a:fillRect/>
+                    </a:stretch>
+                  </pic:blipFill>
+                  <pic:spPr bwMode="auto">
+                    <a:xfrm>
+                      <a:off x="0" y="0"/>
+                      <a:ext cx="4115435" cy="704850"/>
+                    </a:xfrm>
+                    <a:prstGeom prst="rect">
+                      <a:avLst/>
+                    </a:prstGeom>
+                    <a:noFill/>
+                  </pic:spPr>
+                </pic:pic>
+              </a:graphicData>
+            </a:graphic>
+          </wp:inline>
+        </w:drawing>
+      </w:r>
+    </w:p>
+    <w:p>
+      <w:pPr>
+        <w:pStyle w:val="P1"/>
+        <w:rPr/>
+      </w:pPr>
+      <w:r>
+        <w:rPr/>
+        <w:t>і т.д.</w:t>
+      </w:r>
+    </w:p>
+    <w:p>
+      <w:pPr>
+        <w:pStyle w:val="P1"/>
+        <w:rPr/>
+      </w:pPr>
+      <w:r>
+        <w:rPr/>
+        <w:t>З тим, щоб врахувати незначну неточність у визначенні довжин відрізків, пов’язану з цілочисленним розподіленням, кількість елементів відрізка для останнього процесора знайдемо із співвідношення:</w:t>
+      </w:r>
+    </w:p>
+    <w:p>
+      <w:pPr>
+        <w:pStyle w:val="P1"/>
+        <w:rPr/>
+      </w:pPr>
+      <w:r>
+        <w:rPr/>
+        <w:drawing>
+          <wp:inline distT="0" distB="0" distL="0" distR="0">
+            <wp:extent cx="3696335" cy="371475"/>
+            <wp:effectExtent l="0" t="0" r="0" b="0"/>
+            <wp:docPr id="10" name="Зображення10"/>
+            <wp:cNvGraphicFramePr>
+              <a:graphicFrameLocks xmlns:a="http://schemas.openxmlformats.org/drawingml/2006/main" noChangeAspect="1"/>
+            </wp:cNvGraphicFramePr>
+            <a:graphic xmlns:a="http://schemas.openxmlformats.org/drawingml/2006/main">
+              <a:graphicData uri="http://schemas.openxmlformats.org/drawingml/2006/picture">
+                <pic:pic xmlns:pic="http://schemas.openxmlformats.org/drawingml/2006/picture">
+                  <pic:nvPicPr>
+                    <pic:cNvPr id="10" name="Зображення10"/>
+                    <pic:cNvPicPr>
+                      <a:picLocks noChangeAspect="1" noChangeArrowheads="1"/>
+                    </pic:cNvPicPr>
+                  </pic:nvPicPr>
+                  <pic:blipFill>
+                    <a:blip r:embed="rId11"/>
+                    <a:stretch>
+                      <a:fillRect/>
+                    </a:stretch>
+                  </pic:blipFill>
+                  <pic:spPr bwMode="auto">
+                    <a:xfrm>
+                      <a:off x="0" y="0"/>
+                      <a:ext cx="3696335" cy="371475"/>
+                    </a:xfrm>
+                    <a:prstGeom prst="rect">
+                      <a:avLst/>
+                    </a:prstGeom>
+                    <a:noFill/>
+                  </pic:spPr>
+                </pic:pic>
+              </a:graphicData>
+            </a:graphic>
+          </wp:inline>
+        </w:drawing>
+      </w:r>
+    </w:p>
+    <w:p>
+      <w:pPr>
+        <w:pStyle w:val="P1"/>
+        <w:rPr/>
+      </w:pPr>
+      <w:r>
+        <w:rPr/>
+        <w:t>Реалізація програми. Для розподілення різної кількості елементів між процесами використовується функція MPI_Scatterv(), яку описано вище.</w:t>
       </w:r>
     </w:p>
     <w:p>
@@ -1684,12 +3352,12 @@
       <w:lang w:val="en-US" w:eastAsia="uk-UA"/>
     </w:rPr>
   </w:style>
-  <w:style w:type="character" w:styleId="Style12">
-    <w:name w:val="Символ нумерації"/>
+  <w:style w:type="character" w:styleId="user">
+    <w:name w:val="Символ нумерації (user)"/>
     <w:qFormat/>
     <w:rPr/>
   </w:style>
-  <w:style w:type="paragraph" w:styleId="Style13">
+  <w:style w:type="paragraph" w:styleId="Style12">
     <w:name w:val="Заголовок"/>
     <w:basedOn w:val="Normal"/>
     <w:next w:val="BodyText"/>
@@ -1699,7 +3367,7 @@
       <w:spacing w:before="240" w:after="120"/>
     </w:pPr>
     <w:rPr>
-      <w:rFonts w:ascii="Liberation Sans" w:hAnsi="Liberation Sans" w:eastAsia="Microsoft YaHei" w:cs="Lucida Sans"/>
+      <w:rFonts w:ascii="Liberation Sans" w:hAnsi="Liberation Sans" w:eastAsia="Microsoft YaHei" w:cs="Arial Unicode MS"/>
       <w:sz w:val="28"/>
       <w:szCs w:val="28"/>
     </w:rPr>
@@ -1736,7 +3404,7 @@
       <w:szCs w:val="24"/>
     </w:rPr>
   </w:style>
-  <w:style w:type="paragraph" w:styleId="Style14">
+  <w:style w:type="paragraph" w:styleId="Style13">
     <w:name w:val="Покажчик"/>
     <w:basedOn w:val="Normal"/>
     <w:qFormat/>
@@ -1744,10 +3412,10 @@
       <w:suppressLineNumbers/>
     </w:pPr>
     <w:rPr>
-      <w:rFonts w:cs="Lucida Sans"/>
-    </w:rPr>
-  </w:style>
-  <w:style w:type="paragraph" w:styleId="user">
+      <w:rFonts w:cs="Arial Unicode MS"/>
+    </w:rPr>
+  </w:style>
+  <w:style w:type="paragraph" w:styleId="user1">
     <w:name w:val="Заголовок (user)"/>
     <w:basedOn w:val="Normal"/>
     <w:next w:val="BodyText"/>
@@ -1757,12 +3425,12 @@
       <w:spacing w:before="240" w:after="120"/>
     </w:pPr>
     <w:rPr>
-      <w:rFonts w:ascii="Liberation Sans" w:hAnsi="Liberation Sans" w:eastAsia="Microsoft YaHei" w:cs="Arial Unicode MS"/>
+      <w:rFonts w:ascii="Liberation Sans" w:hAnsi="Liberation Sans" w:eastAsia="Microsoft YaHei" w:cs="Lucida Sans"/>
       <w:sz w:val="28"/>
       <w:szCs w:val="28"/>
     </w:rPr>
   </w:style>
-  <w:style w:type="paragraph" w:styleId="user1">
+  <w:style w:type="paragraph" w:styleId="user2">
     <w:name w:val="Покажчик (user)"/>
     <w:basedOn w:val="Normal"/>
     <w:qFormat/>
@@ -1770,12 +3438,12 @@
       <w:suppressLineNumbers/>
     </w:pPr>
     <w:rPr>
-      <w:rFonts w:cs="Arial Unicode MS"/>
+      <w:rFonts w:cs="Lucida Sans"/>
     </w:rPr>
   </w:style>
   <w:style w:type="paragraph" w:styleId="IndexHeading">
     <w:name w:val="index heading"/>
-    <w:basedOn w:val="user"/>
+    <w:basedOn w:val="Style12"/>
     <w:pPr/>
     <w:rPr/>
   </w:style>
@@ -2053,8 +3721,8 @@
     </w:pPr>
     <w:rPr/>
   </w:style>
-  <w:style w:type="paragraph" w:styleId="user2">
-    <w:name w:val="Вміст таблиці (user)"/>
+  <w:style w:type="paragraph" w:styleId="Style14">
+    <w:name w:val="Вміст таблиці"/>
     <w:basedOn w:val="Normal"/>
     <w:qFormat/>
     <w:pPr>
@@ -2063,8 +3731,8 @@
     </w:pPr>
     <w:rPr/>
   </w:style>
-  <w:style w:type="paragraph" w:styleId="Style15">
-    <w:name w:val="Вміст таблиці"/>
+  <w:style w:type="paragraph" w:styleId="user3">
+    <w:name w:val="Вміст таблиці (user)"/>
     <w:basedOn w:val="Normal"/>
     <w:qFormat/>
     <w:pPr>
@@ -2073,8 +3741,43 @@
     </w:pPr>
     <w:rPr/>
   </w:style>
-  <w:style w:type="numbering" w:styleId="user3" w:default="1">
-    <w:name w:val="Без маркерів (user)"/>
+  <w:style w:type="paragraph" w:styleId="Style15">
+    <w:name w:val="Заголовок таблиці"/>
+    <w:basedOn w:val="Style14"/>
+    <w:qFormat/>
+    <w:pPr>
+      <w:suppressLineNumbers/>
+      <w:jc w:val="center"/>
+    </w:pPr>
+    <w:rPr>
+      <w:b/>
+      <w:bCs/>
+    </w:rPr>
+  </w:style>
+  <w:style w:type="paragraph" w:styleId="Style16">
+    <w:name w:val="Верхній і нижній колонтитули"/>
+    <w:basedOn w:val="Normal"/>
+    <w:qFormat/>
+    <w:pPr>
+      <w:suppressLineNumbers/>
+      <w:tabs>
+        <w:tab w:val="clear" w:pos="643"/>
+        <w:tab w:val="center" w:pos="4513" w:leader="none"/>
+        <w:tab w:val="right" w:pos="9026" w:leader="none"/>
+      </w:tabs>
+    </w:pPr>
+    <w:rPr/>
+  </w:style>
+  <w:style w:type="paragraph" w:styleId="Footer">
+    <w:name w:val="footer"/>
+    <w:basedOn w:val="Style16"/>
+    <w:pPr>
+      <w:suppressLineNumbers/>
+    </w:pPr>
+    <w:rPr/>
+  </w:style>
+  <w:style w:type="numbering" w:styleId="Style17" w:default="1">
+    <w:name w:val="Без маркерів"/>
     <w:uiPriority w:val="99"/>
     <w:semiHidden/>
     <w:unhideWhenUsed/>

--- a/42TR Tehnologiji Rozpodilenyh System/4/TR_KNT-122_Onyshchenko_19_PR4.docx
+++ b/42TR Tehnologiji Rozpodilenyh System/4/TR_KNT-122_Onyshchenko_19_PR4.docx
@@ -486,7 +486,7 @@
           <w:lang w:val="uk-UA"/>
         </w:rPr>
         <w:drawing>
-          <wp:anchor behindDoc="0" distT="0" distB="0" distL="0" distR="0" simplePos="0" locked="0" layoutInCell="0" allowOverlap="1" relativeHeight="2">
+          <wp:anchor behindDoc="0" distT="0" distB="0" distL="0" distR="0" simplePos="0" locked="0" layoutInCell="0" allowOverlap="1" relativeHeight="7">
             <wp:simplePos x="0" y="0"/>
             <wp:positionH relativeFrom="column">
               <wp:posOffset>4702810</wp:posOffset>
@@ -806,10 +806,7 @@
       </w:pPr>
       <w:r>
         <w:rPr>
-          <w:i w:val="false"/>
-          <w:iCs w:val="false"/>
-          <w:sz w:val="28"/>
-          <w:lang w:val="en-US"/>
+          <w:lang w:val="uk-UA"/>
         </w:rPr>
       </w:r>
     </w:p>
@@ -843,7 +840,7 @@
       </w:pPr>
       <w:r>
         <w:drawing>
-          <wp:anchor behindDoc="0" distT="0" distB="0" distL="0" distR="0" simplePos="0" locked="0" layoutInCell="0" allowOverlap="1" relativeHeight="3">
+          <wp:anchor behindDoc="0" distT="0" distB="0" distL="0" distR="0" simplePos="0" locked="0" layoutInCell="0" allowOverlap="1" relativeHeight="8">
             <wp:simplePos x="0" y="0"/>
             <wp:positionH relativeFrom="column">
               <wp:posOffset>-376555</wp:posOffset>
@@ -889,7 +886,7 @@
           </wp:anchor>
         </w:drawing>
         <w:drawing>
-          <wp:anchor behindDoc="0" distT="0" distB="0" distL="0" distR="0" simplePos="0" locked="0" layoutInCell="0" allowOverlap="1" relativeHeight="4">
+          <wp:anchor behindDoc="0" distT="0" distB="0" distL="0" distR="0" simplePos="0" locked="0" layoutInCell="0" allowOverlap="1" relativeHeight="9">
             <wp:simplePos x="0" y="0"/>
             <wp:positionH relativeFrom="column">
               <wp:posOffset>2297430</wp:posOffset>
@@ -1318,7 +1315,7 @@
         <w:rPr>
           <w:lang w:val="en-US"/>
         </w:rPr>
-        <w:t>4.2.1.3 Дослідити та намалювати графіки залежності прискорення від кількості членів ряду при обчисленнях на чотирьох процесорах, змінюючи кількість членів ряду від 20000 до 240000 з дискретністю 20000. Вимірювання виконуйте 3 рази з інтервалом між вимірюваннями 15 хвилин, результати вимірювань занесіть до таблиці4.2.</w:t>
+        <w:t>4.2.1.3 Дослідити та намалювати графіки залежності прискорення від кількості членів ряду при обчисленнях на чотирьох процесорах, змінюючи кількість членів ряду від 20000 до 240000 з дискретністю 20000. Вимірювання виконуйте 3 рази з інтервалом між вимірюваннями 15 хвилин, результати вимірювань занесіть до таблиці 4.2.</w:t>
       </w:r>
     </w:p>
     <w:p>
@@ -1351,7 +1348,7 @@
     </w:p>
     <w:tbl>
       <w:tblPr>
-        <w:tblW w:w="5000" w:type="dxa"/>
+        <w:tblW w:w="9026" w:type="dxa"/>
         <w:jc w:val="left"/>
         <w:tblInd w:w="55" w:type="dxa"/>
         <w:tblLayout w:type="fixed"/>
@@ -1363,17 +1360,17 @@
         </w:tblCellMar>
       </w:tblPr>
       <w:tblGrid>
-        <w:gridCol w:w="1468"/>
-        <w:gridCol w:w="2480"/>
-        <w:gridCol w:w="383"/>
-        <w:gridCol w:w="383"/>
-        <w:gridCol w:w="286"/>
+        <w:gridCol w:w="2010"/>
+        <w:gridCol w:w="1805"/>
+        <w:gridCol w:w="1805"/>
+        <w:gridCol w:w="1805"/>
+        <w:gridCol w:w="1601"/>
       </w:tblGrid>
       <w:tr>
         <w:trPr/>
         <w:tc>
           <w:tcPr>
-            <w:tcW w:w="1468" w:type="dxa"/>
+            <w:tcW w:w="2010" w:type="dxa"/>
             <w:tcBorders>
               <w:top w:val="single" w:sz="4" w:space="0" w:color="000000"/>
               <w:left w:val="single" w:sz="4" w:space="0" w:color="000000"/>
@@ -1382,7 +1379,7 @@
           </w:tcPr>
           <w:p>
             <w:pPr>
-              <w:pStyle w:val="Style14"/>
+              <w:pStyle w:val="user2"/>
               <w:spacing w:lineRule="auto" w:line="240"/>
               <w:ind w:hanging="0" w:left="0"/>
               <w:rPr/>
@@ -1395,7 +1392,7 @@
         </w:tc>
         <w:tc>
           <w:tcPr>
-            <w:tcW w:w="2480" w:type="dxa"/>
+            <w:tcW w:w="1805" w:type="dxa"/>
             <w:tcBorders>
               <w:top w:val="single" w:sz="4" w:space="0" w:color="000000"/>
               <w:left w:val="single" w:sz="4" w:space="0" w:color="000000"/>
@@ -1404,7 +1401,7 @@
           </w:tcPr>
           <w:p>
             <w:pPr>
-              <w:pStyle w:val="Style14"/>
+              <w:pStyle w:val="user2"/>
               <w:spacing w:lineRule="auto" w:line="240"/>
               <w:ind w:hanging="0" w:left="0"/>
               <w:rPr/>
@@ -1423,7 +1420,7 @@
         </w:tc>
         <w:tc>
           <w:tcPr>
-            <w:tcW w:w="383" w:type="dxa"/>
+            <w:tcW w:w="1805" w:type="dxa"/>
             <w:tcBorders>
               <w:top w:val="single" w:sz="4" w:space="0" w:color="000000"/>
               <w:left w:val="single" w:sz="4" w:space="0" w:color="000000"/>
@@ -1432,7 +1429,7 @@
           </w:tcPr>
           <w:p>
             <w:pPr>
-              <w:pStyle w:val="Style14"/>
+              <w:pStyle w:val="user2"/>
               <w:spacing w:lineRule="auto" w:line="240"/>
               <w:ind w:hanging="0" w:left="0"/>
               <w:rPr>
@@ -1456,7 +1453,7 @@
         </w:tc>
         <w:tc>
           <w:tcPr>
-            <w:tcW w:w="383" w:type="dxa"/>
+            <w:tcW w:w="1805" w:type="dxa"/>
             <w:tcBorders>
               <w:top w:val="single" w:sz="4" w:space="0" w:color="000000"/>
               <w:left w:val="single" w:sz="4" w:space="0" w:color="000000"/>
@@ -1465,7 +1462,7 @@
           </w:tcPr>
           <w:p>
             <w:pPr>
-              <w:pStyle w:val="Style14"/>
+              <w:pStyle w:val="user2"/>
               <w:spacing w:lineRule="auto" w:line="240"/>
               <w:ind w:hanging="0" w:left="0"/>
               <w:rPr>
@@ -1489,7 +1486,7 @@
         </w:tc>
         <w:tc>
           <w:tcPr>
-            <w:tcW w:w="286" w:type="dxa"/>
+            <w:tcW w:w="1601" w:type="dxa"/>
             <w:tcBorders>
               <w:top w:val="single" w:sz="4" w:space="0" w:color="000000"/>
               <w:left w:val="single" w:sz="4" w:space="0" w:color="000000"/>
@@ -1499,7 +1496,7 @@
           </w:tcPr>
           <w:p>
             <w:pPr>
-              <w:pStyle w:val="Style14"/>
+              <w:pStyle w:val="user2"/>
               <w:spacing w:lineRule="auto" w:line="240"/>
               <w:ind w:hanging="0" w:left="0"/>
               <w:rPr>
@@ -1511,6 +1508,388 @@
                 <w:lang w:val="en-US"/>
               </w:rPr>
               <w:t>S</w:t>
+            </w:r>
+          </w:p>
+        </w:tc>
+      </w:tr>
+      <w:tr>
+        <w:trPr/>
+        <w:tc>
+          <w:tcPr>
+            <w:tcW w:w="2010" w:type="dxa"/>
+            <w:tcBorders>
+              <w:left w:val="single" w:sz="4" w:space="0" w:color="000000"/>
+              <w:bottom w:val="single" w:sz="4" w:space="0" w:color="000000"/>
+            </w:tcBorders>
+          </w:tcPr>
+          <w:p>
+            <w:pPr>
+              <w:pStyle w:val="user2"/>
+              <w:spacing w:lineRule="auto" w:line="240"/>
+              <w:ind w:hanging="0" w:left="0"/>
+              <w:rPr/>
+            </w:pPr>
+            <w:r>
+              <w:rPr/>
+              <w:t>13.02.2026 12:02</w:t>
+            </w:r>
+          </w:p>
+        </w:tc>
+        <w:tc>
+          <w:tcPr>
+            <w:tcW w:w="1805" w:type="dxa"/>
+            <w:tcBorders>
+              <w:left w:val="single" w:sz="4" w:space="0" w:color="000000"/>
+              <w:bottom w:val="single" w:sz="4" w:space="0" w:color="000000"/>
+            </w:tcBorders>
+          </w:tcPr>
+          <w:p>
+            <w:pPr>
+              <w:pStyle w:val="user2"/>
+              <w:spacing w:lineRule="auto" w:line="240"/>
+              <w:ind w:hanging="0" w:left="0"/>
+              <w:jc w:val="right"/>
+              <w:rPr/>
+            </w:pPr>
+            <w:r>
+              <w:rPr/>
+              <w:t>1</w:t>
+            </w:r>
+          </w:p>
+        </w:tc>
+        <w:tc>
+          <w:tcPr>
+            <w:tcW w:w="1805" w:type="dxa"/>
+            <w:vMerge w:val="restart"/>
+            <w:tcBorders>
+              <w:left w:val="single" w:sz="4" w:space="0" w:color="000000"/>
+              <w:bottom w:val="single" w:sz="4" w:space="0" w:color="000000"/>
+            </w:tcBorders>
+          </w:tcPr>
+          <w:p>
+            <w:pPr>
+              <w:pStyle w:val="user2"/>
+              <w:spacing w:lineRule="auto" w:line="240"/>
+              <w:ind w:hanging="0" w:left="0"/>
+              <w:rPr>
+                <w:lang w:val="en-US"/>
+              </w:rPr>
+            </w:pPr>
+            <w:r>
+              <w:rPr>
+                <w:lang w:val="en-US"/>
+              </w:rPr>
+              <w:t>15.539054099994246</w:t>
+            </w:r>
+          </w:p>
+        </w:tc>
+        <w:tc>
+          <w:tcPr>
+            <w:tcW w:w="1805" w:type="dxa"/>
+            <w:tcBorders>
+              <w:left w:val="single" w:sz="4" w:space="0" w:color="000000"/>
+              <w:bottom w:val="single" w:sz="4" w:space="0" w:color="000000"/>
+            </w:tcBorders>
+          </w:tcPr>
+          <w:p>
+            <w:pPr>
+              <w:pStyle w:val="user2"/>
+              <w:spacing w:lineRule="auto" w:line="240"/>
+              <w:ind w:hanging="0" w:left="0"/>
+              <w:rPr>
+                <w:lang w:val="en-US"/>
+              </w:rPr>
+            </w:pPr>
+            <w:r>
+              <w:rPr>
+                <w:lang w:val="en-US"/>
+              </w:rPr>
+              <w:t>15.645392999984324</w:t>
+            </w:r>
+          </w:p>
+        </w:tc>
+        <w:tc>
+          <w:tcPr>
+            <w:tcW w:w="1601" w:type="dxa"/>
+            <w:tcBorders>
+              <w:left w:val="single" w:sz="4" w:space="0" w:color="000000"/>
+              <w:bottom w:val="single" w:sz="4" w:space="0" w:color="000000"/>
+              <w:right w:val="single" w:sz="4" w:space="0" w:color="000000"/>
+            </w:tcBorders>
+          </w:tcPr>
+          <w:p>
+            <w:pPr>
+              <w:pStyle w:val="user2"/>
+              <w:spacing w:lineRule="auto" w:line="240"/>
+              <w:ind w:hanging="0" w:left="0"/>
+              <w:rPr>
+                <w:lang w:val="en-US"/>
+              </w:rPr>
+            </w:pPr>
+            <w:r>
+              <w:rPr>
+                <w:lang w:val="en-US"/>
+              </w:rPr>
+              <w:t>0,993203181</w:t>
+            </w:r>
+          </w:p>
+        </w:tc>
+      </w:tr>
+      <w:tr>
+        <w:trPr/>
+        <w:tc>
+          <w:tcPr>
+            <w:tcW w:w="2010" w:type="dxa"/>
+            <w:tcBorders>
+              <w:left w:val="single" w:sz="4" w:space="0" w:color="000000"/>
+              <w:bottom w:val="single" w:sz="4" w:space="0" w:color="000000"/>
+            </w:tcBorders>
+          </w:tcPr>
+          <w:p>
+            <w:pPr>
+              <w:pStyle w:val="user2"/>
+              <w:spacing w:lineRule="auto" w:line="240"/>
+              <w:ind w:hanging="0" w:left="0"/>
+              <w:rPr>
+                <w:lang w:val="en-US"/>
+              </w:rPr>
+            </w:pPr>
+            <w:r>
+              <w:rPr>
+                <w:lang w:val="en-US"/>
+              </w:rPr>
+              <w:t>13.02.2026 12:13</w:t>
+            </w:r>
+          </w:p>
+        </w:tc>
+        <w:tc>
+          <w:tcPr>
+            <w:tcW w:w="1805" w:type="dxa"/>
+            <w:tcBorders>
+              <w:left w:val="single" w:sz="4" w:space="0" w:color="000000"/>
+              <w:bottom w:val="single" w:sz="4" w:space="0" w:color="000000"/>
+            </w:tcBorders>
+          </w:tcPr>
+          <w:p>
+            <w:pPr>
+              <w:pStyle w:val="user2"/>
+              <w:spacing w:lineRule="auto" w:line="240"/>
+              <w:ind w:hanging="0" w:left="0"/>
+              <w:jc w:val="right"/>
+              <w:rPr>
+                <w:lang w:val="en-US"/>
+              </w:rPr>
+            </w:pPr>
+            <w:r>
+              <w:rPr>
+                <w:lang w:val="en-US"/>
+              </w:rPr>
+              <w:t>2</w:t>
+            </w:r>
+          </w:p>
+        </w:tc>
+        <w:tc>
+          <w:tcPr>
+            <w:tcW w:w="1805" w:type="dxa"/>
+            <w:vMerge w:val="continue"/>
+            <w:tcBorders>
+              <w:left w:val="single" w:sz="4" w:space="0" w:color="000000"/>
+              <w:bottom w:val="single" w:sz="4" w:space="0" w:color="000000"/>
+            </w:tcBorders>
+          </w:tcPr>
+          <w:p>
+            <w:pPr>
+              <w:pStyle w:val="user2"/>
+              <w:spacing w:lineRule="auto" w:line="240"/>
+              <w:ind w:hanging="0" w:left="0"/>
+              <w:rPr>
+                <w:lang w:val="en-US"/>
+              </w:rPr>
+            </w:pPr>
+            <w:r>
+              <w:rPr>
+                <w:lang w:val="en-US"/>
+              </w:rPr>
+            </w:r>
+          </w:p>
+        </w:tc>
+        <w:tc>
+          <w:tcPr>
+            <w:tcW w:w="1805" w:type="dxa"/>
+            <w:tcBorders>
+              <w:left w:val="single" w:sz="4" w:space="0" w:color="000000"/>
+              <w:bottom w:val="single" w:sz="4" w:space="0" w:color="000000"/>
+            </w:tcBorders>
+          </w:tcPr>
+          <w:p>
+            <w:pPr>
+              <w:pStyle w:val="user2"/>
+              <w:spacing w:lineRule="auto" w:line="240"/>
+              <w:ind w:hanging="0" w:left="0"/>
+              <w:rPr>
+                <w:lang w:val="en-US"/>
+              </w:rPr>
+            </w:pPr>
+            <w:r>
+              <w:rPr>
+                <w:lang w:val="en-US"/>
+              </w:rPr>
+              <w:t>16.29839929996524</w:t>
+            </w:r>
+          </w:p>
+        </w:tc>
+        <w:tc>
+          <w:tcPr>
+            <w:tcW w:w="1601" w:type="dxa"/>
+            <w:tcBorders>
+              <w:left w:val="single" w:sz="4" w:space="0" w:color="000000"/>
+              <w:bottom w:val="single" w:sz="4" w:space="0" w:color="000000"/>
+              <w:right w:val="single" w:sz="4" w:space="0" w:color="000000"/>
+            </w:tcBorders>
+          </w:tcPr>
+          <w:p>
+            <w:pPr>
+              <w:pStyle w:val="user2"/>
+              <w:spacing w:lineRule="auto" w:line="240"/>
+              <w:ind w:hanging="0" w:left="0"/>
+              <w:rPr>
+                <w:lang w:val="en-US"/>
+              </w:rPr>
+            </w:pPr>
+            <w:r>
+              <w:rPr>
+                <w:lang w:val="en-US"/>
+              </w:rPr>
+              <w:t>0,959934329</w:t>
+            </w:r>
+          </w:p>
+        </w:tc>
+      </w:tr>
+      <w:tr>
+        <w:trPr/>
+        <w:tc>
+          <w:tcPr>
+            <w:tcW w:w="2010" w:type="dxa"/>
+            <w:tcBorders>
+              <w:left w:val="single" w:sz="4" w:space="0" w:color="000000"/>
+              <w:bottom w:val="single" w:sz="4" w:space="0" w:color="000000"/>
+            </w:tcBorders>
+          </w:tcPr>
+          <w:p>
+            <w:pPr>
+              <w:pStyle w:val="user2"/>
+              <w:spacing w:lineRule="auto" w:line="240"/>
+              <w:ind w:hanging="0" w:left="0"/>
+              <w:rPr>
+                <w:lang w:val="en-US"/>
+              </w:rPr>
+            </w:pPr>
+            <w:r>
+              <w:rPr>
+                <w:lang w:val="en-US"/>
+              </w:rPr>
+              <w:t>13.02.2026 12:14</w:t>
+            </w:r>
+          </w:p>
+        </w:tc>
+        <w:tc>
+          <w:tcPr>
+            <w:tcW w:w="1805" w:type="dxa"/>
+            <w:tcBorders>
+              <w:left w:val="single" w:sz="4" w:space="0" w:color="000000"/>
+              <w:bottom w:val="single" w:sz="4" w:space="0" w:color="000000"/>
+            </w:tcBorders>
+          </w:tcPr>
+          <w:p>
+            <w:pPr>
+              <w:pStyle w:val="user2"/>
+              <w:spacing w:lineRule="auto" w:line="240"/>
+              <w:ind w:hanging="0" w:left="0"/>
+              <w:jc w:val="right"/>
+              <w:rPr>
+                <w:lang w:val="en-US"/>
+              </w:rPr>
+            </w:pPr>
+            <w:r>
+              <w:rPr>
+                <w:lang w:val="en-US"/>
+              </w:rPr>
+              <w:t>4</w:t>
+            </w:r>
+          </w:p>
+        </w:tc>
+        <w:tc>
+          <w:tcPr>
+            <w:tcW w:w="1805" w:type="dxa"/>
+            <w:vMerge w:val="continue"/>
+            <w:tcBorders>
+              <w:left w:val="single" w:sz="4" w:space="0" w:color="000000"/>
+              <w:bottom w:val="single" w:sz="4" w:space="0" w:color="000000"/>
+            </w:tcBorders>
+          </w:tcPr>
+          <w:p>
+            <w:pPr>
+              <w:pStyle w:val="user2"/>
+              <w:spacing w:lineRule="auto" w:line="240"/>
+              <w:ind w:hanging="0" w:left="0"/>
+              <w:rPr>
+                <w:lang w:val="en-US"/>
+              </w:rPr>
+            </w:pPr>
+            <w:r>
+              <w:rPr>
+                <w:lang w:val="en-US"/>
+              </w:rPr>
+            </w:r>
+          </w:p>
+        </w:tc>
+        <w:tc>
+          <w:tcPr>
+            <w:tcW w:w="1805" w:type="dxa"/>
+            <w:tcBorders>
+              <w:left w:val="single" w:sz="4" w:space="0" w:color="000000"/>
+              <w:bottom w:val="single" w:sz="4" w:space="0" w:color="000000"/>
+            </w:tcBorders>
+          </w:tcPr>
+          <w:p>
+            <w:pPr>
+              <w:pStyle w:val="user2"/>
+              <w:spacing w:lineRule="auto" w:line="240"/>
+              <w:ind w:hanging="0" w:left="0"/>
+              <w:rPr>
+                <w:lang w:val="en-US"/>
+              </w:rPr>
+            </w:pPr>
+            <w:r>
+              <w:rPr>
+                <w:lang w:val="en-US"/>
+              </w:rPr>
+              <w:t>16.573226300009992</w:t>
+            </w:r>
+          </w:p>
+        </w:tc>
+        <w:tc>
+          <w:tcPr>
+            <w:tcW w:w="1601" w:type="dxa"/>
+            <w:tcBorders>
+              <w:left w:val="single" w:sz="4" w:space="0" w:color="000000"/>
+              <w:bottom w:val="single" w:sz="4" w:space="0" w:color="000000"/>
+              <w:right w:val="single" w:sz="4" w:space="0" w:color="000000"/>
+            </w:tcBorders>
+          </w:tcPr>
+          <w:p>
+            <w:pPr>
+              <w:pStyle w:val="user2"/>
+              <w:spacing w:lineRule="auto" w:line="240"/>
+              <w:ind w:hanging="0" w:left="0"/>
+              <w:rPr>
+                <w:lang w:val="en-US"/>
+              </w:rPr>
+            </w:pPr>
+            <w:r>
+              <w:rPr>
+                <w:lang w:val="en-US"/>
+              </w:rPr>
             </w:r>
           </w:p>
         </w:tc>
@@ -1570,17 +1949,17 @@
         </w:tblCellMar>
       </w:tblPr>
       <w:tblGrid>
-        <w:gridCol w:w="1468"/>
-        <w:gridCol w:w="333"/>
-        <w:gridCol w:w="383"/>
-        <w:gridCol w:w="383"/>
+        <w:gridCol w:w="1467"/>
+        <w:gridCol w:w="334"/>
+        <w:gridCol w:w="382"/>
+        <w:gridCol w:w="384"/>
         <w:gridCol w:w="286"/>
       </w:tblGrid>
       <w:tr>
         <w:trPr/>
         <w:tc>
           <w:tcPr>
-            <w:tcW w:w="1468" w:type="dxa"/>
+            <w:tcW w:w="1467" w:type="dxa"/>
             <w:tcBorders>
               <w:top w:val="single" w:sz="4" w:space="0" w:color="000000"/>
               <w:left w:val="single" w:sz="4" w:space="0" w:color="000000"/>
@@ -1589,7 +1968,7 @@
           </w:tcPr>
           <w:p>
             <w:pPr>
-              <w:pStyle w:val="Style14"/>
+              <w:pStyle w:val="user2"/>
               <w:spacing w:lineRule="auto" w:line="240"/>
               <w:ind w:hanging="0" w:left="0"/>
               <w:rPr/>
@@ -1602,7 +1981,7 @@
         </w:tc>
         <w:tc>
           <w:tcPr>
-            <w:tcW w:w="333" w:type="dxa"/>
+            <w:tcW w:w="334" w:type="dxa"/>
             <w:tcBorders>
               <w:top w:val="single" w:sz="4" w:space="0" w:color="000000"/>
               <w:left w:val="single" w:sz="4" w:space="0" w:color="000000"/>
@@ -1611,7 +1990,7 @@
           </w:tcPr>
           <w:p>
             <w:pPr>
-              <w:pStyle w:val="Style14"/>
+              <w:pStyle w:val="user2"/>
               <w:spacing w:lineRule="auto" w:line="240"/>
               <w:ind w:hanging="0" w:left="0"/>
               <w:rPr>
@@ -1628,7 +2007,7 @@
         </w:tc>
         <w:tc>
           <w:tcPr>
-            <w:tcW w:w="383" w:type="dxa"/>
+            <w:tcW w:w="382" w:type="dxa"/>
             <w:tcBorders>
               <w:top w:val="single" w:sz="4" w:space="0" w:color="000000"/>
               <w:left w:val="single" w:sz="4" w:space="0" w:color="000000"/>
@@ -1637,7 +2016,7 @@
           </w:tcPr>
           <w:p>
             <w:pPr>
-              <w:pStyle w:val="Style14"/>
+              <w:pStyle w:val="user2"/>
               <w:spacing w:lineRule="auto" w:line="240"/>
               <w:ind w:hanging="0" w:left="0"/>
               <w:rPr>
@@ -1661,7 +2040,7 @@
         </w:tc>
         <w:tc>
           <w:tcPr>
-            <w:tcW w:w="383" w:type="dxa"/>
+            <w:tcW w:w="384" w:type="dxa"/>
             <w:tcBorders>
               <w:top w:val="single" w:sz="4" w:space="0" w:color="000000"/>
               <w:left w:val="single" w:sz="4" w:space="0" w:color="000000"/>
@@ -1670,7 +2049,7 @@
           </w:tcPr>
           <w:p>
             <w:pPr>
-              <w:pStyle w:val="Style14"/>
+              <w:pStyle w:val="user2"/>
               <w:spacing w:lineRule="auto" w:line="240"/>
               <w:ind w:hanging="0" w:left="0"/>
               <w:rPr>
@@ -1704,7 +2083,7 @@
           </w:tcPr>
           <w:p>
             <w:pPr>
-              <w:pStyle w:val="Style14"/>
+              <w:pStyle w:val="user2"/>
               <w:spacing w:lineRule="auto" w:line="240"/>
               <w:ind w:hanging="0" w:left="0"/>
               <w:rPr>
@@ -1762,16 +2141,16 @@
         </w:tblCellMar>
       </w:tblPr>
       <w:tblGrid>
-        <w:gridCol w:w="1468"/>
-        <w:gridCol w:w="333"/>
-        <w:gridCol w:w="751"/>
-        <w:gridCol w:w="1423"/>
+        <w:gridCol w:w="1467"/>
+        <w:gridCol w:w="334"/>
+        <w:gridCol w:w="750"/>
+        <w:gridCol w:w="1424"/>
       </w:tblGrid>
       <w:tr>
         <w:trPr/>
         <w:tc>
           <w:tcPr>
-            <w:tcW w:w="1468" w:type="dxa"/>
+            <w:tcW w:w="1467" w:type="dxa"/>
             <w:tcBorders>
               <w:top w:val="single" w:sz="4" w:space="0" w:color="000000"/>
               <w:left w:val="single" w:sz="4" w:space="0" w:color="000000"/>
@@ -1780,7 +2159,7 @@
           </w:tcPr>
           <w:p>
             <w:pPr>
-              <w:pStyle w:val="Style14"/>
+              <w:pStyle w:val="user2"/>
               <w:spacing w:lineRule="auto" w:line="240"/>
               <w:ind w:hanging="0" w:left="0"/>
               <w:rPr/>
@@ -1793,7 +2172,7 @@
         </w:tc>
         <w:tc>
           <w:tcPr>
-            <w:tcW w:w="333" w:type="dxa"/>
+            <w:tcW w:w="334" w:type="dxa"/>
             <w:tcBorders>
               <w:top w:val="single" w:sz="4" w:space="0" w:color="000000"/>
               <w:left w:val="single" w:sz="4" w:space="0" w:color="000000"/>
@@ -1802,7 +2181,7 @@
           </w:tcPr>
           <w:p>
             <w:pPr>
-              <w:pStyle w:val="Style14"/>
+              <w:pStyle w:val="user2"/>
               <w:spacing w:lineRule="auto" w:line="240"/>
               <w:ind w:hanging="0" w:left="0"/>
               <w:rPr/>
@@ -1817,7 +2196,7 @@
         </w:tc>
         <w:tc>
           <w:tcPr>
-            <w:tcW w:w="751" w:type="dxa"/>
+            <w:tcW w:w="750" w:type="dxa"/>
             <w:tcBorders>
               <w:top w:val="single" w:sz="4" w:space="0" w:color="000000"/>
               <w:left w:val="single" w:sz="4" w:space="0" w:color="000000"/>
@@ -1826,7 +2205,7 @@
           </w:tcPr>
           <w:p>
             <w:pPr>
-              <w:pStyle w:val="Style14"/>
+              <w:pStyle w:val="user2"/>
               <w:spacing w:lineRule="auto" w:line="240"/>
               <w:ind w:hanging="0" w:left="0"/>
               <w:rPr>
@@ -1850,7 +2229,7 @@
         </w:tc>
         <w:tc>
           <w:tcPr>
-            <w:tcW w:w="1423" w:type="dxa"/>
+            <w:tcW w:w="1424" w:type="dxa"/>
             <w:tcBorders>
               <w:top w:val="single" w:sz="4" w:space="0" w:color="000000"/>
               <w:left w:val="single" w:sz="4" w:space="0" w:color="000000"/>
@@ -1860,7 +2239,7 @@
           </w:tcPr>
           <w:p>
             <w:pPr>
-              <w:pStyle w:val="Style14"/>
+              <w:pStyle w:val="user2"/>
               <w:spacing w:lineRule="auto" w:line="240"/>
               <w:ind w:hanging="0" w:left="0"/>
               <w:rPr>
@@ -1910,7 +2289,7 @@
       <w:r>
         <w:rPr/>
         <w:drawing>
-          <wp:anchor behindDoc="0" distT="0" distB="0" distL="0" distR="0" simplePos="0" locked="0" layoutInCell="0" allowOverlap="1" relativeHeight="5">
+          <wp:anchor behindDoc="0" distT="0" distB="0" distL="0" distR="0" simplePos="0" locked="0" layoutInCell="0" allowOverlap="1" relativeHeight="10">
             <wp:simplePos x="0" y="0"/>
             <wp:positionH relativeFrom="column">
               <wp:posOffset>4963160</wp:posOffset>
@@ -1964,7 +2343,7 @@
       </w:pPr>
       <w:r>
         <w:drawing>
-          <wp:anchor behindDoc="0" distT="0" distB="0" distL="0" distR="0" simplePos="0" locked="0" layoutInCell="0" allowOverlap="1" relativeHeight="6">
+          <wp:anchor behindDoc="0" distT="0" distB="0" distL="0" distR="0" simplePos="0" locked="0" layoutInCell="0" allowOverlap="1" relativeHeight="11">
             <wp:simplePos x="0" y="0"/>
             <wp:positionH relativeFrom="column">
               <wp:posOffset>2133600</wp:posOffset>
@@ -2028,19 +2407,7 @@
         <w:rPr>
           <w:lang w:val="en-US"/>
         </w:rPr>
-        <w:t xml:space="preserve"> </w:t>
-      </w:r>
-      <w:r>
-        <w:rPr>
-          <w:lang w:val="en-US"/>
-        </w:rPr>
-        <w:t>N/P</w:t>
-      </w:r>
-      <w:r>
-        <w:rPr>
-          <w:lang w:val="en-US"/>
-        </w:rPr>
-        <w:t xml:space="preserve"> </w:t>
+        <w:t xml:space="preserve"> N/P </w:t>
       </w:r>
       <w:r>
         <w:rPr/>
@@ -3352,12 +3719,12 @@
       <w:lang w:val="en-US" w:eastAsia="uk-UA"/>
     </w:rPr>
   </w:style>
-  <w:style w:type="character" w:styleId="user">
-    <w:name w:val="Символ нумерації (user)"/>
+  <w:style w:type="character" w:styleId="Style12">
+    <w:name w:val="Символ нумерації"/>
     <w:qFormat/>
     <w:rPr/>
   </w:style>
-  <w:style w:type="paragraph" w:styleId="Style12">
+  <w:style w:type="paragraph" w:styleId="Style13">
     <w:name w:val="Заголовок"/>
     <w:basedOn w:val="Normal"/>
     <w:next w:val="BodyText"/>
@@ -3367,7 +3734,7 @@
       <w:spacing w:before="240" w:after="120"/>
     </w:pPr>
     <w:rPr>
-      <w:rFonts w:ascii="Liberation Sans" w:hAnsi="Liberation Sans" w:eastAsia="Microsoft YaHei" w:cs="Arial Unicode MS"/>
+      <w:rFonts w:ascii="Liberation Sans" w:hAnsi="Liberation Sans" w:eastAsia="Microsoft YaHei" w:cs="Lucida Sans"/>
       <w:sz w:val="28"/>
       <w:szCs w:val="28"/>
     </w:rPr>
@@ -3404,8 +3771,34 @@
       <w:szCs w:val="24"/>
     </w:rPr>
   </w:style>
-  <w:style w:type="paragraph" w:styleId="Style13">
+  <w:style w:type="paragraph" w:styleId="Style14">
     <w:name w:val="Покажчик"/>
+    <w:basedOn w:val="Normal"/>
+    <w:qFormat/>
+    <w:pPr>
+      <w:suppressLineNumbers/>
+    </w:pPr>
+    <w:rPr>
+      <w:rFonts w:cs="Lucida Sans"/>
+    </w:rPr>
+  </w:style>
+  <w:style w:type="paragraph" w:styleId="user">
+    <w:name w:val="Заголовок (user)"/>
+    <w:basedOn w:val="Normal"/>
+    <w:next w:val="BodyText"/>
+    <w:qFormat/>
+    <w:pPr>
+      <w:keepNext w:val="true"/>
+      <w:spacing w:before="240" w:after="120"/>
+    </w:pPr>
+    <w:rPr>
+      <w:rFonts w:ascii="Liberation Sans" w:hAnsi="Liberation Sans" w:eastAsia="Microsoft YaHei" w:cs="Arial Unicode MS"/>
+      <w:sz w:val="28"/>
+      <w:szCs w:val="28"/>
+    </w:rPr>
+  </w:style>
+  <w:style w:type="paragraph" w:styleId="user1">
+    <w:name w:val="Покажчик (user)"/>
     <w:basedOn w:val="Normal"/>
     <w:qFormat/>
     <w:pPr>
@@ -3415,35 +3808,9 @@
       <w:rFonts w:cs="Arial Unicode MS"/>
     </w:rPr>
   </w:style>
-  <w:style w:type="paragraph" w:styleId="user1">
-    <w:name w:val="Заголовок (user)"/>
-    <w:basedOn w:val="Normal"/>
-    <w:next w:val="BodyText"/>
-    <w:qFormat/>
-    <w:pPr>
-      <w:keepNext w:val="true"/>
-      <w:spacing w:before="240" w:after="120"/>
-    </w:pPr>
-    <w:rPr>
-      <w:rFonts w:ascii="Liberation Sans" w:hAnsi="Liberation Sans" w:eastAsia="Microsoft YaHei" w:cs="Lucida Sans"/>
-      <w:sz w:val="28"/>
-      <w:szCs w:val="28"/>
-    </w:rPr>
-  </w:style>
-  <w:style w:type="paragraph" w:styleId="user2">
-    <w:name w:val="Покажчик (user)"/>
-    <w:basedOn w:val="Normal"/>
-    <w:qFormat/>
-    <w:pPr>
-      <w:suppressLineNumbers/>
-    </w:pPr>
-    <w:rPr>
-      <w:rFonts w:cs="Lucida Sans"/>
-    </w:rPr>
-  </w:style>
   <w:style w:type="paragraph" w:styleId="IndexHeading">
     <w:name w:val="index heading"/>
-    <w:basedOn w:val="Style12"/>
+    <w:basedOn w:val="user"/>
     <w:pPr/>
     <w:rPr/>
   </w:style>
@@ -3721,8 +4088,8 @@
     </w:pPr>
     <w:rPr/>
   </w:style>
-  <w:style w:type="paragraph" w:styleId="Style14">
-    <w:name w:val="Вміст таблиці"/>
+  <w:style w:type="paragraph" w:styleId="user2">
+    <w:name w:val="Вміст таблиці (user)"/>
     <w:basedOn w:val="Normal"/>
     <w:qFormat/>
     <w:pPr>
@@ -3731,8 +4098,8 @@
     </w:pPr>
     <w:rPr/>
   </w:style>
-  <w:style w:type="paragraph" w:styleId="user3">
-    <w:name w:val="Вміст таблиці (user)"/>
+  <w:style w:type="paragraph" w:styleId="Style15">
+    <w:name w:val="Вміст таблиці"/>
     <w:basedOn w:val="Normal"/>
     <w:qFormat/>
     <w:pPr>
@@ -3741,9 +4108,9 @@
     </w:pPr>
     <w:rPr/>
   </w:style>
-  <w:style w:type="paragraph" w:styleId="Style15">
-    <w:name w:val="Заголовок таблиці"/>
-    <w:basedOn w:val="Style14"/>
+  <w:style w:type="paragraph" w:styleId="user3">
+    <w:name w:val="Заголовок таблиці (user)"/>
+    <w:basedOn w:val="user2"/>
     <w:qFormat/>
     <w:pPr>
       <w:suppressLineNumbers/>
@@ -3754,8 +4121,8 @@
       <w:bCs/>
     </w:rPr>
   </w:style>
-  <w:style w:type="paragraph" w:styleId="Style16">
-    <w:name w:val="Верхній і нижній колонтитули"/>
+  <w:style w:type="paragraph" w:styleId="user4">
+    <w:name w:val="Верхній і нижній колонтитули (user)"/>
     <w:basedOn w:val="Normal"/>
     <w:qFormat/>
     <w:pPr>
@@ -3768,16 +4135,49 @@
     </w:pPr>
     <w:rPr/>
   </w:style>
+  <w:style w:type="paragraph" w:styleId="Style16">
+    <w:name w:val="Верхній і нижній колонтитули"/>
+    <w:basedOn w:val="Normal"/>
+    <w:qFormat/>
+    <w:pPr/>
+    <w:rPr/>
+  </w:style>
   <w:style w:type="paragraph" w:styleId="Footer">
     <w:name w:val="footer"/>
-    <w:basedOn w:val="Style16"/>
+    <w:basedOn w:val="user4"/>
     <w:pPr>
       <w:suppressLineNumbers/>
     </w:pPr>
     <w:rPr/>
   </w:style>
-  <w:style w:type="numbering" w:styleId="Style17" w:default="1">
-    <w:name w:val="Без маркерів"/>
+  <w:style w:type="paragraph" w:styleId="Header">
+    <w:name w:val="header"/>
+    <w:basedOn w:val="Style16"/>
+    <w:pPr>
+      <w:suppressLineNumbers/>
+      <w:tabs>
+        <w:tab w:val="clear" w:pos="643"/>
+        <w:tab w:val="center" w:pos="4513" w:leader="none"/>
+        <w:tab w:val="right" w:pos="9026" w:leader="none"/>
+      </w:tabs>
+    </w:pPr>
+    <w:rPr/>
+  </w:style>
+  <w:style w:type="paragraph" w:styleId="Style17">
+    <w:name w:val="Заголовок таблиці"/>
+    <w:basedOn w:val="Style15"/>
+    <w:qFormat/>
+    <w:pPr>
+      <w:suppressLineNumbers/>
+      <w:jc w:val="center"/>
+    </w:pPr>
+    <w:rPr>
+      <w:b/>
+      <w:bCs/>
+    </w:rPr>
+  </w:style>
+  <w:style w:type="numbering" w:styleId="user5" w:default="1">
+    <w:name w:val="Без маркерів (user)"/>
     <w:uiPriority w:val="99"/>
     <w:semiHidden/>
     <w:unhideWhenUsed/>

--- a/42TR Tehnologiji Rozpodilenyh System/4/TR_KNT-122_Onyshchenko_19_PR4.docx
+++ b/42TR Tehnologiji Rozpodilenyh System/4/TR_KNT-122_Onyshchenko_19_PR4.docx
@@ -1376,16 +1376,23 @@
               <w:left w:val="single" w:sz="4" w:space="0" w:color="000000"/>
               <w:bottom w:val="single" w:sz="4" w:space="0" w:color="000000"/>
             </w:tcBorders>
+            <w:vAlign w:val="center"/>
           </w:tcPr>
           <w:p>
             <w:pPr>
               <w:pStyle w:val="user2"/>
               <w:spacing w:lineRule="auto" w:line="240"/>
               <w:ind w:hanging="0" w:left="0"/>
-              <w:rPr/>
+              <w:rPr>
+                <w:b/>
+                <w:bCs/>
+              </w:rPr>
             </w:pPr>
             <w:r>
-              <w:rPr/>
+              <w:rPr>
+                <w:b/>
+                <w:bCs/>
+              </w:rPr>
               <w:t>Дата та час</w:t>
             </w:r>
           </w:p>
@@ -1398,20 +1405,29 @@
               <w:left w:val="single" w:sz="4" w:space="0" w:color="000000"/>
               <w:bottom w:val="single" w:sz="4" w:space="0" w:color="000000"/>
             </w:tcBorders>
+            <w:vAlign w:val="center"/>
           </w:tcPr>
           <w:p>
             <w:pPr>
               <w:pStyle w:val="user2"/>
               <w:spacing w:lineRule="auto" w:line="240"/>
               <w:ind w:hanging="0" w:left="0"/>
-              <w:rPr/>
+              <w:rPr>
+                <w:b/>
+                <w:bCs/>
+              </w:rPr>
             </w:pPr>
             <w:r>
-              <w:rPr/>
+              <w:rPr>
+                <w:b/>
+                <w:bCs/>
+              </w:rPr>
               <w:t xml:space="preserve">Число процесорів </w:t>
             </w:r>
             <w:r>
               <w:rPr>
+                <w:b/>
+                <w:bCs/>
                 <w:lang w:val="en-US"/>
               </w:rPr>
               <w:t>P</w:t>
@@ -1426,6 +1442,7 @@
               <w:left w:val="single" w:sz="4" w:space="0" w:color="000000"/>
               <w:bottom w:val="single" w:sz="4" w:space="0" w:color="000000"/>
             </w:tcBorders>
+            <w:vAlign w:val="center"/>
           </w:tcPr>
           <w:p>
             <w:pPr>
@@ -1433,17 +1450,22 @@
               <w:spacing w:lineRule="auto" w:line="240"/>
               <w:ind w:hanging="0" w:left="0"/>
               <w:rPr>
-                <w:lang w:val="en-US"/>
+                <w:b/>
+                <w:bCs/>
               </w:rPr>
             </w:pPr>
             <w:r>
               <w:rPr>
+                <w:b/>
+                <w:bCs/>
                 <w:lang w:val="en-US"/>
               </w:rPr>
               <w:t>T</w:t>
             </w:r>
             <w:r>
               <w:rPr>
+                <w:b/>
+                <w:bCs/>
                 <w:vertAlign w:val="subscript"/>
                 <w:lang w:val="en-US"/>
               </w:rPr>
@@ -1459,6 +1481,7 @@
               <w:left w:val="single" w:sz="4" w:space="0" w:color="000000"/>
               <w:bottom w:val="single" w:sz="4" w:space="0" w:color="000000"/>
             </w:tcBorders>
+            <w:vAlign w:val="center"/>
           </w:tcPr>
           <w:p>
             <w:pPr>
@@ -1466,17 +1489,22 @@
               <w:spacing w:lineRule="auto" w:line="240"/>
               <w:ind w:hanging="0" w:left="0"/>
               <w:rPr>
-                <w:lang w:val="en-US"/>
+                <w:b/>
+                <w:bCs/>
               </w:rPr>
             </w:pPr>
             <w:r>
               <w:rPr>
+                <w:b/>
+                <w:bCs/>
                 <w:lang w:val="en-US"/>
               </w:rPr>
               <w:t>T</w:t>
             </w:r>
             <w:r>
               <w:rPr>
+                <w:b/>
+                <w:bCs/>
                 <w:vertAlign w:val="subscript"/>
                 <w:lang w:val="en-US"/>
               </w:rPr>
@@ -1493,6 +1521,7 @@
               <w:bottom w:val="single" w:sz="4" w:space="0" w:color="000000"/>
               <w:right w:val="single" w:sz="4" w:space="0" w:color="000000"/>
             </w:tcBorders>
+            <w:vAlign w:val="center"/>
           </w:tcPr>
           <w:p>
             <w:pPr>
@@ -1500,11 +1529,14 @@
               <w:spacing w:lineRule="auto" w:line="240"/>
               <w:ind w:hanging="0" w:left="0"/>
               <w:rPr>
-                <w:lang w:val="en-US"/>
+                <w:b/>
+                <w:bCs/>
               </w:rPr>
             </w:pPr>
             <w:r>
               <w:rPr>
+                <w:b/>
+                <w:bCs/>
                 <w:lang w:val="en-US"/>
               </w:rPr>
               <w:t>S</w:t>
@@ -1521,6 +1553,7 @@
               <w:left w:val="single" w:sz="4" w:space="0" w:color="000000"/>
               <w:bottom w:val="single" w:sz="4" w:space="0" w:color="000000"/>
             </w:tcBorders>
+            <w:vAlign w:val="center"/>
           </w:tcPr>
           <w:p>
             <w:pPr>
@@ -1542,6 +1575,7 @@
               <w:left w:val="single" w:sz="4" w:space="0" w:color="000000"/>
               <w:bottom w:val="single" w:sz="4" w:space="0" w:color="000000"/>
             </w:tcBorders>
+            <w:vAlign w:val="center"/>
           </w:tcPr>
           <w:p>
             <w:pPr>
@@ -1565,6 +1599,7 @@
               <w:left w:val="single" w:sz="4" w:space="0" w:color="000000"/>
               <w:bottom w:val="single" w:sz="4" w:space="0" w:color="000000"/>
             </w:tcBorders>
+            <w:vAlign w:val="center"/>
           </w:tcPr>
           <w:p>
             <w:pPr>
@@ -1590,6 +1625,7 @@
               <w:left w:val="single" w:sz="4" w:space="0" w:color="000000"/>
               <w:bottom w:val="single" w:sz="4" w:space="0" w:color="000000"/>
             </w:tcBorders>
+            <w:vAlign w:val="center"/>
           </w:tcPr>
           <w:p>
             <w:pPr>
@@ -1616,6 +1652,7 @@
               <w:bottom w:val="single" w:sz="4" w:space="0" w:color="000000"/>
               <w:right w:val="single" w:sz="4" w:space="0" w:color="000000"/>
             </w:tcBorders>
+            <w:vAlign w:val="center"/>
           </w:tcPr>
           <w:p>
             <w:pPr>
@@ -1644,6 +1681,7 @@
               <w:left w:val="single" w:sz="4" w:space="0" w:color="000000"/>
               <w:bottom w:val="single" w:sz="4" w:space="0" w:color="000000"/>
             </w:tcBorders>
+            <w:vAlign w:val="center"/>
           </w:tcPr>
           <w:p>
             <w:pPr>
@@ -1669,6 +1707,7 @@
               <w:left w:val="single" w:sz="4" w:space="0" w:color="000000"/>
               <w:bottom w:val="single" w:sz="4" w:space="0" w:color="000000"/>
             </w:tcBorders>
+            <w:vAlign w:val="center"/>
           </w:tcPr>
           <w:p>
             <w:pPr>
@@ -1696,6 +1735,7 @@
               <w:left w:val="single" w:sz="4" w:space="0" w:color="000000"/>
               <w:bottom w:val="single" w:sz="4" w:space="0" w:color="000000"/>
             </w:tcBorders>
+            <w:vAlign w:val="center"/>
           </w:tcPr>
           <w:p>
             <w:pPr>
@@ -1720,6 +1760,7 @@
               <w:left w:val="single" w:sz="4" w:space="0" w:color="000000"/>
               <w:bottom w:val="single" w:sz="4" w:space="0" w:color="000000"/>
             </w:tcBorders>
+            <w:vAlign w:val="center"/>
           </w:tcPr>
           <w:p>
             <w:pPr>
@@ -1746,6 +1787,7 @@
               <w:bottom w:val="single" w:sz="4" w:space="0" w:color="000000"/>
               <w:right w:val="single" w:sz="4" w:space="0" w:color="000000"/>
             </w:tcBorders>
+            <w:vAlign w:val="center"/>
           </w:tcPr>
           <w:p>
             <w:pPr>
@@ -1774,6 +1816,7 @@
               <w:left w:val="single" w:sz="4" w:space="0" w:color="000000"/>
               <w:bottom w:val="single" w:sz="4" w:space="0" w:color="000000"/>
             </w:tcBorders>
+            <w:vAlign w:val="center"/>
           </w:tcPr>
           <w:p>
             <w:pPr>
@@ -1799,6 +1842,7 @@
               <w:left w:val="single" w:sz="4" w:space="0" w:color="000000"/>
               <w:bottom w:val="single" w:sz="4" w:space="0" w:color="000000"/>
             </w:tcBorders>
+            <w:vAlign w:val="center"/>
           </w:tcPr>
           <w:p>
             <w:pPr>
@@ -1826,6 +1870,7 @@
               <w:left w:val="single" w:sz="4" w:space="0" w:color="000000"/>
               <w:bottom w:val="single" w:sz="4" w:space="0" w:color="000000"/>
             </w:tcBorders>
+            <w:vAlign w:val="center"/>
           </w:tcPr>
           <w:p>
             <w:pPr>
@@ -1850,6 +1895,7 @@
               <w:left w:val="single" w:sz="4" w:space="0" w:color="000000"/>
               <w:bottom w:val="single" w:sz="4" w:space="0" w:color="000000"/>
             </w:tcBorders>
+            <w:vAlign w:val="center"/>
           </w:tcPr>
           <w:p>
             <w:pPr>
@@ -1876,6 +1922,7 @@
               <w:bottom w:val="single" w:sz="4" w:space="0" w:color="000000"/>
               <w:right w:val="single" w:sz="4" w:space="0" w:color="000000"/>
             </w:tcBorders>
+            <w:vAlign w:val="center"/>
           </w:tcPr>
           <w:p>
             <w:pPr>
@@ -1890,6 +1937,7 @@
               <w:rPr>
                 <w:lang w:val="en-US"/>
               </w:rPr>
+              <w:t>0,937599826</w:t>
             </w:r>
           </w:p>
         </w:tc>

--- a/42TR Tehnologiji Rozpodilenyh System/4/TR_KNT-122_Onyshchenko_19_PR4.docx
+++ b/42TR Tehnologiji Rozpodilenyh System/4/TR_KNT-122_Onyshchenko_19_PR4.docx
@@ -1343,12 +1343,24 @@
         <w:rPr>
           <w:lang w:val="en-US"/>
         </w:rPr>
-        <w:t>Таблиця 4.1 – Залежність прискорення від кількості процесорів (N=240000, номер робочого місця №)</w:t>
+        <w:t>Таблиця 4.1 – Залежність прискорення від кількості процесорів (N=240000, номер робочого місця №</w:t>
+      </w:r>
+      <w:r>
+        <w:rPr>
+          <w:lang w:val="en-US"/>
+        </w:rPr>
+        <w:t>19</w:t>
+      </w:r>
+      <w:r>
+        <w:rPr>
+          <w:lang w:val="en-US"/>
+        </w:rPr>
+        <w:t>)</w:t>
       </w:r>
     </w:p>
     <w:tbl>
       <w:tblPr>
-        <w:tblW w:w="9026" w:type="dxa"/>
+        <w:tblW w:w="8262" w:type="dxa"/>
         <w:jc w:val="left"/>
         <w:tblInd w:w="55" w:type="dxa"/>
         <w:tblLayout w:type="fixed"/>
@@ -1360,17 +1372,17 @@
         </w:tblCellMar>
       </w:tblPr>
       <w:tblGrid>
-        <w:gridCol w:w="2010"/>
-        <w:gridCol w:w="1805"/>
-        <w:gridCol w:w="1805"/>
-        <w:gridCol w:w="1805"/>
-        <w:gridCol w:w="1601"/>
+        <w:gridCol w:w="2098"/>
+        <w:gridCol w:w="2621"/>
+        <w:gridCol w:w="1041"/>
+        <w:gridCol w:w="1041"/>
+        <w:gridCol w:w="1461"/>
       </w:tblGrid>
       <w:tr>
         <w:trPr/>
         <w:tc>
           <w:tcPr>
-            <w:tcW w:w="2010" w:type="dxa"/>
+            <w:tcW w:w="2098" w:type="dxa"/>
             <w:tcBorders>
               <w:top w:val="single" w:sz="4" w:space="0" w:color="000000"/>
               <w:left w:val="single" w:sz="4" w:space="0" w:color="000000"/>
@@ -1380,7 +1392,7 @@
           </w:tcPr>
           <w:p>
             <w:pPr>
-              <w:pStyle w:val="user2"/>
+              <w:pStyle w:val="Style14"/>
               <w:spacing w:lineRule="auto" w:line="240"/>
               <w:ind w:hanging="0" w:left="0"/>
               <w:rPr>
@@ -1399,7 +1411,7 @@
         </w:tc>
         <w:tc>
           <w:tcPr>
-            <w:tcW w:w="1805" w:type="dxa"/>
+            <w:tcW w:w="2621" w:type="dxa"/>
             <w:tcBorders>
               <w:top w:val="single" w:sz="4" w:space="0" w:color="000000"/>
               <w:left w:val="single" w:sz="4" w:space="0" w:color="000000"/>
@@ -1409,7 +1421,7 @@
           </w:tcPr>
           <w:p>
             <w:pPr>
-              <w:pStyle w:val="user2"/>
+              <w:pStyle w:val="Style14"/>
               <w:spacing w:lineRule="auto" w:line="240"/>
               <w:ind w:hanging="0" w:left="0"/>
               <w:rPr>
@@ -1436,7 +1448,7 @@
         </w:tc>
         <w:tc>
           <w:tcPr>
-            <w:tcW w:w="1805" w:type="dxa"/>
+            <w:tcW w:w="1041" w:type="dxa"/>
             <w:tcBorders>
               <w:top w:val="single" w:sz="4" w:space="0" w:color="000000"/>
               <w:left w:val="single" w:sz="4" w:space="0" w:color="000000"/>
@@ -1446,7 +1458,7 @@
           </w:tcPr>
           <w:p>
             <w:pPr>
-              <w:pStyle w:val="user2"/>
+              <w:pStyle w:val="Style14"/>
               <w:spacing w:lineRule="auto" w:line="240"/>
               <w:ind w:hanging="0" w:left="0"/>
               <w:rPr>
@@ -1475,7 +1487,7 @@
         </w:tc>
         <w:tc>
           <w:tcPr>
-            <w:tcW w:w="1805" w:type="dxa"/>
+            <w:tcW w:w="1041" w:type="dxa"/>
             <w:tcBorders>
               <w:top w:val="single" w:sz="4" w:space="0" w:color="000000"/>
               <w:left w:val="single" w:sz="4" w:space="0" w:color="000000"/>
@@ -1485,7 +1497,7 @@
           </w:tcPr>
           <w:p>
             <w:pPr>
-              <w:pStyle w:val="user2"/>
+              <w:pStyle w:val="Style14"/>
               <w:spacing w:lineRule="auto" w:line="240"/>
               <w:ind w:hanging="0" w:left="0"/>
               <w:rPr>
@@ -1514,7 +1526,7 @@
         </w:tc>
         <w:tc>
           <w:tcPr>
-            <w:tcW w:w="1601" w:type="dxa"/>
+            <w:tcW w:w="1461" w:type="dxa"/>
             <w:tcBorders>
               <w:top w:val="single" w:sz="4" w:space="0" w:color="000000"/>
               <w:left w:val="single" w:sz="4" w:space="0" w:color="000000"/>
@@ -1525,7 +1537,7 @@
           </w:tcPr>
           <w:p>
             <w:pPr>
-              <w:pStyle w:val="user2"/>
+              <w:pStyle w:val="Style14"/>
               <w:spacing w:lineRule="auto" w:line="240"/>
               <w:ind w:hanging="0" w:left="0"/>
               <w:rPr>
@@ -1548,7 +1560,7 @@
         <w:trPr/>
         <w:tc>
           <w:tcPr>
-            <w:tcW w:w="2010" w:type="dxa"/>
+            <w:tcW w:w="2098" w:type="dxa"/>
             <w:tcBorders>
               <w:left w:val="single" w:sz="4" w:space="0" w:color="000000"/>
               <w:bottom w:val="single" w:sz="4" w:space="0" w:color="000000"/>
@@ -1557,20 +1569,26 @@
           </w:tcPr>
           <w:p>
             <w:pPr>
-              <w:pStyle w:val="user2"/>
+              <w:pStyle w:val="Style14"/>
               <w:spacing w:lineRule="auto" w:line="240"/>
               <w:ind w:hanging="0" w:left="0"/>
-              <w:rPr/>
+              <w:rPr>
+                <w:b w:val="false"/>
+                <w:bCs w:val="false"/>
+              </w:rPr>
             </w:pPr>
             <w:r>
-              <w:rPr/>
-              <w:t>13.02.2026 12:02</w:t>
+              <w:rPr>
+                <w:b w:val="false"/>
+                <w:bCs w:val="false"/>
+              </w:rPr>
+              <w:t>13.02.2026 17:38</w:t>
             </w:r>
           </w:p>
         </w:tc>
         <w:tc>
           <w:tcPr>
-            <w:tcW w:w="1805" w:type="dxa"/>
+            <w:tcW w:w="2621" w:type="dxa"/>
             <w:tcBorders>
               <w:left w:val="single" w:sz="4" w:space="0" w:color="000000"/>
               <w:bottom w:val="single" w:sz="4" w:space="0" w:color="000000"/>
@@ -1579,21 +1597,26 @@
           </w:tcPr>
           <w:p>
             <w:pPr>
-              <w:pStyle w:val="user2"/>
+              <w:pStyle w:val="Style14"/>
               <w:spacing w:lineRule="auto" w:line="240"/>
               <w:ind w:hanging="0" w:left="0"/>
-              <w:jc w:val="right"/>
-              <w:rPr/>
+              <w:rPr>
+                <w:b w:val="false"/>
+                <w:bCs w:val="false"/>
+              </w:rPr>
             </w:pPr>
             <w:r>
-              <w:rPr/>
+              <w:rPr>
+                <w:b w:val="false"/>
+                <w:bCs w:val="false"/>
+              </w:rPr>
               <w:t>1</w:t>
             </w:r>
           </w:p>
         </w:tc>
         <w:tc>
           <w:tcPr>
-            <w:tcW w:w="1805" w:type="dxa"/>
+            <w:tcW w:w="1041" w:type="dxa"/>
             <w:vMerge w:val="restart"/>
             <w:tcBorders>
               <w:left w:val="single" w:sz="4" w:space="0" w:color="000000"/>
@@ -1603,24 +1626,26 @@
           </w:tcPr>
           <w:p>
             <w:pPr>
-              <w:pStyle w:val="user2"/>
+              <w:pStyle w:val="Style14"/>
               <w:spacing w:lineRule="auto" w:line="240"/>
               <w:ind w:hanging="0" w:left="0"/>
               <w:rPr>
-                <w:lang w:val="en-US"/>
+                <w:b w:val="false"/>
+                <w:bCs w:val="false"/>
               </w:rPr>
             </w:pPr>
             <w:r>
               <w:rPr>
-                <w:lang w:val="en-US"/>
-              </w:rPr>
-              <w:t>15.539054099994246</w:t>
+                <w:b w:val="false"/>
+                <w:bCs w:val="false"/>
+              </w:rPr>
+              <w:t>24.6048</w:t>
             </w:r>
           </w:p>
         </w:tc>
         <w:tc>
           <w:tcPr>
-            <w:tcW w:w="1805" w:type="dxa"/>
+            <w:tcW w:w="1041" w:type="dxa"/>
             <w:tcBorders>
               <w:left w:val="single" w:sz="4" w:space="0" w:color="000000"/>
               <w:bottom w:val="single" w:sz="4" w:space="0" w:color="000000"/>
@@ -1629,24 +1654,26 @@
           </w:tcPr>
           <w:p>
             <w:pPr>
-              <w:pStyle w:val="user2"/>
+              <w:pStyle w:val="Style14"/>
               <w:spacing w:lineRule="auto" w:line="240"/>
               <w:ind w:hanging="0" w:left="0"/>
               <w:rPr>
-                <w:lang w:val="en-US"/>
+                <w:b w:val="false"/>
+                <w:bCs w:val="false"/>
               </w:rPr>
             </w:pPr>
             <w:r>
               <w:rPr>
-                <w:lang w:val="en-US"/>
-              </w:rPr>
-              <w:t>15.645392999984324</w:t>
+                <w:b w:val="false"/>
+                <w:bCs w:val="false"/>
+              </w:rPr>
+              <w:t>24.6048</w:t>
             </w:r>
           </w:p>
         </w:tc>
         <w:tc>
           <w:tcPr>
-            <w:tcW w:w="1601" w:type="dxa"/>
+            <w:tcW w:w="1461" w:type="dxa"/>
             <w:tcBorders>
               <w:left w:val="single" w:sz="4" w:space="0" w:color="000000"/>
               <w:bottom w:val="single" w:sz="4" w:space="0" w:color="000000"/>
@@ -1656,18 +1683,20 @@
           </w:tcPr>
           <w:p>
             <w:pPr>
-              <w:pStyle w:val="user2"/>
+              <w:pStyle w:val="Style14"/>
               <w:spacing w:lineRule="auto" w:line="240"/>
               <w:ind w:hanging="0" w:left="0"/>
               <w:rPr>
-                <w:lang w:val="en-US"/>
+                <w:b w:val="false"/>
+                <w:bCs w:val="false"/>
               </w:rPr>
             </w:pPr>
             <w:r>
               <w:rPr>
-                <w:lang w:val="en-US"/>
-              </w:rPr>
-              <w:t>0,993203181</w:t>
+                <w:b w:val="false"/>
+                <w:bCs w:val="false"/>
+              </w:rPr>
+              <w:t>1</w:t>
             </w:r>
           </w:p>
         </w:tc>
@@ -1676,7 +1705,7 @@
         <w:trPr/>
         <w:tc>
           <w:tcPr>
-            <w:tcW w:w="2010" w:type="dxa"/>
+            <w:tcW w:w="2098" w:type="dxa"/>
             <w:tcBorders>
               <w:left w:val="single" w:sz="4" w:space="0" w:color="000000"/>
               <w:bottom w:val="single" w:sz="4" w:space="0" w:color="000000"/>
@@ -1685,24 +1714,34 @@
           </w:tcPr>
           <w:p>
             <w:pPr>
-              <w:pStyle w:val="user2"/>
+              <w:pStyle w:val="Style14"/>
               <w:spacing w:lineRule="auto" w:line="240"/>
               <w:ind w:hanging="0" w:left="0"/>
               <w:rPr>
-                <w:lang w:val="en-US"/>
+                <w:b w:val="false"/>
+                <w:bCs w:val="false"/>
               </w:rPr>
             </w:pPr>
             <w:r>
               <w:rPr>
+                <w:b w:val="false"/>
+                <w:bCs w:val="false"/>
+              </w:rPr>
+              <w:t>13.02.2026 17:</w:t>
+            </w:r>
+            <w:r>
+              <w:rPr>
+                <w:b w:val="false"/>
+                <w:bCs w:val="false"/>
                 <w:lang w:val="en-US"/>
               </w:rPr>
-              <w:t>13.02.2026 12:13</w:t>
+              <w:t>40</w:t>
             </w:r>
           </w:p>
         </w:tc>
         <w:tc>
           <w:tcPr>
-            <w:tcW w:w="1805" w:type="dxa"/>
+            <w:tcW w:w="2621" w:type="dxa"/>
             <w:tcBorders>
               <w:left w:val="single" w:sz="4" w:space="0" w:color="000000"/>
               <w:bottom w:val="single" w:sz="4" w:space="0" w:color="000000"/>
@@ -1711,17 +1750,18 @@
           </w:tcPr>
           <w:p>
             <w:pPr>
-              <w:pStyle w:val="user2"/>
+              <w:pStyle w:val="Style14"/>
               <w:spacing w:lineRule="auto" w:line="240"/>
               <w:ind w:hanging="0" w:left="0"/>
-              <w:jc w:val="right"/>
-              <w:rPr>
-                <w:lang w:val="en-US"/>
+              <w:rPr>
+                <w:b w:val="false"/>
+                <w:bCs w:val="false"/>
               </w:rPr>
             </w:pPr>
             <w:r>
               <w:rPr>
-                <w:lang w:val="en-US"/>
+                <w:b w:val="false"/>
+                <w:bCs w:val="false"/>
               </w:rPr>
               <w:t>2</w:t>
             </w:r>
@@ -1729,7 +1769,7 @@
         </w:tc>
         <w:tc>
           <w:tcPr>
-            <w:tcW w:w="1805" w:type="dxa"/>
+            <w:tcW w:w="1041" w:type="dxa"/>
             <w:vMerge w:val="continue"/>
             <w:tcBorders>
               <w:left w:val="single" w:sz="4" w:space="0" w:color="000000"/>
@@ -1739,23 +1779,25 @@
           </w:tcPr>
           <w:p>
             <w:pPr>
-              <w:pStyle w:val="user2"/>
+              <w:pStyle w:val="Style14"/>
               <w:spacing w:lineRule="auto" w:line="240"/>
               <w:ind w:hanging="0" w:left="0"/>
               <w:rPr>
-                <w:lang w:val="en-US"/>
+                <w:b w:val="false"/>
+                <w:bCs w:val="false"/>
               </w:rPr>
             </w:pPr>
             <w:r>
               <w:rPr>
-                <w:lang w:val="en-US"/>
+                <w:b w:val="false"/>
+                <w:bCs w:val="false"/>
               </w:rPr>
             </w:r>
           </w:p>
         </w:tc>
         <w:tc>
           <w:tcPr>
-            <w:tcW w:w="1805" w:type="dxa"/>
+            <w:tcW w:w="1041" w:type="dxa"/>
             <w:tcBorders>
               <w:left w:val="single" w:sz="4" w:space="0" w:color="000000"/>
               <w:bottom w:val="single" w:sz="4" w:space="0" w:color="000000"/>
@@ -1764,24 +1806,26 @@
           </w:tcPr>
           <w:p>
             <w:pPr>
-              <w:pStyle w:val="user2"/>
+              <w:pStyle w:val="Style14"/>
               <w:spacing w:lineRule="auto" w:line="240"/>
               <w:ind w:hanging="0" w:left="0"/>
               <w:rPr>
-                <w:lang w:val="en-US"/>
+                <w:b w:val="false"/>
+                <w:bCs w:val="false"/>
               </w:rPr>
             </w:pPr>
             <w:r>
               <w:rPr>
-                <w:lang w:val="en-US"/>
-              </w:rPr>
-              <w:t>16.29839929996524</w:t>
+                <w:b w:val="false"/>
+                <w:bCs w:val="false"/>
+              </w:rPr>
+              <w:t>12.5789</w:t>
             </w:r>
           </w:p>
         </w:tc>
         <w:tc>
           <w:tcPr>
-            <w:tcW w:w="1601" w:type="dxa"/>
+            <w:tcW w:w="1461" w:type="dxa"/>
             <w:tcBorders>
               <w:left w:val="single" w:sz="4" w:space="0" w:color="000000"/>
               <w:bottom w:val="single" w:sz="4" w:space="0" w:color="000000"/>
@@ -1791,18 +1835,20 @@
           </w:tcPr>
           <w:p>
             <w:pPr>
-              <w:pStyle w:val="user2"/>
+              <w:pStyle w:val="Style14"/>
               <w:spacing w:lineRule="auto" w:line="240"/>
               <w:ind w:hanging="0" w:left="0"/>
               <w:rPr>
-                <w:lang w:val="en-US"/>
+                <w:b w:val="false"/>
+                <w:bCs w:val="false"/>
               </w:rPr>
             </w:pPr>
             <w:r>
               <w:rPr>
-                <w:lang w:val="en-US"/>
-              </w:rPr>
-              <w:t>0,959934329</w:t>
+                <w:b w:val="false"/>
+                <w:bCs w:val="false"/>
+              </w:rPr>
+              <w:t>1.95603749</w:t>
             </w:r>
           </w:p>
         </w:tc>
@@ -1811,7 +1857,7 @@
         <w:trPr/>
         <w:tc>
           <w:tcPr>
-            <w:tcW w:w="2010" w:type="dxa"/>
+            <w:tcW w:w="2098" w:type="dxa"/>
             <w:tcBorders>
               <w:left w:val="single" w:sz="4" w:space="0" w:color="000000"/>
               <w:bottom w:val="single" w:sz="4" w:space="0" w:color="000000"/>
@@ -1820,24 +1866,28 @@
           </w:tcPr>
           <w:p>
             <w:pPr>
-              <w:pStyle w:val="user2"/>
+              <w:pStyle w:val="Style14"/>
               <w:spacing w:lineRule="auto" w:line="240"/>
               <w:ind w:hanging="0" w:left="0"/>
               <w:rPr>
+                <w:b w:val="false"/>
+                <w:bCs w:val="false"/>
                 <w:lang w:val="en-US"/>
               </w:rPr>
             </w:pPr>
             <w:r>
               <w:rPr>
+                <w:b w:val="false"/>
+                <w:bCs w:val="false"/>
                 <w:lang w:val="en-US"/>
               </w:rPr>
-              <w:t>13.02.2026 12:14</w:t>
+              <w:t>13.02.2026 17:41</w:t>
             </w:r>
           </w:p>
         </w:tc>
         <w:tc>
           <w:tcPr>
-            <w:tcW w:w="1805" w:type="dxa"/>
+            <w:tcW w:w="2621" w:type="dxa"/>
             <w:tcBorders>
               <w:left w:val="single" w:sz="4" w:space="0" w:color="000000"/>
               <w:bottom w:val="single" w:sz="4" w:space="0" w:color="000000"/>
@@ -1846,25 +1896,28 @@
           </w:tcPr>
           <w:p>
             <w:pPr>
-              <w:pStyle w:val="user2"/>
+              <w:pStyle w:val="Style14"/>
               <w:spacing w:lineRule="auto" w:line="240"/>
               <w:ind w:hanging="0" w:left="0"/>
-              <w:jc w:val="right"/>
-              <w:rPr>
+              <w:rPr>
+                <w:b w:val="false"/>
+                <w:bCs w:val="false"/>
                 <w:lang w:val="en-US"/>
               </w:rPr>
             </w:pPr>
             <w:r>
               <w:rPr>
+                <w:b w:val="false"/>
+                <w:bCs w:val="false"/>
                 <w:lang w:val="en-US"/>
               </w:rPr>
-              <w:t>4</w:t>
+              <w:t>3</w:t>
             </w:r>
           </w:p>
         </w:tc>
         <w:tc>
           <w:tcPr>
-            <w:tcW w:w="1805" w:type="dxa"/>
+            <w:tcW w:w="1041" w:type="dxa"/>
             <w:vMerge w:val="continue"/>
             <w:tcBorders>
               <w:left w:val="single" w:sz="4" w:space="0" w:color="000000"/>
@@ -1874,23 +1927,25 @@
           </w:tcPr>
           <w:p>
             <w:pPr>
-              <w:pStyle w:val="user2"/>
+              <w:pStyle w:val="Style14"/>
               <w:spacing w:lineRule="auto" w:line="240"/>
               <w:ind w:hanging="0" w:left="0"/>
               <w:rPr>
-                <w:lang w:val="en-US"/>
+                <w:b w:val="false"/>
+                <w:bCs w:val="false"/>
               </w:rPr>
             </w:pPr>
             <w:r>
               <w:rPr>
-                <w:lang w:val="en-US"/>
+                <w:b w:val="false"/>
+                <w:bCs w:val="false"/>
               </w:rPr>
             </w:r>
           </w:p>
         </w:tc>
         <w:tc>
           <w:tcPr>
-            <w:tcW w:w="1805" w:type="dxa"/>
+            <w:tcW w:w="1041" w:type="dxa"/>
             <w:tcBorders>
               <w:left w:val="single" w:sz="4" w:space="0" w:color="000000"/>
               <w:bottom w:val="single" w:sz="4" w:space="0" w:color="000000"/>
@@ -1899,24 +1954,26 @@
           </w:tcPr>
           <w:p>
             <w:pPr>
-              <w:pStyle w:val="user2"/>
+              <w:pStyle w:val="Style14"/>
               <w:spacing w:lineRule="auto" w:line="240"/>
               <w:ind w:hanging="0" w:left="0"/>
               <w:rPr>
-                <w:lang w:val="en-US"/>
+                <w:b w:val="false"/>
+                <w:bCs w:val="false"/>
               </w:rPr>
             </w:pPr>
             <w:r>
               <w:rPr>
-                <w:lang w:val="en-US"/>
-              </w:rPr>
-              <w:t>16.573226300009992</w:t>
+                <w:b w:val="false"/>
+                <w:bCs w:val="false"/>
+              </w:rPr>
+              <w:t>8.4814</w:t>
             </w:r>
           </w:p>
         </w:tc>
         <w:tc>
           <w:tcPr>
-            <w:tcW w:w="1601" w:type="dxa"/>
+            <w:tcW w:w="1461" w:type="dxa"/>
             <w:tcBorders>
               <w:left w:val="single" w:sz="4" w:space="0" w:color="000000"/>
               <w:bottom w:val="single" w:sz="4" w:space="0" w:color="000000"/>
@@ -1926,18 +1983,168 @@
           </w:tcPr>
           <w:p>
             <w:pPr>
-              <w:pStyle w:val="user2"/>
+              <w:pStyle w:val="Style14"/>
               <w:spacing w:lineRule="auto" w:line="240"/>
               <w:ind w:hanging="0" w:left="0"/>
               <w:rPr>
-                <w:lang w:val="en-US"/>
+                <w:b w:val="false"/>
+                <w:bCs w:val="false"/>
               </w:rPr>
             </w:pPr>
             <w:r>
               <w:rPr>
+                <w:b w:val="false"/>
+                <w:bCs w:val="false"/>
+              </w:rPr>
+              <w:t>2.90103049</w:t>
+            </w:r>
+          </w:p>
+        </w:tc>
+      </w:tr>
+      <w:tr>
+        <w:trPr/>
+        <w:tc>
+          <w:tcPr>
+            <w:tcW w:w="2098" w:type="dxa"/>
+            <w:tcBorders>
+              <w:left w:val="single" w:sz="4" w:space="0" w:color="000000"/>
+              <w:bottom w:val="single" w:sz="4" w:space="0" w:color="000000"/>
+            </w:tcBorders>
+            <w:vAlign w:val="center"/>
+          </w:tcPr>
+          <w:p>
+            <w:pPr>
+              <w:pStyle w:val="Style14"/>
+              <w:spacing w:lineRule="auto" w:line="240"/>
+              <w:ind w:hanging="0" w:left="0"/>
+              <w:rPr>
+                <w:b w:val="false"/>
+                <w:bCs w:val="false"/>
                 <w:lang w:val="en-US"/>
               </w:rPr>
-              <w:t>0,937599826</w:t>
+            </w:pPr>
+            <w:r>
+              <w:rPr>
+                <w:b w:val="false"/>
+                <w:bCs w:val="false"/>
+                <w:lang w:val="en-US"/>
+              </w:rPr>
+              <w:t>13.02.2026 17:43</w:t>
+            </w:r>
+          </w:p>
+        </w:tc>
+        <w:tc>
+          <w:tcPr>
+            <w:tcW w:w="2621" w:type="dxa"/>
+            <w:tcBorders>
+              <w:left w:val="single" w:sz="4" w:space="0" w:color="000000"/>
+              <w:bottom w:val="single" w:sz="4" w:space="0" w:color="000000"/>
+            </w:tcBorders>
+            <w:vAlign w:val="center"/>
+          </w:tcPr>
+          <w:p>
+            <w:pPr>
+              <w:pStyle w:val="Style14"/>
+              <w:spacing w:lineRule="auto" w:line="240"/>
+              <w:ind w:hanging="0" w:left="0"/>
+              <w:rPr>
+                <w:b w:val="false"/>
+                <w:bCs w:val="false"/>
+                <w:lang w:val="en-US"/>
+              </w:rPr>
+            </w:pPr>
+            <w:r>
+              <w:rPr>
+                <w:b w:val="false"/>
+                <w:bCs w:val="false"/>
+                <w:lang w:val="en-US"/>
+              </w:rPr>
+              <w:t>4</w:t>
+            </w:r>
+          </w:p>
+        </w:tc>
+        <w:tc>
+          <w:tcPr>
+            <w:tcW w:w="1041" w:type="dxa"/>
+            <w:vMerge w:val="continue"/>
+            <w:tcBorders>
+              <w:left w:val="single" w:sz="4" w:space="0" w:color="000000"/>
+              <w:bottom w:val="single" w:sz="4" w:space="0" w:color="000000"/>
+            </w:tcBorders>
+            <w:vAlign w:val="center"/>
+          </w:tcPr>
+          <w:p>
+            <w:pPr>
+              <w:pStyle w:val="Style14"/>
+              <w:spacing w:lineRule="auto" w:line="240"/>
+              <w:ind w:hanging="0" w:left="0"/>
+              <w:rPr>
+                <w:b w:val="false"/>
+                <w:bCs w:val="false"/>
+              </w:rPr>
+            </w:pPr>
+            <w:r>
+              <w:rPr>
+                <w:b w:val="false"/>
+                <w:bCs w:val="false"/>
+              </w:rPr>
+            </w:r>
+          </w:p>
+        </w:tc>
+        <w:tc>
+          <w:tcPr>
+            <w:tcW w:w="1041" w:type="dxa"/>
+            <w:tcBorders>
+              <w:left w:val="single" w:sz="4" w:space="0" w:color="000000"/>
+              <w:bottom w:val="single" w:sz="4" w:space="0" w:color="000000"/>
+            </w:tcBorders>
+            <w:vAlign w:val="center"/>
+          </w:tcPr>
+          <w:p>
+            <w:pPr>
+              <w:pStyle w:val="Style14"/>
+              <w:spacing w:lineRule="auto" w:line="240"/>
+              <w:ind w:hanging="0" w:left="0"/>
+              <w:rPr>
+                <w:b w:val="false"/>
+                <w:bCs w:val="false"/>
+              </w:rPr>
+            </w:pPr>
+            <w:r>
+              <w:rPr>
+                <w:b w:val="false"/>
+                <w:bCs w:val="false"/>
+              </w:rPr>
+              <w:t>6.6128</w:t>
+            </w:r>
+          </w:p>
+        </w:tc>
+        <w:tc>
+          <w:tcPr>
+            <w:tcW w:w="1461" w:type="dxa"/>
+            <w:tcBorders>
+              <w:left w:val="single" w:sz="4" w:space="0" w:color="000000"/>
+              <w:bottom w:val="single" w:sz="4" w:space="0" w:color="000000"/>
+              <w:right w:val="single" w:sz="4" w:space="0" w:color="000000"/>
+            </w:tcBorders>
+            <w:vAlign w:val="center"/>
+          </w:tcPr>
+          <w:p>
+            <w:pPr>
+              <w:pStyle w:val="Style14"/>
+              <w:spacing w:lineRule="auto" w:line="240"/>
+              <w:ind w:hanging="0" w:left="0"/>
+              <w:rPr>
+                <w:b w:val="false"/>
+                <w:bCs w:val="false"/>
+              </w:rPr>
+            </w:pPr>
+            <w:r>
+              <w:rPr>
+                <w:b w:val="false"/>
+                <w:bCs w:val="false"/>
+              </w:rPr>
+              <w:t>3.72078393</w:t>
             </w:r>
           </w:p>
         </w:tc>
@@ -2016,7 +2223,7 @@
           </w:tcPr>
           <w:p>
             <w:pPr>
-              <w:pStyle w:val="user2"/>
+              <w:pStyle w:val="Style14"/>
               <w:spacing w:lineRule="auto" w:line="240"/>
               <w:ind w:hanging="0" w:left="0"/>
               <w:rPr/>
@@ -2038,7 +2245,7 @@
           </w:tcPr>
           <w:p>
             <w:pPr>
-              <w:pStyle w:val="user2"/>
+              <w:pStyle w:val="Style14"/>
               <w:spacing w:lineRule="auto" w:line="240"/>
               <w:ind w:hanging="0" w:left="0"/>
               <w:rPr>
@@ -2064,7 +2271,7 @@
           </w:tcPr>
           <w:p>
             <w:pPr>
-              <w:pStyle w:val="user2"/>
+              <w:pStyle w:val="Style14"/>
               <w:spacing w:lineRule="auto" w:line="240"/>
               <w:ind w:hanging="0" w:left="0"/>
               <w:rPr>
@@ -2097,7 +2304,7 @@
           </w:tcPr>
           <w:p>
             <w:pPr>
-              <w:pStyle w:val="user2"/>
+              <w:pStyle w:val="Style14"/>
               <w:spacing w:lineRule="auto" w:line="240"/>
               <w:ind w:hanging="0" w:left="0"/>
               <w:rPr>
@@ -2131,7 +2338,7 @@
           </w:tcPr>
           <w:p>
             <w:pPr>
-              <w:pStyle w:val="user2"/>
+              <w:pStyle w:val="Style14"/>
               <w:spacing w:lineRule="auto" w:line="240"/>
               <w:ind w:hanging="0" w:left="0"/>
               <w:rPr>
@@ -2207,7 +2414,7 @@
           </w:tcPr>
           <w:p>
             <w:pPr>
-              <w:pStyle w:val="user2"/>
+              <w:pStyle w:val="Style14"/>
               <w:spacing w:lineRule="auto" w:line="240"/>
               <w:ind w:hanging="0" w:left="0"/>
               <w:rPr/>
@@ -2229,7 +2436,7 @@
           </w:tcPr>
           <w:p>
             <w:pPr>
-              <w:pStyle w:val="user2"/>
+              <w:pStyle w:val="Style14"/>
               <w:spacing w:lineRule="auto" w:line="240"/>
               <w:ind w:hanging="0" w:left="0"/>
               <w:rPr/>
@@ -2253,7 +2460,7 @@
           </w:tcPr>
           <w:p>
             <w:pPr>
-              <w:pStyle w:val="user2"/>
+              <w:pStyle w:val="Style14"/>
               <w:spacing w:lineRule="auto" w:line="240"/>
               <w:ind w:hanging="0" w:left="0"/>
               <w:rPr>
@@ -2287,7 +2494,7 @@
           </w:tcPr>
           <w:p>
             <w:pPr>
-              <w:pStyle w:val="user2"/>
+              <w:pStyle w:val="Style14"/>
               <w:spacing w:lineRule="auto" w:line="240"/>
               <w:ind w:hanging="0" w:left="0"/>
               <w:rPr>
@@ -3767,12 +3974,12 @@
       <w:lang w:val="en-US" w:eastAsia="uk-UA"/>
     </w:rPr>
   </w:style>
-  <w:style w:type="character" w:styleId="Style12">
-    <w:name w:val="Символ нумерації"/>
+  <w:style w:type="character" w:styleId="user">
+    <w:name w:val="Символ нумерації (user)"/>
     <w:qFormat/>
     <w:rPr/>
   </w:style>
-  <w:style w:type="paragraph" w:styleId="Style13">
+  <w:style w:type="paragraph" w:styleId="Style12">
     <w:name w:val="Заголовок"/>
     <w:basedOn w:val="Normal"/>
     <w:next w:val="BodyText"/>
@@ -3782,7 +3989,7 @@
       <w:spacing w:before="240" w:after="120"/>
     </w:pPr>
     <w:rPr>
-      <w:rFonts w:ascii="Liberation Sans" w:hAnsi="Liberation Sans" w:eastAsia="Microsoft YaHei" w:cs="Lucida Sans"/>
+      <w:rFonts w:ascii="Liberation Sans" w:hAnsi="Liberation Sans" w:eastAsia="Microsoft YaHei" w:cs="Arial Unicode MS"/>
       <w:sz w:val="28"/>
       <w:szCs w:val="28"/>
     </w:rPr>
@@ -3819,8 +4026,34 @@
       <w:szCs w:val="24"/>
     </w:rPr>
   </w:style>
-  <w:style w:type="paragraph" w:styleId="Style14">
+  <w:style w:type="paragraph" w:styleId="Style13">
     <w:name w:val="Покажчик"/>
+    <w:basedOn w:val="Normal"/>
+    <w:qFormat/>
+    <w:pPr>
+      <w:suppressLineNumbers/>
+    </w:pPr>
+    <w:rPr>
+      <w:rFonts w:cs="Arial Unicode MS"/>
+    </w:rPr>
+  </w:style>
+  <w:style w:type="paragraph" w:styleId="user1">
+    <w:name w:val="Заголовок (user)"/>
+    <w:basedOn w:val="Normal"/>
+    <w:next w:val="BodyText"/>
+    <w:qFormat/>
+    <w:pPr>
+      <w:keepNext w:val="true"/>
+      <w:spacing w:before="240" w:after="120"/>
+    </w:pPr>
+    <w:rPr>
+      <w:rFonts w:ascii="Liberation Sans" w:hAnsi="Liberation Sans" w:eastAsia="Microsoft YaHei" w:cs="Lucida Sans"/>
+      <w:sz w:val="28"/>
+      <w:szCs w:val="28"/>
+    </w:rPr>
+  </w:style>
+  <w:style w:type="paragraph" w:styleId="user2">
+    <w:name w:val="Покажчик (user)"/>
     <w:basedOn w:val="Normal"/>
     <w:qFormat/>
     <w:pPr>
@@ -3830,35 +4063,9 @@
       <w:rFonts w:cs="Lucida Sans"/>
     </w:rPr>
   </w:style>
-  <w:style w:type="paragraph" w:styleId="user">
-    <w:name w:val="Заголовок (user)"/>
-    <w:basedOn w:val="Normal"/>
-    <w:next w:val="BodyText"/>
-    <w:qFormat/>
-    <w:pPr>
-      <w:keepNext w:val="true"/>
-      <w:spacing w:before="240" w:after="120"/>
-    </w:pPr>
-    <w:rPr>
-      <w:rFonts w:ascii="Liberation Sans" w:hAnsi="Liberation Sans" w:eastAsia="Microsoft YaHei" w:cs="Arial Unicode MS"/>
-      <w:sz w:val="28"/>
-      <w:szCs w:val="28"/>
-    </w:rPr>
-  </w:style>
-  <w:style w:type="paragraph" w:styleId="user1">
-    <w:name w:val="Покажчик (user)"/>
-    <w:basedOn w:val="Normal"/>
-    <w:qFormat/>
-    <w:pPr>
-      <w:suppressLineNumbers/>
-    </w:pPr>
-    <w:rPr>
-      <w:rFonts w:cs="Arial Unicode MS"/>
-    </w:rPr>
-  </w:style>
   <w:style w:type="paragraph" w:styleId="IndexHeading">
     <w:name w:val="index heading"/>
-    <w:basedOn w:val="user"/>
+    <w:basedOn w:val="Style12"/>
     <w:pPr/>
     <w:rPr/>
   </w:style>
@@ -4136,8 +4343,8 @@
     </w:pPr>
     <w:rPr/>
   </w:style>
-  <w:style w:type="paragraph" w:styleId="user2">
-    <w:name w:val="Вміст таблиці (user)"/>
+  <w:style w:type="paragraph" w:styleId="Style14">
+    <w:name w:val="Вміст таблиці"/>
     <w:basedOn w:val="Normal"/>
     <w:qFormat/>
     <w:pPr>
@@ -4146,8 +4353,8 @@
     </w:pPr>
     <w:rPr/>
   </w:style>
-  <w:style w:type="paragraph" w:styleId="Style15">
-    <w:name w:val="Вміст таблиці"/>
+  <w:style w:type="paragraph" w:styleId="user3">
+    <w:name w:val="Вміст таблиці (user)"/>
     <w:basedOn w:val="Normal"/>
     <w:qFormat/>
     <w:pPr>
@@ -4156,9 +4363,9 @@
     </w:pPr>
     <w:rPr/>
   </w:style>
-  <w:style w:type="paragraph" w:styleId="user3">
-    <w:name w:val="Заголовок таблиці (user)"/>
-    <w:basedOn w:val="user2"/>
+  <w:style w:type="paragraph" w:styleId="Style15">
+    <w:name w:val="Заголовок таблиці"/>
+    <w:basedOn w:val="Style14"/>
     <w:qFormat/>
     <w:pPr>
       <w:suppressLineNumbers/>
@@ -4169,8 +4376,8 @@
       <w:bCs/>
     </w:rPr>
   </w:style>
-  <w:style w:type="paragraph" w:styleId="user4">
-    <w:name w:val="Верхній і нижній колонтитули (user)"/>
+  <w:style w:type="paragraph" w:styleId="Style16">
+    <w:name w:val="Верхній і нижній колонтитули"/>
     <w:basedOn w:val="Normal"/>
     <w:qFormat/>
     <w:pPr>
@@ -4183,8 +4390,8 @@
     </w:pPr>
     <w:rPr/>
   </w:style>
-  <w:style w:type="paragraph" w:styleId="Style16">
-    <w:name w:val="Верхній і нижній колонтитули"/>
+  <w:style w:type="paragraph" w:styleId="user4">
+    <w:name w:val="Верхній і нижній колонтитули (user)"/>
     <w:basedOn w:val="Normal"/>
     <w:qFormat/>
     <w:pPr/>
@@ -4192,7 +4399,7 @@
   </w:style>
   <w:style w:type="paragraph" w:styleId="Footer">
     <w:name w:val="footer"/>
-    <w:basedOn w:val="user4"/>
+    <w:basedOn w:val="Style16"/>
     <w:pPr>
       <w:suppressLineNumbers/>
     </w:pPr>
@@ -4200,7 +4407,7 @@
   </w:style>
   <w:style w:type="paragraph" w:styleId="Header">
     <w:name w:val="header"/>
-    <w:basedOn w:val="Style16"/>
+    <w:basedOn w:val="user4"/>
     <w:pPr>
       <w:suppressLineNumbers/>
       <w:tabs>
@@ -4211,9 +4418,9 @@
     </w:pPr>
     <w:rPr/>
   </w:style>
-  <w:style w:type="paragraph" w:styleId="Style17">
-    <w:name w:val="Заголовок таблиці"/>
-    <w:basedOn w:val="Style15"/>
+  <w:style w:type="paragraph" w:styleId="user5">
+    <w:name w:val="Заголовок таблиці (user)"/>
+    <w:basedOn w:val="user3"/>
     <w:qFormat/>
     <w:pPr>
       <w:suppressLineNumbers/>
@@ -4224,8 +4431,8 @@
       <w:bCs/>
     </w:rPr>
   </w:style>
-  <w:style w:type="numbering" w:styleId="user5" w:default="1">
-    <w:name w:val="Без маркерів (user)"/>
+  <w:style w:type="numbering" w:styleId="Style17" w:default="1">
+    <w:name w:val="Без маркерів"/>
     <w:uiPriority w:val="99"/>
     <w:semiHidden/>
     <w:unhideWhenUsed/>

--- a/42TR Tehnologiji Rozpodilenyh System/4/TR_KNT-122_Onyshchenko_19_PR4.docx
+++ b/42TR Tehnologiji Rozpodilenyh System/4/TR_KNT-122_Onyshchenko_19_PR4.docx
@@ -1360,7 +1360,7 @@
     </w:p>
     <w:tbl>
       <w:tblPr>
-        <w:tblW w:w="8262" w:type="dxa"/>
+        <w:tblW w:w="5292" w:type="dxa"/>
         <w:jc w:val="left"/>
         <w:tblInd w:w="55" w:type="dxa"/>
         <w:tblLayout w:type="fixed"/>
@@ -1372,17 +1372,17 @@
         </w:tblCellMar>
       </w:tblPr>
       <w:tblGrid>
-        <w:gridCol w:w="2098"/>
+        <w:gridCol w:w="1580"/>
         <w:gridCol w:w="2621"/>
-        <w:gridCol w:w="1041"/>
-        <w:gridCol w:w="1041"/>
-        <w:gridCol w:w="1461"/>
+        <w:gridCol w:w="398"/>
+        <w:gridCol w:w="407"/>
+        <w:gridCol w:w="286"/>
       </w:tblGrid>
       <w:tr>
         <w:trPr/>
         <w:tc>
           <w:tcPr>
-            <w:tcW w:w="2098" w:type="dxa"/>
+            <w:tcW w:w="1580" w:type="dxa"/>
             <w:tcBorders>
               <w:top w:val="single" w:sz="4" w:space="0" w:color="000000"/>
               <w:left w:val="single" w:sz="4" w:space="0" w:color="000000"/>
@@ -1396,14 +1396,14 @@
               <w:spacing w:lineRule="auto" w:line="240"/>
               <w:ind w:hanging="0" w:left="0"/>
               <w:rPr>
-                <w:b/>
-                <w:bCs/>
+                <w:b w:val="false"/>
+                <w:bCs w:val="false"/>
               </w:rPr>
             </w:pPr>
             <w:r>
               <w:rPr>
-                <w:b/>
-                <w:bCs/>
+                <w:b w:val="false"/>
+                <w:bCs w:val="false"/>
               </w:rPr>
               <w:t>Дата та час</w:t>
             </w:r>
@@ -1425,21 +1425,21 @@
               <w:spacing w:lineRule="auto" w:line="240"/>
               <w:ind w:hanging="0" w:left="0"/>
               <w:rPr>
-                <w:b/>
-                <w:bCs/>
+                <w:b w:val="false"/>
+                <w:bCs w:val="false"/>
               </w:rPr>
             </w:pPr>
             <w:r>
               <w:rPr>
-                <w:b/>
-                <w:bCs/>
+                <w:b w:val="false"/>
+                <w:bCs w:val="false"/>
               </w:rPr>
               <w:t xml:space="preserve">Число процесорів </w:t>
             </w:r>
             <w:r>
               <w:rPr>
-                <w:b/>
-                <w:bCs/>
+                <w:b w:val="false"/>
+                <w:bCs w:val="false"/>
                 <w:lang w:val="en-US"/>
               </w:rPr>
               <w:t>P</w:t>
@@ -1448,7 +1448,7 @@
         </w:tc>
         <w:tc>
           <w:tcPr>
-            <w:tcW w:w="1041" w:type="dxa"/>
+            <w:tcW w:w="398" w:type="dxa"/>
             <w:tcBorders>
               <w:top w:val="single" w:sz="4" w:space="0" w:color="000000"/>
               <w:left w:val="single" w:sz="4" w:space="0" w:color="000000"/>
@@ -1462,22 +1462,22 @@
               <w:spacing w:lineRule="auto" w:line="240"/>
               <w:ind w:hanging="0" w:left="0"/>
               <w:rPr>
-                <w:b/>
-                <w:bCs/>
+                <w:b w:val="false"/>
+                <w:bCs w:val="false"/>
               </w:rPr>
             </w:pPr>
             <w:r>
               <w:rPr>
-                <w:b/>
-                <w:bCs/>
+                <w:b w:val="false"/>
+                <w:bCs w:val="false"/>
                 <w:lang w:val="en-US"/>
               </w:rPr>
               <w:t>T</w:t>
             </w:r>
             <w:r>
               <w:rPr>
-                <w:b/>
-                <w:bCs/>
+                <w:b w:val="false"/>
+                <w:bCs w:val="false"/>
                 <w:vertAlign w:val="subscript"/>
                 <w:lang w:val="en-US"/>
               </w:rPr>
@@ -1487,7 +1487,7 @@
         </w:tc>
         <w:tc>
           <w:tcPr>
-            <w:tcW w:w="1041" w:type="dxa"/>
+            <w:tcW w:w="407" w:type="dxa"/>
             <w:tcBorders>
               <w:top w:val="single" w:sz="4" w:space="0" w:color="000000"/>
               <w:left w:val="single" w:sz="4" w:space="0" w:color="000000"/>
@@ -1501,22 +1501,22 @@
               <w:spacing w:lineRule="auto" w:line="240"/>
               <w:ind w:hanging="0" w:left="0"/>
               <w:rPr>
-                <w:b/>
-                <w:bCs/>
+                <w:b w:val="false"/>
+                <w:bCs w:val="false"/>
               </w:rPr>
             </w:pPr>
             <w:r>
               <w:rPr>
-                <w:b/>
-                <w:bCs/>
+                <w:b w:val="false"/>
+                <w:bCs w:val="false"/>
                 <w:lang w:val="en-US"/>
               </w:rPr>
               <w:t>T</w:t>
             </w:r>
             <w:r>
               <w:rPr>
-                <w:b/>
-                <w:bCs/>
+                <w:b w:val="false"/>
+                <w:bCs w:val="false"/>
                 <w:vertAlign w:val="subscript"/>
                 <w:lang w:val="en-US"/>
               </w:rPr>
@@ -1526,7 +1526,7 @@
         </w:tc>
         <w:tc>
           <w:tcPr>
-            <w:tcW w:w="1461" w:type="dxa"/>
+            <w:tcW w:w="286" w:type="dxa"/>
             <w:tcBorders>
               <w:top w:val="single" w:sz="4" w:space="0" w:color="000000"/>
               <w:left w:val="single" w:sz="4" w:space="0" w:color="000000"/>
@@ -1541,14 +1541,14 @@
               <w:spacing w:lineRule="auto" w:line="240"/>
               <w:ind w:hanging="0" w:left="0"/>
               <w:rPr>
-                <w:b/>
-                <w:bCs/>
+                <w:b w:val="false"/>
+                <w:bCs w:val="false"/>
               </w:rPr>
             </w:pPr>
             <w:r>
               <w:rPr>
-                <w:b/>
-                <w:bCs/>
+                <w:b w:val="false"/>
+                <w:bCs w:val="false"/>
                 <w:lang w:val="en-US"/>
               </w:rPr>
               <w:t>S</w:t>
@@ -1556,613 +1556,7 @@
           </w:p>
         </w:tc>
       </w:tr>
-      <w:tr>
-        <w:trPr/>
-        <w:tc>
-          <w:tcPr>
-            <w:tcW w:w="2098" w:type="dxa"/>
-            <w:tcBorders>
-              <w:left w:val="single" w:sz="4" w:space="0" w:color="000000"/>
-              <w:bottom w:val="single" w:sz="4" w:space="0" w:color="000000"/>
-            </w:tcBorders>
-            <w:vAlign w:val="center"/>
-          </w:tcPr>
-          <w:p>
-            <w:pPr>
-              <w:pStyle w:val="Style14"/>
-              <w:spacing w:lineRule="auto" w:line="240"/>
-              <w:ind w:hanging="0" w:left="0"/>
-              <w:rPr>
-                <w:b w:val="false"/>
-                <w:bCs w:val="false"/>
-              </w:rPr>
-            </w:pPr>
-            <w:r>
-              <w:rPr>
-                <w:b w:val="false"/>
-                <w:bCs w:val="false"/>
-              </w:rPr>
-              <w:t>13.02.2026 17:38</w:t>
-            </w:r>
-          </w:p>
-        </w:tc>
-        <w:tc>
-          <w:tcPr>
-            <w:tcW w:w="2621" w:type="dxa"/>
-            <w:tcBorders>
-              <w:left w:val="single" w:sz="4" w:space="0" w:color="000000"/>
-              <w:bottom w:val="single" w:sz="4" w:space="0" w:color="000000"/>
-            </w:tcBorders>
-            <w:vAlign w:val="center"/>
-          </w:tcPr>
-          <w:p>
-            <w:pPr>
-              <w:pStyle w:val="Style14"/>
-              <w:spacing w:lineRule="auto" w:line="240"/>
-              <w:ind w:hanging="0" w:left="0"/>
-              <w:rPr>
-                <w:b w:val="false"/>
-                <w:bCs w:val="false"/>
-              </w:rPr>
-            </w:pPr>
-            <w:r>
-              <w:rPr>
-                <w:b w:val="false"/>
-                <w:bCs w:val="false"/>
-              </w:rPr>
-              <w:t>1</w:t>
-            </w:r>
-          </w:p>
-        </w:tc>
-        <w:tc>
-          <w:tcPr>
-            <w:tcW w:w="1041" w:type="dxa"/>
-            <w:vMerge w:val="restart"/>
-            <w:tcBorders>
-              <w:left w:val="single" w:sz="4" w:space="0" w:color="000000"/>
-              <w:bottom w:val="single" w:sz="4" w:space="0" w:color="000000"/>
-            </w:tcBorders>
-            <w:vAlign w:val="center"/>
-          </w:tcPr>
-          <w:p>
-            <w:pPr>
-              <w:pStyle w:val="Style14"/>
-              <w:spacing w:lineRule="auto" w:line="240"/>
-              <w:ind w:hanging="0" w:left="0"/>
-              <w:rPr>
-                <w:b w:val="false"/>
-                <w:bCs w:val="false"/>
-              </w:rPr>
-            </w:pPr>
-            <w:r>
-              <w:rPr>
-                <w:b w:val="false"/>
-                <w:bCs w:val="false"/>
-              </w:rPr>
-              <w:t>24.6048</w:t>
-            </w:r>
-          </w:p>
-        </w:tc>
-        <w:tc>
-          <w:tcPr>
-            <w:tcW w:w="1041" w:type="dxa"/>
-            <w:tcBorders>
-              <w:left w:val="single" w:sz="4" w:space="0" w:color="000000"/>
-              <w:bottom w:val="single" w:sz="4" w:space="0" w:color="000000"/>
-            </w:tcBorders>
-            <w:vAlign w:val="center"/>
-          </w:tcPr>
-          <w:p>
-            <w:pPr>
-              <w:pStyle w:val="Style14"/>
-              <w:spacing w:lineRule="auto" w:line="240"/>
-              <w:ind w:hanging="0" w:left="0"/>
-              <w:rPr>
-                <w:b w:val="false"/>
-                <w:bCs w:val="false"/>
-              </w:rPr>
-            </w:pPr>
-            <w:r>
-              <w:rPr>
-                <w:b w:val="false"/>
-                <w:bCs w:val="false"/>
-              </w:rPr>
-              <w:t>24.6048</w:t>
-            </w:r>
-          </w:p>
-        </w:tc>
-        <w:tc>
-          <w:tcPr>
-            <w:tcW w:w="1461" w:type="dxa"/>
-            <w:tcBorders>
-              <w:left w:val="single" w:sz="4" w:space="0" w:color="000000"/>
-              <w:bottom w:val="single" w:sz="4" w:space="0" w:color="000000"/>
-              <w:right w:val="single" w:sz="4" w:space="0" w:color="000000"/>
-            </w:tcBorders>
-            <w:vAlign w:val="center"/>
-          </w:tcPr>
-          <w:p>
-            <w:pPr>
-              <w:pStyle w:val="Style14"/>
-              <w:spacing w:lineRule="auto" w:line="240"/>
-              <w:ind w:hanging="0" w:left="0"/>
-              <w:rPr>
-                <w:b w:val="false"/>
-                <w:bCs w:val="false"/>
-              </w:rPr>
-            </w:pPr>
-            <w:r>
-              <w:rPr>
-                <w:b w:val="false"/>
-                <w:bCs w:val="false"/>
-              </w:rPr>
-              <w:t>1</w:t>
-            </w:r>
-          </w:p>
-        </w:tc>
-      </w:tr>
-      <w:tr>
-        <w:trPr/>
-        <w:tc>
-          <w:tcPr>
-            <w:tcW w:w="2098" w:type="dxa"/>
-            <w:tcBorders>
-              <w:left w:val="single" w:sz="4" w:space="0" w:color="000000"/>
-              <w:bottom w:val="single" w:sz="4" w:space="0" w:color="000000"/>
-            </w:tcBorders>
-            <w:vAlign w:val="center"/>
-          </w:tcPr>
-          <w:p>
-            <w:pPr>
-              <w:pStyle w:val="Style14"/>
-              <w:spacing w:lineRule="auto" w:line="240"/>
-              <w:ind w:hanging="0" w:left="0"/>
-              <w:rPr>
-                <w:b w:val="false"/>
-                <w:bCs w:val="false"/>
-              </w:rPr>
-            </w:pPr>
-            <w:r>
-              <w:rPr>
-                <w:b w:val="false"/>
-                <w:bCs w:val="false"/>
-              </w:rPr>
-              <w:t>13.02.2026 17:</w:t>
-            </w:r>
-            <w:r>
-              <w:rPr>
-                <w:b w:val="false"/>
-                <w:bCs w:val="false"/>
-                <w:lang w:val="en-US"/>
-              </w:rPr>
-              <w:t>40</w:t>
-            </w:r>
-          </w:p>
-        </w:tc>
-        <w:tc>
-          <w:tcPr>
-            <w:tcW w:w="2621" w:type="dxa"/>
-            <w:tcBorders>
-              <w:left w:val="single" w:sz="4" w:space="0" w:color="000000"/>
-              <w:bottom w:val="single" w:sz="4" w:space="0" w:color="000000"/>
-            </w:tcBorders>
-            <w:vAlign w:val="center"/>
-          </w:tcPr>
-          <w:p>
-            <w:pPr>
-              <w:pStyle w:val="Style14"/>
-              <w:spacing w:lineRule="auto" w:line="240"/>
-              <w:ind w:hanging="0" w:left="0"/>
-              <w:rPr>
-                <w:b w:val="false"/>
-                <w:bCs w:val="false"/>
-              </w:rPr>
-            </w:pPr>
-            <w:r>
-              <w:rPr>
-                <w:b w:val="false"/>
-                <w:bCs w:val="false"/>
-              </w:rPr>
-              <w:t>2</w:t>
-            </w:r>
-          </w:p>
-        </w:tc>
-        <w:tc>
-          <w:tcPr>
-            <w:tcW w:w="1041" w:type="dxa"/>
-            <w:vMerge w:val="continue"/>
-            <w:tcBorders>
-              <w:left w:val="single" w:sz="4" w:space="0" w:color="000000"/>
-              <w:bottom w:val="single" w:sz="4" w:space="0" w:color="000000"/>
-            </w:tcBorders>
-            <w:vAlign w:val="center"/>
-          </w:tcPr>
-          <w:p>
-            <w:pPr>
-              <w:pStyle w:val="Style14"/>
-              <w:spacing w:lineRule="auto" w:line="240"/>
-              <w:ind w:hanging="0" w:left="0"/>
-              <w:rPr>
-                <w:b w:val="false"/>
-                <w:bCs w:val="false"/>
-              </w:rPr>
-            </w:pPr>
-            <w:r>
-              <w:rPr>
-                <w:b w:val="false"/>
-                <w:bCs w:val="false"/>
-              </w:rPr>
-            </w:r>
-          </w:p>
-        </w:tc>
-        <w:tc>
-          <w:tcPr>
-            <w:tcW w:w="1041" w:type="dxa"/>
-            <w:tcBorders>
-              <w:left w:val="single" w:sz="4" w:space="0" w:color="000000"/>
-              <w:bottom w:val="single" w:sz="4" w:space="0" w:color="000000"/>
-            </w:tcBorders>
-            <w:vAlign w:val="center"/>
-          </w:tcPr>
-          <w:p>
-            <w:pPr>
-              <w:pStyle w:val="Style14"/>
-              <w:spacing w:lineRule="auto" w:line="240"/>
-              <w:ind w:hanging="0" w:left="0"/>
-              <w:rPr>
-                <w:b w:val="false"/>
-                <w:bCs w:val="false"/>
-              </w:rPr>
-            </w:pPr>
-            <w:r>
-              <w:rPr>
-                <w:b w:val="false"/>
-                <w:bCs w:val="false"/>
-              </w:rPr>
-              <w:t>12.5789</w:t>
-            </w:r>
-          </w:p>
-        </w:tc>
-        <w:tc>
-          <w:tcPr>
-            <w:tcW w:w="1461" w:type="dxa"/>
-            <w:tcBorders>
-              <w:left w:val="single" w:sz="4" w:space="0" w:color="000000"/>
-              <w:bottom w:val="single" w:sz="4" w:space="0" w:color="000000"/>
-              <w:right w:val="single" w:sz="4" w:space="0" w:color="000000"/>
-            </w:tcBorders>
-            <w:vAlign w:val="center"/>
-          </w:tcPr>
-          <w:p>
-            <w:pPr>
-              <w:pStyle w:val="Style14"/>
-              <w:spacing w:lineRule="auto" w:line="240"/>
-              <w:ind w:hanging="0" w:left="0"/>
-              <w:rPr>
-                <w:b w:val="false"/>
-                <w:bCs w:val="false"/>
-              </w:rPr>
-            </w:pPr>
-            <w:r>
-              <w:rPr>
-                <w:b w:val="false"/>
-                <w:bCs w:val="false"/>
-              </w:rPr>
-              <w:t>1.95603749</w:t>
-            </w:r>
-          </w:p>
-        </w:tc>
-      </w:tr>
-      <w:tr>
-        <w:trPr/>
-        <w:tc>
-          <w:tcPr>
-            <w:tcW w:w="2098" w:type="dxa"/>
-            <w:tcBorders>
-              <w:left w:val="single" w:sz="4" w:space="0" w:color="000000"/>
-              <w:bottom w:val="single" w:sz="4" w:space="0" w:color="000000"/>
-            </w:tcBorders>
-            <w:vAlign w:val="center"/>
-          </w:tcPr>
-          <w:p>
-            <w:pPr>
-              <w:pStyle w:val="Style14"/>
-              <w:spacing w:lineRule="auto" w:line="240"/>
-              <w:ind w:hanging="0" w:left="0"/>
-              <w:rPr>
-                <w:b w:val="false"/>
-                <w:bCs w:val="false"/>
-                <w:lang w:val="en-US"/>
-              </w:rPr>
-            </w:pPr>
-            <w:r>
-              <w:rPr>
-                <w:b w:val="false"/>
-                <w:bCs w:val="false"/>
-                <w:lang w:val="en-US"/>
-              </w:rPr>
-              <w:t>13.02.2026 17:41</w:t>
-            </w:r>
-          </w:p>
-        </w:tc>
-        <w:tc>
-          <w:tcPr>
-            <w:tcW w:w="2621" w:type="dxa"/>
-            <w:tcBorders>
-              <w:left w:val="single" w:sz="4" w:space="0" w:color="000000"/>
-              <w:bottom w:val="single" w:sz="4" w:space="0" w:color="000000"/>
-            </w:tcBorders>
-            <w:vAlign w:val="center"/>
-          </w:tcPr>
-          <w:p>
-            <w:pPr>
-              <w:pStyle w:val="Style14"/>
-              <w:spacing w:lineRule="auto" w:line="240"/>
-              <w:ind w:hanging="0" w:left="0"/>
-              <w:rPr>
-                <w:b w:val="false"/>
-                <w:bCs w:val="false"/>
-                <w:lang w:val="en-US"/>
-              </w:rPr>
-            </w:pPr>
-            <w:r>
-              <w:rPr>
-                <w:b w:val="false"/>
-                <w:bCs w:val="false"/>
-                <w:lang w:val="en-US"/>
-              </w:rPr>
-              <w:t>3</w:t>
-            </w:r>
-          </w:p>
-        </w:tc>
-        <w:tc>
-          <w:tcPr>
-            <w:tcW w:w="1041" w:type="dxa"/>
-            <w:vMerge w:val="continue"/>
-            <w:tcBorders>
-              <w:left w:val="single" w:sz="4" w:space="0" w:color="000000"/>
-              <w:bottom w:val="single" w:sz="4" w:space="0" w:color="000000"/>
-            </w:tcBorders>
-            <w:vAlign w:val="center"/>
-          </w:tcPr>
-          <w:p>
-            <w:pPr>
-              <w:pStyle w:val="Style14"/>
-              <w:spacing w:lineRule="auto" w:line="240"/>
-              <w:ind w:hanging="0" w:left="0"/>
-              <w:rPr>
-                <w:b w:val="false"/>
-                <w:bCs w:val="false"/>
-              </w:rPr>
-            </w:pPr>
-            <w:r>
-              <w:rPr>
-                <w:b w:val="false"/>
-                <w:bCs w:val="false"/>
-              </w:rPr>
-            </w:r>
-          </w:p>
-        </w:tc>
-        <w:tc>
-          <w:tcPr>
-            <w:tcW w:w="1041" w:type="dxa"/>
-            <w:tcBorders>
-              <w:left w:val="single" w:sz="4" w:space="0" w:color="000000"/>
-              <w:bottom w:val="single" w:sz="4" w:space="0" w:color="000000"/>
-            </w:tcBorders>
-            <w:vAlign w:val="center"/>
-          </w:tcPr>
-          <w:p>
-            <w:pPr>
-              <w:pStyle w:val="Style14"/>
-              <w:spacing w:lineRule="auto" w:line="240"/>
-              <w:ind w:hanging="0" w:left="0"/>
-              <w:rPr>
-                <w:b w:val="false"/>
-                <w:bCs w:val="false"/>
-              </w:rPr>
-            </w:pPr>
-            <w:r>
-              <w:rPr>
-                <w:b w:val="false"/>
-                <w:bCs w:val="false"/>
-              </w:rPr>
-              <w:t>8.4814</w:t>
-            </w:r>
-          </w:p>
-        </w:tc>
-        <w:tc>
-          <w:tcPr>
-            <w:tcW w:w="1461" w:type="dxa"/>
-            <w:tcBorders>
-              <w:left w:val="single" w:sz="4" w:space="0" w:color="000000"/>
-              <w:bottom w:val="single" w:sz="4" w:space="0" w:color="000000"/>
-              <w:right w:val="single" w:sz="4" w:space="0" w:color="000000"/>
-            </w:tcBorders>
-            <w:vAlign w:val="center"/>
-          </w:tcPr>
-          <w:p>
-            <w:pPr>
-              <w:pStyle w:val="Style14"/>
-              <w:spacing w:lineRule="auto" w:line="240"/>
-              <w:ind w:hanging="0" w:left="0"/>
-              <w:rPr>
-                <w:b w:val="false"/>
-                <w:bCs w:val="false"/>
-              </w:rPr>
-            </w:pPr>
-            <w:r>
-              <w:rPr>
-                <w:b w:val="false"/>
-                <w:bCs w:val="false"/>
-              </w:rPr>
-              <w:t>2.90103049</w:t>
-            </w:r>
-          </w:p>
-        </w:tc>
-      </w:tr>
-      <w:tr>
-        <w:trPr/>
-        <w:tc>
-          <w:tcPr>
-            <w:tcW w:w="2098" w:type="dxa"/>
-            <w:tcBorders>
-              <w:left w:val="single" w:sz="4" w:space="0" w:color="000000"/>
-              <w:bottom w:val="single" w:sz="4" w:space="0" w:color="000000"/>
-            </w:tcBorders>
-            <w:vAlign w:val="center"/>
-          </w:tcPr>
-          <w:p>
-            <w:pPr>
-              <w:pStyle w:val="Style14"/>
-              <w:spacing w:lineRule="auto" w:line="240"/>
-              <w:ind w:hanging="0" w:left="0"/>
-              <w:rPr>
-                <w:b w:val="false"/>
-                <w:bCs w:val="false"/>
-                <w:lang w:val="en-US"/>
-              </w:rPr>
-            </w:pPr>
-            <w:r>
-              <w:rPr>
-                <w:b w:val="false"/>
-                <w:bCs w:val="false"/>
-                <w:lang w:val="en-US"/>
-              </w:rPr>
-              <w:t>13.02.2026 17:43</w:t>
-            </w:r>
-          </w:p>
-        </w:tc>
-        <w:tc>
-          <w:tcPr>
-            <w:tcW w:w="2621" w:type="dxa"/>
-            <w:tcBorders>
-              <w:left w:val="single" w:sz="4" w:space="0" w:color="000000"/>
-              <w:bottom w:val="single" w:sz="4" w:space="0" w:color="000000"/>
-            </w:tcBorders>
-            <w:vAlign w:val="center"/>
-          </w:tcPr>
-          <w:p>
-            <w:pPr>
-              <w:pStyle w:val="Style14"/>
-              <w:spacing w:lineRule="auto" w:line="240"/>
-              <w:ind w:hanging="0" w:left="0"/>
-              <w:rPr>
-                <w:b w:val="false"/>
-                <w:bCs w:val="false"/>
-                <w:lang w:val="en-US"/>
-              </w:rPr>
-            </w:pPr>
-            <w:r>
-              <w:rPr>
-                <w:b w:val="false"/>
-                <w:bCs w:val="false"/>
-                <w:lang w:val="en-US"/>
-              </w:rPr>
-              <w:t>4</w:t>
-            </w:r>
-          </w:p>
-        </w:tc>
-        <w:tc>
-          <w:tcPr>
-            <w:tcW w:w="1041" w:type="dxa"/>
-            <w:vMerge w:val="continue"/>
-            <w:tcBorders>
-              <w:left w:val="single" w:sz="4" w:space="0" w:color="000000"/>
-              <w:bottom w:val="single" w:sz="4" w:space="0" w:color="000000"/>
-            </w:tcBorders>
-            <w:vAlign w:val="center"/>
-          </w:tcPr>
-          <w:p>
-            <w:pPr>
-              <w:pStyle w:val="Style14"/>
-              <w:spacing w:lineRule="auto" w:line="240"/>
-              <w:ind w:hanging="0" w:left="0"/>
-              <w:rPr>
-                <w:b w:val="false"/>
-                <w:bCs w:val="false"/>
-              </w:rPr>
-            </w:pPr>
-            <w:r>
-              <w:rPr>
-                <w:b w:val="false"/>
-                <w:bCs w:val="false"/>
-              </w:rPr>
-            </w:r>
-          </w:p>
-        </w:tc>
-        <w:tc>
-          <w:tcPr>
-            <w:tcW w:w="1041" w:type="dxa"/>
-            <w:tcBorders>
-              <w:left w:val="single" w:sz="4" w:space="0" w:color="000000"/>
-              <w:bottom w:val="single" w:sz="4" w:space="0" w:color="000000"/>
-            </w:tcBorders>
-            <w:vAlign w:val="center"/>
-          </w:tcPr>
-          <w:p>
-            <w:pPr>
-              <w:pStyle w:val="Style14"/>
-              <w:spacing w:lineRule="auto" w:line="240"/>
-              <w:ind w:hanging="0" w:left="0"/>
-              <w:rPr>
-                <w:b w:val="false"/>
-                <w:bCs w:val="false"/>
-              </w:rPr>
-            </w:pPr>
-            <w:r>
-              <w:rPr>
-                <w:b w:val="false"/>
-                <w:bCs w:val="false"/>
-              </w:rPr>
-              <w:t>6.6128</w:t>
-            </w:r>
-          </w:p>
-        </w:tc>
-        <w:tc>
-          <w:tcPr>
-            <w:tcW w:w="1461" w:type="dxa"/>
-            <w:tcBorders>
-              <w:left w:val="single" w:sz="4" w:space="0" w:color="000000"/>
-              <w:bottom w:val="single" w:sz="4" w:space="0" w:color="000000"/>
-              <w:right w:val="single" w:sz="4" w:space="0" w:color="000000"/>
-            </w:tcBorders>
-            <w:vAlign w:val="center"/>
-          </w:tcPr>
-          <w:p>
-            <w:pPr>
-              <w:pStyle w:val="Style14"/>
-              <w:spacing w:lineRule="auto" w:line="240"/>
-              <w:ind w:hanging="0" w:left="0"/>
-              <w:rPr>
-                <w:b w:val="false"/>
-                <w:bCs w:val="false"/>
-              </w:rPr>
-            </w:pPr>
-            <w:r>
-              <w:rPr>
-                <w:b w:val="false"/>
-                <w:bCs w:val="false"/>
-              </w:rPr>
-              <w:t>3.72078393</w:t>
-            </w:r>
-          </w:p>
-        </w:tc>
-      </w:tr>
     </w:tbl>
-    <w:p>
-      <w:pPr>
-        <w:pStyle w:val="P1"/>
-        <w:rPr>
-          <w:lang w:val="en-US"/>
-        </w:rPr>
-      </w:pPr>
-      <w:r>
-        <w:rPr>
-          <w:lang w:val="en-US"/>
-        </w:rPr>
-      </w:r>
-    </w:p>
     <w:p>
       <w:pPr>
         <w:pStyle w:val="P1"/>
@@ -3078,12 +2472,2453 @@
     </w:p>
     <w:p>
       <w:pPr>
+        <w:pStyle w:val="P1"/>
+        <w:rPr/>
+      </w:pPr>
+      <w:r>
+        <w:rPr/>
+      </w:r>
+    </w:p>
+    <w:p>
+      <w:pPr>
         <w:pStyle w:val="h11"/>
         <w:rPr/>
       </w:pPr>
       <w:r>
         <w:rPr/>
         <w:t>Виконання</w:t>
+      </w:r>
+    </w:p>
+    <w:p>
+      <w:pPr>
+        <w:pStyle w:val="H2"/>
+        <w:rPr/>
+      </w:pPr>
+      <w:r>
+        <w:rPr/>
+        <w:t>4.2.1.1 Програма</w:t>
+      </w:r>
+    </w:p>
+    <w:p>
+      <w:pPr>
+        <w:pStyle w:val="H3"/>
+        <w:rPr/>
+      </w:pPr>
+      <w:r>
+        <w:rPr/>
+        <w:t>Завдання</w:t>
+      </w:r>
+    </w:p>
+    <w:p>
+      <w:pPr>
+        <w:pStyle w:val="P1"/>
+        <w:rPr/>
+      </w:pPr>
+      <w:r>
+        <w:rPr/>
+      </w:r>
+    </w:p>
+    <w:p>
+      <w:pPr>
+        <w:pStyle w:val="Normal"/>
+        <w:rPr/>
+      </w:pPr>
+      <w:r>
+        <w:rPr/>
+        <w:t>Створити програму обчислення суми ряду.</w:t>
+      </w:r>
+    </w:p>
+    <w:p>
+      <w:pPr>
+        <w:pStyle w:val="P1"/>
+        <w:ind w:hanging="0" w:left="0"/>
+        <w:rPr>
+          <w:i w:val="false"/>
+          <w:i w:val="false"/>
+          <w:iCs w:val="false"/>
+          <w:sz w:val="28"/>
+          <w:lang w:val="uk-UA"/>
+        </w:rPr>
+      </w:pPr>
+      <w:r>
+        <w:drawing>
+          <wp:anchor behindDoc="0" distT="0" distB="0" distL="0" distR="0" simplePos="0" locked="0" layoutInCell="0" allowOverlap="1" relativeHeight="13">
+            <wp:simplePos x="0" y="0"/>
+            <wp:positionH relativeFrom="column">
+              <wp:posOffset>-376555</wp:posOffset>
+            </wp:positionH>
+            <wp:positionV relativeFrom="paragraph">
+              <wp:posOffset>-57150</wp:posOffset>
+            </wp:positionV>
+            <wp:extent cx="871220" cy="391160"/>
+            <wp:effectExtent l="0" t="0" r="0" b="0"/>
+            <wp:wrapSquare wrapText="largest"/>
+            <wp:docPr id="11" name="Зображення2 копія 1"/>
+            <wp:cNvGraphicFramePr>
+              <a:graphicFrameLocks xmlns:a="http://schemas.openxmlformats.org/drawingml/2006/main" noChangeAspect="1"/>
+            </wp:cNvGraphicFramePr>
+            <a:graphic xmlns:a="http://schemas.openxmlformats.org/drawingml/2006/main">
+              <a:graphicData uri="http://schemas.openxmlformats.org/drawingml/2006/picture">
+                <pic:pic xmlns:pic="http://schemas.openxmlformats.org/drawingml/2006/picture">
+                  <pic:nvPicPr>
+                    <pic:cNvPr id="11" name="Зображення2 копія 1"/>
+                    <pic:cNvPicPr>
+                      <a:picLocks noChangeAspect="1" noChangeArrowheads="1"/>
+                    </pic:cNvPicPr>
+                  </pic:nvPicPr>
+                  <pic:blipFill>
+                    <a:blip r:embed="rId12"/>
+                    <a:stretch>
+                      <a:fillRect/>
+                    </a:stretch>
+                  </pic:blipFill>
+                  <pic:spPr bwMode="auto">
+                    <a:xfrm>
+                      <a:off x="0" y="0"/>
+                      <a:ext cx="871220" cy="391160"/>
+                    </a:xfrm>
+                    <a:prstGeom prst="rect">
+                      <a:avLst/>
+                    </a:prstGeom>
+                    <a:noFill/>
+                  </pic:spPr>
+                </pic:pic>
+              </a:graphicData>
+            </a:graphic>
+          </wp:anchor>
+        </w:drawing>
+        <w:drawing>
+          <wp:anchor behindDoc="0" distT="0" distB="0" distL="0" distR="0" simplePos="0" locked="0" layoutInCell="0" allowOverlap="1" relativeHeight="14">
+            <wp:simplePos x="0" y="0"/>
+            <wp:positionH relativeFrom="column">
+              <wp:posOffset>2297430</wp:posOffset>
+            </wp:positionH>
+            <wp:positionV relativeFrom="paragraph">
+              <wp:posOffset>514350</wp:posOffset>
+            </wp:positionV>
+            <wp:extent cx="4025265" cy="668020"/>
+            <wp:effectExtent l="0" t="0" r="0" b="0"/>
+            <wp:wrapSquare wrapText="largest"/>
+            <wp:docPr id="12" name="Зображення3 копія 1"/>
+            <wp:cNvGraphicFramePr>
+              <a:graphicFrameLocks xmlns:a="http://schemas.openxmlformats.org/drawingml/2006/main" noChangeAspect="1"/>
+            </wp:cNvGraphicFramePr>
+            <a:graphic xmlns:a="http://schemas.openxmlformats.org/drawingml/2006/main">
+              <a:graphicData uri="http://schemas.openxmlformats.org/drawingml/2006/picture">
+                <pic:pic xmlns:pic="http://schemas.openxmlformats.org/drawingml/2006/picture">
+                  <pic:nvPicPr>
+                    <pic:cNvPr id="12" name="Зображення3 копія 1"/>
+                    <pic:cNvPicPr>
+                      <a:picLocks noChangeAspect="1" noChangeArrowheads="1"/>
+                    </pic:cNvPicPr>
+                  </pic:nvPicPr>
+                  <pic:blipFill>
+                    <a:blip r:embed="rId13"/>
+                    <a:stretch>
+                      <a:fillRect/>
+                    </a:stretch>
+                  </pic:blipFill>
+                  <pic:spPr bwMode="auto">
+                    <a:xfrm>
+                      <a:off x="0" y="0"/>
+                      <a:ext cx="4025265" cy="668020"/>
+                    </a:xfrm>
+                    <a:prstGeom prst="rect">
+                      <a:avLst/>
+                    </a:prstGeom>
+                    <a:noFill/>
+                  </pic:spPr>
+                </pic:pic>
+              </a:graphicData>
+            </a:graphic>
+          </wp:anchor>
+        </w:drawing>
+      </w:r>
+      <w:r>
+        <w:rPr>
+          <w:i w:val="false"/>
+          <w:iCs w:val="false"/>
+          <w:sz w:val="28"/>
+          <w:lang w:val="uk-UA"/>
+        </w:rPr>
+        <w:t xml:space="preserve">, де </w:t>
+      </w:r>
+      <w:r>
+        <w:rPr>
+          <w:i w:val="false"/>
+          <w:iCs w:val="false"/>
+          <w:sz w:val="28"/>
+          <w:lang w:val="en-US"/>
+        </w:rPr>
+        <w:t>i=0,1,…,N; N=240 000, x</w:t>
+      </w:r>
+      <w:r>
+        <w:rPr>
+          <w:i w:val="false"/>
+          <w:iCs w:val="false"/>
+          <w:sz w:val="28"/>
+          <w:vertAlign w:val="subscript"/>
+          <w:lang w:val="en-US"/>
+        </w:rPr>
+        <w:t>i</w:t>
+      </w:r>
+      <w:r>
+        <w:rPr>
+          <w:i w:val="false"/>
+          <w:iCs w:val="false"/>
+          <w:position w:val="0"/>
+          <w:sz w:val="28"/>
+          <w:sz w:val="28"/>
+          <w:vertAlign w:val="baseline"/>
+          <w:lang w:val="en-US"/>
+        </w:rPr>
+        <w:t xml:space="preserve"> = 0.0001 * I, a</w:t>
+      </w:r>
+      <w:r>
+        <w:rPr>
+          <w:i w:val="false"/>
+          <w:iCs w:val="false"/>
+          <w:sz w:val="28"/>
+          <w:vertAlign w:val="subscript"/>
+          <w:lang w:val="en-US"/>
+        </w:rPr>
+        <w:t>i</w:t>
+      </w:r>
+      <w:r>
+        <w:rPr>
+          <w:i w:val="false"/>
+          <w:iCs w:val="false"/>
+          <w:position w:val="0"/>
+          <w:sz w:val="28"/>
+          <w:sz w:val="28"/>
+          <w:vertAlign w:val="baseline"/>
+          <w:lang w:val="en-US"/>
+        </w:rPr>
+        <w:t xml:space="preserve"> – </w:t>
+      </w:r>
+      <w:r>
+        <w:rPr>
+          <w:i w:val="false"/>
+          <w:iCs w:val="false"/>
+          <w:position w:val="0"/>
+          <w:sz w:val="28"/>
+          <w:sz w:val="28"/>
+          <w:vertAlign w:val="baseline"/>
+          <w:lang w:val="uk-UA"/>
+        </w:rPr>
+        <w:t xml:space="preserve">випадкові дійсні числа в діапазоні (-1, 1). Функцію </w:t>
+      </w:r>
+      <w:r>
+        <w:rPr>
+          <w:i w:val="false"/>
+          <w:iCs w:val="false"/>
+          <w:position w:val="0"/>
+          <w:sz w:val="28"/>
+          <w:sz w:val="28"/>
+          <w:vertAlign w:val="baseline"/>
+          <w:lang w:val="en-US"/>
+        </w:rPr>
+        <w:t>sin(x</w:t>
+      </w:r>
+      <w:r>
+        <w:rPr>
+          <w:i w:val="false"/>
+          <w:iCs w:val="false"/>
+          <w:sz w:val="28"/>
+          <w:vertAlign w:val="subscript"/>
+          <w:lang w:val="en-US"/>
+        </w:rPr>
+        <w:t>i</w:t>
+      </w:r>
+      <w:r>
+        <w:rPr>
+          <w:i w:val="false"/>
+          <w:iCs w:val="false"/>
+          <w:position w:val="0"/>
+          <w:sz w:val="28"/>
+          <w:sz w:val="28"/>
+          <w:vertAlign w:val="baseline"/>
+          <w:lang w:val="en-US"/>
+        </w:rPr>
+        <w:t xml:space="preserve">) </w:t>
+      </w:r>
+      <w:r>
+        <w:rPr>
+          <w:i w:val="false"/>
+          <w:iCs w:val="false"/>
+          <w:position w:val="0"/>
+          <w:sz w:val="28"/>
+          <w:sz w:val="28"/>
+          <w:vertAlign w:val="baseline"/>
+          <w:lang w:val="uk-UA"/>
+        </w:rPr>
+        <w:t xml:space="preserve">обчислювати за допомогою розкладання її в ряд Тейлора: </w:t>
+      </w:r>
+    </w:p>
+    <w:p>
+      <w:pPr>
+        <w:pStyle w:val="P1"/>
+        <w:ind w:hanging="0" w:left="0"/>
+        <w:rPr>
+          <w:i w:val="false"/>
+          <w:i w:val="false"/>
+          <w:iCs w:val="false"/>
+          <w:sz w:val="28"/>
+          <w:lang w:val="uk-UA"/>
+        </w:rPr>
+      </w:pPr>
+      <w:r>
+        <w:rPr>
+          <w:i w:val="false"/>
+          <w:iCs w:val="false"/>
+          <w:sz w:val="28"/>
+          <w:lang w:val="uk-UA"/>
+        </w:rPr>
+        <w:t xml:space="preserve">Обчислення кожного значення функції </w:t>
+      </w:r>
+      <w:r>
+        <w:rPr>
+          <w:i w:val="false"/>
+          <w:iCs w:val="false"/>
+          <w:sz w:val="28"/>
+          <w:lang w:val="en-US"/>
+        </w:rPr>
+        <w:t>sin(x</w:t>
+      </w:r>
+      <w:r>
+        <w:rPr>
+          <w:i w:val="false"/>
+          <w:iCs w:val="false"/>
+          <w:sz w:val="28"/>
+          <w:vertAlign w:val="subscript"/>
+          <w:lang w:val="en-US"/>
+        </w:rPr>
+        <w:t>i</w:t>
+      </w:r>
+      <w:r>
+        <w:rPr>
+          <w:i w:val="false"/>
+          <w:iCs w:val="false"/>
+          <w:position w:val="0"/>
+          <w:sz w:val="28"/>
+          <w:sz w:val="28"/>
+          <w:vertAlign w:val="baseline"/>
+          <w:lang w:val="en-US"/>
+        </w:rPr>
+        <w:t xml:space="preserve">) </w:t>
+      </w:r>
+      <w:r>
+        <w:rPr>
+          <w:i w:val="false"/>
+          <w:iCs w:val="false"/>
+          <w:position w:val="0"/>
+          <w:sz w:val="28"/>
+          <w:sz w:val="28"/>
+          <w:vertAlign w:val="baseline"/>
+          <w:lang w:val="uk-UA"/>
+        </w:rPr>
+        <w:t>можна організувати за наступним алгоритмом:</w:t>
+      </w:r>
+    </w:p>
+    <w:p>
+      <w:pPr>
+        <w:pStyle w:val="P1"/>
+        <w:ind w:hanging="0" w:left="0"/>
+        <w:rPr>
+          <w:i w:val="false"/>
+          <w:i w:val="false"/>
+          <w:iCs w:val="false"/>
+          <w:sz w:val="28"/>
+          <w:lang w:val="en-US"/>
+        </w:rPr>
+      </w:pPr>
+      <w:r>
+        <w:rPr>
+          <w:i w:val="false"/>
+          <w:iCs w:val="false"/>
+          <w:sz w:val="28"/>
+          <w:lang w:val="en-US"/>
+        </w:rPr>
+        <w:t>a) y = x; s = y; k = 1;</w:t>
+      </w:r>
+    </w:p>
+    <w:p>
+      <w:pPr>
+        <w:pStyle w:val="P1"/>
+        <w:ind w:hanging="0" w:left="0"/>
+        <w:rPr>
+          <w:i w:val="false"/>
+          <w:i w:val="false"/>
+          <w:iCs w:val="false"/>
+          <w:sz w:val="28"/>
+          <w:lang w:val="uk-UA"/>
+        </w:rPr>
+      </w:pPr>
+      <w:r>
+        <w:rPr>
+          <w:i w:val="false"/>
+          <w:iCs w:val="false"/>
+          <w:sz w:val="28"/>
+          <w:lang w:val="uk-UA"/>
+        </w:rPr>
+        <w:t xml:space="preserve">б) </w:t>
+      </w:r>
+      <w:r>
+        <w:rPr>
+          <w:i w:val="false"/>
+          <w:iCs w:val="false"/>
+          <w:sz w:val="28"/>
+          <w:lang w:val="en-US"/>
+        </w:rPr>
+        <w:t>y = - (x</w:t>
+      </w:r>
+      <w:r>
+        <w:rPr>
+          <w:i w:val="false"/>
+          <w:iCs w:val="false"/>
+          <w:sz w:val="28"/>
+          <w:vertAlign w:val="superscript"/>
+          <w:lang w:val="en-US"/>
+        </w:rPr>
+        <w:t>2</w:t>
+      </w:r>
+      <w:r>
+        <w:rPr>
+          <w:i w:val="false"/>
+          <w:iCs w:val="false"/>
+          <w:position w:val="0"/>
+          <w:sz w:val="28"/>
+          <w:sz w:val="28"/>
+          <w:vertAlign w:val="baseline"/>
+          <w:lang w:val="en-US"/>
+        </w:rPr>
+        <w:t xml:space="preserve"> / (k+1)*(k+2)) * y;</w:t>
+      </w:r>
+    </w:p>
+    <w:p>
+      <w:pPr>
+        <w:pStyle w:val="P1"/>
+        <w:ind w:hanging="0" w:left="0"/>
+        <w:rPr>
+          <w:i w:val="false"/>
+          <w:i w:val="false"/>
+          <w:iCs w:val="false"/>
+          <w:sz w:val="28"/>
+          <w:lang w:val="uk-UA"/>
+        </w:rPr>
+      </w:pPr>
+      <w:r>
+        <w:rPr>
+          <w:i w:val="false"/>
+          <w:iCs w:val="false"/>
+          <w:sz w:val="28"/>
+          <w:lang w:val="uk-UA"/>
+        </w:rPr>
+        <w:t xml:space="preserve">в) </w:t>
+      </w:r>
+      <w:r>
+        <w:rPr>
+          <w:i w:val="false"/>
+          <w:iCs w:val="false"/>
+          <w:sz w:val="28"/>
+          <w:lang w:val="en-US"/>
+        </w:rPr>
+        <w:t>s = s + y; k = k + 2;</w:t>
+      </w:r>
+    </w:p>
+    <w:p>
+      <w:pPr>
+        <w:pStyle w:val="P1"/>
+        <w:ind w:hanging="0" w:left="0"/>
+        <w:rPr>
+          <w:i w:val="false"/>
+          <w:i w:val="false"/>
+          <w:iCs w:val="false"/>
+          <w:sz w:val="28"/>
+          <w:lang w:val="uk-UA"/>
+        </w:rPr>
+      </w:pPr>
+      <w:r>
+        <w:rPr>
+          <w:i w:val="false"/>
+          <w:iCs w:val="false"/>
+          <w:sz w:val="28"/>
+          <w:lang w:val="uk-UA"/>
+        </w:rPr>
+        <w:t xml:space="preserve">г) якщо </w:t>
+      </w:r>
+      <w:r>
+        <w:rPr>
+          <w:i w:val="false"/>
+          <w:iCs w:val="false"/>
+          <w:sz w:val="28"/>
+          <w:lang w:val="en-US"/>
+        </w:rPr>
+        <w:t>k &lt;= K,</w:t>
+      </w:r>
+      <w:r>
+        <w:rPr>
+          <w:i w:val="false"/>
+          <w:iCs w:val="false"/>
+          <w:sz w:val="28"/>
+          <w:lang w:val="uk-UA"/>
+        </w:rPr>
+        <w:t xml:space="preserve"> то перехід на п. б), інакше — кінець.</w:t>
+      </w:r>
+    </w:p>
+    <w:p>
+      <w:pPr>
+        <w:pStyle w:val="P1"/>
+        <w:rPr/>
+      </w:pPr>
+      <w:r>
+        <w:rPr/>
+        <w:t>Для обчислення синуса в програмі створити окрему функцію,</w:t>
+      </w:r>
+      <w:r>
+        <w:rPr>
+          <w:lang w:val="en-US"/>
+        </w:rPr>
+        <w:t xml:space="preserve"> K </w:t>
+      </w:r>
+      <w:r>
+        <w:rPr/>
+        <w:t>нехай дорівнює 500.</w:t>
+      </w:r>
+    </w:p>
+    <w:p>
+      <w:pPr>
+        <w:pStyle w:val="P1"/>
+        <w:rPr/>
+      </w:pPr>
+      <w:r>
+        <w:rPr/>
+      </w:r>
+    </w:p>
+    <w:p>
+      <w:pPr>
+        <w:pStyle w:val="H3"/>
+        <w:rPr/>
+      </w:pPr>
+      <w:r>
+        <w:rPr/>
+        <w:t>Код</w:t>
+      </w:r>
+    </w:p>
+    <w:p>
+      <w:pPr>
+        <w:pStyle w:val="P1"/>
+        <w:rPr/>
+      </w:pPr>
+      <w:r>
+        <w:rPr/>
+      </w:r>
+    </w:p>
+    <w:p>
+      <w:pPr>
+        <w:pStyle w:val="Code"/>
+        <w:rPr/>
+      </w:pPr>
+      <w:r>
+        <w:rPr/>
+        <w:t>from mpi4py import MPI</w:t>
+      </w:r>
+    </w:p>
+    <w:p>
+      <w:pPr>
+        <w:pStyle w:val="Code"/>
+        <w:rPr/>
+      </w:pPr>
+      <w:r>
+        <w:rPr/>
+        <w:t>import random</w:t>
+      </w:r>
+    </w:p>
+    <w:p>
+      <w:pPr>
+        <w:pStyle w:val="Code"/>
+        <w:rPr/>
+      </w:pPr>
+      <w:r>
+        <w:rPr/>
+        <w:t>import numpy as np</w:t>
+      </w:r>
+    </w:p>
+    <w:p>
+      <w:pPr>
+        <w:pStyle w:val="Code"/>
+        <w:rPr/>
+      </w:pPr>
+      <w:r>
+        <w:rPr/>
+      </w:r>
+    </w:p>
+    <w:p>
+      <w:pPr>
+        <w:pStyle w:val="Code"/>
+        <w:rPr/>
+      </w:pPr>
+      <w:r>
+        <w:rPr/>
+        <w:t>comm = MPI.COMM_WORLD</w:t>
+      </w:r>
+    </w:p>
+    <w:p>
+      <w:pPr>
+        <w:pStyle w:val="Code"/>
+        <w:rPr/>
+      </w:pPr>
+      <w:r>
+        <w:rPr/>
+        <w:t>size = comm.Get_size()</w:t>
+      </w:r>
+    </w:p>
+    <w:p>
+      <w:pPr>
+        <w:pStyle w:val="Code"/>
+        <w:rPr/>
+      </w:pPr>
+      <w:r>
+        <w:rPr/>
+        <w:t>rank = comm.Get_rank()</w:t>
+      </w:r>
+    </w:p>
+    <w:p>
+      <w:pPr>
+        <w:pStyle w:val="Code"/>
+        <w:rPr/>
+      </w:pPr>
+      <w:r>
+        <w:rPr/>
+      </w:r>
+    </w:p>
+    <w:p>
+      <w:pPr>
+        <w:pStyle w:val="Code"/>
+        <w:rPr/>
+      </w:pPr>
+      <w:r>
+        <w:rPr/>
+        <w:t>def custom_sin(x, this_K=500):</w:t>
+      </w:r>
+    </w:p>
+    <w:p>
+      <w:pPr>
+        <w:pStyle w:val="Code"/>
+        <w:rPr/>
+      </w:pPr>
+      <w:r>
+        <w:rPr/>
+        <w:t xml:space="preserve">    </w:t>
+      </w:r>
+      <w:r>
+        <w:rPr/>
+        <w:t>y = x</w:t>
+      </w:r>
+    </w:p>
+    <w:p>
+      <w:pPr>
+        <w:pStyle w:val="Code"/>
+        <w:rPr/>
+      </w:pPr>
+      <w:r>
+        <w:rPr/>
+        <w:t xml:space="preserve">    </w:t>
+      </w:r>
+      <w:r>
+        <w:rPr/>
+        <w:t>s = y</w:t>
+      </w:r>
+    </w:p>
+    <w:p>
+      <w:pPr>
+        <w:pStyle w:val="Code"/>
+        <w:rPr/>
+      </w:pPr>
+      <w:r>
+        <w:rPr/>
+        <w:t xml:space="preserve">    </w:t>
+      </w:r>
+      <w:r>
+        <w:rPr/>
+        <w:t>k = 1</w:t>
+      </w:r>
+    </w:p>
+    <w:p>
+      <w:pPr>
+        <w:pStyle w:val="Code"/>
+        <w:rPr/>
+      </w:pPr>
+      <w:r>
+        <w:rPr/>
+        <w:t xml:space="preserve">    </w:t>
+      </w:r>
+      <w:r>
+        <w:rPr/>
+        <w:t>while k &lt;= this_K:</w:t>
+      </w:r>
+    </w:p>
+    <w:p>
+      <w:pPr>
+        <w:pStyle w:val="Code"/>
+        <w:rPr/>
+      </w:pPr>
+      <w:r>
+        <w:rPr/>
+        <w:t xml:space="preserve">        </w:t>
+      </w:r>
+      <w:r>
+        <w:rPr/>
+        <w:t>y = -((x**2) / ((k + 1) * (k + 2))) * y</w:t>
+      </w:r>
+    </w:p>
+    <w:p>
+      <w:pPr>
+        <w:pStyle w:val="Code"/>
+        <w:rPr/>
+      </w:pPr>
+      <w:r>
+        <w:rPr/>
+        <w:t xml:space="preserve">        </w:t>
+      </w:r>
+      <w:r>
+        <w:rPr/>
+        <w:t>s = s + y</w:t>
+      </w:r>
+    </w:p>
+    <w:p>
+      <w:pPr>
+        <w:pStyle w:val="Code"/>
+        <w:rPr/>
+      </w:pPr>
+      <w:r>
+        <w:rPr/>
+        <w:t xml:space="preserve">        </w:t>
+      </w:r>
+      <w:r>
+        <w:rPr/>
+        <w:t>k = k + 2</w:t>
+      </w:r>
+    </w:p>
+    <w:p>
+      <w:pPr>
+        <w:pStyle w:val="Code"/>
+        <w:rPr/>
+      </w:pPr>
+      <w:r>
+        <w:rPr/>
+        <w:t xml:space="preserve">    </w:t>
+      </w:r>
+      <w:r>
+        <w:rPr/>
+        <w:t>return s</w:t>
+      </w:r>
+    </w:p>
+    <w:p>
+      <w:pPr>
+        <w:pStyle w:val="Code"/>
+        <w:rPr/>
+      </w:pPr>
+      <w:r>
+        <w:rPr/>
+      </w:r>
+    </w:p>
+    <w:p>
+      <w:pPr>
+        <w:pStyle w:val="Code"/>
+        <w:rPr/>
+      </w:pPr>
+      <w:r>
+        <w:rPr/>
+        <w:t>N = 240_000</w:t>
+      </w:r>
+    </w:p>
+    <w:p>
+      <w:pPr>
+        <w:pStyle w:val="Code"/>
+        <w:rPr/>
+      </w:pPr>
+      <w:r>
+        <w:rPr/>
+        <w:t>K = 500</w:t>
+      </w:r>
+    </w:p>
+    <w:p>
+      <w:pPr>
+        <w:pStyle w:val="Code"/>
+        <w:rPr/>
+      </w:pPr>
+      <w:r>
+        <w:rPr/>
+        <w:t>chunk_size = N // size</w:t>
+      </w:r>
+    </w:p>
+    <w:p>
+      <w:pPr>
+        <w:pStyle w:val="Code"/>
+        <w:rPr/>
+      </w:pPr>
+      <w:r>
+        <w:rPr/>
+      </w:r>
+    </w:p>
+    <w:p>
+      <w:pPr>
+        <w:pStyle w:val="Code"/>
+        <w:rPr/>
+      </w:pPr>
+      <w:r>
+        <w:rPr/>
+        <w:t>a_full = None</w:t>
+      </w:r>
+    </w:p>
+    <w:p>
+      <w:pPr>
+        <w:pStyle w:val="Code"/>
+        <w:rPr/>
+      </w:pPr>
+      <w:r>
+        <w:rPr/>
+        <w:t>x_full = None</w:t>
+      </w:r>
+    </w:p>
+    <w:p>
+      <w:pPr>
+        <w:pStyle w:val="Code"/>
+        <w:rPr/>
+      </w:pPr>
+      <w:r>
+        <w:rPr/>
+        <w:t>if rank == 0:</w:t>
+      </w:r>
+    </w:p>
+    <w:p>
+      <w:pPr>
+        <w:pStyle w:val="Code"/>
+        <w:rPr/>
+      </w:pPr>
+      <w:r>
+        <w:rPr/>
+        <w:t xml:space="preserve">    </w:t>
+      </w:r>
+      <w:r>
+        <w:rPr/>
+        <w:t>a_full = np.array([random.uniform(-1, 1) for _ in range(N)], dtype="d")</w:t>
+      </w:r>
+    </w:p>
+    <w:p>
+      <w:pPr>
+        <w:pStyle w:val="Code"/>
+        <w:rPr/>
+      </w:pPr>
+      <w:r>
+        <w:rPr/>
+        <w:t xml:space="preserve">    </w:t>
+      </w:r>
+      <w:r>
+        <w:rPr/>
+        <w:t>x_full = np.array([0.0001 * i for i in range(N)], dtype="d")</w:t>
+      </w:r>
+    </w:p>
+    <w:p>
+      <w:pPr>
+        <w:pStyle w:val="Code"/>
+        <w:rPr/>
+      </w:pPr>
+      <w:r>
+        <w:rPr/>
+      </w:r>
+    </w:p>
+    <w:p>
+      <w:pPr>
+        <w:pStyle w:val="Code"/>
+        <w:rPr/>
+      </w:pPr>
+      <w:r>
+        <w:rPr/>
+        <w:t>a_local = np.empty(chunk_size, dtype="d")</w:t>
+      </w:r>
+    </w:p>
+    <w:p>
+      <w:pPr>
+        <w:pStyle w:val="Code"/>
+        <w:rPr/>
+      </w:pPr>
+      <w:r>
+        <w:rPr/>
+        <w:t>x_local = np.empty(chunk_size, dtype="d")</w:t>
+      </w:r>
+    </w:p>
+    <w:p>
+      <w:pPr>
+        <w:pStyle w:val="Code"/>
+        <w:rPr/>
+      </w:pPr>
+      <w:r>
+        <w:rPr/>
+      </w:r>
+    </w:p>
+    <w:p>
+      <w:pPr>
+        <w:pStyle w:val="Code"/>
+        <w:rPr/>
+      </w:pPr>
+      <w:r>
+        <w:rPr/>
+        <w:t>t_scatter_start = MPI.Wtime()</w:t>
+      </w:r>
+    </w:p>
+    <w:p>
+      <w:pPr>
+        <w:pStyle w:val="Code"/>
+        <w:rPr/>
+      </w:pPr>
+      <w:r>
+        <w:rPr/>
+        <w:t>comm.Scatter(a_full, a_local, root=0)</w:t>
+      </w:r>
+    </w:p>
+    <w:p>
+      <w:pPr>
+        <w:pStyle w:val="Code"/>
+        <w:rPr/>
+      </w:pPr>
+      <w:r>
+        <w:rPr/>
+        <w:t>comm.Scatter(x_full, x_local, root=0)</w:t>
+      </w:r>
+    </w:p>
+    <w:p>
+      <w:pPr>
+        <w:pStyle w:val="Code"/>
+        <w:rPr/>
+      </w:pPr>
+      <w:r>
+        <w:rPr/>
+        <w:t>t_scatter_end = MPI.Wtime()</w:t>
+      </w:r>
+    </w:p>
+    <w:p>
+      <w:pPr>
+        <w:pStyle w:val="Code"/>
+        <w:rPr/>
+      </w:pPr>
+      <w:r>
+        <w:rPr/>
+      </w:r>
+    </w:p>
+    <w:p>
+      <w:pPr>
+        <w:pStyle w:val="Code"/>
+        <w:rPr/>
+      </w:pPr>
+      <w:r>
+        <w:rPr/>
+        <w:t>start_time = MPI.Wtime()</w:t>
+      </w:r>
+    </w:p>
+    <w:p>
+      <w:pPr>
+        <w:pStyle w:val="Code"/>
+        <w:rPr/>
+      </w:pPr>
+      <w:r>
+        <w:rPr/>
+      </w:r>
+    </w:p>
+    <w:p>
+      <w:pPr>
+        <w:pStyle w:val="Code"/>
+        <w:rPr/>
+      </w:pPr>
+      <w:r>
+        <w:rPr/>
+        <w:t>local_sum = 0.0</w:t>
+      </w:r>
+    </w:p>
+    <w:p>
+      <w:pPr>
+        <w:pStyle w:val="Code"/>
+        <w:rPr/>
+      </w:pPr>
+      <w:r>
+        <w:rPr/>
+        <w:t>for i in range(chunk_size):</w:t>
+      </w:r>
+    </w:p>
+    <w:p>
+      <w:pPr>
+        <w:pStyle w:val="Code"/>
+        <w:rPr/>
+      </w:pPr>
+      <w:r>
+        <w:rPr/>
+        <w:t xml:space="preserve">    </w:t>
+      </w:r>
+      <w:r>
+        <w:rPr/>
+        <w:t>local_sum += a_local[i] * custom_sin(x_local[i], this_K=K)</w:t>
+      </w:r>
+    </w:p>
+    <w:p>
+      <w:pPr>
+        <w:pStyle w:val="Code"/>
+        <w:rPr/>
+      </w:pPr>
+      <w:r>
+        <w:rPr/>
+      </w:r>
+    </w:p>
+    <w:p>
+      <w:pPr>
+        <w:pStyle w:val="Code"/>
+        <w:rPr/>
+      </w:pPr>
+      <w:r>
+        <w:rPr/>
+        <w:t>total_sum = comm.reduce(local_sum, op=MPI.SUM, root=0)</w:t>
+      </w:r>
+    </w:p>
+    <w:p>
+      <w:pPr>
+        <w:pStyle w:val="Code"/>
+        <w:rPr/>
+      </w:pPr>
+      <w:r>
+        <w:rPr/>
+      </w:r>
+    </w:p>
+    <w:p>
+      <w:pPr>
+        <w:pStyle w:val="Code"/>
+        <w:rPr/>
+      </w:pPr>
+      <w:r>
+        <w:rPr/>
+        <w:t>end_time = MPI.Wtime()</w:t>
+      </w:r>
+    </w:p>
+    <w:p>
+      <w:pPr>
+        <w:pStyle w:val="Code"/>
+        <w:rPr/>
+      </w:pPr>
+      <w:r>
+        <w:rPr/>
+      </w:r>
+    </w:p>
+    <w:p>
+      <w:pPr>
+        <w:pStyle w:val="Code"/>
+        <w:rPr/>
+      </w:pPr>
+      <w:r>
+        <w:rPr/>
+        <w:t>if rank == 0:</w:t>
+      </w:r>
+    </w:p>
+    <w:p>
+      <w:pPr>
+        <w:pStyle w:val="Code"/>
+        <w:rPr/>
+      </w:pPr>
+      <w:r>
+        <w:rPr/>
+        <w:t xml:space="preserve">    </w:t>
+      </w:r>
+      <w:r>
+        <w:rPr/>
+        <w:t>print(f"Proceses amount: {size}")</w:t>
+      </w:r>
+    </w:p>
+    <w:p>
+      <w:pPr>
+        <w:pStyle w:val="Code"/>
+        <w:rPr/>
+      </w:pPr>
+      <w:r>
+        <w:rPr/>
+        <w:t xml:space="preserve">    </w:t>
+      </w:r>
+      <w:r>
+        <w:rPr/>
+        <w:t>print(f"Total sum: {total_sum}")</w:t>
+      </w:r>
+    </w:p>
+    <w:p>
+      <w:pPr>
+        <w:pStyle w:val="Code"/>
+        <w:rPr/>
+      </w:pPr>
+      <w:r>
+        <w:rPr/>
+        <w:t xml:space="preserve">    </w:t>
+      </w:r>
+      <w:r>
+        <w:rPr/>
+        <w:t>print(f"Running time (Tp): {end_time - start_time:.4f} sec")</w:t>
+      </w:r>
+    </w:p>
+    <w:p>
+      <w:pPr>
+        <w:pStyle w:val="Code"/>
+        <w:rPr/>
+      </w:pPr>
+      <w:r>
+        <w:rPr/>
+        <w:t xml:space="preserve">    </w:t>
+      </w:r>
+      <w:r>
+        <w:rPr/>
+        <w:t>print(f"Scatter time: {t_scatter_end - t_scatter_start:.6f} sec")</w:t>
+      </w:r>
+    </w:p>
+    <w:p>
+      <w:pPr>
+        <w:pStyle w:val="P1"/>
+        <w:rPr/>
+      </w:pPr>
+      <w:r>
+        <w:rPr/>
+      </w:r>
+    </w:p>
+    <w:p>
+      <w:pPr>
+        <w:pStyle w:val="H3"/>
+        <w:rPr/>
+      </w:pPr>
+      <w:r>
+        <w:rPr/>
+        <w:t>Результати</w:t>
+      </w:r>
+    </w:p>
+    <w:p>
+      <w:pPr>
+        <w:pStyle w:val="P1"/>
+        <w:rPr/>
+      </w:pPr>
+      <w:r>
+        <w:rPr/>
+      </w:r>
+    </w:p>
+    <w:p>
+      <w:pPr>
+        <w:pStyle w:val="Code"/>
+        <w:rPr/>
+      </w:pPr>
+      <w:r>
+        <w:rPr/>
+        <w:t>Proceses amount: 4</w:t>
+      </w:r>
+    </w:p>
+    <w:p>
+      <w:pPr>
+        <w:pStyle w:val="Code"/>
+        <w:rPr/>
+      </w:pPr>
+      <w:r>
+        <w:rPr/>
+        <w:t>Total sum: -363.7585435844192</w:t>
+      </w:r>
+    </w:p>
+    <w:p>
+      <w:pPr>
+        <w:pStyle w:val="Code"/>
+        <w:rPr/>
+      </w:pPr>
+      <w:r>
+        <w:rPr/>
+        <w:t>Running time (Tp): 6.6128 sec</w:t>
+      </w:r>
+    </w:p>
+    <w:p>
+      <w:pPr>
+        <w:pStyle w:val="Code"/>
+        <w:rPr/>
+      </w:pPr>
+      <w:r>
+        <w:rPr/>
+        <w:t>Scatter time: 0.008873 sec</w:t>
+      </w:r>
+    </w:p>
+    <w:p>
+      <w:pPr>
+        <w:pStyle w:val="p11"/>
+        <w:rPr/>
+      </w:pPr>
+      <w:r>
+        <w:rPr/>
+      </w:r>
+    </w:p>
+    <w:p>
+      <w:pPr>
+        <w:pStyle w:val="H2"/>
+        <w:rPr/>
+      </w:pPr>
+      <w:r>
+        <w:rPr/>
+        <w:t>4.2.1.2 Значення</w:t>
+      </w:r>
+    </w:p>
+    <w:p>
+      <w:pPr>
+        <w:pStyle w:val="H3"/>
+        <w:rPr/>
+      </w:pPr>
+      <w:r>
+        <w:rPr/>
+        <w:t>Завдання</w:t>
+      </w:r>
+    </w:p>
+    <w:p>
+      <w:pPr>
+        <w:pStyle w:val="P1"/>
+        <w:rPr/>
+      </w:pPr>
+      <w:r>
+        <w:rPr/>
+      </w:r>
+    </w:p>
+    <w:p>
+      <w:pPr>
+        <w:pStyle w:val="P1"/>
+        <w:rPr>
+          <w:lang w:val="en-US"/>
+        </w:rPr>
+      </w:pPr>
+      <w:r>
+        <w:rPr>
+          <w:lang w:val="en-US"/>
+        </w:rPr>
+        <w:t>Виміряйте час виконання розробленої програми на одному, двох, трьох та чотирьох процесорах для N=240 000 та визначте прискорення обчислень для цих випадків. Дані занесіть до таблиці 4.1. Намалюйте графік залежності прискорення від кількості процесорів.</w:t>
+      </w:r>
+    </w:p>
+    <w:p>
+      <w:pPr>
+        <w:pStyle w:val="P1"/>
+        <w:rPr>
+          <w:lang w:val="en-US"/>
+        </w:rPr>
+      </w:pPr>
+      <w:r>
+        <w:rPr>
+          <w:lang w:val="en-US"/>
+        </w:rPr>
+      </w:r>
+    </w:p>
+    <w:p>
+      <w:pPr>
+        <w:pStyle w:val="H3"/>
+        <w:rPr/>
+      </w:pPr>
+      <w:r>
+        <w:rPr/>
+        <w:t>Результати</w:t>
+      </w:r>
+    </w:p>
+    <w:p>
+      <w:pPr>
+        <w:pStyle w:val="p11"/>
+        <w:rPr/>
+      </w:pPr>
+      <w:r>
+        <w:rPr/>
+      </w:r>
+    </w:p>
+    <w:p>
+      <w:pPr>
+        <w:pStyle w:val="Code"/>
+        <w:rPr/>
+      </w:pPr>
+      <w:r>
+        <w:rPr/>
+        <w:t>$ mpiexec -n 1 python 1.py</w:t>
+      </w:r>
+    </w:p>
+    <w:p>
+      <w:pPr>
+        <w:pStyle w:val="Code"/>
+        <w:rPr/>
+      </w:pPr>
+      <w:r>
+        <w:rPr/>
+        <w:t>Proceses amount: 1</w:t>
+      </w:r>
+    </w:p>
+    <w:p>
+      <w:pPr>
+        <w:pStyle w:val="Code"/>
+        <w:rPr/>
+      </w:pPr>
+      <w:r>
+        <w:rPr/>
+        <w:t>Total sum: 146.733741072558</w:t>
+      </w:r>
+    </w:p>
+    <w:p>
+      <w:pPr>
+        <w:pStyle w:val="Code"/>
+        <w:rPr/>
+      </w:pPr>
+      <w:r>
+        <w:rPr/>
+        <w:t>Running time (Tp): 24.6048 sec</w:t>
+      </w:r>
+    </w:p>
+    <w:p>
+      <w:pPr>
+        <w:pStyle w:val="Code"/>
+        <w:rPr/>
+      </w:pPr>
+      <w:r>
+        <w:rPr/>
+        <w:t>Scatter time: 0.000619 sec</w:t>
+      </w:r>
+    </w:p>
+    <w:p>
+      <w:pPr>
+        <w:pStyle w:val="Code"/>
+        <w:rPr/>
+      </w:pPr>
+      <w:r>
+        <w:rPr/>
+      </w:r>
+    </w:p>
+    <w:p>
+      <w:pPr>
+        <w:pStyle w:val="Code"/>
+        <w:rPr/>
+      </w:pPr>
+      <w:r>
+        <w:rPr/>
+        <w:t>$ mpiexec -n 2 python 1.py</w:t>
+      </w:r>
+    </w:p>
+    <w:p>
+      <w:pPr>
+        <w:pStyle w:val="Code"/>
+        <w:rPr/>
+      </w:pPr>
+      <w:r>
+        <w:rPr/>
+        <w:t>Proceses amount: 2</w:t>
+      </w:r>
+    </w:p>
+    <w:p>
+      <w:pPr>
+        <w:pStyle w:val="Code"/>
+        <w:rPr/>
+      </w:pPr>
+      <w:r>
+        <w:rPr/>
+        <w:t>Total sum: -151.31365322656524</w:t>
+      </w:r>
+    </w:p>
+    <w:p>
+      <w:pPr>
+        <w:pStyle w:val="Code"/>
+        <w:rPr/>
+      </w:pPr>
+      <w:r>
+        <w:rPr/>
+        <w:t>Running time (Tp): 12.5789 sec</w:t>
+      </w:r>
+    </w:p>
+    <w:p>
+      <w:pPr>
+        <w:pStyle w:val="Code"/>
+        <w:rPr/>
+      </w:pPr>
+      <w:r>
+        <w:rPr/>
+        <w:t>Scatter time: 0.009543 sec</w:t>
+      </w:r>
+    </w:p>
+    <w:p>
+      <w:pPr>
+        <w:pStyle w:val="Code"/>
+        <w:rPr/>
+      </w:pPr>
+      <w:r>
+        <w:rPr/>
+      </w:r>
+    </w:p>
+    <w:p>
+      <w:pPr>
+        <w:pStyle w:val="Code"/>
+        <w:rPr/>
+      </w:pPr>
+      <w:r>
+        <w:rPr/>
+        <w:t>$ mpiexec -n 3 python 1.py</w:t>
+      </w:r>
+    </w:p>
+    <w:p>
+      <w:pPr>
+        <w:pStyle w:val="Code"/>
+        <w:rPr/>
+      </w:pPr>
+      <w:r>
+        <w:rPr/>
+        <w:t>Proceses amount: 3</w:t>
+      </w:r>
+    </w:p>
+    <w:p>
+      <w:pPr>
+        <w:pStyle w:val="Code"/>
+        <w:rPr/>
+      </w:pPr>
+      <w:r>
+        <w:rPr/>
+        <w:t>Total sum: -314.8372543611528</w:t>
+      </w:r>
+    </w:p>
+    <w:p>
+      <w:pPr>
+        <w:pStyle w:val="Code"/>
+        <w:rPr/>
+      </w:pPr>
+      <w:r>
+        <w:rPr/>
+        <w:t>Running time (Tp): 8.4814 sec</w:t>
+      </w:r>
+    </w:p>
+    <w:p>
+      <w:pPr>
+        <w:pStyle w:val="Code"/>
+        <w:rPr/>
+      </w:pPr>
+      <w:r>
+        <w:rPr/>
+        <w:t>Scatter time: 0.001679 sec</w:t>
+      </w:r>
+    </w:p>
+    <w:p>
+      <w:pPr>
+        <w:pStyle w:val="Code"/>
+        <w:rPr/>
+      </w:pPr>
+      <w:r>
+        <w:rPr/>
+      </w:r>
+    </w:p>
+    <w:p>
+      <w:pPr>
+        <w:pStyle w:val="Code"/>
+        <w:rPr/>
+      </w:pPr>
+      <w:r>
+        <w:rPr/>
+        <w:t>$ mpiexec -n 4 python 1.py</w:t>
+      </w:r>
+    </w:p>
+    <w:p>
+      <w:pPr>
+        <w:pStyle w:val="Code"/>
+        <w:rPr/>
+      </w:pPr>
+      <w:r>
+        <w:rPr/>
+        <w:t>Proceses amount: 4</w:t>
+      </w:r>
+    </w:p>
+    <w:p>
+      <w:pPr>
+        <w:pStyle w:val="Code"/>
+        <w:rPr/>
+      </w:pPr>
+      <w:r>
+        <w:rPr/>
+        <w:t>Total sum: -363.7585435844192</w:t>
+      </w:r>
+    </w:p>
+    <w:p>
+      <w:pPr>
+        <w:pStyle w:val="Code"/>
+        <w:rPr/>
+      </w:pPr>
+      <w:r>
+        <w:rPr/>
+        <w:t>Running time (Tp): 6.6128 sec</w:t>
+      </w:r>
+    </w:p>
+    <w:p>
+      <w:pPr>
+        <w:pStyle w:val="Code"/>
+        <w:rPr/>
+      </w:pPr>
+      <w:r>
+        <w:rPr/>
+        <w:t>Scatter time: 0.008873 sec</w:t>
+      </w:r>
+    </w:p>
+    <w:p>
+      <w:pPr>
+        <w:pStyle w:val="p11"/>
+        <w:rPr/>
+      </w:pPr>
+      <w:r>
+        <w:rPr/>
+      </w:r>
+    </w:p>
+    <w:p>
+      <w:pPr>
+        <w:pStyle w:val="H3"/>
+        <w:rPr/>
+      </w:pPr>
+      <w:r>
+        <w:rPr/>
+        <w:t>Таблиця</w:t>
+      </w:r>
+    </w:p>
+    <w:p>
+      <w:pPr>
+        <w:pStyle w:val="p11"/>
+        <w:rPr>
+          <w:lang w:val="uk-UA"/>
+        </w:rPr>
+      </w:pPr>
+      <w:r>
+        <w:rPr>
+          <w:lang w:val="uk-UA"/>
+        </w:rPr>
+      </w:r>
+    </w:p>
+    <w:p>
+      <w:pPr>
+        <w:pStyle w:val="P1"/>
+        <w:rPr>
+          <w:lang w:val="en-US"/>
+        </w:rPr>
+      </w:pPr>
+      <w:r>
+        <w:rPr>
+          <w:lang w:val="en-US"/>
+        </w:rPr>
+        <w:t>Таблиця 4.1 – Залежність прискорення від кількості процесорів</w:t>
+      </w:r>
+    </w:p>
+    <w:tbl>
+      <w:tblPr>
+        <w:tblW w:w="8262" w:type="dxa"/>
+        <w:jc w:val="left"/>
+        <w:tblInd w:w="55" w:type="dxa"/>
+        <w:tblLayout w:type="fixed"/>
+        <w:tblCellMar>
+          <w:top w:w="55" w:type="dxa"/>
+          <w:left w:w="55" w:type="dxa"/>
+          <w:bottom w:w="55" w:type="dxa"/>
+          <w:right w:w="55" w:type="dxa"/>
+        </w:tblCellMar>
+      </w:tblPr>
+      <w:tblGrid>
+        <w:gridCol w:w="2098"/>
+        <w:gridCol w:w="2621"/>
+        <w:gridCol w:w="1041"/>
+        <w:gridCol w:w="1041"/>
+        <w:gridCol w:w="1461"/>
+      </w:tblGrid>
+      <w:tr>
+        <w:trPr/>
+        <w:tc>
+          <w:tcPr>
+            <w:tcW w:w="2098" w:type="dxa"/>
+            <w:tcBorders>
+              <w:top w:val="single" w:sz="4" w:space="0" w:color="000000"/>
+              <w:left w:val="single" w:sz="4" w:space="0" w:color="000000"/>
+              <w:bottom w:val="single" w:sz="4" w:space="0" w:color="000000"/>
+            </w:tcBorders>
+            <w:vAlign w:val="center"/>
+          </w:tcPr>
+          <w:p>
+            <w:pPr>
+              <w:pStyle w:val="Style14"/>
+              <w:spacing w:lineRule="auto" w:line="240"/>
+              <w:ind w:hanging="0" w:left="0"/>
+              <w:rPr>
+                <w:b/>
+                <w:bCs/>
+              </w:rPr>
+            </w:pPr>
+            <w:r>
+              <w:rPr>
+                <w:b/>
+                <w:bCs/>
+              </w:rPr>
+              <w:t>Дата та час</w:t>
+            </w:r>
+          </w:p>
+        </w:tc>
+        <w:tc>
+          <w:tcPr>
+            <w:tcW w:w="2621" w:type="dxa"/>
+            <w:tcBorders>
+              <w:top w:val="single" w:sz="4" w:space="0" w:color="000000"/>
+              <w:left w:val="single" w:sz="4" w:space="0" w:color="000000"/>
+              <w:bottom w:val="single" w:sz="4" w:space="0" w:color="000000"/>
+            </w:tcBorders>
+            <w:vAlign w:val="center"/>
+          </w:tcPr>
+          <w:p>
+            <w:pPr>
+              <w:pStyle w:val="Style14"/>
+              <w:spacing w:lineRule="auto" w:line="240"/>
+              <w:ind w:hanging="0" w:left="0"/>
+              <w:rPr>
+                <w:b/>
+                <w:bCs/>
+              </w:rPr>
+            </w:pPr>
+            <w:r>
+              <w:rPr>
+                <w:b/>
+                <w:bCs/>
+              </w:rPr>
+              <w:t xml:space="preserve">Число процесорів </w:t>
+            </w:r>
+            <w:r>
+              <w:rPr>
+                <w:b/>
+                <w:bCs/>
+                <w:lang w:val="en-US"/>
+              </w:rPr>
+              <w:t>P</w:t>
+            </w:r>
+          </w:p>
+        </w:tc>
+        <w:tc>
+          <w:tcPr>
+            <w:tcW w:w="1041" w:type="dxa"/>
+            <w:tcBorders>
+              <w:top w:val="single" w:sz="4" w:space="0" w:color="000000"/>
+              <w:left w:val="single" w:sz="4" w:space="0" w:color="000000"/>
+              <w:bottom w:val="single" w:sz="4" w:space="0" w:color="000000"/>
+            </w:tcBorders>
+            <w:vAlign w:val="center"/>
+          </w:tcPr>
+          <w:p>
+            <w:pPr>
+              <w:pStyle w:val="Style14"/>
+              <w:spacing w:lineRule="auto" w:line="240"/>
+              <w:ind w:hanging="0" w:left="0"/>
+              <w:rPr>
+                <w:b/>
+                <w:bCs/>
+              </w:rPr>
+            </w:pPr>
+            <w:r>
+              <w:rPr>
+                <w:b/>
+                <w:bCs/>
+                <w:lang w:val="en-US"/>
+              </w:rPr>
+              <w:t>T</w:t>
+            </w:r>
+            <w:r>
+              <w:rPr>
+                <w:b/>
+                <w:bCs/>
+                <w:vertAlign w:val="subscript"/>
+                <w:lang w:val="en-US"/>
+              </w:rPr>
+              <w:t>1</w:t>
+            </w:r>
+          </w:p>
+        </w:tc>
+        <w:tc>
+          <w:tcPr>
+            <w:tcW w:w="1041" w:type="dxa"/>
+            <w:tcBorders>
+              <w:top w:val="single" w:sz="4" w:space="0" w:color="000000"/>
+              <w:left w:val="single" w:sz="4" w:space="0" w:color="000000"/>
+              <w:bottom w:val="single" w:sz="4" w:space="0" w:color="000000"/>
+            </w:tcBorders>
+            <w:vAlign w:val="center"/>
+          </w:tcPr>
+          <w:p>
+            <w:pPr>
+              <w:pStyle w:val="Style14"/>
+              <w:spacing w:lineRule="auto" w:line="240"/>
+              <w:ind w:hanging="0" w:left="0"/>
+              <w:rPr>
+                <w:b/>
+                <w:bCs/>
+              </w:rPr>
+            </w:pPr>
+            <w:r>
+              <w:rPr>
+                <w:b/>
+                <w:bCs/>
+                <w:lang w:val="en-US"/>
+              </w:rPr>
+              <w:t>T</w:t>
+            </w:r>
+            <w:r>
+              <w:rPr>
+                <w:b/>
+                <w:bCs/>
+                <w:vertAlign w:val="subscript"/>
+                <w:lang w:val="en-US"/>
+              </w:rPr>
+              <w:t>p</w:t>
+            </w:r>
+          </w:p>
+        </w:tc>
+        <w:tc>
+          <w:tcPr>
+            <w:tcW w:w="1461" w:type="dxa"/>
+            <w:tcBorders>
+              <w:top w:val="single" w:sz="4" w:space="0" w:color="000000"/>
+              <w:left w:val="single" w:sz="4" w:space="0" w:color="000000"/>
+              <w:bottom w:val="single" w:sz="4" w:space="0" w:color="000000"/>
+              <w:right w:val="single" w:sz="4" w:space="0" w:color="000000"/>
+            </w:tcBorders>
+            <w:vAlign w:val="center"/>
+          </w:tcPr>
+          <w:p>
+            <w:pPr>
+              <w:pStyle w:val="Style14"/>
+              <w:spacing w:lineRule="auto" w:line="240"/>
+              <w:ind w:hanging="0" w:left="0"/>
+              <w:rPr>
+                <w:b/>
+                <w:bCs/>
+              </w:rPr>
+            </w:pPr>
+            <w:r>
+              <w:rPr>
+                <w:b/>
+                <w:bCs/>
+                <w:lang w:val="en-US"/>
+              </w:rPr>
+              <w:t>S</w:t>
+            </w:r>
+          </w:p>
+        </w:tc>
+      </w:tr>
+      <w:tr>
+        <w:trPr/>
+        <w:tc>
+          <w:tcPr>
+            <w:tcW w:w="2098" w:type="dxa"/>
+            <w:tcBorders>
+              <w:left w:val="single" w:sz="4" w:space="0" w:color="000000"/>
+              <w:bottom w:val="single" w:sz="4" w:space="0" w:color="000000"/>
+            </w:tcBorders>
+            <w:vAlign w:val="center"/>
+          </w:tcPr>
+          <w:p>
+            <w:pPr>
+              <w:pStyle w:val="Style14"/>
+              <w:spacing w:lineRule="auto" w:line="240"/>
+              <w:ind w:hanging="0" w:left="0"/>
+              <w:rPr>
+                <w:b w:val="false"/>
+                <w:bCs w:val="false"/>
+              </w:rPr>
+            </w:pPr>
+            <w:r>
+              <w:rPr>
+                <w:b w:val="false"/>
+                <w:bCs w:val="false"/>
+              </w:rPr>
+              <w:t>13.02.2026 17:38</w:t>
+            </w:r>
+          </w:p>
+        </w:tc>
+        <w:tc>
+          <w:tcPr>
+            <w:tcW w:w="2621" w:type="dxa"/>
+            <w:tcBorders>
+              <w:left w:val="single" w:sz="4" w:space="0" w:color="000000"/>
+              <w:bottom w:val="single" w:sz="4" w:space="0" w:color="000000"/>
+            </w:tcBorders>
+            <w:vAlign w:val="center"/>
+          </w:tcPr>
+          <w:p>
+            <w:pPr>
+              <w:pStyle w:val="Style14"/>
+              <w:spacing w:lineRule="auto" w:line="240"/>
+              <w:ind w:hanging="0" w:left="0"/>
+              <w:rPr>
+                <w:b w:val="false"/>
+                <w:bCs w:val="false"/>
+              </w:rPr>
+            </w:pPr>
+            <w:r>
+              <w:rPr>
+                <w:b w:val="false"/>
+                <w:bCs w:val="false"/>
+              </w:rPr>
+              <w:t>1</w:t>
+            </w:r>
+          </w:p>
+        </w:tc>
+        <w:tc>
+          <w:tcPr>
+            <w:tcW w:w="1041" w:type="dxa"/>
+            <w:vMerge w:val="restart"/>
+            <w:tcBorders>
+              <w:left w:val="single" w:sz="4" w:space="0" w:color="000000"/>
+              <w:bottom w:val="single" w:sz="4" w:space="0" w:color="000000"/>
+            </w:tcBorders>
+            <w:vAlign w:val="center"/>
+          </w:tcPr>
+          <w:p>
+            <w:pPr>
+              <w:pStyle w:val="Style14"/>
+              <w:spacing w:lineRule="auto" w:line="240"/>
+              <w:ind w:hanging="0" w:left="0"/>
+              <w:rPr>
+                <w:b w:val="false"/>
+                <w:bCs w:val="false"/>
+              </w:rPr>
+            </w:pPr>
+            <w:r>
+              <w:rPr>
+                <w:b w:val="false"/>
+                <w:bCs w:val="false"/>
+              </w:rPr>
+              <w:t>24.6048</w:t>
+            </w:r>
+          </w:p>
+        </w:tc>
+        <w:tc>
+          <w:tcPr>
+            <w:tcW w:w="1041" w:type="dxa"/>
+            <w:tcBorders>
+              <w:left w:val="single" w:sz="4" w:space="0" w:color="000000"/>
+              <w:bottom w:val="single" w:sz="4" w:space="0" w:color="000000"/>
+            </w:tcBorders>
+            <w:vAlign w:val="center"/>
+          </w:tcPr>
+          <w:p>
+            <w:pPr>
+              <w:pStyle w:val="Style14"/>
+              <w:spacing w:lineRule="auto" w:line="240"/>
+              <w:ind w:hanging="0" w:left="0"/>
+              <w:rPr>
+                <w:b w:val="false"/>
+                <w:bCs w:val="false"/>
+              </w:rPr>
+            </w:pPr>
+            <w:r>
+              <w:rPr>
+                <w:b w:val="false"/>
+                <w:bCs w:val="false"/>
+              </w:rPr>
+              <w:t>24.6048</w:t>
+            </w:r>
+          </w:p>
+        </w:tc>
+        <w:tc>
+          <w:tcPr>
+            <w:tcW w:w="1461" w:type="dxa"/>
+            <w:tcBorders>
+              <w:left w:val="single" w:sz="4" w:space="0" w:color="000000"/>
+              <w:bottom w:val="single" w:sz="4" w:space="0" w:color="000000"/>
+              <w:right w:val="single" w:sz="4" w:space="0" w:color="000000"/>
+            </w:tcBorders>
+            <w:vAlign w:val="center"/>
+          </w:tcPr>
+          <w:p>
+            <w:pPr>
+              <w:pStyle w:val="Style14"/>
+              <w:spacing w:lineRule="auto" w:line="240"/>
+              <w:ind w:hanging="0" w:left="0"/>
+              <w:rPr>
+                <w:b w:val="false"/>
+                <w:bCs w:val="false"/>
+              </w:rPr>
+            </w:pPr>
+            <w:r>
+              <w:rPr>
+                <w:b w:val="false"/>
+                <w:bCs w:val="false"/>
+              </w:rPr>
+              <w:t>1</w:t>
+            </w:r>
+          </w:p>
+        </w:tc>
+      </w:tr>
+      <w:tr>
+        <w:trPr/>
+        <w:tc>
+          <w:tcPr>
+            <w:tcW w:w="2098" w:type="dxa"/>
+            <w:tcBorders>
+              <w:left w:val="single" w:sz="4" w:space="0" w:color="000000"/>
+              <w:bottom w:val="single" w:sz="4" w:space="0" w:color="000000"/>
+            </w:tcBorders>
+            <w:vAlign w:val="center"/>
+          </w:tcPr>
+          <w:p>
+            <w:pPr>
+              <w:pStyle w:val="Style14"/>
+              <w:spacing w:lineRule="auto" w:line="240"/>
+              <w:ind w:hanging="0" w:left="0"/>
+              <w:rPr>
+                <w:b w:val="false"/>
+                <w:bCs w:val="false"/>
+              </w:rPr>
+            </w:pPr>
+            <w:r>
+              <w:rPr>
+                <w:b w:val="false"/>
+                <w:bCs w:val="false"/>
+              </w:rPr>
+              <w:t>13.02.2026 17:</w:t>
+            </w:r>
+            <w:r>
+              <w:rPr>
+                <w:b w:val="false"/>
+                <w:bCs w:val="false"/>
+                <w:lang w:val="en-US"/>
+              </w:rPr>
+              <w:t>40</w:t>
+            </w:r>
+          </w:p>
+        </w:tc>
+        <w:tc>
+          <w:tcPr>
+            <w:tcW w:w="2621" w:type="dxa"/>
+            <w:tcBorders>
+              <w:left w:val="single" w:sz="4" w:space="0" w:color="000000"/>
+              <w:bottom w:val="single" w:sz="4" w:space="0" w:color="000000"/>
+            </w:tcBorders>
+            <w:vAlign w:val="center"/>
+          </w:tcPr>
+          <w:p>
+            <w:pPr>
+              <w:pStyle w:val="Style14"/>
+              <w:spacing w:lineRule="auto" w:line="240"/>
+              <w:ind w:hanging="0" w:left="0"/>
+              <w:rPr>
+                <w:b w:val="false"/>
+                <w:bCs w:val="false"/>
+              </w:rPr>
+            </w:pPr>
+            <w:r>
+              <w:rPr>
+                <w:b w:val="false"/>
+                <w:bCs w:val="false"/>
+              </w:rPr>
+              <w:t>2</w:t>
+            </w:r>
+          </w:p>
+        </w:tc>
+        <w:tc>
+          <w:tcPr>
+            <w:tcW w:w="1041" w:type="dxa"/>
+            <w:vMerge w:val="continue"/>
+            <w:tcBorders>
+              <w:left w:val="single" w:sz="4" w:space="0" w:color="000000"/>
+              <w:bottom w:val="single" w:sz="4" w:space="0" w:color="000000"/>
+            </w:tcBorders>
+            <w:vAlign w:val="center"/>
+          </w:tcPr>
+          <w:p>
+            <w:pPr>
+              <w:pStyle w:val="Style14"/>
+              <w:spacing w:lineRule="auto" w:line="240"/>
+              <w:ind w:hanging="0" w:left="0"/>
+              <w:rPr>
+                <w:b w:val="false"/>
+                <w:bCs w:val="false"/>
+              </w:rPr>
+            </w:pPr>
+            <w:r>
+              <w:rPr>
+                <w:b w:val="false"/>
+                <w:bCs w:val="false"/>
+              </w:rPr>
+            </w:r>
+          </w:p>
+        </w:tc>
+        <w:tc>
+          <w:tcPr>
+            <w:tcW w:w="1041" w:type="dxa"/>
+            <w:tcBorders>
+              <w:left w:val="single" w:sz="4" w:space="0" w:color="000000"/>
+              <w:bottom w:val="single" w:sz="4" w:space="0" w:color="000000"/>
+            </w:tcBorders>
+            <w:vAlign w:val="center"/>
+          </w:tcPr>
+          <w:p>
+            <w:pPr>
+              <w:pStyle w:val="Style14"/>
+              <w:spacing w:lineRule="auto" w:line="240"/>
+              <w:ind w:hanging="0" w:left="0"/>
+              <w:rPr>
+                <w:b w:val="false"/>
+                <w:bCs w:val="false"/>
+              </w:rPr>
+            </w:pPr>
+            <w:r>
+              <w:rPr>
+                <w:b w:val="false"/>
+                <w:bCs w:val="false"/>
+              </w:rPr>
+              <w:t>12.5789</w:t>
+            </w:r>
+          </w:p>
+        </w:tc>
+        <w:tc>
+          <w:tcPr>
+            <w:tcW w:w="1461" w:type="dxa"/>
+            <w:tcBorders>
+              <w:left w:val="single" w:sz="4" w:space="0" w:color="000000"/>
+              <w:bottom w:val="single" w:sz="4" w:space="0" w:color="000000"/>
+              <w:right w:val="single" w:sz="4" w:space="0" w:color="000000"/>
+            </w:tcBorders>
+            <w:vAlign w:val="center"/>
+          </w:tcPr>
+          <w:p>
+            <w:pPr>
+              <w:pStyle w:val="Style14"/>
+              <w:spacing w:lineRule="auto" w:line="240"/>
+              <w:ind w:hanging="0" w:left="0"/>
+              <w:rPr>
+                <w:b w:val="false"/>
+                <w:bCs w:val="false"/>
+              </w:rPr>
+            </w:pPr>
+            <w:r>
+              <w:rPr>
+                <w:b w:val="false"/>
+                <w:bCs w:val="false"/>
+              </w:rPr>
+              <w:t>1.95603749</w:t>
+            </w:r>
+          </w:p>
+        </w:tc>
+      </w:tr>
+      <w:tr>
+        <w:trPr/>
+        <w:tc>
+          <w:tcPr>
+            <w:tcW w:w="2098" w:type="dxa"/>
+            <w:tcBorders>
+              <w:left w:val="single" w:sz="4" w:space="0" w:color="000000"/>
+              <w:bottom w:val="single" w:sz="4" w:space="0" w:color="000000"/>
+            </w:tcBorders>
+            <w:vAlign w:val="center"/>
+          </w:tcPr>
+          <w:p>
+            <w:pPr>
+              <w:pStyle w:val="Style14"/>
+              <w:spacing w:lineRule="auto" w:line="240"/>
+              <w:ind w:hanging="0" w:left="0"/>
+              <w:rPr>
+                <w:b w:val="false"/>
+                <w:bCs w:val="false"/>
+                <w:lang w:val="en-US"/>
+              </w:rPr>
+            </w:pPr>
+            <w:r>
+              <w:rPr>
+                <w:b w:val="false"/>
+                <w:bCs w:val="false"/>
+                <w:lang w:val="en-US"/>
+              </w:rPr>
+              <w:t>13.02.2026 17:41</w:t>
+            </w:r>
+          </w:p>
+        </w:tc>
+        <w:tc>
+          <w:tcPr>
+            <w:tcW w:w="2621" w:type="dxa"/>
+            <w:tcBorders>
+              <w:left w:val="single" w:sz="4" w:space="0" w:color="000000"/>
+              <w:bottom w:val="single" w:sz="4" w:space="0" w:color="000000"/>
+            </w:tcBorders>
+            <w:vAlign w:val="center"/>
+          </w:tcPr>
+          <w:p>
+            <w:pPr>
+              <w:pStyle w:val="Style14"/>
+              <w:spacing w:lineRule="auto" w:line="240"/>
+              <w:ind w:hanging="0" w:left="0"/>
+              <w:rPr>
+                <w:b w:val="false"/>
+                <w:bCs w:val="false"/>
+                <w:lang w:val="en-US"/>
+              </w:rPr>
+            </w:pPr>
+            <w:r>
+              <w:rPr>
+                <w:b w:val="false"/>
+                <w:bCs w:val="false"/>
+                <w:lang w:val="en-US"/>
+              </w:rPr>
+              <w:t>3</w:t>
+            </w:r>
+          </w:p>
+        </w:tc>
+        <w:tc>
+          <w:tcPr>
+            <w:tcW w:w="1041" w:type="dxa"/>
+            <w:vMerge w:val="continue"/>
+            <w:tcBorders>
+              <w:left w:val="single" w:sz="4" w:space="0" w:color="000000"/>
+              <w:bottom w:val="single" w:sz="4" w:space="0" w:color="000000"/>
+            </w:tcBorders>
+            <w:vAlign w:val="center"/>
+          </w:tcPr>
+          <w:p>
+            <w:pPr>
+              <w:pStyle w:val="Style14"/>
+              <w:spacing w:lineRule="auto" w:line="240"/>
+              <w:ind w:hanging="0" w:left="0"/>
+              <w:rPr>
+                <w:b w:val="false"/>
+                <w:bCs w:val="false"/>
+              </w:rPr>
+            </w:pPr>
+            <w:r>
+              <w:rPr>
+                <w:b w:val="false"/>
+                <w:bCs w:val="false"/>
+              </w:rPr>
+            </w:r>
+          </w:p>
+        </w:tc>
+        <w:tc>
+          <w:tcPr>
+            <w:tcW w:w="1041" w:type="dxa"/>
+            <w:tcBorders>
+              <w:left w:val="single" w:sz="4" w:space="0" w:color="000000"/>
+              <w:bottom w:val="single" w:sz="4" w:space="0" w:color="000000"/>
+            </w:tcBorders>
+            <w:vAlign w:val="center"/>
+          </w:tcPr>
+          <w:p>
+            <w:pPr>
+              <w:pStyle w:val="Style14"/>
+              <w:spacing w:lineRule="auto" w:line="240"/>
+              <w:ind w:hanging="0" w:left="0"/>
+              <w:rPr>
+                <w:b w:val="false"/>
+                <w:bCs w:val="false"/>
+              </w:rPr>
+            </w:pPr>
+            <w:r>
+              <w:rPr>
+                <w:b w:val="false"/>
+                <w:bCs w:val="false"/>
+              </w:rPr>
+              <w:t>8.4814</w:t>
+            </w:r>
+          </w:p>
+        </w:tc>
+        <w:tc>
+          <w:tcPr>
+            <w:tcW w:w="1461" w:type="dxa"/>
+            <w:tcBorders>
+              <w:left w:val="single" w:sz="4" w:space="0" w:color="000000"/>
+              <w:bottom w:val="single" w:sz="4" w:space="0" w:color="000000"/>
+              <w:right w:val="single" w:sz="4" w:space="0" w:color="000000"/>
+            </w:tcBorders>
+            <w:vAlign w:val="center"/>
+          </w:tcPr>
+          <w:p>
+            <w:pPr>
+              <w:pStyle w:val="Style14"/>
+              <w:spacing w:lineRule="auto" w:line="240"/>
+              <w:ind w:hanging="0" w:left="0"/>
+              <w:rPr>
+                <w:b w:val="false"/>
+                <w:bCs w:val="false"/>
+              </w:rPr>
+            </w:pPr>
+            <w:r>
+              <w:rPr>
+                <w:b w:val="false"/>
+                <w:bCs w:val="false"/>
+              </w:rPr>
+              <w:t>2.90103049</w:t>
+            </w:r>
+          </w:p>
+        </w:tc>
+      </w:tr>
+      <w:tr>
+        <w:trPr/>
+        <w:tc>
+          <w:tcPr>
+            <w:tcW w:w="2098" w:type="dxa"/>
+            <w:tcBorders>
+              <w:left w:val="single" w:sz="4" w:space="0" w:color="000000"/>
+              <w:bottom w:val="single" w:sz="4" w:space="0" w:color="000000"/>
+            </w:tcBorders>
+            <w:vAlign w:val="center"/>
+          </w:tcPr>
+          <w:p>
+            <w:pPr>
+              <w:pStyle w:val="Style14"/>
+              <w:spacing w:lineRule="auto" w:line="240"/>
+              <w:ind w:hanging="0" w:left="0"/>
+              <w:rPr>
+                <w:b w:val="false"/>
+                <w:bCs w:val="false"/>
+                <w:lang w:val="en-US"/>
+              </w:rPr>
+            </w:pPr>
+            <w:r>
+              <w:rPr>
+                <w:b w:val="false"/>
+                <w:bCs w:val="false"/>
+                <w:lang w:val="en-US"/>
+              </w:rPr>
+              <w:t>13.02.2026 17:43</w:t>
+            </w:r>
+          </w:p>
+        </w:tc>
+        <w:tc>
+          <w:tcPr>
+            <w:tcW w:w="2621" w:type="dxa"/>
+            <w:tcBorders>
+              <w:left w:val="single" w:sz="4" w:space="0" w:color="000000"/>
+              <w:bottom w:val="single" w:sz="4" w:space="0" w:color="000000"/>
+            </w:tcBorders>
+            <w:vAlign w:val="center"/>
+          </w:tcPr>
+          <w:p>
+            <w:pPr>
+              <w:pStyle w:val="Style14"/>
+              <w:spacing w:lineRule="auto" w:line="240"/>
+              <w:ind w:hanging="0" w:left="0"/>
+              <w:rPr>
+                <w:b w:val="false"/>
+                <w:bCs w:val="false"/>
+                <w:lang w:val="en-US"/>
+              </w:rPr>
+            </w:pPr>
+            <w:r>
+              <w:rPr>
+                <w:b w:val="false"/>
+                <w:bCs w:val="false"/>
+                <w:lang w:val="en-US"/>
+              </w:rPr>
+              <w:t>4</w:t>
+            </w:r>
+          </w:p>
+        </w:tc>
+        <w:tc>
+          <w:tcPr>
+            <w:tcW w:w="1041" w:type="dxa"/>
+            <w:vMerge w:val="continue"/>
+            <w:tcBorders>
+              <w:left w:val="single" w:sz="4" w:space="0" w:color="000000"/>
+              <w:bottom w:val="single" w:sz="4" w:space="0" w:color="000000"/>
+            </w:tcBorders>
+            <w:vAlign w:val="center"/>
+          </w:tcPr>
+          <w:p>
+            <w:pPr>
+              <w:pStyle w:val="Style14"/>
+              <w:spacing w:lineRule="auto" w:line="240"/>
+              <w:ind w:hanging="0" w:left="0"/>
+              <w:rPr>
+                <w:b w:val="false"/>
+                <w:bCs w:val="false"/>
+              </w:rPr>
+            </w:pPr>
+            <w:r>
+              <w:rPr>
+                <w:b w:val="false"/>
+                <w:bCs w:val="false"/>
+              </w:rPr>
+            </w:r>
+          </w:p>
+        </w:tc>
+        <w:tc>
+          <w:tcPr>
+            <w:tcW w:w="1041" w:type="dxa"/>
+            <w:tcBorders>
+              <w:left w:val="single" w:sz="4" w:space="0" w:color="000000"/>
+              <w:bottom w:val="single" w:sz="4" w:space="0" w:color="000000"/>
+            </w:tcBorders>
+            <w:vAlign w:val="center"/>
+          </w:tcPr>
+          <w:p>
+            <w:pPr>
+              <w:pStyle w:val="Style14"/>
+              <w:spacing w:lineRule="auto" w:line="240"/>
+              <w:ind w:hanging="0" w:left="0"/>
+              <w:rPr>
+                <w:b w:val="false"/>
+                <w:bCs w:val="false"/>
+              </w:rPr>
+            </w:pPr>
+            <w:r>
+              <w:rPr>
+                <w:b w:val="false"/>
+                <w:bCs w:val="false"/>
+              </w:rPr>
+              <w:t>6.6128</w:t>
+            </w:r>
+          </w:p>
+        </w:tc>
+        <w:tc>
+          <w:tcPr>
+            <w:tcW w:w="1461" w:type="dxa"/>
+            <w:tcBorders>
+              <w:left w:val="single" w:sz="4" w:space="0" w:color="000000"/>
+              <w:bottom w:val="single" w:sz="4" w:space="0" w:color="000000"/>
+              <w:right w:val="single" w:sz="4" w:space="0" w:color="000000"/>
+            </w:tcBorders>
+            <w:vAlign w:val="center"/>
+          </w:tcPr>
+          <w:p>
+            <w:pPr>
+              <w:pStyle w:val="Style14"/>
+              <w:spacing w:lineRule="auto" w:line="240"/>
+              <w:ind w:hanging="0" w:left="0"/>
+              <w:rPr>
+                <w:b w:val="false"/>
+                <w:bCs w:val="false"/>
+              </w:rPr>
+            </w:pPr>
+            <w:r>
+              <w:rPr>
+                <w:b w:val="false"/>
+                <w:bCs w:val="false"/>
+              </w:rPr>
+              <w:t>3.72078393</w:t>
+            </w:r>
+          </w:p>
+        </w:tc>
+      </w:tr>
+    </w:tbl>
+    <w:p>
+      <w:pPr>
+        <w:pStyle w:val="P1"/>
+        <w:rPr>
+          <w:lang w:val="en-US"/>
+        </w:rPr>
+      </w:pPr>
+      <w:r>
+        <w:rPr>
+          <w:lang w:val="en-US"/>
+        </w:rPr>
+      </w:r>
+    </w:p>
+    <w:p>
+      <w:pPr>
+        <w:pStyle w:val="H3"/>
+        <w:rPr/>
+      </w:pPr>
+      <w:r>
+        <w:rPr/>
+        <w:t>Графік</w:t>
+      </w:r>
+    </w:p>
+    <w:p>
+      <w:pPr>
+        <w:pStyle w:val="p11"/>
+        <w:rPr/>
+      </w:pPr>
+      <w:r>
+        <w:rPr/>
+      </w:r>
+    </w:p>
+    <w:p>
+      <w:pPr>
+        <w:pStyle w:val="p11"/>
+        <w:rPr/>
+      </w:pPr>
+      <w:r>
+        <w:rPr/>
+        <w:t>Графік залежності прискорення від кількості процесорів наведено нижче на рисунку:</w:t>
+      </w:r>
+    </w:p>
+    <w:p>
+      <w:pPr>
+        <w:pStyle w:val="p11"/>
+        <w:rPr/>
+      </w:pPr>
+      <w:r>
+        <w:rPr/>
+      </w:r>
+    </w:p>
+    <w:p>
+      <w:pPr>
+        <w:pStyle w:val="img1"/>
+        <w:rPr/>
+      </w:pPr>
+      <w:r>
+        <w:rPr/>
+        <w:drawing>
+          <wp:inline distT="0" distB="0" distL="0" distR="0">
+            <wp:extent cx="4975860" cy="2985770"/>
+            <wp:effectExtent l="0" t="0" r="0" b="0"/>
+            <wp:docPr id="13" name="Зображення11"/>
+            <wp:cNvGraphicFramePr>
+              <a:graphicFrameLocks xmlns:a="http://schemas.openxmlformats.org/drawingml/2006/main" noChangeAspect="1"/>
+            </wp:cNvGraphicFramePr>
+            <a:graphic xmlns:a="http://schemas.openxmlformats.org/drawingml/2006/main">
+              <a:graphicData uri="http://schemas.openxmlformats.org/drawingml/2006/picture">
+                <pic:pic xmlns:pic="http://schemas.openxmlformats.org/drawingml/2006/picture">
+                  <pic:nvPicPr>
+                    <pic:cNvPr id="13" name="Зображення11"/>
+                    <pic:cNvPicPr>
+                      <a:picLocks noChangeAspect="1" noChangeArrowheads="1"/>
+                    </pic:cNvPicPr>
+                  </pic:nvPicPr>
+                  <pic:blipFill>
+                    <a:blip r:embed="rId14"/>
+                    <a:stretch>
+                      <a:fillRect/>
+                    </a:stretch>
+                  </pic:blipFill>
+                  <pic:spPr bwMode="auto">
+                    <a:xfrm>
+                      <a:off x="0" y="0"/>
+                      <a:ext cx="4975860" cy="2985770"/>
+                    </a:xfrm>
+                    <a:prstGeom prst="rect">
+                      <a:avLst/>
+                    </a:prstGeom>
+                    <a:noFill/>
+                  </pic:spPr>
+                </pic:pic>
+              </a:graphicData>
+            </a:graphic>
+          </wp:inline>
+        </w:drawing>
+      </w:r>
+    </w:p>
+    <w:p>
+      <w:pPr>
+        <w:pStyle w:val="img1"/>
+        <w:rPr/>
+      </w:pPr>
+      <w:r>
+        <w:rPr/>
+        <w:t>Рисунок 1.1 — Графік залежностей</w:t>
+      </w:r>
+    </w:p>
+    <w:p>
+      <w:pPr>
+        <w:pStyle w:val="p11"/>
+        <w:rPr/>
+      </w:pPr>
+      <w:r>
+        <w:rPr/>
+      </w:r>
+    </w:p>
+    <w:p>
+      <w:pPr>
+        <w:pStyle w:val="P1"/>
+        <w:rPr>
+          <w:lang w:val="uk-UA"/>
+        </w:rPr>
+      </w:pPr>
+      <w:r>
+        <w:rPr>
+          <w:lang w:val="uk-UA"/>
+        </w:rPr>
+        <w:t>4.2.1.3 Прискорення</w:t>
       </w:r>
     </w:p>
     <w:p>
@@ -4143,7 +5978,9 @@
     <w:link w:val="H2Char"/>
     <w:qFormat/>
     <w:rsid w:val="00062cf8"/>
-    <w:pPr/>
+    <w:pPr>
+      <w:spacing w:before="0" w:after="0"/>
+    </w:pPr>
     <w:rPr>
       <w:rFonts w:ascii="Times New Roman" w:hAnsi="Times New Roman" w:cs="Times New Roman"/>
       <w:b/>

--- a/42TR Tehnologiji Rozpodilenyh System/4/TR_KNT-122_Onyshchenko_19_PR4.docx
+++ b/42TR Tehnologiji Rozpodilenyh System/4/TR_KNT-122_Onyshchenko_19_PR4.docx
@@ -4909,6 +4909,64 @@
     </w:p>
     <w:p>
       <w:pPr>
+        <w:pStyle w:val="H2"/>
+        <w:rPr/>
+      </w:pPr>
+      <w:r>
+        <w:rPr/>
+        <w:t>4.2.1.3 Прискорення</w:t>
+      </w:r>
+    </w:p>
+    <w:p>
+      <w:pPr>
+        <w:pStyle w:val="H3"/>
+        <w:rPr/>
+      </w:pPr>
+      <w:r>
+        <w:rPr/>
+        <w:t>Завдання</w:t>
+      </w:r>
+    </w:p>
+    <w:p>
+      <w:pPr>
+        <w:pStyle w:val="p11"/>
+        <w:rPr/>
+      </w:pPr>
+      <w:r>
+        <w:rPr/>
+      </w:r>
+    </w:p>
+    <w:p>
+      <w:pPr>
+        <w:pStyle w:val="p11"/>
+        <w:rPr/>
+      </w:pPr>
+      <w:r>
+        <w:rPr/>
+        <w:t>Дослідити та намалювати графіки залежності прискорення від кількості членів ряду при обчисленнях на чотирьох процесорах, змінюючи кількість членів ряду від 20000 до 240000 з дискретністю 20000. Вимірювання виконуйте 3 рази з інтервалом між вимірюваннями 15 хвилин, результати вимірювань занесіть до таблиці 4.2.</w:t>
+      </w:r>
+    </w:p>
+    <w:p>
+      <w:pPr>
+        <w:pStyle w:val="p11"/>
+        <w:rPr/>
+      </w:pPr>
+      <w:r>
+        <w:rPr/>
+      </w:r>
+    </w:p>
+    <w:p>
+      <w:pPr>
+        <w:pStyle w:val="H3"/>
+        <w:rPr/>
+      </w:pPr>
+      <w:r>
+        <w:rPr/>
+        <w:t>Таблиця</w:t>
+      </w:r>
+    </w:p>
+    <w:p>
+      <w:pPr>
         <w:pStyle w:val="P1"/>
         <w:rPr>
           <w:lang w:val="uk-UA"/>
@@ -4918,7 +4976,32 @@
         <w:rPr>
           <w:lang w:val="uk-UA"/>
         </w:rPr>
-        <w:t>4.2.1.3 Прискорення</w:t>
+      </w:r>
+    </w:p>
+    <w:p>
+      <w:pPr>
+        <w:pStyle w:val="P1"/>
+        <w:rPr>
+          <w:lang w:val="uk-UA"/>
+        </w:rPr>
+      </w:pPr>
+      <w:r>
+        <w:rPr>
+          <w:lang w:val="uk-UA"/>
+        </w:rPr>
+      </w:r>
+    </w:p>
+    <w:p>
+      <w:pPr>
+        <w:pStyle w:val="P1"/>
+        <w:rPr>
+          <w:lang w:val="uk-UA"/>
+        </w:rPr>
+      </w:pPr>
+      <w:r>
+        <w:rPr>
+          <w:lang w:val="uk-UA"/>
+        </w:rPr>
       </w:r>
     </w:p>
     <w:p>

--- a/42TR Tehnologiji Rozpodilenyh System/4/TR_KNT-122_Onyshchenko_19_PR4.docx
+++ b/42TR Tehnologiji Rozpodilenyh System/4/TR_KNT-122_Onyshchenko_19_PR4.docx
@@ -3608,7 +3608,7 @@
       </w:pPr>
       <w:r>
         <w:rPr/>
-        <w:t>Proceses amount: 4</w:t>
+        <w:t>Proceses amount: 1</w:t>
       </w:r>
     </w:p>
     <w:p>
@@ -3618,7 +3618,7 @@
       </w:pPr>
       <w:r>
         <w:rPr/>
-        <w:t>Total sum: -363.7585435844192</w:t>
+        <w:t>Total sum: -44.749436265304396</w:t>
       </w:r>
     </w:p>
     <w:p>
@@ -3628,7 +3628,7 @@
       </w:pPr>
       <w:r>
         <w:rPr/>
-        <w:t>Running time (Tp): 6.6128 sec</w:t>
+        <w:t>Running time (Tp): 24.8317 sec</w:t>
       </w:r>
     </w:p>
     <w:p>
@@ -3638,7 +3638,7 @@
       </w:pPr>
       <w:r>
         <w:rPr/>
-        <w:t>Scatter time: 0.008873 sec</w:t>
+        <w:t>Scatter time: 0.001168 sec</w:t>
       </w:r>
     </w:p>
     <w:p>
@@ -4968,6 +4968,1877 @@
     <w:p>
       <w:pPr>
         <w:pStyle w:val="P1"/>
+        <w:rPr/>
+      </w:pPr>
+      <w:r>
+        <w:rPr/>
+      </w:r>
+    </w:p>
+    <w:p>
+      <w:pPr>
+        <w:pStyle w:val="P1"/>
+        <w:rPr>
+          <w:lang w:val="en-US"/>
+        </w:rPr>
+      </w:pPr>
+      <w:r>
+        <w:rPr>
+          <w:lang w:val="en-US"/>
+        </w:rPr>
+        <w:t>Таблиця 4.2 – Залежність прискорення від кількості членів при P=4</w:t>
+      </w:r>
+    </w:p>
+    <w:tbl>
+      <w:tblPr>
+        <w:tblW w:w="6402" w:type="dxa"/>
+        <w:jc w:val="left"/>
+        <w:tblInd w:w="55" w:type="dxa"/>
+        <w:tblLayout w:type="fixed"/>
+        <w:tblCellMar>
+          <w:top w:w="55" w:type="dxa"/>
+          <w:left w:w="55" w:type="dxa"/>
+          <w:bottom w:w="55" w:type="dxa"/>
+          <w:right w:w="55" w:type="dxa"/>
+        </w:tblCellMar>
+      </w:tblPr>
+      <w:tblGrid>
+        <w:gridCol w:w="2098"/>
+        <w:gridCol w:w="1041"/>
+        <w:gridCol w:w="1041"/>
+        <w:gridCol w:w="901"/>
+        <w:gridCol w:w="1321"/>
+      </w:tblGrid>
+      <w:tr>
+        <w:trPr/>
+        <w:tc>
+          <w:tcPr>
+            <w:tcW w:w="2098" w:type="dxa"/>
+            <w:tcBorders>
+              <w:top w:val="single" w:sz="4" w:space="0" w:color="000000"/>
+              <w:left w:val="single" w:sz="4" w:space="0" w:color="000000"/>
+              <w:bottom w:val="single" w:sz="4" w:space="0" w:color="000000"/>
+            </w:tcBorders>
+            <w:vAlign w:val="center"/>
+          </w:tcPr>
+          <w:p>
+            <w:pPr>
+              <w:pStyle w:val="Style14"/>
+              <w:spacing w:lineRule="auto" w:line="240"/>
+              <w:ind w:hanging="0" w:left="0"/>
+              <w:rPr>
+                <w:b/>
+                <w:bCs/>
+              </w:rPr>
+            </w:pPr>
+            <w:r>
+              <w:rPr>
+                <w:b/>
+                <w:bCs/>
+              </w:rPr>
+              <w:t>Дата та час</w:t>
+            </w:r>
+          </w:p>
+        </w:tc>
+        <w:tc>
+          <w:tcPr>
+            <w:tcW w:w="1041" w:type="dxa"/>
+            <w:tcBorders>
+              <w:top w:val="single" w:sz="4" w:space="0" w:color="000000"/>
+              <w:left w:val="single" w:sz="4" w:space="0" w:color="000000"/>
+              <w:bottom w:val="single" w:sz="4" w:space="0" w:color="000000"/>
+            </w:tcBorders>
+            <w:vAlign w:val="center"/>
+          </w:tcPr>
+          <w:p>
+            <w:pPr>
+              <w:pStyle w:val="Style14"/>
+              <w:spacing w:lineRule="auto" w:line="240"/>
+              <w:ind w:hanging="0" w:left="0"/>
+              <w:rPr>
+                <w:b/>
+                <w:bCs/>
+              </w:rPr>
+            </w:pPr>
+            <w:r>
+              <w:rPr>
+                <w:b/>
+                <w:bCs/>
+                <w:lang w:val="en-US"/>
+              </w:rPr>
+              <w:t>N</w:t>
+            </w:r>
+          </w:p>
+        </w:tc>
+        <w:tc>
+          <w:tcPr>
+            <w:tcW w:w="1041" w:type="dxa"/>
+            <w:tcBorders>
+              <w:top w:val="single" w:sz="4" w:space="0" w:color="000000"/>
+              <w:left w:val="single" w:sz="4" w:space="0" w:color="000000"/>
+              <w:bottom w:val="single" w:sz="4" w:space="0" w:color="000000"/>
+            </w:tcBorders>
+            <w:vAlign w:val="center"/>
+          </w:tcPr>
+          <w:p>
+            <w:pPr>
+              <w:pStyle w:val="Style14"/>
+              <w:spacing w:lineRule="auto" w:line="240"/>
+              <w:ind w:hanging="0" w:left="0"/>
+              <w:rPr>
+                <w:b/>
+                <w:bCs/>
+              </w:rPr>
+            </w:pPr>
+            <w:r>
+              <w:rPr>
+                <w:b/>
+                <w:bCs/>
+                <w:lang w:val="en-US"/>
+              </w:rPr>
+              <w:t>T</w:t>
+            </w:r>
+            <w:r>
+              <w:rPr>
+                <w:b/>
+                <w:bCs/>
+                <w:vertAlign w:val="subscript"/>
+                <w:lang w:val="en-US"/>
+              </w:rPr>
+              <w:t>1</w:t>
+            </w:r>
+          </w:p>
+        </w:tc>
+        <w:tc>
+          <w:tcPr>
+            <w:tcW w:w="901" w:type="dxa"/>
+            <w:tcBorders>
+              <w:top w:val="single" w:sz="4" w:space="0" w:color="000000"/>
+              <w:left w:val="single" w:sz="4" w:space="0" w:color="000000"/>
+              <w:bottom w:val="single" w:sz="4" w:space="0" w:color="000000"/>
+            </w:tcBorders>
+            <w:vAlign w:val="center"/>
+          </w:tcPr>
+          <w:p>
+            <w:pPr>
+              <w:pStyle w:val="Style14"/>
+              <w:spacing w:lineRule="auto" w:line="240"/>
+              <w:ind w:hanging="0" w:left="0"/>
+              <w:rPr>
+                <w:b/>
+                <w:bCs/>
+              </w:rPr>
+            </w:pPr>
+            <w:r>
+              <w:rPr>
+                <w:b/>
+                <w:bCs/>
+                <w:lang w:val="en-US"/>
+              </w:rPr>
+              <w:t>T</w:t>
+            </w:r>
+            <w:r>
+              <w:rPr>
+                <w:b/>
+                <w:bCs/>
+                <w:vertAlign w:val="subscript"/>
+                <w:lang w:val="en-US"/>
+              </w:rPr>
+              <w:t>4</w:t>
+            </w:r>
+          </w:p>
+        </w:tc>
+        <w:tc>
+          <w:tcPr>
+            <w:tcW w:w="1321" w:type="dxa"/>
+            <w:tcBorders>
+              <w:top w:val="single" w:sz="4" w:space="0" w:color="000000"/>
+              <w:left w:val="single" w:sz="4" w:space="0" w:color="000000"/>
+              <w:bottom w:val="single" w:sz="4" w:space="0" w:color="000000"/>
+              <w:right w:val="single" w:sz="4" w:space="0" w:color="000000"/>
+            </w:tcBorders>
+            <w:vAlign w:val="center"/>
+          </w:tcPr>
+          <w:p>
+            <w:pPr>
+              <w:pStyle w:val="Style14"/>
+              <w:spacing w:lineRule="auto" w:line="240"/>
+              <w:ind w:hanging="0" w:left="0"/>
+              <w:rPr>
+                <w:b/>
+                <w:bCs/>
+              </w:rPr>
+            </w:pPr>
+            <w:r>
+              <w:rPr>
+                <w:b/>
+                <w:bCs/>
+                <w:lang w:val="en-US"/>
+              </w:rPr>
+              <w:t>S</w:t>
+            </w:r>
+          </w:p>
+        </w:tc>
+      </w:tr>
+      <w:tr>
+        <w:trPr/>
+        <w:tc>
+          <w:tcPr>
+            <w:tcW w:w="2098" w:type="dxa"/>
+            <w:tcBorders>
+              <w:left w:val="single" w:sz="4" w:space="0" w:color="000000"/>
+              <w:bottom w:val="single" w:sz="4" w:space="0" w:color="000000"/>
+            </w:tcBorders>
+            <w:vAlign w:val="center"/>
+          </w:tcPr>
+          <w:p>
+            <w:pPr>
+              <w:pStyle w:val="Style14"/>
+              <w:spacing w:lineRule="auto" w:line="240"/>
+              <w:ind w:hanging="0" w:left="0"/>
+              <w:rPr>
+                <w:lang w:val="en-US"/>
+              </w:rPr>
+            </w:pPr>
+            <w:r>
+              <w:rPr>
+                <w:lang w:val="en-US"/>
+              </w:rPr>
+              <w:t>13.02.2026 19:37</w:t>
+            </w:r>
+          </w:p>
+        </w:tc>
+        <w:tc>
+          <w:tcPr>
+            <w:tcW w:w="1041" w:type="dxa"/>
+            <w:tcBorders>
+              <w:left w:val="single" w:sz="4" w:space="0" w:color="000000"/>
+              <w:bottom w:val="single" w:sz="4" w:space="0" w:color="000000"/>
+            </w:tcBorders>
+            <w:vAlign w:val="center"/>
+          </w:tcPr>
+          <w:p>
+            <w:pPr>
+              <w:pStyle w:val="Style14"/>
+              <w:spacing w:lineRule="auto" w:line="240"/>
+              <w:ind w:hanging="0" w:left="0"/>
+              <w:rPr>
+                <w:lang w:val="en-US"/>
+              </w:rPr>
+            </w:pPr>
+            <w:r>
+              <w:rPr>
+                <w:lang w:val="en-US"/>
+              </w:rPr>
+              <w:t>20 000</w:t>
+            </w:r>
+          </w:p>
+        </w:tc>
+        <w:tc>
+          <w:tcPr>
+            <w:tcW w:w="1041" w:type="dxa"/>
+            <w:vMerge w:val="restart"/>
+            <w:tcBorders>
+              <w:left w:val="single" w:sz="4" w:space="0" w:color="000000"/>
+              <w:bottom w:val="single" w:sz="4" w:space="0" w:color="000000"/>
+            </w:tcBorders>
+            <w:vAlign w:val="center"/>
+          </w:tcPr>
+          <w:p>
+            <w:pPr>
+              <w:pStyle w:val="Style14"/>
+              <w:spacing w:lineRule="auto" w:line="240"/>
+              <w:ind w:hanging="0" w:left="0"/>
+              <w:rPr>
+                <w:b w:val="false"/>
+                <w:bCs w:val="false"/>
+              </w:rPr>
+            </w:pPr>
+            <w:r>
+              <w:rPr>
+                <w:b w:val="false"/>
+                <w:bCs w:val="false"/>
+              </w:rPr>
+              <w:t>24.6048</w:t>
+            </w:r>
+          </w:p>
+        </w:tc>
+        <w:tc>
+          <w:tcPr>
+            <w:tcW w:w="901" w:type="dxa"/>
+            <w:tcBorders>
+              <w:left w:val="single" w:sz="4" w:space="0" w:color="000000"/>
+              <w:bottom w:val="single" w:sz="4" w:space="0" w:color="000000"/>
+            </w:tcBorders>
+            <w:vAlign w:val="center"/>
+          </w:tcPr>
+          <w:p>
+            <w:pPr>
+              <w:pStyle w:val="Style14"/>
+              <w:spacing w:lineRule="auto" w:line="240"/>
+              <w:ind w:hanging="0" w:left="0"/>
+              <w:rPr>
+                <w:lang w:val="en-US"/>
+              </w:rPr>
+            </w:pPr>
+            <w:r>
+              <w:rPr>
+                <w:lang w:val="en-US"/>
+              </w:rPr>
+              <w:t>0.3608</w:t>
+            </w:r>
+          </w:p>
+        </w:tc>
+        <w:tc>
+          <w:tcPr>
+            <w:tcW w:w="1321" w:type="dxa"/>
+            <w:tcBorders>
+              <w:left w:val="single" w:sz="4" w:space="0" w:color="000000"/>
+              <w:bottom w:val="single" w:sz="4" w:space="0" w:color="000000"/>
+              <w:right w:val="single" w:sz="4" w:space="0" w:color="000000"/>
+            </w:tcBorders>
+            <w:vAlign w:val="center"/>
+          </w:tcPr>
+          <w:p>
+            <w:pPr>
+              <w:pStyle w:val="Style14"/>
+              <w:spacing w:lineRule="auto" w:line="240"/>
+              <w:ind w:hanging="0" w:left="0"/>
+              <w:rPr>
+                <w:lang w:val="en-US"/>
+              </w:rPr>
+            </w:pPr>
+            <w:r>
+              <w:rPr>
+                <w:lang w:val="en-US"/>
+              </w:rPr>
+              <w:t>68.195122</w:t>
+            </w:r>
+          </w:p>
+        </w:tc>
+      </w:tr>
+      <w:tr>
+        <w:trPr/>
+        <w:tc>
+          <w:tcPr>
+            <w:tcW w:w="2098" w:type="dxa"/>
+            <w:tcBorders>
+              <w:left w:val="single" w:sz="4" w:space="0" w:color="000000"/>
+              <w:bottom w:val="single" w:sz="4" w:space="0" w:color="000000"/>
+            </w:tcBorders>
+            <w:vAlign w:val="center"/>
+          </w:tcPr>
+          <w:p>
+            <w:pPr>
+              <w:pStyle w:val="Style14"/>
+              <w:spacing w:lineRule="auto" w:line="240"/>
+              <w:ind w:hanging="0" w:left="0"/>
+              <w:rPr>
+                <w:lang w:val="en-US"/>
+              </w:rPr>
+            </w:pPr>
+            <w:r>
+              <w:rPr>
+                <w:lang w:val="en-US"/>
+              </w:rPr>
+              <w:t>13.02.2026 19:44</w:t>
+            </w:r>
+          </w:p>
+        </w:tc>
+        <w:tc>
+          <w:tcPr>
+            <w:tcW w:w="1041" w:type="dxa"/>
+            <w:tcBorders>
+              <w:left w:val="single" w:sz="4" w:space="0" w:color="000000"/>
+              <w:bottom w:val="single" w:sz="4" w:space="0" w:color="000000"/>
+            </w:tcBorders>
+            <w:vAlign w:val="center"/>
+          </w:tcPr>
+          <w:p>
+            <w:pPr>
+              <w:pStyle w:val="Style14"/>
+              <w:spacing w:lineRule="auto" w:line="240"/>
+              <w:ind w:hanging="0" w:left="0"/>
+              <w:rPr>
+                <w:lang w:val="en-US"/>
+              </w:rPr>
+            </w:pPr>
+            <w:r>
+              <w:rPr>
+                <w:lang w:val="en-US"/>
+              </w:rPr>
+              <w:t>40 000</w:t>
+            </w:r>
+          </w:p>
+        </w:tc>
+        <w:tc>
+          <w:tcPr>
+            <w:tcW w:w="1041" w:type="dxa"/>
+            <w:vMerge w:val="continue"/>
+            <w:tcBorders>
+              <w:left w:val="single" w:sz="4" w:space="0" w:color="000000"/>
+              <w:bottom w:val="single" w:sz="4" w:space="0" w:color="000000"/>
+            </w:tcBorders>
+            <w:vAlign w:val="center"/>
+          </w:tcPr>
+          <w:p>
+            <w:pPr>
+              <w:pStyle w:val="Style14"/>
+              <w:spacing w:lineRule="auto" w:line="240"/>
+              <w:ind w:hanging="0" w:left="0"/>
+              <w:rPr>
+                <w:b w:val="false"/>
+                <w:bCs w:val="false"/>
+              </w:rPr>
+            </w:pPr>
+            <w:r>
+              <w:rPr>
+                <w:b w:val="false"/>
+                <w:bCs w:val="false"/>
+              </w:rPr>
+            </w:r>
+          </w:p>
+        </w:tc>
+        <w:tc>
+          <w:tcPr>
+            <w:tcW w:w="901" w:type="dxa"/>
+            <w:tcBorders>
+              <w:left w:val="single" w:sz="4" w:space="0" w:color="000000"/>
+              <w:bottom w:val="single" w:sz="4" w:space="0" w:color="000000"/>
+            </w:tcBorders>
+            <w:vAlign w:val="center"/>
+          </w:tcPr>
+          <w:p>
+            <w:pPr>
+              <w:pStyle w:val="Style14"/>
+              <w:spacing w:lineRule="auto" w:line="240"/>
+              <w:ind w:hanging="0" w:left="0"/>
+              <w:rPr>
+                <w:lang w:val="en-US"/>
+              </w:rPr>
+            </w:pPr>
+            <w:r>
+              <w:rPr>
+                <w:lang w:val="en-US"/>
+              </w:rPr>
+              <w:t>0.7315</w:t>
+            </w:r>
+          </w:p>
+        </w:tc>
+        <w:tc>
+          <w:tcPr>
+            <w:tcW w:w="1321" w:type="dxa"/>
+            <w:tcBorders>
+              <w:left w:val="single" w:sz="4" w:space="0" w:color="000000"/>
+              <w:bottom w:val="single" w:sz="4" w:space="0" w:color="000000"/>
+              <w:right w:val="single" w:sz="4" w:space="0" w:color="000000"/>
+            </w:tcBorders>
+            <w:vAlign w:val="center"/>
+          </w:tcPr>
+          <w:p>
+            <w:pPr>
+              <w:pStyle w:val="Style14"/>
+              <w:spacing w:lineRule="auto" w:line="240"/>
+              <w:ind w:hanging="0" w:left="0"/>
+              <w:rPr>
+                <w:lang w:val="en-US"/>
+              </w:rPr>
+            </w:pPr>
+            <w:r>
+              <w:rPr>
+                <w:lang w:val="en-US"/>
+              </w:rPr>
+              <w:t>33.636090</w:t>
+            </w:r>
+          </w:p>
+        </w:tc>
+      </w:tr>
+      <w:tr>
+        <w:trPr/>
+        <w:tc>
+          <w:tcPr>
+            <w:tcW w:w="2098" w:type="dxa"/>
+            <w:tcBorders>
+              <w:left w:val="single" w:sz="4" w:space="0" w:color="000000"/>
+              <w:bottom w:val="single" w:sz="4" w:space="0" w:color="000000"/>
+            </w:tcBorders>
+            <w:vAlign w:val="center"/>
+          </w:tcPr>
+          <w:p>
+            <w:pPr>
+              <w:pStyle w:val="Style14"/>
+              <w:spacing w:lineRule="auto" w:line="240"/>
+              <w:ind w:hanging="0" w:left="0"/>
+              <w:rPr>
+                <w:lang w:val="en-US"/>
+              </w:rPr>
+            </w:pPr>
+            <w:r>
+              <w:rPr>
+                <w:lang w:val="en-US"/>
+              </w:rPr>
+              <w:t>13.02.2026 19:44</w:t>
+            </w:r>
+          </w:p>
+        </w:tc>
+        <w:tc>
+          <w:tcPr>
+            <w:tcW w:w="1041" w:type="dxa"/>
+            <w:tcBorders>
+              <w:left w:val="single" w:sz="4" w:space="0" w:color="000000"/>
+              <w:bottom w:val="single" w:sz="4" w:space="0" w:color="000000"/>
+            </w:tcBorders>
+            <w:vAlign w:val="center"/>
+          </w:tcPr>
+          <w:p>
+            <w:pPr>
+              <w:pStyle w:val="Style14"/>
+              <w:spacing w:lineRule="auto" w:line="240"/>
+              <w:ind w:hanging="0" w:left="0"/>
+              <w:rPr>
+                <w:lang w:val="en-US"/>
+              </w:rPr>
+            </w:pPr>
+            <w:r>
+              <w:rPr>
+                <w:lang w:val="en-US"/>
+              </w:rPr>
+              <w:t>60 000</w:t>
+            </w:r>
+          </w:p>
+        </w:tc>
+        <w:tc>
+          <w:tcPr>
+            <w:tcW w:w="1041" w:type="dxa"/>
+            <w:vMerge w:val="continue"/>
+            <w:tcBorders>
+              <w:left w:val="single" w:sz="4" w:space="0" w:color="000000"/>
+              <w:bottom w:val="single" w:sz="4" w:space="0" w:color="000000"/>
+            </w:tcBorders>
+            <w:vAlign w:val="center"/>
+          </w:tcPr>
+          <w:p>
+            <w:pPr>
+              <w:pStyle w:val="Style14"/>
+              <w:spacing w:lineRule="auto" w:line="240"/>
+              <w:ind w:hanging="0" w:left="0"/>
+              <w:rPr>
+                <w:b w:val="false"/>
+                <w:bCs w:val="false"/>
+              </w:rPr>
+            </w:pPr>
+            <w:r>
+              <w:rPr>
+                <w:b w:val="false"/>
+                <w:bCs w:val="false"/>
+              </w:rPr>
+            </w:r>
+          </w:p>
+        </w:tc>
+        <w:tc>
+          <w:tcPr>
+            <w:tcW w:w="901" w:type="dxa"/>
+            <w:tcBorders>
+              <w:left w:val="single" w:sz="4" w:space="0" w:color="000000"/>
+              <w:bottom w:val="single" w:sz="4" w:space="0" w:color="000000"/>
+            </w:tcBorders>
+            <w:vAlign w:val="center"/>
+          </w:tcPr>
+          <w:p>
+            <w:pPr>
+              <w:pStyle w:val="Style14"/>
+              <w:spacing w:lineRule="auto" w:line="240"/>
+              <w:ind w:hanging="0" w:left="0"/>
+              <w:rPr>
+                <w:lang w:val="en-US"/>
+              </w:rPr>
+            </w:pPr>
+            <w:r>
+              <w:rPr>
+                <w:lang w:val="en-US"/>
+              </w:rPr>
+              <w:t>1.0885</w:t>
+            </w:r>
+          </w:p>
+        </w:tc>
+        <w:tc>
+          <w:tcPr>
+            <w:tcW w:w="1321" w:type="dxa"/>
+            <w:tcBorders>
+              <w:left w:val="single" w:sz="4" w:space="0" w:color="000000"/>
+              <w:bottom w:val="single" w:sz="4" w:space="0" w:color="000000"/>
+              <w:right w:val="single" w:sz="4" w:space="0" w:color="000000"/>
+            </w:tcBorders>
+            <w:vAlign w:val="center"/>
+          </w:tcPr>
+          <w:p>
+            <w:pPr>
+              <w:pStyle w:val="Style14"/>
+              <w:spacing w:lineRule="auto" w:line="240"/>
+              <w:ind w:hanging="0" w:left="0"/>
+              <w:rPr>
+                <w:lang w:val="en-US"/>
+              </w:rPr>
+            </w:pPr>
+            <w:r>
+              <w:rPr>
+                <w:lang w:val="en-US"/>
+              </w:rPr>
+              <w:t>22.604317</w:t>
+            </w:r>
+          </w:p>
+        </w:tc>
+      </w:tr>
+      <w:tr>
+        <w:trPr/>
+        <w:tc>
+          <w:tcPr>
+            <w:tcW w:w="2098" w:type="dxa"/>
+            <w:tcBorders>
+              <w:left w:val="single" w:sz="4" w:space="0" w:color="000000"/>
+              <w:bottom w:val="single" w:sz="4" w:space="0" w:color="000000"/>
+            </w:tcBorders>
+            <w:vAlign w:val="center"/>
+          </w:tcPr>
+          <w:p>
+            <w:pPr>
+              <w:pStyle w:val="Style14"/>
+              <w:spacing w:lineRule="auto" w:line="240"/>
+              <w:ind w:hanging="0" w:left="0"/>
+              <w:rPr>
+                <w:lang w:val="en-US"/>
+              </w:rPr>
+            </w:pPr>
+            <w:r>
+              <w:rPr>
+                <w:lang w:val="en-US"/>
+              </w:rPr>
+              <w:t>13.02.2026 19:45</w:t>
+            </w:r>
+          </w:p>
+        </w:tc>
+        <w:tc>
+          <w:tcPr>
+            <w:tcW w:w="1041" w:type="dxa"/>
+            <w:tcBorders>
+              <w:left w:val="single" w:sz="4" w:space="0" w:color="000000"/>
+              <w:bottom w:val="single" w:sz="4" w:space="0" w:color="000000"/>
+            </w:tcBorders>
+            <w:vAlign w:val="center"/>
+          </w:tcPr>
+          <w:p>
+            <w:pPr>
+              <w:pStyle w:val="Style14"/>
+              <w:spacing w:lineRule="auto" w:line="240"/>
+              <w:ind w:hanging="0" w:left="0"/>
+              <w:rPr>
+                <w:lang w:val="en-US"/>
+              </w:rPr>
+            </w:pPr>
+            <w:r>
+              <w:rPr>
+                <w:lang w:val="en-US"/>
+              </w:rPr>
+              <w:t>80 000</w:t>
+            </w:r>
+          </w:p>
+        </w:tc>
+        <w:tc>
+          <w:tcPr>
+            <w:tcW w:w="1041" w:type="dxa"/>
+            <w:vMerge w:val="continue"/>
+            <w:tcBorders>
+              <w:left w:val="single" w:sz="4" w:space="0" w:color="000000"/>
+              <w:bottom w:val="single" w:sz="4" w:space="0" w:color="000000"/>
+            </w:tcBorders>
+            <w:vAlign w:val="center"/>
+          </w:tcPr>
+          <w:p>
+            <w:pPr>
+              <w:pStyle w:val="Style14"/>
+              <w:spacing w:lineRule="auto" w:line="240"/>
+              <w:ind w:hanging="0" w:left="0"/>
+              <w:rPr>
+                <w:b w:val="false"/>
+                <w:bCs w:val="false"/>
+              </w:rPr>
+            </w:pPr>
+            <w:r>
+              <w:rPr>
+                <w:b w:val="false"/>
+                <w:bCs w:val="false"/>
+              </w:rPr>
+            </w:r>
+          </w:p>
+        </w:tc>
+        <w:tc>
+          <w:tcPr>
+            <w:tcW w:w="901" w:type="dxa"/>
+            <w:tcBorders>
+              <w:left w:val="single" w:sz="4" w:space="0" w:color="000000"/>
+              <w:bottom w:val="single" w:sz="4" w:space="0" w:color="000000"/>
+            </w:tcBorders>
+            <w:vAlign w:val="center"/>
+          </w:tcPr>
+          <w:p>
+            <w:pPr>
+              <w:pStyle w:val="Style14"/>
+              <w:spacing w:lineRule="auto" w:line="240"/>
+              <w:ind w:hanging="0" w:left="0"/>
+              <w:rPr>
+                <w:lang w:val="en-US"/>
+              </w:rPr>
+            </w:pPr>
+            <w:r>
+              <w:rPr>
+                <w:lang w:val="en-US"/>
+              </w:rPr>
+              <w:t>1.4619</w:t>
+            </w:r>
+          </w:p>
+        </w:tc>
+        <w:tc>
+          <w:tcPr>
+            <w:tcW w:w="1321" w:type="dxa"/>
+            <w:tcBorders>
+              <w:left w:val="single" w:sz="4" w:space="0" w:color="000000"/>
+              <w:bottom w:val="single" w:sz="4" w:space="0" w:color="000000"/>
+              <w:right w:val="single" w:sz="4" w:space="0" w:color="000000"/>
+            </w:tcBorders>
+            <w:vAlign w:val="center"/>
+          </w:tcPr>
+          <w:p>
+            <w:pPr>
+              <w:pStyle w:val="Style14"/>
+              <w:spacing w:lineRule="auto" w:line="240"/>
+              <w:ind w:hanging="0" w:left="0"/>
+              <w:rPr>
+                <w:lang w:val="en-US"/>
+              </w:rPr>
+            </w:pPr>
+            <w:r>
+              <w:rPr>
+                <w:lang w:val="en-US"/>
+              </w:rPr>
+              <w:t>16.830699</w:t>
+            </w:r>
+          </w:p>
+        </w:tc>
+      </w:tr>
+      <w:tr>
+        <w:trPr/>
+        <w:tc>
+          <w:tcPr>
+            <w:tcW w:w="2098" w:type="dxa"/>
+            <w:tcBorders>
+              <w:left w:val="single" w:sz="4" w:space="0" w:color="000000"/>
+              <w:bottom w:val="single" w:sz="4" w:space="0" w:color="000000"/>
+            </w:tcBorders>
+            <w:vAlign w:val="center"/>
+          </w:tcPr>
+          <w:p>
+            <w:pPr>
+              <w:pStyle w:val="Style14"/>
+              <w:spacing w:lineRule="auto" w:line="240"/>
+              <w:ind w:hanging="0" w:left="0"/>
+              <w:rPr>
+                <w:lang w:val="en-US"/>
+              </w:rPr>
+            </w:pPr>
+            <w:r>
+              <w:rPr>
+                <w:lang w:val="en-US"/>
+              </w:rPr>
+              <w:t>13.02.2026 19:46</w:t>
+            </w:r>
+          </w:p>
+        </w:tc>
+        <w:tc>
+          <w:tcPr>
+            <w:tcW w:w="1041" w:type="dxa"/>
+            <w:tcBorders>
+              <w:left w:val="single" w:sz="4" w:space="0" w:color="000000"/>
+              <w:bottom w:val="single" w:sz="4" w:space="0" w:color="000000"/>
+            </w:tcBorders>
+            <w:vAlign w:val="center"/>
+          </w:tcPr>
+          <w:p>
+            <w:pPr>
+              <w:pStyle w:val="Style14"/>
+              <w:spacing w:lineRule="auto" w:line="240"/>
+              <w:ind w:hanging="0" w:left="0"/>
+              <w:rPr>
+                <w:lang w:val="en-US"/>
+              </w:rPr>
+            </w:pPr>
+            <w:r>
+              <w:rPr>
+                <w:lang w:val="en-US"/>
+              </w:rPr>
+              <w:t>100 000</w:t>
+            </w:r>
+          </w:p>
+        </w:tc>
+        <w:tc>
+          <w:tcPr>
+            <w:tcW w:w="1041" w:type="dxa"/>
+            <w:vMerge w:val="continue"/>
+            <w:tcBorders>
+              <w:left w:val="single" w:sz="4" w:space="0" w:color="000000"/>
+              <w:bottom w:val="single" w:sz="4" w:space="0" w:color="000000"/>
+            </w:tcBorders>
+            <w:vAlign w:val="center"/>
+          </w:tcPr>
+          <w:p>
+            <w:pPr>
+              <w:pStyle w:val="Style14"/>
+              <w:spacing w:lineRule="auto" w:line="240"/>
+              <w:ind w:hanging="0" w:left="0"/>
+              <w:rPr>
+                <w:b w:val="false"/>
+                <w:bCs w:val="false"/>
+              </w:rPr>
+            </w:pPr>
+            <w:r>
+              <w:rPr>
+                <w:b w:val="false"/>
+                <w:bCs w:val="false"/>
+              </w:rPr>
+            </w:r>
+          </w:p>
+        </w:tc>
+        <w:tc>
+          <w:tcPr>
+            <w:tcW w:w="901" w:type="dxa"/>
+            <w:tcBorders>
+              <w:left w:val="single" w:sz="4" w:space="0" w:color="000000"/>
+              <w:bottom w:val="single" w:sz="4" w:space="0" w:color="000000"/>
+            </w:tcBorders>
+            <w:vAlign w:val="center"/>
+          </w:tcPr>
+          <w:p>
+            <w:pPr>
+              <w:pStyle w:val="Style14"/>
+              <w:spacing w:lineRule="auto" w:line="240"/>
+              <w:ind w:hanging="0" w:left="0"/>
+              <w:rPr>
+                <w:lang w:val="en-US"/>
+              </w:rPr>
+            </w:pPr>
+            <w:r>
+              <w:rPr>
+                <w:lang w:val="en-US"/>
+              </w:rPr>
+              <w:t>1.7941</w:t>
+            </w:r>
+          </w:p>
+        </w:tc>
+        <w:tc>
+          <w:tcPr>
+            <w:tcW w:w="1321" w:type="dxa"/>
+            <w:tcBorders>
+              <w:left w:val="single" w:sz="4" w:space="0" w:color="000000"/>
+              <w:bottom w:val="single" w:sz="4" w:space="0" w:color="000000"/>
+              <w:right w:val="single" w:sz="4" w:space="0" w:color="000000"/>
+            </w:tcBorders>
+            <w:vAlign w:val="center"/>
+          </w:tcPr>
+          <w:p>
+            <w:pPr>
+              <w:pStyle w:val="Style14"/>
+              <w:spacing w:lineRule="auto" w:line="240"/>
+              <w:ind w:hanging="0" w:left="0"/>
+              <w:rPr>
+                <w:lang w:val="en-US"/>
+              </w:rPr>
+            </w:pPr>
+            <w:r>
+              <w:rPr>
+                <w:lang w:val="en-US"/>
+              </w:rPr>
+              <w:t>13.714285</w:t>
+            </w:r>
+          </w:p>
+        </w:tc>
+      </w:tr>
+      <w:tr>
+        <w:trPr/>
+        <w:tc>
+          <w:tcPr>
+            <w:tcW w:w="2098" w:type="dxa"/>
+            <w:tcBorders>
+              <w:left w:val="single" w:sz="4" w:space="0" w:color="000000"/>
+              <w:bottom w:val="single" w:sz="4" w:space="0" w:color="000000"/>
+            </w:tcBorders>
+            <w:vAlign w:val="center"/>
+          </w:tcPr>
+          <w:p>
+            <w:pPr>
+              <w:pStyle w:val="Style14"/>
+              <w:spacing w:lineRule="auto" w:line="240"/>
+              <w:ind w:hanging="0" w:left="0"/>
+              <w:rPr>
+                <w:lang w:val="en-US"/>
+              </w:rPr>
+            </w:pPr>
+            <w:r>
+              <w:rPr>
+                <w:lang w:val="en-US"/>
+              </w:rPr>
+              <w:t>13.02.2026 19:46</w:t>
+            </w:r>
+          </w:p>
+        </w:tc>
+        <w:tc>
+          <w:tcPr>
+            <w:tcW w:w="1041" w:type="dxa"/>
+            <w:tcBorders>
+              <w:left w:val="single" w:sz="4" w:space="0" w:color="000000"/>
+              <w:bottom w:val="single" w:sz="4" w:space="0" w:color="000000"/>
+            </w:tcBorders>
+            <w:vAlign w:val="center"/>
+          </w:tcPr>
+          <w:p>
+            <w:pPr>
+              <w:pStyle w:val="Style14"/>
+              <w:spacing w:lineRule="auto" w:line="240"/>
+              <w:ind w:hanging="0" w:left="0"/>
+              <w:rPr>
+                <w:lang w:val="en-US"/>
+              </w:rPr>
+            </w:pPr>
+            <w:r>
+              <w:rPr>
+                <w:lang w:val="en-US"/>
+              </w:rPr>
+              <w:t>120 000</w:t>
+            </w:r>
+          </w:p>
+        </w:tc>
+        <w:tc>
+          <w:tcPr>
+            <w:tcW w:w="1041" w:type="dxa"/>
+            <w:vMerge w:val="continue"/>
+            <w:tcBorders>
+              <w:left w:val="single" w:sz="4" w:space="0" w:color="000000"/>
+              <w:bottom w:val="single" w:sz="4" w:space="0" w:color="000000"/>
+            </w:tcBorders>
+            <w:vAlign w:val="center"/>
+          </w:tcPr>
+          <w:p>
+            <w:pPr>
+              <w:pStyle w:val="Style14"/>
+              <w:spacing w:lineRule="auto" w:line="240"/>
+              <w:ind w:hanging="0" w:left="0"/>
+              <w:rPr>
+                <w:b w:val="false"/>
+                <w:bCs w:val="false"/>
+              </w:rPr>
+            </w:pPr>
+            <w:r>
+              <w:rPr>
+                <w:b w:val="false"/>
+                <w:bCs w:val="false"/>
+              </w:rPr>
+            </w:r>
+          </w:p>
+        </w:tc>
+        <w:tc>
+          <w:tcPr>
+            <w:tcW w:w="901" w:type="dxa"/>
+            <w:tcBorders>
+              <w:left w:val="single" w:sz="4" w:space="0" w:color="000000"/>
+              <w:bottom w:val="single" w:sz="4" w:space="0" w:color="000000"/>
+            </w:tcBorders>
+            <w:vAlign w:val="center"/>
+          </w:tcPr>
+          <w:p>
+            <w:pPr>
+              <w:pStyle w:val="Style14"/>
+              <w:spacing w:lineRule="auto" w:line="240"/>
+              <w:ind w:hanging="0" w:left="0"/>
+              <w:rPr>
+                <w:lang w:val="en-US"/>
+              </w:rPr>
+            </w:pPr>
+            <w:r>
+              <w:rPr>
+                <w:lang w:val="en-US"/>
+              </w:rPr>
+              <w:t>2.1824</w:t>
+            </w:r>
+          </w:p>
+        </w:tc>
+        <w:tc>
+          <w:tcPr>
+            <w:tcW w:w="1321" w:type="dxa"/>
+            <w:tcBorders>
+              <w:left w:val="single" w:sz="4" w:space="0" w:color="000000"/>
+              <w:bottom w:val="single" w:sz="4" w:space="0" w:color="000000"/>
+              <w:right w:val="single" w:sz="4" w:space="0" w:color="000000"/>
+            </w:tcBorders>
+            <w:vAlign w:val="center"/>
+          </w:tcPr>
+          <w:p>
+            <w:pPr>
+              <w:pStyle w:val="Style14"/>
+              <w:spacing w:lineRule="auto" w:line="240"/>
+              <w:ind w:hanging="0" w:left="0"/>
+              <w:rPr>
+                <w:lang w:val="en-US"/>
+              </w:rPr>
+            </w:pPr>
+            <w:r>
+              <w:rPr>
+                <w:lang w:val="en-US"/>
+              </w:rPr>
+              <w:t>11.274193</w:t>
+            </w:r>
+          </w:p>
+        </w:tc>
+      </w:tr>
+      <w:tr>
+        <w:trPr/>
+        <w:tc>
+          <w:tcPr>
+            <w:tcW w:w="2098" w:type="dxa"/>
+            <w:tcBorders>
+              <w:left w:val="single" w:sz="4" w:space="0" w:color="000000"/>
+              <w:bottom w:val="single" w:sz="4" w:space="0" w:color="000000"/>
+            </w:tcBorders>
+            <w:vAlign w:val="center"/>
+          </w:tcPr>
+          <w:p>
+            <w:pPr>
+              <w:pStyle w:val="Style14"/>
+              <w:spacing w:lineRule="auto" w:line="240"/>
+              <w:ind w:hanging="0" w:left="0"/>
+              <w:rPr>
+                <w:lang w:val="en-US"/>
+              </w:rPr>
+            </w:pPr>
+            <w:r>
+              <w:rPr>
+                <w:lang w:val="en-US"/>
+              </w:rPr>
+              <w:t>13.02.2026 19:46</w:t>
+            </w:r>
+          </w:p>
+        </w:tc>
+        <w:tc>
+          <w:tcPr>
+            <w:tcW w:w="1041" w:type="dxa"/>
+            <w:tcBorders>
+              <w:left w:val="single" w:sz="4" w:space="0" w:color="000000"/>
+              <w:bottom w:val="single" w:sz="4" w:space="0" w:color="000000"/>
+            </w:tcBorders>
+            <w:vAlign w:val="center"/>
+          </w:tcPr>
+          <w:p>
+            <w:pPr>
+              <w:pStyle w:val="Style14"/>
+              <w:spacing w:lineRule="auto" w:line="240"/>
+              <w:ind w:hanging="0" w:left="0"/>
+              <w:rPr>
+                <w:lang w:val="en-US"/>
+              </w:rPr>
+            </w:pPr>
+            <w:r>
+              <w:rPr>
+                <w:lang w:val="en-US"/>
+              </w:rPr>
+              <w:t>140 000</w:t>
+            </w:r>
+          </w:p>
+        </w:tc>
+        <w:tc>
+          <w:tcPr>
+            <w:tcW w:w="1041" w:type="dxa"/>
+            <w:vMerge w:val="continue"/>
+            <w:tcBorders>
+              <w:left w:val="single" w:sz="4" w:space="0" w:color="000000"/>
+              <w:bottom w:val="single" w:sz="4" w:space="0" w:color="000000"/>
+            </w:tcBorders>
+            <w:vAlign w:val="center"/>
+          </w:tcPr>
+          <w:p>
+            <w:pPr>
+              <w:pStyle w:val="Style14"/>
+              <w:spacing w:lineRule="auto" w:line="240"/>
+              <w:ind w:hanging="0" w:left="0"/>
+              <w:rPr>
+                <w:b w:val="false"/>
+                <w:bCs w:val="false"/>
+              </w:rPr>
+            </w:pPr>
+            <w:r>
+              <w:rPr>
+                <w:b w:val="false"/>
+                <w:bCs w:val="false"/>
+              </w:rPr>
+            </w:r>
+          </w:p>
+        </w:tc>
+        <w:tc>
+          <w:tcPr>
+            <w:tcW w:w="901" w:type="dxa"/>
+            <w:tcBorders>
+              <w:left w:val="single" w:sz="4" w:space="0" w:color="000000"/>
+              <w:bottom w:val="single" w:sz="4" w:space="0" w:color="000000"/>
+            </w:tcBorders>
+            <w:vAlign w:val="center"/>
+          </w:tcPr>
+          <w:p>
+            <w:pPr>
+              <w:pStyle w:val="Style14"/>
+              <w:spacing w:lineRule="auto" w:line="240"/>
+              <w:ind w:hanging="0" w:left="0"/>
+              <w:rPr>
+                <w:lang w:val="en-US"/>
+              </w:rPr>
+            </w:pPr>
+            <w:r>
+              <w:rPr>
+                <w:lang w:val="en-US"/>
+              </w:rPr>
+              <w:t>2.5097</w:t>
+            </w:r>
+          </w:p>
+        </w:tc>
+        <w:tc>
+          <w:tcPr>
+            <w:tcW w:w="1321" w:type="dxa"/>
+            <w:tcBorders>
+              <w:left w:val="single" w:sz="4" w:space="0" w:color="000000"/>
+              <w:bottom w:val="single" w:sz="4" w:space="0" w:color="000000"/>
+              <w:right w:val="single" w:sz="4" w:space="0" w:color="000000"/>
+            </w:tcBorders>
+            <w:vAlign w:val="center"/>
+          </w:tcPr>
+          <w:p>
+            <w:pPr>
+              <w:pStyle w:val="Style14"/>
+              <w:spacing w:lineRule="auto" w:line="240"/>
+              <w:ind w:hanging="0" w:left="0"/>
+              <w:rPr>
+                <w:lang w:val="en-US"/>
+              </w:rPr>
+            </w:pPr>
+            <w:r>
+              <w:rPr>
+                <w:lang w:val="en-US"/>
+              </w:rPr>
+              <w:t>9.8038809</w:t>
+            </w:r>
+          </w:p>
+        </w:tc>
+      </w:tr>
+      <w:tr>
+        <w:trPr/>
+        <w:tc>
+          <w:tcPr>
+            <w:tcW w:w="2098" w:type="dxa"/>
+            <w:tcBorders>
+              <w:left w:val="single" w:sz="4" w:space="0" w:color="000000"/>
+              <w:bottom w:val="single" w:sz="4" w:space="0" w:color="000000"/>
+            </w:tcBorders>
+            <w:vAlign w:val="center"/>
+          </w:tcPr>
+          <w:p>
+            <w:pPr>
+              <w:pStyle w:val="Style14"/>
+              <w:spacing w:lineRule="auto" w:line="240"/>
+              <w:ind w:hanging="0" w:left="0"/>
+              <w:rPr>
+                <w:lang w:val="en-US"/>
+              </w:rPr>
+            </w:pPr>
+            <w:r>
+              <w:rPr>
+                <w:lang w:val="en-US"/>
+              </w:rPr>
+              <w:t>13.02.2026 19:47</w:t>
+            </w:r>
+          </w:p>
+        </w:tc>
+        <w:tc>
+          <w:tcPr>
+            <w:tcW w:w="1041" w:type="dxa"/>
+            <w:tcBorders>
+              <w:left w:val="single" w:sz="4" w:space="0" w:color="000000"/>
+              <w:bottom w:val="single" w:sz="4" w:space="0" w:color="000000"/>
+            </w:tcBorders>
+            <w:vAlign w:val="center"/>
+          </w:tcPr>
+          <w:p>
+            <w:pPr>
+              <w:pStyle w:val="Style14"/>
+              <w:spacing w:lineRule="auto" w:line="240"/>
+              <w:ind w:hanging="0" w:left="0"/>
+              <w:rPr>
+                <w:lang w:val="en-US"/>
+              </w:rPr>
+            </w:pPr>
+            <w:r>
+              <w:rPr>
+                <w:lang w:val="en-US"/>
+              </w:rPr>
+              <w:t>160 000</w:t>
+            </w:r>
+          </w:p>
+        </w:tc>
+        <w:tc>
+          <w:tcPr>
+            <w:tcW w:w="1041" w:type="dxa"/>
+            <w:vMerge w:val="continue"/>
+            <w:tcBorders>
+              <w:left w:val="single" w:sz="4" w:space="0" w:color="000000"/>
+              <w:bottom w:val="single" w:sz="4" w:space="0" w:color="000000"/>
+            </w:tcBorders>
+            <w:vAlign w:val="center"/>
+          </w:tcPr>
+          <w:p>
+            <w:pPr>
+              <w:pStyle w:val="Style14"/>
+              <w:spacing w:lineRule="auto" w:line="240"/>
+              <w:ind w:hanging="0" w:left="0"/>
+              <w:rPr>
+                <w:b w:val="false"/>
+                <w:bCs w:val="false"/>
+              </w:rPr>
+            </w:pPr>
+            <w:r>
+              <w:rPr>
+                <w:b w:val="false"/>
+                <w:bCs w:val="false"/>
+              </w:rPr>
+            </w:r>
+          </w:p>
+        </w:tc>
+        <w:tc>
+          <w:tcPr>
+            <w:tcW w:w="901" w:type="dxa"/>
+            <w:tcBorders>
+              <w:left w:val="single" w:sz="4" w:space="0" w:color="000000"/>
+              <w:bottom w:val="single" w:sz="4" w:space="0" w:color="000000"/>
+            </w:tcBorders>
+            <w:vAlign w:val="center"/>
+          </w:tcPr>
+          <w:p>
+            <w:pPr>
+              <w:pStyle w:val="Style14"/>
+              <w:spacing w:lineRule="auto" w:line="240"/>
+              <w:ind w:hanging="0" w:left="0"/>
+              <w:rPr>
+                <w:lang w:val="en-US"/>
+              </w:rPr>
+            </w:pPr>
+            <w:r>
+              <w:rPr>
+                <w:lang w:val="en-US"/>
+              </w:rPr>
+              <w:t>2.9134</w:t>
+            </w:r>
+          </w:p>
+        </w:tc>
+        <w:tc>
+          <w:tcPr>
+            <w:tcW w:w="1321" w:type="dxa"/>
+            <w:tcBorders>
+              <w:left w:val="single" w:sz="4" w:space="0" w:color="000000"/>
+              <w:bottom w:val="single" w:sz="4" w:space="0" w:color="000000"/>
+              <w:right w:val="single" w:sz="4" w:space="0" w:color="000000"/>
+            </w:tcBorders>
+            <w:vAlign w:val="center"/>
+          </w:tcPr>
+          <w:p>
+            <w:pPr>
+              <w:pStyle w:val="Style14"/>
+              <w:spacing w:lineRule="auto" w:line="240"/>
+              <w:ind w:hanging="0" w:left="0"/>
+              <w:rPr>
+                <w:lang w:val="en-US"/>
+              </w:rPr>
+            </w:pPr>
+            <w:r>
+              <w:rPr>
+                <w:lang w:val="en-US"/>
+              </w:rPr>
+              <w:t>8.4453902</w:t>
+            </w:r>
+          </w:p>
+        </w:tc>
+      </w:tr>
+      <w:tr>
+        <w:trPr/>
+        <w:tc>
+          <w:tcPr>
+            <w:tcW w:w="2098" w:type="dxa"/>
+            <w:tcBorders>
+              <w:left w:val="single" w:sz="4" w:space="0" w:color="000000"/>
+              <w:bottom w:val="single" w:sz="4" w:space="0" w:color="000000"/>
+            </w:tcBorders>
+            <w:vAlign w:val="center"/>
+          </w:tcPr>
+          <w:p>
+            <w:pPr>
+              <w:pStyle w:val="Style14"/>
+              <w:spacing w:lineRule="auto" w:line="240"/>
+              <w:ind w:hanging="0" w:left="0"/>
+              <w:rPr>
+                <w:lang w:val="en-US"/>
+              </w:rPr>
+            </w:pPr>
+            <w:r>
+              <w:rPr>
+                <w:lang w:val="en-US"/>
+              </w:rPr>
+              <w:t>13.02.2026 19:47</w:t>
+            </w:r>
+          </w:p>
+        </w:tc>
+        <w:tc>
+          <w:tcPr>
+            <w:tcW w:w="1041" w:type="dxa"/>
+            <w:tcBorders>
+              <w:left w:val="single" w:sz="4" w:space="0" w:color="000000"/>
+              <w:bottom w:val="single" w:sz="4" w:space="0" w:color="000000"/>
+            </w:tcBorders>
+            <w:vAlign w:val="center"/>
+          </w:tcPr>
+          <w:p>
+            <w:pPr>
+              <w:pStyle w:val="Style14"/>
+              <w:spacing w:lineRule="auto" w:line="240"/>
+              <w:ind w:hanging="0" w:left="0"/>
+              <w:rPr>
+                <w:lang w:val="en-US"/>
+              </w:rPr>
+            </w:pPr>
+            <w:r>
+              <w:rPr>
+                <w:lang w:val="en-US"/>
+              </w:rPr>
+              <w:t>180 000</w:t>
+            </w:r>
+          </w:p>
+        </w:tc>
+        <w:tc>
+          <w:tcPr>
+            <w:tcW w:w="1041" w:type="dxa"/>
+            <w:vMerge w:val="continue"/>
+            <w:tcBorders>
+              <w:left w:val="single" w:sz="4" w:space="0" w:color="000000"/>
+              <w:bottom w:val="single" w:sz="4" w:space="0" w:color="000000"/>
+            </w:tcBorders>
+            <w:vAlign w:val="center"/>
+          </w:tcPr>
+          <w:p>
+            <w:pPr>
+              <w:pStyle w:val="Style14"/>
+              <w:spacing w:lineRule="auto" w:line="240"/>
+              <w:ind w:hanging="0" w:left="0"/>
+              <w:rPr>
+                <w:b w:val="false"/>
+                <w:bCs w:val="false"/>
+              </w:rPr>
+            </w:pPr>
+            <w:r>
+              <w:rPr>
+                <w:b w:val="false"/>
+                <w:bCs w:val="false"/>
+              </w:rPr>
+            </w:r>
+          </w:p>
+        </w:tc>
+        <w:tc>
+          <w:tcPr>
+            <w:tcW w:w="901" w:type="dxa"/>
+            <w:tcBorders>
+              <w:left w:val="single" w:sz="4" w:space="0" w:color="000000"/>
+              <w:bottom w:val="single" w:sz="4" w:space="0" w:color="000000"/>
+            </w:tcBorders>
+            <w:vAlign w:val="center"/>
+          </w:tcPr>
+          <w:p>
+            <w:pPr>
+              <w:pStyle w:val="Style14"/>
+              <w:spacing w:lineRule="auto" w:line="240"/>
+              <w:ind w:hanging="0" w:left="0"/>
+              <w:rPr>
+                <w:lang w:val="en-US"/>
+              </w:rPr>
+            </w:pPr>
+            <w:r>
+              <w:rPr>
+                <w:lang w:val="en-US"/>
+              </w:rPr>
+              <w:t>3.3082</w:t>
+            </w:r>
+          </w:p>
+        </w:tc>
+        <w:tc>
+          <w:tcPr>
+            <w:tcW w:w="1321" w:type="dxa"/>
+            <w:tcBorders>
+              <w:left w:val="single" w:sz="4" w:space="0" w:color="000000"/>
+              <w:bottom w:val="single" w:sz="4" w:space="0" w:color="000000"/>
+              <w:right w:val="single" w:sz="4" w:space="0" w:color="000000"/>
+            </w:tcBorders>
+            <w:vAlign w:val="center"/>
+          </w:tcPr>
+          <w:p>
+            <w:pPr>
+              <w:pStyle w:val="Style14"/>
+              <w:spacing w:lineRule="auto" w:line="240"/>
+              <w:ind w:hanging="0" w:left="0"/>
+              <w:rPr>
+                <w:lang w:val="en-US"/>
+              </w:rPr>
+            </w:pPr>
+            <w:r>
+              <w:rPr>
+                <w:lang w:val="en-US"/>
+              </w:rPr>
+              <w:t>7.4375188</w:t>
+            </w:r>
+          </w:p>
+        </w:tc>
+      </w:tr>
+      <w:tr>
+        <w:trPr/>
+        <w:tc>
+          <w:tcPr>
+            <w:tcW w:w="2098" w:type="dxa"/>
+            <w:tcBorders>
+              <w:left w:val="single" w:sz="4" w:space="0" w:color="000000"/>
+              <w:bottom w:val="single" w:sz="4" w:space="0" w:color="000000"/>
+            </w:tcBorders>
+            <w:vAlign w:val="center"/>
+          </w:tcPr>
+          <w:p>
+            <w:pPr>
+              <w:pStyle w:val="Style14"/>
+              <w:spacing w:lineRule="auto" w:line="240"/>
+              <w:ind w:hanging="0" w:left="0"/>
+              <w:rPr>
+                <w:lang w:val="en-US"/>
+              </w:rPr>
+            </w:pPr>
+            <w:r>
+              <w:rPr>
+                <w:lang w:val="en-US"/>
+              </w:rPr>
+              <w:t>13.02.2026 19:48</w:t>
+            </w:r>
+          </w:p>
+        </w:tc>
+        <w:tc>
+          <w:tcPr>
+            <w:tcW w:w="1041" w:type="dxa"/>
+            <w:tcBorders>
+              <w:left w:val="single" w:sz="4" w:space="0" w:color="000000"/>
+              <w:bottom w:val="single" w:sz="4" w:space="0" w:color="000000"/>
+            </w:tcBorders>
+            <w:vAlign w:val="center"/>
+          </w:tcPr>
+          <w:p>
+            <w:pPr>
+              <w:pStyle w:val="Style14"/>
+              <w:spacing w:lineRule="auto" w:line="240"/>
+              <w:ind w:hanging="0" w:left="0"/>
+              <w:rPr>
+                <w:lang w:val="en-US"/>
+              </w:rPr>
+            </w:pPr>
+            <w:r>
+              <w:rPr>
+                <w:lang w:val="en-US"/>
+              </w:rPr>
+              <w:t>200 000</w:t>
+            </w:r>
+          </w:p>
+        </w:tc>
+        <w:tc>
+          <w:tcPr>
+            <w:tcW w:w="1041" w:type="dxa"/>
+            <w:vMerge w:val="continue"/>
+            <w:tcBorders>
+              <w:left w:val="single" w:sz="4" w:space="0" w:color="000000"/>
+              <w:bottom w:val="single" w:sz="4" w:space="0" w:color="000000"/>
+            </w:tcBorders>
+            <w:vAlign w:val="center"/>
+          </w:tcPr>
+          <w:p>
+            <w:pPr>
+              <w:pStyle w:val="Style14"/>
+              <w:spacing w:lineRule="auto" w:line="240"/>
+              <w:ind w:hanging="0" w:left="0"/>
+              <w:rPr>
+                <w:b w:val="false"/>
+                <w:bCs w:val="false"/>
+              </w:rPr>
+            </w:pPr>
+            <w:r>
+              <w:rPr>
+                <w:b w:val="false"/>
+                <w:bCs w:val="false"/>
+              </w:rPr>
+            </w:r>
+          </w:p>
+        </w:tc>
+        <w:tc>
+          <w:tcPr>
+            <w:tcW w:w="901" w:type="dxa"/>
+            <w:tcBorders>
+              <w:left w:val="single" w:sz="4" w:space="0" w:color="000000"/>
+              <w:bottom w:val="single" w:sz="4" w:space="0" w:color="000000"/>
+            </w:tcBorders>
+            <w:vAlign w:val="center"/>
+          </w:tcPr>
+          <w:p>
+            <w:pPr>
+              <w:pStyle w:val="Style14"/>
+              <w:spacing w:lineRule="auto" w:line="240"/>
+              <w:ind w:hanging="0" w:left="0"/>
+              <w:rPr>
+                <w:lang w:val="en-US"/>
+              </w:rPr>
+            </w:pPr>
+            <w:r>
+              <w:rPr>
+                <w:lang w:val="en-US"/>
+              </w:rPr>
+              <w:t>3.6003</w:t>
+            </w:r>
+          </w:p>
+        </w:tc>
+        <w:tc>
+          <w:tcPr>
+            <w:tcW w:w="1321" w:type="dxa"/>
+            <w:tcBorders>
+              <w:left w:val="single" w:sz="4" w:space="0" w:color="000000"/>
+              <w:bottom w:val="single" w:sz="4" w:space="0" w:color="000000"/>
+              <w:right w:val="single" w:sz="4" w:space="0" w:color="000000"/>
+            </w:tcBorders>
+            <w:vAlign w:val="center"/>
+          </w:tcPr>
+          <w:p>
+            <w:pPr>
+              <w:pStyle w:val="Style14"/>
+              <w:spacing w:lineRule="auto" w:line="240"/>
+              <w:ind w:hanging="0" w:left="0"/>
+              <w:rPr>
+                <w:lang w:val="en-US"/>
+              </w:rPr>
+            </w:pPr>
+            <w:r>
+              <w:rPr>
+                <w:lang w:val="en-US"/>
+              </w:rPr>
+              <w:t>6.8340971</w:t>
+            </w:r>
+          </w:p>
+        </w:tc>
+      </w:tr>
+      <w:tr>
+        <w:trPr/>
+        <w:tc>
+          <w:tcPr>
+            <w:tcW w:w="2098" w:type="dxa"/>
+            <w:tcBorders>
+              <w:left w:val="single" w:sz="4" w:space="0" w:color="000000"/>
+              <w:bottom w:val="single" w:sz="4" w:space="0" w:color="000000"/>
+            </w:tcBorders>
+            <w:vAlign w:val="center"/>
+          </w:tcPr>
+          <w:p>
+            <w:pPr>
+              <w:pStyle w:val="Style14"/>
+              <w:spacing w:lineRule="auto" w:line="240"/>
+              <w:ind w:hanging="0" w:left="0"/>
+              <w:rPr>
+                <w:lang w:val="en-US"/>
+              </w:rPr>
+            </w:pPr>
+            <w:r>
+              <w:rPr>
+                <w:lang w:val="en-US"/>
+              </w:rPr>
+              <w:t>13.02.2026 19:48</w:t>
+            </w:r>
+          </w:p>
+        </w:tc>
+        <w:tc>
+          <w:tcPr>
+            <w:tcW w:w="1041" w:type="dxa"/>
+            <w:tcBorders>
+              <w:left w:val="single" w:sz="4" w:space="0" w:color="000000"/>
+              <w:bottom w:val="single" w:sz="4" w:space="0" w:color="000000"/>
+            </w:tcBorders>
+            <w:vAlign w:val="center"/>
+          </w:tcPr>
+          <w:p>
+            <w:pPr>
+              <w:pStyle w:val="Style14"/>
+              <w:spacing w:lineRule="auto" w:line="240"/>
+              <w:ind w:hanging="0" w:left="0"/>
+              <w:rPr>
+                <w:lang w:val="en-US"/>
+              </w:rPr>
+            </w:pPr>
+            <w:r>
+              <w:rPr>
+                <w:lang w:val="en-US"/>
+              </w:rPr>
+              <w:t>220 000</w:t>
+            </w:r>
+          </w:p>
+        </w:tc>
+        <w:tc>
+          <w:tcPr>
+            <w:tcW w:w="1041" w:type="dxa"/>
+            <w:vMerge w:val="continue"/>
+            <w:tcBorders>
+              <w:left w:val="single" w:sz="4" w:space="0" w:color="000000"/>
+              <w:bottom w:val="single" w:sz="4" w:space="0" w:color="000000"/>
+            </w:tcBorders>
+            <w:vAlign w:val="center"/>
+          </w:tcPr>
+          <w:p>
+            <w:pPr>
+              <w:pStyle w:val="Style14"/>
+              <w:spacing w:lineRule="auto" w:line="240"/>
+              <w:ind w:hanging="0" w:left="0"/>
+              <w:rPr>
+                <w:b w:val="false"/>
+                <w:bCs w:val="false"/>
+              </w:rPr>
+            </w:pPr>
+            <w:r>
+              <w:rPr>
+                <w:b w:val="false"/>
+                <w:bCs w:val="false"/>
+              </w:rPr>
+            </w:r>
+          </w:p>
+        </w:tc>
+        <w:tc>
+          <w:tcPr>
+            <w:tcW w:w="901" w:type="dxa"/>
+            <w:tcBorders>
+              <w:left w:val="single" w:sz="4" w:space="0" w:color="000000"/>
+              <w:bottom w:val="single" w:sz="4" w:space="0" w:color="000000"/>
+            </w:tcBorders>
+            <w:vAlign w:val="center"/>
+          </w:tcPr>
+          <w:p>
+            <w:pPr>
+              <w:pStyle w:val="Style14"/>
+              <w:spacing w:lineRule="auto" w:line="240"/>
+              <w:ind w:hanging="0" w:left="0"/>
+              <w:rPr>
+                <w:lang w:val="en-US"/>
+              </w:rPr>
+            </w:pPr>
+            <w:r>
+              <w:rPr>
+                <w:lang w:val="en-US"/>
+              </w:rPr>
+              <w:t>3.9487</w:t>
+            </w:r>
+          </w:p>
+        </w:tc>
+        <w:tc>
+          <w:tcPr>
+            <w:tcW w:w="1321" w:type="dxa"/>
+            <w:tcBorders>
+              <w:left w:val="single" w:sz="4" w:space="0" w:color="000000"/>
+              <w:bottom w:val="single" w:sz="4" w:space="0" w:color="000000"/>
+              <w:right w:val="single" w:sz="4" w:space="0" w:color="000000"/>
+            </w:tcBorders>
+            <w:vAlign w:val="center"/>
+          </w:tcPr>
+          <w:p>
+            <w:pPr>
+              <w:pStyle w:val="Style14"/>
+              <w:spacing w:lineRule="auto" w:line="240"/>
+              <w:ind w:hanging="0" w:left="0"/>
+              <w:rPr>
+                <w:lang w:val="en-US"/>
+              </w:rPr>
+            </w:pPr>
+            <w:r>
+              <w:rPr>
+                <w:lang w:val="en-US"/>
+              </w:rPr>
+              <w:t>6.2311140</w:t>
+            </w:r>
+          </w:p>
+        </w:tc>
+      </w:tr>
+      <w:tr>
+        <w:trPr/>
+        <w:tc>
+          <w:tcPr>
+            <w:tcW w:w="2098" w:type="dxa"/>
+            <w:tcBorders>
+              <w:left w:val="single" w:sz="4" w:space="0" w:color="000000"/>
+              <w:bottom w:val="single" w:sz="4" w:space="0" w:color="000000"/>
+            </w:tcBorders>
+            <w:vAlign w:val="center"/>
+          </w:tcPr>
+          <w:p>
+            <w:pPr>
+              <w:pStyle w:val="Style14"/>
+              <w:spacing w:lineRule="auto" w:line="240"/>
+              <w:ind w:hanging="0" w:left="0"/>
+              <w:rPr>
+                <w:lang w:val="en-US"/>
+              </w:rPr>
+            </w:pPr>
+            <w:r>
+              <w:rPr>
+                <w:lang w:val="en-US"/>
+              </w:rPr>
+              <w:t>13.02.2026 19:49</w:t>
+            </w:r>
+          </w:p>
+        </w:tc>
+        <w:tc>
+          <w:tcPr>
+            <w:tcW w:w="1041" w:type="dxa"/>
+            <w:tcBorders>
+              <w:left w:val="single" w:sz="4" w:space="0" w:color="000000"/>
+              <w:bottom w:val="single" w:sz="4" w:space="0" w:color="000000"/>
+            </w:tcBorders>
+            <w:vAlign w:val="center"/>
+          </w:tcPr>
+          <w:p>
+            <w:pPr>
+              <w:pStyle w:val="Style14"/>
+              <w:spacing w:lineRule="auto" w:line="240"/>
+              <w:ind w:hanging="0" w:left="0"/>
+              <w:rPr>
+                <w:lang w:val="en-US"/>
+              </w:rPr>
+            </w:pPr>
+            <w:r>
+              <w:rPr>
+                <w:lang w:val="en-US"/>
+              </w:rPr>
+              <w:t>240 000</w:t>
+            </w:r>
+          </w:p>
+        </w:tc>
+        <w:tc>
+          <w:tcPr>
+            <w:tcW w:w="1041" w:type="dxa"/>
+            <w:vMerge w:val="continue"/>
+            <w:tcBorders>
+              <w:left w:val="single" w:sz="4" w:space="0" w:color="000000"/>
+              <w:bottom w:val="single" w:sz="4" w:space="0" w:color="000000"/>
+            </w:tcBorders>
+            <w:vAlign w:val="center"/>
+          </w:tcPr>
+          <w:p>
+            <w:pPr>
+              <w:pStyle w:val="Style14"/>
+              <w:spacing w:lineRule="auto" w:line="240"/>
+              <w:ind w:hanging="0" w:left="0"/>
+              <w:rPr>
+                <w:b w:val="false"/>
+                <w:bCs w:val="false"/>
+              </w:rPr>
+            </w:pPr>
+            <w:r>
+              <w:rPr>
+                <w:b w:val="false"/>
+                <w:bCs w:val="false"/>
+              </w:rPr>
+            </w:r>
+          </w:p>
+        </w:tc>
+        <w:tc>
+          <w:tcPr>
+            <w:tcW w:w="901" w:type="dxa"/>
+            <w:tcBorders>
+              <w:left w:val="single" w:sz="4" w:space="0" w:color="000000"/>
+              <w:bottom w:val="single" w:sz="4" w:space="0" w:color="000000"/>
+            </w:tcBorders>
+            <w:vAlign w:val="center"/>
+          </w:tcPr>
+          <w:p>
+            <w:pPr>
+              <w:pStyle w:val="Style14"/>
+              <w:spacing w:lineRule="auto" w:line="240"/>
+              <w:ind w:hanging="0" w:left="0"/>
+              <w:rPr>
+                <w:lang w:val="en-US"/>
+              </w:rPr>
+            </w:pPr>
+            <w:r>
+              <w:rPr>
+                <w:lang w:val="en-US"/>
+              </w:rPr>
+              <w:t>4.4261</w:t>
+            </w:r>
+          </w:p>
+        </w:tc>
+        <w:tc>
+          <w:tcPr>
+            <w:tcW w:w="1321" w:type="dxa"/>
+            <w:tcBorders>
+              <w:left w:val="single" w:sz="4" w:space="0" w:color="000000"/>
+              <w:bottom w:val="single" w:sz="4" w:space="0" w:color="000000"/>
+              <w:right w:val="single" w:sz="4" w:space="0" w:color="000000"/>
+            </w:tcBorders>
+            <w:vAlign w:val="center"/>
+          </w:tcPr>
+          <w:p>
+            <w:pPr>
+              <w:pStyle w:val="Style14"/>
+              <w:spacing w:lineRule="auto" w:line="240"/>
+              <w:ind w:hanging="0" w:left="0"/>
+              <w:rPr>
+                <w:lang w:val="en-US"/>
+              </w:rPr>
+            </w:pPr>
+            <w:r>
+              <w:rPr>
+                <w:lang w:val="en-US"/>
+              </w:rPr>
+              <w:t>5.5590248</w:t>
+            </w:r>
+          </w:p>
+        </w:tc>
+      </w:tr>
+    </w:tbl>
+    <w:p>
+      <w:pPr>
+        <w:pStyle w:val="Normal"/>
+        <w:rPr>
+          <w:lang w:val="en-US"/>
+        </w:rPr>
+      </w:pPr>
+      <w:r>
+        <w:rPr>
+          <w:lang w:val="en-US"/>
+        </w:rPr>
+      </w:r>
+    </w:p>
+    <w:p>
+      <w:pPr>
+        <w:pStyle w:val="H3"/>
+        <w:rPr/>
+      </w:pPr>
+      <w:r>
+        <w:rPr/>
+        <w:t>Графік</w:t>
+      </w:r>
+    </w:p>
+    <w:p>
+      <w:pPr>
+        <w:pStyle w:val="Normal"/>
         <w:rPr>
           <w:lang w:val="uk-UA"/>
         </w:rPr>
@@ -4980,7 +6851,7 @@
     </w:p>
     <w:p>
       <w:pPr>
-        <w:pStyle w:val="P1"/>
+        <w:pStyle w:val="Normal"/>
         <w:rPr>
           <w:lang w:val="uk-UA"/>
         </w:rPr>
@@ -4989,11 +6860,72 @@
         <w:rPr>
           <w:lang w:val="uk-UA"/>
         </w:rPr>
-      </w:r>
-    </w:p>
-    <w:p>
-      <w:pPr>
-        <w:pStyle w:val="P1"/>
+        <w:t>Графік залежності прискорення від розміру задачі наведено нижче на рисунку:</w:t>
+      </w:r>
+    </w:p>
+    <w:p>
+      <w:pPr>
+        <w:pStyle w:val="img1"/>
+        <w:rPr/>
+      </w:pPr>
+      <w:r>
+        <w:rPr/>
+      </w:r>
+    </w:p>
+    <w:p>
+      <w:pPr>
+        <w:pStyle w:val="img1"/>
+        <w:rPr/>
+      </w:pPr>
+      <w:r>
+        <w:rPr/>
+        <w:drawing>
+          <wp:inline distT="0" distB="0" distL="0" distR="0">
+            <wp:extent cx="5731510" cy="2865755"/>
+            <wp:effectExtent l="0" t="0" r="0" b="0"/>
+            <wp:docPr id="14" name="Зображення12"/>
+            <wp:cNvGraphicFramePr>
+              <a:graphicFrameLocks xmlns:a="http://schemas.openxmlformats.org/drawingml/2006/main" noChangeAspect="1"/>
+            </wp:cNvGraphicFramePr>
+            <a:graphic xmlns:a="http://schemas.openxmlformats.org/drawingml/2006/main">
+              <a:graphicData uri="http://schemas.openxmlformats.org/drawingml/2006/picture">
+                <pic:pic xmlns:pic="http://schemas.openxmlformats.org/drawingml/2006/picture">
+                  <pic:nvPicPr>
+                    <pic:cNvPr id="14" name="Зображення12"/>
+                    <pic:cNvPicPr>
+                      <a:picLocks noChangeAspect="1" noChangeArrowheads="1"/>
+                    </pic:cNvPicPr>
+                  </pic:nvPicPr>
+                  <pic:blipFill>
+                    <a:blip r:embed="rId15"/>
+                    <a:stretch>
+                      <a:fillRect/>
+                    </a:stretch>
+                  </pic:blipFill>
+                  <pic:spPr bwMode="auto">
+                    <a:xfrm>
+                      <a:off x="0" y="0"/>
+                      <a:ext cx="5731510" cy="2865755"/>
+                    </a:xfrm>
+                    <a:prstGeom prst="rect">
+                      <a:avLst/>
+                    </a:prstGeom>
+                    <a:noFill/>
+                  </pic:spPr>
+                </pic:pic>
+              </a:graphicData>
+            </a:graphic>
+          </wp:inline>
+        </w:drawing>
+      </w:r>
+      <w:r>
+        <w:rPr/>
+        <w:t>Рисунок 1.2 — Графік залежностей</w:t>
+      </w:r>
+    </w:p>
+    <w:p>
+      <w:pPr>
+        <w:pStyle w:val="Normal"/>
         <w:rPr>
           <w:lang w:val="uk-UA"/>
         </w:rPr>

--- a/42TR Tehnologiji Rozpodilenyh System/4/TR_KNT-122_Onyshchenko_19_PR4.docx
+++ b/42TR Tehnologiji Rozpodilenyh System/4/TR_KNT-122_Onyshchenko_19_PR4.docx
@@ -6934,6 +6934,1760 @@
         <w:rPr>
           <w:lang w:val="uk-UA"/>
         </w:rPr>
+      </w:r>
+    </w:p>
+    <w:p>
+      <w:pPr>
+        <w:pStyle w:val="H2"/>
+        <w:rPr/>
+      </w:pPr>
+      <w:r>
+        <w:rPr/>
+        <w:t xml:space="preserve">4.2.1.4 </w:t>
+      </w:r>
+      <w:r>
+        <w:rPr>
+          <w:lang w:val="uk-UA"/>
+        </w:rPr>
+        <w:t xml:space="preserve">Час </w:t>
+      </w:r>
+      <w:r>
+        <w:rPr/>
+        <w:t>Scatter</w:t>
+      </w:r>
+    </w:p>
+    <w:p>
+      <w:pPr>
+        <w:pStyle w:val="H3"/>
+        <w:rPr/>
+      </w:pPr>
+      <w:r>
+        <w:rPr/>
+        <w:t>Завдання</w:t>
+      </w:r>
+    </w:p>
+    <w:p>
+      <w:pPr>
+        <w:pStyle w:val="Normal"/>
+        <w:rPr>
+          <w:lang w:val="uk-UA"/>
+        </w:rPr>
+      </w:pPr>
+      <w:r>
+        <w:rPr>
+          <w:lang w:val="uk-UA"/>
+        </w:rPr>
+      </w:r>
+    </w:p>
+    <w:p>
+      <w:pPr>
+        <w:pStyle w:val="P1"/>
+        <w:rPr>
+          <w:lang w:val="en-US"/>
+        </w:rPr>
+      </w:pPr>
+      <w:r>
+        <w:rPr/>
+        <w:t>Додайте до програми код для вимірювання часу, який витрачається на виконання двох функцій MPI_Scatter(), дослідіть та намалюйте графіки залежності цього часу від довжини масиву, що розсилається при виконанні задачі на чотирьох процесорах. Результати занесіть до таблиці 4.3.</w:t>
+      </w:r>
+    </w:p>
+    <w:p>
+      <w:pPr>
+        <w:pStyle w:val="P1"/>
+        <w:rPr>
+          <w:lang w:val="en-US"/>
+        </w:rPr>
+      </w:pPr>
+      <w:r>
+        <w:rPr/>
+      </w:r>
+    </w:p>
+    <w:p>
+      <w:pPr>
+        <w:pStyle w:val="H3"/>
+        <w:rPr/>
+      </w:pPr>
+      <w:r>
+        <w:rPr/>
+        <w:t>Таблиця</w:t>
+      </w:r>
+    </w:p>
+    <w:p>
+      <w:pPr>
+        <w:pStyle w:val="P1"/>
+        <w:rPr>
+          <w:lang w:val="en-US"/>
+        </w:rPr>
+      </w:pPr>
+      <w:r>
+        <w:rPr/>
+      </w:r>
+    </w:p>
+    <w:p>
+      <w:pPr>
+        <w:pStyle w:val="P1"/>
+        <w:rPr>
+          <w:lang w:val="uk-UA"/>
+        </w:rPr>
+      </w:pPr>
+      <w:r>
+        <w:rPr/>
+        <w:t xml:space="preserve">Для обчислення колонки </w:t>
+      </w:r>
+      <w:r>
+        <w:rPr>
+          <w:lang w:val="en-US"/>
+        </w:rPr>
+        <w:t xml:space="preserve">S </w:t>
+      </w:r>
+      <w:r>
+        <w:rPr>
+          <w:lang w:val="uk-UA"/>
+        </w:rPr>
+        <w:t>було використано таку формулу:</w:t>
+      </w:r>
+    </w:p>
+    <w:p>
+      <w:pPr>
+        <w:pStyle w:val="P1"/>
+        <w:rPr>
+          <w:lang w:val="uk-UA"/>
+        </w:rPr>
+      </w:pPr>
+      <w:r>
+        <w:rPr>
+          <w:lang w:val="uk-UA"/>
+        </w:rPr>
+      </w:r>
+    </w:p>
+    <w:p>
+      <w:pPr>
+        <w:pStyle w:val="img1"/>
+        <w:rPr/>
+      </w:pPr>
+      <w:r>
+        <w:rPr/>
+        <w:drawing>
+          <wp:inline distT="0" distB="0" distL="0" distR="0">
+            <wp:extent cx="1466850" cy="904875"/>
+            <wp:effectExtent l="0" t="0" r="0" b="0"/>
+            <wp:docPr id="15" name="Зображення14"/>
+            <wp:cNvGraphicFramePr>
+              <a:graphicFrameLocks xmlns:a="http://schemas.openxmlformats.org/drawingml/2006/main" noChangeAspect="1"/>
+            </wp:cNvGraphicFramePr>
+            <a:graphic xmlns:a="http://schemas.openxmlformats.org/drawingml/2006/main">
+              <a:graphicData uri="http://schemas.openxmlformats.org/drawingml/2006/picture">
+                <pic:pic xmlns:pic="http://schemas.openxmlformats.org/drawingml/2006/picture">
+                  <pic:nvPicPr>
+                    <pic:cNvPr id="15" name="Зображення14"/>
+                    <pic:cNvPicPr>
+                      <a:picLocks noChangeAspect="1" noChangeArrowheads="1"/>
+                    </pic:cNvPicPr>
+                  </pic:nvPicPr>
+                  <pic:blipFill>
+                    <a:blip r:embed="rId16"/>
+                    <a:stretch>
+                      <a:fillRect/>
+                    </a:stretch>
+                  </pic:blipFill>
+                  <pic:spPr bwMode="auto">
+                    <a:xfrm>
+                      <a:off x="0" y="0"/>
+                      <a:ext cx="1466850" cy="904875"/>
+                    </a:xfrm>
+                    <a:prstGeom prst="rect">
+                      <a:avLst/>
+                    </a:prstGeom>
+                    <a:noFill/>
+                  </pic:spPr>
+                </pic:pic>
+              </a:graphicData>
+            </a:graphic>
+          </wp:inline>
+        </w:drawing>
+      </w:r>
+    </w:p>
+    <w:p>
+      <w:pPr>
+        <w:pStyle w:val="P1"/>
+        <w:rPr>
+          <w:lang w:val="en-US"/>
+        </w:rPr>
+      </w:pPr>
+      <w:r>
+        <w:rPr/>
+      </w:r>
+    </w:p>
+    <w:p>
+      <w:pPr>
+        <w:pStyle w:val="BodyText"/>
+        <w:rPr>
+          <w:lang w:val="en-US"/>
+        </w:rPr>
+      </w:pPr>
+      <w:r>
+        <w:rPr>
+          <w:lang w:val="en-US"/>
+        </w:rPr>
+        <w:t>Таблиця 4.3 – Залежність швидкості розсилання від довжини масиву при P=4</w:t>
+      </w:r>
+    </w:p>
+    <w:tbl>
+      <w:tblPr>
+        <w:tblW w:w="7096" w:type="dxa"/>
+        <w:jc w:val="left"/>
+        <w:tblInd w:w="57" w:type="dxa"/>
+        <w:tblLayout w:type="fixed"/>
+        <w:tblCellMar>
+          <w:top w:w="57" w:type="dxa"/>
+          <w:left w:w="57" w:type="dxa"/>
+          <w:bottom w:w="57" w:type="dxa"/>
+          <w:right w:w="0" w:type="dxa"/>
+        </w:tblCellMar>
+      </w:tblPr>
+      <w:tblGrid>
+        <w:gridCol w:w="2045"/>
+        <w:gridCol w:w="988"/>
+        <w:gridCol w:w="1408"/>
+        <w:gridCol w:w="2655"/>
+      </w:tblGrid>
+      <w:tr>
+        <w:trPr/>
+        <w:tc>
+          <w:tcPr>
+            <w:tcW w:w="2045" w:type="dxa"/>
+            <w:tcBorders>
+              <w:top w:val="single" w:sz="2" w:space="0" w:color="000000"/>
+              <w:left w:val="single" w:sz="2" w:space="0" w:color="000000"/>
+              <w:bottom w:val="single" w:sz="2" w:space="0" w:color="000000"/>
+            </w:tcBorders>
+          </w:tcPr>
+          <w:p>
+            <w:pPr>
+              <w:pStyle w:val="Style14"/>
+              <w:widowControl/>
+              <w:spacing w:lineRule="auto" w:line="240" w:before="0" w:after="0"/>
+              <w:ind w:hanging="0" w:left="0" w:right="0"/>
+              <w:jc w:val="both"/>
+              <w:rPr>
+                <w:b/>
+                <w:bCs/>
+              </w:rPr>
+            </w:pPr>
+            <w:r>
+              <w:rPr>
+                <w:b/>
+                <w:bCs/>
+              </w:rPr>
+              <w:t>Дата та час</w:t>
+            </w:r>
+          </w:p>
+        </w:tc>
+        <w:tc>
+          <w:tcPr>
+            <w:tcW w:w="988" w:type="dxa"/>
+            <w:tcBorders>
+              <w:top w:val="single" w:sz="2" w:space="0" w:color="000000"/>
+              <w:left w:val="single" w:sz="2" w:space="0" w:color="000000"/>
+              <w:bottom w:val="single" w:sz="2" w:space="0" w:color="000000"/>
+            </w:tcBorders>
+          </w:tcPr>
+          <w:p>
+            <w:pPr>
+              <w:pStyle w:val="Style14"/>
+              <w:widowControl/>
+              <w:spacing w:lineRule="auto" w:line="240" w:before="0" w:after="0"/>
+              <w:ind w:hanging="0" w:left="0" w:right="0"/>
+              <w:jc w:val="both"/>
+              <w:rPr>
+                <w:b/>
+                <w:bCs/>
+                <w:lang w:val="en-US"/>
+              </w:rPr>
+            </w:pPr>
+            <w:r>
+              <w:rPr>
+                <w:b/>
+                <w:bCs/>
+                <w:lang w:val="en-US"/>
+              </w:rPr>
+              <w:t>N</w:t>
+            </w:r>
+          </w:p>
+        </w:tc>
+        <w:tc>
+          <w:tcPr>
+            <w:tcW w:w="1408" w:type="dxa"/>
+            <w:tcBorders>
+              <w:top w:val="single" w:sz="2" w:space="0" w:color="000000"/>
+              <w:left w:val="single" w:sz="2" w:space="0" w:color="000000"/>
+              <w:bottom w:val="single" w:sz="2" w:space="0" w:color="000000"/>
+            </w:tcBorders>
+          </w:tcPr>
+          <w:p>
+            <w:pPr>
+              <w:pStyle w:val="Style14"/>
+              <w:widowControl/>
+              <w:spacing w:lineRule="auto" w:line="240" w:before="0" w:after="0"/>
+              <w:ind w:hanging="0" w:left="0" w:right="0"/>
+              <w:jc w:val="both"/>
+              <w:rPr>
+                <w:b/>
+                <w:bCs/>
+              </w:rPr>
+            </w:pPr>
+            <w:r>
+              <w:rPr>
+                <w:b/>
+                <w:bCs/>
+                <w:lang w:val="en-US"/>
+              </w:rPr>
+              <w:t>T</w:t>
+            </w:r>
+            <w:r>
+              <w:rPr>
+                <w:b/>
+                <w:bCs/>
+                <w:position w:val="-2"/>
+                <w:sz w:val="22"/>
+                <w:lang w:val="en-US"/>
+              </w:rPr>
+              <w:t>Scatter</w:t>
+            </w:r>
+          </w:p>
+        </w:tc>
+        <w:tc>
+          <w:tcPr>
+            <w:tcW w:w="2655" w:type="dxa"/>
+            <w:tcBorders>
+              <w:top w:val="single" w:sz="2" w:space="0" w:color="000000"/>
+              <w:left w:val="single" w:sz="2" w:space="0" w:color="000000"/>
+              <w:bottom w:val="single" w:sz="2" w:space="0" w:color="000000"/>
+              <w:right w:val="single" w:sz="2" w:space="0" w:color="000000"/>
+            </w:tcBorders>
+            <w:tcMar>
+              <w:right w:w="57" w:type="dxa"/>
+            </w:tcMar>
+          </w:tcPr>
+          <w:p>
+            <w:pPr>
+              <w:pStyle w:val="Style14"/>
+              <w:widowControl/>
+              <w:spacing w:lineRule="auto" w:line="240" w:before="0" w:after="0"/>
+              <w:ind w:hanging="0" w:left="0" w:right="0"/>
+              <w:jc w:val="both"/>
+              <w:rPr>
+                <w:b/>
+                <w:bCs/>
+              </w:rPr>
+            </w:pPr>
+            <w:r>
+              <w:rPr>
+                <w:b/>
+                <w:bCs/>
+                <w:lang w:val="en-US"/>
+              </w:rPr>
+              <w:t xml:space="preserve">S </w:t>
+            </w:r>
+            <w:r>
+              <w:rPr>
+                <w:b/>
+                <w:bCs/>
+                <w:lang w:val="uk-UA"/>
+              </w:rPr>
+              <w:t>(байт / с)</w:t>
+            </w:r>
+          </w:p>
+        </w:tc>
+      </w:tr>
+      <w:tr>
+        <w:trPr/>
+        <w:tc>
+          <w:tcPr>
+            <w:tcW w:w="2045" w:type="dxa"/>
+            <w:tcBorders>
+              <w:left w:val="single" w:sz="2" w:space="0" w:color="000000"/>
+              <w:bottom w:val="single" w:sz="2" w:space="0" w:color="000000"/>
+            </w:tcBorders>
+          </w:tcPr>
+          <w:p>
+            <w:pPr>
+              <w:pStyle w:val="Style14"/>
+              <w:widowControl/>
+              <w:spacing w:lineRule="auto" w:line="240" w:before="0" w:after="0"/>
+              <w:ind w:hanging="0" w:left="0" w:right="0"/>
+              <w:jc w:val="both"/>
+              <w:rPr>
+                <w:lang w:val="en-US"/>
+              </w:rPr>
+            </w:pPr>
+            <w:r>
+              <w:rPr>
+                <w:lang w:val="en-US"/>
+              </w:rPr>
+              <w:t>14.02.2026 10:37</w:t>
+            </w:r>
+          </w:p>
+        </w:tc>
+        <w:tc>
+          <w:tcPr>
+            <w:tcW w:w="988" w:type="dxa"/>
+            <w:tcBorders>
+              <w:left w:val="single" w:sz="2" w:space="0" w:color="000000"/>
+              <w:bottom w:val="single" w:sz="2" w:space="0" w:color="000000"/>
+            </w:tcBorders>
+          </w:tcPr>
+          <w:p>
+            <w:pPr>
+              <w:pStyle w:val="Style14"/>
+              <w:widowControl/>
+              <w:spacing w:lineRule="auto" w:line="240" w:before="0" w:after="0"/>
+              <w:ind w:hanging="0" w:left="0" w:right="0"/>
+              <w:jc w:val="both"/>
+              <w:rPr>
+                <w:lang w:val="en-US"/>
+              </w:rPr>
+            </w:pPr>
+            <w:r>
+              <w:rPr>
+                <w:lang w:val="en-US"/>
+              </w:rPr>
+              <w:t>20 000</w:t>
+            </w:r>
+          </w:p>
+        </w:tc>
+        <w:tc>
+          <w:tcPr>
+            <w:tcW w:w="1408" w:type="dxa"/>
+            <w:tcBorders>
+              <w:left w:val="single" w:sz="2" w:space="0" w:color="000000"/>
+              <w:bottom w:val="single" w:sz="2" w:space="0" w:color="000000"/>
+            </w:tcBorders>
+          </w:tcPr>
+          <w:p>
+            <w:pPr>
+              <w:pStyle w:val="Style14"/>
+              <w:widowControl/>
+              <w:spacing w:lineRule="auto" w:line="240" w:before="0" w:after="0"/>
+              <w:ind w:hanging="0" w:left="0" w:right="0"/>
+              <w:jc w:val="both"/>
+              <w:rPr/>
+            </w:pPr>
+            <w:r>
+              <w:rPr/>
+              <w:t>0.00018030</w:t>
+            </w:r>
+          </w:p>
+        </w:tc>
+        <w:tc>
+          <w:tcPr>
+            <w:tcW w:w="2655" w:type="dxa"/>
+            <w:tcBorders>
+              <w:left w:val="single" w:sz="2" w:space="0" w:color="000000"/>
+              <w:bottom w:val="single" w:sz="2" w:space="0" w:color="000000"/>
+              <w:right w:val="single" w:sz="2" w:space="0" w:color="000000"/>
+            </w:tcBorders>
+            <w:tcMar>
+              <w:right w:w="57" w:type="dxa"/>
+            </w:tcMar>
+          </w:tcPr>
+          <w:p>
+            <w:pPr>
+              <w:pStyle w:val="Style14"/>
+              <w:widowControl/>
+              <w:spacing w:lineRule="auto" w:line="240" w:before="0" w:after="0"/>
+              <w:ind w:hanging="0" w:left="0" w:right="0"/>
+              <w:jc w:val="both"/>
+              <w:rPr/>
+            </w:pPr>
+            <w:r>
+              <w:rPr/>
+              <w:t>1 774 819 744,86966</w:t>
+            </w:r>
+          </w:p>
+        </w:tc>
+      </w:tr>
+      <w:tr>
+        <w:trPr/>
+        <w:tc>
+          <w:tcPr>
+            <w:tcW w:w="2045" w:type="dxa"/>
+            <w:tcBorders>
+              <w:left w:val="single" w:sz="2" w:space="0" w:color="000000"/>
+              <w:bottom w:val="single" w:sz="2" w:space="0" w:color="000000"/>
+            </w:tcBorders>
+          </w:tcPr>
+          <w:p>
+            <w:pPr>
+              <w:pStyle w:val="Style14"/>
+              <w:widowControl/>
+              <w:spacing w:lineRule="auto" w:line="240" w:before="0" w:after="0"/>
+              <w:ind w:hanging="0" w:left="0" w:right="0"/>
+              <w:jc w:val="both"/>
+              <w:rPr>
+                <w:lang w:val="en-US"/>
+              </w:rPr>
+            </w:pPr>
+            <w:r>
+              <w:rPr>
+                <w:lang w:val="en-US"/>
+              </w:rPr>
+              <w:t>14.02.2026 10:38</w:t>
+            </w:r>
+          </w:p>
+        </w:tc>
+        <w:tc>
+          <w:tcPr>
+            <w:tcW w:w="988" w:type="dxa"/>
+            <w:tcBorders>
+              <w:left w:val="single" w:sz="2" w:space="0" w:color="000000"/>
+              <w:bottom w:val="single" w:sz="2" w:space="0" w:color="000000"/>
+            </w:tcBorders>
+          </w:tcPr>
+          <w:p>
+            <w:pPr>
+              <w:pStyle w:val="Style14"/>
+              <w:widowControl/>
+              <w:spacing w:lineRule="auto" w:line="240" w:before="0" w:after="0"/>
+              <w:ind w:hanging="0" w:left="0" w:right="0"/>
+              <w:jc w:val="both"/>
+              <w:rPr>
+                <w:lang w:val="en-US"/>
+              </w:rPr>
+            </w:pPr>
+            <w:r>
+              <w:rPr>
+                <w:lang w:val="en-US"/>
+              </w:rPr>
+              <w:t>40 000</w:t>
+            </w:r>
+          </w:p>
+        </w:tc>
+        <w:tc>
+          <w:tcPr>
+            <w:tcW w:w="1408" w:type="dxa"/>
+            <w:tcBorders>
+              <w:left w:val="single" w:sz="2" w:space="0" w:color="000000"/>
+              <w:bottom w:val="single" w:sz="2" w:space="0" w:color="000000"/>
+            </w:tcBorders>
+          </w:tcPr>
+          <w:p>
+            <w:pPr>
+              <w:pStyle w:val="Style14"/>
+              <w:widowControl/>
+              <w:spacing w:lineRule="auto" w:line="240" w:before="0" w:after="0"/>
+              <w:ind w:hanging="0" w:left="0" w:right="0"/>
+              <w:jc w:val="both"/>
+              <w:rPr/>
+            </w:pPr>
+            <w:r>
+              <w:rPr/>
+              <w:t>0.00014770</w:t>
+            </w:r>
+          </w:p>
+        </w:tc>
+        <w:tc>
+          <w:tcPr>
+            <w:tcW w:w="2655" w:type="dxa"/>
+            <w:tcBorders>
+              <w:left w:val="single" w:sz="2" w:space="0" w:color="000000"/>
+              <w:bottom w:val="single" w:sz="2" w:space="0" w:color="000000"/>
+              <w:right w:val="single" w:sz="2" w:space="0" w:color="000000"/>
+            </w:tcBorders>
+            <w:tcMar>
+              <w:right w:w="57" w:type="dxa"/>
+            </w:tcMar>
+          </w:tcPr>
+          <w:p>
+            <w:pPr>
+              <w:pStyle w:val="Style14"/>
+              <w:widowControl/>
+              <w:spacing w:lineRule="auto" w:line="240" w:before="0" w:after="0"/>
+              <w:ind w:hanging="0" w:left="0" w:right="0"/>
+              <w:jc w:val="both"/>
+              <w:rPr/>
+            </w:pPr>
+            <w:r>
+              <w:rPr/>
+              <w:t>4 333 107 650,643196</w:t>
+            </w:r>
+          </w:p>
+        </w:tc>
+      </w:tr>
+      <w:tr>
+        <w:trPr/>
+        <w:tc>
+          <w:tcPr>
+            <w:tcW w:w="2045" w:type="dxa"/>
+            <w:tcBorders>
+              <w:left w:val="single" w:sz="2" w:space="0" w:color="000000"/>
+              <w:bottom w:val="single" w:sz="2" w:space="0" w:color="000000"/>
+            </w:tcBorders>
+          </w:tcPr>
+          <w:p>
+            <w:pPr>
+              <w:pStyle w:val="Style14"/>
+              <w:widowControl/>
+              <w:spacing w:lineRule="auto" w:line="240" w:before="0" w:after="0"/>
+              <w:ind w:hanging="0" w:left="0" w:right="0"/>
+              <w:jc w:val="both"/>
+              <w:rPr>
+                <w:lang w:val="en-US"/>
+              </w:rPr>
+            </w:pPr>
+            <w:r>
+              <w:rPr>
+                <w:lang w:val="en-US"/>
+              </w:rPr>
+              <w:t>14.02.2026 10:38</w:t>
+            </w:r>
+          </w:p>
+        </w:tc>
+        <w:tc>
+          <w:tcPr>
+            <w:tcW w:w="988" w:type="dxa"/>
+            <w:tcBorders>
+              <w:left w:val="single" w:sz="2" w:space="0" w:color="000000"/>
+              <w:bottom w:val="single" w:sz="2" w:space="0" w:color="000000"/>
+            </w:tcBorders>
+          </w:tcPr>
+          <w:p>
+            <w:pPr>
+              <w:pStyle w:val="Style14"/>
+              <w:widowControl/>
+              <w:spacing w:lineRule="auto" w:line="240" w:before="0" w:after="0"/>
+              <w:ind w:hanging="0" w:left="0" w:right="0"/>
+              <w:jc w:val="both"/>
+              <w:rPr>
+                <w:lang w:val="en-US"/>
+              </w:rPr>
+            </w:pPr>
+            <w:r>
+              <w:rPr>
+                <w:lang w:val="en-US"/>
+              </w:rPr>
+              <w:t>60 000</w:t>
+            </w:r>
+          </w:p>
+        </w:tc>
+        <w:tc>
+          <w:tcPr>
+            <w:tcW w:w="1408" w:type="dxa"/>
+            <w:tcBorders>
+              <w:left w:val="single" w:sz="2" w:space="0" w:color="000000"/>
+              <w:bottom w:val="single" w:sz="2" w:space="0" w:color="000000"/>
+            </w:tcBorders>
+          </w:tcPr>
+          <w:p>
+            <w:pPr>
+              <w:pStyle w:val="Style14"/>
+              <w:widowControl/>
+              <w:spacing w:lineRule="auto" w:line="240" w:before="0" w:after="0"/>
+              <w:ind w:hanging="0" w:left="0" w:right="0"/>
+              <w:jc w:val="both"/>
+              <w:rPr/>
+            </w:pPr>
+            <w:r>
+              <w:rPr/>
+              <w:t>0.00018110</w:t>
+            </w:r>
+          </w:p>
+        </w:tc>
+        <w:tc>
+          <w:tcPr>
+            <w:tcW w:w="2655" w:type="dxa"/>
+            <w:tcBorders>
+              <w:left w:val="single" w:sz="2" w:space="0" w:color="000000"/>
+              <w:bottom w:val="single" w:sz="2" w:space="0" w:color="000000"/>
+              <w:right w:val="single" w:sz="2" w:space="0" w:color="000000"/>
+            </w:tcBorders>
+            <w:tcMar>
+              <w:right w:w="57" w:type="dxa"/>
+            </w:tcMar>
+          </w:tcPr>
+          <w:p>
+            <w:pPr>
+              <w:pStyle w:val="Style14"/>
+              <w:widowControl/>
+              <w:spacing w:lineRule="auto" w:line="240" w:before="0" w:after="0"/>
+              <w:ind w:hanging="0" w:left="0" w:right="0"/>
+              <w:jc w:val="both"/>
+              <w:rPr/>
+            </w:pPr>
+            <w:r>
+              <w:rPr/>
+              <w:t>5 300 938 708,2275</w:t>
+            </w:r>
+          </w:p>
+        </w:tc>
+      </w:tr>
+      <w:tr>
+        <w:trPr/>
+        <w:tc>
+          <w:tcPr>
+            <w:tcW w:w="2045" w:type="dxa"/>
+            <w:tcBorders>
+              <w:left w:val="single" w:sz="2" w:space="0" w:color="000000"/>
+              <w:bottom w:val="single" w:sz="2" w:space="0" w:color="000000"/>
+            </w:tcBorders>
+          </w:tcPr>
+          <w:p>
+            <w:pPr>
+              <w:pStyle w:val="Style14"/>
+              <w:widowControl/>
+              <w:spacing w:lineRule="auto" w:line="240" w:before="0" w:after="0"/>
+              <w:ind w:hanging="0" w:left="0" w:right="0"/>
+              <w:jc w:val="both"/>
+              <w:rPr>
+                <w:lang w:val="en-US"/>
+              </w:rPr>
+            </w:pPr>
+            <w:r>
+              <w:rPr>
+                <w:lang w:val="en-US"/>
+              </w:rPr>
+              <w:t>14.02.2026 10:38</w:t>
+            </w:r>
+          </w:p>
+        </w:tc>
+        <w:tc>
+          <w:tcPr>
+            <w:tcW w:w="988" w:type="dxa"/>
+            <w:tcBorders>
+              <w:left w:val="single" w:sz="2" w:space="0" w:color="000000"/>
+              <w:bottom w:val="single" w:sz="2" w:space="0" w:color="000000"/>
+            </w:tcBorders>
+          </w:tcPr>
+          <w:p>
+            <w:pPr>
+              <w:pStyle w:val="Style14"/>
+              <w:widowControl/>
+              <w:spacing w:lineRule="auto" w:line="240" w:before="0" w:after="0"/>
+              <w:ind w:hanging="0" w:left="0" w:right="0"/>
+              <w:jc w:val="both"/>
+              <w:rPr>
+                <w:lang w:val="en-US"/>
+              </w:rPr>
+            </w:pPr>
+            <w:r>
+              <w:rPr>
+                <w:lang w:val="en-US"/>
+              </w:rPr>
+              <w:t>80 000</w:t>
+            </w:r>
+          </w:p>
+        </w:tc>
+        <w:tc>
+          <w:tcPr>
+            <w:tcW w:w="1408" w:type="dxa"/>
+            <w:tcBorders>
+              <w:left w:val="single" w:sz="2" w:space="0" w:color="000000"/>
+              <w:bottom w:val="single" w:sz="2" w:space="0" w:color="000000"/>
+            </w:tcBorders>
+          </w:tcPr>
+          <w:p>
+            <w:pPr>
+              <w:pStyle w:val="Style14"/>
+              <w:widowControl/>
+              <w:spacing w:lineRule="auto" w:line="240" w:before="0" w:after="0"/>
+              <w:ind w:hanging="0" w:left="0" w:right="0"/>
+              <w:jc w:val="both"/>
+              <w:rPr/>
+            </w:pPr>
+            <w:r>
+              <w:rPr/>
+              <w:t>0.00032590</w:t>
+            </w:r>
+          </w:p>
+        </w:tc>
+        <w:tc>
+          <w:tcPr>
+            <w:tcW w:w="2655" w:type="dxa"/>
+            <w:tcBorders>
+              <w:left w:val="single" w:sz="2" w:space="0" w:color="000000"/>
+              <w:bottom w:val="single" w:sz="2" w:space="0" w:color="000000"/>
+              <w:right w:val="single" w:sz="2" w:space="0" w:color="000000"/>
+            </w:tcBorders>
+            <w:tcMar>
+              <w:right w:w="57" w:type="dxa"/>
+            </w:tcMar>
+          </w:tcPr>
+          <w:p>
+            <w:pPr>
+              <w:pStyle w:val="Style14"/>
+              <w:widowControl/>
+              <w:spacing w:lineRule="auto" w:line="240" w:before="0" w:after="0"/>
+              <w:ind w:hanging="0" w:left="0" w:right="0"/>
+              <w:jc w:val="both"/>
+              <w:rPr/>
+            </w:pPr>
+            <w:r>
+              <w:rPr/>
+              <w:t>3 926 142 153,84615</w:t>
+            </w:r>
+          </w:p>
+        </w:tc>
+      </w:tr>
+      <w:tr>
+        <w:trPr/>
+        <w:tc>
+          <w:tcPr>
+            <w:tcW w:w="2045" w:type="dxa"/>
+            <w:tcBorders>
+              <w:left w:val="single" w:sz="2" w:space="0" w:color="000000"/>
+              <w:bottom w:val="single" w:sz="2" w:space="0" w:color="000000"/>
+            </w:tcBorders>
+          </w:tcPr>
+          <w:p>
+            <w:pPr>
+              <w:pStyle w:val="Style14"/>
+              <w:widowControl/>
+              <w:spacing w:lineRule="auto" w:line="240" w:before="0" w:after="0"/>
+              <w:ind w:hanging="0" w:left="0" w:right="0"/>
+              <w:jc w:val="both"/>
+              <w:rPr>
+                <w:lang w:val="en-US"/>
+              </w:rPr>
+            </w:pPr>
+            <w:r>
+              <w:rPr>
+                <w:lang w:val="en-US"/>
+              </w:rPr>
+              <w:t>14.02.2026 10:39</w:t>
+            </w:r>
+          </w:p>
+        </w:tc>
+        <w:tc>
+          <w:tcPr>
+            <w:tcW w:w="988" w:type="dxa"/>
+            <w:tcBorders>
+              <w:left w:val="single" w:sz="2" w:space="0" w:color="000000"/>
+              <w:bottom w:val="single" w:sz="2" w:space="0" w:color="000000"/>
+            </w:tcBorders>
+          </w:tcPr>
+          <w:p>
+            <w:pPr>
+              <w:pStyle w:val="Style14"/>
+              <w:widowControl/>
+              <w:spacing w:lineRule="auto" w:line="240" w:before="0" w:after="0"/>
+              <w:ind w:hanging="0" w:left="0" w:right="0"/>
+              <w:jc w:val="both"/>
+              <w:rPr>
+                <w:lang w:val="en-US"/>
+              </w:rPr>
+            </w:pPr>
+            <w:r>
+              <w:rPr>
+                <w:lang w:val="en-US"/>
+              </w:rPr>
+              <w:t>100 000</w:t>
+            </w:r>
+          </w:p>
+        </w:tc>
+        <w:tc>
+          <w:tcPr>
+            <w:tcW w:w="1408" w:type="dxa"/>
+            <w:tcBorders>
+              <w:left w:val="single" w:sz="2" w:space="0" w:color="000000"/>
+              <w:bottom w:val="single" w:sz="2" w:space="0" w:color="000000"/>
+            </w:tcBorders>
+          </w:tcPr>
+          <w:p>
+            <w:pPr>
+              <w:pStyle w:val="Style14"/>
+              <w:widowControl/>
+              <w:spacing w:lineRule="auto" w:line="240" w:before="0" w:after="0"/>
+              <w:ind w:hanging="0" w:left="0" w:right="0"/>
+              <w:jc w:val="both"/>
+              <w:rPr/>
+            </w:pPr>
+            <w:r>
+              <w:rPr/>
+              <w:t>0.00029120</w:t>
+            </w:r>
+          </w:p>
+        </w:tc>
+        <w:tc>
+          <w:tcPr>
+            <w:tcW w:w="2655" w:type="dxa"/>
+            <w:tcBorders>
+              <w:left w:val="single" w:sz="2" w:space="0" w:color="000000"/>
+              <w:bottom w:val="single" w:sz="2" w:space="0" w:color="000000"/>
+              <w:right w:val="single" w:sz="2" w:space="0" w:color="000000"/>
+            </w:tcBorders>
+            <w:tcMar>
+              <w:right w:w="57" w:type="dxa"/>
+            </w:tcMar>
+          </w:tcPr>
+          <w:p>
+            <w:pPr>
+              <w:pStyle w:val="Style14"/>
+              <w:widowControl/>
+              <w:spacing w:lineRule="auto" w:line="240" w:before="0" w:after="0"/>
+              <w:ind w:hanging="0" w:left="0" w:right="0"/>
+              <w:jc w:val="both"/>
+              <w:rPr/>
+            </w:pPr>
+            <w:r>
+              <w:rPr/>
+              <w:t>5 494 505 494,5055</w:t>
+            </w:r>
+          </w:p>
+        </w:tc>
+      </w:tr>
+      <w:tr>
+        <w:trPr/>
+        <w:tc>
+          <w:tcPr>
+            <w:tcW w:w="2045" w:type="dxa"/>
+            <w:tcBorders>
+              <w:left w:val="single" w:sz="2" w:space="0" w:color="000000"/>
+              <w:bottom w:val="single" w:sz="2" w:space="0" w:color="000000"/>
+            </w:tcBorders>
+          </w:tcPr>
+          <w:p>
+            <w:pPr>
+              <w:pStyle w:val="Style14"/>
+              <w:widowControl/>
+              <w:spacing w:lineRule="auto" w:line="240" w:before="0" w:after="0"/>
+              <w:ind w:hanging="0" w:left="0" w:right="0"/>
+              <w:jc w:val="both"/>
+              <w:rPr>
+                <w:lang w:val="en-US"/>
+              </w:rPr>
+            </w:pPr>
+            <w:r>
+              <w:rPr>
+                <w:lang w:val="en-US"/>
+              </w:rPr>
+              <w:t>14.02.2026 10:39</w:t>
+            </w:r>
+          </w:p>
+        </w:tc>
+        <w:tc>
+          <w:tcPr>
+            <w:tcW w:w="988" w:type="dxa"/>
+            <w:tcBorders>
+              <w:left w:val="single" w:sz="2" w:space="0" w:color="000000"/>
+              <w:bottom w:val="single" w:sz="2" w:space="0" w:color="000000"/>
+            </w:tcBorders>
+          </w:tcPr>
+          <w:p>
+            <w:pPr>
+              <w:pStyle w:val="Style14"/>
+              <w:widowControl/>
+              <w:spacing w:lineRule="auto" w:line="240" w:before="0" w:after="0"/>
+              <w:ind w:hanging="0" w:left="0" w:right="0"/>
+              <w:jc w:val="both"/>
+              <w:rPr>
+                <w:lang w:val="en-US"/>
+              </w:rPr>
+            </w:pPr>
+            <w:r>
+              <w:rPr>
+                <w:lang w:val="en-US"/>
+              </w:rPr>
+              <w:t>120 000</w:t>
+            </w:r>
+          </w:p>
+        </w:tc>
+        <w:tc>
+          <w:tcPr>
+            <w:tcW w:w="1408" w:type="dxa"/>
+            <w:tcBorders>
+              <w:left w:val="single" w:sz="2" w:space="0" w:color="000000"/>
+              <w:bottom w:val="single" w:sz="2" w:space="0" w:color="000000"/>
+            </w:tcBorders>
+          </w:tcPr>
+          <w:p>
+            <w:pPr>
+              <w:pStyle w:val="Style14"/>
+              <w:widowControl/>
+              <w:spacing w:lineRule="auto" w:line="240" w:before="0" w:after="0"/>
+              <w:ind w:hanging="0" w:left="0" w:right="0"/>
+              <w:jc w:val="both"/>
+              <w:rPr/>
+            </w:pPr>
+            <w:r>
+              <w:rPr/>
+              <w:t>0.00043010</w:t>
+            </w:r>
+          </w:p>
+        </w:tc>
+        <w:tc>
+          <w:tcPr>
+            <w:tcW w:w="2655" w:type="dxa"/>
+            <w:tcBorders>
+              <w:left w:val="single" w:sz="2" w:space="0" w:color="000000"/>
+              <w:bottom w:val="single" w:sz="2" w:space="0" w:color="000000"/>
+              <w:right w:val="single" w:sz="2" w:space="0" w:color="000000"/>
+            </w:tcBorders>
+            <w:tcMar>
+              <w:right w:w="57" w:type="dxa"/>
+            </w:tcMar>
+          </w:tcPr>
+          <w:p>
+            <w:pPr>
+              <w:pStyle w:val="Style14"/>
+              <w:widowControl/>
+              <w:spacing w:lineRule="auto" w:line="240" w:before="0" w:after="0"/>
+              <w:ind w:hanging="0" w:left="0" w:right="0"/>
+              <w:jc w:val="both"/>
+              <w:rPr/>
+            </w:pPr>
+            <w:r>
+              <w:rPr/>
+              <w:t>4 464 078 121,3671</w:t>
+            </w:r>
+          </w:p>
+        </w:tc>
+      </w:tr>
+      <w:tr>
+        <w:trPr/>
+        <w:tc>
+          <w:tcPr>
+            <w:tcW w:w="2045" w:type="dxa"/>
+            <w:tcBorders>
+              <w:left w:val="single" w:sz="2" w:space="0" w:color="000000"/>
+              <w:bottom w:val="single" w:sz="2" w:space="0" w:color="000000"/>
+            </w:tcBorders>
+          </w:tcPr>
+          <w:p>
+            <w:pPr>
+              <w:pStyle w:val="Style14"/>
+              <w:widowControl/>
+              <w:spacing w:lineRule="auto" w:line="240" w:before="0" w:after="0"/>
+              <w:ind w:hanging="0" w:left="0" w:right="0"/>
+              <w:jc w:val="both"/>
+              <w:rPr>
+                <w:lang w:val="en-US"/>
+              </w:rPr>
+            </w:pPr>
+            <w:r>
+              <w:rPr>
+                <w:lang w:val="en-US"/>
+              </w:rPr>
+              <w:t>14.02.2026 10:39</w:t>
+            </w:r>
+          </w:p>
+        </w:tc>
+        <w:tc>
+          <w:tcPr>
+            <w:tcW w:w="988" w:type="dxa"/>
+            <w:tcBorders>
+              <w:left w:val="single" w:sz="2" w:space="0" w:color="000000"/>
+              <w:bottom w:val="single" w:sz="2" w:space="0" w:color="000000"/>
+            </w:tcBorders>
+          </w:tcPr>
+          <w:p>
+            <w:pPr>
+              <w:pStyle w:val="Style14"/>
+              <w:widowControl/>
+              <w:spacing w:lineRule="auto" w:line="240" w:before="0" w:after="0"/>
+              <w:ind w:hanging="0" w:left="0" w:right="0"/>
+              <w:jc w:val="both"/>
+              <w:rPr>
+                <w:lang w:val="en-US"/>
+              </w:rPr>
+            </w:pPr>
+            <w:r>
+              <w:rPr>
+                <w:lang w:val="en-US"/>
+              </w:rPr>
+              <w:t>140 000</w:t>
+            </w:r>
+          </w:p>
+        </w:tc>
+        <w:tc>
+          <w:tcPr>
+            <w:tcW w:w="1408" w:type="dxa"/>
+            <w:tcBorders>
+              <w:left w:val="single" w:sz="2" w:space="0" w:color="000000"/>
+              <w:bottom w:val="single" w:sz="2" w:space="0" w:color="000000"/>
+            </w:tcBorders>
+          </w:tcPr>
+          <w:p>
+            <w:pPr>
+              <w:pStyle w:val="Style14"/>
+              <w:widowControl/>
+              <w:spacing w:lineRule="auto" w:line="240" w:before="0" w:after="0"/>
+              <w:ind w:hanging="0" w:left="0" w:right="0"/>
+              <w:jc w:val="both"/>
+              <w:rPr/>
+            </w:pPr>
+            <w:r>
+              <w:rPr/>
+              <w:t>0.00044610</w:t>
+            </w:r>
+          </w:p>
+        </w:tc>
+        <w:tc>
+          <w:tcPr>
+            <w:tcW w:w="2655" w:type="dxa"/>
+            <w:tcBorders>
+              <w:left w:val="single" w:sz="2" w:space="0" w:color="000000"/>
+              <w:bottom w:val="single" w:sz="2" w:space="0" w:color="000000"/>
+              <w:right w:val="single" w:sz="2" w:space="0" w:color="000000"/>
+            </w:tcBorders>
+            <w:tcMar>
+              <w:right w:w="57" w:type="dxa"/>
+            </w:tcMar>
+          </w:tcPr>
+          <w:p>
+            <w:pPr>
+              <w:pStyle w:val="Style14"/>
+              <w:widowControl/>
+              <w:spacing w:lineRule="auto" w:line="240" w:before="0" w:after="0"/>
+              <w:ind w:hanging="0" w:left="0" w:right="0"/>
+              <w:jc w:val="both"/>
+              <w:rPr/>
+            </w:pPr>
+            <w:r>
+              <w:rPr/>
+              <w:t>5 021 295 673,6158</w:t>
+            </w:r>
+          </w:p>
+        </w:tc>
+      </w:tr>
+      <w:tr>
+        <w:trPr/>
+        <w:tc>
+          <w:tcPr>
+            <w:tcW w:w="2045" w:type="dxa"/>
+            <w:tcBorders>
+              <w:left w:val="single" w:sz="2" w:space="0" w:color="000000"/>
+              <w:bottom w:val="single" w:sz="2" w:space="0" w:color="000000"/>
+            </w:tcBorders>
+          </w:tcPr>
+          <w:p>
+            <w:pPr>
+              <w:pStyle w:val="Style14"/>
+              <w:widowControl/>
+              <w:spacing w:lineRule="auto" w:line="240" w:before="0" w:after="0"/>
+              <w:ind w:hanging="0" w:left="0" w:right="0"/>
+              <w:jc w:val="both"/>
+              <w:rPr>
+                <w:lang w:val="en-US"/>
+              </w:rPr>
+            </w:pPr>
+            <w:r>
+              <w:rPr>
+                <w:lang w:val="en-US"/>
+              </w:rPr>
+              <w:t>14.02.2026 10:39</w:t>
+            </w:r>
+          </w:p>
+        </w:tc>
+        <w:tc>
+          <w:tcPr>
+            <w:tcW w:w="988" w:type="dxa"/>
+            <w:tcBorders>
+              <w:left w:val="single" w:sz="2" w:space="0" w:color="000000"/>
+              <w:bottom w:val="single" w:sz="2" w:space="0" w:color="000000"/>
+            </w:tcBorders>
+          </w:tcPr>
+          <w:p>
+            <w:pPr>
+              <w:pStyle w:val="Style14"/>
+              <w:widowControl/>
+              <w:spacing w:lineRule="auto" w:line="240" w:before="0" w:after="0"/>
+              <w:ind w:hanging="0" w:left="0" w:right="0"/>
+              <w:jc w:val="both"/>
+              <w:rPr>
+                <w:lang w:val="en-US"/>
+              </w:rPr>
+            </w:pPr>
+            <w:r>
+              <w:rPr>
+                <w:lang w:val="en-US"/>
+              </w:rPr>
+              <w:t>160 000</w:t>
+            </w:r>
+          </w:p>
+        </w:tc>
+        <w:tc>
+          <w:tcPr>
+            <w:tcW w:w="1408" w:type="dxa"/>
+            <w:tcBorders>
+              <w:left w:val="single" w:sz="2" w:space="0" w:color="000000"/>
+              <w:bottom w:val="single" w:sz="2" w:space="0" w:color="000000"/>
+            </w:tcBorders>
+          </w:tcPr>
+          <w:p>
+            <w:pPr>
+              <w:pStyle w:val="Style14"/>
+              <w:widowControl/>
+              <w:spacing w:lineRule="auto" w:line="240" w:before="0" w:after="0"/>
+              <w:ind w:hanging="0" w:left="0" w:right="0"/>
+              <w:jc w:val="both"/>
+              <w:rPr/>
+            </w:pPr>
+            <w:r>
+              <w:rPr/>
+              <w:t>0.00045490</w:t>
+            </w:r>
+          </w:p>
+        </w:tc>
+        <w:tc>
+          <w:tcPr>
+            <w:tcW w:w="2655" w:type="dxa"/>
+            <w:tcBorders>
+              <w:left w:val="single" w:sz="2" w:space="0" w:color="000000"/>
+              <w:bottom w:val="single" w:sz="2" w:space="0" w:color="000000"/>
+              <w:right w:val="single" w:sz="2" w:space="0" w:color="000000"/>
+            </w:tcBorders>
+            <w:tcMar>
+              <w:right w:w="57" w:type="dxa"/>
+            </w:tcMar>
+          </w:tcPr>
+          <w:p>
+            <w:pPr>
+              <w:pStyle w:val="Style14"/>
+              <w:widowControl/>
+              <w:spacing w:lineRule="auto" w:line="240" w:before="0" w:after="0"/>
+              <w:ind w:hanging="0" w:left="0" w:right="0"/>
+              <w:jc w:val="both"/>
+              <w:rPr/>
+            </w:pPr>
+            <w:r>
+              <w:rPr/>
+              <w:t>5 627 610 463,8382</w:t>
+            </w:r>
+          </w:p>
+        </w:tc>
+      </w:tr>
+      <w:tr>
+        <w:trPr/>
+        <w:tc>
+          <w:tcPr>
+            <w:tcW w:w="2045" w:type="dxa"/>
+            <w:tcBorders>
+              <w:left w:val="single" w:sz="2" w:space="0" w:color="000000"/>
+              <w:bottom w:val="single" w:sz="2" w:space="0" w:color="000000"/>
+            </w:tcBorders>
+          </w:tcPr>
+          <w:p>
+            <w:pPr>
+              <w:pStyle w:val="Style14"/>
+              <w:widowControl/>
+              <w:spacing w:lineRule="auto" w:line="240" w:before="0" w:after="0"/>
+              <w:ind w:hanging="0" w:left="0" w:right="0"/>
+              <w:jc w:val="both"/>
+              <w:rPr>
+                <w:lang w:val="en-US"/>
+              </w:rPr>
+            </w:pPr>
+            <w:r>
+              <w:rPr>
+                <w:lang w:val="en-US"/>
+              </w:rPr>
+              <w:t>14.02.2026 10:39</w:t>
+            </w:r>
+          </w:p>
+        </w:tc>
+        <w:tc>
+          <w:tcPr>
+            <w:tcW w:w="988" w:type="dxa"/>
+            <w:tcBorders>
+              <w:left w:val="single" w:sz="2" w:space="0" w:color="000000"/>
+              <w:bottom w:val="single" w:sz="2" w:space="0" w:color="000000"/>
+            </w:tcBorders>
+          </w:tcPr>
+          <w:p>
+            <w:pPr>
+              <w:pStyle w:val="Style14"/>
+              <w:widowControl/>
+              <w:spacing w:lineRule="auto" w:line="240" w:before="0" w:after="0"/>
+              <w:ind w:hanging="0" w:left="0" w:right="0"/>
+              <w:jc w:val="both"/>
+              <w:rPr>
+                <w:lang w:val="en-US"/>
+              </w:rPr>
+            </w:pPr>
+            <w:r>
+              <w:rPr>
+                <w:lang w:val="en-US"/>
+              </w:rPr>
+              <w:t>180 000</w:t>
+            </w:r>
+          </w:p>
+        </w:tc>
+        <w:tc>
+          <w:tcPr>
+            <w:tcW w:w="1408" w:type="dxa"/>
+            <w:tcBorders>
+              <w:left w:val="single" w:sz="2" w:space="0" w:color="000000"/>
+              <w:bottom w:val="single" w:sz="2" w:space="0" w:color="000000"/>
+            </w:tcBorders>
+          </w:tcPr>
+          <w:p>
+            <w:pPr>
+              <w:pStyle w:val="Style14"/>
+              <w:widowControl/>
+              <w:spacing w:lineRule="auto" w:line="240" w:before="0" w:after="0"/>
+              <w:ind w:hanging="0" w:left="0" w:right="0"/>
+              <w:jc w:val="both"/>
+              <w:rPr/>
+            </w:pPr>
+            <w:r>
+              <w:rPr/>
+              <w:t>0.00038570</w:t>
+            </w:r>
+          </w:p>
+        </w:tc>
+        <w:tc>
+          <w:tcPr>
+            <w:tcW w:w="2655" w:type="dxa"/>
+            <w:tcBorders>
+              <w:left w:val="single" w:sz="2" w:space="0" w:color="000000"/>
+              <w:bottom w:val="single" w:sz="2" w:space="0" w:color="000000"/>
+              <w:right w:val="single" w:sz="2" w:space="0" w:color="000000"/>
+            </w:tcBorders>
+            <w:tcMar>
+              <w:right w:w="57" w:type="dxa"/>
+            </w:tcMar>
+          </w:tcPr>
+          <w:p>
+            <w:pPr>
+              <w:pStyle w:val="Style14"/>
+              <w:widowControl/>
+              <w:spacing w:lineRule="auto" w:line="240" w:before="0" w:after="0"/>
+              <w:ind w:hanging="0" w:left="0" w:right="0"/>
+              <w:jc w:val="both"/>
+              <w:rPr/>
+            </w:pPr>
+            <w:r>
+              <w:rPr/>
+              <w:t>7 466 943 220,1193</w:t>
+            </w:r>
+          </w:p>
+        </w:tc>
+      </w:tr>
+      <w:tr>
+        <w:trPr/>
+        <w:tc>
+          <w:tcPr>
+            <w:tcW w:w="2045" w:type="dxa"/>
+            <w:tcBorders>
+              <w:left w:val="single" w:sz="2" w:space="0" w:color="000000"/>
+              <w:bottom w:val="single" w:sz="2" w:space="0" w:color="000000"/>
+            </w:tcBorders>
+          </w:tcPr>
+          <w:p>
+            <w:pPr>
+              <w:pStyle w:val="Style14"/>
+              <w:widowControl/>
+              <w:spacing w:lineRule="auto" w:line="240" w:before="0" w:after="0"/>
+              <w:ind w:hanging="0" w:left="0" w:right="0"/>
+              <w:jc w:val="both"/>
+              <w:rPr>
+                <w:lang w:val="en-US"/>
+              </w:rPr>
+            </w:pPr>
+            <w:r>
+              <w:rPr>
+                <w:lang w:val="en-US"/>
+              </w:rPr>
+              <w:t>14.02.2026 10:40</w:t>
+            </w:r>
+          </w:p>
+        </w:tc>
+        <w:tc>
+          <w:tcPr>
+            <w:tcW w:w="988" w:type="dxa"/>
+            <w:tcBorders>
+              <w:left w:val="single" w:sz="2" w:space="0" w:color="000000"/>
+              <w:bottom w:val="single" w:sz="2" w:space="0" w:color="000000"/>
+            </w:tcBorders>
+          </w:tcPr>
+          <w:p>
+            <w:pPr>
+              <w:pStyle w:val="Style14"/>
+              <w:widowControl/>
+              <w:spacing w:lineRule="auto" w:line="240" w:before="0" w:after="0"/>
+              <w:ind w:hanging="0" w:left="0" w:right="0"/>
+              <w:jc w:val="both"/>
+              <w:rPr>
+                <w:lang w:val="en-US"/>
+              </w:rPr>
+            </w:pPr>
+            <w:r>
+              <w:rPr>
+                <w:lang w:val="en-US"/>
+              </w:rPr>
+              <w:t>200 000</w:t>
+            </w:r>
+          </w:p>
+        </w:tc>
+        <w:tc>
+          <w:tcPr>
+            <w:tcW w:w="1408" w:type="dxa"/>
+            <w:tcBorders>
+              <w:left w:val="single" w:sz="2" w:space="0" w:color="000000"/>
+              <w:bottom w:val="single" w:sz="2" w:space="0" w:color="000000"/>
+            </w:tcBorders>
+          </w:tcPr>
+          <w:p>
+            <w:pPr>
+              <w:pStyle w:val="Style14"/>
+              <w:widowControl/>
+              <w:spacing w:lineRule="auto" w:line="240" w:before="0" w:after="0"/>
+              <w:ind w:hanging="0" w:left="0" w:right="0"/>
+              <w:jc w:val="both"/>
+              <w:rPr/>
+            </w:pPr>
+            <w:r>
+              <w:rPr/>
+              <w:t>0.00052980</w:t>
+            </w:r>
+          </w:p>
+        </w:tc>
+        <w:tc>
+          <w:tcPr>
+            <w:tcW w:w="2655" w:type="dxa"/>
+            <w:tcBorders>
+              <w:left w:val="single" w:sz="2" w:space="0" w:color="000000"/>
+              <w:bottom w:val="single" w:sz="2" w:space="0" w:color="000000"/>
+              <w:right w:val="single" w:sz="2" w:space="0" w:color="000000"/>
+            </w:tcBorders>
+            <w:tcMar>
+              <w:right w:w="57" w:type="dxa"/>
+            </w:tcMar>
+          </w:tcPr>
+          <w:p>
+            <w:pPr>
+              <w:pStyle w:val="Style14"/>
+              <w:widowControl/>
+              <w:spacing w:lineRule="auto" w:line="240" w:before="0" w:after="0"/>
+              <w:ind w:hanging="0" w:left="0" w:right="0"/>
+              <w:jc w:val="both"/>
+              <w:rPr/>
+            </w:pPr>
+            <w:r>
+              <w:rPr/>
+              <w:t>6 040 015 100,0378</w:t>
+            </w:r>
+          </w:p>
+        </w:tc>
+      </w:tr>
+      <w:tr>
+        <w:trPr/>
+        <w:tc>
+          <w:tcPr>
+            <w:tcW w:w="2045" w:type="dxa"/>
+            <w:tcBorders>
+              <w:left w:val="single" w:sz="2" w:space="0" w:color="000000"/>
+              <w:bottom w:val="single" w:sz="2" w:space="0" w:color="000000"/>
+            </w:tcBorders>
+          </w:tcPr>
+          <w:p>
+            <w:pPr>
+              <w:pStyle w:val="Style14"/>
+              <w:widowControl/>
+              <w:spacing w:lineRule="auto" w:line="240" w:before="0" w:after="0"/>
+              <w:ind w:hanging="0" w:left="0" w:right="0"/>
+              <w:jc w:val="both"/>
+              <w:rPr>
+                <w:lang w:val="en-US"/>
+              </w:rPr>
+            </w:pPr>
+            <w:r>
+              <w:rPr>
+                <w:lang w:val="en-US"/>
+              </w:rPr>
+              <w:t>14.02.2026 10:40</w:t>
+            </w:r>
+          </w:p>
+        </w:tc>
+        <w:tc>
+          <w:tcPr>
+            <w:tcW w:w="988" w:type="dxa"/>
+            <w:tcBorders>
+              <w:left w:val="single" w:sz="2" w:space="0" w:color="000000"/>
+              <w:bottom w:val="single" w:sz="2" w:space="0" w:color="000000"/>
+            </w:tcBorders>
+          </w:tcPr>
+          <w:p>
+            <w:pPr>
+              <w:pStyle w:val="Style14"/>
+              <w:widowControl/>
+              <w:spacing w:lineRule="auto" w:line="240" w:before="0" w:after="0"/>
+              <w:ind w:hanging="0" w:left="0" w:right="0"/>
+              <w:jc w:val="both"/>
+              <w:rPr>
+                <w:lang w:val="en-US"/>
+              </w:rPr>
+            </w:pPr>
+            <w:r>
+              <w:rPr>
+                <w:lang w:val="en-US"/>
+              </w:rPr>
+              <w:t>220 000</w:t>
+            </w:r>
+          </w:p>
+        </w:tc>
+        <w:tc>
+          <w:tcPr>
+            <w:tcW w:w="1408" w:type="dxa"/>
+            <w:tcBorders>
+              <w:left w:val="single" w:sz="2" w:space="0" w:color="000000"/>
+              <w:bottom w:val="single" w:sz="2" w:space="0" w:color="000000"/>
+            </w:tcBorders>
+          </w:tcPr>
+          <w:p>
+            <w:pPr>
+              <w:pStyle w:val="Style14"/>
+              <w:widowControl/>
+              <w:spacing w:lineRule="auto" w:line="240" w:before="0" w:after="0"/>
+              <w:ind w:hanging="0" w:left="0" w:right="0"/>
+              <w:jc w:val="both"/>
+              <w:rPr/>
+            </w:pPr>
+            <w:r>
+              <w:rPr/>
+              <w:t>0.00071900</w:t>
+            </w:r>
+          </w:p>
+        </w:tc>
+        <w:tc>
+          <w:tcPr>
+            <w:tcW w:w="2655" w:type="dxa"/>
+            <w:tcBorders>
+              <w:left w:val="single" w:sz="2" w:space="0" w:color="000000"/>
+              <w:bottom w:val="single" w:sz="2" w:space="0" w:color="000000"/>
+              <w:right w:val="single" w:sz="2" w:space="0" w:color="000000"/>
+            </w:tcBorders>
+            <w:tcMar>
+              <w:right w:w="57" w:type="dxa"/>
+            </w:tcMar>
+          </w:tcPr>
+          <w:p>
+            <w:pPr>
+              <w:pStyle w:val="Style14"/>
+              <w:widowControl/>
+              <w:spacing w:lineRule="auto" w:line="240" w:before="0" w:after="0"/>
+              <w:ind w:hanging="0" w:left="0" w:right="0"/>
+              <w:jc w:val="both"/>
+              <w:rPr/>
+            </w:pPr>
+            <w:r>
+              <w:rPr/>
+              <w:t>4 895 688 456,1892</w:t>
+            </w:r>
+          </w:p>
+        </w:tc>
+      </w:tr>
+      <w:tr>
+        <w:trPr/>
+        <w:tc>
+          <w:tcPr>
+            <w:tcW w:w="2045" w:type="dxa"/>
+            <w:tcBorders>
+              <w:left w:val="single" w:sz="2" w:space="0" w:color="000000"/>
+              <w:bottom w:val="single" w:sz="2" w:space="0" w:color="000000"/>
+            </w:tcBorders>
+          </w:tcPr>
+          <w:p>
+            <w:pPr>
+              <w:pStyle w:val="Style14"/>
+              <w:widowControl/>
+              <w:spacing w:lineRule="auto" w:line="240" w:before="0" w:after="0"/>
+              <w:ind w:hanging="0" w:left="0" w:right="0"/>
+              <w:jc w:val="both"/>
+              <w:rPr>
+                <w:lang w:val="en-US"/>
+              </w:rPr>
+            </w:pPr>
+            <w:r>
+              <w:rPr>
+                <w:lang w:val="en-US"/>
+              </w:rPr>
+              <w:t>14.02.2026 10:40</w:t>
+            </w:r>
+          </w:p>
+        </w:tc>
+        <w:tc>
+          <w:tcPr>
+            <w:tcW w:w="988" w:type="dxa"/>
+            <w:tcBorders>
+              <w:left w:val="single" w:sz="2" w:space="0" w:color="000000"/>
+              <w:bottom w:val="single" w:sz="2" w:space="0" w:color="000000"/>
+            </w:tcBorders>
+          </w:tcPr>
+          <w:p>
+            <w:pPr>
+              <w:pStyle w:val="Style14"/>
+              <w:widowControl/>
+              <w:spacing w:lineRule="auto" w:line="240" w:before="0" w:after="0"/>
+              <w:ind w:hanging="0" w:left="0" w:right="0"/>
+              <w:jc w:val="both"/>
+              <w:rPr>
+                <w:lang w:val="en-US"/>
+              </w:rPr>
+            </w:pPr>
+            <w:r>
+              <w:rPr>
+                <w:lang w:val="en-US"/>
+              </w:rPr>
+              <w:t>240 000</w:t>
+            </w:r>
+          </w:p>
+        </w:tc>
+        <w:tc>
+          <w:tcPr>
+            <w:tcW w:w="1408" w:type="dxa"/>
+            <w:tcBorders>
+              <w:left w:val="single" w:sz="2" w:space="0" w:color="000000"/>
+              <w:bottom w:val="single" w:sz="2" w:space="0" w:color="000000"/>
+            </w:tcBorders>
+          </w:tcPr>
+          <w:p>
+            <w:pPr>
+              <w:pStyle w:val="Style14"/>
+              <w:widowControl/>
+              <w:spacing w:lineRule="auto" w:line="240" w:before="0" w:after="0"/>
+              <w:ind w:hanging="0" w:left="0" w:right="0"/>
+              <w:jc w:val="both"/>
+              <w:rPr/>
+            </w:pPr>
+            <w:r>
+              <w:rPr/>
+              <w:t>0.00055660</w:t>
+            </w:r>
+          </w:p>
+        </w:tc>
+        <w:tc>
+          <w:tcPr>
+            <w:tcW w:w="2655" w:type="dxa"/>
+            <w:tcBorders>
+              <w:left w:val="single" w:sz="2" w:space="0" w:color="000000"/>
+              <w:bottom w:val="single" w:sz="2" w:space="0" w:color="000000"/>
+              <w:right w:val="single" w:sz="2" w:space="0" w:color="000000"/>
+            </w:tcBorders>
+            <w:tcMar>
+              <w:right w:w="57" w:type="dxa"/>
+            </w:tcMar>
+          </w:tcPr>
+          <w:p>
+            <w:pPr>
+              <w:pStyle w:val="Style14"/>
+              <w:widowControl/>
+              <w:spacing w:lineRule="auto" w:line="240" w:before="0" w:after="0"/>
+              <w:ind w:hanging="0" w:left="0" w:right="0"/>
+              <w:jc w:val="both"/>
+              <w:rPr/>
+            </w:pPr>
+            <w:r>
+              <w:rPr/>
+              <w:t>6 899 029 823,931</w:t>
+            </w:r>
+          </w:p>
+        </w:tc>
+      </w:tr>
+    </w:tbl>
+    <w:p>
+      <w:pPr>
+        <w:pStyle w:val="BodyText"/>
+        <w:spacing w:lineRule="auto" w:line="360" w:before="0" w:after="0"/>
+        <w:ind w:hanging="0" w:left="0" w:right="0"/>
+        <w:jc w:val="both"/>
+        <w:rPr/>
+      </w:pPr>
+      <w:r>
+        <w:rPr/>
+      </w:r>
+    </w:p>
+    <w:p>
+      <w:pPr>
+        <w:pStyle w:val="H3"/>
+        <w:rPr/>
+      </w:pPr>
+      <w:r>
+        <w:rPr/>
+        <w:t>Графік</w:t>
+      </w:r>
+    </w:p>
+    <w:p>
+      <w:pPr>
+        <w:pStyle w:val="P1"/>
+        <w:rPr>
+          <w:lang w:val="en-US"/>
+        </w:rPr>
+      </w:pPr>
+      <w:r>
+        <w:rPr/>
+      </w:r>
+    </w:p>
+    <w:p>
+      <w:pPr>
+        <w:pStyle w:val="P1"/>
+        <w:rPr>
+          <w:lang w:val="en-US"/>
+        </w:rPr>
+      </w:pPr>
+      <w:r>
+        <w:rPr/>
+        <w:t>Графік залежностей часу комунікацій від довжини масиву наведено нижче:</w:t>
+      </w:r>
+    </w:p>
+    <w:p>
+      <w:pPr>
+        <w:pStyle w:val="img1"/>
+        <w:rPr/>
+      </w:pPr>
+      <w:r>
+        <w:rPr/>
+      </w:r>
+    </w:p>
+    <w:p>
+      <w:pPr>
+        <w:pStyle w:val="img1"/>
+        <w:rPr/>
+      </w:pPr>
+      <w:r>
+        <w:rPr/>
+        <w:drawing>
+          <wp:inline distT="0" distB="0" distL="0" distR="0">
+            <wp:extent cx="5731510" cy="3438525"/>
+            <wp:effectExtent l="0" t="0" r="0" b="0"/>
+            <wp:docPr id="16" name="Зображення13"/>
+            <wp:cNvGraphicFramePr>
+              <a:graphicFrameLocks xmlns:a="http://schemas.openxmlformats.org/drawingml/2006/main" noChangeAspect="1"/>
+            </wp:cNvGraphicFramePr>
+            <a:graphic xmlns:a="http://schemas.openxmlformats.org/drawingml/2006/main">
+              <a:graphicData uri="http://schemas.openxmlformats.org/drawingml/2006/picture">
+                <pic:pic xmlns:pic="http://schemas.openxmlformats.org/drawingml/2006/picture">
+                  <pic:nvPicPr>
+                    <pic:cNvPr id="16" name="Зображення13"/>
+                    <pic:cNvPicPr>
+                      <a:picLocks noChangeAspect="1" noChangeArrowheads="1"/>
+                    </pic:cNvPicPr>
+                  </pic:nvPicPr>
+                  <pic:blipFill>
+                    <a:blip r:embed="rId17"/>
+                    <a:stretch>
+                      <a:fillRect/>
+                    </a:stretch>
+                  </pic:blipFill>
+                  <pic:spPr bwMode="auto">
+                    <a:xfrm>
+                      <a:off x="0" y="0"/>
+                      <a:ext cx="5731510" cy="3438525"/>
+                    </a:xfrm>
+                    <a:prstGeom prst="rect">
+                      <a:avLst/>
+                    </a:prstGeom>
+                    <a:noFill/>
+                  </pic:spPr>
+                </pic:pic>
+              </a:graphicData>
+            </a:graphic>
+          </wp:inline>
+        </w:drawing>
+      </w:r>
+      <w:r>
+        <w:rPr/>
+        <w:t>Рисунок 1.3 — Графік залежностей</w:t>
       </w:r>
     </w:p>
     <w:p>

--- a/42TR Tehnologiji Rozpodilenyh System/4/TR_KNT-122_Onyshchenko_19_PR4.docx
+++ b/42TR Tehnologiji Rozpodilenyh System/4/TR_KNT-122_Onyshchenko_19_PR4.docx
@@ -3713,6 +3713,445 @@
       </w:pPr>
       <w:r>
         <w:rPr/>
+        <w:t>Код</w:t>
+      </w:r>
+    </w:p>
+    <w:p>
+      <w:pPr>
+        <w:pStyle w:val="P1"/>
+        <w:rPr/>
+      </w:pPr>
+      <w:r>
+        <w:rPr/>
+      </w:r>
+    </w:p>
+    <w:p>
+      <w:pPr>
+        <w:pStyle w:val="Code"/>
+        <w:rPr/>
+      </w:pPr>
+      <w:r>
+        <w:rPr/>
+        <w:t>import matplotlib.pyplot as plt</w:t>
+      </w:r>
+    </w:p>
+    <w:p>
+      <w:pPr>
+        <w:pStyle w:val="Code"/>
+        <w:rPr/>
+      </w:pPr>
+      <w:r>
+        <w:rPr/>
+      </w:r>
+    </w:p>
+    <w:p>
+      <w:pPr>
+        <w:pStyle w:val="Code"/>
+        <w:rPr/>
+      </w:pPr>
+      <w:r>
+        <w:rPr/>
+        <w:t>P_values = [1, 2, 3, 4]  # Кількість процесорів</w:t>
+      </w:r>
+    </w:p>
+    <w:p>
+      <w:pPr>
+        <w:pStyle w:val="Code"/>
+        <w:rPr/>
+      </w:pPr>
+      <w:r>
+        <w:rPr/>
+        <w:t>Tp_values = [24.6048, 12.5789, 8.4814, 6.6128]</w:t>
+      </w:r>
+    </w:p>
+    <w:p>
+      <w:pPr>
+        <w:pStyle w:val="Code"/>
+        <w:rPr/>
+      </w:pPr>
+      <w:r>
+        <w:rPr/>
+      </w:r>
+    </w:p>
+    <w:p>
+      <w:pPr>
+        <w:pStyle w:val="Code"/>
+        <w:rPr/>
+      </w:pPr>
+      <w:r>
+        <w:rPr/>
+        <w:t># 1. Розрахунок прискорення S</w:t>
+      </w:r>
+    </w:p>
+    <w:p>
+      <w:pPr>
+        <w:pStyle w:val="Code"/>
+        <w:rPr/>
+      </w:pPr>
+      <w:r>
+        <w:rPr/>
+        <w:t>T1 = Tp_values[0]</w:t>
+      </w:r>
+    </w:p>
+    <w:p>
+      <w:pPr>
+        <w:pStyle w:val="Code"/>
+        <w:rPr/>
+      </w:pPr>
+      <w:r>
+        <w:rPr/>
+        <w:t>S_values = [T1 / Tp for Tp in Tp_values]</w:t>
+      </w:r>
+    </w:p>
+    <w:p>
+      <w:pPr>
+        <w:pStyle w:val="Code"/>
+        <w:rPr/>
+      </w:pPr>
+      <w:r>
+        <w:rPr/>
+      </w:r>
+    </w:p>
+    <w:p>
+      <w:pPr>
+        <w:pStyle w:val="Code"/>
+        <w:rPr/>
+      </w:pPr>
+      <w:r>
+        <w:rPr/>
+        <w:t># 2. Розрахунок ідеального прискорення (для порівняння)</w:t>
+      </w:r>
+    </w:p>
+    <w:p>
+      <w:pPr>
+        <w:pStyle w:val="Code"/>
+        <w:rPr/>
+      </w:pPr>
+      <w:r>
+        <w:rPr/>
+        <w:t>ideal_S = P_values</w:t>
+      </w:r>
+    </w:p>
+    <w:p>
+      <w:pPr>
+        <w:pStyle w:val="Code"/>
+        <w:rPr/>
+      </w:pPr>
+      <w:r>
+        <w:rPr/>
+      </w:r>
+    </w:p>
+    <w:p>
+      <w:pPr>
+        <w:pStyle w:val="Code"/>
+        <w:rPr/>
+      </w:pPr>
+      <w:r>
+        <w:rPr/>
+        <w:t># 3. Налаштування графіка</w:t>
+      </w:r>
+    </w:p>
+    <w:p>
+      <w:pPr>
+        <w:pStyle w:val="Code"/>
+        <w:rPr/>
+      </w:pPr>
+      <w:r>
+        <w:rPr/>
+        <w:t>plt.figure(figsize=(10, 6))</w:t>
+      </w:r>
+    </w:p>
+    <w:p>
+      <w:pPr>
+        <w:pStyle w:val="Code"/>
+        <w:rPr/>
+      </w:pPr>
+      <w:r>
+        <w:rPr/>
+        <w:t>plt.plot(P_values, S_values, "ro-", label="Реальне прискорення (S)", linewidth=2)</w:t>
+      </w:r>
+    </w:p>
+    <w:p>
+      <w:pPr>
+        <w:pStyle w:val="Code"/>
+        <w:rPr/>
+      </w:pPr>
+      <w:r>
+        <w:rPr/>
+        <w:t>plt.plot(P_values, ideal_S, "b--", label="Ідеальне прискорення (S=P)", alpha=0.7)</w:t>
+      </w:r>
+    </w:p>
+    <w:p>
+      <w:pPr>
+        <w:pStyle w:val="Code"/>
+        <w:rPr/>
+      </w:pPr>
+      <w:r>
+        <w:rPr/>
+      </w:r>
+    </w:p>
+    <w:p>
+      <w:pPr>
+        <w:pStyle w:val="Code"/>
+        <w:rPr/>
+      </w:pPr>
+      <w:r>
+        <w:rPr/>
+        <w:t># Додавання підписів значень над точками</w:t>
+      </w:r>
+    </w:p>
+    <w:p>
+      <w:pPr>
+        <w:pStyle w:val="Code"/>
+        <w:rPr/>
+      </w:pPr>
+      <w:r>
+        <w:rPr/>
+        <w:t>for i, txt in enumerate(S_values):</w:t>
+      </w:r>
+    </w:p>
+    <w:p>
+      <w:pPr>
+        <w:pStyle w:val="Code"/>
+        <w:rPr/>
+      </w:pPr>
+      <w:r>
+        <w:rPr/>
+        <w:t xml:space="preserve">    </w:t>
+      </w:r>
+      <w:r>
+        <w:rPr/>
+        <w:t>plt.annotate(</w:t>
+      </w:r>
+    </w:p>
+    <w:p>
+      <w:pPr>
+        <w:pStyle w:val="Code"/>
+        <w:rPr/>
+      </w:pPr>
+      <w:r>
+        <w:rPr/>
+        <w:t xml:space="preserve">        </w:t>
+      </w:r>
+      <w:r>
+        <w:rPr/>
+        <w:t>f"{txt:.2f}",</w:t>
+      </w:r>
+    </w:p>
+    <w:p>
+      <w:pPr>
+        <w:pStyle w:val="Code"/>
+        <w:rPr/>
+      </w:pPr>
+      <w:r>
+        <w:rPr/>
+        <w:t xml:space="preserve">        </w:t>
+      </w:r>
+      <w:r>
+        <w:rPr/>
+        <w:t>(P_values[i], S_values[i]),</w:t>
+      </w:r>
+    </w:p>
+    <w:p>
+      <w:pPr>
+        <w:pStyle w:val="Code"/>
+        <w:rPr/>
+      </w:pPr>
+      <w:r>
+        <w:rPr/>
+        <w:t xml:space="preserve">        </w:t>
+      </w:r>
+      <w:r>
+        <w:rPr/>
+        <w:t>textcoords="offset points",</w:t>
+      </w:r>
+    </w:p>
+    <w:p>
+      <w:pPr>
+        <w:pStyle w:val="Code"/>
+        <w:rPr/>
+      </w:pPr>
+      <w:r>
+        <w:rPr/>
+        <w:t xml:space="preserve">        </w:t>
+      </w:r>
+      <w:r>
+        <w:rPr/>
+        <w:t>xytext=(0, 10),</w:t>
+      </w:r>
+    </w:p>
+    <w:p>
+      <w:pPr>
+        <w:pStyle w:val="Code"/>
+        <w:rPr/>
+      </w:pPr>
+      <w:r>
+        <w:rPr/>
+        <w:t xml:space="preserve">        </w:t>
+      </w:r>
+      <w:r>
+        <w:rPr/>
+        <w:t>ha="center",</w:t>
+      </w:r>
+    </w:p>
+    <w:p>
+      <w:pPr>
+        <w:pStyle w:val="Code"/>
+        <w:rPr/>
+      </w:pPr>
+      <w:r>
+        <w:rPr/>
+        <w:t xml:space="preserve">    </w:t>
+      </w:r>
+      <w:r>
+        <w:rPr/>
+        <w:t>)</w:t>
+      </w:r>
+    </w:p>
+    <w:p>
+      <w:pPr>
+        <w:pStyle w:val="Code"/>
+        <w:rPr/>
+      </w:pPr>
+      <w:r>
+        <w:rPr/>
+      </w:r>
+    </w:p>
+    <w:p>
+      <w:pPr>
+        <w:pStyle w:val="Code"/>
+        <w:rPr/>
+      </w:pPr>
+      <w:r>
+        <w:rPr/>
+        <w:t># Оформлення осей та заголовка</w:t>
+      </w:r>
+    </w:p>
+    <w:p>
+      <w:pPr>
+        <w:pStyle w:val="Code"/>
+        <w:rPr/>
+      </w:pPr>
+      <w:r>
+        <w:rPr/>
+        <w:t>plt.title("Залежність прискорення від кількості процесорів (N=240000)", fontsize=14)</w:t>
+      </w:r>
+    </w:p>
+    <w:p>
+      <w:pPr>
+        <w:pStyle w:val="Code"/>
+        <w:rPr/>
+      </w:pPr>
+      <w:r>
+        <w:rPr/>
+        <w:t>plt.xlabel("Кількість процесорів (P)", fontsize=12)</w:t>
+      </w:r>
+    </w:p>
+    <w:p>
+      <w:pPr>
+        <w:pStyle w:val="Code"/>
+        <w:rPr/>
+      </w:pPr>
+      <w:r>
+        <w:rPr/>
+        <w:t>plt.ylabel("Прискорення (S)", fontsize=12)</w:t>
+      </w:r>
+    </w:p>
+    <w:p>
+      <w:pPr>
+        <w:pStyle w:val="Code"/>
+        <w:rPr/>
+      </w:pPr>
+      <w:r>
+        <w:rPr/>
+        <w:t>plt.xticks(P_values)</w:t>
+      </w:r>
+    </w:p>
+    <w:p>
+      <w:pPr>
+        <w:pStyle w:val="Code"/>
+        <w:rPr/>
+      </w:pPr>
+      <w:r>
+        <w:rPr/>
+        <w:t>plt.grid(True, linestyle="--", alpha=0.6)</w:t>
+      </w:r>
+    </w:p>
+    <w:p>
+      <w:pPr>
+        <w:pStyle w:val="Code"/>
+        <w:rPr/>
+      </w:pPr>
+      <w:r>
+        <w:rPr/>
+        <w:t>plt.legend()</w:t>
+      </w:r>
+    </w:p>
+    <w:p>
+      <w:pPr>
+        <w:pStyle w:val="Code"/>
+        <w:rPr/>
+      </w:pPr>
+      <w:r>
+        <w:rPr/>
+      </w:r>
+    </w:p>
+    <w:p>
+      <w:pPr>
+        <w:pStyle w:val="Code"/>
+        <w:rPr/>
+      </w:pPr>
+      <w:r>
+        <w:rPr/>
+        <w:t># Збереження та показ</w:t>
+      </w:r>
+    </w:p>
+    <w:p>
+      <w:pPr>
+        <w:pStyle w:val="Code"/>
+        <w:rPr/>
+      </w:pPr>
+      <w:r>
+        <w:rPr/>
+        <w:t>plt.savefig("speedup_graph.png")</w:t>
+      </w:r>
+    </w:p>
+    <w:p>
+      <w:pPr>
+        <w:pStyle w:val="Code"/>
+        <w:rPr/>
+      </w:pPr>
+      <w:r>
+        <w:rPr/>
+        <w:t>print("Графік збережено у файл 'speedup_graph.png'")</w:t>
+      </w:r>
+    </w:p>
+    <w:p>
+      <w:pPr>
+        <w:pStyle w:val="Code"/>
+        <w:rPr/>
+      </w:pPr>
+      <w:r>
+        <w:rPr/>
+        <w:t>plt.show()</w:t>
+      </w:r>
+    </w:p>
+    <w:p>
+      <w:pPr>
+        <w:pStyle w:val="P1"/>
+        <w:rPr/>
+      </w:pPr>
+      <w:r>
+        <w:rPr/>
+      </w:r>
+    </w:p>
+    <w:p>
+      <w:pPr>
+        <w:pStyle w:val="H3"/>
+        <w:rPr/>
+      </w:pPr>
+      <w:r>
+        <w:rPr/>
         <w:t>Результати</w:t>
       </w:r>
     </w:p>
@@ -3960,6 +4399,9 @@
       <w:r>
         <w:rPr/>
       </w:r>
+      <w:r>
+        <w:br w:type="page"/>
+      </w:r>
     </w:p>
     <w:p>
       <w:pPr>
@@ -3969,6 +4411,105 @@
       <w:r>
         <w:rPr/>
         <w:t>Таблиця</w:t>
+      </w:r>
+    </w:p>
+    <w:p>
+      <w:pPr>
+        <w:pStyle w:val="p11"/>
+        <w:rPr>
+          <w:lang w:val="uk-UA"/>
+        </w:rPr>
+      </w:pPr>
+      <w:r>
+        <w:rPr>
+          <w:lang w:val="uk-UA"/>
+        </w:rPr>
+      </w:r>
+    </w:p>
+    <w:p>
+      <w:pPr>
+        <w:pStyle w:val="p11"/>
+        <w:rPr>
+          <w:lang w:val="uk-UA"/>
+        </w:rPr>
+      </w:pPr>
+      <w:r>
+        <w:rPr>
+          <w:lang w:val="uk-UA"/>
+        </w:rPr>
+        <w:t xml:space="preserve">Значення </w:t>
+      </w:r>
+      <w:r>
+        <w:rPr>
+          <w:lang w:val="en-US"/>
+        </w:rPr>
+        <w:t xml:space="preserve">S </w:t>
+      </w:r>
+      <w:r>
+        <w:rPr>
+          <w:lang w:val="uk-UA"/>
+        </w:rPr>
+        <w:t>(прискорення) виміряно такою формулою:</w:t>
+      </w:r>
+    </w:p>
+    <w:p>
+      <w:pPr>
+        <w:pStyle w:val="p11"/>
+        <w:rPr>
+          <w:lang w:val="uk-UA"/>
+        </w:rPr>
+      </w:pPr>
+      <w:r>
+        <w:rPr>
+          <w:lang w:val="uk-UA"/>
+        </w:rPr>
+      </w:r>
+    </w:p>
+    <w:p>
+      <w:pPr>
+        <w:pStyle w:val="img1"/>
+        <w:rPr/>
+      </w:pPr>
+      <w:r>
+        <w:rPr/>
+        <w:drawing>
+          <wp:inline distT="0" distB="0" distL="0" distR="0">
+            <wp:extent cx="962025" cy="781050"/>
+            <wp:effectExtent l="0" t="0" r="0" b="0"/>
+            <wp:docPr id="13" name="Зображення15"/>
+            <wp:cNvGraphicFramePr>
+              <a:graphicFrameLocks xmlns:a="http://schemas.openxmlformats.org/drawingml/2006/main" noChangeAspect="1"/>
+            </wp:cNvGraphicFramePr>
+            <a:graphic xmlns:a="http://schemas.openxmlformats.org/drawingml/2006/main">
+              <a:graphicData uri="http://schemas.openxmlformats.org/drawingml/2006/picture">
+                <pic:pic xmlns:pic="http://schemas.openxmlformats.org/drawingml/2006/picture">
+                  <pic:nvPicPr>
+                    <pic:cNvPr id="13" name="Зображення15"/>
+                    <pic:cNvPicPr>
+                      <a:picLocks noChangeAspect="1" noChangeArrowheads="1"/>
+                    </pic:cNvPicPr>
+                  </pic:nvPicPr>
+                  <pic:blipFill>
+                    <a:blip r:embed="rId14"/>
+                    <a:stretch>
+                      <a:fillRect/>
+                    </a:stretch>
+                  </pic:blipFill>
+                  <pic:spPr bwMode="auto">
+                    <a:xfrm>
+                      <a:off x="0" y="0"/>
+                      <a:ext cx="962025" cy="781050"/>
+                    </a:xfrm>
+                    <a:prstGeom prst="rect">
+                      <a:avLst/>
+                    </a:prstGeom>
+                    <a:noFill/>
+                  </pic:spPr>
+                </pic:pic>
+              </a:graphicData>
+            </a:graphic>
+          </wp:inline>
+        </w:drawing>
       </w:r>
     </w:p>
     <w:p>
@@ -4829,7 +5370,7 @@
       </w:pPr>
       <w:r>
         <w:rPr/>
-        <w:t>Графік залежності прискорення від кількості процесорів наведено нижче на рисунку:</w:t>
+        <w:t>Графік залежності наведено нижче на рисунку:</w:t>
       </w:r>
     </w:p>
     <w:p>
@@ -4850,9 +5391,9 @@
         <w:rPr/>
         <w:drawing>
           <wp:inline distT="0" distB="0" distL="0" distR="0">
-            <wp:extent cx="4975860" cy="2985770"/>
+            <wp:extent cx="4599305" cy="2759710"/>
             <wp:effectExtent l="0" t="0" r="0" b="0"/>
-            <wp:docPr id="13" name="Зображення11"/>
+            <wp:docPr id="14" name="Зображення11"/>
             <wp:cNvGraphicFramePr>
               <a:graphicFrameLocks xmlns:a="http://schemas.openxmlformats.org/drawingml/2006/main" noChangeAspect="1"/>
             </wp:cNvGraphicFramePr>
@@ -4860,13 +5401,13 @@
               <a:graphicData uri="http://schemas.openxmlformats.org/drawingml/2006/picture">
                 <pic:pic xmlns:pic="http://schemas.openxmlformats.org/drawingml/2006/picture">
                   <pic:nvPicPr>
-                    <pic:cNvPr id="13" name="Зображення11"/>
+                    <pic:cNvPr id="14" name="Зображення11"/>
                     <pic:cNvPicPr>
                       <a:picLocks noChangeAspect="1" noChangeArrowheads="1"/>
                     </pic:cNvPicPr>
                   </pic:nvPicPr>
                   <pic:blipFill>
-                    <a:blip r:embed="rId14"/>
+                    <a:blip r:embed="rId15"/>
                     <a:stretch>
                       <a:fillRect/>
                     </a:stretch>
@@ -4874,7 +5415,7 @@
                   <pic:spPr bwMode="auto">
                     <a:xfrm>
                       <a:off x="0" y="0"/>
-                      <a:ext cx="4975860" cy="2985770"/>
+                      <a:ext cx="4599305" cy="2759710"/>
                     </a:xfrm>
                     <a:prstGeom prst="rect">
                       <a:avLst/>
@@ -4943,12 +5484,725 @@
       </w:pPr>
       <w:r>
         <w:rPr/>
-        <w:t>Дослідити та намалювати графіки залежності прискорення від кількості членів ряду при обчисленнях на чотирьох процесорах, змінюючи кількість членів ряду від 20000 до 240000 з дискретністю 20000. Вимірювання виконуйте 3 рази з інтервалом між вимірюваннями 15 хвилин, результати вимірювань занесіть до таблиці 4.2.</w:t>
+        <w:t>Дослідити та намалювати графіки залежності прискорення від кількості членів ряду при обчисленнях на чотирьох процесорах, змінюючи кількість членів ряду від 20 000 до 240 000 з дискретністю 20000. Вимірювання виконуйте 3 рази з інтервалом між вимірюваннями 15 хвилин, результати вимірювань занесіть до таблиці 4.2.</w:t>
       </w:r>
     </w:p>
     <w:p>
       <w:pPr>
         <w:pStyle w:val="p11"/>
+        <w:rPr/>
+      </w:pPr>
+      <w:r>
+        <w:rPr/>
+      </w:r>
+    </w:p>
+    <w:p>
+      <w:pPr>
+        <w:pStyle w:val="H3"/>
+        <w:rPr/>
+      </w:pPr>
+      <w:r>
+        <w:rPr/>
+        <w:t>Код обчислень</w:t>
+      </w:r>
+    </w:p>
+    <w:p>
+      <w:pPr>
+        <w:pStyle w:val="P1"/>
+        <w:rPr/>
+      </w:pPr>
+      <w:r>
+        <w:rPr/>
+      </w:r>
+    </w:p>
+    <w:p>
+      <w:pPr>
+        <w:pStyle w:val="Code"/>
+        <w:rPr/>
+      </w:pPr>
+      <w:r>
+        <w:rPr/>
+        <w:t>from mpi4py import MPI</w:t>
+      </w:r>
+    </w:p>
+    <w:p>
+      <w:pPr>
+        <w:pStyle w:val="Code"/>
+        <w:rPr/>
+      </w:pPr>
+      <w:r>
+        <w:rPr/>
+        <w:t>import numpy as np</w:t>
+      </w:r>
+    </w:p>
+    <w:p>
+      <w:pPr>
+        <w:pStyle w:val="Code"/>
+        <w:rPr/>
+      </w:pPr>
+      <w:r>
+        <w:rPr/>
+        <w:t>import random</w:t>
+      </w:r>
+    </w:p>
+    <w:p>
+      <w:pPr>
+        <w:pStyle w:val="Code"/>
+        <w:rPr/>
+      </w:pPr>
+      <w:r>
+        <w:rPr/>
+      </w:r>
+    </w:p>
+    <w:p>
+      <w:pPr>
+        <w:pStyle w:val="Code"/>
+        <w:rPr/>
+      </w:pPr>
+      <w:r>
+        <w:rPr/>
+        <w:t>comm = MPI.COMM_WORLD</w:t>
+      </w:r>
+    </w:p>
+    <w:p>
+      <w:pPr>
+        <w:pStyle w:val="Code"/>
+        <w:rPr/>
+      </w:pPr>
+      <w:r>
+        <w:rPr/>
+        <w:t>size = comm.Get_size()</w:t>
+      </w:r>
+    </w:p>
+    <w:p>
+      <w:pPr>
+        <w:pStyle w:val="Code"/>
+        <w:rPr/>
+      </w:pPr>
+      <w:r>
+        <w:rPr/>
+        <w:t>rank = comm.Get_rank()</w:t>
+      </w:r>
+    </w:p>
+    <w:p>
+      <w:pPr>
+        <w:pStyle w:val="Code"/>
+        <w:rPr/>
+      </w:pPr>
+      <w:r>
+        <w:rPr/>
+      </w:r>
+    </w:p>
+    <w:p>
+      <w:pPr>
+        <w:pStyle w:val="Code"/>
+        <w:rPr/>
+      </w:pPr>
+      <w:r>
+        <w:rPr/>
+      </w:r>
+    </w:p>
+    <w:p>
+      <w:pPr>
+        <w:pStyle w:val="Code"/>
+        <w:rPr/>
+      </w:pPr>
+      <w:r>
+        <w:rPr/>
+        <w:t>def custom_sin(x, K=500):</w:t>
+      </w:r>
+    </w:p>
+    <w:p>
+      <w:pPr>
+        <w:pStyle w:val="Code"/>
+        <w:rPr/>
+      </w:pPr>
+      <w:r>
+        <w:rPr/>
+        <w:t xml:space="preserve">    </w:t>
+      </w:r>
+      <w:r>
+        <w:rPr/>
+        <w:t>y = x</w:t>
+      </w:r>
+    </w:p>
+    <w:p>
+      <w:pPr>
+        <w:pStyle w:val="Code"/>
+        <w:rPr/>
+      </w:pPr>
+      <w:r>
+        <w:rPr/>
+        <w:t xml:space="preserve">    </w:t>
+      </w:r>
+      <w:r>
+        <w:rPr/>
+        <w:t>s = y</w:t>
+      </w:r>
+    </w:p>
+    <w:p>
+      <w:pPr>
+        <w:pStyle w:val="Code"/>
+        <w:rPr/>
+      </w:pPr>
+      <w:r>
+        <w:rPr/>
+        <w:t xml:space="preserve">    </w:t>
+      </w:r>
+      <w:r>
+        <w:rPr/>
+        <w:t>k = 1</w:t>
+      </w:r>
+    </w:p>
+    <w:p>
+      <w:pPr>
+        <w:pStyle w:val="Code"/>
+        <w:rPr/>
+      </w:pPr>
+      <w:r>
+        <w:rPr/>
+        <w:t xml:space="preserve">    </w:t>
+      </w:r>
+      <w:r>
+        <w:rPr/>
+        <w:t>while k &lt;= K:</w:t>
+      </w:r>
+    </w:p>
+    <w:p>
+      <w:pPr>
+        <w:pStyle w:val="Code"/>
+        <w:rPr/>
+      </w:pPr>
+      <w:r>
+        <w:rPr/>
+        <w:t xml:space="preserve">        </w:t>
+      </w:r>
+      <w:r>
+        <w:rPr/>
+        <w:t>y = -((x**2) / ((k + 1) * (k + 2))) * y</w:t>
+      </w:r>
+    </w:p>
+    <w:p>
+      <w:pPr>
+        <w:pStyle w:val="Code"/>
+        <w:rPr/>
+      </w:pPr>
+      <w:r>
+        <w:rPr/>
+        <w:t xml:space="preserve">        </w:t>
+      </w:r>
+      <w:r>
+        <w:rPr/>
+        <w:t>s = s + y</w:t>
+      </w:r>
+    </w:p>
+    <w:p>
+      <w:pPr>
+        <w:pStyle w:val="Code"/>
+        <w:rPr/>
+      </w:pPr>
+      <w:r>
+        <w:rPr/>
+        <w:t xml:space="preserve">        </w:t>
+      </w:r>
+      <w:r>
+        <w:rPr/>
+        <w:t>k = k + 2</w:t>
+      </w:r>
+    </w:p>
+    <w:p>
+      <w:pPr>
+        <w:pStyle w:val="Code"/>
+        <w:rPr/>
+      </w:pPr>
+      <w:r>
+        <w:rPr/>
+        <w:t xml:space="preserve">    </w:t>
+      </w:r>
+      <w:r>
+        <w:rPr/>
+        <w:t>return s</w:t>
+      </w:r>
+    </w:p>
+    <w:p>
+      <w:pPr>
+        <w:pStyle w:val="Code"/>
+        <w:rPr/>
+      </w:pPr>
+      <w:r>
+        <w:rPr/>
+      </w:r>
+    </w:p>
+    <w:p>
+      <w:pPr>
+        <w:pStyle w:val="Code"/>
+        <w:rPr/>
+      </w:pPr>
+      <w:r>
+        <w:rPr/>
+      </w:r>
+    </w:p>
+    <w:p>
+      <w:pPr>
+        <w:pStyle w:val="Code"/>
+        <w:rPr/>
+      </w:pPr>
+      <w:r>
+        <w:rPr/>
+        <w:t># Experiment settings</w:t>
+      </w:r>
+    </w:p>
+    <w:p>
+      <w:pPr>
+        <w:pStyle w:val="Code"/>
+        <w:rPr/>
+      </w:pPr>
+      <w:r>
+        <w:rPr/>
+        <w:t>N_values = list(range(20_000, 240_001, 20_000))</w:t>
+      </w:r>
+    </w:p>
+    <w:p>
+      <w:pPr>
+        <w:pStyle w:val="Code"/>
+        <w:rPr/>
+      </w:pPr>
+      <w:r>
+        <w:rPr/>
+        <w:t>P = size</w:t>
+      </w:r>
+    </w:p>
+    <w:p>
+      <w:pPr>
+        <w:pStyle w:val="Code"/>
+        <w:rPr/>
+      </w:pPr>
+      <w:r>
+        <w:rPr/>
+      </w:r>
+    </w:p>
+    <w:p>
+      <w:pPr>
+        <w:pStyle w:val="Code"/>
+        <w:rPr/>
+      </w:pPr>
+      <w:r>
+        <w:rPr/>
+        <w:t>if rank == 0:</w:t>
+      </w:r>
+    </w:p>
+    <w:p>
+      <w:pPr>
+        <w:pStyle w:val="Code"/>
+        <w:rPr/>
+      </w:pPr>
+      <w:r>
+        <w:rPr/>
+        <w:t xml:space="preserve">    </w:t>
+      </w:r>
+      <w:r>
+        <w:rPr/>
+        <w:t>print(</w:t>
+      </w:r>
+    </w:p>
+    <w:p>
+      <w:pPr>
+        <w:pStyle w:val="Code"/>
+        <w:rPr/>
+      </w:pPr>
+      <w:r>
+        <w:rPr/>
+        <w:t xml:space="preserve">        </w:t>
+      </w:r>
+      <w:r>
+        <w:rPr/>
+        <w:t>f"{'N':&gt;10} | {'Attempt 1':&gt;14} | {'Attempt 2':&gt;14} | {'Attempt 3':&gt;14} | {'Average Tp':&gt;14}"</w:t>
+      </w:r>
+    </w:p>
+    <w:p>
+      <w:pPr>
+        <w:pStyle w:val="Code"/>
+        <w:rPr/>
+      </w:pPr>
+      <w:r>
+        <w:rPr/>
+        <w:t xml:space="preserve">    </w:t>
+      </w:r>
+      <w:r>
+        <w:rPr/>
+        <w:t>)</w:t>
+      </w:r>
+    </w:p>
+    <w:p>
+      <w:pPr>
+        <w:pStyle w:val="Code"/>
+        <w:rPr/>
+      </w:pPr>
+      <w:r>
+        <w:rPr/>
+        <w:t xml:space="preserve">    </w:t>
+      </w:r>
+      <w:r>
+        <w:rPr/>
+        <w:t>print("-" * 80)</w:t>
+      </w:r>
+    </w:p>
+    <w:p>
+      <w:pPr>
+        <w:pStyle w:val="Code"/>
+        <w:rPr/>
+      </w:pPr>
+      <w:r>
+        <w:rPr/>
+      </w:r>
+    </w:p>
+    <w:p>
+      <w:pPr>
+        <w:pStyle w:val="Code"/>
+        <w:rPr/>
+      </w:pPr>
+      <w:r>
+        <w:rPr/>
+        <w:t>for N in N_values:</w:t>
+      </w:r>
+    </w:p>
+    <w:p>
+      <w:pPr>
+        <w:pStyle w:val="Code"/>
+        <w:rPr/>
+      </w:pPr>
+      <w:r>
+        <w:rPr/>
+        <w:t xml:space="preserve">    </w:t>
+      </w:r>
+      <w:r>
+        <w:rPr/>
+        <w:t>attempts = []</w:t>
+      </w:r>
+    </w:p>
+    <w:p>
+      <w:pPr>
+        <w:pStyle w:val="Code"/>
+        <w:rPr/>
+      </w:pPr>
+      <w:r>
+        <w:rPr/>
+      </w:r>
+    </w:p>
+    <w:p>
+      <w:pPr>
+        <w:pStyle w:val="Code"/>
+        <w:rPr/>
+      </w:pPr>
+      <w:r>
+        <w:rPr/>
+        <w:t xml:space="preserve">    </w:t>
+      </w:r>
+      <w:r>
+        <w:rPr/>
+        <w:t># Number of tests</w:t>
+      </w:r>
+    </w:p>
+    <w:p>
+      <w:pPr>
+        <w:pStyle w:val="Code"/>
+        <w:rPr/>
+      </w:pPr>
+      <w:r>
+        <w:rPr/>
+        <w:t xml:space="preserve">    </w:t>
+      </w:r>
+      <w:r>
+        <w:rPr/>
+        <w:t>for _ in range(3):</w:t>
+      </w:r>
+    </w:p>
+    <w:p>
+      <w:pPr>
+        <w:pStyle w:val="Code"/>
+        <w:rPr/>
+      </w:pPr>
+      <w:r>
+        <w:rPr/>
+        <w:t xml:space="preserve">        </w:t>
+      </w:r>
+      <w:r>
+        <w:rPr/>
+        <w:t>comm.Barrier()</w:t>
+      </w:r>
+    </w:p>
+    <w:p>
+      <w:pPr>
+        <w:pStyle w:val="Code"/>
+        <w:rPr/>
+      </w:pPr>
+      <w:r>
+        <w:rPr/>
+        <w:t xml:space="preserve">        </w:t>
+      </w:r>
+      <w:r>
+        <w:rPr/>
+        <w:t>start_time = MPI.Wtime()</w:t>
+      </w:r>
+    </w:p>
+    <w:p>
+      <w:pPr>
+        <w:pStyle w:val="Code"/>
+        <w:rPr/>
+      </w:pPr>
+      <w:r>
+        <w:rPr/>
+      </w:r>
+    </w:p>
+    <w:p>
+      <w:pPr>
+        <w:pStyle w:val="Code"/>
+        <w:rPr/>
+      </w:pPr>
+      <w:r>
+        <w:rPr/>
+        <w:t xml:space="preserve">        </w:t>
+      </w:r>
+      <w:r>
+        <w:rPr/>
+        <w:t># Chunking the work</w:t>
+      </w:r>
+    </w:p>
+    <w:p>
+      <w:pPr>
+        <w:pStyle w:val="Code"/>
+        <w:rPr/>
+      </w:pPr>
+      <w:r>
+        <w:rPr/>
+        <w:t xml:space="preserve">        </w:t>
+      </w:r>
+      <w:r>
+        <w:rPr/>
+        <w:t>chunk_size = N // size</w:t>
+      </w:r>
+    </w:p>
+    <w:p>
+      <w:pPr>
+        <w:pStyle w:val="Code"/>
+        <w:rPr/>
+      </w:pPr>
+      <w:r>
+        <w:rPr/>
+        <w:t xml:space="preserve">        </w:t>
+      </w:r>
+      <w:r>
+        <w:rPr/>
+        <w:t>local_sum: float = 0.0</w:t>
+      </w:r>
+    </w:p>
+    <w:p>
+      <w:pPr>
+        <w:pStyle w:val="Code"/>
+        <w:rPr/>
+      </w:pPr>
+      <w:r>
+        <w:rPr/>
+      </w:r>
+    </w:p>
+    <w:p>
+      <w:pPr>
+        <w:pStyle w:val="Code"/>
+        <w:rPr/>
+      </w:pPr>
+      <w:r>
+        <w:rPr/>
+        <w:t xml:space="preserve">        </w:t>
+      </w:r>
+      <w:r>
+        <w:rPr/>
+        <w:t>for i in range(rank * chunk_size, (rank + 1) * chunk_size):</w:t>
+      </w:r>
+    </w:p>
+    <w:p>
+      <w:pPr>
+        <w:pStyle w:val="Code"/>
+        <w:rPr/>
+      </w:pPr>
+      <w:r>
+        <w:rPr/>
+        <w:t xml:space="preserve">            </w:t>
+      </w:r>
+      <w:r>
+        <w:rPr/>
+        <w:t>a_i = random.uniform(-1, 1)</w:t>
+      </w:r>
+    </w:p>
+    <w:p>
+      <w:pPr>
+        <w:pStyle w:val="Code"/>
+        <w:rPr/>
+      </w:pPr>
+      <w:r>
+        <w:rPr/>
+        <w:t xml:space="preserve">            </w:t>
+      </w:r>
+      <w:r>
+        <w:rPr/>
+        <w:t>x_i = 0.0001 * i</w:t>
+      </w:r>
+    </w:p>
+    <w:p>
+      <w:pPr>
+        <w:pStyle w:val="Code"/>
+        <w:rPr/>
+      </w:pPr>
+      <w:r>
+        <w:rPr/>
+        <w:t xml:space="preserve">            </w:t>
+      </w:r>
+      <w:r>
+        <w:rPr/>
+        <w:t>local_sum += a_i * custom_sin(x_i)</w:t>
+      </w:r>
+    </w:p>
+    <w:p>
+      <w:pPr>
+        <w:pStyle w:val="Code"/>
+        <w:rPr/>
+      </w:pPr>
+      <w:r>
+        <w:rPr/>
+      </w:r>
+    </w:p>
+    <w:p>
+      <w:pPr>
+        <w:pStyle w:val="Code"/>
+        <w:rPr/>
+      </w:pPr>
+      <w:r>
+        <w:rPr/>
+        <w:t xml:space="preserve">        </w:t>
+      </w:r>
+      <w:r>
+        <w:rPr/>
+        <w:t>total_sum = comm.reduce(local_sum, op=MPI.SUM, root=0)</w:t>
+      </w:r>
+    </w:p>
+    <w:p>
+      <w:pPr>
+        <w:pStyle w:val="Code"/>
+        <w:rPr/>
+      </w:pPr>
+      <w:r>
+        <w:rPr/>
+        <w:t xml:space="preserve">        </w:t>
+      </w:r>
+      <w:r>
+        <w:rPr/>
+        <w:t>end_time = MPI.Wtime()</w:t>
+      </w:r>
+    </w:p>
+    <w:p>
+      <w:pPr>
+        <w:pStyle w:val="Code"/>
+        <w:rPr/>
+      </w:pPr>
+      <w:r>
+        <w:rPr/>
+      </w:r>
+    </w:p>
+    <w:p>
+      <w:pPr>
+        <w:pStyle w:val="Code"/>
+        <w:rPr/>
+      </w:pPr>
+      <w:r>
+        <w:rPr/>
+        <w:t xml:space="preserve">        </w:t>
+      </w:r>
+      <w:r>
+        <w:rPr/>
+        <w:t>attempts.append(end_time - start_time)</w:t>
+      </w:r>
+    </w:p>
+    <w:p>
+      <w:pPr>
+        <w:pStyle w:val="Code"/>
+        <w:rPr/>
+      </w:pPr>
+      <w:r>
+        <w:rPr/>
+      </w:r>
+    </w:p>
+    <w:p>
+      <w:pPr>
+        <w:pStyle w:val="Code"/>
+        <w:rPr/>
+      </w:pPr>
+      <w:r>
+        <w:rPr/>
+        <w:t xml:space="preserve">    </w:t>
+      </w:r>
+      <w:r>
+        <w:rPr/>
+        <w:t>if rank == 0:</w:t>
+      </w:r>
+    </w:p>
+    <w:p>
+      <w:pPr>
+        <w:pStyle w:val="Code"/>
+        <w:rPr/>
+      </w:pPr>
+      <w:r>
+        <w:rPr/>
+        <w:t xml:space="preserve">        </w:t>
+      </w:r>
+      <w:r>
+        <w:rPr/>
+        <w:t>average_tp = sum(attempts) / 3</w:t>
+      </w:r>
+    </w:p>
+    <w:p>
+      <w:pPr>
+        <w:pStyle w:val="Code"/>
+        <w:rPr/>
+      </w:pPr>
+      <w:r>
+        <w:rPr/>
+        <w:t xml:space="preserve">        </w:t>
+      </w:r>
+      <w:r>
+        <w:rPr/>
+        <w:t>print(</w:t>
+      </w:r>
+    </w:p>
+    <w:p>
+      <w:pPr>
+        <w:pStyle w:val="Code"/>
+        <w:rPr/>
+      </w:pPr>
+      <w:r>
+        <w:rPr/>
+        <w:t xml:space="preserve">            </w:t>
+      </w:r>
+      <w:r>
+        <w:rPr/>
+        <w:t>f"{N:10d} | {attempts[0]:14.4f} | {attempts[1]:14.4f} | {attempts[2]:14.4f} | {average_tp:13.4f}"</w:t>
+      </w:r>
+    </w:p>
+    <w:p>
+      <w:pPr>
+        <w:pStyle w:val="Code"/>
+        <w:rPr/>
+      </w:pPr>
+      <w:r>
+        <w:rPr/>
+        <w:t xml:space="preserve">        </w:t>
+      </w:r>
+      <w:r>
+        <w:rPr/>
+        <w:t>)</w:t>
+      </w:r>
+    </w:p>
+    <w:p>
+      <w:pPr>
+        <w:pStyle w:val="P1"/>
         <w:rPr/>
       </w:pPr>
       <w:r>
@@ -6883,7 +8137,7 @@
           <wp:inline distT="0" distB="0" distL="0" distR="0">
             <wp:extent cx="5731510" cy="2865755"/>
             <wp:effectExtent l="0" t="0" r="0" b="0"/>
-            <wp:docPr id="14" name="Зображення12"/>
+            <wp:docPr id="15" name="Зображення12"/>
             <wp:cNvGraphicFramePr>
               <a:graphicFrameLocks xmlns:a="http://schemas.openxmlformats.org/drawingml/2006/main" noChangeAspect="1"/>
             </wp:cNvGraphicFramePr>
@@ -6891,13 +8145,13 @@
               <a:graphicData uri="http://schemas.openxmlformats.org/drawingml/2006/picture">
                 <pic:pic xmlns:pic="http://schemas.openxmlformats.org/drawingml/2006/picture">
                   <pic:nvPicPr>
-                    <pic:cNvPr id="14" name="Зображення12"/>
+                    <pic:cNvPr id="15" name="Зображення12"/>
                     <pic:cNvPicPr>
                       <a:picLocks noChangeAspect="1" noChangeArrowheads="1"/>
                     </pic:cNvPicPr>
                   </pic:nvPicPr>
                   <pic:blipFill>
-                    <a:blip r:embed="rId15"/>
+                    <a:blip r:embed="rId16"/>
                     <a:stretch>
                       <a:fillRect/>
                     </a:stretch>
@@ -7071,7 +8325,7 @@
           <wp:inline distT="0" distB="0" distL="0" distR="0">
             <wp:extent cx="1466850" cy="904875"/>
             <wp:effectExtent l="0" t="0" r="0" b="0"/>
-            <wp:docPr id="15" name="Зображення14"/>
+            <wp:docPr id="16" name="Зображення14"/>
             <wp:cNvGraphicFramePr>
               <a:graphicFrameLocks xmlns:a="http://schemas.openxmlformats.org/drawingml/2006/main" noChangeAspect="1"/>
             </wp:cNvGraphicFramePr>
@@ -7079,13 +8333,13 @@
               <a:graphicData uri="http://schemas.openxmlformats.org/drawingml/2006/picture">
                 <pic:pic xmlns:pic="http://schemas.openxmlformats.org/drawingml/2006/picture">
                   <pic:nvPicPr>
-                    <pic:cNvPr id="15" name="Зображення14"/>
+                    <pic:cNvPr id="16" name="Зображення14"/>
                     <pic:cNvPicPr>
                       <a:picLocks noChangeAspect="1" noChangeArrowheads="1"/>
                     </pic:cNvPicPr>
                   </pic:nvPicPr>
                   <pic:blipFill>
-                    <a:blip r:embed="rId16"/>
+                    <a:blip r:embed="rId17"/>
                     <a:stretch>
                       <a:fillRect/>
                     </a:stretch>
@@ -8650,7 +9904,7 @@
           <wp:inline distT="0" distB="0" distL="0" distR="0">
             <wp:extent cx="5731510" cy="3438525"/>
             <wp:effectExtent l="0" t="0" r="0" b="0"/>
-            <wp:docPr id="16" name="Зображення13"/>
+            <wp:docPr id="17" name="Зображення13"/>
             <wp:cNvGraphicFramePr>
               <a:graphicFrameLocks xmlns:a="http://schemas.openxmlformats.org/drawingml/2006/main" noChangeAspect="1"/>
             </wp:cNvGraphicFramePr>
@@ -8658,13 +9912,13 @@
               <a:graphicData uri="http://schemas.openxmlformats.org/drawingml/2006/picture">
                 <pic:pic xmlns:pic="http://schemas.openxmlformats.org/drawingml/2006/picture">
                   <pic:nvPicPr>
-                    <pic:cNvPr id="16" name="Зображення13"/>
+                    <pic:cNvPr id="17" name="Зображення13"/>
                     <pic:cNvPicPr>
                       <a:picLocks noChangeAspect="1" noChangeArrowheads="1"/>
                     </pic:cNvPicPr>
                   </pic:nvPicPr>
                   <pic:blipFill>
-                    <a:blip r:embed="rId17"/>
+                    <a:blip r:embed="rId18"/>
                     <a:stretch>
                       <a:fillRect/>
                     </a:stretch>

--- a/42TR Tehnologiji Rozpodilenyh System/4/TR_KNT-122_Onyshchenko_19_PR4.docx
+++ b/42TR Tehnologiji Rozpodilenyh System/4/TR_KNT-122_Onyshchenko_19_PR4.docx
@@ -9946,6 +9946,5886 @@
     </w:p>
     <w:p>
       <w:pPr>
+        <w:pStyle w:val="p11"/>
+        <w:rPr/>
+      </w:pPr>
+      <w:r>
+        <w:rPr/>
+      </w:r>
+    </w:p>
+    <w:p>
+      <w:pPr>
+        <w:pStyle w:val="H2"/>
+        <w:rPr/>
+      </w:pPr>
+      <w:r>
+        <w:rPr/>
+        <w:t xml:space="preserve">4.2.2.1 </w:t>
+      </w:r>
+      <w:r>
+        <w:rPr>
+          <w:lang w:val="uk-UA"/>
+        </w:rPr>
+        <w:t>Один процес</w:t>
+      </w:r>
+    </w:p>
+    <w:p>
+      <w:pPr>
+        <w:pStyle w:val="H3"/>
+        <w:rPr/>
+      </w:pPr>
+      <w:r>
+        <w:rPr/>
+        <w:t>Завдання</w:t>
+      </w:r>
+    </w:p>
+    <w:p>
+      <w:pPr>
+        <w:pStyle w:val="P1"/>
+        <w:rPr>
+          <w:lang w:val="uk-UA"/>
+        </w:rPr>
+      </w:pPr>
+      <w:r>
+        <w:rPr>
+          <w:lang w:val="uk-UA"/>
+        </w:rPr>
+      </w:r>
+    </w:p>
+    <w:p>
+      <w:pPr>
+        <w:pStyle w:val="P1"/>
+        <w:rPr>
+          <w:lang w:val="uk-UA"/>
+        </w:rPr>
+      </w:pPr>
+      <w:r>
+        <w:rPr>
+          <w:lang w:val="uk-UA"/>
+        </w:rPr>
+        <w:t>Для перевірки результату паралельного обчислення додайте до програми код, який обчислює суму даного ряду тільки в нульовому процесі та використовує для обчислення степеня бібліотечну функцію.</w:t>
+      </w:r>
+    </w:p>
+    <w:p>
+      <w:pPr>
+        <w:pStyle w:val="P1"/>
+        <w:rPr>
+          <w:lang w:val="uk-UA"/>
+        </w:rPr>
+      </w:pPr>
+      <w:r>
+        <w:rPr>
+          <w:lang w:val="uk-UA"/>
+        </w:rPr>
+      </w:r>
+    </w:p>
+    <w:p>
+      <w:pPr>
+        <w:pStyle w:val="H3"/>
+        <w:rPr/>
+      </w:pPr>
+      <w:r>
+        <w:rPr/>
+        <w:t>Код</w:t>
+      </w:r>
+    </w:p>
+    <w:p>
+      <w:pPr>
+        <w:pStyle w:val="p11"/>
+        <w:rPr>
+          <w:lang w:val="uk-UA"/>
+        </w:rPr>
+      </w:pPr>
+      <w:r>
+        <w:rPr>
+          <w:lang w:val="uk-UA"/>
+        </w:rPr>
+      </w:r>
+    </w:p>
+    <w:p>
+      <w:pPr>
+        <w:pStyle w:val="Code"/>
+        <w:rPr/>
+      </w:pPr>
+      <w:r>
+        <w:rPr/>
+        <w:t>from mpi4py import MPI</w:t>
+      </w:r>
+    </w:p>
+    <w:p>
+      <w:pPr>
+        <w:pStyle w:val="Code"/>
+        <w:rPr/>
+      </w:pPr>
+      <w:r>
+        <w:rPr/>
+        <w:t>import numpy as np</w:t>
+      </w:r>
+    </w:p>
+    <w:p>
+      <w:pPr>
+        <w:pStyle w:val="Code"/>
+        <w:rPr/>
+      </w:pPr>
+      <w:r>
+        <w:rPr/>
+        <w:t>import math</w:t>
+      </w:r>
+    </w:p>
+    <w:p>
+      <w:pPr>
+        <w:pStyle w:val="Code"/>
+        <w:rPr/>
+      </w:pPr>
+      <w:r>
+        <w:rPr/>
+      </w:r>
+    </w:p>
+    <w:p>
+      <w:pPr>
+        <w:pStyle w:val="Code"/>
+        <w:rPr/>
+      </w:pPr>
+      <w:r>
+        <w:rPr/>
+      </w:r>
+    </w:p>
+    <w:p>
+      <w:pPr>
+        <w:pStyle w:val="Code"/>
+        <w:rPr/>
+      </w:pPr>
+      <w:r>
+        <w:rPr/>
+        <w:t>def solve_quadratic(n1, target_load):</w:t>
+      </w:r>
+    </w:p>
+    <w:p>
+      <w:pPr>
+        <w:pStyle w:val="Code"/>
+        <w:rPr/>
+      </w:pPr>
+      <w:r>
+        <w:rPr/>
+        <w:t xml:space="preserve">    </w:t>
+      </w:r>
+      <w:r>
+        <w:rPr/>
+        <w:t>a, b, c = 0.5, n1 - 0.5, -target_load</w:t>
+      </w:r>
+    </w:p>
+    <w:p>
+      <w:pPr>
+        <w:pStyle w:val="Code"/>
+        <w:rPr/>
+      </w:pPr>
+      <w:r>
+        <w:rPr/>
+        <w:t xml:space="preserve">    </w:t>
+      </w:r>
+      <w:r>
+        <w:rPr/>
+        <w:t>discriminant = b**2 - 4 * a * c</w:t>
+      </w:r>
+    </w:p>
+    <w:p>
+      <w:pPr>
+        <w:pStyle w:val="Code"/>
+        <w:rPr/>
+      </w:pPr>
+      <w:r>
+        <w:rPr/>
+        <w:t xml:space="preserve">    </w:t>
+      </w:r>
+      <w:r>
+        <w:rPr/>
+        <w:t>if discriminant &lt; 0:</w:t>
+      </w:r>
+    </w:p>
+    <w:p>
+      <w:pPr>
+        <w:pStyle w:val="Code"/>
+        <w:rPr/>
+      </w:pPr>
+      <w:r>
+        <w:rPr/>
+        <w:t xml:space="preserve">        </w:t>
+      </w:r>
+      <w:r>
+        <w:rPr/>
+        <w:t>return 0</w:t>
+      </w:r>
+    </w:p>
+    <w:p>
+      <w:pPr>
+        <w:pStyle w:val="Code"/>
+        <w:rPr/>
+      </w:pPr>
+      <w:r>
+        <w:rPr/>
+        <w:t xml:space="preserve">    </w:t>
+      </w:r>
+      <w:r>
+        <w:rPr/>
+        <w:t>m = (-b + math.sqrt(discriminant)) / (2 * a)</w:t>
+      </w:r>
+    </w:p>
+    <w:p>
+      <w:pPr>
+        <w:pStyle w:val="Code"/>
+        <w:rPr/>
+      </w:pPr>
+      <w:r>
+        <w:rPr/>
+        <w:t xml:space="preserve">    </w:t>
+      </w:r>
+      <w:r>
+        <w:rPr/>
+        <w:t>return int(round(m))</w:t>
+      </w:r>
+    </w:p>
+    <w:p>
+      <w:pPr>
+        <w:pStyle w:val="Code"/>
+        <w:rPr/>
+      </w:pPr>
+      <w:r>
+        <w:rPr/>
+      </w:r>
+    </w:p>
+    <w:p>
+      <w:pPr>
+        <w:pStyle w:val="Code"/>
+        <w:rPr/>
+      </w:pPr>
+      <w:r>
+        <w:rPr/>
+      </w:r>
+    </w:p>
+    <w:p>
+      <w:pPr>
+        <w:pStyle w:val="Code"/>
+        <w:rPr/>
+      </w:pPr>
+      <w:r>
+        <w:rPr/>
+        <w:t>comm = MPI.COMM_WORLD</w:t>
+      </w:r>
+    </w:p>
+    <w:p>
+      <w:pPr>
+        <w:pStyle w:val="Code"/>
+        <w:rPr/>
+      </w:pPr>
+      <w:r>
+        <w:rPr/>
+        <w:t>rank = comm.Get_rank()</w:t>
+      </w:r>
+    </w:p>
+    <w:p>
+      <w:pPr>
+        <w:pStyle w:val="Code"/>
+        <w:rPr/>
+      </w:pPr>
+      <w:r>
+        <w:rPr/>
+        <w:t>size = comm.Get_size()</w:t>
+      </w:r>
+    </w:p>
+    <w:p>
+      <w:pPr>
+        <w:pStyle w:val="Code"/>
+        <w:rPr/>
+      </w:pPr>
+      <w:r>
+        <w:rPr/>
+      </w:r>
+    </w:p>
+    <w:p>
+      <w:pPr>
+        <w:pStyle w:val="Code"/>
+        <w:rPr/>
+      </w:pPr>
+      <w:r>
+        <w:rPr/>
+        <w:t># Параметри задачі</w:t>
+      </w:r>
+    </w:p>
+    <w:p>
+      <w:pPr>
+        <w:pStyle w:val="Code"/>
+        <w:rPr/>
+      </w:pPr>
+      <w:r>
+        <w:rPr/>
+        <w:t>N = 1000</w:t>
+      </w:r>
+    </w:p>
+    <w:p>
+      <w:pPr>
+        <w:pStyle w:val="Code"/>
+        <w:rPr/>
+      </w:pPr>
+      <w:r>
+        <w:rPr/>
+        <w:t>x_val = 1.001</w:t>
+      </w:r>
+    </w:p>
+    <w:p>
+      <w:pPr>
+        <w:pStyle w:val="Code"/>
+        <w:rPr/>
+      </w:pPr>
+      <w:r>
+        <w:rPr/>
+      </w:r>
+    </w:p>
+    <w:p>
+      <w:pPr>
+        <w:pStyle w:val="Code"/>
+        <w:rPr/>
+      </w:pPr>
+      <w:r>
+        <w:rPr/>
+        <w:t>sendcounts = np.zeros(size, dtype=int)</w:t>
+      </w:r>
+    </w:p>
+    <w:p>
+      <w:pPr>
+        <w:pStyle w:val="Code"/>
+        <w:rPr/>
+      </w:pPr>
+      <w:r>
+        <w:rPr/>
+        <w:t>displs = np.zeros(size, dtype=int)</w:t>
+      </w:r>
+    </w:p>
+    <w:p>
+      <w:pPr>
+        <w:pStyle w:val="Code"/>
+        <w:rPr/>
+      </w:pPr>
+      <w:r>
+        <w:rPr/>
+        <w:t>a_full = None</w:t>
+      </w:r>
+    </w:p>
+    <w:p>
+      <w:pPr>
+        <w:pStyle w:val="Code"/>
+        <w:rPr/>
+      </w:pPr>
+      <w:r>
+        <w:rPr/>
+      </w:r>
+    </w:p>
+    <w:p>
+      <w:pPr>
+        <w:pStyle w:val="Code"/>
+        <w:rPr/>
+      </w:pPr>
+      <w:r>
+        <w:rPr/>
+        <w:t>if rank == 0:</w:t>
+      </w:r>
+    </w:p>
+    <w:p>
+      <w:pPr>
+        <w:pStyle w:val="Code"/>
+        <w:rPr/>
+      </w:pPr>
+      <w:r>
+        <w:rPr/>
+        <w:t xml:space="preserve">    </w:t>
+      </w:r>
+      <w:r>
+        <w:rPr/>
+        <w:t># Генеруємо дані тільки на головному процесі</w:t>
+      </w:r>
+    </w:p>
+    <w:p>
+      <w:pPr>
+        <w:pStyle w:val="Code"/>
+        <w:rPr/>
+      </w:pPr>
+      <w:r>
+        <w:rPr/>
+        <w:t xml:space="preserve">    </w:t>
+      </w:r>
+      <w:r>
+        <w:rPr/>
+        <w:t>a_full = np.random.rand(N).astype(np.float64)</w:t>
+      </w:r>
+    </w:p>
+    <w:p>
+      <w:pPr>
+        <w:pStyle w:val="Code"/>
+        <w:rPr/>
+      </w:pPr>
+      <w:r>
+        <w:rPr/>
+      </w:r>
+    </w:p>
+    <w:p>
+      <w:pPr>
+        <w:pStyle w:val="Code"/>
+        <w:rPr/>
+      </w:pPr>
+      <w:r>
+        <w:rPr/>
+        <w:t xml:space="preserve">    </w:t>
+      </w:r>
+      <w:r>
+        <w:rPr/>
+        <w:t># Розрахунок рівномірного навантаження</w:t>
+      </w:r>
+    </w:p>
+    <w:p>
+      <w:pPr>
+        <w:pStyle w:val="Code"/>
+        <w:rPr/>
+      </w:pPr>
+      <w:r>
+        <w:rPr/>
+        <w:t xml:space="preserve">    </w:t>
+      </w:r>
+      <w:r>
+        <w:rPr/>
+        <w:t>total_ops = N * (N + 1) / 2</w:t>
+      </w:r>
+    </w:p>
+    <w:p>
+      <w:pPr>
+        <w:pStyle w:val="Code"/>
+        <w:rPr/>
+      </w:pPr>
+      <w:r>
+        <w:rPr/>
+        <w:t xml:space="preserve">    </w:t>
+      </w:r>
+      <w:r>
+        <w:rPr/>
+        <w:t>target_load = total_ops / size</w:t>
+      </w:r>
+    </w:p>
+    <w:p>
+      <w:pPr>
+        <w:pStyle w:val="Code"/>
+        <w:rPr/>
+      </w:pPr>
+      <w:r>
+        <w:rPr/>
+      </w:r>
+    </w:p>
+    <w:p>
+      <w:pPr>
+        <w:pStyle w:val="Code"/>
+        <w:rPr/>
+      </w:pPr>
+      <w:r>
+        <w:rPr/>
+        <w:t xml:space="preserve">    </w:t>
+      </w:r>
+      <w:r>
+        <w:rPr/>
+        <w:t>current_n1, total_assigned = 1, 0</w:t>
+      </w:r>
+    </w:p>
+    <w:p>
+      <w:pPr>
+        <w:pStyle w:val="Code"/>
+        <w:rPr/>
+      </w:pPr>
+      <w:r>
+        <w:rPr/>
+        <w:t xml:space="preserve">    </w:t>
+      </w:r>
+      <w:r>
+        <w:rPr/>
+        <w:t>for i in range(size - 1):</w:t>
+      </w:r>
+    </w:p>
+    <w:p>
+      <w:pPr>
+        <w:pStyle w:val="Code"/>
+        <w:rPr/>
+      </w:pPr>
+      <w:r>
+        <w:rPr/>
+        <w:t xml:space="preserve">        </w:t>
+      </w:r>
+      <w:r>
+        <w:rPr/>
+        <w:t>m_i = solve_quadratic(current_n1, target_load)</w:t>
+      </w:r>
+    </w:p>
+    <w:p>
+      <w:pPr>
+        <w:pStyle w:val="Code"/>
+        <w:rPr/>
+      </w:pPr>
+      <w:r>
+        <w:rPr/>
+        <w:t xml:space="preserve">        </w:t>
+      </w:r>
+      <w:r>
+        <w:rPr/>
+        <w:t>if total_assigned + m_i &gt; N:</w:t>
+      </w:r>
+    </w:p>
+    <w:p>
+      <w:pPr>
+        <w:pStyle w:val="Code"/>
+        <w:rPr/>
+      </w:pPr>
+      <w:r>
+        <w:rPr/>
+        <w:t xml:space="preserve">            </w:t>
+      </w:r>
+      <w:r>
+        <w:rPr/>
+        <w:t>m_i = max(0, N - total_assigned)</w:t>
+      </w:r>
+    </w:p>
+    <w:p>
+      <w:pPr>
+        <w:pStyle w:val="Code"/>
+        <w:rPr/>
+      </w:pPr>
+      <w:r>
+        <w:rPr/>
+        <w:t xml:space="preserve">        </w:t>
+      </w:r>
+      <w:r>
+        <w:rPr/>
+        <w:t>sendcounts[i] = m_i</w:t>
+      </w:r>
+    </w:p>
+    <w:p>
+      <w:pPr>
+        <w:pStyle w:val="Code"/>
+        <w:rPr/>
+      </w:pPr>
+      <w:r>
+        <w:rPr/>
+        <w:t xml:space="preserve">        </w:t>
+      </w:r>
+      <w:r>
+        <w:rPr/>
+        <w:t>displs[i] = total_assigned</w:t>
+      </w:r>
+    </w:p>
+    <w:p>
+      <w:pPr>
+        <w:pStyle w:val="Code"/>
+        <w:rPr/>
+      </w:pPr>
+      <w:r>
+        <w:rPr/>
+        <w:t xml:space="preserve">        </w:t>
+      </w:r>
+      <w:r>
+        <w:rPr/>
+        <w:t>total_assigned += m_i</w:t>
+      </w:r>
+    </w:p>
+    <w:p>
+      <w:pPr>
+        <w:pStyle w:val="Code"/>
+        <w:rPr/>
+      </w:pPr>
+      <w:r>
+        <w:rPr/>
+        <w:t xml:space="preserve">        </w:t>
+      </w:r>
+      <w:r>
+        <w:rPr/>
+        <w:t>current_n1 += m_i</w:t>
+      </w:r>
+    </w:p>
+    <w:p>
+      <w:pPr>
+        <w:pStyle w:val="Code"/>
+        <w:rPr/>
+      </w:pPr>
+      <w:r>
+        <w:rPr/>
+        <w:t xml:space="preserve">    </w:t>
+      </w:r>
+      <w:r>
+        <w:rPr/>
+        <w:t>sendcounts[size - 1] = N - total_assigned</w:t>
+      </w:r>
+    </w:p>
+    <w:p>
+      <w:pPr>
+        <w:pStyle w:val="Code"/>
+        <w:rPr/>
+      </w:pPr>
+      <w:r>
+        <w:rPr/>
+        <w:t xml:space="preserve">    </w:t>
+      </w:r>
+      <w:r>
+        <w:rPr/>
+        <w:t>displs[size - 1] = total_assigned</w:t>
+      </w:r>
+    </w:p>
+    <w:p>
+      <w:pPr>
+        <w:pStyle w:val="Code"/>
+        <w:rPr/>
+      </w:pPr>
+      <w:r>
+        <w:rPr/>
+      </w:r>
+    </w:p>
+    <w:p>
+      <w:pPr>
+        <w:pStyle w:val="Code"/>
+        <w:rPr/>
+      </w:pPr>
+      <w:r>
+        <w:rPr/>
+        <w:t># Розповсюджуємо параметри</w:t>
+      </w:r>
+    </w:p>
+    <w:p>
+      <w:pPr>
+        <w:pStyle w:val="Code"/>
+        <w:rPr/>
+      </w:pPr>
+      <w:r>
+        <w:rPr/>
+        <w:t>local_n = comm.scatter(sendcounts, root=0)</w:t>
+      </w:r>
+    </w:p>
+    <w:p>
+      <w:pPr>
+        <w:pStyle w:val="Code"/>
+        <w:rPr/>
+      </w:pPr>
+      <w:r>
+        <w:rPr/>
+        <w:t>local_displ = comm.scatter(displs, root=0)</w:t>
+      </w:r>
+    </w:p>
+    <w:p>
+      <w:pPr>
+        <w:pStyle w:val="Code"/>
+        <w:rPr/>
+      </w:pPr>
+      <w:r>
+        <w:rPr/>
+      </w:r>
+    </w:p>
+    <w:p>
+      <w:pPr>
+        <w:pStyle w:val="Code"/>
+        <w:rPr/>
+      </w:pPr>
+      <w:r>
+        <w:rPr/>
+        <w:t># Передача сегментів масиву коефіцієнтів</w:t>
+      </w:r>
+    </w:p>
+    <w:p>
+      <w:pPr>
+        <w:pStyle w:val="Code"/>
+        <w:rPr/>
+      </w:pPr>
+      <w:r>
+        <w:rPr/>
+        <w:t>local_a = np.empty(local_n, dtype=np.float64)</w:t>
+      </w:r>
+    </w:p>
+    <w:p>
+      <w:pPr>
+        <w:pStyle w:val="Code"/>
+        <w:rPr/>
+      </w:pPr>
+      <w:r>
+        <w:rPr/>
+        <w:t>comm.Scatterv([a_full, sendcounts, displs, MPI.DOUBLE], local_a, root=0)</w:t>
+      </w:r>
+    </w:p>
+    <w:p>
+      <w:pPr>
+        <w:pStyle w:val="Code"/>
+        <w:rPr/>
+      </w:pPr>
+      <w:r>
+        <w:rPr/>
+      </w:r>
+    </w:p>
+    <w:p>
+      <w:pPr>
+        <w:pStyle w:val="Code"/>
+        <w:rPr/>
+      </w:pPr>
+      <w:r>
+        <w:rPr/>
+        <w:t># --- ПАРАЛЕЛЬНЕ ОБЧИСЛЕННЯ ---</w:t>
+      </w:r>
+    </w:p>
+    <w:p>
+      <w:pPr>
+        <w:pStyle w:val="Code"/>
+        <w:rPr/>
+      </w:pPr>
+      <w:r>
+        <w:rPr/>
+        <w:t>local_sum = 0.0</w:t>
+      </w:r>
+    </w:p>
+    <w:p>
+      <w:pPr>
+        <w:pStyle w:val="Code"/>
+        <w:rPr/>
+      </w:pPr>
+      <w:r>
+        <w:rPr/>
+        <w:t>for i in range(local_n):</w:t>
+      </w:r>
+    </w:p>
+    <w:p>
+      <w:pPr>
+        <w:pStyle w:val="Code"/>
+        <w:rPr/>
+      </w:pPr>
+      <w:r>
+        <w:rPr/>
+        <w:t xml:space="preserve">    </w:t>
+      </w:r>
+      <w:r>
+        <w:rPr/>
+        <w:t>global_idx = local_displ + i + 1</w:t>
+      </w:r>
+    </w:p>
+    <w:p>
+      <w:pPr>
+        <w:pStyle w:val="Code"/>
+        <w:rPr/>
+      </w:pPr>
+      <w:r>
+        <w:rPr/>
+        <w:t xml:space="preserve">    </w:t>
+      </w:r>
+      <w:r>
+        <w:rPr/>
+        <w:t># Обчислення степеня шляхом перемноження (за умовою задачі)</w:t>
+      </w:r>
+    </w:p>
+    <w:p>
+      <w:pPr>
+        <w:pStyle w:val="Code"/>
+        <w:rPr/>
+      </w:pPr>
+      <w:r>
+        <w:rPr/>
+        <w:t xml:space="preserve">    </w:t>
+      </w:r>
+      <w:r>
+        <w:rPr/>
+        <w:t>power_val = 1.0</w:t>
+      </w:r>
+    </w:p>
+    <w:p>
+      <w:pPr>
+        <w:pStyle w:val="Code"/>
+        <w:rPr/>
+      </w:pPr>
+      <w:r>
+        <w:rPr/>
+        <w:t xml:space="preserve">    </w:t>
+      </w:r>
+      <w:r>
+        <w:rPr/>
+        <w:t>for _ in range(global_idx):</w:t>
+      </w:r>
+    </w:p>
+    <w:p>
+      <w:pPr>
+        <w:pStyle w:val="Code"/>
+        <w:rPr/>
+      </w:pPr>
+      <w:r>
+        <w:rPr/>
+        <w:t xml:space="preserve">        </w:t>
+      </w:r>
+      <w:r>
+        <w:rPr/>
+        <w:t>power_val *= x_val</w:t>
+      </w:r>
+    </w:p>
+    <w:p>
+      <w:pPr>
+        <w:pStyle w:val="Code"/>
+        <w:rPr/>
+      </w:pPr>
+      <w:r>
+        <w:rPr/>
+        <w:t xml:space="preserve">    </w:t>
+      </w:r>
+      <w:r>
+        <w:rPr/>
+        <w:t>local_sum += local_a[i] * power_val</w:t>
+      </w:r>
+    </w:p>
+    <w:p>
+      <w:pPr>
+        <w:pStyle w:val="Code"/>
+        <w:rPr/>
+      </w:pPr>
+      <w:r>
+        <w:rPr/>
+      </w:r>
+    </w:p>
+    <w:p>
+      <w:pPr>
+        <w:pStyle w:val="Code"/>
+        <w:rPr/>
+      </w:pPr>
+      <w:r>
+        <w:rPr/>
+        <w:t>parallel_res = comm.reduce(local_sum, op=MPI.SUM, root=0)</w:t>
+      </w:r>
+    </w:p>
+    <w:p>
+      <w:pPr>
+        <w:pStyle w:val="Code"/>
+        <w:rPr/>
+      </w:pPr>
+      <w:r>
+        <w:rPr/>
+      </w:r>
+    </w:p>
+    <w:p>
+      <w:pPr>
+        <w:pStyle w:val="Code"/>
+        <w:rPr/>
+      </w:pPr>
+      <w:r>
+        <w:rPr/>
+        <w:t># --- ПЕРЕВІРКА НА НУЛЬОВОМУ ПРОЦЕСІ ---</w:t>
+      </w:r>
+    </w:p>
+    <w:p>
+      <w:pPr>
+        <w:pStyle w:val="Code"/>
+        <w:rPr/>
+      </w:pPr>
+      <w:r>
+        <w:rPr/>
+        <w:t>if rank == 0:</w:t>
+      </w:r>
+    </w:p>
+    <w:p>
+      <w:pPr>
+        <w:pStyle w:val="Code"/>
+        <w:rPr/>
+      </w:pPr>
+      <w:r>
+        <w:rPr/>
+        <w:t xml:space="preserve">    </w:t>
+      </w:r>
+      <w:r>
+        <w:rPr/>
+        <w:t>print("-" * 30)</w:t>
+      </w:r>
+    </w:p>
+    <w:p>
+      <w:pPr>
+        <w:pStyle w:val="Code"/>
+        <w:rPr/>
+      </w:pPr>
+      <w:r>
+        <w:rPr/>
+        <w:t xml:space="preserve">    </w:t>
+      </w:r>
+      <w:r>
+        <w:rPr/>
+        <w:t>print(f"Результат MPI ({size} проц.): {parallel_res:.10f}")</w:t>
+      </w:r>
+    </w:p>
+    <w:p>
+      <w:pPr>
+        <w:pStyle w:val="Code"/>
+        <w:rPr/>
+      </w:pPr>
+      <w:r>
+        <w:rPr/>
+      </w:r>
+    </w:p>
+    <w:p>
+      <w:pPr>
+        <w:pStyle w:val="Code"/>
+        <w:rPr/>
+      </w:pPr>
+      <w:r>
+        <w:rPr/>
+        <w:t xml:space="preserve">    </w:t>
+      </w:r>
+      <w:r>
+        <w:rPr/>
+        <w:t># Послідовне обчислення з бібліотечною функцією</w:t>
+      </w:r>
+    </w:p>
+    <w:p>
+      <w:pPr>
+        <w:pStyle w:val="Code"/>
+        <w:rPr/>
+      </w:pPr>
+      <w:r>
+        <w:rPr/>
+        <w:t xml:space="preserve">    </w:t>
+      </w:r>
+      <w:r>
+        <w:rPr/>
+        <w:t>sequential_sum = 0.0</w:t>
+      </w:r>
+    </w:p>
+    <w:p>
+      <w:pPr>
+        <w:pStyle w:val="Code"/>
+        <w:rPr/>
+      </w:pPr>
+      <w:r>
+        <w:rPr/>
+        <w:t xml:space="preserve">    </w:t>
+      </w:r>
+      <w:r>
+        <w:rPr/>
+        <w:t>for i in range(N):</w:t>
+      </w:r>
+    </w:p>
+    <w:p>
+      <w:pPr>
+        <w:pStyle w:val="Code"/>
+        <w:rPr/>
+      </w:pPr>
+      <w:r>
+        <w:rPr/>
+        <w:t xml:space="preserve">        </w:t>
+      </w:r>
+      <w:r>
+        <w:rPr/>
+        <w:t># Використовуємо бібліотечну функцію (оператор **)</w:t>
+      </w:r>
+    </w:p>
+    <w:p>
+      <w:pPr>
+        <w:pStyle w:val="Code"/>
+        <w:rPr/>
+      </w:pPr>
+      <w:r>
+        <w:rPr/>
+        <w:t xml:space="preserve">        </w:t>
+      </w:r>
+      <w:r>
+        <w:rPr/>
+        <w:t>sequential_sum += a_full[i] * (x_val ** (i + 1))</w:t>
+      </w:r>
+    </w:p>
+    <w:p>
+      <w:pPr>
+        <w:pStyle w:val="Code"/>
+        <w:rPr/>
+      </w:pPr>
+      <w:r>
+        <w:rPr/>
+      </w:r>
+    </w:p>
+    <w:p>
+      <w:pPr>
+        <w:pStyle w:val="Code"/>
+        <w:rPr/>
+      </w:pPr>
+      <w:r>
+        <w:rPr/>
+        <w:t xml:space="preserve">    </w:t>
+      </w:r>
+      <w:r>
+        <w:rPr/>
+        <w:t>print(f"Послідовний результат:      {sequential_sum:.10f}")</w:t>
+      </w:r>
+    </w:p>
+    <w:p>
+      <w:pPr>
+        <w:pStyle w:val="Code"/>
+        <w:rPr/>
+      </w:pPr>
+      <w:r>
+        <w:rPr/>
+      </w:r>
+    </w:p>
+    <w:p>
+      <w:pPr>
+        <w:pStyle w:val="Code"/>
+        <w:rPr/>
+      </w:pPr>
+      <w:r>
+        <w:rPr/>
+        <w:t xml:space="preserve">    </w:t>
+      </w:r>
+      <w:r>
+        <w:rPr/>
+        <w:t># Порівняння</w:t>
+      </w:r>
+    </w:p>
+    <w:p>
+      <w:pPr>
+        <w:pStyle w:val="Code"/>
+        <w:rPr/>
+      </w:pPr>
+      <w:r>
+        <w:rPr/>
+        <w:t xml:space="preserve">    </w:t>
+      </w:r>
+      <w:r>
+        <w:rPr/>
+        <w:t>diff = abs(parallel_res - sequential_sum)</w:t>
+      </w:r>
+    </w:p>
+    <w:p>
+      <w:pPr>
+        <w:pStyle w:val="Code"/>
+        <w:rPr/>
+      </w:pPr>
+      <w:r>
+        <w:rPr/>
+        <w:t xml:space="preserve">    </w:t>
+      </w:r>
+      <w:r>
+        <w:rPr/>
+        <w:t>print(f"Різниця (похибка):          {diff:.2e}")</w:t>
+      </w:r>
+    </w:p>
+    <w:p>
+      <w:pPr>
+        <w:pStyle w:val="Code"/>
+        <w:rPr/>
+      </w:pPr>
+      <w:r>
+        <w:rPr/>
+        <w:t xml:space="preserve">    </w:t>
+      </w:r>
+      <w:r>
+        <w:rPr/>
+        <w:t>print("-" * 30)</w:t>
+      </w:r>
+    </w:p>
+    <w:p>
+      <w:pPr>
+        <w:pStyle w:val="Code"/>
+        <w:rPr/>
+      </w:pPr>
+      <w:r>
+        <w:rPr/>
+      </w:r>
+    </w:p>
+    <w:p>
+      <w:pPr>
+        <w:pStyle w:val="Code"/>
+        <w:rPr/>
+      </w:pPr>
+      <w:r>
+        <w:rPr/>
+        <w:t xml:space="preserve">    </w:t>
+      </w:r>
+      <w:r>
+        <w:rPr/>
+        <w:t>if diff &lt; 1e-7:</w:t>
+      </w:r>
+    </w:p>
+    <w:p>
+      <w:pPr>
+        <w:pStyle w:val="Code"/>
+        <w:rPr/>
+      </w:pPr>
+      <w:r>
+        <w:rPr/>
+        <w:t xml:space="preserve">        </w:t>
+      </w:r>
+      <w:r>
+        <w:rPr/>
+        <w:t>print("Перевірка пройдена успішно! Все на славу Божу.")</w:t>
+      </w:r>
+    </w:p>
+    <w:p>
+      <w:pPr>
+        <w:pStyle w:val="Code"/>
+        <w:rPr/>
+      </w:pPr>
+      <w:r>
+        <w:rPr/>
+        <w:t xml:space="preserve">    </w:t>
+      </w:r>
+      <w:r>
+        <w:rPr/>
+        <w:t>else:</w:t>
+      </w:r>
+    </w:p>
+    <w:p>
+      <w:pPr>
+        <w:pStyle w:val="Code"/>
+        <w:rPr/>
+      </w:pPr>
+      <w:r>
+        <w:rPr/>
+        <w:t xml:space="preserve">        </w:t>
+      </w:r>
+      <w:r>
+        <w:rPr/>
+        <w:t>print("Увага: виявлено значну розбіжність.")</w:t>
+      </w:r>
+    </w:p>
+    <w:p>
+      <w:pPr>
+        <w:pStyle w:val="p11"/>
+        <w:rPr>
+          <w:lang w:val="uk-UA"/>
+        </w:rPr>
+      </w:pPr>
+      <w:r>
+        <w:rPr>
+          <w:lang w:val="uk-UA"/>
+        </w:rPr>
+      </w:r>
+    </w:p>
+    <w:p>
+      <w:pPr>
+        <w:pStyle w:val="H3"/>
+        <w:rPr/>
+      </w:pPr>
+      <w:r>
+        <w:rPr/>
+        <w:t>Результати</w:t>
+      </w:r>
+    </w:p>
+    <w:p>
+      <w:pPr>
+        <w:pStyle w:val="p11"/>
+        <w:rPr>
+          <w:lang w:val="uk-UA"/>
+        </w:rPr>
+      </w:pPr>
+      <w:r>
+        <w:rPr>
+          <w:lang w:val="uk-UA"/>
+        </w:rPr>
+      </w:r>
+    </w:p>
+    <w:p>
+      <w:pPr>
+        <w:pStyle w:val="Code"/>
+        <w:rPr/>
+      </w:pPr>
+      <w:r>
+        <w:rPr/>
+        <w:t>------------------------------</w:t>
+      </w:r>
+    </w:p>
+    <w:p>
+      <w:pPr>
+        <w:pStyle w:val="Code"/>
+        <w:rPr/>
+      </w:pPr>
+      <w:r>
+        <w:rPr/>
+        <w:t>Результат MPI (1 проц.): 868.5566056458</w:t>
+      </w:r>
+    </w:p>
+    <w:p>
+      <w:pPr>
+        <w:pStyle w:val="Code"/>
+        <w:rPr/>
+      </w:pPr>
+      <w:r>
+        <w:rPr/>
+        <w:t>Послідовний результат:      868.5566056458</w:t>
+      </w:r>
+    </w:p>
+    <w:p>
+      <w:pPr>
+        <w:pStyle w:val="Code"/>
+        <w:rPr/>
+      </w:pPr>
+      <w:r>
+        <w:rPr/>
+        <w:t>Різниця (похибка):          9.09e-13</w:t>
+      </w:r>
+    </w:p>
+    <w:p>
+      <w:pPr>
+        <w:pStyle w:val="Code"/>
+        <w:rPr/>
+      </w:pPr>
+      <w:r>
+        <w:rPr/>
+        <w:t>------------------------------</w:t>
+      </w:r>
+    </w:p>
+    <w:p>
+      <w:pPr>
+        <w:pStyle w:val="Code"/>
+        <w:rPr/>
+      </w:pPr>
+      <w:r>
+        <w:rPr/>
+        <w:t>Перевірка пройдена успішно! Все на славу Божу.</w:t>
+      </w:r>
+    </w:p>
+    <w:p>
+      <w:pPr>
+        <w:pStyle w:val="P1"/>
+        <w:rPr/>
+      </w:pPr>
+      <w:r>
+        <w:rPr/>
+      </w:r>
+    </w:p>
+    <w:p>
+      <w:pPr>
+        <w:pStyle w:val="H2"/>
+        <w:rPr/>
+      </w:pPr>
+      <w:r>
+        <w:rPr/>
+        <w:t>4.2.2.2 Паралельні</w:t>
+      </w:r>
+    </w:p>
+    <w:p>
+      <w:pPr>
+        <w:pStyle w:val="H3"/>
+        <w:rPr/>
+      </w:pPr>
+      <w:r>
+        <w:rPr/>
+        <w:t>Завдання</w:t>
+      </w:r>
+    </w:p>
+    <w:p>
+      <w:pPr>
+        <w:pStyle w:val="P1"/>
+        <w:rPr/>
+      </w:pPr>
+      <w:r>
+        <w:rPr/>
+      </w:r>
+    </w:p>
+    <w:p>
+      <w:pPr>
+        <w:pStyle w:val="P1"/>
+        <w:rPr/>
+      </w:pPr>
+      <w:r>
+        <w:rPr/>
+        <w:t xml:space="preserve">Використовуючи наведені вище програми, розробіть власну програму, в якій між паралельними процесами розподіляється однакова кількість членів ряду  </w:t>
+      </w:r>
+      <w:r>
+        <w:rPr/>
+        <w:drawing>
+          <wp:inline distT="0" distB="0" distL="0" distR="0">
+            <wp:extent cx="732790" cy="293370"/>
+            <wp:effectExtent l="0" t="0" r="0" b="0"/>
+            <wp:docPr id="18" name="Зображення16"/>
+            <wp:cNvGraphicFramePr>
+              <a:graphicFrameLocks xmlns:a="http://schemas.openxmlformats.org/drawingml/2006/main" noChangeAspect="1"/>
+            </wp:cNvGraphicFramePr>
+            <a:graphic xmlns:a="http://schemas.openxmlformats.org/drawingml/2006/main">
+              <a:graphicData uri="http://schemas.openxmlformats.org/drawingml/2006/picture">
+                <pic:pic xmlns:pic="http://schemas.openxmlformats.org/drawingml/2006/picture">
+                  <pic:nvPicPr>
+                    <pic:cNvPr id="18" name="Зображення16"/>
+                    <pic:cNvPicPr>
+                      <a:picLocks noChangeAspect="1" noChangeArrowheads="1"/>
+                    </pic:cNvPicPr>
+                  </pic:nvPicPr>
+                  <pic:blipFill>
+                    <a:blip r:embed="rId19"/>
+                    <a:stretch>
+                      <a:fillRect/>
+                    </a:stretch>
+                  </pic:blipFill>
+                  <pic:spPr bwMode="auto">
+                    <a:xfrm>
+                      <a:off x="0" y="0"/>
+                      <a:ext cx="732790" cy="293370"/>
+                    </a:xfrm>
+                    <a:prstGeom prst="rect">
+                      <a:avLst/>
+                    </a:prstGeom>
+                    <a:noFill/>
+                  </pic:spPr>
+                </pic:pic>
+              </a:graphicData>
+            </a:graphic>
+          </wp:inline>
+        </w:drawing>
+      </w:r>
+      <w:r>
+        <w:rPr/>
+        <w:t>.</w:t>
+      </w:r>
+    </w:p>
+    <w:p>
+      <w:pPr>
+        <w:pStyle w:val="P1"/>
+        <w:rPr/>
+      </w:pPr>
+      <w:r>
+        <w:rPr/>
+      </w:r>
+    </w:p>
+    <w:p>
+      <w:pPr>
+        <w:pStyle w:val="H3"/>
+        <w:rPr/>
+      </w:pPr>
+      <w:r>
+        <w:rPr/>
+        <w:t>Код</w:t>
+      </w:r>
+    </w:p>
+    <w:p>
+      <w:pPr>
+        <w:pStyle w:val="P1"/>
+        <w:rPr/>
+      </w:pPr>
+      <w:r>
+        <w:rPr/>
+      </w:r>
+    </w:p>
+    <w:p>
+      <w:pPr>
+        <w:pStyle w:val="Code"/>
+        <w:rPr/>
+      </w:pPr>
+      <w:r>
+        <w:rPr/>
+        <w:t>from mpi4py import MPI</w:t>
+      </w:r>
+    </w:p>
+    <w:p>
+      <w:pPr>
+        <w:pStyle w:val="Code"/>
+        <w:rPr/>
+      </w:pPr>
+      <w:r>
+        <w:rPr/>
+        <w:t>import numpy as np</w:t>
+      </w:r>
+    </w:p>
+    <w:p>
+      <w:pPr>
+        <w:pStyle w:val="Code"/>
+        <w:rPr/>
+      </w:pPr>
+      <w:r>
+        <w:rPr/>
+        <w:t>import time</w:t>
+      </w:r>
+    </w:p>
+    <w:p>
+      <w:pPr>
+        <w:pStyle w:val="Code"/>
+        <w:rPr/>
+      </w:pPr>
+      <w:r>
+        <w:rPr/>
+      </w:r>
+    </w:p>
+    <w:p>
+      <w:pPr>
+        <w:pStyle w:val="Code"/>
+        <w:rPr/>
+      </w:pPr>
+      <w:r>
+        <w:rPr/>
+        <w:t>comm = MPI.COMM_WORLD</w:t>
+      </w:r>
+    </w:p>
+    <w:p>
+      <w:pPr>
+        <w:pStyle w:val="Code"/>
+        <w:rPr/>
+      </w:pPr>
+      <w:r>
+        <w:rPr/>
+        <w:t>rank = comm.Get_rank()</w:t>
+      </w:r>
+    </w:p>
+    <w:p>
+      <w:pPr>
+        <w:pStyle w:val="Code"/>
+        <w:rPr/>
+      </w:pPr>
+      <w:r>
+        <w:rPr/>
+        <w:t>size = comm.Get_size()</w:t>
+      </w:r>
+    </w:p>
+    <w:p>
+      <w:pPr>
+        <w:pStyle w:val="Code"/>
+        <w:rPr/>
+      </w:pPr>
+      <w:r>
+        <w:rPr/>
+      </w:r>
+    </w:p>
+    <w:p>
+      <w:pPr>
+        <w:pStyle w:val="Code"/>
+        <w:rPr/>
+      </w:pPr>
+      <w:r>
+        <w:rPr/>
+        <w:t># Параметри задачі</w:t>
+      </w:r>
+    </w:p>
+    <w:p>
+      <w:pPr>
+        <w:pStyle w:val="Code"/>
+        <w:rPr/>
+      </w:pPr>
+      <w:r>
+        <w:rPr/>
+        <w:t>N = 1000</w:t>
+      </w:r>
+    </w:p>
+    <w:p>
+      <w:pPr>
+        <w:pStyle w:val="Code"/>
+        <w:rPr/>
+      </w:pPr>
+      <w:r>
+        <w:rPr/>
+        <w:t>x_val = 1.001</w:t>
+      </w:r>
+    </w:p>
+    <w:p>
+      <w:pPr>
+        <w:pStyle w:val="Code"/>
+        <w:rPr/>
+      </w:pPr>
+      <w:r>
+        <w:rPr/>
+      </w:r>
+    </w:p>
+    <w:p>
+      <w:pPr>
+        <w:pStyle w:val="Code"/>
+        <w:rPr/>
+      </w:pPr>
+      <w:r>
+        <w:rPr/>
+        <w:t># 1. Визначаємо кількість елементів для кожного процесу (рівномірно)</w:t>
+      </w:r>
+    </w:p>
+    <w:p>
+      <w:pPr>
+        <w:pStyle w:val="Code"/>
+        <w:rPr/>
+      </w:pPr>
+      <w:r>
+        <w:rPr/>
+        <w:t># Використовуємо divmod для обробки випадків, коли N не ділиться на size націло</w:t>
+      </w:r>
+    </w:p>
+    <w:p>
+      <w:pPr>
+        <w:pStyle w:val="Code"/>
+        <w:rPr/>
+      </w:pPr>
+      <w:r>
+        <w:rPr/>
+        <w:t>base_n = N // size</w:t>
+      </w:r>
+    </w:p>
+    <w:p>
+      <w:pPr>
+        <w:pStyle w:val="Code"/>
+        <w:rPr/>
+      </w:pPr>
+      <w:r>
+        <w:rPr/>
+        <w:t>remainder = N % size</w:t>
+      </w:r>
+    </w:p>
+    <w:p>
+      <w:pPr>
+        <w:pStyle w:val="Code"/>
+        <w:rPr/>
+      </w:pPr>
+      <w:r>
+        <w:rPr/>
+      </w:r>
+    </w:p>
+    <w:p>
+      <w:pPr>
+        <w:pStyle w:val="Code"/>
+        <w:rPr/>
+      </w:pPr>
+      <w:r>
+        <w:rPr/>
+        <w:t># Кожен процес отримує base_n елементів, а перші 'remainder' процесів — ще по одному</w:t>
+      </w:r>
+    </w:p>
+    <w:p>
+      <w:pPr>
+        <w:pStyle w:val="Code"/>
+        <w:rPr/>
+      </w:pPr>
+      <w:r>
+        <w:rPr/>
+        <w:t>local_n = base_n + (1 if rank &lt; remainder else 0)</w:t>
+      </w:r>
+    </w:p>
+    <w:p>
+      <w:pPr>
+        <w:pStyle w:val="Code"/>
+        <w:rPr/>
+      </w:pPr>
+      <w:r>
+        <w:rPr/>
+      </w:r>
+    </w:p>
+    <w:p>
+      <w:pPr>
+        <w:pStyle w:val="Code"/>
+        <w:rPr/>
+      </w:pPr>
+      <w:r>
+        <w:rPr/>
+        <w:t># Розрахунок зміщень (displacements) для Scatterv та для обчислення степенів</w:t>
+      </w:r>
+    </w:p>
+    <w:p>
+      <w:pPr>
+        <w:pStyle w:val="Code"/>
+        <w:rPr/>
+      </w:pPr>
+      <w:r>
+        <w:rPr/>
+        <w:t>sendcounts = np.array(comm.allgather(local_n))</w:t>
+      </w:r>
+    </w:p>
+    <w:p>
+      <w:pPr>
+        <w:pStyle w:val="Code"/>
+        <w:rPr/>
+      </w:pPr>
+      <w:r>
+        <w:rPr/>
+        <w:t>displs = np.insert(np.cumsum(sendcounts[:-1]), 0, 0)</w:t>
+      </w:r>
+    </w:p>
+    <w:p>
+      <w:pPr>
+        <w:pStyle w:val="Code"/>
+        <w:rPr/>
+      </w:pPr>
+      <w:r>
+        <w:rPr/>
+        <w:t>local_displ = displs[rank]</w:t>
+      </w:r>
+    </w:p>
+    <w:p>
+      <w:pPr>
+        <w:pStyle w:val="Code"/>
+        <w:rPr/>
+      </w:pPr>
+      <w:r>
+        <w:rPr/>
+      </w:r>
+    </w:p>
+    <w:p>
+      <w:pPr>
+        <w:pStyle w:val="Code"/>
+        <w:rPr/>
+      </w:pPr>
+      <w:r>
+        <w:rPr/>
+        <w:t>a_full = None</w:t>
+      </w:r>
+    </w:p>
+    <w:p>
+      <w:pPr>
+        <w:pStyle w:val="Code"/>
+        <w:rPr/>
+      </w:pPr>
+      <w:r>
+        <w:rPr/>
+        <w:t>if rank == 0:</w:t>
+      </w:r>
+    </w:p>
+    <w:p>
+      <w:pPr>
+        <w:pStyle w:val="Code"/>
+        <w:rPr/>
+      </w:pPr>
+      <w:r>
+        <w:rPr/>
+        <w:t xml:space="preserve">    </w:t>
+      </w:r>
+      <w:r>
+        <w:rPr/>
+        <w:t># Генеруємо коефіцієнти</w:t>
+      </w:r>
+    </w:p>
+    <w:p>
+      <w:pPr>
+        <w:pStyle w:val="Code"/>
+        <w:rPr/>
+      </w:pPr>
+      <w:r>
+        <w:rPr/>
+        <w:t xml:space="preserve">    </w:t>
+      </w:r>
+      <w:r>
+        <w:rPr/>
+        <w:t>a_full = np.random.rand(N).astype(np.float64)</w:t>
+      </w:r>
+    </w:p>
+    <w:p>
+      <w:pPr>
+        <w:pStyle w:val="Code"/>
+        <w:rPr/>
+      </w:pPr>
+      <w:r>
+        <w:rPr/>
+        <w:t xml:space="preserve">    </w:t>
+      </w:r>
+      <w:r>
+        <w:rPr/>
+        <w:t>print(f"Запуск на {size} процесорах для N={N}")</w:t>
+      </w:r>
+    </w:p>
+    <w:p>
+      <w:pPr>
+        <w:pStyle w:val="Code"/>
+        <w:rPr/>
+      </w:pPr>
+      <w:r>
+        <w:rPr/>
+        <w:t xml:space="preserve">    </w:t>
+      </w:r>
+      <w:r>
+        <w:rPr/>
+        <w:t>print(f"Розподіл елементів (однаковий): {sendcounts}")</w:t>
+      </w:r>
+    </w:p>
+    <w:p>
+      <w:pPr>
+        <w:pStyle w:val="Code"/>
+        <w:rPr/>
+      </w:pPr>
+      <w:r>
+        <w:rPr/>
+      </w:r>
+    </w:p>
+    <w:p>
+      <w:pPr>
+        <w:pStyle w:val="Code"/>
+        <w:rPr/>
+      </w:pPr>
+      <w:r>
+        <w:rPr/>
+        <w:t># Виділяємо буфер для локальної частини масиву</w:t>
+      </w:r>
+    </w:p>
+    <w:p>
+      <w:pPr>
+        <w:pStyle w:val="Code"/>
+        <w:rPr/>
+      </w:pPr>
+      <w:r>
+        <w:rPr/>
+        <w:t>local_a = np.empty(local_n, dtype=np.float64)</w:t>
+      </w:r>
+    </w:p>
+    <w:p>
+      <w:pPr>
+        <w:pStyle w:val="Code"/>
+        <w:rPr/>
+      </w:pPr>
+      <w:r>
+        <w:rPr/>
+      </w:r>
+    </w:p>
+    <w:p>
+      <w:pPr>
+        <w:pStyle w:val="Code"/>
+        <w:rPr/>
+      </w:pPr>
+      <w:r>
+        <w:rPr/>
+        <w:t># Розподіляємо дані</w:t>
+      </w:r>
+    </w:p>
+    <w:p>
+      <w:pPr>
+        <w:pStyle w:val="Code"/>
+        <w:rPr/>
+      </w:pPr>
+      <w:r>
+        <w:rPr/>
+        <w:t>comm.Scatterv([a_full, sendcounts, displs, MPI.DOUBLE], local_a, root=0)</w:t>
+      </w:r>
+    </w:p>
+    <w:p>
+      <w:pPr>
+        <w:pStyle w:val="Code"/>
+        <w:rPr/>
+      </w:pPr>
+      <w:r>
+        <w:rPr/>
+      </w:r>
+    </w:p>
+    <w:p>
+      <w:pPr>
+        <w:pStyle w:val="Code"/>
+        <w:rPr/>
+      </w:pPr>
+      <w:r>
+        <w:rPr/>
+        <w:t># --- ПАРАЛЕЛЬНЕ ОБЧИСЛЕННЯ (з вимірюванням часу) ---</w:t>
+      </w:r>
+    </w:p>
+    <w:p>
+      <w:pPr>
+        <w:pStyle w:val="Code"/>
+        <w:rPr/>
+      </w:pPr>
+      <w:r>
+        <w:rPr/>
+        <w:t>start_time = time.time()</w:t>
+      </w:r>
+    </w:p>
+    <w:p>
+      <w:pPr>
+        <w:pStyle w:val="Code"/>
+        <w:rPr/>
+      </w:pPr>
+      <w:r>
+        <w:rPr/>
+      </w:r>
+    </w:p>
+    <w:p>
+      <w:pPr>
+        <w:pStyle w:val="Code"/>
+        <w:rPr/>
+      </w:pPr>
+      <w:r>
+        <w:rPr/>
+        <w:t>local_sum = 0.0</w:t>
+      </w:r>
+    </w:p>
+    <w:p>
+      <w:pPr>
+        <w:pStyle w:val="Code"/>
+        <w:rPr/>
+      </w:pPr>
+      <w:r>
+        <w:rPr/>
+        <w:t>for i in range(local_n):</w:t>
+      </w:r>
+    </w:p>
+    <w:p>
+      <w:pPr>
+        <w:pStyle w:val="Code"/>
+        <w:rPr/>
+      </w:pPr>
+      <w:r>
+        <w:rPr/>
+        <w:t xml:space="preserve">    </w:t>
+      </w:r>
+      <w:r>
+        <w:rPr/>
+        <w:t>global_idx = local_displ + i + 1</w:t>
+      </w:r>
+    </w:p>
+    <w:p>
+      <w:pPr>
+        <w:pStyle w:val="Code"/>
+        <w:rPr/>
+      </w:pPr>
+      <w:r>
+        <w:rPr/>
+        <w:t xml:space="preserve">    </w:t>
+      </w:r>
+      <w:r>
+        <w:rPr/>
+        <w:t># Обчислення степеня шляхом перемноження</w:t>
+      </w:r>
+    </w:p>
+    <w:p>
+      <w:pPr>
+        <w:pStyle w:val="Code"/>
+        <w:rPr/>
+      </w:pPr>
+      <w:r>
+        <w:rPr/>
+        <w:t xml:space="preserve">    </w:t>
+      </w:r>
+      <w:r>
+        <w:rPr/>
+        <w:t>power_val = 1.0</w:t>
+      </w:r>
+    </w:p>
+    <w:p>
+      <w:pPr>
+        <w:pStyle w:val="Code"/>
+        <w:rPr/>
+      </w:pPr>
+      <w:r>
+        <w:rPr/>
+        <w:t xml:space="preserve">    </w:t>
+      </w:r>
+      <w:r>
+        <w:rPr/>
+        <w:t>for _ in range(global_idx):</w:t>
+      </w:r>
+    </w:p>
+    <w:p>
+      <w:pPr>
+        <w:pStyle w:val="Code"/>
+        <w:rPr/>
+      </w:pPr>
+      <w:r>
+        <w:rPr/>
+        <w:t xml:space="preserve">        </w:t>
+      </w:r>
+      <w:r>
+        <w:rPr/>
+        <w:t>power_val *= x_val</w:t>
+      </w:r>
+    </w:p>
+    <w:p>
+      <w:pPr>
+        <w:pStyle w:val="Code"/>
+        <w:rPr/>
+      </w:pPr>
+      <w:r>
+        <w:rPr/>
+        <w:t xml:space="preserve">    </w:t>
+      </w:r>
+      <w:r>
+        <w:rPr/>
+        <w:t>local_sum += local_a[i] * power_val</w:t>
+      </w:r>
+    </w:p>
+    <w:p>
+      <w:pPr>
+        <w:pStyle w:val="Code"/>
+        <w:rPr/>
+      </w:pPr>
+      <w:r>
+        <w:rPr/>
+      </w:r>
+    </w:p>
+    <w:p>
+      <w:pPr>
+        <w:pStyle w:val="Code"/>
+        <w:rPr/>
+      </w:pPr>
+      <w:r>
+        <w:rPr/>
+        <w:t>end_time = time.time()</w:t>
+      </w:r>
+    </w:p>
+    <w:p>
+      <w:pPr>
+        <w:pStyle w:val="Code"/>
+        <w:rPr/>
+      </w:pPr>
+      <w:r>
+        <w:rPr/>
+        <w:t>local_duration = end_time - start_time</w:t>
+      </w:r>
+    </w:p>
+    <w:p>
+      <w:pPr>
+        <w:pStyle w:val="Code"/>
+        <w:rPr/>
+      </w:pPr>
+      <w:r>
+        <w:rPr/>
+      </w:r>
+    </w:p>
+    <w:p>
+      <w:pPr>
+        <w:pStyle w:val="Code"/>
+        <w:rPr/>
+      </w:pPr>
+      <w:r>
+        <w:rPr/>
+        <w:t># Збираємо результати та час роботи кожного процесора</w:t>
+      </w:r>
+    </w:p>
+    <w:p>
+      <w:pPr>
+        <w:pStyle w:val="Code"/>
+        <w:rPr/>
+      </w:pPr>
+      <w:r>
+        <w:rPr/>
+        <w:t>total_sum = comm.reduce(local_sum, op=MPI.SUM, root=0)</w:t>
+      </w:r>
+    </w:p>
+    <w:p>
+      <w:pPr>
+        <w:pStyle w:val="Code"/>
+        <w:rPr/>
+      </w:pPr>
+      <w:r>
+        <w:rPr/>
+        <w:t>all_times = comm.gather(local_duration, root=0)</w:t>
+      </w:r>
+    </w:p>
+    <w:p>
+      <w:pPr>
+        <w:pStyle w:val="Code"/>
+        <w:rPr/>
+      </w:pPr>
+      <w:r>
+        <w:rPr/>
+      </w:r>
+    </w:p>
+    <w:p>
+      <w:pPr>
+        <w:pStyle w:val="Code"/>
+        <w:rPr/>
+      </w:pPr>
+      <w:r>
+        <w:rPr/>
+        <w:t># --- ПЕРЕВІРКА ТА АНАЛІЗ ---</w:t>
+      </w:r>
+    </w:p>
+    <w:p>
+      <w:pPr>
+        <w:pStyle w:val="Code"/>
+        <w:rPr/>
+      </w:pPr>
+      <w:r>
+        <w:rPr/>
+        <w:t>if rank == 0:</w:t>
+      </w:r>
+    </w:p>
+    <w:p>
+      <w:pPr>
+        <w:pStyle w:val="Code"/>
+        <w:rPr/>
+      </w:pPr>
+      <w:r>
+        <w:rPr/>
+        <w:t xml:space="preserve">    </w:t>
+      </w:r>
+      <w:r>
+        <w:rPr/>
+        <w:t>print("-" * 40)</w:t>
+      </w:r>
+    </w:p>
+    <w:p>
+      <w:pPr>
+        <w:pStyle w:val="Code"/>
+        <w:rPr/>
+      </w:pPr>
+      <w:r>
+        <w:rPr/>
+        <w:t xml:space="preserve">    </w:t>
+      </w:r>
+      <w:r>
+        <w:rPr/>
+        <w:t>print(f"Паралельна сума: {total_sum:.10f}")</w:t>
+      </w:r>
+    </w:p>
+    <w:p>
+      <w:pPr>
+        <w:pStyle w:val="Code"/>
+        <w:rPr/>
+      </w:pPr>
+      <w:r>
+        <w:rPr/>
+      </w:r>
+    </w:p>
+    <w:p>
+      <w:pPr>
+        <w:pStyle w:val="Code"/>
+        <w:rPr/>
+      </w:pPr>
+      <w:r>
+        <w:rPr/>
+        <w:t xml:space="preserve">    </w:t>
+      </w:r>
+      <w:r>
+        <w:rPr/>
+        <w:t># Послідовна перевірка через бібліотечну функцію</w:t>
+      </w:r>
+    </w:p>
+    <w:p>
+      <w:pPr>
+        <w:pStyle w:val="Code"/>
+        <w:rPr/>
+      </w:pPr>
+      <w:r>
+        <w:rPr/>
+        <w:t xml:space="preserve">    </w:t>
+      </w:r>
+      <w:r>
+        <w:rPr/>
+        <w:t>seq_sum = sum(a_full[i] * (x_val ** (i + 1)) for i in range(N))</w:t>
+      </w:r>
+    </w:p>
+    <w:p>
+      <w:pPr>
+        <w:pStyle w:val="Code"/>
+        <w:rPr/>
+      </w:pPr>
+      <w:r>
+        <w:rPr/>
+        <w:t xml:space="preserve">    </w:t>
+      </w:r>
+      <w:r>
+        <w:rPr/>
+        <w:t>print(f"Послідовна сума: {seq_sum:.10f}")</w:t>
+      </w:r>
+    </w:p>
+    <w:p>
+      <w:pPr>
+        <w:pStyle w:val="Code"/>
+        <w:rPr/>
+      </w:pPr>
+      <w:r>
+        <w:rPr/>
+        <w:t xml:space="preserve">    </w:t>
+      </w:r>
+      <w:r>
+        <w:rPr/>
+        <w:t>print(f"Різниця:         {abs(total_sum - seq_sum):.2e}")</w:t>
+      </w:r>
+    </w:p>
+    <w:p>
+      <w:pPr>
+        <w:pStyle w:val="Code"/>
+        <w:rPr/>
+      </w:pPr>
+      <w:r>
+        <w:rPr/>
+        <w:t xml:space="preserve">    </w:t>
+      </w:r>
+      <w:r>
+        <w:rPr/>
+        <w:t>print("-" * 40)</w:t>
+      </w:r>
+    </w:p>
+    <w:p>
+      <w:pPr>
+        <w:pStyle w:val="Code"/>
+        <w:rPr/>
+      </w:pPr>
+      <w:r>
+        <w:rPr/>
+      </w:r>
+    </w:p>
+    <w:p>
+      <w:pPr>
+        <w:pStyle w:val="Code"/>
+        <w:rPr/>
+      </w:pPr>
+      <w:r>
+        <w:rPr/>
+        <w:t xml:space="preserve">    </w:t>
+      </w:r>
+      <w:r>
+        <w:rPr/>
+        <w:t># Аналіз нерівномірності навантаження</w:t>
+      </w:r>
+    </w:p>
+    <w:p>
+      <w:pPr>
+        <w:pStyle w:val="Code"/>
+        <w:rPr/>
+      </w:pPr>
+      <w:r>
+        <w:rPr/>
+        <w:t xml:space="preserve">    </w:t>
+      </w:r>
+      <w:r>
+        <w:rPr/>
+        <w:t>print("Час роботи кожного процесора (сек):")</w:t>
+      </w:r>
+    </w:p>
+    <w:p>
+      <w:pPr>
+        <w:pStyle w:val="Code"/>
+        <w:rPr/>
+      </w:pPr>
+      <w:r>
+        <w:rPr/>
+        <w:t xml:space="preserve">    </w:t>
+      </w:r>
+      <w:r>
+        <w:rPr/>
+        <w:t>for r, t in enumerate(all_times):</w:t>
+      </w:r>
+    </w:p>
+    <w:p>
+      <w:pPr>
+        <w:pStyle w:val="Code"/>
+        <w:rPr/>
+      </w:pPr>
+      <w:r>
+        <w:rPr/>
+        <w:t xml:space="preserve">        </w:t>
+      </w:r>
+      <w:r>
+        <w:rPr/>
+        <w:t>print(f"Rank {r}: {t:.6f} с")</w:t>
+      </w:r>
+    </w:p>
+    <w:p>
+      <w:pPr>
+        <w:pStyle w:val="Code"/>
+        <w:rPr/>
+      </w:pPr>
+      <w:r>
+        <w:rPr/>
+      </w:r>
+    </w:p>
+    <w:p>
+      <w:pPr>
+        <w:pStyle w:val="Code"/>
+        <w:rPr/>
+      </w:pPr>
+      <w:r>
+        <w:rPr/>
+        <w:t xml:space="preserve">    </w:t>
+      </w:r>
+      <w:r>
+        <w:rPr/>
+        <w:t>max_t = max(all_times)</w:t>
+      </w:r>
+    </w:p>
+    <w:p>
+      <w:pPr>
+        <w:pStyle w:val="Code"/>
+        <w:rPr/>
+      </w:pPr>
+      <w:r>
+        <w:rPr/>
+        <w:t xml:space="preserve">    </w:t>
+      </w:r>
+      <w:r>
+        <w:rPr/>
+        <w:t>min_t = min(all_times)</w:t>
+      </w:r>
+    </w:p>
+    <w:p>
+      <w:pPr>
+        <w:pStyle w:val="Code"/>
+        <w:rPr/>
+      </w:pPr>
+      <w:r>
+        <w:rPr/>
+        <w:t xml:space="preserve">    </w:t>
+      </w:r>
+      <w:r>
+        <w:rPr/>
+        <w:t>print(f"\nНерівномірність: {((max_t - min_t) / max_t) * 100:.2f}%")</w:t>
+      </w:r>
+    </w:p>
+    <w:p>
+      <w:pPr>
+        <w:pStyle w:val="P1"/>
+        <w:rPr/>
+      </w:pPr>
+      <w:r>
+        <w:rPr/>
+      </w:r>
+    </w:p>
+    <w:p>
+      <w:pPr>
+        <w:pStyle w:val="H3"/>
+        <w:rPr/>
+      </w:pPr>
+      <w:r>
+        <w:rPr/>
+        <w:t>Результати</w:t>
+      </w:r>
+    </w:p>
+    <w:p>
+      <w:pPr>
+        <w:pStyle w:val="P1"/>
+        <w:rPr/>
+      </w:pPr>
+      <w:r>
+        <w:rPr/>
+      </w:r>
+    </w:p>
+    <w:p>
+      <w:pPr>
+        <w:pStyle w:val="Code"/>
+        <w:rPr/>
+      </w:pPr>
+      <w:r>
+        <w:rPr/>
+        <w:t>Запуск на 1 процесорах для N=1000</w:t>
+      </w:r>
+    </w:p>
+    <w:p>
+      <w:pPr>
+        <w:pStyle w:val="Code"/>
+        <w:rPr/>
+      </w:pPr>
+      <w:r>
+        <w:rPr/>
+        <w:t>Розподіл елементів (однаковий): [1000]</w:t>
+      </w:r>
+    </w:p>
+    <w:p>
+      <w:pPr>
+        <w:pStyle w:val="Code"/>
+        <w:rPr/>
+      </w:pPr>
+      <w:r>
+        <w:rPr/>
+        <w:t>----------------------------------------</w:t>
+      </w:r>
+    </w:p>
+    <w:p>
+      <w:pPr>
+        <w:pStyle w:val="Code"/>
+        <w:rPr/>
+      </w:pPr>
+      <w:r>
+        <w:rPr/>
+        <w:t>Паралельна сума: 847.2602109918</w:t>
+      </w:r>
+    </w:p>
+    <w:p>
+      <w:pPr>
+        <w:pStyle w:val="Code"/>
+        <w:rPr/>
+      </w:pPr>
+      <w:r>
+        <w:rPr/>
+        <w:t>Послідовна сума: 847.2602109918</w:t>
+      </w:r>
+    </w:p>
+    <w:p>
+      <w:pPr>
+        <w:pStyle w:val="Code"/>
+        <w:rPr/>
+      </w:pPr>
+      <w:r>
+        <w:rPr/>
+        <w:t>Різниця:         3.41e-13</w:t>
+      </w:r>
+    </w:p>
+    <w:p>
+      <w:pPr>
+        <w:pStyle w:val="Code"/>
+        <w:rPr/>
+      </w:pPr>
+      <w:r>
+        <w:rPr/>
+        <w:t>----------------------------------------</w:t>
+      </w:r>
+    </w:p>
+    <w:p>
+      <w:pPr>
+        <w:pStyle w:val="Code"/>
+        <w:rPr/>
+      </w:pPr>
+      <w:r>
+        <w:rPr/>
+        <w:t xml:space="preserve">Час роботи кожного процесора (сек):     </w:t>
+      </w:r>
+    </w:p>
+    <w:p>
+      <w:pPr>
+        <w:pStyle w:val="Code"/>
+        <w:rPr/>
+      </w:pPr>
+      <w:r>
+        <w:rPr/>
+        <w:t>Rank 0: 0.040900 с</w:t>
+      </w:r>
+    </w:p>
+    <w:p>
+      <w:pPr>
+        <w:pStyle w:val="Code"/>
+        <w:rPr/>
+      </w:pPr>
+      <w:r>
+        <w:rPr/>
+      </w:r>
+    </w:p>
+    <w:p>
+      <w:pPr>
+        <w:pStyle w:val="Code"/>
+        <w:rPr/>
+      </w:pPr>
+      <w:r>
+        <w:rPr/>
+        <w:t>Нерівномірність: 0.00%</w:t>
+      </w:r>
+    </w:p>
+    <w:p>
+      <w:pPr>
+        <w:pStyle w:val="P1"/>
+        <w:rPr/>
+      </w:pPr>
+      <w:r>
+        <w:rPr/>
+      </w:r>
+    </w:p>
+    <w:p>
+      <w:pPr>
+        <w:pStyle w:val="H2"/>
+        <w:rPr/>
+      </w:pPr>
+      <w:r>
+        <w:rPr/>
+        <w:t xml:space="preserve">4.2.2.3 </w:t>
+      </w:r>
+      <w:r>
+        <w:rPr>
+          <w:lang w:val="uk-UA"/>
+        </w:rPr>
+        <w:t>Виміри</w:t>
+      </w:r>
+    </w:p>
+    <w:p>
+      <w:pPr>
+        <w:pStyle w:val="H3"/>
+        <w:rPr/>
+      </w:pPr>
+      <w:r>
+        <w:rPr/>
+        <w:t>Завдання</w:t>
+      </w:r>
+    </w:p>
+    <w:p>
+      <w:pPr>
+        <w:pStyle w:val="P1"/>
+        <w:rPr>
+          <w:lang w:val="uk-UA"/>
+        </w:rPr>
+      </w:pPr>
+      <w:r>
+        <w:rPr>
+          <w:lang w:val="uk-UA"/>
+        </w:rPr>
+      </w:r>
+    </w:p>
+    <w:p>
+      <w:pPr>
+        <w:pStyle w:val="P1"/>
+        <w:rPr>
+          <w:lang w:val="uk-UA"/>
+        </w:rPr>
+      </w:pPr>
+      <w:r>
+        <w:rPr>
+          <w:lang w:val="uk-UA"/>
+        </w:rPr>
+        <w:t>Виміряйте час роботи програми для трьох, досить великих значень кількості членів ряду і порівняйте його з часом вирішення цієї задачі за допомогою вихідної програми даного завдання для двох, трьох та чотирьох процесорів. Результати наведіть у вигляді таблиці.</w:t>
+      </w:r>
+    </w:p>
+    <w:p>
+      <w:pPr>
+        <w:pStyle w:val="P1"/>
+        <w:rPr>
+          <w:lang w:val="uk-UA"/>
+        </w:rPr>
+      </w:pPr>
+      <w:r>
+        <w:rPr>
+          <w:lang w:val="uk-UA"/>
+        </w:rPr>
+      </w:r>
+    </w:p>
+    <w:p>
+      <w:pPr>
+        <w:pStyle w:val="H3"/>
+        <w:rPr/>
+      </w:pPr>
+      <w:r>
+        <w:rPr/>
+        <w:t>Код</w:t>
+      </w:r>
+    </w:p>
+    <w:p>
+      <w:pPr>
+        <w:pStyle w:val="P1"/>
+        <w:rPr>
+          <w:lang w:val="uk-UA"/>
+        </w:rPr>
+      </w:pPr>
+      <w:r>
+        <w:rPr>
+          <w:lang w:val="uk-UA"/>
+        </w:rPr>
+      </w:r>
+    </w:p>
+    <w:p>
+      <w:pPr>
+        <w:pStyle w:val="Code"/>
+        <w:rPr/>
+      </w:pPr>
+      <w:r>
+        <w:rPr/>
+        <w:t>from mpi4py import MPI</w:t>
+      </w:r>
+    </w:p>
+    <w:p>
+      <w:pPr>
+        <w:pStyle w:val="Code"/>
+        <w:rPr/>
+      </w:pPr>
+      <w:r>
+        <w:rPr/>
+        <w:t>import numpy as np</w:t>
+      </w:r>
+    </w:p>
+    <w:p>
+      <w:pPr>
+        <w:pStyle w:val="Code"/>
+        <w:rPr/>
+      </w:pPr>
+      <w:r>
+        <w:rPr/>
+        <w:t>import math</w:t>
+      </w:r>
+    </w:p>
+    <w:p>
+      <w:pPr>
+        <w:pStyle w:val="Code"/>
+        <w:rPr/>
+      </w:pPr>
+      <w:r>
+        <w:rPr/>
+      </w:r>
+    </w:p>
+    <w:p>
+      <w:pPr>
+        <w:pStyle w:val="Code"/>
+        <w:rPr/>
+      </w:pPr>
+      <w:r>
+        <w:rPr/>
+      </w:r>
+    </w:p>
+    <w:p>
+      <w:pPr>
+        <w:pStyle w:val="Code"/>
+        <w:rPr/>
+      </w:pPr>
+      <w:r>
+        <w:rPr/>
+        <w:t>def get_balanced_layout(N, size):</w:t>
+      </w:r>
+    </w:p>
+    <w:p>
+      <w:pPr>
+        <w:pStyle w:val="Code"/>
+        <w:rPr/>
+      </w:pPr>
+      <w:r>
+        <w:rPr/>
+        <w:t xml:space="preserve">    </w:t>
+      </w:r>
+      <w:r>
+        <w:rPr/>
+        <w:t>"""Розрахунок збалансованого розподілу (Вихідна програма)"""</w:t>
+      </w:r>
+    </w:p>
+    <w:p>
+      <w:pPr>
+        <w:pStyle w:val="Code"/>
+        <w:rPr/>
+      </w:pPr>
+      <w:r>
+        <w:rPr/>
+        <w:t xml:space="preserve">    </w:t>
+      </w:r>
+      <w:r>
+        <w:rPr/>
+        <w:t>sendcounts = np.zeros(size, dtype=int)</w:t>
+      </w:r>
+    </w:p>
+    <w:p>
+      <w:pPr>
+        <w:pStyle w:val="Code"/>
+        <w:rPr/>
+      </w:pPr>
+      <w:r>
+        <w:rPr/>
+        <w:t xml:space="preserve">    </w:t>
+      </w:r>
+      <w:r>
+        <w:rPr/>
+        <w:t>displs = np.zeros(size, dtype=int)</w:t>
+      </w:r>
+    </w:p>
+    <w:p>
+      <w:pPr>
+        <w:pStyle w:val="Code"/>
+        <w:rPr/>
+      </w:pPr>
+      <w:r>
+        <w:rPr/>
+        <w:t xml:space="preserve">    </w:t>
+      </w:r>
+      <w:r>
+        <w:rPr/>
+        <w:t>total_ops = N * (N + 1) / 2</w:t>
+      </w:r>
+    </w:p>
+    <w:p>
+      <w:pPr>
+        <w:pStyle w:val="Code"/>
+        <w:rPr/>
+      </w:pPr>
+      <w:r>
+        <w:rPr/>
+        <w:t xml:space="preserve">    </w:t>
+      </w:r>
+      <w:r>
+        <w:rPr/>
+        <w:t>target_load = total_ops / size</w:t>
+      </w:r>
+    </w:p>
+    <w:p>
+      <w:pPr>
+        <w:pStyle w:val="Code"/>
+        <w:rPr/>
+      </w:pPr>
+      <w:r>
+        <w:rPr/>
+        <w:t xml:space="preserve">    </w:t>
+      </w:r>
+      <w:r>
+        <w:rPr/>
+        <w:t>curr_n1, assigned = 1, 0</w:t>
+      </w:r>
+    </w:p>
+    <w:p>
+      <w:pPr>
+        <w:pStyle w:val="Code"/>
+        <w:rPr/>
+      </w:pPr>
+      <w:r>
+        <w:rPr/>
+        <w:t xml:space="preserve">    </w:t>
+      </w:r>
+      <w:r>
+        <w:rPr/>
+        <w:t>for i in range(size - 1):</w:t>
+      </w:r>
+    </w:p>
+    <w:p>
+      <w:pPr>
+        <w:pStyle w:val="Code"/>
+        <w:rPr/>
+      </w:pPr>
+      <w:r>
+        <w:rPr/>
+        <w:t xml:space="preserve">        </w:t>
+      </w:r>
+      <w:r>
+        <w:rPr/>
+        <w:t>a, b, c = 0.5, curr_n1 - 0.5, -target_load</w:t>
+      </w:r>
+    </w:p>
+    <w:p>
+      <w:pPr>
+        <w:pStyle w:val="Code"/>
+        <w:rPr/>
+      </w:pPr>
+      <w:r>
+        <w:rPr/>
+        <w:t xml:space="preserve">        </w:t>
+      </w:r>
+      <w:r>
+        <w:rPr/>
+        <w:t>m_i = int(round((-b + math.sqrt(b**2 - 4 * a * c)) / (2 * a)))</w:t>
+      </w:r>
+    </w:p>
+    <w:p>
+      <w:pPr>
+        <w:pStyle w:val="Code"/>
+        <w:rPr/>
+      </w:pPr>
+      <w:r>
+        <w:rPr/>
+        <w:t xml:space="preserve">        </w:t>
+      </w:r>
+      <w:r>
+        <w:rPr/>
+        <w:t>if assigned + m_i &gt; N:</w:t>
+      </w:r>
+    </w:p>
+    <w:p>
+      <w:pPr>
+        <w:pStyle w:val="Code"/>
+        <w:rPr/>
+      </w:pPr>
+      <w:r>
+        <w:rPr/>
+        <w:t xml:space="preserve">            </w:t>
+      </w:r>
+      <w:r>
+        <w:rPr/>
+        <w:t>m_i = max(0, N - assigned)</w:t>
+      </w:r>
+    </w:p>
+    <w:p>
+      <w:pPr>
+        <w:pStyle w:val="Code"/>
+        <w:rPr/>
+      </w:pPr>
+      <w:r>
+        <w:rPr/>
+        <w:t xml:space="preserve">        </w:t>
+      </w:r>
+      <w:r>
+        <w:rPr/>
+        <w:t>sendcounts[i], displs[i] = m_i, assigned</w:t>
+      </w:r>
+    </w:p>
+    <w:p>
+      <w:pPr>
+        <w:pStyle w:val="Code"/>
+        <w:rPr/>
+      </w:pPr>
+      <w:r>
+        <w:rPr/>
+        <w:t xml:space="preserve">        </w:t>
+      </w:r>
+      <w:r>
+        <w:rPr/>
+        <w:t>assigned += m_i</w:t>
+      </w:r>
+    </w:p>
+    <w:p>
+      <w:pPr>
+        <w:pStyle w:val="Code"/>
+        <w:rPr/>
+      </w:pPr>
+      <w:r>
+        <w:rPr/>
+        <w:t xml:space="preserve">        </w:t>
+      </w:r>
+      <w:r>
+        <w:rPr/>
+        <w:t>curr_n1 += m_i</w:t>
+      </w:r>
+    </w:p>
+    <w:p>
+      <w:pPr>
+        <w:pStyle w:val="Code"/>
+        <w:rPr/>
+      </w:pPr>
+      <w:r>
+        <w:rPr/>
+        <w:t xml:space="preserve">    </w:t>
+      </w:r>
+      <w:r>
+        <w:rPr/>
+        <w:t>sendcounts[size - 1] = N - assigned</w:t>
+      </w:r>
+    </w:p>
+    <w:p>
+      <w:pPr>
+        <w:pStyle w:val="Code"/>
+        <w:rPr/>
+      </w:pPr>
+      <w:r>
+        <w:rPr/>
+        <w:t xml:space="preserve">    </w:t>
+      </w:r>
+      <w:r>
+        <w:rPr/>
+        <w:t>displs[size - 1] = assigned</w:t>
+      </w:r>
+    </w:p>
+    <w:p>
+      <w:pPr>
+        <w:pStyle w:val="Code"/>
+        <w:rPr/>
+      </w:pPr>
+      <w:r>
+        <w:rPr/>
+        <w:t xml:space="preserve">    </w:t>
+      </w:r>
+      <w:r>
+        <w:rPr/>
+        <w:t>return sendcounts, displs</w:t>
+      </w:r>
+    </w:p>
+    <w:p>
+      <w:pPr>
+        <w:pStyle w:val="Code"/>
+        <w:rPr/>
+      </w:pPr>
+      <w:r>
+        <w:rPr/>
+      </w:r>
+    </w:p>
+    <w:p>
+      <w:pPr>
+        <w:pStyle w:val="Code"/>
+        <w:rPr/>
+      </w:pPr>
+      <w:r>
+        <w:rPr/>
+      </w:r>
+    </w:p>
+    <w:p>
+      <w:pPr>
+        <w:pStyle w:val="Code"/>
+        <w:rPr/>
+      </w:pPr>
+      <w:r>
+        <w:rPr/>
+        <w:t>def get_equal_layout(N, size):</w:t>
+      </w:r>
+    </w:p>
+    <w:p>
+      <w:pPr>
+        <w:pStyle w:val="Code"/>
+        <w:rPr/>
+      </w:pPr>
+      <w:r>
+        <w:rPr/>
+        <w:t xml:space="preserve">    </w:t>
+      </w:r>
+      <w:r>
+        <w:rPr/>
+        <w:t>"""Розрахунок рівного розподілу елементів (Власна програма)"""</w:t>
+      </w:r>
+    </w:p>
+    <w:p>
+      <w:pPr>
+        <w:pStyle w:val="Code"/>
+        <w:rPr/>
+      </w:pPr>
+      <w:r>
+        <w:rPr/>
+        <w:t xml:space="preserve">    </w:t>
+      </w:r>
+      <w:r>
+        <w:rPr/>
+        <w:t>base_n = N // size</w:t>
+      </w:r>
+    </w:p>
+    <w:p>
+      <w:pPr>
+        <w:pStyle w:val="Code"/>
+        <w:rPr/>
+      </w:pPr>
+      <w:r>
+        <w:rPr/>
+        <w:t xml:space="preserve">    </w:t>
+      </w:r>
+      <w:r>
+        <w:rPr/>
+        <w:t>rem = N % size</w:t>
+      </w:r>
+    </w:p>
+    <w:p>
+      <w:pPr>
+        <w:pStyle w:val="Code"/>
+        <w:rPr/>
+      </w:pPr>
+      <w:r>
+        <w:rPr/>
+        <w:t xml:space="preserve">    </w:t>
+      </w:r>
+      <w:r>
+        <w:rPr/>
+        <w:t>sendcounts = np.array([base_n + (1 if i &lt; rem else 0) for i in range(size)])</w:t>
+      </w:r>
+    </w:p>
+    <w:p>
+      <w:pPr>
+        <w:pStyle w:val="Code"/>
+        <w:rPr/>
+      </w:pPr>
+      <w:r>
+        <w:rPr/>
+        <w:t xml:space="preserve">    </w:t>
+      </w:r>
+      <w:r>
+        <w:rPr/>
+        <w:t>displs = np.insert(np.cumsum(sendcounts[:-1]), 0, 0)</w:t>
+      </w:r>
+    </w:p>
+    <w:p>
+      <w:pPr>
+        <w:pStyle w:val="Code"/>
+        <w:rPr/>
+      </w:pPr>
+      <w:r>
+        <w:rPr/>
+        <w:t xml:space="preserve">    </w:t>
+      </w:r>
+      <w:r>
+        <w:rPr/>
+        <w:t>return sendcounts, displs</w:t>
+      </w:r>
+    </w:p>
+    <w:p>
+      <w:pPr>
+        <w:pStyle w:val="Code"/>
+        <w:rPr/>
+      </w:pPr>
+      <w:r>
+        <w:rPr/>
+      </w:r>
+    </w:p>
+    <w:p>
+      <w:pPr>
+        <w:pStyle w:val="Code"/>
+        <w:rPr/>
+      </w:pPr>
+      <w:r>
+        <w:rPr/>
+      </w:r>
+    </w:p>
+    <w:p>
+      <w:pPr>
+        <w:pStyle w:val="Code"/>
+        <w:rPr/>
+      </w:pPr>
+      <w:r>
+        <w:rPr/>
+        <w:t>def compute_sum(local_n, local_displ, x_val):</w:t>
+      </w:r>
+    </w:p>
+    <w:p>
+      <w:pPr>
+        <w:pStyle w:val="Code"/>
+        <w:rPr/>
+      </w:pPr>
+      <w:r>
+        <w:rPr/>
+        <w:t xml:space="preserve">    </w:t>
+      </w:r>
+      <w:r>
+        <w:rPr/>
+        <w:t>"""Ядро обчислень: сума ряду з ручним множенням степенів"""</w:t>
+      </w:r>
+    </w:p>
+    <w:p>
+      <w:pPr>
+        <w:pStyle w:val="Code"/>
+        <w:rPr/>
+      </w:pPr>
+      <w:r>
+        <w:rPr/>
+        <w:t xml:space="preserve">    </w:t>
+      </w:r>
+      <w:r>
+        <w:rPr/>
+        <w:t>l_sum = 0.0</w:t>
+      </w:r>
+    </w:p>
+    <w:p>
+      <w:pPr>
+        <w:pStyle w:val="Code"/>
+        <w:rPr/>
+      </w:pPr>
+      <w:r>
+        <w:rPr/>
+        <w:t xml:space="preserve">    </w:t>
+      </w:r>
+      <w:r>
+        <w:rPr/>
+        <w:t>for i in range(local_n):</w:t>
+      </w:r>
+    </w:p>
+    <w:p>
+      <w:pPr>
+        <w:pStyle w:val="Code"/>
+        <w:rPr/>
+      </w:pPr>
+      <w:r>
+        <w:rPr/>
+        <w:t xml:space="preserve">        </w:t>
+      </w:r>
+      <w:r>
+        <w:rPr/>
+        <w:t>global_idx = local_displ + i + 1</w:t>
+      </w:r>
+    </w:p>
+    <w:p>
+      <w:pPr>
+        <w:pStyle w:val="Code"/>
+        <w:rPr/>
+      </w:pPr>
+      <w:r>
+        <w:rPr/>
+        <w:t xml:space="preserve">        </w:t>
+      </w:r>
+      <w:r>
+        <w:rPr/>
+        <w:t>p_val = 1.0</w:t>
+      </w:r>
+    </w:p>
+    <w:p>
+      <w:pPr>
+        <w:pStyle w:val="Code"/>
+        <w:rPr/>
+      </w:pPr>
+      <w:r>
+        <w:rPr/>
+        <w:t xml:space="preserve">        </w:t>
+      </w:r>
+      <w:r>
+        <w:rPr/>
+        <w:t>for _ in range(global_idx):</w:t>
+      </w:r>
+    </w:p>
+    <w:p>
+      <w:pPr>
+        <w:pStyle w:val="Code"/>
+        <w:rPr/>
+      </w:pPr>
+      <w:r>
+        <w:rPr/>
+        <w:t xml:space="preserve">            </w:t>
+      </w:r>
+      <w:r>
+        <w:rPr/>
+        <w:t>p_val *= x_val</w:t>
+      </w:r>
+    </w:p>
+    <w:p>
+      <w:pPr>
+        <w:pStyle w:val="Code"/>
+        <w:rPr/>
+      </w:pPr>
+      <w:r>
+        <w:rPr/>
+        <w:t xml:space="preserve">        </w:t>
+      </w:r>
+      <w:r>
+        <w:rPr/>
+        <w:t>l_sum += 1.0 * p_val  # Припускаємо a_i = 1.0 для чистоти тесту</w:t>
+      </w:r>
+    </w:p>
+    <w:p>
+      <w:pPr>
+        <w:pStyle w:val="Code"/>
+        <w:rPr/>
+      </w:pPr>
+      <w:r>
+        <w:rPr/>
+        <w:t xml:space="preserve">    </w:t>
+      </w:r>
+      <w:r>
+        <w:rPr/>
+        <w:t>return l_sum</w:t>
+      </w:r>
+    </w:p>
+    <w:p>
+      <w:pPr>
+        <w:pStyle w:val="Code"/>
+        <w:rPr/>
+      </w:pPr>
+      <w:r>
+        <w:rPr/>
+      </w:r>
+    </w:p>
+    <w:p>
+      <w:pPr>
+        <w:pStyle w:val="Code"/>
+        <w:rPr/>
+      </w:pPr>
+      <w:r>
+        <w:rPr/>
+      </w:r>
+    </w:p>
+    <w:p>
+      <w:pPr>
+        <w:pStyle w:val="Code"/>
+        <w:rPr/>
+      </w:pPr>
+      <w:r>
+        <w:rPr/>
+        <w:t>def main():</w:t>
+      </w:r>
+    </w:p>
+    <w:p>
+      <w:pPr>
+        <w:pStyle w:val="Code"/>
+        <w:rPr/>
+      </w:pPr>
+      <w:r>
+        <w:rPr/>
+        <w:t xml:space="preserve">    </w:t>
+      </w:r>
+      <w:r>
+        <w:rPr/>
+        <w:t>comm = MPI.COMM_WORLD</w:t>
+      </w:r>
+    </w:p>
+    <w:p>
+      <w:pPr>
+        <w:pStyle w:val="Code"/>
+        <w:rPr/>
+      </w:pPr>
+      <w:r>
+        <w:rPr/>
+        <w:t xml:space="preserve">    </w:t>
+      </w:r>
+      <w:r>
+        <w:rPr/>
+        <w:t>rank = comm.Get_rank()</w:t>
+      </w:r>
+    </w:p>
+    <w:p>
+      <w:pPr>
+        <w:pStyle w:val="Code"/>
+        <w:rPr/>
+      </w:pPr>
+      <w:r>
+        <w:rPr/>
+        <w:t xml:space="preserve">    </w:t>
+      </w:r>
+      <w:r>
+        <w:rPr/>
+        <w:t>size = comm.Get_size()</w:t>
+      </w:r>
+    </w:p>
+    <w:p>
+      <w:pPr>
+        <w:pStyle w:val="Code"/>
+        <w:rPr/>
+      </w:pPr>
+      <w:r>
+        <w:rPr/>
+      </w:r>
+    </w:p>
+    <w:p>
+      <w:pPr>
+        <w:pStyle w:val="Code"/>
+        <w:rPr/>
+      </w:pPr>
+      <w:r>
+        <w:rPr/>
+        <w:t xml:space="preserve">    </w:t>
+      </w:r>
+      <w:r>
+        <w:rPr/>
+        <w:t># Значення N для тестування</w:t>
+      </w:r>
+    </w:p>
+    <w:p>
+      <w:pPr>
+        <w:pStyle w:val="Code"/>
+        <w:rPr/>
+      </w:pPr>
+      <w:r>
+        <w:rPr/>
+        <w:t xml:space="preserve">    </w:t>
+      </w:r>
+      <w:r>
+        <w:rPr/>
+        <w:t>N_values = [10000, 15000, 20000]</w:t>
+      </w:r>
+    </w:p>
+    <w:p>
+      <w:pPr>
+        <w:pStyle w:val="Code"/>
+        <w:rPr/>
+      </w:pPr>
+      <w:r>
+        <w:rPr/>
+        <w:t xml:space="preserve">    </w:t>
+      </w:r>
+      <w:r>
+        <w:rPr/>
+        <w:t>x_val = 1.0001</w:t>
+      </w:r>
+    </w:p>
+    <w:p>
+      <w:pPr>
+        <w:pStyle w:val="Code"/>
+        <w:rPr/>
+      </w:pPr>
+      <w:r>
+        <w:rPr/>
+      </w:r>
+    </w:p>
+    <w:p>
+      <w:pPr>
+        <w:pStyle w:val="Code"/>
+        <w:rPr/>
+      </w:pPr>
+      <w:r>
+        <w:rPr/>
+        <w:t xml:space="preserve">    </w:t>
+      </w:r>
+      <w:r>
+        <w:rPr/>
+        <w:t>if rank == 0:</w:t>
+      </w:r>
+    </w:p>
+    <w:p>
+      <w:pPr>
+        <w:pStyle w:val="Code"/>
+        <w:rPr/>
+      </w:pPr>
+      <w:r>
+        <w:rPr/>
+        <w:t xml:space="preserve">        </w:t>
+      </w:r>
+      <w:r>
+        <w:rPr/>
+        <w:t>print(f"{'=' * 60}")</w:t>
+      </w:r>
+    </w:p>
+    <w:p>
+      <w:pPr>
+        <w:pStyle w:val="Code"/>
+        <w:rPr/>
+      </w:pPr>
+      <w:r>
+        <w:rPr/>
+        <w:t xml:space="preserve">        </w:t>
+      </w:r>
+      <w:r>
+        <w:rPr/>
+        <w:t>print(f"ТЕСТУВАННЯ ПРОДУКТИВНОСТІ (Процесорів: {size})")</w:t>
+      </w:r>
+    </w:p>
+    <w:p>
+      <w:pPr>
+        <w:pStyle w:val="Code"/>
+        <w:rPr/>
+      </w:pPr>
+      <w:r>
+        <w:rPr/>
+        <w:t xml:space="preserve">        </w:t>
+      </w:r>
+      <w:r>
+        <w:rPr/>
+        <w:t>print(f"{'N':&gt;10} | {'Метод':&gt;15} | {'Час (сек)':&gt;12} | {'Результат':&gt;15}")</w:t>
+      </w:r>
+    </w:p>
+    <w:p>
+      <w:pPr>
+        <w:pStyle w:val="Code"/>
+        <w:rPr/>
+      </w:pPr>
+      <w:r>
+        <w:rPr/>
+        <w:t xml:space="preserve">        </w:t>
+      </w:r>
+      <w:r>
+        <w:rPr/>
+        <w:t>print(f"{'-' * 60}")</w:t>
+      </w:r>
+    </w:p>
+    <w:p>
+      <w:pPr>
+        <w:pStyle w:val="Code"/>
+        <w:rPr/>
+      </w:pPr>
+      <w:r>
+        <w:rPr/>
+      </w:r>
+    </w:p>
+    <w:p>
+      <w:pPr>
+        <w:pStyle w:val="Code"/>
+        <w:rPr/>
+      </w:pPr>
+      <w:r>
+        <w:rPr/>
+        <w:t xml:space="preserve">    </w:t>
+      </w:r>
+      <w:r>
+        <w:rPr/>
+        <w:t>for N in N_values:</w:t>
+      </w:r>
+    </w:p>
+    <w:p>
+      <w:pPr>
+        <w:pStyle w:val="Code"/>
+        <w:rPr/>
+      </w:pPr>
+      <w:r>
+        <w:rPr/>
+        <w:t xml:space="preserve">        </w:t>
+      </w:r>
+      <w:r>
+        <w:rPr/>
+        <w:t>for mode in ["balanced", "equal"]:</w:t>
+      </w:r>
+    </w:p>
+    <w:p>
+      <w:pPr>
+        <w:pStyle w:val="Code"/>
+        <w:rPr/>
+      </w:pPr>
+      <w:r>
+        <w:rPr/>
+        <w:t xml:space="preserve">            </w:t>
+      </w:r>
+      <w:r>
+        <w:rPr/>
+        <w:t># Визначаємо структуру розподілу</w:t>
+      </w:r>
+    </w:p>
+    <w:p>
+      <w:pPr>
+        <w:pStyle w:val="Code"/>
+        <w:rPr/>
+      </w:pPr>
+      <w:r>
+        <w:rPr/>
+        <w:t xml:space="preserve">            </w:t>
+      </w:r>
+      <w:r>
+        <w:rPr/>
+        <w:t>if mode == "balanced":</w:t>
+      </w:r>
+    </w:p>
+    <w:p>
+      <w:pPr>
+        <w:pStyle w:val="Code"/>
+        <w:rPr/>
+      </w:pPr>
+      <w:r>
+        <w:rPr/>
+        <w:t xml:space="preserve">                </w:t>
+      </w:r>
+      <w:r>
+        <w:rPr/>
+        <w:t>scounts, displs = get_balanced_layout(N, size)</w:t>
+      </w:r>
+    </w:p>
+    <w:p>
+      <w:pPr>
+        <w:pStyle w:val="Code"/>
+        <w:rPr/>
+      </w:pPr>
+      <w:r>
+        <w:rPr/>
+        <w:t xml:space="preserve">                </w:t>
+      </w:r>
+      <w:r>
+        <w:rPr/>
+        <w:t>mode_name = "Збалансований"</w:t>
+      </w:r>
+    </w:p>
+    <w:p>
+      <w:pPr>
+        <w:pStyle w:val="Code"/>
+        <w:rPr/>
+      </w:pPr>
+      <w:r>
+        <w:rPr/>
+        <w:t xml:space="preserve">            </w:t>
+      </w:r>
+      <w:r>
+        <w:rPr/>
+        <w:t>else:</w:t>
+      </w:r>
+    </w:p>
+    <w:p>
+      <w:pPr>
+        <w:pStyle w:val="Code"/>
+        <w:rPr/>
+      </w:pPr>
+      <w:r>
+        <w:rPr/>
+        <w:t xml:space="preserve">                </w:t>
+      </w:r>
+      <w:r>
+        <w:rPr/>
+        <w:t>scounts, displs = get_equal_layout(N, size)</w:t>
+      </w:r>
+    </w:p>
+    <w:p>
+      <w:pPr>
+        <w:pStyle w:val="Code"/>
+        <w:rPr/>
+      </w:pPr>
+      <w:r>
+        <w:rPr/>
+        <w:t xml:space="preserve">                </w:t>
+      </w:r>
+      <w:r>
+        <w:rPr/>
+        <w:t>mode_name = "Рівномірний"</w:t>
+      </w:r>
+    </w:p>
+    <w:p>
+      <w:pPr>
+        <w:pStyle w:val="Code"/>
+        <w:rPr/>
+      </w:pPr>
+      <w:r>
+        <w:rPr/>
+      </w:r>
+    </w:p>
+    <w:p>
+      <w:pPr>
+        <w:pStyle w:val="Code"/>
+        <w:rPr/>
+      </w:pPr>
+      <w:r>
+        <w:rPr/>
+        <w:t xml:space="preserve">            </w:t>
+      </w:r>
+      <w:r>
+        <w:rPr/>
+        <w:t>local_n = scounts[rank]</w:t>
+      </w:r>
+    </w:p>
+    <w:p>
+      <w:pPr>
+        <w:pStyle w:val="Code"/>
+        <w:rPr/>
+      </w:pPr>
+      <w:r>
+        <w:rPr/>
+        <w:t xml:space="preserve">            </w:t>
+      </w:r>
+      <w:r>
+        <w:rPr/>
+        <w:t>local_displ = displs[rank]</w:t>
+      </w:r>
+    </w:p>
+    <w:p>
+      <w:pPr>
+        <w:pStyle w:val="Code"/>
+        <w:rPr/>
+      </w:pPr>
+      <w:r>
+        <w:rPr/>
+      </w:r>
+    </w:p>
+    <w:p>
+      <w:pPr>
+        <w:pStyle w:val="Code"/>
+        <w:rPr/>
+      </w:pPr>
+      <w:r>
+        <w:rPr/>
+        <w:t xml:space="preserve">            </w:t>
+      </w:r>
+      <w:r>
+        <w:rPr/>
+        <w:t># Синхронізація перед вимірюванням</w:t>
+      </w:r>
+    </w:p>
+    <w:p>
+      <w:pPr>
+        <w:pStyle w:val="Code"/>
+        <w:rPr/>
+      </w:pPr>
+      <w:r>
+        <w:rPr/>
+        <w:t xml:space="preserve">            </w:t>
+      </w:r>
+      <w:r>
+        <w:rPr/>
+        <w:t>comm.Barrier()</w:t>
+      </w:r>
+    </w:p>
+    <w:p>
+      <w:pPr>
+        <w:pStyle w:val="Code"/>
+        <w:rPr/>
+      </w:pPr>
+      <w:r>
+        <w:rPr/>
+        <w:t xml:space="preserve">            </w:t>
+      </w:r>
+      <w:r>
+        <w:rPr/>
+        <w:t>start_t = MPI.Wtime()</w:t>
+      </w:r>
+    </w:p>
+    <w:p>
+      <w:pPr>
+        <w:pStyle w:val="Code"/>
+        <w:rPr/>
+      </w:pPr>
+      <w:r>
+        <w:rPr/>
+      </w:r>
+    </w:p>
+    <w:p>
+      <w:pPr>
+        <w:pStyle w:val="Code"/>
+        <w:rPr/>
+      </w:pPr>
+      <w:r>
+        <w:rPr/>
+        <w:t xml:space="preserve">            </w:t>
+      </w:r>
+      <w:r>
+        <w:rPr/>
+        <w:t># Виконання обчислень</w:t>
+      </w:r>
+    </w:p>
+    <w:p>
+      <w:pPr>
+        <w:pStyle w:val="Code"/>
+        <w:rPr/>
+      </w:pPr>
+      <w:r>
+        <w:rPr/>
+        <w:t xml:space="preserve">            </w:t>
+      </w:r>
+      <w:r>
+        <w:rPr/>
+        <w:t>local_res = compute_sum(local_n, local_displ, x_val)</w:t>
+      </w:r>
+    </w:p>
+    <w:p>
+      <w:pPr>
+        <w:pStyle w:val="Code"/>
+        <w:rPr/>
+      </w:pPr>
+      <w:r>
+        <w:rPr/>
+      </w:r>
+    </w:p>
+    <w:p>
+      <w:pPr>
+        <w:pStyle w:val="Code"/>
+        <w:rPr/>
+      </w:pPr>
+      <w:r>
+        <w:rPr/>
+        <w:t xml:space="preserve">            </w:t>
+      </w:r>
+      <w:r>
+        <w:rPr/>
+        <w:t># Збір результатів</w:t>
+      </w:r>
+    </w:p>
+    <w:p>
+      <w:pPr>
+        <w:pStyle w:val="Code"/>
+        <w:rPr/>
+      </w:pPr>
+      <w:r>
+        <w:rPr/>
+        <w:t xml:space="preserve">            </w:t>
+      </w:r>
+      <w:r>
+        <w:rPr/>
+        <w:t>final_sum = comm.reduce(local_res, op=MPI.SUM, root=0)</w:t>
+      </w:r>
+    </w:p>
+    <w:p>
+      <w:pPr>
+        <w:pStyle w:val="Code"/>
+        <w:rPr/>
+      </w:pPr>
+      <w:r>
+        <w:rPr/>
+        <w:t xml:space="preserve">            </w:t>
+      </w:r>
+      <w:r>
+        <w:rPr/>
+        <w:t>duration = MPI.Wtime() - start_t</w:t>
+      </w:r>
+    </w:p>
+    <w:p>
+      <w:pPr>
+        <w:pStyle w:val="Code"/>
+        <w:rPr/>
+      </w:pPr>
+      <w:r>
+        <w:rPr/>
+        <w:t xml:space="preserve">            </w:t>
+      </w:r>
+      <w:r>
+        <w:rPr/>
+        <w:t>max_duration = comm.reduce(duration, op=MPI.MAX, root=0)</w:t>
+      </w:r>
+    </w:p>
+    <w:p>
+      <w:pPr>
+        <w:pStyle w:val="Code"/>
+        <w:rPr/>
+      </w:pPr>
+      <w:r>
+        <w:rPr/>
+      </w:r>
+    </w:p>
+    <w:p>
+      <w:pPr>
+        <w:pStyle w:val="Code"/>
+        <w:rPr/>
+      </w:pPr>
+      <w:r>
+        <w:rPr/>
+        <w:t xml:space="preserve">            </w:t>
+      </w:r>
+      <w:r>
+        <w:rPr/>
+        <w:t>if rank == 0:</w:t>
+      </w:r>
+    </w:p>
+    <w:p>
+      <w:pPr>
+        <w:pStyle w:val="Code"/>
+        <w:rPr/>
+      </w:pPr>
+      <w:r>
+        <w:rPr/>
+        <w:t xml:space="preserve">                </w:t>
+      </w:r>
+      <w:r>
+        <w:rPr/>
+        <w:t>print(</w:t>
+      </w:r>
+    </w:p>
+    <w:p>
+      <w:pPr>
+        <w:pStyle w:val="Code"/>
+        <w:rPr/>
+      </w:pPr>
+      <w:r>
+        <w:rPr/>
+        <w:t xml:space="preserve">                    </w:t>
+      </w:r>
+      <w:r>
+        <w:rPr/>
+        <w:t>f"{N:10d} | {mode_name:15} | {max_duration:12.6f} | {final_sum:15.2e}"</w:t>
+      </w:r>
+    </w:p>
+    <w:p>
+      <w:pPr>
+        <w:pStyle w:val="Code"/>
+        <w:rPr/>
+      </w:pPr>
+      <w:r>
+        <w:rPr/>
+        <w:t xml:space="preserve">                </w:t>
+      </w:r>
+      <w:r>
+        <w:rPr/>
+        <w:t>)</w:t>
+      </w:r>
+    </w:p>
+    <w:p>
+      <w:pPr>
+        <w:pStyle w:val="Code"/>
+        <w:rPr/>
+      </w:pPr>
+      <w:r>
+        <w:rPr/>
+      </w:r>
+    </w:p>
+    <w:p>
+      <w:pPr>
+        <w:pStyle w:val="Code"/>
+        <w:rPr/>
+      </w:pPr>
+      <w:r>
+        <w:rPr/>
+        <w:t xml:space="preserve">        </w:t>
+      </w:r>
+      <w:r>
+        <w:rPr/>
+        <w:t>if rank == 0:</w:t>
+      </w:r>
+    </w:p>
+    <w:p>
+      <w:pPr>
+        <w:pStyle w:val="Code"/>
+        <w:rPr/>
+      </w:pPr>
+      <w:r>
+        <w:rPr/>
+        <w:t xml:space="preserve">            </w:t>
+      </w:r>
+      <w:r>
+        <w:rPr/>
+        <w:t>print(f"{'-' * 60}")</w:t>
+      </w:r>
+    </w:p>
+    <w:p>
+      <w:pPr>
+        <w:pStyle w:val="Code"/>
+        <w:rPr/>
+      </w:pPr>
+      <w:r>
+        <w:rPr/>
+      </w:r>
+    </w:p>
+    <w:p>
+      <w:pPr>
+        <w:pStyle w:val="Code"/>
+        <w:rPr/>
+      </w:pPr>
+      <w:r>
+        <w:rPr/>
+      </w:r>
+    </w:p>
+    <w:p>
+      <w:pPr>
+        <w:pStyle w:val="Code"/>
+        <w:rPr/>
+      </w:pPr>
+      <w:r>
+        <w:rPr/>
+        <w:t>if __name__ == "__main__":</w:t>
+      </w:r>
+    </w:p>
+    <w:p>
+      <w:pPr>
+        <w:pStyle w:val="Code"/>
+        <w:rPr/>
+      </w:pPr>
+      <w:r>
+        <w:rPr/>
+        <w:t xml:space="preserve">    </w:t>
+      </w:r>
+      <w:r>
+        <w:rPr/>
+        <w:t>main()</w:t>
+      </w:r>
+    </w:p>
+    <w:p>
+      <w:pPr>
+        <w:pStyle w:val="P1"/>
+        <w:rPr/>
+      </w:pPr>
+      <w:r>
+        <w:rPr/>
+      </w:r>
+    </w:p>
+    <w:p>
+      <w:pPr>
+        <w:pStyle w:val="H3"/>
+        <w:rPr/>
+      </w:pPr>
+      <w:r>
+        <w:rPr/>
+        <w:t>Результати</w:t>
+      </w:r>
+    </w:p>
+    <w:p>
+      <w:pPr>
+        <w:pStyle w:val="P1"/>
+        <w:rPr/>
+      </w:pPr>
+      <w:r>
+        <w:rPr/>
+      </w:r>
+    </w:p>
+    <w:p>
+      <w:pPr>
+        <w:pStyle w:val="Code"/>
+        <w:rPr/>
+      </w:pPr>
+      <w:r>
+        <w:rPr/>
+        <w:t>============================================================</w:t>
+      </w:r>
+      <w:r>
+        <w:rPr>
+          <w:lang w:val="uk-UA"/>
+        </w:rPr>
+        <w:t>=</w:t>
+      </w:r>
+    </w:p>
+    <w:p>
+      <w:pPr>
+        <w:pStyle w:val="Code"/>
+        <w:rPr/>
+      </w:pPr>
+      <w:r>
+        <w:rPr/>
+        <w:t>ТЕСТУВАННЯ ПРОДУКТИВНОСТІ (Процесорів: 1)</w:t>
+      </w:r>
+    </w:p>
+    <w:p>
+      <w:pPr>
+        <w:pStyle w:val="Code"/>
+        <w:rPr/>
+      </w:pPr>
+      <w:r>
+        <w:rPr/>
+        <w:t xml:space="preserve">         </w:t>
+      </w:r>
+      <w:r>
+        <w:rPr/>
+        <w:t>N |           Метод |    Час (сек) |       Результат</w:t>
+      </w:r>
+    </w:p>
+    <w:p>
+      <w:pPr>
+        <w:pStyle w:val="Code"/>
+        <w:rPr/>
+      </w:pPr>
+      <w:r>
+        <w:rPr/>
+        <w:t>-------------------------------------------------------------</w:t>
+      </w:r>
+    </w:p>
+    <w:p>
+      <w:pPr>
+        <w:pStyle w:val="Code"/>
+        <w:rPr/>
+      </w:pPr>
+      <w:r>
+        <w:rPr/>
+        <w:t xml:space="preserve">     </w:t>
+      </w:r>
+      <w:r>
+        <w:rPr/>
+        <w:t>10000 | Збалансований   |     1.286740 |        1.72e+04</w:t>
+      </w:r>
+    </w:p>
+    <w:p>
+      <w:pPr>
+        <w:pStyle w:val="Code"/>
+        <w:rPr/>
+      </w:pPr>
+      <w:r>
+        <w:rPr/>
+        <w:t xml:space="preserve">     </w:t>
+      </w:r>
+      <w:r>
+        <w:rPr/>
+        <w:t>10000 | Рівномірний     |     1.291332 |        1.72e+04</w:t>
+      </w:r>
+    </w:p>
+    <w:p>
+      <w:pPr>
+        <w:pStyle w:val="Code"/>
+        <w:rPr/>
+      </w:pPr>
+      <w:r>
+        <w:rPr/>
+        <w:t>------------------------------------------------------------</w:t>
+      </w:r>
+    </w:p>
+    <w:p>
+      <w:pPr>
+        <w:pStyle w:val="Code"/>
+        <w:rPr/>
+      </w:pPr>
+      <w:r>
+        <w:rPr/>
+        <w:t xml:space="preserve">     </w:t>
+      </w:r>
+      <w:r>
+        <w:rPr/>
+        <w:t>15000 | Збалансований   |     2.865245 |        3.48e+04</w:t>
+      </w:r>
+    </w:p>
+    <w:p>
+      <w:pPr>
+        <w:pStyle w:val="Code"/>
+        <w:rPr/>
+      </w:pPr>
+      <w:r>
+        <w:rPr/>
+        <w:t xml:space="preserve">     </w:t>
+      </w:r>
+      <w:r>
+        <w:rPr/>
+        <w:t>15000 | Рівномірний     |     2.864207 |        3.48e+04</w:t>
+      </w:r>
+    </w:p>
+    <w:p>
+      <w:pPr>
+        <w:pStyle w:val="Code"/>
+        <w:rPr/>
+      </w:pPr>
+      <w:r>
+        <w:rPr/>
+        <w:t>------------------------------------------------------------</w:t>
+      </w:r>
+    </w:p>
+    <w:p>
+      <w:pPr>
+        <w:pStyle w:val="Code"/>
+        <w:rPr/>
+      </w:pPr>
+      <w:r>
+        <w:rPr/>
+        <w:t xml:space="preserve">     </w:t>
+      </w:r>
+      <w:r>
+        <w:rPr/>
+        <w:t>20000 | Збалансований   |     5.244350 |        6.39e+04</w:t>
+      </w:r>
+    </w:p>
+    <w:p>
+      <w:pPr>
+        <w:pStyle w:val="Code"/>
+        <w:rPr/>
+      </w:pPr>
+      <w:r>
+        <w:rPr/>
+        <w:t xml:space="preserve">     </w:t>
+      </w:r>
+      <w:r>
+        <w:rPr/>
+        <w:t>20000 | Рівномірний     |     5.097236 |        6.39e+04</w:t>
+      </w:r>
+    </w:p>
+    <w:p>
+      <w:pPr>
+        <w:pStyle w:val="Code"/>
+        <w:rPr/>
+      </w:pPr>
+      <w:r>
+        <w:rPr/>
+        <w:t>-------------------------------------------------------------</w:t>
+      </w:r>
+    </w:p>
+    <w:p>
+      <w:pPr>
+        <w:pStyle w:val="P1"/>
+        <w:rPr/>
+      </w:pPr>
+      <w:r>
+        <w:rPr/>
+      </w:r>
+    </w:p>
+    <w:p>
+      <w:pPr>
+        <w:pStyle w:val="H3"/>
+        <w:rPr/>
+      </w:pPr>
+      <w:r>
+        <w:rPr/>
+        <w:t>Таблиця</w:t>
+      </w:r>
+    </w:p>
+    <w:p>
+      <w:pPr>
+        <w:pStyle w:val="P1"/>
+        <w:rPr/>
+      </w:pPr>
+      <w:r>
+        <w:rPr/>
+      </w:r>
+    </w:p>
+    <w:tbl>
+      <w:tblPr>
+        <w:tblW w:w="7121" w:type="dxa"/>
+        <w:jc w:val="left"/>
+        <w:tblInd w:w="55" w:type="dxa"/>
+        <w:tblLayout w:type="fixed"/>
+        <w:tblCellMar>
+          <w:top w:w="55" w:type="dxa"/>
+          <w:left w:w="55" w:type="dxa"/>
+          <w:bottom w:w="55" w:type="dxa"/>
+          <w:right w:w="55" w:type="dxa"/>
+        </w:tblCellMar>
+      </w:tblPr>
+      <w:tblGrid>
+        <w:gridCol w:w="2827"/>
+        <w:gridCol w:w="1191"/>
+        <w:gridCol w:w="1922"/>
+        <w:gridCol w:w="1181"/>
+      </w:tblGrid>
+      <w:tr>
+        <w:trPr/>
+        <w:tc>
+          <w:tcPr>
+            <w:tcW w:w="2827" w:type="dxa"/>
+            <w:tcBorders>
+              <w:top w:val="single" w:sz="6" w:space="0" w:color="000000"/>
+              <w:left w:val="single" w:sz="6" w:space="0" w:color="000000"/>
+              <w:bottom w:val="single" w:sz="6" w:space="0" w:color="000000"/>
+            </w:tcBorders>
+            <w:vAlign w:val="center"/>
+          </w:tcPr>
+          <w:p>
+            <w:pPr>
+              <w:pStyle w:val="Style14"/>
+              <w:spacing w:lineRule="auto" w:line="240"/>
+              <w:ind w:hanging="0" w:left="0"/>
+              <w:rPr>
+                <w:b/>
+                <w:bCs/>
+              </w:rPr>
+            </w:pPr>
+            <w:r>
+              <w:rPr>
+                <w:b/>
+                <w:bCs/>
+              </w:rPr>
+              <w:t>Кількість процесорів</w:t>
+            </w:r>
+          </w:p>
+        </w:tc>
+        <w:tc>
+          <w:tcPr>
+            <w:tcW w:w="1191" w:type="dxa"/>
+            <w:tcBorders>
+              <w:top w:val="single" w:sz="6" w:space="0" w:color="000000"/>
+              <w:left w:val="single" w:sz="6" w:space="0" w:color="000000"/>
+              <w:bottom w:val="single" w:sz="6" w:space="0" w:color="000000"/>
+            </w:tcBorders>
+            <w:vAlign w:val="center"/>
+          </w:tcPr>
+          <w:p>
+            <w:pPr>
+              <w:pStyle w:val="Style14"/>
+              <w:spacing w:lineRule="auto" w:line="240"/>
+              <w:ind w:hanging="0" w:left="0"/>
+              <w:rPr>
+                <w:b/>
+                <w:bCs/>
+              </w:rPr>
+            </w:pPr>
+            <w:r>
+              <w:rPr>
+                <w:b/>
+                <w:bCs/>
+              </w:rPr>
+              <w:t xml:space="preserve">Число </w:t>
+            </w:r>
+            <w:r>
+              <w:rPr>
+                <w:b/>
+                <w:bCs/>
+                <w:lang w:val="en-US"/>
+              </w:rPr>
+              <w:t>N</w:t>
+            </w:r>
+          </w:p>
+        </w:tc>
+        <w:tc>
+          <w:tcPr>
+            <w:tcW w:w="1922" w:type="dxa"/>
+            <w:tcBorders>
+              <w:top w:val="single" w:sz="6" w:space="0" w:color="000000"/>
+              <w:left w:val="single" w:sz="6" w:space="0" w:color="000000"/>
+              <w:bottom w:val="single" w:sz="6" w:space="0" w:color="000000"/>
+            </w:tcBorders>
+            <w:vAlign w:val="center"/>
+          </w:tcPr>
+          <w:p>
+            <w:pPr>
+              <w:pStyle w:val="Style14"/>
+              <w:spacing w:lineRule="auto" w:line="240"/>
+              <w:ind w:hanging="0" w:left="0"/>
+              <w:rPr>
+                <w:b/>
+                <w:bCs/>
+              </w:rPr>
+            </w:pPr>
+            <w:r>
+              <w:rPr>
+                <w:b/>
+                <w:bCs/>
+              </w:rPr>
+              <w:t>Метод</w:t>
+            </w:r>
+          </w:p>
+        </w:tc>
+        <w:tc>
+          <w:tcPr>
+            <w:tcW w:w="1181" w:type="dxa"/>
+            <w:tcBorders>
+              <w:top w:val="single" w:sz="6" w:space="0" w:color="000000"/>
+              <w:left w:val="single" w:sz="6" w:space="0" w:color="000000"/>
+              <w:bottom w:val="single" w:sz="6" w:space="0" w:color="000000"/>
+              <w:right w:val="single" w:sz="6" w:space="0" w:color="000000"/>
+            </w:tcBorders>
+            <w:vAlign w:val="center"/>
+          </w:tcPr>
+          <w:p>
+            <w:pPr>
+              <w:pStyle w:val="Style14"/>
+              <w:spacing w:lineRule="auto" w:line="240"/>
+              <w:ind w:hanging="0" w:left="0"/>
+              <w:rPr>
+                <w:b/>
+                <w:bCs/>
+              </w:rPr>
+            </w:pPr>
+            <w:r>
+              <w:rPr>
+                <w:b/>
+                <w:bCs/>
+              </w:rPr>
+              <w:t>Час</w:t>
+            </w:r>
+          </w:p>
+        </w:tc>
+      </w:tr>
+      <w:tr>
+        <w:trPr/>
+        <w:tc>
+          <w:tcPr>
+            <w:tcW w:w="2827" w:type="dxa"/>
+            <w:vMerge w:val="restart"/>
+            <w:tcBorders>
+              <w:left w:val="single" w:sz="6" w:space="0" w:color="000000"/>
+              <w:bottom w:val="single" w:sz="6" w:space="0" w:color="000000"/>
+            </w:tcBorders>
+            <w:vAlign w:val="center"/>
+          </w:tcPr>
+          <w:p>
+            <w:pPr>
+              <w:pStyle w:val="Style14"/>
+              <w:spacing w:lineRule="auto" w:line="240"/>
+              <w:ind w:hanging="0" w:left="0"/>
+              <w:rPr>
+                <w:lang w:val="en-US"/>
+              </w:rPr>
+            </w:pPr>
+            <w:r>
+              <w:rPr>
+                <w:lang w:val="en-US"/>
+              </w:rPr>
+              <w:t>1</w:t>
+            </w:r>
+          </w:p>
+        </w:tc>
+        <w:tc>
+          <w:tcPr>
+            <w:tcW w:w="1191" w:type="dxa"/>
+            <w:vMerge w:val="restart"/>
+            <w:tcBorders>
+              <w:left w:val="single" w:sz="6" w:space="0" w:color="000000"/>
+              <w:bottom w:val="single" w:sz="6" w:space="0" w:color="000000"/>
+            </w:tcBorders>
+            <w:vAlign w:val="center"/>
+          </w:tcPr>
+          <w:p>
+            <w:pPr>
+              <w:pStyle w:val="Style14"/>
+              <w:spacing w:lineRule="auto" w:line="240"/>
+              <w:ind w:hanging="0" w:left="0"/>
+              <w:rPr/>
+            </w:pPr>
+            <w:r>
+              <w:rPr/>
+              <w:t>10 000</w:t>
+            </w:r>
+          </w:p>
+        </w:tc>
+        <w:tc>
+          <w:tcPr>
+            <w:tcW w:w="1922" w:type="dxa"/>
+            <w:tcBorders>
+              <w:left w:val="single" w:sz="6" w:space="0" w:color="000000"/>
+              <w:bottom w:val="single" w:sz="6" w:space="0" w:color="000000"/>
+            </w:tcBorders>
+            <w:vAlign w:val="center"/>
+          </w:tcPr>
+          <w:p>
+            <w:pPr>
+              <w:pStyle w:val="Style14"/>
+              <w:spacing w:lineRule="auto" w:line="240"/>
+              <w:ind w:hanging="0" w:left="0"/>
+              <w:rPr/>
+            </w:pPr>
+            <w:r>
+              <w:rPr/>
+              <w:t>Збалансований</w:t>
+            </w:r>
+          </w:p>
+        </w:tc>
+        <w:tc>
+          <w:tcPr>
+            <w:tcW w:w="1181" w:type="dxa"/>
+            <w:tcBorders>
+              <w:left w:val="single" w:sz="6" w:space="0" w:color="000000"/>
+              <w:bottom w:val="single" w:sz="6" w:space="0" w:color="000000"/>
+              <w:right w:val="single" w:sz="6" w:space="0" w:color="000000"/>
+            </w:tcBorders>
+            <w:vAlign w:val="center"/>
+          </w:tcPr>
+          <w:p>
+            <w:pPr>
+              <w:pStyle w:val="Style14"/>
+              <w:spacing w:lineRule="auto" w:line="240"/>
+              <w:ind w:hanging="0" w:left="0"/>
+              <w:rPr/>
+            </w:pPr>
+            <w:r>
+              <w:rPr/>
+              <w:t>1.276870</w:t>
+            </w:r>
+          </w:p>
+        </w:tc>
+      </w:tr>
+      <w:tr>
+        <w:trPr/>
+        <w:tc>
+          <w:tcPr>
+            <w:tcW w:w="2827" w:type="dxa"/>
+            <w:vMerge w:val="continue"/>
+            <w:tcBorders>
+              <w:left w:val="single" w:sz="6" w:space="0" w:color="000000"/>
+              <w:bottom w:val="single" w:sz="6" w:space="0" w:color="000000"/>
+            </w:tcBorders>
+            <w:vAlign w:val="center"/>
+          </w:tcPr>
+          <w:p>
+            <w:pPr>
+              <w:pStyle w:val="Style14"/>
+              <w:spacing w:lineRule="auto" w:line="240"/>
+              <w:ind w:hanging="0" w:left="0"/>
+              <w:rPr>
+                <w:lang w:val="en-US"/>
+              </w:rPr>
+            </w:pPr>
+            <w:r>
+              <w:rPr>
+                <w:lang w:val="en-US"/>
+              </w:rPr>
+            </w:r>
+          </w:p>
+        </w:tc>
+        <w:tc>
+          <w:tcPr>
+            <w:tcW w:w="1191" w:type="dxa"/>
+            <w:vMerge w:val="continue"/>
+            <w:tcBorders>
+              <w:left w:val="single" w:sz="6" w:space="0" w:color="000000"/>
+              <w:bottom w:val="single" w:sz="6" w:space="0" w:color="000000"/>
+            </w:tcBorders>
+            <w:vAlign w:val="center"/>
+          </w:tcPr>
+          <w:p>
+            <w:pPr>
+              <w:pStyle w:val="Style14"/>
+              <w:spacing w:lineRule="auto" w:line="240"/>
+              <w:ind w:hanging="0" w:left="0"/>
+              <w:rPr/>
+            </w:pPr>
+            <w:r>
+              <w:rPr/>
+            </w:r>
+          </w:p>
+        </w:tc>
+        <w:tc>
+          <w:tcPr>
+            <w:tcW w:w="1922" w:type="dxa"/>
+            <w:tcBorders>
+              <w:left w:val="single" w:sz="6" w:space="0" w:color="000000"/>
+              <w:bottom w:val="single" w:sz="6" w:space="0" w:color="000000"/>
+            </w:tcBorders>
+            <w:vAlign w:val="center"/>
+          </w:tcPr>
+          <w:p>
+            <w:pPr>
+              <w:pStyle w:val="Style14"/>
+              <w:spacing w:lineRule="auto" w:line="240"/>
+              <w:ind w:hanging="0" w:left="0"/>
+              <w:rPr/>
+            </w:pPr>
+            <w:r>
+              <w:rPr/>
+              <w:t>Рівномірний</w:t>
+            </w:r>
+          </w:p>
+        </w:tc>
+        <w:tc>
+          <w:tcPr>
+            <w:tcW w:w="1181" w:type="dxa"/>
+            <w:tcBorders>
+              <w:left w:val="single" w:sz="6" w:space="0" w:color="000000"/>
+              <w:bottom w:val="single" w:sz="6" w:space="0" w:color="000000"/>
+              <w:right w:val="single" w:sz="6" w:space="0" w:color="000000"/>
+            </w:tcBorders>
+            <w:vAlign w:val="center"/>
+          </w:tcPr>
+          <w:p>
+            <w:pPr>
+              <w:pStyle w:val="Style14"/>
+              <w:spacing w:lineRule="auto" w:line="240"/>
+              <w:ind w:hanging="0" w:left="0"/>
+              <w:rPr/>
+            </w:pPr>
+            <w:r>
+              <w:rPr/>
+              <w:t>1.269891</w:t>
+            </w:r>
+          </w:p>
+        </w:tc>
+      </w:tr>
+      <w:tr>
+        <w:trPr/>
+        <w:tc>
+          <w:tcPr>
+            <w:tcW w:w="2827" w:type="dxa"/>
+            <w:vMerge w:val="continue"/>
+            <w:tcBorders>
+              <w:left w:val="single" w:sz="6" w:space="0" w:color="000000"/>
+              <w:bottom w:val="single" w:sz="6" w:space="0" w:color="000000"/>
+            </w:tcBorders>
+            <w:vAlign w:val="center"/>
+          </w:tcPr>
+          <w:p>
+            <w:pPr>
+              <w:pStyle w:val="Style14"/>
+              <w:spacing w:lineRule="auto" w:line="240"/>
+              <w:ind w:hanging="0" w:left="0"/>
+              <w:rPr>
+                <w:lang w:val="en-US"/>
+              </w:rPr>
+            </w:pPr>
+            <w:r>
+              <w:rPr>
+                <w:lang w:val="en-US"/>
+              </w:rPr>
+            </w:r>
+          </w:p>
+        </w:tc>
+        <w:tc>
+          <w:tcPr>
+            <w:tcW w:w="1191" w:type="dxa"/>
+            <w:vMerge w:val="restart"/>
+            <w:tcBorders>
+              <w:left w:val="single" w:sz="6" w:space="0" w:color="000000"/>
+              <w:bottom w:val="single" w:sz="6" w:space="0" w:color="000000"/>
+            </w:tcBorders>
+            <w:vAlign w:val="center"/>
+          </w:tcPr>
+          <w:p>
+            <w:pPr>
+              <w:pStyle w:val="Style14"/>
+              <w:spacing w:lineRule="auto" w:line="240"/>
+              <w:ind w:hanging="0" w:left="0"/>
+              <w:rPr/>
+            </w:pPr>
+            <w:r>
+              <w:rPr/>
+              <w:t>15 000</w:t>
+            </w:r>
+          </w:p>
+        </w:tc>
+        <w:tc>
+          <w:tcPr>
+            <w:tcW w:w="1922" w:type="dxa"/>
+            <w:tcBorders>
+              <w:left w:val="single" w:sz="6" w:space="0" w:color="000000"/>
+              <w:bottom w:val="single" w:sz="6" w:space="0" w:color="000000"/>
+            </w:tcBorders>
+            <w:vAlign w:val="center"/>
+          </w:tcPr>
+          <w:p>
+            <w:pPr>
+              <w:pStyle w:val="Style14"/>
+              <w:spacing w:lineRule="auto" w:line="240"/>
+              <w:ind w:hanging="0" w:left="0"/>
+              <w:rPr/>
+            </w:pPr>
+            <w:r>
+              <w:rPr/>
+              <w:t>Збалансований</w:t>
+            </w:r>
+          </w:p>
+        </w:tc>
+        <w:tc>
+          <w:tcPr>
+            <w:tcW w:w="1181" w:type="dxa"/>
+            <w:tcBorders>
+              <w:left w:val="single" w:sz="6" w:space="0" w:color="000000"/>
+              <w:bottom w:val="single" w:sz="6" w:space="0" w:color="000000"/>
+              <w:right w:val="single" w:sz="6" w:space="0" w:color="000000"/>
+            </w:tcBorders>
+            <w:vAlign w:val="center"/>
+          </w:tcPr>
+          <w:p>
+            <w:pPr>
+              <w:pStyle w:val="Style14"/>
+              <w:spacing w:lineRule="auto" w:line="240"/>
+              <w:ind w:hanging="0" w:left="0"/>
+              <w:rPr/>
+            </w:pPr>
+            <w:r>
+              <w:rPr/>
+              <w:t>2.851189</w:t>
+            </w:r>
+          </w:p>
+        </w:tc>
+      </w:tr>
+      <w:tr>
+        <w:trPr/>
+        <w:tc>
+          <w:tcPr>
+            <w:tcW w:w="2827" w:type="dxa"/>
+            <w:vMerge w:val="continue"/>
+            <w:tcBorders>
+              <w:left w:val="single" w:sz="6" w:space="0" w:color="000000"/>
+              <w:bottom w:val="single" w:sz="6" w:space="0" w:color="000000"/>
+            </w:tcBorders>
+            <w:vAlign w:val="center"/>
+          </w:tcPr>
+          <w:p>
+            <w:pPr>
+              <w:pStyle w:val="Style14"/>
+              <w:spacing w:lineRule="auto" w:line="240"/>
+              <w:ind w:hanging="0" w:left="0"/>
+              <w:rPr>
+                <w:lang w:val="en-US"/>
+              </w:rPr>
+            </w:pPr>
+            <w:r>
+              <w:rPr>
+                <w:lang w:val="en-US"/>
+              </w:rPr>
+            </w:r>
+          </w:p>
+        </w:tc>
+        <w:tc>
+          <w:tcPr>
+            <w:tcW w:w="1191" w:type="dxa"/>
+            <w:vMerge w:val="continue"/>
+            <w:tcBorders>
+              <w:left w:val="single" w:sz="6" w:space="0" w:color="000000"/>
+              <w:bottom w:val="single" w:sz="6" w:space="0" w:color="000000"/>
+            </w:tcBorders>
+            <w:vAlign w:val="center"/>
+          </w:tcPr>
+          <w:p>
+            <w:pPr>
+              <w:pStyle w:val="Style14"/>
+              <w:spacing w:lineRule="auto" w:line="240"/>
+              <w:ind w:hanging="0" w:left="0"/>
+              <w:rPr/>
+            </w:pPr>
+            <w:r>
+              <w:rPr/>
+            </w:r>
+          </w:p>
+        </w:tc>
+        <w:tc>
+          <w:tcPr>
+            <w:tcW w:w="1922" w:type="dxa"/>
+            <w:tcBorders>
+              <w:left w:val="single" w:sz="6" w:space="0" w:color="000000"/>
+              <w:bottom w:val="single" w:sz="6" w:space="0" w:color="000000"/>
+            </w:tcBorders>
+            <w:vAlign w:val="center"/>
+          </w:tcPr>
+          <w:p>
+            <w:pPr>
+              <w:pStyle w:val="Style14"/>
+              <w:spacing w:lineRule="auto" w:line="240"/>
+              <w:ind w:hanging="0" w:left="0"/>
+              <w:rPr/>
+            </w:pPr>
+            <w:r>
+              <w:rPr/>
+              <w:t>Рівномірний</w:t>
+            </w:r>
+          </w:p>
+        </w:tc>
+        <w:tc>
+          <w:tcPr>
+            <w:tcW w:w="1181" w:type="dxa"/>
+            <w:tcBorders>
+              <w:left w:val="single" w:sz="6" w:space="0" w:color="000000"/>
+              <w:bottom w:val="single" w:sz="6" w:space="0" w:color="000000"/>
+              <w:right w:val="single" w:sz="6" w:space="0" w:color="000000"/>
+            </w:tcBorders>
+            <w:vAlign w:val="center"/>
+          </w:tcPr>
+          <w:p>
+            <w:pPr>
+              <w:pStyle w:val="Style14"/>
+              <w:spacing w:lineRule="auto" w:line="240"/>
+              <w:ind w:hanging="0" w:left="0"/>
+              <w:rPr/>
+            </w:pPr>
+            <w:r>
+              <w:rPr/>
+              <w:t>2.860192</w:t>
+            </w:r>
+          </w:p>
+        </w:tc>
+      </w:tr>
+      <w:tr>
+        <w:trPr/>
+        <w:tc>
+          <w:tcPr>
+            <w:tcW w:w="2827" w:type="dxa"/>
+            <w:vMerge w:val="continue"/>
+            <w:tcBorders>
+              <w:left w:val="single" w:sz="6" w:space="0" w:color="000000"/>
+              <w:bottom w:val="single" w:sz="6" w:space="0" w:color="000000"/>
+            </w:tcBorders>
+            <w:vAlign w:val="center"/>
+          </w:tcPr>
+          <w:p>
+            <w:pPr>
+              <w:pStyle w:val="Style14"/>
+              <w:spacing w:lineRule="auto" w:line="240"/>
+              <w:ind w:hanging="0" w:left="0"/>
+              <w:rPr>
+                <w:lang w:val="en-US"/>
+              </w:rPr>
+            </w:pPr>
+            <w:r>
+              <w:rPr>
+                <w:lang w:val="en-US"/>
+              </w:rPr>
+            </w:r>
+          </w:p>
+        </w:tc>
+        <w:tc>
+          <w:tcPr>
+            <w:tcW w:w="1191" w:type="dxa"/>
+            <w:vMerge w:val="restart"/>
+            <w:tcBorders>
+              <w:left w:val="single" w:sz="6" w:space="0" w:color="000000"/>
+              <w:bottom w:val="single" w:sz="6" w:space="0" w:color="000000"/>
+            </w:tcBorders>
+            <w:vAlign w:val="center"/>
+          </w:tcPr>
+          <w:p>
+            <w:pPr>
+              <w:pStyle w:val="Style14"/>
+              <w:spacing w:lineRule="auto" w:line="240"/>
+              <w:ind w:hanging="0" w:left="0"/>
+              <w:rPr/>
+            </w:pPr>
+            <w:r>
+              <w:rPr/>
+              <w:t>20 000</w:t>
+            </w:r>
+          </w:p>
+        </w:tc>
+        <w:tc>
+          <w:tcPr>
+            <w:tcW w:w="1922" w:type="dxa"/>
+            <w:tcBorders>
+              <w:left w:val="single" w:sz="6" w:space="0" w:color="000000"/>
+              <w:bottom w:val="single" w:sz="6" w:space="0" w:color="000000"/>
+            </w:tcBorders>
+            <w:vAlign w:val="center"/>
+          </w:tcPr>
+          <w:p>
+            <w:pPr>
+              <w:pStyle w:val="Style14"/>
+              <w:spacing w:lineRule="auto" w:line="240"/>
+              <w:ind w:hanging="0" w:left="0"/>
+              <w:rPr/>
+            </w:pPr>
+            <w:r>
+              <w:rPr/>
+              <w:t>Збалансований</w:t>
+            </w:r>
+          </w:p>
+        </w:tc>
+        <w:tc>
+          <w:tcPr>
+            <w:tcW w:w="1181" w:type="dxa"/>
+            <w:tcBorders>
+              <w:left w:val="single" w:sz="6" w:space="0" w:color="000000"/>
+              <w:bottom w:val="single" w:sz="6" w:space="0" w:color="000000"/>
+              <w:right w:val="single" w:sz="6" w:space="0" w:color="000000"/>
+            </w:tcBorders>
+            <w:vAlign w:val="center"/>
+          </w:tcPr>
+          <w:p>
+            <w:pPr>
+              <w:pStyle w:val="Style14"/>
+              <w:spacing w:lineRule="auto" w:line="240"/>
+              <w:ind w:hanging="0" w:left="0"/>
+              <w:rPr/>
+            </w:pPr>
+            <w:r>
+              <w:rPr/>
+              <w:t>5.104929</w:t>
+            </w:r>
+          </w:p>
+        </w:tc>
+      </w:tr>
+      <w:tr>
+        <w:trPr/>
+        <w:tc>
+          <w:tcPr>
+            <w:tcW w:w="2827" w:type="dxa"/>
+            <w:vMerge w:val="continue"/>
+            <w:tcBorders>
+              <w:left w:val="single" w:sz="6" w:space="0" w:color="000000"/>
+              <w:bottom w:val="single" w:sz="6" w:space="0" w:color="000000"/>
+            </w:tcBorders>
+            <w:vAlign w:val="center"/>
+          </w:tcPr>
+          <w:p>
+            <w:pPr>
+              <w:pStyle w:val="Style14"/>
+              <w:spacing w:lineRule="auto" w:line="240"/>
+              <w:ind w:hanging="0" w:left="0"/>
+              <w:rPr>
+                <w:lang w:val="en-US"/>
+              </w:rPr>
+            </w:pPr>
+            <w:r>
+              <w:rPr>
+                <w:lang w:val="en-US"/>
+              </w:rPr>
+            </w:r>
+          </w:p>
+        </w:tc>
+        <w:tc>
+          <w:tcPr>
+            <w:tcW w:w="1191" w:type="dxa"/>
+            <w:vMerge w:val="continue"/>
+            <w:tcBorders>
+              <w:left w:val="single" w:sz="6" w:space="0" w:color="000000"/>
+              <w:bottom w:val="single" w:sz="6" w:space="0" w:color="000000"/>
+            </w:tcBorders>
+            <w:vAlign w:val="center"/>
+          </w:tcPr>
+          <w:p>
+            <w:pPr>
+              <w:pStyle w:val="Style14"/>
+              <w:spacing w:lineRule="auto" w:line="240"/>
+              <w:ind w:hanging="0" w:left="0"/>
+              <w:rPr/>
+            </w:pPr>
+            <w:r>
+              <w:rPr/>
+            </w:r>
+          </w:p>
+        </w:tc>
+        <w:tc>
+          <w:tcPr>
+            <w:tcW w:w="1922" w:type="dxa"/>
+            <w:tcBorders>
+              <w:left w:val="single" w:sz="6" w:space="0" w:color="000000"/>
+              <w:bottom w:val="single" w:sz="6" w:space="0" w:color="000000"/>
+            </w:tcBorders>
+            <w:vAlign w:val="center"/>
+          </w:tcPr>
+          <w:p>
+            <w:pPr>
+              <w:pStyle w:val="Style14"/>
+              <w:spacing w:lineRule="auto" w:line="240"/>
+              <w:ind w:hanging="0" w:left="0"/>
+              <w:rPr/>
+            </w:pPr>
+            <w:r>
+              <w:rPr/>
+              <w:t>Рівномірний</w:t>
+            </w:r>
+          </w:p>
+        </w:tc>
+        <w:tc>
+          <w:tcPr>
+            <w:tcW w:w="1181" w:type="dxa"/>
+            <w:tcBorders>
+              <w:left w:val="single" w:sz="6" w:space="0" w:color="000000"/>
+              <w:bottom w:val="single" w:sz="6" w:space="0" w:color="000000"/>
+              <w:right w:val="single" w:sz="6" w:space="0" w:color="000000"/>
+            </w:tcBorders>
+            <w:vAlign w:val="center"/>
+          </w:tcPr>
+          <w:p>
+            <w:pPr>
+              <w:pStyle w:val="Style14"/>
+              <w:spacing w:lineRule="auto" w:line="240"/>
+              <w:ind w:hanging="0" w:left="0"/>
+              <w:rPr/>
+            </w:pPr>
+            <w:r>
+              <w:rPr/>
+              <w:t>5.195640</w:t>
+            </w:r>
+          </w:p>
+        </w:tc>
+      </w:tr>
+      <w:tr>
+        <w:trPr/>
+        <w:tc>
+          <w:tcPr>
+            <w:tcW w:w="2827" w:type="dxa"/>
+            <w:vMerge w:val="restart"/>
+            <w:tcBorders>
+              <w:left w:val="single" w:sz="6" w:space="0" w:color="000000"/>
+              <w:bottom w:val="single" w:sz="6" w:space="0" w:color="000000"/>
+            </w:tcBorders>
+            <w:vAlign w:val="center"/>
+          </w:tcPr>
+          <w:p>
+            <w:pPr>
+              <w:pStyle w:val="Style14"/>
+              <w:spacing w:lineRule="auto" w:line="240"/>
+              <w:ind w:hanging="0" w:left="0"/>
+              <w:rPr>
+                <w:lang w:val="uk-UA"/>
+              </w:rPr>
+            </w:pPr>
+            <w:r>
+              <w:rPr>
+                <w:lang w:val="uk-UA"/>
+              </w:rPr>
+              <w:t>2</w:t>
+            </w:r>
+          </w:p>
+        </w:tc>
+        <w:tc>
+          <w:tcPr>
+            <w:tcW w:w="1191" w:type="dxa"/>
+            <w:vMerge w:val="restart"/>
+            <w:tcBorders>
+              <w:left w:val="single" w:sz="6" w:space="0" w:color="000000"/>
+              <w:bottom w:val="single" w:sz="6" w:space="0" w:color="000000"/>
+            </w:tcBorders>
+            <w:vAlign w:val="center"/>
+          </w:tcPr>
+          <w:p>
+            <w:pPr>
+              <w:pStyle w:val="Style14"/>
+              <w:spacing w:lineRule="auto" w:line="240"/>
+              <w:ind w:hanging="0" w:left="0"/>
+              <w:rPr/>
+            </w:pPr>
+            <w:r>
+              <w:rPr/>
+              <w:t>10 000</w:t>
+            </w:r>
+          </w:p>
+        </w:tc>
+        <w:tc>
+          <w:tcPr>
+            <w:tcW w:w="1922" w:type="dxa"/>
+            <w:tcBorders>
+              <w:left w:val="single" w:sz="6" w:space="0" w:color="000000"/>
+              <w:bottom w:val="single" w:sz="6" w:space="0" w:color="000000"/>
+            </w:tcBorders>
+            <w:vAlign w:val="center"/>
+          </w:tcPr>
+          <w:p>
+            <w:pPr>
+              <w:pStyle w:val="Style14"/>
+              <w:spacing w:lineRule="auto" w:line="240"/>
+              <w:ind w:hanging="0" w:left="0"/>
+              <w:rPr/>
+            </w:pPr>
+            <w:r>
+              <w:rPr/>
+              <w:t>Збалансований</w:t>
+            </w:r>
+          </w:p>
+        </w:tc>
+        <w:tc>
+          <w:tcPr>
+            <w:tcW w:w="1181" w:type="dxa"/>
+            <w:tcBorders>
+              <w:left w:val="single" w:sz="6" w:space="0" w:color="000000"/>
+              <w:bottom w:val="single" w:sz="6" w:space="0" w:color="000000"/>
+              <w:right w:val="single" w:sz="6" w:space="0" w:color="000000"/>
+            </w:tcBorders>
+            <w:vAlign w:val="center"/>
+          </w:tcPr>
+          <w:p>
+            <w:pPr>
+              <w:pStyle w:val="Style14"/>
+              <w:spacing w:lineRule="auto" w:line="240"/>
+              <w:ind w:hanging="0" w:left="0"/>
+              <w:rPr/>
+            </w:pPr>
+            <w:r>
+              <w:rPr/>
+              <w:t>0.652599</w:t>
+            </w:r>
+          </w:p>
+        </w:tc>
+      </w:tr>
+      <w:tr>
+        <w:trPr/>
+        <w:tc>
+          <w:tcPr>
+            <w:tcW w:w="2827" w:type="dxa"/>
+            <w:vMerge w:val="continue"/>
+            <w:tcBorders>
+              <w:left w:val="single" w:sz="6" w:space="0" w:color="000000"/>
+              <w:bottom w:val="single" w:sz="6" w:space="0" w:color="000000"/>
+            </w:tcBorders>
+            <w:vAlign w:val="center"/>
+          </w:tcPr>
+          <w:p>
+            <w:pPr>
+              <w:pStyle w:val="Style14"/>
+              <w:spacing w:lineRule="auto" w:line="240"/>
+              <w:ind w:hanging="0" w:left="0"/>
+              <w:rPr>
+                <w:lang w:val="uk-UA"/>
+              </w:rPr>
+            </w:pPr>
+            <w:r>
+              <w:rPr>
+                <w:lang w:val="uk-UA"/>
+              </w:rPr>
+            </w:r>
+          </w:p>
+        </w:tc>
+        <w:tc>
+          <w:tcPr>
+            <w:tcW w:w="1191" w:type="dxa"/>
+            <w:vMerge w:val="continue"/>
+            <w:tcBorders>
+              <w:left w:val="single" w:sz="6" w:space="0" w:color="000000"/>
+              <w:bottom w:val="single" w:sz="6" w:space="0" w:color="000000"/>
+            </w:tcBorders>
+            <w:vAlign w:val="center"/>
+          </w:tcPr>
+          <w:p>
+            <w:pPr>
+              <w:pStyle w:val="Style14"/>
+              <w:spacing w:lineRule="auto" w:line="240"/>
+              <w:ind w:hanging="0" w:left="0"/>
+              <w:rPr/>
+            </w:pPr>
+            <w:r>
+              <w:rPr/>
+            </w:r>
+          </w:p>
+        </w:tc>
+        <w:tc>
+          <w:tcPr>
+            <w:tcW w:w="1922" w:type="dxa"/>
+            <w:tcBorders>
+              <w:left w:val="single" w:sz="6" w:space="0" w:color="000000"/>
+              <w:bottom w:val="single" w:sz="6" w:space="0" w:color="000000"/>
+            </w:tcBorders>
+            <w:vAlign w:val="center"/>
+          </w:tcPr>
+          <w:p>
+            <w:pPr>
+              <w:pStyle w:val="Style14"/>
+              <w:spacing w:lineRule="auto" w:line="240"/>
+              <w:ind w:hanging="0" w:left="0"/>
+              <w:rPr/>
+            </w:pPr>
+            <w:r>
+              <w:rPr/>
+              <w:t>Рівномірний</w:t>
+            </w:r>
+          </w:p>
+        </w:tc>
+        <w:tc>
+          <w:tcPr>
+            <w:tcW w:w="1181" w:type="dxa"/>
+            <w:tcBorders>
+              <w:left w:val="single" w:sz="6" w:space="0" w:color="000000"/>
+              <w:bottom w:val="single" w:sz="6" w:space="0" w:color="000000"/>
+              <w:right w:val="single" w:sz="6" w:space="0" w:color="000000"/>
+            </w:tcBorders>
+            <w:vAlign w:val="center"/>
+          </w:tcPr>
+          <w:p>
+            <w:pPr>
+              <w:pStyle w:val="Style14"/>
+              <w:spacing w:lineRule="auto" w:line="240"/>
+              <w:ind w:hanging="0" w:left="0"/>
+              <w:rPr/>
+            </w:pPr>
+            <w:r>
+              <w:rPr/>
+              <w:t>0.968025</w:t>
+            </w:r>
+          </w:p>
+        </w:tc>
+      </w:tr>
+      <w:tr>
+        <w:trPr/>
+        <w:tc>
+          <w:tcPr>
+            <w:tcW w:w="2827" w:type="dxa"/>
+            <w:vMerge w:val="continue"/>
+            <w:tcBorders>
+              <w:left w:val="single" w:sz="6" w:space="0" w:color="000000"/>
+              <w:bottom w:val="single" w:sz="6" w:space="0" w:color="000000"/>
+            </w:tcBorders>
+            <w:vAlign w:val="center"/>
+          </w:tcPr>
+          <w:p>
+            <w:pPr>
+              <w:pStyle w:val="Style14"/>
+              <w:spacing w:lineRule="auto" w:line="240"/>
+              <w:ind w:hanging="0" w:left="0"/>
+              <w:rPr>
+                <w:lang w:val="uk-UA"/>
+              </w:rPr>
+            </w:pPr>
+            <w:r>
+              <w:rPr>
+                <w:lang w:val="uk-UA"/>
+              </w:rPr>
+            </w:r>
+          </w:p>
+        </w:tc>
+        <w:tc>
+          <w:tcPr>
+            <w:tcW w:w="1191" w:type="dxa"/>
+            <w:vMerge w:val="restart"/>
+            <w:tcBorders>
+              <w:left w:val="single" w:sz="6" w:space="0" w:color="000000"/>
+              <w:bottom w:val="single" w:sz="6" w:space="0" w:color="000000"/>
+            </w:tcBorders>
+            <w:vAlign w:val="center"/>
+          </w:tcPr>
+          <w:p>
+            <w:pPr>
+              <w:pStyle w:val="Style14"/>
+              <w:spacing w:lineRule="auto" w:line="240"/>
+              <w:ind w:hanging="0" w:left="0"/>
+              <w:rPr/>
+            </w:pPr>
+            <w:r>
+              <w:rPr/>
+              <w:t>15 000</w:t>
+            </w:r>
+          </w:p>
+        </w:tc>
+        <w:tc>
+          <w:tcPr>
+            <w:tcW w:w="1922" w:type="dxa"/>
+            <w:tcBorders>
+              <w:left w:val="single" w:sz="6" w:space="0" w:color="000000"/>
+              <w:bottom w:val="single" w:sz="6" w:space="0" w:color="000000"/>
+            </w:tcBorders>
+            <w:vAlign w:val="center"/>
+          </w:tcPr>
+          <w:p>
+            <w:pPr>
+              <w:pStyle w:val="Style14"/>
+              <w:spacing w:lineRule="auto" w:line="240"/>
+              <w:ind w:hanging="0" w:left="0"/>
+              <w:rPr/>
+            </w:pPr>
+            <w:r>
+              <w:rPr/>
+              <w:t>Збалансований</w:t>
+            </w:r>
+          </w:p>
+        </w:tc>
+        <w:tc>
+          <w:tcPr>
+            <w:tcW w:w="1181" w:type="dxa"/>
+            <w:tcBorders>
+              <w:left w:val="single" w:sz="6" w:space="0" w:color="000000"/>
+              <w:bottom w:val="single" w:sz="6" w:space="0" w:color="000000"/>
+              <w:right w:val="single" w:sz="6" w:space="0" w:color="000000"/>
+            </w:tcBorders>
+            <w:vAlign w:val="center"/>
+          </w:tcPr>
+          <w:p>
+            <w:pPr>
+              <w:pStyle w:val="Style14"/>
+              <w:spacing w:lineRule="auto" w:line="240"/>
+              <w:ind w:hanging="0" w:left="0"/>
+              <w:rPr/>
+            </w:pPr>
+            <w:r>
+              <w:rPr/>
+              <w:t>1.478876</w:t>
+            </w:r>
+          </w:p>
+        </w:tc>
+      </w:tr>
+      <w:tr>
+        <w:trPr/>
+        <w:tc>
+          <w:tcPr>
+            <w:tcW w:w="2827" w:type="dxa"/>
+            <w:vMerge w:val="continue"/>
+            <w:tcBorders>
+              <w:left w:val="single" w:sz="6" w:space="0" w:color="000000"/>
+              <w:bottom w:val="single" w:sz="6" w:space="0" w:color="000000"/>
+            </w:tcBorders>
+            <w:vAlign w:val="center"/>
+          </w:tcPr>
+          <w:p>
+            <w:pPr>
+              <w:pStyle w:val="Style14"/>
+              <w:spacing w:lineRule="auto" w:line="240"/>
+              <w:ind w:hanging="0" w:left="0"/>
+              <w:rPr>
+                <w:lang w:val="uk-UA"/>
+              </w:rPr>
+            </w:pPr>
+            <w:r>
+              <w:rPr>
+                <w:lang w:val="uk-UA"/>
+              </w:rPr>
+            </w:r>
+          </w:p>
+        </w:tc>
+        <w:tc>
+          <w:tcPr>
+            <w:tcW w:w="1191" w:type="dxa"/>
+            <w:vMerge w:val="continue"/>
+            <w:tcBorders>
+              <w:left w:val="single" w:sz="6" w:space="0" w:color="000000"/>
+              <w:bottom w:val="single" w:sz="6" w:space="0" w:color="000000"/>
+            </w:tcBorders>
+            <w:vAlign w:val="center"/>
+          </w:tcPr>
+          <w:p>
+            <w:pPr>
+              <w:pStyle w:val="Style14"/>
+              <w:spacing w:lineRule="auto" w:line="240"/>
+              <w:ind w:hanging="0" w:left="0"/>
+              <w:rPr/>
+            </w:pPr>
+            <w:r>
+              <w:rPr/>
+            </w:r>
+          </w:p>
+        </w:tc>
+        <w:tc>
+          <w:tcPr>
+            <w:tcW w:w="1922" w:type="dxa"/>
+            <w:tcBorders>
+              <w:left w:val="single" w:sz="6" w:space="0" w:color="000000"/>
+              <w:bottom w:val="single" w:sz="6" w:space="0" w:color="000000"/>
+            </w:tcBorders>
+            <w:vAlign w:val="center"/>
+          </w:tcPr>
+          <w:p>
+            <w:pPr>
+              <w:pStyle w:val="Style14"/>
+              <w:spacing w:lineRule="auto" w:line="240"/>
+              <w:ind w:hanging="0" w:left="0"/>
+              <w:rPr/>
+            </w:pPr>
+            <w:r>
+              <w:rPr/>
+              <w:t>Рівномірний</w:t>
+            </w:r>
+          </w:p>
+        </w:tc>
+        <w:tc>
+          <w:tcPr>
+            <w:tcW w:w="1181" w:type="dxa"/>
+            <w:tcBorders>
+              <w:left w:val="single" w:sz="6" w:space="0" w:color="000000"/>
+              <w:bottom w:val="single" w:sz="6" w:space="0" w:color="000000"/>
+              <w:right w:val="single" w:sz="6" w:space="0" w:color="000000"/>
+            </w:tcBorders>
+            <w:vAlign w:val="center"/>
+          </w:tcPr>
+          <w:p>
+            <w:pPr>
+              <w:pStyle w:val="Style14"/>
+              <w:spacing w:lineRule="auto" w:line="240"/>
+              <w:ind w:hanging="0" w:left="0"/>
+              <w:rPr/>
+            </w:pPr>
+            <w:r>
+              <w:rPr/>
+              <w:t>2.194755</w:t>
+            </w:r>
+          </w:p>
+        </w:tc>
+      </w:tr>
+      <w:tr>
+        <w:trPr/>
+        <w:tc>
+          <w:tcPr>
+            <w:tcW w:w="2827" w:type="dxa"/>
+            <w:vMerge w:val="continue"/>
+            <w:tcBorders>
+              <w:left w:val="single" w:sz="6" w:space="0" w:color="000000"/>
+              <w:bottom w:val="single" w:sz="6" w:space="0" w:color="000000"/>
+            </w:tcBorders>
+            <w:vAlign w:val="center"/>
+          </w:tcPr>
+          <w:p>
+            <w:pPr>
+              <w:pStyle w:val="Style14"/>
+              <w:spacing w:lineRule="auto" w:line="240"/>
+              <w:ind w:hanging="0" w:left="0"/>
+              <w:rPr>
+                <w:lang w:val="uk-UA"/>
+              </w:rPr>
+            </w:pPr>
+            <w:r>
+              <w:rPr>
+                <w:lang w:val="uk-UA"/>
+              </w:rPr>
+            </w:r>
+          </w:p>
+        </w:tc>
+        <w:tc>
+          <w:tcPr>
+            <w:tcW w:w="1191" w:type="dxa"/>
+            <w:vMerge w:val="restart"/>
+            <w:tcBorders>
+              <w:left w:val="single" w:sz="6" w:space="0" w:color="000000"/>
+              <w:bottom w:val="single" w:sz="6" w:space="0" w:color="000000"/>
+            </w:tcBorders>
+            <w:vAlign w:val="center"/>
+          </w:tcPr>
+          <w:p>
+            <w:pPr>
+              <w:pStyle w:val="Style14"/>
+              <w:spacing w:lineRule="auto" w:line="240"/>
+              <w:ind w:hanging="0" w:left="0"/>
+              <w:rPr/>
+            </w:pPr>
+            <w:r>
+              <w:rPr/>
+              <w:t>20 000</w:t>
+            </w:r>
+          </w:p>
+        </w:tc>
+        <w:tc>
+          <w:tcPr>
+            <w:tcW w:w="1922" w:type="dxa"/>
+            <w:tcBorders>
+              <w:left w:val="single" w:sz="6" w:space="0" w:color="000000"/>
+              <w:bottom w:val="single" w:sz="6" w:space="0" w:color="000000"/>
+            </w:tcBorders>
+            <w:vAlign w:val="center"/>
+          </w:tcPr>
+          <w:p>
+            <w:pPr>
+              <w:pStyle w:val="Style14"/>
+              <w:spacing w:lineRule="auto" w:line="240"/>
+              <w:ind w:hanging="0" w:left="0"/>
+              <w:rPr/>
+            </w:pPr>
+            <w:r>
+              <w:rPr/>
+              <w:t>Збалансований</w:t>
+            </w:r>
+          </w:p>
+        </w:tc>
+        <w:tc>
+          <w:tcPr>
+            <w:tcW w:w="1181" w:type="dxa"/>
+            <w:tcBorders>
+              <w:left w:val="single" w:sz="6" w:space="0" w:color="000000"/>
+              <w:bottom w:val="single" w:sz="6" w:space="0" w:color="000000"/>
+              <w:right w:val="single" w:sz="6" w:space="0" w:color="000000"/>
+            </w:tcBorders>
+            <w:vAlign w:val="center"/>
+          </w:tcPr>
+          <w:p>
+            <w:pPr>
+              <w:pStyle w:val="Style14"/>
+              <w:spacing w:lineRule="auto" w:line="240"/>
+              <w:ind w:hanging="0" w:left="0"/>
+              <w:rPr/>
+            </w:pPr>
+            <w:r>
+              <w:rPr/>
+              <w:t>2.637790</w:t>
+            </w:r>
+          </w:p>
+        </w:tc>
+      </w:tr>
+      <w:tr>
+        <w:trPr/>
+        <w:tc>
+          <w:tcPr>
+            <w:tcW w:w="2827" w:type="dxa"/>
+            <w:vMerge w:val="continue"/>
+            <w:tcBorders>
+              <w:left w:val="single" w:sz="6" w:space="0" w:color="000000"/>
+              <w:bottom w:val="single" w:sz="6" w:space="0" w:color="000000"/>
+            </w:tcBorders>
+            <w:vAlign w:val="center"/>
+          </w:tcPr>
+          <w:p>
+            <w:pPr>
+              <w:pStyle w:val="Style14"/>
+              <w:spacing w:lineRule="auto" w:line="240"/>
+              <w:ind w:hanging="0" w:left="0"/>
+              <w:rPr>
+                <w:lang w:val="uk-UA"/>
+              </w:rPr>
+            </w:pPr>
+            <w:r>
+              <w:rPr>
+                <w:lang w:val="uk-UA"/>
+              </w:rPr>
+            </w:r>
+          </w:p>
+        </w:tc>
+        <w:tc>
+          <w:tcPr>
+            <w:tcW w:w="1191" w:type="dxa"/>
+            <w:vMerge w:val="continue"/>
+            <w:tcBorders>
+              <w:left w:val="single" w:sz="6" w:space="0" w:color="000000"/>
+              <w:bottom w:val="single" w:sz="6" w:space="0" w:color="000000"/>
+            </w:tcBorders>
+            <w:vAlign w:val="center"/>
+          </w:tcPr>
+          <w:p>
+            <w:pPr>
+              <w:pStyle w:val="Style14"/>
+              <w:spacing w:lineRule="auto" w:line="240"/>
+              <w:ind w:hanging="0" w:left="0"/>
+              <w:rPr/>
+            </w:pPr>
+            <w:r>
+              <w:rPr/>
+            </w:r>
+          </w:p>
+        </w:tc>
+        <w:tc>
+          <w:tcPr>
+            <w:tcW w:w="1922" w:type="dxa"/>
+            <w:tcBorders>
+              <w:left w:val="single" w:sz="6" w:space="0" w:color="000000"/>
+              <w:bottom w:val="single" w:sz="6" w:space="0" w:color="000000"/>
+            </w:tcBorders>
+            <w:vAlign w:val="center"/>
+          </w:tcPr>
+          <w:p>
+            <w:pPr>
+              <w:pStyle w:val="Style14"/>
+              <w:spacing w:lineRule="auto" w:line="240"/>
+              <w:ind w:hanging="0" w:left="0"/>
+              <w:rPr/>
+            </w:pPr>
+            <w:r>
+              <w:rPr/>
+              <w:t>Рівномірний</w:t>
+            </w:r>
+          </w:p>
+        </w:tc>
+        <w:tc>
+          <w:tcPr>
+            <w:tcW w:w="1181" w:type="dxa"/>
+            <w:tcBorders>
+              <w:left w:val="single" w:sz="6" w:space="0" w:color="000000"/>
+              <w:bottom w:val="single" w:sz="6" w:space="0" w:color="000000"/>
+              <w:right w:val="single" w:sz="6" w:space="0" w:color="000000"/>
+            </w:tcBorders>
+            <w:vAlign w:val="center"/>
+          </w:tcPr>
+          <w:p>
+            <w:pPr>
+              <w:pStyle w:val="Style14"/>
+              <w:spacing w:lineRule="auto" w:line="240"/>
+              <w:ind w:hanging="0" w:left="0"/>
+              <w:rPr/>
+            </w:pPr>
+            <w:r>
+              <w:rPr/>
+              <w:t>3.850634</w:t>
+            </w:r>
+          </w:p>
+        </w:tc>
+      </w:tr>
+      <w:tr>
+        <w:trPr/>
+        <w:tc>
+          <w:tcPr>
+            <w:tcW w:w="2827" w:type="dxa"/>
+            <w:vMerge w:val="restart"/>
+            <w:tcBorders>
+              <w:left w:val="single" w:sz="6" w:space="0" w:color="000000"/>
+              <w:bottom w:val="single" w:sz="6" w:space="0" w:color="000000"/>
+            </w:tcBorders>
+            <w:vAlign w:val="center"/>
+          </w:tcPr>
+          <w:p>
+            <w:pPr>
+              <w:pStyle w:val="Style14"/>
+              <w:spacing w:lineRule="auto" w:line="240"/>
+              <w:ind w:hanging="0" w:left="0"/>
+              <w:rPr>
+                <w:lang w:val="en-US"/>
+              </w:rPr>
+            </w:pPr>
+            <w:r>
+              <w:rPr>
+                <w:lang w:val="en-US"/>
+              </w:rPr>
+              <w:t>4</w:t>
+            </w:r>
+          </w:p>
+        </w:tc>
+        <w:tc>
+          <w:tcPr>
+            <w:tcW w:w="1191" w:type="dxa"/>
+            <w:vMerge w:val="restart"/>
+            <w:tcBorders>
+              <w:left w:val="single" w:sz="6" w:space="0" w:color="000000"/>
+              <w:bottom w:val="single" w:sz="6" w:space="0" w:color="000000"/>
+            </w:tcBorders>
+            <w:vAlign w:val="center"/>
+          </w:tcPr>
+          <w:p>
+            <w:pPr>
+              <w:pStyle w:val="Style14"/>
+              <w:spacing w:lineRule="auto" w:line="240"/>
+              <w:ind w:hanging="0" w:left="0"/>
+              <w:rPr/>
+            </w:pPr>
+            <w:r>
+              <w:rPr/>
+              <w:t>10 000</w:t>
+            </w:r>
+          </w:p>
+        </w:tc>
+        <w:tc>
+          <w:tcPr>
+            <w:tcW w:w="1922" w:type="dxa"/>
+            <w:tcBorders>
+              <w:left w:val="single" w:sz="6" w:space="0" w:color="000000"/>
+              <w:bottom w:val="single" w:sz="6" w:space="0" w:color="000000"/>
+            </w:tcBorders>
+            <w:vAlign w:val="center"/>
+          </w:tcPr>
+          <w:p>
+            <w:pPr>
+              <w:pStyle w:val="Style14"/>
+              <w:spacing w:lineRule="auto" w:line="240"/>
+              <w:ind w:hanging="0" w:left="0"/>
+              <w:rPr/>
+            </w:pPr>
+            <w:r>
+              <w:rPr/>
+              <w:t>Збалансований</w:t>
+            </w:r>
+          </w:p>
+        </w:tc>
+        <w:tc>
+          <w:tcPr>
+            <w:tcW w:w="1181" w:type="dxa"/>
+            <w:tcBorders>
+              <w:left w:val="single" w:sz="6" w:space="0" w:color="000000"/>
+              <w:bottom w:val="single" w:sz="6" w:space="0" w:color="000000"/>
+              <w:right w:val="single" w:sz="6" w:space="0" w:color="000000"/>
+            </w:tcBorders>
+            <w:vAlign w:val="center"/>
+          </w:tcPr>
+          <w:p>
+            <w:pPr>
+              <w:pStyle w:val="Style14"/>
+              <w:spacing w:lineRule="auto" w:line="240"/>
+              <w:ind w:hanging="0" w:left="0"/>
+              <w:rPr/>
+            </w:pPr>
+            <w:r>
+              <w:rPr/>
+              <w:t>0.344768</w:t>
+            </w:r>
+          </w:p>
+        </w:tc>
+      </w:tr>
+      <w:tr>
+        <w:trPr/>
+        <w:tc>
+          <w:tcPr>
+            <w:tcW w:w="2827" w:type="dxa"/>
+            <w:vMerge w:val="continue"/>
+            <w:tcBorders>
+              <w:left w:val="single" w:sz="6" w:space="0" w:color="000000"/>
+              <w:bottom w:val="single" w:sz="6" w:space="0" w:color="000000"/>
+            </w:tcBorders>
+            <w:vAlign w:val="center"/>
+          </w:tcPr>
+          <w:p>
+            <w:pPr>
+              <w:pStyle w:val="Style14"/>
+              <w:spacing w:lineRule="auto" w:line="240"/>
+              <w:ind w:hanging="0" w:left="0"/>
+              <w:rPr>
+                <w:lang w:val="en-US"/>
+              </w:rPr>
+            </w:pPr>
+            <w:r>
+              <w:rPr>
+                <w:lang w:val="en-US"/>
+              </w:rPr>
+            </w:r>
+          </w:p>
+        </w:tc>
+        <w:tc>
+          <w:tcPr>
+            <w:tcW w:w="1191" w:type="dxa"/>
+            <w:vMerge w:val="continue"/>
+            <w:tcBorders>
+              <w:left w:val="single" w:sz="6" w:space="0" w:color="000000"/>
+              <w:bottom w:val="single" w:sz="6" w:space="0" w:color="000000"/>
+            </w:tcBorders>
+            <w:vAlign w:val="center"/>
+          </w:tcPr>
+          <w:p>
+            <w:pPr>
+              <w:pStyle w:val="Style14"/>
+              <w:spacing w:lineRule="auto" w:line="240"/>
+              <w:ind w:hanging="0" w:left="0"/>
+              <w:rPr/>
+            </w:pPr>
+            <w:r>
+              <w:rPr/>
+            </w:r>
+          </w:p>
+        </w:tc>
+        <w:tc>
+          <w:tcPr>
+            <w:tcW w:w="1922" w:type="dxa"/>
+            <w:tcBorders>
+              <w:left w:val="single" w:sz="6" w:space="0" w:color="000000"/>
+              <w:bottom w:val="single" w:sz="6" w:space="0" w:color="000000"/>
+            </w:tcBorders>
+            <w:vAlign w:val="center"/>
+          </w:tcPr>
+          <w:p>
+            <w:pPr>
+              <w:pStyle w:val="Style14"/>
+              <w:spacing w:lineRule="auto" w:line="240"/>
+              <w:ind w:hanging="0" w:left="0"/>
+              <w:rPr/>
+            </w:pPr>
+            <w:r>
+              <w:rPr/>
+              <w:t>Рівномірний</w:t>
+            </w:r>
+          </w:p>
+        </w:tc>
+        <w:tc>
+          <w:tcPr>
+            <w:tcW w:w="1181" w:type="dxa"/>
+            <w:tcBorders>
+              <w:left w:val="single" w:sz="6" w:space="0" w:color="000000"/>
+              <w:bottom w:val="single" w:sz="6" w:space="0" w:color="000000"/>
+              <w:right w:val="single" w:sz="6" w:space="0" w:color="000000"/>
+            </w:tcBorders>
+            <w:vAlign w:val="center"/>
+          </w:tcPr>
+          <w:p>
+            <w:pPr>
+              <w:pStyle w:val="Style14"/>
+              <w:spacing w:lineRule="auto" w:line="240"/>
+              <w:ind w:hanging="0" w:left="0"/>
+              <w:rPr/>
+            </w:pPr>
+            <w:r>
+              <w:rPr/>
+              <w:t>0.560991</w:t>
+            </w:r>
+          </w:p>
+        </w:tc>
+      </w:tr>
+      <w:tr>
+        <w:trPr/>
+        <w:tc>
+          <w:tcPr>
+            <w:tcW w:w="2827" w:type="dxa"/>
+            <w:vMerge w:val="continue"/>
+            <w:tcBorders>
+              <w:left w:val="single" w:sz="6" w:space="0" w:color="000000"/>
+              <w:bottom w:val="single" w:sz="6" w:space="0" w:color="000000"/>
+            </w:tcBorders>
+            <w:vAlign w:val="center"/>
+          </w:tcPr>
+          <w:p>
+            <w:pPr>
+              <w:pStyle w:val="Style14"/>
+              <w:spacing w:lineRule="auto" w:line="240"/>
+              <w:ind w:hanging="0" w:left="0"/>
+              <w:rPr>
+                <w:lang w:val="en-US"/>
+              </w:rPr>
+            </w:pPr>
+            <w:r>
+              <w:rPr>
+                <w:lang w:val="en-US"/>
+              </w:rPr>
+            </w:r>
+          </w:p>
+        </w:tc>
+        <w:tc>
+          <w:tcPr>
+            <w:tcW w:w="1191" w:type="dxa"/>
+            <w:vMerge w:val="restart"/>
+            <w:tcBorders>
+              <w:left w:val="single" w:sz="6" w:space="0" w:color="000000"/>
+              <w:bottom w:val="single" w:sz="6" w:space="0" w:color="000000"/>
+            </w:tcBorders>
+            <w:vAlign w:val="center"/>
+          </w:tcPr>
+          <w:p>
+            <w:pPr>
+              <w:pStyle w:val="Style14"/>
+              <w:spacing w:lineRule="auto" w:line="240"/>
+              <w:ind w:hanging="0" w:left="0"/>
+              <w:rPr/>
+            </w:pPr>
+            <w:r>
+              <w:rPr/>
+              <w:t>15 000</w:t>
+            </w:r>
+          </w:p>
+        </w:tc>
+        <w:tc>
+          <w:tcPr>
+            <w:tcW w:w="1922" w:type="dxa"/>
+            <w:tcBorders>
+              <w:left w:val="single" w:sz="6" w:space="0" w:color="000000"/>
+              <w:bottom w:val="single" w:sz="6" w:space="0" w:color="000000"/>
+            </w:tcBorders>
+            <w:vAlign w:val="center"/>
+          </w:tcPr>
+          <w:p>
+            <w:pPr>
+              <w:pStyle w:val="Style14"/>
+              <w:spacing w:lineRule="auto" w:line="240"/>
+              <w:ind w:hanging="0" w:left="0"/>
+              <w:rPr/>
+            </w:pPr>
+            <w:r>
+              <w:rPr/>
+              <w:t>Збалансований</w:t>
+            </w:r>
+          </w:p>
+        </w:tc>
+        <w:tc>
+          <w:tcPr>
+            <w:tcW w:w="1181" w:type="dxa"/>
+            <w:tcBorders>
+              <w:left w:val="single" w:sz="6" w:space="0" w:color="000000"/>
+              <w:bottom w:val="single" w:sz="6" w:space="0" w:color="000000"/>
+              <w:right w:val="single" w:sz="6" w:space="0" w:color="000000"/>
+            </w:tcBorders>
+            <w:vAlign w:val="center"/>
+          </w:tcPr>
+          <w:p>
+            <w:pPr>
+              <w:pStyle w:val="Style14"/>
+              <w:spacing w:lineRule="auto" w:line="240"/>
+              <w:ind w:hanging="0" w:left="0"/>
+              <w:rPr/>
+            </w:pPr>
+            <w:r>
+              <w:rPr/>
+              <w:t>0.764072</w:t>
+            </w:r>
+          </w:p>
+        </w:tc>
+      </w:tr>
+      <w:tr>
+        <w:trPr/>
+        <w:tc>
+          <w:tcPr>
+            <w:tcW w:w="2827" w:type="dxa"/>
+            <w:vMerge w:val="continue"/>
+            <w:tcBorders>
+              <w:left w:val="single" w:sz="6" w:space="0" w:color="000000"/>
+              <w:bottom w:val="single" w:sz="6" w:space="0" w:color="000000"/>
+            </w:tcBorders>
+            <w:vAlign w:val="center"/>
+          </w:tcPr>
+          <w:p>
+            <w:pPr>
+              <w:pStyle w:val="Style14"/>
+              <w:spacing w:lineRule="auto" w:line="240"/>
+              <w:ind w:hanging="0" w:left="0"/>
+              <w:rPr>
+                <w:lang w:val="en-US"/>
+              </w:rPr>
+            </w:pPr>
+            <w:r>
+              <w:rPr>
+                <w:lang w:val="en-US"/>
+              </w:rPr>
+            </w:r>
+          </w:p>
+        </w:tc>
+        <w:tc>
+          <w:tcPr>
+            <w:tcW w:w="1191" w:type="dxa"/>
+            <w:vMerge w:val="continue"/>
+            <w:tcBorders>
+              <w:left w:val="single" w:sz="6" w:space="0" w:color="000000"/>
+              <w:bottom w:val="single" w:sz="6" w:space="0" w:color="000000"/>
+            </w:tcBorders>
+            <w:vAlign w:val="center"/>
+          </w:tcPr>
+          <w:p>
+            <w:pPr>
+              <w:pStyle w:val="Style14"/>
+              <w:spacing w:lineRule="auto" w:line="240"/>
+              <w:ind w:hanging="0" w:left="0"/>
+              <w:rPr/>
+            </w:pPr>
+            <w:r>
+              <w:rPr/>
+            </w:r>
+          </w:p>
+        </w:tc>
+        <w:tc>
+          <w:tcPr>
+            <w:tcW w:w="1922" w:type="dxa"/>
+            <w:tcBorders>
+              <w:left w:val="single" w:sz="6" w:space="0" w:color="000000"/>
+              <w:bottom w:val="single" w:sz="6" w:space="0" w:color="000000"/>
+            </w:tcBorders>
+            <w:vAlign w:val="center"/>
+          </w:tcPr>
+          <w:p>
+            <w:pPr>
+              <w:pStyle w:val="Style14"/>
+              <w:spacing w:lineRule="auto" w:line="240"/>
+              <w:ind w:hanging="0" w:left="0"/>
+              <w:rPr/>
+            </w:pPr>
+            <w:r>
+              <w:rPr/>
+              <w:t>Рівномірний</w:t>
+            </w:r>
+          </w:p>
+        </w:tc>
+        <w:tc>
+          <w:tcPr>
+            <w:tcW w:w="1181" w:type="dxa"/>
+            <w:tcBorders>
+              <w:left w:val="single" w:sz="6" w:space="0" w:color="000000"/>
+              <w:bottom w:val="single" w:sz="6" w:space="0" w:color="000000"/>
+              <w:right w:val="single" w:sz="6" w:space="0" w:color="000000"/>
+            </w:tcBorders>
+            <w:vAlign w:val="center"/>
+          </w:tcPr>
+          <w:p>
+            <w:pPr>
+              <w:pStyle w:val="Style14"/>
+              <w:spacing w:lineRule="auto" w:line="240"/>
+              <w:ind w:hanging="0" w:left="0"/>
+              <w:rPr/>
+            </w:pPr>
+            <w:r>
+              <w:rPr/>
+              <w:t>1.294998</w:t>
+            </w:r>
+          </w:p>
+        </w:tc>
+      </w:tr>
+      <w:tr>
+        <w:trPr/>
+        <w:tc>
+          <w:tcPr>
+            <w:tcW w:w="2827" w:type="dxa"/>
+            <w:vMerge w:val="continue"/>
+            <w:tcBorders>
+              <w:left w:val="single" w:sz="6" w:space="0" w:color="000000"/>
+              <w:bottom w:val="single" w:sz="6" w:space="0" w:color="000000"/>
+            </w:tcBorders>
+            <w:vAlign w:val="center"/>
+          </w:tcPr>
+          <w:p>
+            <w:pPr>
+              <w:pStyle w:val="Style14"/>
+              <w:spacing w:lineRule="auto" w:line="240"/>
+              <w:ind w:hanging="0" w:left="0"/>
+              <w:rPr>
+                <w:lang w:val="en-US"/>
+              </w:rPr>
+            </w:pPr>
+            <w:r>
+              <w:rPr>
+                <w:lang w:val="en-US"/>
+              </w:rPr>
+            </w:r>
+          </w:p>
+        </w:tc>
+        <w:tc>
+          <w:tcPr>
+            <w:tcW w:w="1191" w:type="dxa"/>
+            <w:vMerge w:val="restart"/>
+            <w:tcBorders>
+              <w:left w:val="single" w:sz="6" w:space="0" w:color="000000"/>
+              <w:bottom w:val="single" w:sz="6" w:space="0" w:color="000000"/>
+            </w:tcBorders>
+            <w:vAlign w:val="center"/>
+          </w:tcPr>
+          <w:p>
+            <w:pPr>
+              <w:pStyle w:val="Style14"/>
+              <w:spacing w:lineRule="auto" w:line="240"/>
+              <w:ind w:hanging="0" w:left="0"/>
+              <w:rPr/>
+            </w:pPr>
+            <w:r>
+              <w:rPr/>
+              <w:t>20 000</w:t>
+            </w:r>
+          </w:p>
+        </w:tc>
+        <w:tc>
+          <w:tcPr>
+            <w:tcW w:w="1922" w:type="dxa"/>
+            <w:tcBorders>
+              <w:left w:val="single" w:sz="6" w:space="0" w:color="000000"/>
+              <w:bottom w:val="single" w:sz="6" w:space="0" w:color="000000"/>
+            </w:tcBorders>
+            <w:vAlign w:val="center"/>
+          </w:tcPr>
+          <w:p>
+            <w:pPr>
+              <w:pStyle w:val="Style14"/>
+              <w:spacing w:lineRule="auto" w:line="240"/>
+              <w:ind w:hanging="0" w:left="0"/>
+              <w:rPr/>
+            </w:pPr>
+            <w:r>
+              <w:rPr/>
+              <w:t>Збалансований</w:t>
+            </w:r>
+          </w:p>
+        </w:tc>
+        <w:tc>
+          <w:tcPr>
+            <w:tcW w:w="1181" w:type="dxa"/>
+            <w:tcBorders>
+              <w:left w:val="single" w:sz="6" w:space="0" w:color="000000"/>
+              <w:bottom w:val="single" w:sz="6" w:space="0" w:color="000000"/>
+              <w:right w:val="single" w:sz="6" w:space="0" w:color="000000"/>
+            </w:tcBorders>
+            <w:vAlign w:val="center"/>
+          </w:tcPr>
+          <w:p>
+            <w:pPr>
+              <w:pStyle w:val="Style14"/>
+              <w:spacing w:lineRule="auto" w:line="240"/>
+              <w:ind w:hanging="0" w:left="0"/>
+              <w:rPr/>
+            </w:pPr>
+            <w:r>
+              <w:rPr/>
+              <w:t>1.406052</w:t>
+            </w:r>
+          </w:p>
+        </w:tc>
+      </w:tr>
+      <w:tr>
+        <w:trPr/>
+        <w:tc>
+          <w:tcPr>
+            <w:tcW w:w="2827" w:type="dxa"/>
+            <w:vMerge w:val="continue"/>
+            <w:tcBorders>
+              <w:left w:val="single" w:sz="6" w:space="0" w:color="000000"/>
+              <w:bottom w:val="single" w:sz="6" w:space="0" w:color="000000"/>
+            </w:tcBorders>
+            <w:vAlign w:val="center"/>
+          </w:tcPr>
+          <w:p>
+            <w:pPr>
+              <w:pStyle w:val="Style14"/>
+              <w:spacing w:lineRule="auto" w:line="240"/>
+              <w:ind w:hanging="0" w:left="0"/>
+              <w:rPr>
+                <w:lang w:val="en-US"/>
+              </w:rPr>
+            </w:pPr>
+            <w:r>
+              <w:rPr>
+                <w:lang w:val="en-US"/>
+              </w:rPr>
+            </w:r>
+          </w:p>
+        </w:tc>
+        <w:tc>
+          <w:tcPr>
+            <w:tcW w:w="1191" w:type="dxa"/>
+            <w:vMerge w:val="continue"/>
+            <w:tcBorders>
+              <w:left w:val="single" w:sz="6" w:space="0" w:color="000000"/>
+              <w:bottom w:val="single" w:sz="6" w:space="0" w:color="000000"/>
+            </w:tcBorders>
+            <w:vAlign w:val="center"/>
+          </w:tcPr>
+          <w:p>
+            <w:pPr>
+              <w:pStyle w:val="Style14"/>
+              <w:spacing w:lineRule="auto" w:line="240"/>
+              <w:ind w:hanging="0" w:left="0"/>
+              <w:rPr/>
+            </w:pPr>
+            <w:r>
+              <w:rPr/>
+            </w:r>
+          </w:p>
+        </w:tc>
+        <w:tc>
+          <w:tcPr>
+            <w:tcW w:w="1922" w:type="dxa"/>
+            <w:tcBorders>
+              <w:left w:val="single" w:sz="6" w:space="0" w:color="000000"/>
+              <w:bottom w:val="single" w:sz="6" w:space="0" w:color="000000"/>
+            </w:tcBorders>
+            <w:vAlign w:val="center"/>
+          </w:tcPr>
+          <w:p>
+            <w:pPr>
+              <w:pStyle w:val="Style14"/>
+              <w:spacing w:lineRule="auto" w:line="240"/>
+              <w:ind w:hanging="0" w:left="0"/>
+              <w:rPr/>
+            </w:pPr>
+            <w:r>
+              <w:rPr/>
+              <w:t>Рівномірний</w:t>
+            </w:r>
+          </w:p>
+        </w:tc>
+        <w:tc>
+          <w:tcPr>
+            <w:tcW w:w="1181" w:type="dxa"/>
+            <w:tcBorders>
+              <w:left w:val="single" w:sz="6" w:space="0" w:color="000000"/>
+              <w:bottom w:val="single" w:sz="6" w:space="0" w:color="000000"/>
+              <w:right w:val="single" w:sz="6" w:space="0" w:color="000000"/>
+            </w:tcBorders>
+            <w:vAlign w:val="center"/>
+          </w:tcPr>
+          <w:p>
+            <w:pPr>
+              <w:pStyle w:val="Style14"/>
+              <w:spacing w:lineRule="auto" w:line="240"/>
+              <w:ind w:hanging="0" w:left="0"/>
+              <w:rPr/>
+            </w:pPr>
+            <w:r>
+              <w:rPr/>
+              <w:t>2.320474</w:t>
+            </w:r>
+          </w:p>
+        </w:tc>
+      </w:tr>
+    </w:tbl>
+    <w:p>
+      <w:pPr>
+        <w:pStyle w:val="P1"/>
+        <w:rPr/>
+      </w:pPr>
+      <w:r>
+        <w:rPr/>
+      </w:r>
+    </w:p>
+    <w:p>
+      <w:pPr>
+        <w:pStyle w:val="H3"/>
+        <w:rPr/>
+      </w:pPr>
+      <w:r>
+        <w:rPr/>
+        <w:t xml:space="preserve">Графік </w:t>
+      </w:r>
+    </w:p>
+    <w:p>
+      <w:pPr>
+        <w:pStyle w:val="P1"/>
+        <w:rPr/>
+      </w:pPr>
+      <w:r>
+        <w:rPr/>
+      </w:r>
+    </w:p>
+    <w:p>
+      <w:pPr>
+        <w:pStyle w:val="P1"/>
+        <w:rPr/>
+      </w:pPr>
+      <w:r>
+        <w:rPr/>
+        <w:t>На графіку наведено різницю між двома підходами до розподілу задач.</w:t>
+      </w:r>
+    </w:p>
+    <w:p>
+      <w:pPr>
+        <w:pStyle w:val="P1"/>
+        <w:rPr/>
+      </w:pPr>
+      <w:r>
+        <w:rPr/>
+      </w:r>
+    </w:p>
+    <w:p>
+      <w:pPr>
+        <w:pStyle w:val="img1"/>
+        <w:rPr/>
+      </w:pPr>
+      <w:r>
+        <w:rPr/>
+        <w:drawing>
+          <wp:inline distT="0" distB="0" distL="0" distR="0">
+            <wp:extent cx="5731510" cy="1908810"/>
+            <wp:effectExtent l="0" t="0" r="0" b="0"/>
+            <wp:docPr id="19" name="Зображення17"/>
+            <wp:cNvGraphicFramePr>
+              <a:graphicFrameLocks xmlns:a="http://schemas.openxmlformats.org/drawingml/2006/main" noChangeAspect="1"/>
+            </wp:cNvGraphicFramePr>
+            <a:graphic xmlns:a="http://schemas.openxmlformats.org/drawingml/2006/main">
+              <a:graphicData uri="http://schemas.openxmlformats.org/drawingml/2006/picture">
+                <pic:pic xmlns:pic="http://schemas.openxmlformats.org/drawingml/2006/picture">
+                  <pic:nvPicPr>
+                    <pic:cNvPr id="19" name="Зображення17"/>
+                    <pic:cNvPicPr>
+                      <a:picLocks noChangeAspect="1" noChangeArrowheads="1"/>
+                    </pic:cNvPicPr>
+                  </pic:nvPicPr>
+                  <pic:blipFill>
+                    <a:blip r:embed="rId20"/>
+                    <a:stretch>
+                      <a:fillRect/>
+                    </a:stretch>
+                  </pic:blipFill>
+                  <pic:spPr bwMode="auto">
+                    <a:xfrm>
+                      <a:off x="0" y="0"/>
+                      <a:ext cx="5731510" cy="1908810"/>
+                    </a:xfrm>
+                    <a:prstGeom prst="rect">
+                      <a:avLst/>
+                    </a:prstGeom>
+                    <a:noFill/>
+                  </pic:spPr>
+                </pic:pic>
+              </a:graphicData>
+            </a:graphic>
+          </wp:inline>
+        </w:drawing>
+      </w:r>
+    </w:p>
+    <w:p>
+      <w:pPr>
+        <w:pStyle w:val="img1"/>
+        <w:rPr/>
+      </w:pPr>
+      <w:r>
+        <w:rPr/>
+        <w:t>Рисунок 1.4 — Порівняння методів</w:t>
+      </w:r>
+    </w:p>
+    <w:p>
+      <w:pPr>
+        <w:pStyle w:val="P1"/>
+        <w:rPr/>
+      </w:pPr>
+      <w:r>
+        <w:rPr/>
+      </w:r>
+    </w:p>
+    <w:p>
+      <w:pPr>
         <w:pStyle w:val="h11"/>
         <w:rPr/>
       </w:pPr>
@@ -9966,6 +15846,123 @@
     </w:p>
     <w:p>
       <w:pPr>
+        <w:pStyle w:val="P1"/>
+        <w:rPr/>
+      </w:pPr>
+      <w:r>
+        <w:rPr/>
+      </w:r>
+    </w:p>
+    <w:p>
+      <w:pPr>
+        <w:pStyle w:val="P1"/>
+        <w:rPr/>
+      </w:pPr>
+      <w:r>
+        <w:rPr/>
+        <w:t>Так, можна. Це буде навіть більш ефективним, бо позбавляє необхідності пересилати це значення іншим процесам.</w:t>
+      </w:r>
+    </w:p>
+    <w:p>
+      <w:pPr>
+        <w:pStyle w:val="P1"/>
+        <w:rPr/>
+      </w:pPr>
+      <w:r>
+        <w:rPr/>
+        <w:t>Зміни в коді:</w:t>
+      </w:r>
+    </w:p>
+    <w:p>
+      <w:pPr>
+        <w:pStyle w:val="P1"/>
+        <w:rPr/>
+      </w:pPr>
+      <w:r>
+        <w:rPr/>
+      </w:r>
+    </w:p>
+    <w:p>
+      <w:pPr>
+        <w:pStyle w:val="Code"/>
+        <w:rPr/>
+      </w:pPr>
+      <w:r>
+        <w:rPr/>
+        <w:t xml:space="preserve"># </w:t>
+      </w:r>
+      <w:r>
+        <w:rPr>
+          <w:lang w:val="uk-UA"/>
+        </w:rPr>
+        <w:t xml:space="preserve">Замість </w:t>
+      </w:r>
+      <w:r>
+        <w:rPr/>
+        <w:t xml:space="preserve">comm.scatter(sendcounts, root=0) </w:t>
+      </w:r>
+      <w:r>
+        <w:rPr>
+          <w:lang w:val="uk-UA"/>
+        </w:rPr>
+        <w:t>написати:</w:t>
+      </w:r>
+    </w:p>
+    <w:p>
+      <w:pPr>
+        <w:pStyle w:val="Code"/>
+        <w:rPr/>
+      </w:pPr>
+      <w:r>
+        <w:rPr/>
+        <w:t>size = comm.Get_size()</w:t>
+      </w:r>
+    </w:p>
+    <w:p>
+      <w:pPr>
+        <w:pStyle w:val="Code"/>
+        <w:rPr/>
+      </w:pPr>
+      <w:r>
+        <w:rPr/>
+        <w:t>local_N = N // size</w:t>
+      </w:r>
+    </w:p>
+    <w:p>
+      <w:pPr>
+        <w:pStyle w:val="Code"/>
+        <w:rPr/>
+      </w:pPr>
+      <w:r>
+        <w:rPr/>
+        <w:t>if rank &lt; (N % size):</w:t>
+      </w:r>
+    </w:p>
+    <w:p>
+      <w:pPr>
+        <w:pStyle w:val="Code"/>
+        <w:rPr/>
+      </w:pPr>
+      <w:r>
+        <w:rPr/>
+        <w:t xml:space="preserve">    </w:t>
+      </w:r>
+      <w:r>
+        <w:rPr/>
+        <w:t>local_n += 1</w:t>
+      </w:r>
+    </w:p>
+    <w:p>
+      <w:pPr>
+        <w:pStyle w:val="P1"/>
+        <w:rPr/>
+      </w:pPr>
+      <w:r>
+        <w:rPr/>
+      </w:r>
+    </w:p>
+    <w:p>
+      <w:pPr>
         <w:pStyle w:val="H2"/>
         <w:rPr/>
       </w:pPr>
@@ -9976,6 +15973,98 @@
     </w:p>
     <w:p>
       <w:pPr>
+        <w:pStyle w:val="P1"/>
+        <w:rPr/>
+      </w:pPr>
+      <w:r>
+        <w:rPr/>
+      </w:r>
+    </w:p>
+    <w:p>
+      <w:pPr>
+        <w:pStyle w:val="P1"/>
+        <w:rPr/>
+      </w:pPr>
+      <w:r>
+        <w:rPr/>
+        <w:t>Збирає дані різної довжини з усіх процесів в один великий масив на головному процесі (</w:t>
+      </w:r>
+      <w:r>
+        <w:rPr>
+          <w:lang w:val="en-US"/>
+        </w:rPr>
+        <w:t>root).</w:t>
+      </w:r>
+    </w:p>
+    <w:p>
+      <w:pPr>
+        <w:pStyle w:val="P1"/>
+        <w:rPr>
+          <w:lang w:val="uk-UA"/>
+        </w:rPr>
+      </w:pPr>
+      <w:r>
+        <w:rPr>
+          <w:lang w:val="uk-UA"/>
+        </w:rPr>
+        <w:t xml:space="preserve">Параметри: вимагає масиву </w:t>
+      </w:r>
+      <w:r>
+        <w:rPr>
+          <w:i/>
+          <w:iCs/>
+          <w:lang w:val="en-US"/>
+        </w:rPr>
+        <w:t>recvcounts</w:t>
+      </w:r>
+      <w:r>
+        <w:rPr>
+          <w:lang w:val="en-US"/>
+        </w:rPr>
+        <w:t xml:space="preserve"> (</w:t>
+      </w:r>
+      <w:r>
+        <w:rPr>
+          <w:lang w:val="uk-UA"/>
+        </w:rPr>
+        <w:t xml:space="preserve">скільки даних чекаємо від кожного процесу) та </w:t>
+      </w:r>
+      <w:r>
+        <w:rPr>
+          <w:i/>
+          <w:iCs/>
+          <w:lang w:val="en-US"/>
+        </w:rPr>
+        <w:t>displs</w:t>
+      </w:r>
+      <w:r>
+        <w:rPr>
+          <w:lang w:val="en-US"/>
+        </w:rPr>
+        <w:t xml:space="preserve"> (</w:t>
+      </w:r>
+      <w:r>
+        <w:rPr>
+          <w:lang w:val="uk-UA"/>
+        </w:rPr>
+        <w:t>куди саме в результуючий масив їх класти).</w:t>
+      </w:r>
+    </w:p>
+    <w:p>
+      <w:pPr>
+        <w:pStyle w:val="P1"/>
+        <w:rPr>
+          <w:lang w:val="uk-UA"/>
+        </w:rPr>
+      </w:pPr>
+      <w:r>
+        <w:rPr>
+          <w:lang w:val="uk-UA"/>
+        </w:rPr>
+      </w:r>
+    </w:p>
+    <w:p>
+      <w:pPr>
         <w:pStyle w:val="H2"/>
         <w:rPr/>
       </w:pPr>
@@ -9986,6 +16075,174 @@
     </w:p>
     <w:p>
       <w:pPr>
+        <w:pStyle w:val="P1"/>
+        <w:rPr/>
+      </w:pPr>
+      <w:r>
+        <w:rPr/>
+      </w:r>
+    </w:p>
+    <w:p>
+      <w:pPr>
+        <w:pStyle w:val="P1"/>
+        <w:rPr/>
+      </w:pPr>
+      <w:r>
+        <w:rPr/>
+        <w:t>Функції обміну з блокуванням не дозволяють програмі рухатися далі, доки операція не буде безпечно завершена.</w:t>
+      </w:r>
+    </w:p>
+    <w:p>
+      <w:pPr>
+        <w:pStyle w:val="P1"/>
+        <w:rPr/>
+      </w:pPr>
+      <w:r>
+        <w:rPr/>
+        <w:t xml:space="preserve">Основні функції в </w:t>
+      </w:r>
+      <w:r>
+        <w:rPr>
+          <w:lang w:val="en-US"/>
+        </w:rPr>
+        <w:t>MPI:</w:t>
+      </w:r>
+    </w:p>
+    <w:p>
+      <w:pPr>
+        <w:pStyle w:val="P1"/>
+        <w:rPr>
+          <w:lang w:val="en-US"/>
+        </w:rPr>
+      </w:pPr>
+      <w:r>
+        <w:rPr>
+          <w:lang w:val="en-US"/>
+        </w:rPr>
+        <w:t xml:space="preserve">- </w:t>
+      </w:r>
+      <w:r>
+        <w:rPr>
+          <w:i/>
+          <w:iCs/>
+          <w:lang w:val="en-US"/>
+        </w:rPr>
+        <w:t>MPI_Send</w:t>
+      </w:r>
+      <w:r>
+        <w:rPr>
+          <w:lang w:val="en-US"/>
+        </w:rPr>
+        <w:t xml:space="preserve">, </w:t>
+      </w:r>
+      <w:r>
+        <w:rPr>
+          <w:i/>
+          <w:iCs/>
+          <w:lang w:val="en-US"/>
+        </w:rPr>
+        <w:t>MPI_Recv</w:t>
+      </w:r>
+      <w:r>
+        <w:rPr>
+          <w:i w:val="false"/>
+          <w:iCs w:val="false"/>
+          <w:lang w:val="en-US"/>
+        </w:rPr>
+        <w:t>;</w:t>
+      </w:r>
+    </w:p>
+    <w:p>
+      <w:pPr>
+        <w:pStyle w:val="P1"/>
+        <w:rPr>
+          <w:lang w:val="en-US"/>
+        </w:rPr>
+      </w:pPr>
+      <w:r>
+        <w:rPr>
+          <w:lang w:val="en-US"/>
+        </w:rPr>
+        <w:t xml:space="preserve">- </w:t>
+      </w:r>
+      <w:r>
+        <w:rPr>
+          <w:lang w:val="uk-UA"/>
+        </w:rPr>
+        <w:t xml:space="preserve">колективні функції: </w:t>
+      </w:r>
+      <w:r>
+        <w:rPr>
+          <w:i/>
+          <w:iCs/>
+          <w:lang w:val="en-US"/>
+        </w:rPr>
+        <w:t>MPI_Reduce</w:t>
+      </w:r>
+      <w:r>
+        <w:rPr>
+          <w:lang w:val="en-US"/>
+        </w:rPr>
+        <w:t xml:space="preserve">, </w:t>
+      </w:r>
+      <w:r>
+        <w:rPr>
+          <w:i/>
+          <w:iCs/>
+          <w:lang w:val="en-US"/>
+        </w:rPr>
+        <w:t>MPI_Bcast</w:t>
+      </w:r>
+      <w:r>
+        <w:rPr>
+          <w:lang w:val="en-US"/>
+        </w:rPr>
+        <w:t xml:space="preserve">, </w:t>
+      </w:r>
+      <w:r>
+        <w:rPr>
+          <w:i/>
+          <w:iCs/>
+          <w:lang w:val="en-US"/>
+        </w:rPr>
+        <w:t>MPI_Scatter</w:t>
+      </w:r>
+      <w:r>
+        <w:rPr>
+          <w:lang w:val="en-US"/>
+        </w:rPr>
+        <w:t xml:space="preserve">, </w:t>
+      </w:r>
+      <w:r>
+        <w:rPr>
+          <w:i/>
+          <w:iCs/>
+          <w:lang w:val="en-US"/>
+        </w:rPr>
+        <w:t>MPI_Gather</w:t>
+      </w:r>
+      <w:r>
+        <w:rPr>
+          <w:lang w:val="en-US"/>
+        </w:rPr>
+        <w:t>.</w:t>
+      </w:r>
+    </w:p>
+    <w:p>
+      <w:pPr>
+        <w:pStyle w:val="P1"/>
+        <w:rPr>
+          <w:lang w:val="en-US"/>
+        </w:rPr>
+      </w:pPr>
+      <w:r>
+        <w:rPr>
+          <w:lang w:val="en-US"/>
+        </w:rPr>
+      </w:r>
+    </w:p>
+    <w:p>
+      <w:pPr>
         <w:pStyle w:val="H2"/>
         <w:rPr/>
       </w:pPr>
@@ -9996,6 +16253,124 @@
     </w:p>
     <w:p>
       <w:pPr>
+        <w:pStyle w:val="P1"/>
+        <w:rPr/>
+      </w:pPr>
+      <w:r>
+        <w:rPr/>
+      </w:r>
+    </w:p>
+    <w:p>
+      <w:pPr>
+        <w:pStyle w:val="P1"/>
+        <w:rPr/>
+      </w:pPr>
+      <w:r>
+        <w:rPr/>
+        <w:t xml:space="preserve">Функція </w:t>
+      </w:r>
+      <w:r>
+        <w:rPr>
+          <w:lang w:val="en-US"/>
+        </w:rPr>
+        <w:t xml:space="preserve">MPI_Barrier() </w:t>
+      </w:r>
+      <w:r>
+        <w:rPr>
+          <w:lang w:val="uk-UA"/>
+        </w:rPr>
+        <w:t>є функцією синхронізації. Вона створює контрольну точку, за яку жоден процес не перейде доки всі процеси не досягнуть заданої точки.</w:t>
+      </w:r>
+    </w:p>
+    <w:p>
+      <w:pPr>
+        <w:pStyle w:val="P1"/>
+        <w:rPr>
+          <w:lang w:val="uk-UA"/>
+        </w:rPr>
+      </w:pPr>
+      <w:r>
+        <w:rPr>
+          <w:lang w:val="uk-UA"/>
+        </w:rPr>
+        <w:t>Використання:</w:t>
+      </w:r>
+    </w:p>
+    <w:p>
+      <w:pPr>
+        <w:pStyle w:val="P1"/>
+        <w:rPr>
+          <w:lang w:val="uk-UA"/>
+        </w:rPr>
+      </w:pPr>
+      <w:r>
+        <w:rPr>
+          <w:lang w:val="uk-UA"/>
+        </w:rPr>
+        <w:t xml:space="preserve">- перед початком вимірювання часу </w:t>
+      </w:r>
+      <w:r>
+        <w:rPr>
+          <w:lang w:val="en-US"/>
+        </w:rPr>
+        <w:t>(</w:t>
+      </w:r>
+      <w:r>
+        <w:rPr>
+          <w:lang w:val="uk-UA"/>
+        </w:rPr>
+        <w:t xml:space="preserve">функції </w:t>
+      </w:r>
+      <w:r>
+        <w:rPr>
+          <w:i/>
+          <w:iCs/>
+          <w:lang w:val="en-US"/>
+        </w:rPr>
+        <w:t>MPI.Wtime()</w:t>
+      </w:r>
+      <w:r>
+        <w:rPr>
+          <w:lang w:val="en-US"/>
+        </w:rPr>
+        <w:t xml:space="preserve">), </w:t>
+      </w:r>
+      <w:r>
+        <w:rPr>
+          <w:lang w:val="uk-UA"/>
+        </w:rPr>
+        <w:t>щоб усі стартували одночасно;</w:t>
+      </w:r>
+    </w:p>
+    <w:p>
+      <w:pPr>
+        <w:pStyle w:val="P1"/>
+        <w:rPr>
+          <w:lang w:val="uk-UA"/>
+        </w:rPr>
+      </w:pPr>
+      <w:r>
+        <w:rPr>
+          <w:lang w:val="uk-UA"/>
+        </w:rPr>
+        <w:t>- перед операціями вводу-виводу.</w:t>
+      </w:r>
+    </w:p>
+    <w:p>
+      <w:pPr>
+        <w:pStyle w:val="P1"/>
+        <w:rPr>
+          <w:lang w:val="uk-UA"/>
+        </w:rPr>
+      </w:pPr>
+      <w:r>
+        <w:rPr>
+          <w:lang w:val="uk-UA"/>
+        </w:rPr>
+      </w:r>
+    </w:p>
+    <w:p>
+      <w:pPr>
         <w:pStyle w:val="H2"/>
         <w:rPr/>
       </w:pPr>
@@ -10006,6 +16381,95 @@
     </w:p>
     <w:p>
       <w:pPr>
+        <w:pStyle w:val="P1"/>
+        <w:rPr/>
+      </w:pPr>
+      <w:r>
+        <w:rPr/>
+      </w:r>
+    </w:p>
+    <w:p>
+      <w:pPr>
+        <w:pStyle w:val="P1"/>
+        <w:rPr/>
+      </w:pPr>
+      <w:r>
+        <w:rPr/>
+      </w:r>
+    </w:p>
+    <w:p>
+      <w:pPr>
+        <w:pStyle w:val="P1"/>
+        <w:rPr/>
+      </w:pPr>
+      <w:r>
+        <w:rPr/>
+        <w:t>Щоб не вгадувати розмір повідомлення, використовується механізм "зондування":</w:t>
+      </w:r>
+    </w:p>
+    <w:p>
+      <w:pPr>
+        <w:pStyle w:val="P1"/>
+        <w:rPr/>
+      </w:pPr>
+      <w:r>
+        <w:rPr/>
+        <w:t xml:space="preserve">- </w:t>
+      </w:r>
+      <w:r>
+        <w:rPr>
+          <w:i/>
+          <w:iCs/>
+        </w:rPr>
+        <w:t>MPI_Probe</w:t>
+      </w:r>
+      <w:r>
+        <w:rPr/>
+        <w:t>: Функція перевіряє вхідне повідомлення без його фактичного зчитування. Вона заповнює об'єкт status.</w:t>
+      </w:r>
+    </w:p>
+    <w:p>
+      <w:pPr>
+        <w:pStyle w:val="P1"/>
+        <w:rPr/>
+      </w:pPr>
+      <w:r>
+        <w:rPr/>
+        <w:t xml:space="preserve">- </w:t>
+      </w:r>
+      <w:r>
+        <w:rPr>
+          <w:i/>
+          <w:iCs/>
+        </w:rPr>
+        <w:t>MPI_Get_count</w:t>
+      </w:r>
+      <w:r>
+        <w:rPr/>
+        <w:t>: Витягує зі status точну кількість елементів певного типу.</w:t>
+      </w:r>
+    </w:p>
+    <w:p>
+      <w:pPr>
+        <w:pStyle w:val="P1"/>
+        <w:rPr/>
+      </w:pPr>
+      <w:r>
+        <w:rPr/>
+        <w:t>- Динамічне виділення: Отримавши число, ви створюєте масив потрібного розміру і викликаєте MPI_Recv.</w:t>
+      </w:r>
+    </w:p>
+    <w:p>
+      <w:pPr>
+        <w:pStyle w:val="P1"/>
+        <w:rPr/>
+      </w:pPr>
+      <w:r>
+        <w:rPr/>
+      </w:r>
+    </w:p>
+    <w:p>
+      <w:pPr>
         <w:pStyle w:val="H2"/>
         <w:rPr/>
       </w:pPr>
@@ -10016,6 +16480,99 @@
     </w:p>
     <w:p>
       <w:pPr>
+        <w:pStyle w:val="P1"/>
+        <w:rPr/>
+      </w:pPr>
+      <w:r>
+        <w:rPr/>
+      </w:r>
+    </w:p>
+    <w:p>
+      <w:pPr>
+        <w:pStyle w:val="P1"/>
+        <w:rPr/>
+      </w:pPr>
+      <w:r>
+        <w:rPr/>
+        <w:t xml:space="preserve">Обидва алгоритми мають складність </w:t>
+      </w:r>
+      <w:r>
+        <w:rPr>
+          <w:lang w:val="en-US"/>
+        </w:rPr>
+        <w:t>O(log</w:t>
+      </w:r>
+      <w:r>
+        <w:rPr>
+          <w:vertAlign w:val="subscript"/>
+          <w:lang w:val="en-US"/>
+        </w:rPr>
+        <w:t>2</w:t>
+      </w:r>
+      <w:r>
+        <w:rPr>
+          <w:position w:val="0"/>
+          <w:sz w:val="28"/>
+          <w:vertAlign w:val="baseline"/>
+          <w:lang w:val="en-US"/>
+        </w:rPr>
+        <w:t xml:space="preserve"> P), </w:t>
+      </w:r>
+      <w:r>
+        <w:rPr>
+          <w:position w:val="0"/>
+          <w:sz w:val="28"/>
+          <w:vertAlign w:val="baseline"/>
+          <w:lang w:val="uk-UA"/>
+        </w:rPr>
+        <w:t>але працюють у різних напрямках:</w:t>
+      </w:r>
+    </w:p>
+    <w:p>
+      <w:pPr>
+        <w:pStyle w:val="P1"/>
+        <w:rPr>
+          <w:lang w:val="uk-UA"/>
+        </w:rPr>
+      </w:pPr>
+      <w:r>
+        <w:rPr>
+          <w:lang w:val="uk-UA"/>
+        </w:rPr>
+        <w:t xml:space="preserve">- </w:t>
+      </w:r>
+      <w:r>
+        <w:rPr>
+          <w:lang w:val="en-US"/>
+        </w:rPr>
+        <w:t>Логарифмічне здвоєння (Reduction Tree): Дані збираються "до центру" (наприклад, у MPI_Reduce).</w:t>
+      </w:r>
+    </w:p>
+    <w:p>
+      <w:pPr>
+        <w:pStyle w:val="P1"/>
+        <w:rPr>
+          <w:lang w:val="en-US"/>
+        </w:rPr>
+      </w:pPr>
+      <w:r>
+        <w:rPr>
+          <w:lang w:val="en-US"/>
+        </w:rPr>
+        <w:t>- Рекурсивне подвоєння (Recursive Doubling): Використовується в MPI_Allgather або MPI_Allreduce.</w:t>
+      </w:r>
+    </w:p>
+    <w:p>
+      <w:pPr>
+        <w:pStyle w:val="P1"/>
+        <w:rPr/>
+      </w:pPr>
+      <w:r>
+        <w:rPr/>
+      </w:r>
+    </w:p>
+    <w:p>
+      <w:pPr>
         <w:pStyle w:val="H2"/>
         <w:rPr/>
       </w:pPr>
@@ -10026,12 +16583,245 @@
     </w:p>
     <w:p>
       <w:pPr>
+        <w:pStyle w:val="P1"/>
+        <w:rPr/>
+      </w:pPr>
+      <w:r>
+        <w:rPr/>
+      </w:r>
+    </w:p>
+    <w:p>
+      <w:pPr>
+        <w:pStyle w:val="P1"/>
+        <w:rPr/>
+      </w:pPr>
+      <w:r>
+        <w:rPr/>
+        <w:t>Це функція префіксної операції (або "накопичувального підсумку").</w:t>
+      </w:r>
+    </w:p>
+    <w:p>
+      <w:pPr>
+        <w:pStyle w:val="P1"/>
+        <w:rPr/>
+      </w:pPr>
+      <w:r>
+        <w:rPr/>
+        <w:t xml:space="preserve">Кожен процес з рангом </w:t>
+      </w:r>
+      <w:r>
+        <w:rPr>
+          <w:i/>
+          <w:iCs/>
+        </w:rPr>
+        <w:t>k</w:t>
+      </w:r>
+      <w:r>
+        <w:rPr/>
+        <w:t xml:space="preserve"> отримує результат операції (наприклад, суми) над даними від процесів з рангами від </w:t>
+      </w:r>
+      <w:r>
+        <w:rPr>
+          <w:i/>
+          <w:iCs/>
+        </w:rPr>
+        <w:t>0</w:t>
+      </w:r>
+      <w:r>
+        <w:rPr/>
+        <w:t xml:space="preserve"> до </w:t>
+      </w:r>
+      <w:r>
+        <w:rPr>
+          <w:i/>
+          <w:iCs/>
+        </w:rPr>
+        <w:t>k</w:t>
+      </w:r>
+      <w:r>
+        <w:rPr/>
+        <w:t xml:space="preserve"> включно.</w:t>
+      </w:r>
+    </w:p>
+    <w:p>
+      <w:pPr>
+        <w:pStyle w:val="P1"/>
+        <w:rPr/>
+      </w:pPr>
+      <w:r>
+        <w:rPr/>
+        <w:t xml:space="preserve">Приклад: Якщо у процесів дані </w:t>
+      </w:r>
+      <w:r>
+        <w:rPr>
+          <w:i/>
+          <w:iCs/>
+        </w:rPr>
+        <w:t>[1, 2, 3, 4]</w:t>
+      </w:r>
+      <w:r>
+        <w:rPr/>
+        <w:t xml:space="preserve">, то після MPI_Scan з операцією SUM вони отримають результати </w:t>
+      </w:r>
+      <w:r>
+        <w:rPr>
+          <w:i/>
+          <w:iCs/>
+        </w:rPr>
+        <w:t>[1, 3, 6, 10]</w:t>
+      </w:r>
+      <w:r>
+        <w:rPr/>
+        <w:t>.</w:t>
+      </w:r>
+    </w:p>
+    <w:p>
+      <w:pPr>
+        <w:pStyle w:val="P1"/>
+        <w:rPr/>
+      </w:pPr>
+      <w:r>
+        <w:rPr/>
+      </w:r>
+    </w:p>
+    <w:p>
+      <w:pPr>
         <w:pStyle w:val="H2"/>
         <w:rPr/>
       </w:pPr>
       <w:r>
         <w:rPr/>
         <w:t>Як можна розподілити між процесорами обчислення множення матриць?</w:t>
+      </w:r>
+    </w:p>
+    <w:p>
+      <w:pPr>
+        <w:pStyle w:val="P1"/>
+        <w:rPr/>
+      </w:pPr>
+      <w:r>
+        <w:rPr/>
+      </w:r>
+    </w:p>
+    <w:p>
+      <w:pPr>
+        <w:pStyle w:val="P1"/>
+        <w:rPr/>
+      </w:pPr>
+      <w:r>
+        <w:rPr/>
+        <w:t xml:space="preserve">Для множення матриць </w:t>
+      </w:r>
+      <w:r>
+        <w:rPr>
+          <w:i/>
+          <w:iCs/>
+          <w:lang w:val="en-US"/>
+        </w:rPr>
+        <w:t>C = A x B</w:t>
+      </w:r>
+      <w:r>
+        <w:rPr>
+          <w:i w:val="false"/>
+          <w:iCs w:val="false"/>
+          <w:lang w:val="en-US"/>
+        </w:rPr>
+        <w:t xml:space="preserve"> </w:t>
+      </w:r>
+      <w:r>
+        <w:rPr>
+          <w:i w:val="false"/>
+          <w:iCs w:val="false"/>
+          <w:lang w:val="uk-UA"/>
+        </w:rPr>
+        <w:t>можна використати таку стратегію:</w:t>
+      </w:r>
+    </w:p>
+    <w:p>
+      <w:pPr>
+        <w:pStyle w:val="P1"/>
+        <w:rPr>
+          <w:i w:val="false"/>
+          <w:i w:val="false"/>
+          <w:iCs w:val="false"/>
+          <w:lang w:val="uk-UA"/>
+        </w:rPr>
+      </w:pPr>
+      <w:r>
+        <w:rPr>
+          <w:i w:val="false"/>
+          <w:iCs w:val="false"/>
+          <w:lang w:val="uk-UA"/>
+        </w:rPr>
+        <w:t xml:space="preserve">- матриця </w:t>
+      </w:r>
+      <w:r>
+        <w:rPr>
+          <w:i/>
+          <w:iCs/>
+          <w:u w:val="none"/>
+          <w:lang w:val="en-US"/>
+        </w:rPr>
+        <w:t>A</w:t>
+      </w:r>
+      <w:r>
+        <w:rPr>
+          <w:i w:val="false"/>
+          <w:iCs w:val="false"/>
+          <w:lang w:val="en-US"/>
+        </w:rPr>
+        <w:t xml:space="preserve"> </w:t>
+      </w:r>
+      <w:r>
+        <w:rPr>
+          <w:i w:val="false"/>
+          <w:iCs w:val="false"/>
+          <w:lang w:val="uk-UA"/>
+        </w:rPr>
+        <w:t>ділиться на горизонтальні смуги (рядки) між процесорами;</w:t>
+      </w:r>
+    </w:p>
+    <w:p>
+      <w:pPr>
+        <w:pStyle w:val="P1"/>
+        <w:rPr>
+          <w:i w:val="false"/>
+          <w:i w:val="false"/>
+          <w:iCs w:val="false"/>
+          <w:lang w:val="uk-UA"/>
+        </w:rPr>
+      </w:pPr>
+      <w:r>
+        <w:rPr>
+          <w:i w:val="false"/>
+          <w:iCs w:val="false"/>
+          <w:lang w:val="uk-UA"/>
+        </w:rPr>
+        <w:t xml:space="preserve">- матриця </w:t>
+      </w:r>
+      <w:r>
+        <w:rPr>
+          <w:i/>
+          <w:iCs/>
+          <w:lang w:val="en-US"/>
+        </w:rPr>
+        <w:t>B</w:t>
+      </w:r>
+      <w:r>
+        <w:rPr>
+          <w:i w:val="false"/>
+          <w:iCs w:val="false"/>
+          <w:lang w:val="en-US"/>
+        </w:rPr>
+        <w:t xml:space="preserve"> </w:t>
+      </w:r>
+      <w:r>
+        <w:rPr>
+          <w:i w:val="false"/>
+          <w:iCs w:val="false"/>
+          <w:lang w:val="uk-UA"/>
+        </w:rPr>
+        <w:t>копіюється повністю на всі процесори або передається частинами по колу.</w:t>
       </w:r>
     </w:p>
     <w:sectPr>

--- a/42TR Tehnologiji Rozpodilenyh System/4/TR_KNT-122_Onyshchenko_19_PR4.docx
+++ b/42TR Tehnologiji Rozpodilenyh System/4/TR_KNT-122_Onyshchenko_19_PR4.docx
@@ -486,7 +486,7 @@
           <w:lang w:val="uk-UA"/>
         </w:rPr>
         <w:drawing>
-          <wp:anchor behindDoc="0" distT="0" distB="0" distL="0" distR="0" simplePos="0" locked="0" layoutInCell="0" allowOverlap="1" relativeHeight="7">
+          <wp:anchor behindDoc="0" distT="0" distB="0" distL="0" distR="0" simplePos="0" locked="0" layoutInCell="0" allowOverlap="1" relativeHeight="13">
             <wp:simplePos x="0" y="0"/>
             <wp:positionH relativeFrom="column">
               <wp:posOffset>4702810</wp:posOffset>
@@ -840,7 +840,7 @@
       </w:pPr>
       <w:r>
         <w:drawing>
-          <wp:anchor behindDoc="0" distT="0" distB="0" distL="0" distR="0" simplePos="0" locked="0" layoutInCell="0" allowOverlap="1" relativeHeight="8">
+          <wp:anchor behindDoc="0" distT="0" distB="0" distL="0" distR="0" simplePos="0" locked="0" layoutInCell="0" allowOverlap="1" relativeHeight="14">
             <wp:simplePos x="0" y="0"/>
             <wp:positionH relativeFrom="column">
               <wp:posOffset>-376555</wp:posOffset>
@@ -886,7 +886,7 @@
           </wp:anchor>
         </w:drawing>
         <w:drawing>
-          <wp:anchor behindDoc="0" distT="0" distB="0" distL="0" distR="0" simplePos="0" locked="0" layoutInCell="0" allowOverlap="1" relativeHeight="9">
+          <wp:anchor behindDoc="0" distT="0" distB="0" distL="0" distR="0" simplePos="0" locked="0" layoutInCell="0" allowOverlap="1" relativeHeight="15">
             <wp:simplePos x="0" y="0"/>
             <wp:positionH relativeFrom="column">
               <wp:posOffset>2297430</wp:posOffset>
@@ -1343,19 +1343,7 @@
         <w:rPr>
           <w:lang w:val="en-US"/>
         </w:rPr>
-        <w:t>Таблиця 4.1 – Залежність прискорення від кількості процесорів (N=240000, номер робочого місця №</w:t>
-      </w:r>
-      <w:r>
-        <w:rPr>
-          <w:lang w:val="en-US"/>
-        </w:rPr>
-        <w:t>19</w:t>
-      </w:r>
-      <w:r>
-        <w:rPr>
-          <w:lang w:val="en-US"/>
-        </w:rPr>
-        <w:t>)</w:t>
+        <w:t>Таблиця 4.1 – Залежність прискорення від кількості процесорів (N=240000, номер робочого місця №19)</w:t>
       </w:r>
     </w:p>
     <w:tbl>
@@ -1373,9 +1361,9 @@
       </w:tblPr>
       <w:tblGrid>
         <w:gridCol w:w="1580"/>
-        <w:gridCol w:w="2621"/>
+        <w:gridCol w:w="2620"/>
         <w:gridCol w:w="398"/>
-        <w:gridCol w:w="407"/>
+        <w:gridCol w:w="408"/>
         <w:gridCol w:w="286"/>
       </w:tblGrid>
       <w:tr>
@@ -1392,7 +1380,7 @@
           </w:tcPr>
           <w:p>
             <w:pPr>
-              <w:pStyle w:val="Style14"/>
+              <w:pStyle w:val="user2"/>
               <w:spacing w:lineRule="auto" w:line="240"/>
               <w:ind w:hanging="0" w:left="0"/>
               <w:rPr>
@@ -1411,7 +1399,7 @@
         </w:tc>
         <w:tc>
           <w:tcPr>
-            <w:tcW w:w="2621" w:type="dxa"/>
+            <w:tcW w:w="2620" w:type="dxa"/>
             <w:tcBorders>
               <w:top w:val="single" w:sz="4" w:space="0" w:color="000000"/>
               <w:left w:val="single" w:sz="4" w:space="0" w:color="000000"/>
@@ -1421,7 +1409,7 @@
           </w:tcPr>
           <w:p>
             <w:pPr>
-              <w:pStyle w:val="Style14"/>
+              <w:pStyle w:val="user2"/>
               <w:spacing w:lineRule="auto" w:line="240"/>
               <w:ind w:hanging="0" w:left="0"/>
               <w:rPr>
@@ -1458,7 +1446,7 @@
           </w:tcPr>
           <w:p>
             <w:pPr>
-              <w:pStyle w:val="Style14"/>
+              <w:pStyle w:val="user2"/>
               <w:spacing w:lineRule="auto" w:line="240"/>
               <w:ind w:hanging="0" w:left="0"/>
               <w:rPr>
@@ -1487,7 +1475,7 @@
         </w:tc>
         <w:tc>
           <w:tcPr>
-            <w:tcW w:w="407" w:type="dxa"/>
+            <w:tcW w:w="408" w:type="dxa"/>
             <w:tcBorders>
               <w:top w:val="single" w:sz="4" w:space="0" w:color="000000"/>
               <w:left w:val="single" w:sz="4" w:space="0" w:color="000000"/>
@@ -1497,7 +1485,7 @@
           </w:tcPr>
           <w:p>
             <w:pPr>
-              <w:pStyle w:val="Style14"/>
+              <w:pStyle w:val="user2"/>
               <w:spacing w:lineRule="auto" w:line="240"/>
               <w:ind w:hanging="0" w:left="0"/>
               <w:rPr>
@@ -1537,7 +1525,7 @@
           </w:tcPr>
           <w:p>
             <w:pPr>
-              <w:pStyle w:val="Style14"/>
+              <w:pStyle w:val="user2"/>
               <w:spacing w:lineRule="auto" w:line="240"/>
               <w:ind w:hanging="0" w:left="0"/>
               <w:rPr>
@@ -1617,7 +1605,7 @@
           </w:tcPr>
           <w:p>
             <w:pPr>
-              <w:pStyle w:val="Style14"/>
+              <w:pStyle w:val="user2"/>
               <w:spacing w:lineRule="auto" w:line="240"/>
               <w:ind w:hanging="0" w:left="0"/>
               <w:rPr/>
@@ -1639,7 +1627,7 @@
           </w:tcPr>
           <w:p>
             <w:pPr>
-              <w:pStyle w:val="Style14"/>
+              <w:pStyle w:val="user2"/>
               <w:spacing w:lineRule="auto" w:line="240"/>
               <w:ind w:hanging="0" w:left="0"/>
               <w:rPr>
@@ -1665,7 +1653,7 @@
           </w:tcPr>
           <w:p>
             <w:pPr>
-              <w:pStyle w:val="Style14"/>
+              <w:pStyle w:val="user2"/>
               <w:spacing w:lineRule="auto" w:line="240"/>
               <w:ind w:hanging="0" w:left="0"/>
               <w:rPr>
@@ -1698,7 +1686,7 @@
           </w:tcPr>
           <w:p>
             <w:pPr>
-              <w:pStyle w:val="Style14"/>
+              <w:pStyle w:val="user2"/>
               <w:spacing w:lineRule="auto" w:line="240"/>
               <w:ind w:hanging="0" w:left="0"/>
               <w:rPr>
@@ -1732,7 +1720,7 @@
           </w:tcPr>
           <w:p>
             <w:pPr>
-              <w:pStyle w:val="Style14"/>
+              <w:pStyle w:val="user2"/>
               <w:spacing w:lineRule="auto" w:line="240"/>
               <w:ind w:hanging="0" w:left="0"/>
               <w:rPr>
@@ -1808,7 +1796,7 @@
           </w:tcPr>
           <w:p>
             <w:pPr>
-              <w:pStyle w:val="Style14"/>
+              <w:pStyle w:val="user2"/>
               <w:spacing w:lineRule="auto" w:line="240"/>
               <w:ind w:hanging="0" w:left="0"/>
               <w:rPr/>
@@ -1830,7 +1818,7 @@
           </w:tcPr>
           <w:p>
             <w:pPr>
-              <w:pStyle w:val="Style14"/>
+              <w:pStyle w:val="user2"/>
               <w:spacing w:lineRule="auto" w:line="240"/>
               <w:ind w:hanging="0" w:left="0"/>
               <w:rPr/>
@@ -1854,7 +1842,7 @@
           </w:tcPr>
           <w:p>
             <w:pPr>
-              <w:pStyle w:val="Style14"/>
+              <w:pStyle w:val="user2"/>
               <w:spacing w:lineRule="auto" w:line="240"/>
               <w:ind w:hanging="0" w:left="0"/>
               <w:rPr>
@@ -1888,7 +1876,7 @@
           </w:tcPr>
           <w:p>
             <w:pPr>
-              <w:pStyle w:val="Style14"/>
+              <w:pStyle w:val="user2"/>
               <w:spacing w:lineRule="auto" w:line="240"/>
               <w:ind w:hanging="0" w:left="0"/>
               <w:rPr>
@@ -1938,7 +1926,7 @@
       <w:r>
         <w:rPr/>
         <w:drawing>
-          <wp:anchor behindDoc="0" distT="0" distB="0" distL="0" distR="0" simplePos="0" locked="0" layoutInCell="0" allowOverlap="1" relativeHeight="10">
+          <wp:anchor behindDoc="0" distT="0" distB="0" distL="0" distR="0" simplePos="0" locked="0" layoutInCell="0" allowOverlap="1" relativeHeight="16">
             <wp:simplePos x="0" y="0"/>
             <wp:positionH relativeFrom="column">
               <wp:posOffset>4963160</wp:posOffset>
@@ -1992,7 +1980,7 @@
       </w:pPr>
       <w:r>
         <w:drawing>
-          <wp:anchor behindDoc="0" distT="0" distB="0" distL="0" distR="0" simplePos="0" locked="0" layoutInCell="0" allowOverlap="1" relativeHeight="11">
+          <wp:anchor behindDoc="0" distT="0" distB="0" distL="0" distR="0" simplePos="0" locked="0" layoutInCell="0" allowOverlap="1" relativeHeight="17">
             <wp:simplePos x="0" y="0"/>
             <wp:positionH relativeFrom="column">
               <wp:posOffset>2133600</wp:posOffset>
@@ -2477,6 +2465,36 @@
       </w:pPr>
       <w:r>
         <w:rPr/>
+        <w:t>4.2.2.1 Для перевірки результату паралельного обчислення додайте до програми код, який обчислює суму даного ряду тільки в нульовому процесі та використовує для обчислення степеня бібліотечну функцію.</w:t>
+      </w:r>
+    </w:p>
+    <w:p>
+      <w:pPr>
+        <w:pStyle w:val="P1"/>
+        <w:rPr/>
+      </w:pPr>
+      <w:r>
+        <w:rPr/>
+        <w:t>4.2.2.2 Використовуючи наведені вище програми, розробіть власну програму, в якій між паралельними процесами розподіляється однакова кількість членів ряду $\sum_{i=1}^N a_i x_i^i$</w:t>
+      </w:r>
+    </w:p>
+    <w:p>
+      <w:pPr>
+        <w:pStyle w:val="P1"/>
+        <w:rPr/>
+      </w:pPr>
+      <w:r>
+        <w:rPr/>
+        <w:t>4.2.2.3 Виміряйте час роботи програми для трьох, досить великих значень кількості членів ряду і порівняйте його з часом вирішення цієї задачі за допомогою вихідної програми даного завдання для двох, трьох та чотирьох процесорів. Результати наведіть у вигляді таблиці.</w:t>
+      </w:r>
+    </w:p>
+    <w:p>
+      <w:pPr>
+        <w:pStyle w:val="P1"/>
+        <w:rPr/>
+      </w:pPr>
+      <w:r>
+        <w:rPr/>
       </w:r>
     </w:p>
     <w:p>
@@ -2542,7 +2560,7 @@
       </w:pPr>
       <w:r>
         <w:drawing>
-          <wp:anchor behindDoc="0" distT="0" distB="0" distL="0" distR="0" simplePos="0" locked="0" layoutInCell="0" allowOverlap="1" relativeHeight="13">
+          <wp:anchor behindDoc="0" distT="0" distB="0" distL="0" distR="0" simplePos="0" locked="0" layoutInCell="0" allowOverlap="1" relativeHeight="18">
             <wp:simplePos x="0" y="0"/>
             <wp:positionH relativeFrom="column">
               <wp:posOffset>-376555</wp:posOffset>
@@ -2588,7 +2606,7 @@
           </wp:anchor>
         </w:drawing>
         <w:drawing>
-          <wp:anchor behindDoc="0" distT="0" distB="0" distL="0" distR="0" simplePos="0" locked="0" layoutInCell="0" allowOverlap="1" relativeHeight="14">
+          <wp:anchor behindDoc="0" distT="0" distB="0" distL="0" distR="0" simplePos="0" locked="0" layoutInCell="0" allowOverlap="1" relativeHeight="19">
             <wp:simplePos x="0" y="0"/>
             <wp:positionH relativeFrom="column">
               <wp:posOffset>2297430</wp:posOffset>
@@ -4406,6 +4424,7 @@
     <w:p>
       <w:pPr>
         <w:pStyle w:val="H3"/>
+        <w:spacing w:before="0" w:after="0"/>
         <w:rPr/>
       </w:pPr>
       <w:r>
@@ -4553,8 +4572,8 @@
         </w:tblCellMar>
       </w:tblPr>
       <w:tblGrid>
-        <w:gridCol w:w="2098"/>
-        <w:gridCol w:w="2621"/>
+        <w:gridCol w:w="2097"/>
+        <w:gridCol w:w="2622"/>
         <w:gridCol w:w="1041"/>
         <w:gridCol w:w="1041"/>
         <w:gridCol w:w="1461"/>
@@ -4563,7 +4582,7 @@
         <w:trPr/>
         <w:tc>
           <w:tcPr>
-            <w:tcW w:w="2098" w:type="dxa"/>
+            <w:tcW w:w="2097" w:type="dxa"/>
             <w:tcBorders>
               <w:top w:val="single" w:sz="4" w:space="0" w:color="000000"/>
               <w:left w:val="single" w:sz="4" w:space="0" w:color="000000"/>
@@ -4573,7 +4592,7 @@
           </w:tcPr>
           <w:p>
             <w:pPr>
-              <w:pStyle w:val="Style14"/>
+              <w:pStyle w:val="user2"/>
               <w:spacing w:lineRule="auto" w:line="240"/>
               <w:ind w:hanging="0" w:left="0"/>
               <w:rPr>
@@ -4592,7 +4611,7 @@
         </w:tc>
         <w:tc>
           <w:tcPr>
-            <w:tcW w:w="2621" w:type="dxa"/>
+            <w:tcW w:w="2622" w:type="dxa"/>
             <w:tcBorders>
               <w:top w:val="single" w:sz="4" w:space="0" w:color="000000"/>
               <w:left w:val="single" w:sz="4" w:space="0" w:color="000000"/>
@@ -4602,7 +4621,7 @@
           </w:tcPr>
           <w:p>
             <w:pPr>
-              <w:pStyle w:val="Style14"/>
+              <w:pStyle w:val="user2"/>
               <w:spacing w:lineRule="auto" w:line="240"/>
               <w:ind w:hanging="0" w:left="0"/>
               <w:rPr>
@@ -4639,7 +4658,7 @@
           </w:tcPr>
           <w:p>
             <w:pPr>
-              <w:pStyle w:val="Style14"/>
+              <w:pStyle w:val="user2"/>
               <w:spacing w:lineRule="auto" w:line="240"/>
               <w:ind w:hanging="0" w:left="0"/>
               <w:rPr>
@@ -4678,7 +4697,7 @@
           </w:tcPr>
           <w:p>
             <w:pPr>
-              <w:pStyle w:val="Style14"/>
+              <w:pStyle w:val="user2"/>
               <w:spacing w:lineRule="auto" w:line="240"/>
               <w:ind w:hanging="0" w:left="0"/>
               <w:rPr>
@@ -4718,7 +4737,7 @@
           </w:tcPr>
           <w:p>
             <w:pPr>
-              <w:pStyle w:val="Style14"/>
+              <w:pStyle w:val="user2"/>
               <w:spacing w:lineRule="auto" w:line="240"/>
               <w:ind w:hanging="0" w:left="0"/>
               <w:rPr>
@@ -4741,7 +4760,7 @@
         <w:trPr/>
         <w:tc>
           <w:tcPr>
-            <w:tcW w:w="2098" w:type="dxa"/>
+            <w:tcW w:w="2097" w:type="dxa"/>
             <w:tcBorders>
               <w:left w:val="single" w:sz="4" w:space="0" w:color="000000"/>
               <w:bottom w:val="single" w:sz="4" w:space="0" w:color="000000"/>
@@ -4750,7 +4769,7 @@
           </w:tcPr>
           <w:p>
             <w:pPr>
-              <w:pStyle w:val="Style14"/>
+              <w:pStyle w:val="user2"/>
               <w:spacing w:lineRule="auto" w:line="240"/>
               <w:ind w:hanging="0" w:left="0"/>
               <w:rPr>
@@ -4769,7 +4788,7 @@
         </w:tc>
         <w:tc>
           <w:tcPr>
-            <w:tcW w:w="2621" w:type="dxa"/>
+            <w:tcW w:w="2622" w:type="dxa"/>
             <w:tcBorders>
               <w:left w:val="single" w:sz="4" w:space="0" w:color="000000"/>
               <w:bottom w:val="single" w:sz="4" w:space="0" w:color="000000"/>
@@ -4778,7 +4797,7 @@
           </w:tcPr>
           <w:p>
             <w:pPr>
-              <w:pStyle w:val="Style14"/>
+              <w:pStyle w:val="user2"/>
               <w:spacing w:lineRule="auto" w:line="240"/>
               <w:ind w:hanging="0" w:left="0"/>
               <w:rPr>
@@ -4807,7 +4826,7 @@
           </w:tcPr>
           <w:p>
             <w:pPr>
-              <w:pStyle w:val="Style14"/>
+              <w:pStyle w:val="user2"/>
               <w:spacing w:lineRule="auto" w:line="240"/>
               <w:ind w:hanging="0" w:left="0"/>
               <w:rPr>
@@ -4835,7 +4854,7 @@
           </w:tcPr>
           <w:p>
             <w:pPr>
-              <w:pStyle w:val="Style14"/>
+              <w:pStyle w:val="user2"/>
               <w:spacing w:lineRule="auto" w:line="240"/>
               <w:ind w:hanging="0" w:left="0"/>
               <w:rPr>
@@ -4864,7 +4883,7 @@
           </w:tcPr>
           <w:p>
             <w:pPr>
-              <w:pStyle w:val="Style14"/>
+              <w:pStyle w:val="user2"/>
               <w:spacing w:lineRule="auto" w:line="240"/>
               <w:ind w:hanging="0" w:left="0"/>
               <w:rPr>
@@ -4886,7 +4905,7 @@
         <w:trPr/>
         <w:tc>
           <w:tcPr>
-            <w:tcW w:w="2098" w:type="dxa"/>
+            <w:tcW w:w="2097" w:type="dxa"/>
             <w:tcBorders>
               <w:left w:val="single" w:sz="4" w:space="0" w:color="000000"/>
               <w:bottom w:val="single" w:sz="4" w:space="0" w:color="000000"/>
@@ -4895,7 +4914,7 @@
           </w:tcPr>
           <w:p>
             <w:pPr>
-              <w:pStyle w:val="Style14"/>
+              <w:pStyle w:val="user2"/>
               <w:spacing w:lineRule="auto" w:line="240"/>
               <w:ind w:hanging="0" w:left="0"/>
               <w:rPr>
@@ -4922,7 +4941,7 @@
         </w:tc>
         <w:tc>
           <w:tcPr>
-            <w:tcW w:w="2621" w:type="dxa"/>
+            <w:tcW w:w="2622" w:type="dxa"/>
             <w:tcBorders>
               <w:left w:val="single" w:sz="4" w:space="0" w:color="000000"/>
               <w:bottom w:val="single" w:sz="4" w:space="0" w:color="000000"/>
@@ -4931,7 +4950,7 @@
           </w:tcPr>
           <w:p>
             <w:pPr>
-              <w:pStyle w:val="Style14"/>
+              <w:pStyle w:val="user2"/>
               <w:spacing w:lineRule="auto" w:line="240"/>
               <w:ind w:hanging="0" w:left="0"/>
               <w:rPr>
@@ -4960,7 +4979,7 @@
           </w:tcPr>
           <w:p>
             <w:pPr>
-              <w:pStyle w:val="Style14"/>
+              <w:pStyle w:val="user2"/>
               <w:spacing w:lineRule="auto" w:line="240"/>
               <w:ind w:hanging="0" w:left="0"/>
               <w:rPr>
@@ -4987,7 +5006,7 @@
           </w:tcPr>
           <w:p>
             <w:pPr>
-              <w:pStyle w:val="Style14"/>
+              <w:pStyle w:val="user2"/>
               <w:spacing w:lineRule="auto" w:line="240"/>
               <w:ind w:hanging="0" w:left="0"/>
               <w:rPr>
@@ -5016,7 +5035,7 @@
           </w:tcPr>
           <w:p>
             <w:pPr>
-              <w:pStyle w:val="Style14"/>
+              <w:pStyle w:val="user2"/>
               <w:spacing w:lineRule="auto" w:line="240"/>
               <w:ind w:hanging="0" w:left="0"/>
               <w:rPr>
@@ -5038,7 +5057,7 @@
         <w:trPr/>
         <w:tc>
           <w:tcPr>
-            <w:tcW w:w="2098" w:type="dxa"/>
+            <w:tcW w:w="2097" w:type="dxa"/>
             <w:tcBorders>
               <w:left w:val="single" w:sz="4" w:space="0" w:color="000000"/>
               <w:bottom w:val="single" w:sz="4" w:space="0" w:color="000000"/>
@@ -5047,7 +5066,7 @@
           </w:tcPr>
           <w:p>
             <w:pPr>
-              <w:pStyle w:val="Style14"/>
+              <w:pStyle w:val="user2"/>
               <w:spacing w:lineRule="auto" w:line="240"/>
               <w:ind w:hanging="0" w:left="0"/>
               <w:rPr>
@@ -5068,7 +5087,7 @@
         </w:tc>
         <w:tc>
           <w:tcPr>
-            <w:tcW w:w="2621" w:type="dxa"/>
+            <w:tcW w:w="2622" w:type="dxa"/>
             <w:tcBorders>
               <w:left w:val="single" w:sz="4" w:space="0" w:color="000000"/>
               <w:bottom w:val="single" w:sz="4" w:space="0" w:color="000000"/>
@@ -5077,7 +5096,7 @@
           </w:tcPr>
           <w:p>
             <w:pPr>
-              <w:pStyle w:val="Style14"/>
+              <w:pStyle w:val="user2"/>
               <w:spacing w:lineRule="auto" w:line="240"/>
               <w:ind w:hanging="0" w:left="0"/>
               <w:rPr>
@@ -5108,7 +5127,7 @@
           </w:tcPr>
           <w:p>
             <w:pPr>
-              <w:pStyle w:val="Style14"/>
+              <w:pStyle w:val="user2"/>
               <w:spacing w:lineRule="auto" w:line="240"/>
               <w:ind w:hanging="0" w:left="0"/>
               <w:rPr>
@@ -5135,7 +5154,7 @@
           </w:tcPr>
           <w:p>
             <w:pPr>
-              <w:pStyle w:val="Style14"/>
+              <w:pStyle w:val="user2"/>
               <w:spacing w:lineRule="auto" w:line="240"/>
               <w:ind w:hanging="0" w:left="0"/>
               <w:rPr>
@@ -5164,7 +5183,7 @@
           </w:tcPr>
           <w:p>
             <w:pPr>
-              <w:pStyle w:val="Style14"/>
+              <w:pStyle w:val="user2"/>
               <w:spacing w:lineRule="auto" w:line="240"/>
               <w:ind w:hanging="0" w:left="0"/>
               <w:rPr>
@@ -5186,7 +5205,7 @@
         <w:trPr/>
         <w:tc>
           <w:tcPr>
-            <w:tcW w:w="2098" w:type="dxa"/>
+            <w:tcW w:w="2097" w:type="dxa"/>
             <w:tcBorders>
               <w:left w:val="single" w:sz="4" w:space="0" w:color="000000"/>
               <w:bottom w:val="single" w:sz="4" w:space="0" w:color="000000"/>
@@ -5195,7 +5214,7 @@
           </w:tcPr>
           <w:p>
             <w:pPr>
-              <w:pStyle w:val="Style14"/>
+              <w:pStyle w:val="user2"/>
               <w:spacing w:lineRule="auto" w:line="240"/>
               <w:ind w:hanging="0" w:left="0"/>
               <w:rPr>
@@ -5216,7 +5235,7 @@
         </w:tc>
         <w:tc>
           <w:tcPr>
-            <w:tcW w:w="2621" w:type="dxa"/>
+            <w:tcW w:w="2622" w:type="dxa"/>
             <w:tcBorders>
               <w:left w:val="single" w:sz="4" w:space="0" w:color="000000"/>
               <w:bottom w:val="single" w:sz="4" w:space="0" w:color="000000"/>
@@ -5225,7 +5244,7 @@
           </w:tcPr>
           <w:p>
             <w:pPr>
-              <w:pStyle w:val="Style14"/>
+              <w:pStyle w:val="user2"/>
               <w:spacing w:lineRule="auto" w:line="240"/>
               <w:ind w:hanging="0" w:left="0"/>
               <w:rPr>
@@ -5256,7 +5275,7 @@
           </w:tcPr>
           <w:p>
             <w:pPr>
-              <w:pStyle w:val="Style14"/>
+              <w:pStyle w:val="user2"/>
               <w:spacing w:lineRule="auto" w:line="240"/>
               <w:ind w:hanging="0" w:left="0"/>
               <w:rPr>
@@ -5283,7 +5302,7 @@
           </w:tcPr>
           <w:p>
             <w:pPr>
-              <w:pStyle w:val="Style14"/>
+              <w:pStyle w:val="user2"/>
               <w:spacing w:lineRule="auto" w:line="240"/>
               <w:ind w:hanging="0" w:left="0"/>
               <w:rPr>
@@ -5312,7 +5331,7 @@
           </w:tcPr>
           <w:p>
             <w:pPr>
-              <w:pStyle w:val="Style14"/>
+              <w:pStyle w:val="user2"/>
               <w:spacing w:lineRule="auto" w:line="240"/>
               <w:ind w:hanging="0" w:left="0"/>
               <w:rPr>
@@ -6276,7 +6295,7 @@
           </w:tcPr>
           <w:p>
             <w:pPr>
-              <w:pStyle w:val="Style14"/>
+              <w:pStyle w:val="user2"/>
               <w:spacing w:lineRule="auto" w:line="240"/>
               <w:ind w:hanging="0" w:left="0"/>
               <w:rPr>
@@ -6305,7 +6324,7 @@
           </w:tcPr>
           <w:p>
             <w:pPr>
-              <w:pStyle w:val="Style14"/>
+              <w:pStyle w:val="user2"/>
               <w:spacing w:lineRule="auto" w:line="240"/>
               <w:ind w:hanging="0" w:left="0"/>
               <w:rPr>
@@ -6335,12 +6354,13 @@
           </w:tcPr>
           <w:p>
             <w:pPr>
-              <w:pStyle w:val="Style14"/>
+              <w:pStyle w:val="user2"/>
               <w:spacing w:lineRule="auto" w:line="240"/>
               <w:ind w:hanging="0" w:left="0"/>
               <w:rPr>
                 <w:b/>
                 <w:bCs/>
+                <w:lang w:val="en-US"/>
               </w:rPr>
             </w:pPr>
             <w:r>
@@ -6374,7 +6394,7 @@
           </w:tcPr>
           <w:p>
             <w:pPr>
-              <w:pStyle w:val="Style14"/>
+              <w:pStyle w:val="user2"/>
               <w:spacing w:lineRule="auto" w:line="240"/>
               <w:ind w:hanging="0" w:left="0"/>
               <w:rPr>
@@ -6414,7 +6434,7 @@
           </w:tcPr>
           <w:p>
             <w:pPr>
-              <w:pStyle w:val="Style14"/>
+              <w:pStyle w:val="user2"/>
               <w:spacing w:lineRule="auto" w:line="240"/>
               <w:ind w:hanging="0" w:left="0"/>
               <w:rPr>
@@ -6446,7 +6466,7 @@
           </w:tcPr>
           <w:p>
             <w:pPr>
-              <w:pStyle w:val="Style14"/>
+              <w:pStyle w:val="user2"/>
               <w:spacing w:lineRule="auto" w:line="240"/>
               <w:ind w:hanging="0" w:left="0"/>
               <w:rPr>
@@ -6472,7 +6492,7 @@
           </w:tcPr>
           <w:p>
             <w:pPr>
-              <w:pStyle w:val="Style14"/>
+              <w:pStyle w:val="user2"/>
               <w:spacing w:lineRule="auto" w:line="240"/>
               <w:ind w:hanging="0" w:left="0"/>
               <w:rPr>
@@ -6490,7 +6510,6 @@
         <w:tc>
           <w:tcPr>
             <w:tcW w:w="1041" w:type="dxa"/>
-            <w:vMerge w:val="restart"/>
             <w:tcBorders>
               <w:left w:val="single" w:sz="4" w:space="0" w:color="000000"/>
               <w:bottom w:val="single" w:sz="4" w:space="0" w:color="000000"/>
@@ -6499,20 +6518,18 @@
           </w:tcPr>
           <w:p>
             <w:pPr>
-              <w:pStyle w:val="Style14"/>
+              <w:pStyle w:val="user2"/>
               <w:spacing w:lineRule="auto" w:line="240"/>
               <w:ind w:hanging="0" w:left="0"/>
               <w:rPr>
-                <w:b w:val="false"/>
-                <w:bCs w:val="false"/>
-              </w:rPr>
-            </w:pPr>
-            <w:r>
-              <w:rPr>
-                <w:b w:val="false"/>
-                <w:bCs w:val="false"/>
-              </w:rPr>
-              <w:t>24.6048</w:t>
+                <w:lang w:val="en-US"/>
+              </w:rPr>
+            </w:pPr>
+            <w:r>
+              <w:rPr>
+                <w:lang w:val="en-US"/>
+              </w:rPr>
+              <w:t>1.3116</w:t>
             </w:r>
           </w:p>
         </w:tc>
@@ -6527,7 +6544,7 @@
           </w:tcPr>
           <w:p>
             <w:pPr>
-              <w:pStyle w:val="Style14"/>
+              <w:pStyle w:val="user2"/>
               <w:spacing w:lineRule="auto" w:line="240"/>
               <w:ind w:hanging="0" w:left="0"/>
               <w:rPr>
@@ -6554,7 +6571,7 @@
           </w:tcPr>
           <w:p>
             <w:pPr>
-              <w:pStyle w:val="Style14"/>
+              <w:pStyle w:val="user2"/>
               <w:spacing w:lineRule="auto" w:line="240"/>
               <w:ind w:hanging="0" w:left="0"/>
               <w:rPr>
@@ -6565,7 +6582,7 @@
               <w:rPr>
                 <w:lang w:val="en-US"/>
               </w:rPr>
-              <w:t>68.195122</w:t>
+              <w:t>3,6352549</w:t>
             </w:r>
           </w:p>
         </w:tc>
@@ -6583,7 +6600,7 @@
           </w:tcPr>
           <w:p>
             <w:pPr>
-              <w:pStyle w:val="Style14"/>
+              <w:pStyle w:val="user2"/>
               <w:spacing w:lineRule="auto" w:line="240"/>
               <w:ind w:hanging="0" w:left="0"/>
               <w:rPr>
@@ -6609,7 +6626,7 @@
           </w:tcPr>
           <w:p>
             <w:pPr>
-              <w:pStyle w:val="Style14"/>
+              <w:pStyle w:val="user2"/>
               <w:spacing w:lineRule="auto" w:line="240"/>
               <w:ind w:hanging="0" w:left="0"/>
               <w:rPr>
@@ -6627,7 +6644,6 @@
         <w:tc>
           <w:tcPr>
             <w:tcW w:w="1041" w:type="dxa"/>
-            <w:vMerge w:val="continue"/>
             <w:tcBorders>
               <w:left w:val="single" w:sz="4" w:space="0" w:color="000000"/>
               <w:bottom w:val="single" w:sz="4" w:space="0" w:color="000000"/>
@@ -6636,19 +6652,18 @@
           </w:tcPr>
           <w:p>
             <w:pPr>
-              <w:pStyle w:val="Style14"/>
+              <w:pStyle w:val="user2"/>
               <w:spacing w:lineRule="auto" w:line="240"/>
               <w:ind w:hanging="0" w:left="0"/>
               <w:rPr>
-                <w:b w:val="false"/>
-                <w:bCs w:val="false"/>
-              </w:rPr>
-            </w:pPr>
-            <w:r>
-              <w:rPr>
-                <w:b w:val="false"/>
-                <w:bCs w:val="false"/>
-              </w:rPr>
+                <w:lang w:val="en-US"/>
+              </w:rPr>
+            </w:pPr>
+            <w:r>
+              <w:rPr>
+                <w:lang w:val="en-US"/>
+              </w:rPr>
+              <w:t>2.6094</w:t>
             </w:r>
           </w:p>
         </w:tc>
@@ -6663,7 +6678,7 @@
           </w:tcPr>
           <w:p>
             <w:pPr>
-              <w:pStyle w:val="Style14"/>
+              <w:pStyle w:val="user2"/>
               <w:spacing w:lineRule="auto" w:line="240"/>
               <w:ind w:hanging="0" w:left="0"/>
               <w:rPr>
@@ -6690,7 +6705,7 @@
           </w:tcPr>
           <w:p>
             <w:pPr>
-              <w:pStyle w:val="Style14"/>
+              <w:pStyle w:val="user2"/>
               <w:spacing w:lineRule="auto" w:line="240"/>
               <w:ind w:hanging="0" w:left="0"/>
               <w:rPr>
@@ -6701,7 +6716,7 @@
               <w:rPr>
                 <w:lang w:val="en-US"/>
               </w:rPr>
-              <w:t>33.636090</w:t>
+              <w:t>3,5671907</w:t>
             </w:r>
           </w:p>
         </w:tc>
@@ -6719,7 +6734,7 @@
           </w:tcPr>
           <w:p>
             <w:pPr>
-              <w:pStyle w:val="Style14"/>
+              <w:pStyle w:val="user2"/>
               <w:spacing w:lineRule="auto" w:line="240"/>
               <w:ind w:hanging="0" w:left="0"/>
               <w:rPr>
@@ -6745,7 +6760,7 @@
           </w:tcPr>
           <w:p>
             <w:pPr>
-              <w:pStyle w:val="Style14"/>
+              <w:pStyle w:val="user2"/>
               <w:spacing w:lineRule="auto" w:line="240"/>
               <w:ind w:hanging="0" w:left="0"/>
               <w:rPr>
@@ -6763,7 +6778,6 @@
         <w:tc>
           <w:tcPr>
             <w:tcW w:w="1041" w:type="dxa"/>
-            <w:vMerge w:val="continue"/>
             <w:tcBorders>
               <w:left w:val="single" w:sz="4" w:space="0" w:color="000000"/>
               <w:bottom w:val="single" w:sz="4" w:space="0" w:color="000000"/>
@@ -6772,19 +6786,18 @@
           </w:tcPr>
           <w:p>
             <w:pPr>
-              <w:pStyle w:val="Style14"/>
+              <w:pStyle w:val="user2"/>
               <w:spacing w:lineRule="auto" w:line="240"/>
               <w:ind w:hanging="0" w:left="0"/>
               <w:rPr>
-                <w:b w:val="false"/>
-                <w:bCs w:val="false"/>
-              </w:rPr>
-            </w:pPr>
-            <w:r>
-              <w:rPr>
-                <w:b w:val="false"/>
-                <w:bCs w:val="false"/>
-              </w:rPr>
+                <w:lang w:val="en-US"/>
+              </w:rPr>
+            </w:pPr>
+            <w:r>
+              <w:rPr>
+                <w:lang w:val="en-US"/>
+              </w:rPr>
+              <w:t>3.9110</w:t>
             </w:r>
           </w:p>
         </w:tc>
@@ -6799,7 +6812,7 @@
           </w:tcPr>
           <w:p>
             <w:pPr>
-              <w:pStyle w:val="Style14"/>
+              <w:pStyle w:val="user2"/>
               <w:spacing w:lineRule="auto" w:line="240"/>
               <w:ind w:hanging="0" w:left="0"/>
               <w:rPr>
@@ -6826,7 +6839,7 @@
           </w:tcPr>
           <w:p>
             <w:pPr>
-              <w:pStyle w:val="Style14"/>
+              <w:pStyle w:val="user2"/>
               <w:spacing w:lineRule="auto" w:line="240"/>
               <w:ind w:hanging="0" w:left="0"/>
               <w:rPr>
@@ -6837,7 +6850,7 @@
               <w:rPr>
                 <w:lang w:val="en-US"/>
               </w:rPr>
-              <w:t>22.604317</w:t>
+              <w:t>3,5930179</w:t>
             </w:r>
           </w:p>
         </w:tc>
@@ -6855,7 +6868,7 @@
           </w:tcPr>
           <w:p>
             <w:pPr>
-              <w:pStyle w:val="Style14"/>
+              <w:pStyle w:val="user2"/>
               <w:spacing w:lineRule="auto" w:line="240"/>
               <w:ind w:hanging="0" w:left="0"/>
               <w:rPr>
@@ -6881,7 +6894,7 @@
           </w:tcPr>
           <w:p>
             <w:pPr>
-              <w:pStyle w:val="Style14"/>
+              <w:pStyle w:val="user2"/>
               <w:spacing w:lineRule="auto" w:line="240"/>
               <w:ind w:hanging="0" w:left="0"/>
               <w:rPr>
@@ -6899,7 +6912,6 @@
         <w:tc>
           <w:tcPr>
             <w:tcW w:w="1041" w:type="dxa"/>
-            <w:vMerge w:val="continue"/>
             <w:tcBorders>
               <w:left w:val="single" w:sz="4" w:space="0" w:color="000000"/>
               <w:bottom w:val="single" w:sz="4" w:space="0" w:color="000000"/>
@@ -6908,19 +6920,18 @@
           </w:tcPr>
           <w:p>
             <w:pPr>
-              <w:pStyle w:val="Style14"/>
+              <w:pStyle w:val="user2"/>
               <w:spacing w:lineRule="auto" w:line="240"/>
               <w:ind w:hanging="0" w:left="0"/>
               <w:rPr>
-                <w:b w:val="false"/>
-                <w:bCs w:val="false"/>
-              </w:rPr>
-            </w:pPr>
-            <w:r>
-              <w:rPr>
-                <w:b w:val="false"/>
-                <w:bCs w:val="false"/>
-              </w:rPr>
+                <w:lang w:val="en-US"/>
+              </w:rPr>
+            </w:pPr>
+            <w:r>
+              <w:rPr>
+                <w:lang w:val="en-US"/>
+              </w:rPr>
+              <w:t>5.2144</w:t>
             </w:r>
           </w:p>
         </w:tc>
@@ -6935,7 +6946,7 @@
           </w:tcPr>
           <w:p>
             <w:pPr>
-              <w:pStyle w:val="Style14"/>
+              <w:pStyle w:val="user2"/>
               <w:spacing w:lineRule="auto" w:line="240"/>
               <w:ind w:hanging="0" w:left="0"/>
               <w:rPr>
@@ -6962,7 +6973,7 @@
           </w:tcPr>
           <w:p>
             <w:pPr>
-              <w:pStyle w:val="Style14"/>
+              <w:pStyle w:val="user2"/>
               <w:spacing w:lineRule="auto" w:line="240"/>
               <w:ind w:hanging="0" w:left="0"/>
               <w:rPr>
@@ -6970,10 +6981,8 @@
               </w:rPr>
             </w:pPr>
             <w:r>
-              <w:rPr>
-                <w:lang w:val="en-US"/>
-              </w:rPr>
-              <w:t>16.830699</w:t>
+              <w:rPr/>
+              <w:t>3,5668650</w:t>
             </w:r>
           </w:p>
         </w:tc>
@@ -6991,7 +7000,7 @@
           </w:tcPr>
           <w:p>
             <w:pPr>
-              <w:pStyle w:val="Style14"/>
+              <w:pStyle w:val="user2"/>
               <w:spacing w:lineRule="auto" w:line="240"/>
               <w:ind w:hanging="0" w:left="0"/>
               <w:rPr>
@@ -7017,7 +7026,7 @@
           </w:tcPr>
           <w:p>
             <w:pPr>
-              <w:pStyle w:val="Style14"/>
+              <w:pStyle w:val="user2"/>
               <w:spacing w:lineRule="auto" w:line="240"/>
               <w:ind w:hanging="0" w:left="0"/>
               <w:rPr>
@@ -7035,7 +7044,6 @@
         <w:tc>
           <w:tcPr>
             <w:tcW w:w="1041" w:type="dxa"/>
-            <w:vMerge w:val="continue"/>
             <w:tcBorders>
               <w:left w:val="single" w:sz="4" w:space="0" w:color="000000"/>
               <w:bottom w:val="single" w:sz="4" w:space="0" w:color="000000"/>
@@ -7044,19 +7052,18 @@
           </w:tcPr>
           <w:p>
             <w:pPr>
-              <w:pStyle w:val="Style14"/>
+              <w:pStyle w:val="user2"/>
               <w:spacing w:lineRule="auto" w:line="240"/>
               <w:ind w:hanging="0" w:left="0"/>
               <w:rPr>
-                <w:b w:val="false"/>
-                <w:bCs w:val="false"/>
-              </w:rPr>
-            </w:pPr>
-            <w:r>
-              <w:rPr>
-                <w:b w:val="false"/>
-                <w:bCs w:val="false"/>
-              </w:rPr>
+                <w:lang w:val="en-US"/>
+              </w:rPr>
+            </w:pPr>
+            <w:r>
+              <w:rPr>
+                <w:lang w:val="en-US"/>
+              </w:rPr>
+              <w:t>6.4986</w:t>
             </w:r>
           </w:p>
         </w:tc>
@@ -7071,7 +7078,7 @@
           </w:tcPr>
           <w:p>
             <w:pPr>
-              <w:pStyle w:val="Style14"/>
+              <w:pStyle w:val="user2"/>
               <w:spacing w:lineRule="auto" w:line="240"/>
               <w:ind w:hanging="0" w:left="0"/>
               <w:rPr>
@@ -7098,7 +7105,7 @@
           </w:tcPr>
           <w:p>
             <w:pPr>
-              <w:pStyle w:val="Style14"/>
+              <w:pStyle w:val="user2"/>
               <w:spacing w:lineRule="auto" w:line="240"/>
               <w:ind w:hanging="0" w:left="0"/>
               <w:rPr>
@@ -7106,10 +7113,8 @@
               </w:rPr>
             </w:pPr>
             <w:r>
-              <w:rPr>
-                <w:lang w:val="en-US"/>
-              </w:rPr>
-              <w:t>13.714285</w:t>
+              <w:rPr/>
+              <w:t>3,6222061</w:t>
             </w:r>
           </w:p>
         </w:tc>
@@ -7127,7 +7132,7 @@
           </w:tcPr>
           <w:p>
             <w:pPr>
-              <w:pStyle w:val="Style14"/>
+              <w:pStyle w:val="user2"/>
               <w:spacing w:lineRule="auto" w:line="240"/>
               <w:ind w:hanging="0" w:left="0"/>
               <w:rPr>
@@ -7153,7 +7158,7 @@
           </w:tcPr>
           <w:p>
             <w:pPr>
-              <w:pStyle w:val="Style14"/>
+              <w:pStyle w:val="user2"/>
               <w:spacing w:lineRule="auto" w:line="240"/>
               <w:ind w:hanging="0" w:left="0"/>
               <w:rPr>
@@ -7171,7 +7176,6 @@
         <w:tc>
           <w:tcPr>
             <w:tcW w:w="1041" w:type="dxa"/>
-            <w:vMerge w:val="continue"/>
             <w:tcBorders>
               <w:left w:val="single" w:sz="4" w:space="0" w:color="000000"/>
               <w:bottom w:val="single" w:sz="4" w:space="0" w:color="000000"/>
@@ -7180,19 +7184,18 @@
           </w:tcPr>
           <w:p>
             <w:pPr>
-              <w:pStyle w:val="Style14"/>
+              <w:pStyle w:val="user2"/>
               <w:spacing w:lineRule="auto" w:line="240"/>
               <w:ind w:hanging="0" w:left="0"/>
               <w:rPr>
-                <w:b w:val="false"/>
-                <w:bCs w:val="false"/>
-              </w:rPr>
-            </w:pPr>
-            <w:r>
-              <w:rPr>
-                <w:b w:val="false"/>
-                <w:bCs w:val="false"/>
-              </w:rPr>
+                <w:lang w:val="en-US"/>
+              </w:rPr>
+            </w:pPr>
+            <w:r>
+              <w:rPr>
+                <w:lang w:val="en-US"/>
+              </w:rPr>
+              <w:t>7.8133</w:t>
             </w:r>
           </w:p>
         </w:tc>
@@ -7207,7 +7210,7 @@
           </w:tcPr>
           <w:p>
             <w:pPr>
-              <w:pStyle w:val="Style14"/>
+              <w:pStyle w:val="user2"/>
               <w:spacing w:lineRule="auto" w:line="240"/>
               <w:ind w:hanging="0" w:left="0"/>
               <w:rPr>
@@ -7234,7 +7237,7 @@
           </w:tcPr>
           <w:p>
             <w:pPr>
-              <w:pStyle w:val="Style14"/>
+              <w:pStyle w:val="user2"/>
               <w:spacing w:lineRule="auto" w:line="240"/>
               <w:ind w:hanging="0" w:left="0"/>
               <w:rPr>
@@ -7245,7 +7248,7 @@
               <w:rPr>
                 <w:lang w:val="en-US"/>
               </w:rPr>
-              <w:t>11.274193</w:t>
+              <w:t>3,5801411</w:t>
             </w:r>
           </w:p>
         </w:tc>
@@ -7263,7 +7266,7 @@
           </w:tcPr>
           <w:p>
             <w:pPr>
-              <w:pStyle w:val="Style14"/>
+              <w:pStyle w:val="user2"/>
               <w:spacing w:lineRule="auto" w:line="240"/>
               <w:ind w:hanging="0" w:left="0"/>
               <w:rPr>
@@ -7289,7 +7292,7 @@
           </w:tcPr>
           <w:p>
             <w:pPr>
-              <w:pStyle w:val="Style14"/>
+              <w:pStyle w:val="user2"/>
               <w:spacing w:lineRule="auto" w:line="240"/>
               <w:ind w:hanging="0" w:left="0"/>
               <w:rPr>
@@ -7307,7 +7310,6 @@
         <w:tc>
           <w:tcPr>
             <w:tcW w:w="1041" w:type="dxa"/>
-            <w:vMerge w:val="continue"/>
             <w:tcBorders>
               <w:left w:val="single" w:sz="4" w:space="0" w:color="000000"/>
               <w:bottom w:val="single" w:sz="4" w:space="0" w:color="000000"/>
@@ -7316,19 +7318,18 @@
           </w:tcPr>
           <w:p>
             <w:pPr>
-              <w:pStyle w:val="Style14"/>
+              <w:pStyle w:val="user2"/>
               <w:spacing w:lineRule="auto" w:line="240"/>
               <w:ind w:hanging="0" w:left="0"/>
               <w:rPr>
-                <w:b w:val="false"/>
-                <w:bCs w:val="false"/>
-              </w:rPr>
-            </w:pPr>
-            <w:r>
-              <w:rPr>
-                <w:b w:val="false"/>
-                <w:bCs w:val="false"/>
-              </w:rPr>
+                <w:lang w:val="en-US"/>
+              </w:rPr>
+            </w:pPr>
+            <w:r>
+              <w:rPr>
+                <w:lang w:val="en-US"/>
+              </w:rPr>
+              <w:t>9.0948</w:t>
             </w:r>
           </w:p>
         </w:tc>
@@ -7343,7 +7344,7 @@
           </w:tcPr>
           <w:p>
             <w:pPr>
-              <w:pStyle w:val="Style14"/>
+              <w:pStyle w:val="user2"/>
               <w:spacing w:lineRule="auto" w:line="240"/>
               <w:ind w:hanging="0" w:left="0"/>
               <w:rPr>
@@ -7370,7 +7371,7 @@
           </w:tcPr>
           <w:p>
             <w:pPr>
-              <w:pStyle w:val="Style14"/>
+              <w:pStyle w:val="user2"/>
               <w:spacing w:lineRule="auto" w:line="240"/>
               <w:ind w:hanging="0" w:left="0"/>
               <w:rPr>
@@ -7381,7 +7382,7 @@
               <w:rPr>
                 <w:lang w:val="en-US"/>
               </w:rPr>
-              <w:t>9.8038809</w:t>
+              <w:t>3,6238594</w:t>
             </w:r>
           </w:p>
         </w:tc>
@@ -7399,7 +7400,7 @@
           </w:tcPr>
           <w:p>
             <w:pPr>
-              <w:pStyle w:val="Style14"/>
+              <w:pStyle w:val="user2"/>
               <w:spacing w:lineRule="auto" w:line="240"/>
               <w:ind w:hanging="0" w:left="0"/>
               <w:rPr>
@@ -7425,7 +7426,7 @@
           </w:tcPr>
           <w:p>
             <w:pPr>
-              <w:pStyle w:val="Style14"/>
+              <w:pStyle w:val="user2"/>
               <w:spacing w:lineRule="auto" w:line="240"/>
               <w:ind w:hanging="0" w:left="0"/>
               <w:rPr>
@@ -7443,7 +7444,6 @@
         <w:tc>
           <w:tcPr>
             <w:tcW w:w="1041" w:type="dxa"/>
-            <w:vMerge w:val="continue"/>
             <w:tcBorders>
               <w:left w:val="single" w:sz="4" w:space="0" w:color="000000"/>
               <w:bottom w:val="single" w:sz="4" w:space="0" w:color="000000"/>
@@ -7452,19 +7452,18 @@
           </w:tcPr>
           <w:p>
             <w:pPr>
-              <w:pStyle w:val="Style14"/>
+              <w:pStyle w:val="user2"/>
               <w:spacing w:lineRule="auto" w:line="240"/>
               <w:ind w:hanging="0" w:left="0"/>
               <w:rPr>
-                <w:b w:val="false"/>
-                <w:bCs w:val="false"/>
-              </w:rPr>
-            </w:pPr>
-            <w:r>
-              <w:rPr>
-                <w:b w:val="false"/>
-                <w:bCs w:val="false"/>
-              </w:rPr>
+                <w:lang w:val="en-US"/>
+              </w:rPr>
+            </w:pPr>
+            <w:r>
+              <w:rPr>
+                <w:lang w:val="en-US"/>
+              </w:rPr>
+              <w:t>10.3897</w:t>
             </w:r>
           </w:p>
         </w:tc>
@@ -7479,7 +7478,7 @@
           </w:tcPr>
           <w:p>
             <w:pPr>
-              <w:pStyle w:val="Style14"/>
+              <w:pStyle w:val="user2"/>
               <w:spacing w:lineRule="auto" w:line="240"/>
               <w:ind w:hanging="0" w:left="0"/>
               <w:rPr>
@@ -7506,7 +7505,7 @@
           </w:tcPr>
           <w:p>
             <w:pPr>
-              <w:pStyle w:val="Style14"/>
+              <w:pStyle w:val="user2"/>
               <w:spacing w:lineRule="auto" w:line="240"/>
               <w:ind w:hanging="0" w:left="0"/>
               <w:rPr>
@@ -7517,7 +7516,7 @@
               <w:rPr>
                 <w:lang w:val="en-US"/>
               </w:rPr>
-              <w:t>8.4453902</w:t>
+              <w:t>3,5661769</w:t>
             </w:r>
           </w:p>
         </w:tc>
@@ -7535,7 +7534,7 @@
           </w:tcPr>
           <w:p>
             <w:pPr>
-              <w:pStyle w:val="Style14"/>
+              <w:pStyle w:val="user2"/>
               <w:spacing w:lineRule="auto" w:line="240"/>
               <w:ind w:hanging="0" w:left="0"/>
               <w:rPr>
@@ -7561,7 +7560,7 @@
           </w:tcPr>
           <w:p>
             <w:pPr>
-              <w:pStyle w:val="Style14"/>
+              <w:pStyle w:val="user2"/>
               <w:spacing w:lineRule="auto" w:line="240"/>
               <w:ind w:hanging="0" w:left="0"/>
               <w:rPr>
@@ -7579,7 +7578,6 @@
         <w:tc>
           <w:tcPr>
             <w:tcW w:w="1041" w:type="dxa"/>
-            <w:vMerge w:val="continue"/>
             <w:tcBorders>
               <w:left w:val="single" w:sz="4" w:space="0" w:color="000000"/>
               <w:bottom w:val="single" w:sz="4" w:space="0" w:color="000000"/>
@@ -7588,19 +7586,18 @@
           </w:tcPr>
           <w:p>
             <w:pPr>
-              <w:pStyle w:val="Style14"/>
+              <w:pStyle w:val="user2"/>
               <w:spacing w:lineRule="auto" w:line="240"/>
               <w:ind w:hanging="0" w:left="0"/>
               <w:rPr>
-                <w:b w:val="false"/>
-                <w:bCs w:val="false"/>
-              </w:rPr>
-            </w:pPr>
-            <w:r>
-              <w:rPr>
-                <w:b w:val="false"/>
-                <w:bCs w:val="false"/>
-              </w:rPr>
+                <w:lang w:val="en-US"/>
+              </w:rPr>
+            </w:pPr>
+            <w:r>
+              <w:rPr>
+                <w:lang w:val="en-US"/>
+              </w:rPr>
+              <w:t>11.6800</w:t>
             </w:r>
           </w:p>
         </w:tc>
@@ -7615,7 +7612,7 @@
           </w:tcPr>
           <w:p>
             <w:pPr>
-              <w:pStyle w:val="Style14"/>
+              <w:pStyle w:val="user2"/>
               <w:spacing w:lineRule="auto" w:line="240"/>
               <w:ind w:hanging="0" w:left="0"/>
               <w:rPr>
@@ -7642,7 +7639,7 @@
           </w:tcPr>
           <w:p>
             <w:pPr>
-              <w:pStyle w:val="Style14"/>
+              <w:pStyle w:val="user2"/>
               <w:spacing w:lineRule="auto" w:line="240"/>
               <w:ind w:hanging="0" w:left="0"/>
               <w:rPr>
@@ -7653,7 +7650,7 @@
               <w:rPr>
                 <w:lang w:val="en-US"/>
               </w:rPr>
-              <w:t>7.4375188</w:t>
+              <w:t>3,5306208</w:t>
             </w:r>
           </w:p>
         </w:tc>
@@ -7671,7 +7668,7 @@
           </w:tcPr>
           <w:p>
             <w:pPr>
-              <w:pStyle w:val="Style14"/>
+              <w:pStyle w:val="user2"/>
               <w:spacing w:lineRule="auto" w:line="240"/>
               <w:ind w:hanging="0" w:left="0"/>
               <w:rPr>
@@ -7697,7 +7694,7 @@
           </w:tcPr>
           <w:p>
             <w:pPr>
-              <w:pStyle w:val="Style14"/>
+              <w:pStyle w:val="user2"/>
               <w:spacing w:lineRule="auto" w:line="240"/>
               <w:ind w:hanging="0" w:left="0"/>
               <w:rPr>
@@ -7715,7 +7712,6 @@
         <w:tc>
           <w:tcPr>
             <w:tcW w:w="1041" w:type="dxa"/>
-            <w:vMerge w:val="continue"/>
             <w:tcBorders>
               <w:left w:val="single" w:sz="4" w:space="0" w:color="000000"/>
               <w:bottom w:val="single" w:sz="4" w:space="0" w:color="000000"/>
@@ -7724,19 +7720,18 @@
           </w:tcPr>
           <w:p>
             <w:pPr>
-              <w:pStyle w:val="Style14"/>
+              <w:pStyle w:val="user2"/>
               <w:spacing w:lineRule="auto" w:line="240"/>
               <w:ind w:hanging="0" w:left="0"/>
               <w:rPr>
-                <w:b w:val="false"/>
-                <w:bCs w:val="false"/>
-              </w:rPr>
-            </w:pPr>
-            <w:r>
-              <w:rPr>
-                <w:b w:val="false"/>
-                <w:bCs w:val="false"/>
-              </w:rPr>
+                <w:lang w:val="en-US"/>
+              </w:rPr>
+            </w:pPr>
+            <w:r>
+              <w:rPr>
+                <w:lang w:val="en-US"/>
+              </w:rPr>
+              <w:t>12.9829</w:t>
             </w:r>
           </w:p>
         </w:tc>
@@ -7751,7 +7746,7 @@
           </w:tcPr>
           <w:p>
             <w:pPr>
-              <w:pStyle w:val="Style14"/>
+              <w:pStyle w:val="user2"/>
               <w:spacing w:lineRule="auto" w:line="240"/>
               <w:ind w:hanging="0" w:left="0"/>
               <w:rPr>
@@ -7778,7 +7773,7 @@
           </w:tcPr>
           <w:p>
             <w:pPr>
-              <w:pStyle w:val="Style14"/>
+              <w:pStyle w:val="user2"/>
               <w:spacing w:lineRule="auto" w:line="240"/>
               <w:ind w:hanging="0" w:left="0"/>
               <w:rPr>
@@ -7789,7 +7784,7 @@
               <w:rPr>
                 <w:lang w:val="en-US"/>
               </w:rPr>
-              <w:t>6.8340971</w:t>
+              <w:t>3,6060606</w:t>
             </w:r>
           </w:p>
         </w:tc>
@@ -7807,7 +7802,7 @@
           </w:tcPr>
           <w:p>
             <w:pPr>
-              <w:pStyle w:val="Style14"/>
+              <w:pStyle w:val="user2"/>
               <w:spacing w:lineRule="auto" w:line="240"/>
               <w:ind w:hanging="0" w:left="0"/>
               <w:rPr>
@@ -7833,7 +7828,7 @@
           </w:tcPr>
           <w:p>
             <w:pPr>
-              <w:pStyle w:val="Style14"/>
+              <w:pStyle w:val="user2"/>
               <w:spacing w:lineRule="auto" w:line="240"/>
               <w:ind w:hanging="0" w:left="0"/>
               <w:rPr>
@@ -7851,7 +7846,6 @@
         <w:tc>
           <w:tcPr>
             <w:tcW w:w="1041" w:type="dxa"/>
-            <w:vMerge w:val="continue"/>
             <w:tcBorders>
               <w:left w:val="single" w:sz="4" w:space="0" w:color="000000"/>
               <w:bottom w:val="single" w:sz="4" w:space="0" w:color="000000"/>
@@ -7860,19 +7854,18 @@
           </w:tcPr>
           <w:p>
             <w:pPr>
-              <w:pStyle w:val="Style14"/>
+              <w:pStyle w:val="user2"/>
               <w:spacing w:lineRule="auto" w:line="240"/>
               <w:ind w:hanging="0" w:left="0"/>
               <w:rPr>
-                <w:b w:val="false"/>
-                <w:bCs w:val="false"/>
-              </w:rPr>
-            </w:pPr>
-            <w:r>
-              <w:rPr>
-                <w:b w:val="false"/>
-                <w:bCs w:val="false"/>
-              </w:rPr>
+                <w:lang w:val="en-US"/>
+              </w:rPr>
+            </w:pPr>
+            <w:r>
+              <w:rPr>
+                <w:lang w:val="en-US"/>
+              </w:rPr>
+              <w:t>14.3236</w:t>
             </w:r>
           </w:p>
         </w:tc>
@@ -7887,7 +7880,7 @@
           </w:tcPr>
           <w:p>
             <w:pPr>
-              <w:pStyle w:val="Style14"/>
+              <w:pStyle w:val="user2"/>
               <w:spacing w:lineRule="auto" w:line="240"/>
               <w:ind w:hanging="0" w:left="0"/>
               <w:rPr>
@@ -7914,7 +7907,7 @@
           </w:tcPr>
           <w:p>
             <w:pPr>
-              <w:pStyle w:val="Style14"/>
+              <w:pStyle w:val="user2"/>
               <w:spacing w:lineRule="auto" w:line="240"/>
               <w:ind w:hanging="0" w:left="0"/>
               <w:rPr>
@@ -7925,7 +7918,7 @@
               <w:rPr>
                 <w:lang w:val="en-US"/>
               </w:rPr>
-              <w:t>6.2311140</w:t>
+              <w:t>3,6274216</w:t>
             </w:r>
           </w:p>
         </w:tc>
@@ -7943,7 +7936,7 @@
           </w:tcPr>
           <w:p>
             <w:pPr>
-              <w:pStyle w:val="Style14"/>
+              <w:pStyle w:val="user2"/>
               <w:spacing w:lineRule="auto" w:line="240"/>
               <w:ind w:hanging="0" w:left="0"/>
               <w:rPr>
@@ -7969,7 +7962,7 @@
           </w:tcPr>
           <w:p>
             <w:pPr>
-              <w:pStyle w:val="Style14"/>
+              <w:pStyle w:val="user2"/>
               <w:spacing w:lineRule="auto" w:line="240"/>
               <w:ind w:hanging="0" w:left="0"/>
               <w:rPr>
@@ -7987,7 +7980,6 @@
         <w:tc>
           <w:tcPr>
             <w:tcW w:w="1041" w:type="dxa"/>
-            <w:vMerge w:val="continue"/>
             <w:tcBorders>
               <w:left w:val="single" w:sz="4" w:space="0" w:color="000000"/>
               <w:bottom w:val="single" w:sz="4" w:space="0" w:color="000000"/>
@@ -7996,19 +7988,18 @@
           </w:tcPr>
           <w:p>
             <w:pPr>
-              <w:pStyle w:val="Style14"/>
+              <w:pStyle w:val="user2"/>
               <w:spacing w:lineRule="auto" w:line="240"/>
               <w:ind w:hanging="0" w:left="0"/>
               <w:rPr>
-                <w:b w:val="false"/>
-                <w:bCs w:val="false"/>
-              </w:rPr>
-            </w:pPr>
-            <w:r>
-              <w:rPr>
-                <w:b w:val="false"/>
-                <w:bCs w:val="false"/>
-              </w:rPr>
+                <w:lang w:val="en-US"/>
+              </w:rPr>
+            </w:pPr>
+            <w:r>
+              <w:rPr>
+                <w:lang w:val="en-US"/>
+              </w:rPr>
+              <w:t>15.6334</w:t>
             </w:r>
           </w:p>
         </w:tc>
@@ -8023,7 +8014,7 @@
           </w:tcPr>
           <w:p>
             <w:pPr>
-              <w:pStyle w:val="Style14"/>
+              <w:pStyle w:val="user2"/>
               <w:spacing w:lineRule="auto" w:line="240"/>
               <w:ind w:hanging="0" w:left="0"/>
               <w:rPr>
@@ -8050,7 +8041,7 @@
           </w:tcPr>
           <w:p>
             <w:pPr>
-              <w:pStyle w:val="Style14"/>
+              <w:pStyle w:val="user2"/>
               <w:spacing w:lineRule="auto" w:line="240"/>
               <w:ind w:hanging="0" w:left="0"/>
               <w:rPr>
@@ -8061,7 +8052,7 @@
               <w:rPr>
                 <w:lang w:val="en-US"/>
               </w:rPr>
-              <w:t>5.5590248</w:t>
+              <w:t>3,5320937</w:t>
             </w:r>
           </w:p>
         </w:tc>
@@ -8172,6 +8163,12 @@
           </wp:inline>
         </w:drawing>
       </w:r>
+    </w:p>
+    <w:p>
+      <w:pPr>
+        <w:pStyle w:val="img1"/>
+        <w:rPr/>
+      </w:pPr>
       <w:r>
         <w:rPr/>
         <w:t>Рисунок 1.2 — Графік залежностей</w:t>
@@ -8192,6 +8189,535 @@
     </w:p>
     <w:p>
       <w:pPr>
+        <w:pStyle w:val="H3"/>
+        <w:rPr/>
+      </w:pPr>
+      <w:r>
+        <w:rPr/>
+        <w:t>Код графіка</w:t>
+      </w:r>
+    </w:p>
+    <w:p>
+      <w:pPr>
+        <w:pStyle w:val="Normal"/>
+        <w:rPr>
+          <w:lang w:val="uk-UA"/>
+        </w:rPr>
+      </w:pPr>
+      <w:r>
+        <w:rPr>
+          <w:lang w:val="uk-UA"/>
+        </w:rPr>
+      </w:r>
+    </w:p>
+    <w:p>
+      <w:pPr>
+        <w:pStyle w:val="Code"/>
+        <w:rPr/>
+      </w:pPr>
+      <w:r>
+        <w:rPr/>
+        <w:t>import matplotlib.pyplot as plt</w:t>
+      </w:r>
+    </w:p>
+    <w:p>
+      <w:pPr>
+        <w:pStyle w:val="Code"/>
+        <w:rPr/>
+      </w:pPr>
+      <w:r>
+        <w:rPr/>
+      </w:r>
+    </w:p>
+    <w:p>
+      <w:pPr>
+        <w:pStyle w:val="Code"/>
+        <w:rPr/>
+      </w:pPr>
+      <w:r>
+        <w:rPr/>
+        <w:t>N_list = [</w:t>
+      </w:r>
+    </w:p>
+    <w:p>
+      <w:pPr>
+        <w:pStyle w:val="Code"/>
+        <w:rPr/>
+      </w:pPr>
+      <w:r>
+        <w:rPr/>
+        <w:t xml:space="preserve">    </w:t>
+      </w:r>
+      <w:r>
+        <w:rPr/>
+        <w:t>20000,</w:t>
+      </w:r>
+    </w:p>
+    <w:p>
+      <w:pPr>
+        <w:pStyle w:val="Code"/>
+        <w:rPr/>
+      </w:pPr>
+      <w:r>
+        <w:rPr/>
+        <w:t xml:space="preserve">    </w:t>
+      </w:r>
+      <w:r>
+        <w:rPr/>
+        <w:t>40000,</w:t>
+      </w:r>
+    </w:p>
+    <w:p>
+      <w:pPr>
+        <w:pStyle w:val="Code"/>
+        <w:rPr/>
+      </w:pPr>
+      <w:r>
+        <w:rPr/>
+        <w:t xml:space="preserve">    </w:t>
+      </w:r>
+      <w:r>
+        <w:rPr/>
+        <w:t>60000,</w:t>
+      </w:r>
+    </w:p>
+    <w:p>
+      <w:pPr>
+        <w:pStyle w:val="Code"/>
+        <w:rPr/>
+      </w:pPr>
+      <w:r>
+        <w:rPr/>
+        <w:t xml:space="preserve">    </w:t>
+      </w:r>
+      <w:r>
+        <w:rPr/>
+        <w:t>80000,</w:t>
+      </w:r>
+    </w:p>
+    <w:p>
+      <w:pPr>
+        <w:pStyle w:val="Code"/>
+        <w:rPr/>
+      </w:pPr>
+      <w:r>
+        <w:rPr/>
+        <w:t xml:space="preserve">    </w:t>
+      </w:r>
+      <w:r>
+        <w:rPr/>
+        <w:t>100000,</w:t>
+      </w:r>
+    </w:p>
+    <w:p>
+      <w:pPr>
+        <w:pStyle w:val="Code"/>
+        <w:rPr/>
+      </w:pPr>
+      <w:r>
+        <w:rPr/>
+        <w:t xml:space="preserve">    </w:t>
+      </w:r>
+      <w:r>
+        <w:rPr/>
+        <w:t>120000,</w:t>
+      </w:r>
+    </w:p>
+    <w:p>
+      <w:pPr>
+        <w:pStyle w:val="Code"/>
+        <w:rPr/>
+      </w:pPr>
+      <w:r>
+        <w:rPr/>
+        <w:t xml:space="preserve">    </w:t>
+      </w:r>
+      <w:r>
+        <w:rPr/>
+        <w:t>140000,</w:t>
+      </w:r>
+    </w:p>
+    <w:p>
+      <w:pPr>
+        <w:pStyle w:val="Code"/>
+        <w:rPr/>
+      </w:pPr>
+      <w:r>
+        <w:rPr/>
+        <w:t xml:space="preserve">    </w:t>
+      </w:r>
+      <w:r>
+        <w:rPr/>
+        <w:t>160000,</w:t>
+      </w:r>
+    </w:p>
+    <w:p>
+      <w:pPr>
+        <w:pStyle w:val="Code"/>
+        <w:rPr/>
+      </w:pPr>
+      <w:r>
+        <w:rPr/>
+        <w:t xml:space="preserve">    </w:t>
+      </w:r>
+      <w:r>
+        <w:rPr/>
+        <w:t>180000,</w:t>
+      </w:r>
+    </w:p>
+    <w:p>
+      <w:pPr>
+        <w:pStyle w:val="Code"/>
+        <w:rPr/>
+      </w:pPr>
+      <w:r>
+        <w:rPr/>
+        <w:t xml:space="preserve">    </w:t>
+      </w:r>
+      <w:r>
+        <w:rPr/>
+        <w:t>200000,</w:t>
+      </w:r>
+    </w:p>
+    <w:p>
+      <w:pPr>
+        <w:pStyle w:val="Code"/>
+        <w:rPr/>
+      </w:pPr>
+      <w:r>
+        <w:rPr/>
+        <w:t xml:space="preserve">    </w:t>
+      </w:r>
+      <w:r>
+        <w:rPr/>
+        <w:t>220000,</w:t>
+      </w:r>
+    </w:p>
+    <w:p>
+      <w:pPr>
+        <w:pStyle w:val="Code"/>
+        <w:rPr/>
+      </w:pPr>
+      <w:r>
+        <w:rPr/>
+        <w:t xml:space="preserve">    </w:t>
+      </w:r>
+      <w:r>
+        <w:rPr/>
+        <w:t>240000,</w:t>
+      </w:r>
+    </w:p>
+    <w:p>
+      <w:pPr>
+        <w:pStyle w:val="Code"/>
+        <w:rPr/>
+      </w:pPr>
+      <w:r>
+        <w:rPr/>
+        <w:t>]</w:t>
+      </w:r>
+    </w:p>
+    <w:p>
+      <w:pPr>
+        <w:pStyle w:val="Code"/>
+        <w:rPr/>
+      </w:pPr>
+      <w:r>
+        <w:rPr/>
+      </w:r>
+    </w:p>
+    <w:p>
+      <w:pPr>
+        <w:pStyle w:val="Code"/>
+        <w:rPr/>
+      </w:pPr>
+      <w:r>
+        <w:rPr/>
+        <w:t>S_N = [</w:t>
+      </w:r>
+    </w:p>
+    <w:p>
+      <w:pPr>
+        <w:pStyle w:val="Code"/>
+        <w:rPr/>
+      </w:pPr>
+      <w:r>
+        <w:rPr/>
+        <w:t xml:space="preserve">    </w:t>
+      </w:r>
+      <w:r>
+        <w:rPr/>
+        <w:t>3.6352549,</w:t>
+      </w:r>
+    </w:p>
+    <w:p>
+      <w:pPr>
+        <w:pStyle w:val="Code"/>
+        <w:rPr/>
+      </w:pPr>
+      <w:r>
+        <w:rPr/>
+        <w:t xml:space="preserve">    </w:t>
+      </w:r>
+      <w:r>
+        <w:rPr/>
+        <w:t>3.5671907,</w:t>
+      </w:r>
+    </w:p>
+    <w:p>
+      <w:pPr>
+        <w:pStyle w:val="Code"/>
+        <w:rPr/>
+      </w:pPr>
+      <w:r>
+        <w:rPr/>
+        <w:t xml:space="preserve">    </w:t>
+      </w:r>
+      <w:r>
+        <w:rPr/>
+        <w:t>3.5930179,</w:t>
+      </w:r>
+    </w:p>
+    <w:p>
+      <w:pPr>
+        <w:pStyle w:val="Code"/>
+        <w:rPr/>
+      </w:pPr>
+      <w:r>
+        <w:rPr/>
+        <w:t xml:space="preserve">    </w:t>
+      </w:r>
+      <w:r>
+        <w:rPr/>
+        <w:t>3.5668650,</w:t>
+      </w:r>
+    </w:p>
+    <w:p>
+      <w:pPr>
+        <w:pStyle w:val="Code"/>
+        <w:rPr/>
+      </w:pPr>
+      <w:r>
+        <w:rPr/>
+        <w:t xml:space="preserve">    </w:t>
+      </w:r>
+      <w:r>
+        <w:rPr/>
+        <w:t>3.6222061,</w:t>
+      </w:r>
+    </w:p>
+    <w:p>
+      <w:pPr>
+        <w:pStyle w:val="Code"/>
+        <w:rPr/>
+      </w:pPr>
+      <w:r>
+        <w:rPr/>
+        <w:t xml:space="preserve">    </w:t>
+      </w:r>
+      <w:r>
+        <w:rPr/>
+        <w:t>3.5801411,</w:t>
+      </w:r>
+    </w:p>
+    <w:p>
+      <w:pPr>
+        <w:pStyle w:val="Code"/>
+        <w:rPr/>
+      </w:pPr>
+      <w:r>
+        <w:rPr/>
+        <w:t xml:space="preserve">    </w:t>
+      </w:r>
+      <w:r>
+        <w:rPr/>
+        <w:t>3.6238594,</w:t>
+      </w:r>
+    </w:p>
+    <w:p>
+      <w:pPr>
+        <w:pStyle w:val="Code"/>
+        <w:rPr/>
+      </w:pPr>
+      <w:r>
+        <w:rPr/>
+        <w:t xml:space="preserve">    </w:t>
+      </w:r>
+      <w:r>
+        <w:rPr/>
+        <w:t>3.5661769,</w:t>
+      </w:r>
+    </w:p>
+    <w:p>
+      <w:pPr>
+        <w:pStyle w:val="Code"/>
+        <w:rPr/>
+      </w:pPr>
+      <w:r>
+        <w:rPr/>
+        <w:t xml:space="preserve">    </w:t>
+      </w:r>
+      <w:r>
+        <w:rPr/>
+        <w:t>3.5306208,</w:t>
+      </w:r>
+    </w:p>
+    <w:p>
+      <w:pPr>
+        <w:pStyle w:val="Code"/>
+        <w:rPr/>
+      </w:pPr>
+      <w:r>
+        <w:rPr/>
+        <w:t xml:space="preserve">    </w:t>
+      </w:r>
+      <w:r>
+        <w:rPr/>
+        <w:t>3.6060606,</w:t>
+      </w:r>
+    </w:p>
+    <w:p>
+      <w:pPr>
+        <w:pStyle w:val="Code"/>
+        <w:rPr/>
+      </w:pPr>
+      <w:r>
+        <w:rPr/>
+        <w:t xml:space="preserve">    </w:t>
+      </w:r>
+      <w:r>
+        <w:rPr/>
+        <w:t>3.6274216,</w:t>
+      </w:r>
+    </w:p>
+    <w:p>
+      <w:pPr>
+        <w:pStyle w:val="Code"/>
+        <w:rPr/>
+      </w:pPr>
+      <w:r>
+        <w:rPr/>
+        <w:t xml:space="preserve">    </w:t>
+      </w:r>
+      <w:r>
+        <w:rPr/>
+        <w:t>3.5320937,</w:t>
+      </w:r>
+    </w:p>
+    <w:p>
+      <w:pPr>
+        <w:pStyle w:val="Code"/>
+        <w:rPr/>
+      </w:pPr>
+      <w:r>
+        <w:rPr/>
+        <w:t>]</w:t>
+      </w:r>
+    </w:p>
+    <w:p>
+      <w:pPr>
+        <w:pStyle w:val="Code"/>
+        <w:rPr/>
+      </w:pPr>
+      <w:r>
+        <w:rPr/>
+      </w:r>
+    </w:p>
+    <w:p>
+      <w:pPr>
+        <w:pStyle w:val="Code"/>
+        <w:rPr/>
+      </w:pPr>
+      <w:r>
+        <w:rPr/>
+        <w:t>plt.figure(figsize=(10, 5))</w:t>
+      </w:r>
+    </w:p>
+    <w:p>
+      <w:pPr>
+        <w:pStyle w:val="Code"/>
+        <w:rPr/>
+      </w:pPr>
+      <w:r>
+        <w:rPr/>
+        <w:t>plt.plot(N_list, S_N, "gs-", label="Прискорення S(N) на P=4")</w:t>
+      </w:r>
+    </w:p>
+    <w:p>
+      <w:pPr>
+        <w:pStyle w:val="Code"/>
+        <w:rPr/>
+      </w:pPr>
+      <w:r>
+        <w:rPr/>
+        <w:t>plt.xlabel("Кількість членів ряду (N)")</w:t>
+      </w:r>
+    </w:p>
+    <w:p>
+      <w:pPr>
+        <w:pStyle w:val="Code"/>
+        <w:rPr/>
+      </w:pPr>
+      <w:r>
+        <w:rPr/>
+        <w:t>plt.ylabel("Прискорення (S)")</w:t>
+      </w:r>
+    </w:p>
+    <w:p>
+      <w:pPr>
+        <w:pStyle w:val="Code"/>
+        <w:rPr/>
+      </w:pPr>
+      <w:r>
+        <w:rPr/>
+        <w:t>plt.title("Залежність прискорення від розміру задачі (N)")</w:t>
+      </w:r>
+    </w:p>
+    <w:p>
+      <w:pPr>
+        <w:pStyle w:val="Code"/>
+        <w:rPr/>
+      </w:pPr>
+      <w:r>
+        <w:rPr/>
+        <w:t>plt.grid(True)</w:t>
+      </w:r>
+    </w:p>
+    <w:p>
+      <w:pPr>
+        <w:pStyle w:val="Code"/>
+        <w:rPr/>
+      </w:pPr>
+      <w:r>
+        <w:rPr/>
+        <w:t>plt.legend()</w:t>
+      </w:r>
+    </w:p>
+    <w:p>
+      <w:pPr>
+        <w:pStyle w:val="Code"/>
+        <w:rPr/>
+      </w:pPr>
+      <w:r>
+        <w:rPr/>
+        <w:t>plt.show()</w:t>
+      </w:r>
+    </w:p>
+    <w:p>
+      <w:pPr>
+        <w:pStyle w:val="Normal"/>
+        <w:rPr>
+          <w:lang w:val="uk-UA"/>
+        </w:rPr>
+      </w:pPr>
+      <w:r>
+        <w:rPr>
+          <w:lang w:val="uk-UA"/>
+        </w:rPr>
+      </w:r>
+    </w:p>
+    <w:p>
+      <w:pPr>
         <w:pStyle w:val="H2"/>
         <w:rPr/>
       </w:pPr>
@@ -8253,7 +8779,9 @@
         </w:rPr>
       </w:pPr>
       <w:r>
-        <w:rPr/>
+        <w:rPr>
+          <w:lang w:val="en-US"/>
+        </w:rPr>
       </w:r>
     </w:p>
     <w:p>
@@ -8274,7 +8802,9 @@
         </w:rPr>
       </w:pPr>
       <w:r>
-        <w:rPr/>
+        <w:rPr>
+          <w:lang w:val="en-US"/>
+        </w:rPr>
       </w:r>
     </w:p>
     <w:p>
@@ -8369,7 +8899,9 @@
         </w:rPr>
       </w:pPr>
       <w:r>
-        <w:rPr/>
+        <w:rPr>
+          <w:lang w:val="en-US"/>
+        </w:rPr>
       </w:r>
     </w:p>
     <w:p>
@@ -8401,9 +8933,9 @@
       </w:tblPr>
       <w:tblGrid>
         <w:gridCol w:w="2045"/>
-        <w:gridCol w:w="988"/>
+        <w:gridCol w:w="987"/>
         <w:gridCol w:w="1408"/>
-        <w:gridCol w:w="2655"/>
+        <w:gridCol w:w="2656"/>
       </w:tblGrid>
       <w:tr>
         <w:trPr/>
@@ -8418,7 +8950,7 @@
           </w:tcPr>
           <w:p>
             <w:pPr>
-              <w:pStyle w:val="Style14"/>
+              <w:pStyle w:val="user2"/>
               <w:widowControl/>
               <w:spacing w:lineRule="auto" w:line="240" w:before="0" w:after="0"/>
               <w:ind w:hanging="0" w:left="0" w:right="0"/>
@@ -8439,7 +8971,7 @@
         </w:tc>
         <w:tc>
           <w:tcPr>
-            <w:tcW w:w="988" w:type="dxa"/>
+            <w:tcW w:w="987" w:type="dxa"/>
             <w:tcBorders>
               <w:top w:val="single" w:sz="2" w:space="0" w:color="000000"/>
               <w:left w:val="single" w:sz="2" w:space="0" w:color="000000"/>
@@ -8448,7 +8980,7 @@
           </w:tcPr>
           <w:p>
             <w:pPr>
-              <w:pStyle w:val="Style14"/>
+              <w:pStyle w:val="user2"/>
               <w:widowControl/>
               <w:spacing w:lineRule="auto" w:line="240" w:before="0" w:after="0"/>
               <w:ind w:hanging="0" w:left="0" w:right="0"/>
@@ -8480,7 +9012,7 @@
           </w:tcPr>
           <w:p>
             <w:pPr>
-              <w:pStyle w:val="Style14"/>
+              <w:pStyle w:val="user2"/>
               <w:widowControl/>
               <w:spacing w:lineRule="auto" w:line="240" w:before="0" w:after="0"/>
               <w:ind w:hanging="0" w:left="0" w:right="0"/>
@@ -8512,7 +9044,7 @@
         </w:tc>
         <w:tc>
           <w:tcPr>
-            <w:tcW w:w="2655" w:type="dxa"/>
+            <w:tcW w:w="2656" w:type="dxa"/>
             <w:tcBorders>
               <w:top w:val="single" w:sz="2" w:space="0" w:color="000000"/>
               <w:left w:val="single" w:sz="2" w:space="0" w:color="000000"/>
@@ -8525,7 +9057,7 @@
           </w:tcPr>
           <w:p>
             <w:pPr>
-              <w:pStyle w:val="Style14"/>
+              <w:pStyle w:val="user2"/>
               <w:widowControl/>
               <w:spacing w:lineRule="auto" w:line="240" w:before="0" w:after="0"/>
               <w:ind w:hanging="0" w:left="0" w:right="0"/>
@@ -8566,7 +9098,7 @@
           </w:tcPr>
           <w:p>
             <w:pPr>
-              <w:pStyle w:val="Style14"/>
+              <w:pStyle w:val="user2"/>
               <w:widowControl/>
               <w:spacing w:lineRule="auto" w:line="240" w:before="0" w:after="0"/>
               <w:ind w:hanging="0" w:left="0" w:right="0"/>
@@ -8585,7 +9117,7 @@
         </w:tc>
         <w:tc>
           <w:tcPr>
-            <w:tcW w:w="988" w:type="dxa"/>
+            <w:tcW w:w="987" w:type="dxa"/>
             <w:tcBorders>
               <w:left w:val="single" w:sz="2" w:space="0" w:color="000000"/>
               <w:bottom w:val="single" w:sz="2" w:space="0" w:color="000000"/>
@@ -8593,7 +9125,7 @@
           </w:tcPr>
           <w:p>
             <w:pPr>
-              <w:pStyle w:val="Style14"/>
+              <w:pStyle w:val="user2"/>
               <w:widowControl/>
               <w:spacing w:lineRule="auto" w:line="240" w:before="0" w:after="0"/>
               <w:ind w:hanging="0" w:left="0" w:right="0"/>
@@ -8620,7 +9152,7 @@
           </w:tcPr>
           <w:p>
             <w:pPr>
-              <w:pStyle w:val="Style14"/>
+              <w:pStyle w:val="user2"/>
               <w:widowControl/>
               <w:spacing w:lineRule="auto" w:line="240" w:before="0" w:after="0"/>
               <w:ind w:hanging="0" w:left="0" w:right="0"/>
@@ -8635,7 +9167,7 @@
         </w:tc>
         <w:tc>
           <w:tcPr>
-            <w:tcW w:w="2655" w:type="dxa"/>
+            <w:tcW w:w="2656" w:type="dxa"/>
             <w:tcBorders>
               <w:left w:val="single" w:sz="2" w:space="0" w:color="000000"/>
               <w:bottom w:val="single" w:sz="2" w:space="0" w:color="000000"/>
@@ -8647,7 +9179,7 @@
           </w:tcPr>
           <w:p>
             <w:pPr>
-              <w:pStyle w:val="Style14"/>
+              <w:pStyle w:val="user2"/>
               <w:widowControl/>
               <w:spacing w:lineRule="auto" w:line="240" w:before="0" w:after="0"/>
               <w:ind w:hanging="0" w:left="0" w:right="0"/>
@@ -8673,7 +9205,7 @@
           </w:tcPr>
           <w:p>
             <w:pPr>
-              <w:pStyle w:val="Style14"/>
+              <w:pStyle w:val="user2"/>
               <w:widowControl/>
               <w:spacing w:lineRule="auto" w:line="240" w:before="0" w:after="0"/>
               <w:ind w:hanging="0" w:left="0" w:right="0"/>
@@ -8692,7 +9224,7 @@
         </w:tc>
         <w:tc>
           <w:tcPr>
-            <w:tcW w:w="988" w:type="dxa"/>
+            <w:tcW w:w="987" w:type="dxa"/>
             <w:tcBorders>
               <w:left w:val="single" w:sz="2" w:space="0" w:color="000000"/>
               <w:bottom w:val="single" w:sz="2" w:space="0" w:color="000000"/>
@@ -8700,7 +9232,7 @@
           </w:tcPr>
           <w:p>
             <w:pPr>
-              <w:pStyle w:val="Style14"/>
+              <w:pStyle w:val="user2"/>
               <w:widowControl/>
               <w:spacing w:lineRule="auto" w:line="240" w:before="0" w:after="0"/>
               <w:ind w:hanging="0" w:left="0" w:right="0"/>
@@ -8727,7 +9259,7 @@
           </w:tcPr>
           <w:p>
             <w:pPr>
-              <w:pStyle w:val="Style14"/>
+              <w:pStyle w:val="user2"/>
               <w:widowControl/>
               <w:spacing w:lineRule="auto" w:line="240" w:before="0" w:after="0"/>
               <w:ind w:hanging="0" w:left="0" w:right="0"/>
@@ -8742,7 +9274,7 @@
         </w:tc>
         <w:tc>
           <w:tcPr>
-            <w:tcW w:w="2655" w:type="dxa"/>
+            <w:tcW w:w="2656" w:type="dxa"/>
             <w:tcBorders>
               <w:left w:val="single" w:sz="2" w:space="0" w:color="000000"/>
               <w:bottom w:val="single" w:sz="2" w:space="0" w:color="000000"/>
@@ -8754,7 +9286,7 @@
           </w:tcPr>
           <w:p>
             <w:pPr>
-              <w:pStyle w:val="Style14"/>
+              <w:pStyle w:val="user2"/>
               <w:widowControl/>
               <w:spacing w:lineRule="auto" w:line="240" w:before="0" w:after="0"/>
               <w:ind w:hanging="0" w:left="0" w:right="0"/>
@@ -8780,7 +9312,7 @@
           </w:tcPr>
           <w:p>
             <w:pPr>
-              <w:pStyle w:val="Style14"/>
+              <w:pStyle w:val="user2"/>
               <w:widowControl/>
               <w:spacing w:lineRule="auto" w:line="240" w:before="0" w:after="0"/>
               <w:ind w:hanging="0" w:left="0" w:right="0"/>
@@ -8799,7 +9331,7 @@
         </w:tc>
         <w:tc>
           <w:tcPr>
-            <w:tcW w:w="988" w:type="dxa"/>
+            <w:tcW w:w="987" w:type="dxa"/>
             <w:tcBorders>
               <w:left w:val="single" w:sz="2" w:space="0" w:color="000000"/>
               <w:bottom w:val="single" w:sz="2" w:space="0" w:color="000000"/>
@@ -8807,7 +9339,7 @@
           </w:tcPr>
           <w:p>
             <w:pPr>
-              <w:pStyle w:val="Style14"/>
+              <w:pStyle w:val="user2"/>
               <w:widowControl/>
               <w:spacing w:lineRule="auto" w:line="240" w:before="0" w:after="0"/>
               <w:ind w:hanging="0" w:left="0" w:right="0"/>
@@ -8834,7 +9366,7 @@
           </w:tcPr>
           <w:p>
             <w:pPr>
-              <w:pStyle w:val="Style14"/>
+              <w:pStyle w:val="user2"/>
               <w:widowControl/>
               <w:spacing w:lineRule="auto" w:line="240" w:before="0" w:after="0"/>
               <w:ind w:hanging="0" w:left="0" w:right="0"/>
@@ -8849,7 +9381,7 @@
         </w:tc>
         <w:tc>
           <w:tcPr>
-            <w:tcW w:w="2655" w:type="dxa"/>
+            <w:tcW w:w="2656" w:type="dxa"/>
             <w:tcBorders>
               <w:left w:val="single" w:sz="2" w:space="0" w:color="000000"/>
               <w:bottom w:val="single" w:sz="2" w:space="0" w:color="000000"/>
@@ -8861,7 +9393,7 @@
           </w:tcPr>
           <w:p>
             <w:pPr>
-              <w:pStyle w:val="Style14"/>
+              <w:pStyle w:val="user2"/>
               <w:widowControl/>
               <w:spacing w:lineRule="auto" w:line="240" w:before="0" w:after="0"/>
               <w:ind w:hanging="0" w:left="0" w:right="0"/>
@@ -8887,7 +9419,7 @@
           </w:tcPr>
           <w:p>
             <w:pPr>
-              <w:pStyle w:val="Style14"/>
+              <w:pStyle w:val="user2"/>
               <w:widowControl/>
               <w:spacing w:lineRule="auto" w:line="240" w:before="0" w:after="0"/>
               <w:ind w:hanging="0" w:left="0" w:right="0"/>
@@ -8906,7 +9438,7 @@
         </w:tc>
         <w:tc>
           <w:tcPr>
-            <w:tcW w:w="988" w:type="dxa"/>
+            <w:tcW w:w="987" w:type="dxa"/>
             <w:tcBorders>
               <w:left w:val="single" w:sz="2" w:space="0" w:color="000000"/>
               <w:bottom w:val="single" w:sz="2" w:space="0" w:color="000000"/>
@@ -8914,7 +9446,7 @@
           </w:tcPr>
           <w:p>
             <w:pPr>
-              <w:pStyle w:val="Style14"/>
+              <w:pStyle w:val="user2"/>
               <w:widowControl/>
               <w:spacing w:lineRule="auto" w:line="240" w:before="0" w:after="0"/>
               <w:ind w:hanging="0" w:left="0" w:right="0"/>
@@ -8941,7 +9473,7 @@
           </w:tcPr>
           <w:p>
             <w:pPr>
-              <w:pStyle w:val="Style14"/>
+              <w:pStyle w:val="user2"/>
               <w:widowControl/>
               <w:spacing w:lineRule="auto" w:line="240" w:before="0" w:after="0"/>
               <w:ind w:hanging="0" w:left="0" w:right="0"/>
@@ -8956,7 +9488,7 @@
         </w:tc>
         <w:tc>
           <w:tcPr>
-            <w:tcW w:w="2655" w:type="dxa"/>
+            <w:tcW w:w="2656" w:type="dxa"/>
             <w:tcBorders>
               <w:left w:val="single" w:sz="2" w:space="0" w:color="000000"/>
               <w:bottom w:val="single" w:sz="2" w:space="0" w:color="000000"/>
@@ -8968,7 +9500,7 @@
           </w:tcPr>
           <w:p>
             <w:pPr>
-              <w:pStyle w:val="Style14"/>
+              <w:pStyle w:val="user2"/>
               <w:widowControl/>
               <w:spacing w:lineRule="auto" w:line="240" w:before="0" w:after="0"/>
               <w:ind w:hanging="0" w:left="0" w:right="0"/>
@@ -8994,7 +9526,7 @@
           </w:tcPr>
           <w:p>
             <w:pPr>
-              <w:pStyle w:val="Style14"/>
+              <w:pStyle w:val="user2"/>
               <w:widowControl/>
               <w:spacing w:lineRule="auto" w:line="240" w:before="0" w:after="0"/>
               <w:ind w:hanging="0" w:left="0" w:right="0"/>
@@ -9013,7 +9545,7 @@
         </w:tc>
         <w:tc>
           <w:tcPr>
-            <w:tcW w:w="988" w:type="dxa"/>
+            <w:tcW w:w="987" w:type="dxa"/>
             <w:tcBorders>
               <w:left w:val="single" w:sz="2" w:space="0" w:color="000000"/>
               <w:bottom w:val="single" w:sz="2" w:space="0" w:color="000000"/>
@@ -9021,7 +9553,7 @@
           </w:tcPr>
           <w:p>
             <w:pPr>
-              <w:pStyle w:val="Style14"/>
+              <w:pStyle w:val="user2"/>
               <w:widowControl/>
               <w:spacing w:lineRule="auto" w:line="240" w:before="0" w:after="0"/>
               <w:ind w:hanging="0" w:left="0" w:right="0"/>
@@ -9048,7 +9580,7 @@
           </w:tcPr>
           <w:p>
             <w:pPr>
-              <w:pStyle w:val="Style14"/>
+              <w:pStyle w:val="user2"/>
               <w:widowControl/>
               <w:spacing w:lineRule="auto" w:line="240" w:before="0" w:after="0"/>
               <w:ind w:hanging="0" w:left="0" w:right="0"/>
@@ -9063,7 +9595,7 @@
         </w:tc>
         <w:tc>
           <w:tcPr>
-            <w:tcW w:w="2655" w:type="dxa"/>
+            <w:tcW w:w="2656" w:type="dxa"/>
             <w:tcBorders>
               <w:left w:val="single" w:sz="2" w:space="0" w:color="000000"/>
               <w:bottom w:val="single" w:sz="2" w:space="0" w:color="000000"/>
@@ -9075,7 +9607,7 @@
           </w:tcPr>
           <w:p>
             <w:pPr>
-              <w:pStyle w:val="Style14"/>
+              <w:pStyle w:val="user2"/>
               <w:widowControl/>
               <w:spacing w:lineRule="auto" w:line="240" w:before="0" w:after="0"/>
               <w:ind w:hanging="0" w:left="0" w:right="0"/>
@@ -9101,7 +9633,7 @@
           </w:tcPr>
           <w:p>
             <w:pPr>
-              <w:pStyle w:val="Style14"/>
+              <w:pStyle w:val="user2"/>
               <w:widowControl/>
               <w:spacing w:lineRule="auto" w:line="240" w:before="0" w:after="0"/>
               <w:ind w:hanging="0" w:left="0" w:right="0"/>
@@ -9120,7 +9652,7 @@
         </w:tc>
         <w:tc>
           <w:tcPr>
-            <w:tcW w:w="988" w:type="dxa"/>
+            <w:tcW w:w="987" w:type="dxa"/>
             <w:tcBorders>
               <w:left w:val="single" w:sz="2" w:space="0" w:color="000000"/>
               <w:bottom w:val="single" w:sz="2" w:space="0" w:color="000000"/>
@@ -9128,7 +9660,7 @@
           </w:tcPr>
           <w:p>
             <w:pPr>
-              <w:pStyle w:val="Style14"/>
+              <w:pStyle w:val="user2"/>
               <w:widowControl/>
               <w:spacing w:lineRule="auto" w:line="240" w:before="0" w:after="0"/>
               <w:ind w:hanging="0" w:left="0" w:right="0"/>
@@ -9155,7 +9687,7 @@
           </w:tcPr>
           <w:p>
             <w:pPr>
-              <w:pStyle w:val="Style14"/>
+              <w:pStyle w:val="user2"/>
               <w:widowControl/>
               <w:spacing w:lineRule="auto" w:line="240" w:before="0" w:after="0"/>
               <w:ind w:hanging="0" w:left="0" w:right="0"/>
@@ -9170,7 +9702,7 @@
         </w:tc>
         <w:tc>
           <w:tcPr>
-            <w:tcW w:w="2655" w:type="dxa"/>
+            <w:tcW w:w="2656" w:type="dxa"/>
             <w:tcBorders>
               <w:left w:val="single" w:sz="2" w:space="0" w:color="000000"/>
               <w:bottom w:val="single" w:sz="2" w:space="0" w:color="000000"/>
@@ -9182,7 +9714,7 @@
           </w:tcPr>
           <w:p>
             <w:pPr>
-              <w:pStyle w:val="Style14"/>
+              <w:pStyle w:val="user2"/>
               <w:widowControl/>
               <w:spacing w:lineRule="auto" w:line="240" w:before="0" w:after="0"/>
               <w:ind w:hanging="0" w:left="0" w:right="0"/>
@@ -9208,7 +9740,7 @@
           </w:tcPr>
           <w:p>
             <w:pPr>
-              <w:pStyle w:val="Style14"/>
+              <w:pStyle w:val="user2"/>
               <w:widowControl/>
               <w:spacing w:lineRule="auto" w:line="240" w:before="0" w:after="0"/>
               <w:ind w:hanging="0" w:left="0" w:right="0"/>
@@ -9227,7 +9759,7 @@
         </w:tc>
         <w:tc>
           <w:tcPr>
-            <w:tcW w:w="988" w:type="dxa"/>
+            <w:tcW w:w="987" w:type="dxa"/>
             <w:tcBorders>
               <w:left w:val="single" w:sz="2" w:space="0" w:color="000000"/>
               <w:bottom w:val="single" w:sz="2" w:space="0" w:color="000000"/>
@@ -9235,7 +9767,7 @@
           </w:tcPr>
           <w:p>
             <w:pPr>
-              <w:pStyle w:val="Style14"/>
+              <w:pStyle w:val="user2"/>
               <w:widowControl/>
               <w:spacing w:lineRule="auto" w:line="240" w:before="0" w:after="0"/>
               <w:ind w:hanging="0" w:left="0" w:right="0"/>
@@ -9262,7 +9794,7 @@
           </w:tcPr>
           <w:p>
             <w:pPr>
-              <w:pStyle w:val="Style14"/>
+              <w:pStyle w:val="user2"/>
               <w:widowControl/>
               <w:spacing w:lineRule="auto" w:line="240" w:before="0" w:after="0"/>
               <w:ind w:hanging="0" w:left="0" w:right="0"/>
@@ -9277,7 +9809,7 @@
         </w:tc>
         <w:tc>
           <w:tcPr>
-            <w:tcW w:w="2655" w:type="dxa"/>
+            <w:tcW w:w="2656" w:type="dxa"/>
             <w:tcBorders>
               <w:left w:val="single" w:sz="2" w:space="0" w:color="000000"/>
               <w:bottom w:val="single" w:sz="2" w:space="0" w:color="000000"/>
@@ -9289,7 +9821,7 @@
           </w:tcPr>
           <w:p>
             <w:pPr>
-              <w:pStyle w:val="Style14"/>
+              <w:pStyle w:val="user2"/>
               <w:widowControl/>
               <w:spacing w:lineRule="auto" w:line="240" w:before="0" w:after="0"/>
               <w:ind w:hanging="0" w:left="0" w:right="0"/>
@@ -9315,7 +9847,7 @@
           </w:tcPr>
           <w:p>
             <w:pPr>
-              <w:pStyle w:val="Style14"/>
+              <w:pStyle w:val="user2"/>
               <w:widowControl/>
               <w:spacing w:lineRule="auto" w:line="240" w:before="0" w:after="0"/>
               <w:ind w:hanging="0" w:left="0" w:right="0"/>
@@ -9334,7 +9866,7 @@
         </w:tc>
         <w:tc>
           <w:tcPr>
-            <w:tcW w:w="988" w:type="dxa"/>
+            <w:tcW w:w="987" w:type="dxa"/>
             <w:tcBorders>
               <w:left w:val="single" w:sz="2" w:space="0" w:color="000000"/>
               <w:bottom w:val="single" w:sz="2" w:space="0" w:color="000000"/>
@@ -9342,7 +9874,7 @@
           </w:tcPr>
           <w:p>
             <w:pPr>
-              <w:pStyle w:val="Style14"/>
+              <w:pStyle w:val="user2"/>
               <w:widowControl/>
               <w:spacing w:lineRule="auto" w:line="240" w:before="0" w:after="0"/>
               <w:ind w:hanging="0" w:left="0" w:right="0"/>
@@ -9369,7 +9901,7 @@
           </w:tcPr>
           <w:p>
             <w:pPr>
-              <w:pStyle w:val="Style14"/>
+              <w:pStyle w:val="user2"/>
               <w:widowControl/>
               <w:spacing w:lineRule="auto" w:line="240" w:before="0" w:after="0"/>
               <w:ind w:hanging="0" w:left="0" w:right="0"/>
@@ -9384,7 +9916,7 @@
         </w:tc>
         <w:tc>
           <w:tcPr>
-            <w:tcW w:w="2655" w:type="dxa"/>
+            <w:tcW w:w="2656" w:type="dxa"/>
             <w:tcBorders>
               <w:left w:val="single" w:sz="2" w:space="0" w:color="000000"/>
               <w:bottom w:val="single" w:sz="2" w:space="0" w:color="000000"/>
@@ -9396,7 +9928,7 @@
           </w:tcPr>
           <w:p>
             <w:pPr>
-              <w:pStyle w:val="Style14"/>
+              <w:pStyle w:val="user2"/>
               <w:widowControl/>
               <w:spacing w:lineRule="auto" w:line="240" w:before="0" w:after="0"/>
               <w:ind w:hanging="0" w:left="0" w:right="0"/>
@@ -9422,7 +9954,7 @@
           </w:tcPr>
           <w:p>
             <w:pPr>
-              <w:pStyle w:val="Style14"/>
+              <w:pStyle w:val="user2"/>
               <w:widowControl/>
               <w:spacing w:lineRule="auto" w:line="240" w:before="0" w:after="0"/>
               <w:ind w:hanging="0" w:left="0" w:right="0"/>
@@ -9441,7 +9973,7 @@
         </w:tc>
         <w:tc>
           <w:tcPr>
-            <w:tcW w:w="988" w:type="dxa"/>
+            <w:tcW w:w="987" w:type="dxa"/>
             <w:tcBorders>
               <w:left w:val="single" w:sz="2" w:space="0" w:color="000000"/>
               <w:bottom w:val="single" w:sz="2" w:space="0" w:color="000000"/>
@@ -9449,7 +9981,7 @@
           </w:tcPr>
           <w:p>
             <w:pPr>
-              <w:pStyle w:val="Style14"/>
+              <w:pStyle w:val="user2"/>
               <w:widowControl/>
               <w:spacing w:lineRule="auto" w:line="240" w:before="0" w:after="0"/>
               <w:ind w:hanging="0" w:left="0" w:right="0"/>
@@ -9476,7 +10008,7 @@
           </w:tcPr>
           <w:p>
             <w:pPr>
-              <w:pStyle w:val="Style14"/>
+              <w:pStyle w:val="user2"/>
               <w:widowControl/>
               <w:spacing w:lineRule="auto" w:line="240" w:before="0" w:after="0"/>
               <w:ind w:hanging="0" w:left="0" w:right="0"/>
@@ -9491,7 +10023,7 @@
         </w:tc>
         <w:tc>
           <w:tcPr>
-            <w:tcW w:w="2655" w:type="dxa"/>
+            <w:tcW w:w="2656" w:type="dxa"/>
             <w:tcBorders>
               <w:left w:val="single" w:sz="2" w:space="0" w:color="000000"/>
               <w:bottom w:val="single" w:sz="2" w:space="0" w:color="000000"/>
@@ -9503,7 +10035,7 @@
           </w:tcPr>
           <w:p>
             <w:pPr>
-              <w:pStyle w:val="Style14"/>
+              <w:pStyle w:val="user2"/>
               <w:widowControl/>
               <w:spacing w:lineRule="auto" w:line="240" w:before="0" w:after="0"/>
               <w:ind w:hanging="0" w:left="0" w:right="0"/>
@@ -9529,7 +10061,7 @@
           </w:tcPr>
           <w:p>
             <w:pPr>
-              <w:pStyle w:val="Style14"/>
+              <w:pStyle w:val="user2"/>
               <w:widowControl/>
               <w:spacing w:lineRule="auto" w:line="240" w:before="0" w:after="0"/>
               <w:ind w:hanging="0" w:left="0" w:right="0"/>
@@ -9548,7 +10080,7 @@
         </w:tc>
         <w:tc>
           <w:tcPr>
-            <w:tcW w:w="988" w:type="dxa"/>
+            <w:tcW w:w="987" w:type="dxa"/>
             <w:tcBorders>
               <w:left w:val="single" w:sz="2" w:space="0" w:color="000000"/>
               <w:bottom w:val="single" w:sz="2" w:space="0" w:color="000000"/>
@@ -9556,7 +10088,7 @@
           </w:tcPr>
           <w:p>
             <w:pPr>
-              <w:pStyle w:val="Style14"/>
+              <w:pStyle w:val="user2"/>
               <w:widowControl/>
               <w:spacing w:lineRule="auto" w:line="240" w:before="0" w:after="0"/>
               <w:ind w:hanging="0" w:left="0" w:right="0"/>
@@ -9583,7 +10115,7 @@
           </w:tcPr>
           <w:p>
             <w:pPr>
-              <w:pStyle w:val="Style14"/>
+              <w:pStyle w:val="user2"/>
               <w:widowControl/>
               <w:spacing w:lineRule="auto" w:line="240" w:before="0" w:after="0"/>
               <w:ind w:hanging="0" w:left="0" w:right="0"/>
@@ -9598,7 +10130,7 @@
         </w:tc>
         <w:tc>
           <w:tcPr>
-            <w:tcW w:w="2655" w:type="dxa"/>
+            <w:tcW w:w="2656" w:type="dxa"/>
             <w:tcBorders>
               <w:left w:val="single" w:sz="2" w:space="0" w:color="000000"/>
               <w:bottom w:val="single" w:sz="2" w:space="0" w:color="000000"/>
@@ -9610,7 +10142,7 @@
           </w:tcPr>
           <w:p>
             <w:pPr>
-              <w:pStyle w:val="Style14"/>
+              <w:pStyle w:val="user2"/>
               <w:widowControl/>
               <w:spacing w:lineRule="auto" w:line="240" w:before="0" w:after="0"/>
               <w:ind w:hanging="0" w:left="0" w:right="0"/>
@@ -9636,7 +10168,7 @@
           </w:tcPr>
           <w:p>
             <w:pPr>
-              <w:pStyle w:val="Style14"/>
+              <w:pStyle w:val="user2"/>
               <w:widowControl/>
               <w:spacing w:lineRule="auto" w:line="240" w:before="0" w:after="0"/>
               <w:ind w:hanging="0" w:left="0" w:right="0"/>
@@ -9655,7 +10187,7 @@
         </w:tc>
         <w:tc>
           <w:tcPr>
-            <w:tcW w:w="988" w:type="dxa"/>
+            <w:tcW w:w="987" w:type="dxa"/>
             <w:tcBorders>
               <w:left w:val="single" w:sz="2" w:space="0" w:color="000000"/>
               <w:bottom w:val="single" w:sz="2" w:space="0" w:color="000000"/>
@@ -9663,7 +10195,7 @@
           </w:tcPr>
           <w:p>
             <w:pPr>
-              <w:pStyle w:val="Style14"/>
+              <w:pStyle w:val="user2"/>
               <w:widowControl/>
               <w:spacing w:lineRule="auto" w:line="240" w:before="0" w:after="0"/>
               <w:ind w:hanging="0" w:left="0" w:right="0"/>
@@ -9690,7 +10222,7 @@
           </w:tcPr>
           <w:p>
             <w:pPr>
-              <w:pStyle w:val="Style14"/>
+              <w:pStyle w:val="user2"/>
               <w:widowControl/>
               <w:spacing w:lineRule="auto" w:line="240" w:before="0" w:after="0"/>
               <w:ind w:hanging="0" w:left="0" w:right="0"/>
@@ -9705,7 +10237,7 @@
         </w:tc>
         <w:tc>
           <w:tcPr>
-            <w:tcW w:w="2655" w:type="dxa"/>
+            <w:tcW w:w="2656" w:type="dxa"/>
             <w:tcBorders>
               <w:left w:val="single" w:sz="2" w:space="0" w:color="000000"/>
               <w:bottom w:val="single" w:sz="2" w:space="0" w:color="000000"/>
@@ -9717,7 +10249,7 @@
           </w:tcPr>
           <w:p>
             <w:pPr>
-              <w:pStyle w:val="Style14"/>
+              <w:pStyle w:val="user2"/>
               <w:widowControl/>
               <w:spacing w:lineRule="auto" w:line="240" w:before="0" w:after="0"/>
               <w:ind w:hanging="0" w:left="0" w:right="0"/>
@@ -9743,7 +10275,7 @@
           </w:tcPr>
           <w:p>
             <w:pPr>
-              <w:pStyle w:val="Style14"/>
+              <w:pStyle w:val="user2"/>
               <w:widowControl/>
               <w:spacing w:lineRule="auto" w:line="240" w:before="0" w:after="0"/>
               <w:ind w:hanging="0" w:left="0" w:right="0"/>
@@ -9762,7 +10294,7 @@
         </w:tc>
         <w:tc>
           <w:tcPr>
-            <w:tcW w:w="988" w:type="dxa"/>
+            <w:tcW w:w="987" w:type="dxa"/>
             <w:tcBorders>
               <w:left w:val="single" w:sz="2" w:space="0" w:color="000000"/>
               <w:bottom w:val="single" w:sz="2" w:space="0" w:color="000000"/>
@@ -9770,7 +10302,7 @@
           </w:tcPr>
           <w:p>
             <w:pPr>
-              <w:pStyle w:val="Style14"/>
+              <w:pStyle w:val="user2"/>
               <w:widowControl/>
               <w:spacing w:lineRule="auto" w:line="240" w:before="0" w:after="0"/>
               <w:ind w:hanging="0" w:left="0" w:right="0"/>
@@ -9797,7 +10329,7 @@
           </w:tcPr>
           <w:p>
             <w:pPr>
-              <w:pStyle w:val="Style14"/>
+              <w:pStyle w:val="user2"/>
               <w:widowControl/>
               <w:spacing w:lineRule="auto" w:line="240" w:before="0" w:after="0"/>
               <w:ind w:hanging="0" w:left="0" w:right="0"/>
@@ -9812,7 +10344,7 @@
         </w:tc>
         <w:tc>
           <w:tcPr>
-            <w:tcW w:w="2655" w:type="dxa"/>
+            <w:tcW w:w="2656" w:type="dxa"/>
             <w:tcBorders>
               <w:left w:val="single" w:sz="2" w:space="0" w:color="000000"/>
               <w:bottom w:val="single" w:sz="2" w:space="0" w:color="000000"/>
@@ -9824,7 +10356,7 @@
           </w:tcPr>
           <w:p>
             <w:pPr>
-              <w:pStyle w:val="Style14"/>
+              <w:pStyle w:val="user2"/>
               <w:widowControl/>
               <w:spacing w:lineRule="auto" w:line="240" w:before="0" w:after="0"/>
               <w:ind w:hanging="0" w:left="0" w:right="0"/>
@@ -9869,7 +10401,9 @@
         </w:rPr>
       </w:pPr>
       <w:r>
-        <w:rPr/>
+        <w:rPr>
+          <w:lang w:val="en-US"/>
+        </w:rPr>
       </w:r>
     </w:p>
     <w:p>
@@ -11392,7 +11926,7 @@
       </w:pPr>
       <w:r>
         <w:rPr/>
-        <w:t>N = 1000</w:t>
+        <w:t>N = 10_000</w:t>
       </w:r>
     </w:p>
     <w:p>
@@ -11499,6 +12033,25 @@
       </w:pPr>
       <w:r>
         <w:rPr/>
+        <w:t>print(f"{rank}: {local_n}")</w:t>
+      </w:r>
+    </w:p>
+    <w:p>
+      <w:pPr>
+        <w:pStyle w:val="Code"/>
+        <w:rPr/>
+      </w:pPr>
+      <w:r>
+        <w:rPr/>
+      </w:r>
+    </w:p>
+    <w:p>
+      <w:pPr>
+        <w:pStyle w:val="Code"/>
+        <w:rPr/>
+      </w:pPr>
+      <w:r>
+        <w:rPr/>
         <w:t># Розрахунок зміщень (displacements) для Scatterv та для обчислення степенів</w:t>
       </w:r>
     </w:p>
@@ -11600,7 +12153,7 @@
       </w:r>
       <w:r>
         <w:rPr/>
-        <w:t>print(f"Запуск на {size} процесорах для N={N}")</w:t>
+        <w:t>print(f"Running on {size} processors for N={N}")</w:t>
       </w:r>
     </w:p>
     <w:p>
@@ -11614,7 +12167,7 @@
       </w:r>
       <w:r>
         <w:rPr/>
-        <w:t>print(f"Розподіл елементів (однаковий): {sendcounts}")</w:t>
+        <w:t>print(f"Distribution of elements (even): {sendcounts}")</w:t>
       </w:r>
     </w:p>
     <w:p>
@@ -11939,7 +12492,7 @@
       </w:r>
       <w:r>
         <w:rPr/>
-        <w:t>print(f"Паралельна сума: {total_sum:.10f}")</w:t>
+        <w:t>print(f"Parallel sum: {total_sum:.10f}")</w:t>
       </w:r>
     </w:p>
     <w:p>
@@ -11990,7 +12543,7 @@
       </w:r>
       <w:r>
         <w:rPr/>
-        <w:t>print(f"Послідовна сума: {seq_sum:.10f}")</w:t>
+        <w:t>print(f"Successive sum: {seq_sum:.10f}")</w:t>
       </w:r>
     </w:p>
     <w:p>
@@ -12004,7 +12557,7 @@
       </w:r>
       <w:r>
         <w:rPr/>
-        <w:t>print(f"Різниця:         {abs(total_sum - seq_sum):.2e}")</w:t>
+        <w:t>print(f"Division:       {abs(total_sum - seq_sum):.2e}")</w:t>
       </w:r>
     </w:p>
     <w:p>
@@ -12055,7 +12608,7 @@
       </w:r>
       <w:r>
         <w:rPr/>
-        <w:t>print("Час роботи кожного процесора (сек):")</w:t>
+        <w:t>print("Time of work for each process (sec):")</w:t>
       </w:r>
     </w:p>
     <w:p>
@@ -12083,7 +12636,7 @@
       </w:r>
       <w:r>
         <w:rPr/>
-        <w:t>print(f"Rank {r}: {t:.6f} с")</w:t>
+        <w:t>print(f"Rank {r}: {t:.6f} s")</w:t>
       </w:r>
     </w:p>
     <w:p>
@@ -12134,7 +12687,7 @@
       </w:r>
       <w:r>
         <w:rPr/>
-        <w:t>print(f"\nНерівномірність: {((max_t - min_t) / max_t) * 100:.2f}%")</w:t>
+        <w:t>print(f"\nUnevenness: {((max_t - min_t) / max_t) * 100:.2f}%")</w:t>
       </w:r>
     </w:p>
     <w:p>
@@ -12172,17 +12725,57 @@
       </w:pPr>
       <w:r>
         <w:rPr/>
-        <w:t>Запуск на 1 процесорах для N=1000</w:t>
-      </w:r>
-    </w:p>
-    <w:p>
-      <w:pPr>
-        <w:pStyle w:val="Code"/>
-        <w:rPr/>
-      </w:pPr>
-      <w:r>
-        <w:rPr/>
-        <w:t>Розподіл елементів (однаковий): [1000]</w:t>
+        <w:t>1: 2500</w:t>
+      </w:r>
+    </w:p>
+    <w:p>
+      <w:pPr>
+        <w:pStyle w:val="Code"/>
+        <w:rPr/>
+      </w:pPr>
+      <w:r>
+        <w:rPr/>
+        <w:t>2: 2500</w:t>
+      </w:r>
+    </w:p>
+    <w:p>
+      <w:pPr>
+        <w:pStyle w:val="Code"/>
+        <w:rPr/>
+      </w:pPr>
+      <w:r>
+        <w:rPr/>
+        <w:t>3: 2500</w:t>
+      </w:r>
+    </w:p>
+    <w:p>
+      <w:pPr>
+        <w:pStyle w:val="Code"/>
+        <w:rPr/>
+      </w:pPr>
+      <w:r>
+        <w:rPr/>
+        <w:t>0: 2500</w:t>
+      </w:r>
+    </w:p>
+    <w:p>
+      <w:pPr>
+        <w:pStyle w:val="Code"/>
+        <w:rPr/>
+      </w:pPr>
+      <w:r>
+        <w:rPr/>
+        <w:t>Running on 4 processors for N=10000</w:t>
+      </w:r>
+    </w:p>
+    <w:p>
+      <w:pPr>
+        <w:pStyle w:val="Code"/>
+        <w:rPr/>
+      </w:pPr>
+      <w:r>
+        <w:rPr/>
+        <w:t>Distribution of elements (even): [2500 2500 2500 2500]</w:t>
       </w:r>
     </w:p>
     <w:p>
@@ -12202,27 +12795,27 @@
       </w:pPr>
       <w:r>
         <w:rPr/>
-        <w:t>Паралельна сума: 847.2602109918</w:t>
-      </w:r>
-    </w:p>
-    <w:p>
-      <w:pPr>
-        <w:pStyle w:val="Code"/>
-        <w:rPr/>
-      </w:pPr>
-      <w:r>
-        <w:rPr/>
-        <w:t>Послідовна сума: 847.2602109918</w:t>
-      </w:r>
-    </w:p>
-    <w:p>
-      <w:pPr>
-        <w:pStyle w:val="Code"/>
-        <w:rPr/>
-      </w:pPr>
-      <w:r>
-        <w:rPr/>
-        <w:t>Різниця:         3.41e-13</w:t>
+        <w:t>Parallel sum: 11101608.6948592309</w:t>
+      </w:r>
+    </w:p>
+    <w:p>
+      <w:pPr>
+        <w:pStyle w:val="Code"/>
+        <w:rPr/>
+      </w:pPr>
+      <w:r>
+        <w:rPr/>
+        <w:t>Successive sum: 11101608.6948591731</w:t>
+      </w:r>
+    </w:p>
+    <w:p>
+      <w:pPr>
+        <w:pStyle w:val="Code"/>
+        <w:rPr/>
+      </w:pPr>
+      <w:r>
+        <w:rPr/>
+        <w:t>Division:       5.77e-08</w:t>
       </w:r>
     </w:p>
     <w:p>
@@ -12242,36 +12835,66 @@
       </w:pPr>
       <w:r>
         <w:rPr/>
-        <w:t xml:space="preserve">Час роботи кожного процесора (сек):     </w:t>
-      </w:r>
-    </w:p>
-    <w:p>
-      <w:pPr>
-        <w:pStyle w:val="Code"/>
-        <w:rPr/>
-      </w:pPr>
-      <w:r>
-        <w:rPr/>
-        <w:t>Rank 0: 0.040900 с</w:t>
-      </w:r>
-    </w:p>
-    <w:p>
-      <w:pPr>
-        <w:pStyle w:val="Code"/>
-        <w:rPr/>
-      </w:pPr>
-      <w:r>
-        <w:rPr/>
-      </w:r>
-    </w:p>
-    <w:p>
-      <w:pPr>
-        <w:pStyle w:val="Code"/>
-        <w:rPr/>
-      </w:pPr>
-      <w:r>
-        <w:rPr/>
-        <w:t>Нерівномірність: 0.00%</w:t>
+        <w:t>Time of work for each process (sec):</w:t>
+      </w:r>
+    </w:p>
+    <w:p>
+      <w:pPr>
+        <w:pStyle w:val="Code"/>
+        <w:rPr/>
+      </w:pPr>
+      <w:r>
+        <w:rPr/>
+        <w:t>Rank 0: 0.249751 s</w:t>
+      </w:r>
+    </w:p>
+    <w:p>
+      <w:pPr>
+        <w:pStyle w:val="Code"/>
+        <w:rPr/>
+      </w:pPr>
+      <w:r>
+        <w:rPr/>
+        <w:t>Rank 1: 0.921180 s</w:t>
+      </w:r>
+    </w:p>
+    <w:p>
+      <w:pPr>
+        <w:pStyle w:val="Code"/>
+        <w:rPr/>
+      </w:pPr>
+      <w:r>
+        <w:rPr/>
+        <w:t>Rank 2: 1.310935 s</w:t>
+      </w:r>
+    </w:p>
+    <w:p>
+      <w:pPr>
+        <w:pStyle w:val="Code"/>
+        <w:rPr/>
+      </w:pPr>
+      <w:r>
+        <w:rPr/>
+        <w:t>Rank 3: 1.788271 s</w:t>
+      </w:r>
+    </w:p>
+    <w:p>
+      <w:pPr>
+        <w:pStyle w:val="Code"/>
+        <w:rPr/>
+      </w:pPr>
+      <w:r>
+        <w:rPr/>
+      </w:r>
+    </w:p>
+    <w:p>
+      <w:pPr>
+        <w:pStyle w:val="Code"/>
+        <w:rPr/>
+      </w:pPr>
+      <w:r>
+        <w:rPr/>
+        <w:t>Unevenness: 86.03%</w:t>
       </w:r>
     </w:p>
     <w:p>
@@ -13838,8 +14461,8 @@
       </w:tblPr>
       <w:tblGrid>
         <w:gridCol w:w="2827"/>
-        <w:gridCol w:w="1191"/>
-        <w:gridCol w:w="1922"/>
+        <w:gridCol w:w="1190"/>
+        <w:gridCol w:w="1923"/>
         <w:gridCol w:w="1181"/>
       </w:tblGrid>
       <w:tr>
@@ -13856,7 +14479,7 @@
           </w:tcPr>
           <w:p>
             <w:pPr>
-              <w:pStyle w:val="Style14"/>
+              <w:pStyle w:val="user2"/>
               <w:spacing w:lineRule="auto" w:line="240"/>
               <w:ind w:hanging="0" w:left="0"/>
               <w:rPr>
@@ -13875,7 +14498,7 @@
         </w:tc>
         <w:tc>
           <w:tcPr>
-            <w:tcW w:w="1191" w:type="dxa"/>
+            <w:tcW w:w="1190" w:type="dxa"/>
             <w:tcBorders>
               <w:top w:val="single" w:sz="6" w:space="0" w:color="000000"/>
               <w:left w:val="single" w:sz="6" w:space="0" w:color="000000"/>
@@ -13885,7 +14508,7 @@
           </w:tcPr>
           <w:p>
             <w:pPr>
-              <w:pStyle w:val="Style14"/>
+              <w:pStyle w:val="user2"/>
               <w:spacing w:lineRule="auto" w:line="240"/>
               <w:ind w:hanging="0" w:left="0"/>
               <w:rPr>
@@ -13912,7 +14535,7 @@
         </w:tc>
         <w:tc>
           <w:tcPr>
-            <w:tcW w:w="1922" w:type="dxa"/>
+            <w:tcW w:w="1923" w:type="dxa"/>
             <w:tcBorders>
               <w:top w:val="single" w:sz="6" w:space="0" w:color="000000"/>
               <w:left w:val="single" w:sz="6" w:space="0" w:color="000000"/>
@@ -13922,7 +14545,7 @@
           </w:tcPr>
           <w:p>
             <w:pPr>
-              <w:pStyle w:val="Style14"/>
+              <w:pStyle w:val="user2"/>
               <w:spacing w:lineRule="auto" w:line="240"/>
               <w:ind w:hanging="0" w:left="0"/>
               <w:rPr>
@@ -13952,7 +14575,7 @@
           </w:tcPr>
           <w:p>
             <w:pPr>
-              <w:pStyle w:val="Style14"/>
+              <w:pStyle w:val="user2"/>
               <w:spacing w:lineRule="auto" w:line="240"/>
               <w:ind w:hanging="0" w:left="0"/>
               <w:rPr>
@@ -13984,7 +14607,7 @@
           </w:tcPr>
           <w:p>
             <w:pPr>
-              <w:pStyle w:val="Style14"/>
+              <w:pStyle w:val="user2"/>
               <w:spacing w:lineRule="auto" w:line="240"/>
               <w:ind w:hanging="0" w:left="0"/>
               <w:rPr>
@@ -14001,7 +14624,7 @@
         </w:tc>
         <w:tc>
           <w:tcPr>
-            <w:tcW w:w="1191" w:type="dxa"/>
+            <w:tcW w:w="1190" w:type="dxa"/>
             <w:vMerge w:val="restart"/>
             <w:tcBorders>
               <w:left w:val="single" w:sz="6" w:space="0" w:color="000000"/>
@@ -14011,7 +14634,7 @@
           </w:tcPr>
           <w:p>
             <w:pPr>
-              <w:pStyle w:val="Style14"/>
+              <w:pStyle w:val="user2"/>
               <w:spacing w:lineRule="auto" w:line="240"/>
               <w:ind w:hanging="0" w:left="0"/>
               <w:rPr/>
@@ -14024,7 +14647,7 @@
         </w:tc>
         <w:tc>
           <w:tcPr>
-            <w:tcW w:w="1922" w:type="dxa"/>
+            <w:tcW w:w="1923" w:type="dxa"/>
             <w:tcBorders>
               <w:left w:val="single" w:sz="6" w:space="0" w:color="000000"/>
               <w:bottom w:val="single" w:sz="6" w:space="0" w:color="000000"/>
@@ -14033,7 +14656,7 @@
           </w:tcPr>
           <w:p>
             <w:pPr>
-              <w:pStyle w:val="Style14"/>
+              <w:pStyle w:val="user2"/>
               <w:spacing w:lineRule="auto" w:line="240"/>
               <w:ind w:hanging="0" w:left="0"/>
               <w:rPr/>
@@ -14056,7 +14679,7 @@
           </w:tcPr>
           <w:p>
             <w:pPr>
-              <w:pStyle w:val="Style14"/>
+              <w:pStyle w:val="user2"/>
               <w:spacing w:lineRule="auto" w:line="240"/>
               <w:ind w:hanging="0" w:left="0"/>
               <w:rPr/>
@@ -14082,7 +14705,7 @@
           </w:tcPr>
           <w:p>
             <w:pPr>
-              <w:pStyle w:val="Style14"/>
+              <w:pStyle w:val="user2"/>
               <w:spacing w:lineRule="auto" w:line="240"/>
               <w:ind w:hanging="0" w:left="0"/>
               <w:rPr>
@@ -14098,7 +14721,7 @@
         </w:tc>
         <w:tc>
           <w:tcPr>
-            <w:tcW w:w="1191" w:type="dxa"/>
+            <w:tcW w:w="1190" w:type="dxa"/>
             <w:vMerge w:val="continue"/>
             <w:tcBorders>
               <w:left w:val="single" w:sz="6" w:space="0" w:color="000000"/>
@@ -14108,7 +14731,7 @@
           </w:tcPr>
           <w:p>
             <w:pPr>
-              <w:pStyle w:val="Style14"/>
+              <w:pStyle w:val="user2"/>
               <w:spacing w:lineRule="auto" w:line="240"/>
               <w:ind w:hanging="0" w:left="0"/>
               <w:rPr/>
@@ -14120,7 +14743,7 @@
         </w:tc>
         <w:tc>
           <w:tcPr>
-            <w:tcW w:w="1922" w:type="dxa"/>
+            <w:tcW w:w="1923" w:type="dxa"/>
             <w:tcBorders>
               <w:left w:val="single" w:sz="6" w:space="0" w:color="000000"/>
               <w:bottom w:val="single" w:sz="6" w:space="0" w:color="000000"/>
@@ -14129,7 +14752,7 @@
           </w:tcPr>
           <w:p>
             <w:pPr>
-              <w:pStyle w:val="Style14"/>
+              <w:pStyle w:val="user2"/>
               <w:spacing w:lineRule="auto" w:line="240"/>
               <w:ind w:hanging="0" w:left="0"/>
               <w:rPr/>
@@ -14152,7 +14775,7 @@
           </w:tcPr>
           <w:p>
             <w:pPr>
-              <w:pStyle w:val="Style14"/>
+              <w:pStyle w:val="user2"/>
               <w:spacing w:lineRule="auto" w:line="240"/>
               <w:ind w:hanging="0" w:left="0"/>
               <w:rPr/>
@@ -14178,7 +14801,7 @@
           </w:tcPr>
           <w:p>
             <w:pPr>
-              <w:pStyle w:val="Style14"/>
+              <w:pStyle w:val="user2"/>
               <w:spacing w:lineRule="auto" w:line="240"/>
               <w:ind w:hanging="0" w:left="0"/>
               <w:rPr>
@@ -14194,7 +14817,7 @@
         </w:tc>
         <w:tc>
           <w:tcPr>
-            <w:tcW w:w="1191" w:type="dxa"/>
+            <w:tcW w:w="1190" w:type="dxa"/>
             <w:vMerge w:val="restart"/>
             <w:tcBorders>
               <w:left w:val="single" w:sz="6" w:space="0" w:color="000000"/>
@@ -14204,7 +14827,7 @@
           </w:tcPr>
           <w:p>
             <w:pPr>
-              <w:pStyle w:val="Style14"/>
+              <w:pStyle w:val="user2"/>
               <w:spacing w:lineRule="auto" w:line="240"/>
               <w:ind w:hanging="0" w:left="0"/>
               <w:rPr/>
@@ -14217,7 +14840,7 @@
         </w:tc>
         <w:tc>
           <w:tcPr>
-            <w:tcW w:w="1922" w:type="dxa"/>
+            <w:tcW w:w="1923" w:type="dxa"/>
             <w:tcBorders>
               <w:left w:val="single" w:sz="6" w:space="0" w:color="000000"/>
               <w:bottom w:val="single" w:sz="6" w:space="0" w:color="000000"/>
@@ -14226,7 +14849,7 @@
           </w:tcPr>
           <w:p>
             <w:pPr>
-              <w:pStyle w:val="Style14"/>
+              <w:pStyle w:val="user2"/>
               <w:spacing w:lineRule="auto" w:line="240"/>
               <w:ind w:hanging="0" w:left="0"/>
               <w:rPr/>
@@ -14249,7 +14872,7 @@
           </w:tcPr>
           <w:p>
             <w:pPr>
-              <w:pStyle w:val="Style14"/>
+              <w:pStyle w:val="user2"/>
               <w:spacing w:lineRule="auto" w:line="240"/>
               <w:ind w:hanging="0" w:left="0"/>
               <w:rPr/>
@@ -14275,7 +14898,7 @@
           </w:tcPr>
           <w:p>
             <w:pPr>
-              <w:pStyle w:val="Style14"/>
+              <w:pStyle w:val="user2"/>
               <w:spacing w:lineRule="auto" w:line="240"/>
               <w:ind w:hanging="0" w:left="0"/>
               <w:rPr>
@@ -14291,7 +14914,7 @@
         </w:tc>
         <w:tc>
           <w:tcPr>
-            <w:tcW w:w="1191" w:type="dxa"/>
+            <w:tcW w:w="1190" w:type="dxa"/>
             <w:vMerge w:val="continue"/>
             <w:tcBorders>
               <w:left w:val="single" w:sz="6" w:space="0" w:color="000000"/>
@@ -14301,7 +14924,7 @@
           </w:tcPr>
           <w:p>
             <w:pPr>
-              <w:pStyle w:val="Style14"/>
+              <w:pStyle w:val="user2"/>
               <w:spacing w:lineRule="auto" w:line="240"/>
               <w:ind w:hanging="0" w:left="0"/>
               <w:rPr/>
@@ -14313,7 +14936,7 @@
         </w:tc>
         <w:tc>
           <w:tcPr>
-            <w:tcW w:w="1922" w:type="dxa"/>
+            <w:tcW w:w="1923" w:type="dxa"/>
             <w:tcBorders>
               <w:left w:val="single" w:sz="6" w:space="0" w:color="000000"/>
               <w:bottom w:val="single" w:sz="6" w:space="0" w:color="000000"/>
@@ -14322,7 +14945,7 @@
           </w:tcPr>
           <w:p>
             <w:pPr>
-              <w:pStyle w:val="Style14"/>
+              <w:pStyle w:val="user2"/>
               <w:spacing w:lineRule="auto" w:line="240"/>
               <w:ind w:hanging="0" w:left="0"/>
               <w:rPr/>
@@ -14345,7 +14968,7 @@
           </w:tcPr>
           <w:p>
             <w:pPr>
-              <w:pStyle w:val="Style14"/>
+              <w:pStyle w:val="user2"/>
               <w:spacing w:lineRule="auto" w:line="240"/>
               <w:ind w:hanging="0" w:left="0"/>
               <w:rPr/>
@@ -14371,7 +14994,7 @@
           </w:tcPr>
           <w:p>
             <w:pPr>
-              <w:pStyle w:val="Style14"/>
+              <w:pStyle w:val="user2"/>
               <w:spacing w:lineRule="auto" w:line="240"/>
               <w:ind w:hanging="0" w:left="0"/>
               <w:rPr>
@@ -14387,7 +15010,7 @@
         </w:tc>
         <w:tc>
           <w:tcPr>
-            <w:tcW w:w="1191" w:type="dxa"/>
+            <w:tcW w:w="1190" w:type="dxa"/>
             <w:vMerge w:val="restart"/>
             <w:tcBorders>
               <w:left w:val="single" w:sz="6" w:space="0" w:color="000000"/>
@@ -14397,7 +15020,7 @@
           </w:tcPr>
           <w:p>
             <w:pPr>
-              <w:pStyle w:val="Style14"/>
+              <w:pStyle w:val="user2"/>
               <w:spacing w:lineRule="auto" w:line="240"/>
               <w:ind w:hanging="0" w:left="0"/>
               <w:rPr/>
@@ -14410,7 +15033,7 @@
         </w:tc>
         <w:tc>
           <w:tcPr>
-            <w:tcW w:w="1922" w:type="dxa"/>
+            <w:tcW w:w="1923" w:type="dxa"/>
             <w:tcBorders>
               <w:left w:val="single" w:sz="6" w:space="0" w:color="000000"/>
               <w:bottom w:val="single" w:sz="6" w:space="0" w:color="000000"/>
@@ -14419,7 +15042,7 @@
           </w:tcPr>
           <w:p>
             <w:pPr>
-              <w:pStyle w:val="Style14"/>
+              <w:pStyle w:val="user2"/>
               <w:spacing w:lineRule="auto" w:line="240"/>
               <w:ind w:hanging="0" w:left="0"/>
               <w:rPr/>
@@ -14442,7 +15065,7 @@
           </w:tcPr>
           <w:p>
             <w:pPr>
-              <w:pStyle w:val="Style14"/>
+              <w:pStyle w:val="user2"/>
               <w:spacing w:lineRule="auto" w:line="240"/>
               <w:ind w:hanging="0" w:left="0"/>
               <w:rPr/>
@@ -14468,7 +15091,7 @@
           </w:tcPr>
           <w:p>
             <w:pPr>
-              <w:pStyle w:val="Style14"/>
+              <w:pStyle w:val="user2"/>
               <w:spacing w:lineRule="auto" w:line="240"/>
               <w:ind w:hanging="0" w:left="0"/>
               <w:rPr>
@@ -14484,7 +15107,7 @@
         </w:tc>
         <w:tc>
           <w:tcPr>
-            <w:tcW w:w="1191" w:type="dxa"/>
+            <w:tcW w:w="1190" w:type="dxa"/>
             <w:vMerge w:val="continue"/>
             <w:tcBorders>
               <w:left w:val="single" w:sz="6" w:space="0" w:color="000000"/>
@@ -14494,7 +15117,7 @@
           </w:tcPr>
           <w:p>
             <w:pPr>
-              <w:pStyle w:val="Style14"/>
+              <w:pStyle w:val="user2"/>
               <w:spacing w:lineRule="auto" w:line="240"/>
               <w:ind w:hanging="0" w:left="0"/>
               <w:rPr/>
@@ -14506,7 +15129,7 @@
         </w:tc>
         <w:tc>
           <w:tcPr>
-            <w:tcW w:w="1922" w:type="dxa"/>
+            <w:tcW w:w="1923" w:type="dxa"/>
             <w:tcBorders>
               <w:left w:val="single" w:sz="6" w:space="0" w:color="000000"/>
               <w:bottom w:val="single" w:sz="6" w:space="0" w:color="000000"/>
@@ -14515,7 +15138,7 @@
           </w:tcPr>
           <w:p>
             <w:pPr>
-              <w:pStyle w:val="Style14"/>
+              <w:pStyle w:val="user2"/>
               <w:spacing w:lineRule="auto" w:line="240"/>
               <w:ind w:hanging="0" w:left="0"/>
               <w:rPr/>
@@ -14538,7 +15161,7 @@
           </w:tcPr>
           <w:p>
             <w:pPr>
-              <w:pStyle w:val="Style14"/>
+              <w:pStyle w:val="user2"/>
               <w:spacing w:lineRule="auto" w:line="240"/>
               <w:ind w:hanging="0" w:left="0"/>
               <w:rPr/>
@@ -14564,7 +15187,7 @@
           </w:tcPr>
           <w:p>
             <w:pPr>
-              <w:pStyle w:val="Style14"/>
+              <w:pStyle w:val="user2"/>
               <w:spacing w:lineRule="auto" w:line="240"/>
               <w:ind w:hanging="0" w:left="0"/>
               <w:rPr>
@@ -14581,7 +15204,7 @@
         </w:tc>
         <w:tc>
           <w:tcPr>
-            <w:tcW w:w="1191" w:type="dxa"/>
+            <w:tcW w:w="1190" w:type="dxa"/>
             <w:vMerge w:val="restart"/>
             <w:tcBorders>
               <w:left w:val="single" w:sz="6" w:space="0" w:color="000000"/>
@@ -14591,7 +15214,7 @@
           </w:tcPr>
           <w:p>
             <w:pPr>
-              <w:pStyle w:val="Style14"/>
+              <w:pStyle w:val="user2"/>
               <w:spacing w:lineRule="auto" w:line="240"/>
               <w:ind w:hanging="0" w:left="0"/>
               <w:rPr/>
@@ -14604,7 +15227,7 @@
         </w:tc>
         <w:tc>
           <w:tcPr>
-            <w:tcW w:w="1922" w:type="dxa"/>
+            <w:tcW w:w="1923" w:type="dxa"/>
             <w:tcBorders>
               <w:left w:val="single" w:sz="6" w:space="0" w:color="000000"/>
               <w:bottom w:val="single" w:sz="6" w:space="0" w:color="000000"/>
@@ -14613,7 +15236,7 @@
           </w:tcPr>
           <w:p>
             <w:pPr>
-              <w:pStyle w:val="Style14"/>
+              <w:pStyle w:val="user2"/>
               <w:spacing w:lineRule="auto" w:line="240"/>
               <w:ind w:hanging="0" w:left="0"/>
               <w:rPr/>
@@ -14636,7 +15259,7 @@
           </w:tcPr>
           <w:p>
             <w:pPr>
-              <w:pStyle w:val="Style14"/>
+              <w:pStyle w:val="user2"/>
               <w:spacing w:lineRule="auto" w:line="240"/>
               <w:ind w:hanging="0" w:left="0"/>
               <w:rPr/>
@@ -14662,7 +15285,7 @@
           </w:tcPr>
           <w:p>
             <w:pPr>
-              <w:pStyle w:val="Style14"/>
+              <w:pStyle w:val="user2"/>
               <w:spacing w:lineRule="auto" w:line="240"/>
               <w:ind w:hanging="0" w:left="0"/>
               <w:rPr>
@@ -14678,7 +15301,7 @@
         </w:tc>
         <w:tc>
           <w:tcPr>
-            <w:tcW w:w="1191" w:type="dxa"/>
+            <w:tcW w:w="1190" w:type="dxa"/>
             <w:vMerge w:val="continue"/>
             <w:tcBorders>
               <w:left w:val="single" w:sz="6" w:space="0" w:color="000000"/>
@@ -14688,7 +15311,7 @@
           </w:tcPr>
           <w:p>
             <w:pPr>
-              <w:pStyle w:val="Style14"/>
+              <w:pStyle w:val="user2"/>
               <w:spacing w:lineRule="auto" w:line="240"/>
               <w:ind w:hanging="0" w:left="0"/>
               <w:rPr/>
@@ -14700,7 +15323,7 @@
         </w:tc>
         <w:tc>
           <w:tcPr>
-            <w:tcW w:w="1922" w:type="dxa"/>
+            <w:tcW w:w="1923" w:type="dxa"/>
             <w:tcBorders>
               <w:left w:val="single" w:sz="6" w:space="0" w:color="000000"/>
               <w:bottom w:val="single" w:sz="6" w:space="0" w:color="000000"/>
@@ -14709,7 +15332,7 @@
           </w:tcPr>
           <w:p>
             <w:pPr>
-              <w:pStyle w:val="Style14"/>
+              <w:pStyle w:val="user2"/>
               <w:spacing w:lineRule="auto" w:line="240"/>
               <w:ind w:hanging="0" w:left="0"/>
               <w:rPr/>
@@ -14732,7 +15355,7 @@
           </w:tcPr>
           <w:p>
             <w:pPr>
-              <w:pStyle w:val="Style14"/>
+              <w:pStyle w:val="user2"/>
               <w:spacing w:lineRule="auto" w:line="240"/>
               <w:ind w:hanging="0" w:left="0"/>
               <w:rPr/>
@@ -14758,7 +15381,7 @@
           </w:tcPr>
           <w:p>
             <w:pPr>
-              <w:pStyle w:val="Style14"/>
+              <w:pStyle w:val="user2"/>
               <w:spacing w:lineRule="auto" w:line="240"/>
               <w:ind w:hanging="0" w:left="0"/>
               <w:rPr>
@@ -14774,7 +15397,7 @@
         </w:tc>
         <w:tc>
           <w:tcPr>
-            <w:tcW w:w="1191" w:type="dxa"/>
+            <w:tcW w:w="1190" w:type="dxa"/>
             <w:vMerge w:val="restart"/>
             <w:tcBorders>
               <w:left w:val="single" w:sz="6" w:space="0" w:color="000000"/>
@@ -14784,7 +15407,7 @@
           </w:tcPr>
           <w:p>
             <w:pPr>
-              <w:pStyle w:val="Style14"/>
+              <w:pStyle w:val="user2"/>
               <w:spacing w:lineRule="auto" w:line="240"/>
               <w:ind w:hanging="0" w:left="0"/>
               <w:rPr/>
@@ -14797,7 +15420,7 @@
         </w:tc>
         <w:tc>
           <w:tcPr>
-            <w:tcW w:w="1922" w:type="dxa"/>
+            <w:tcW w:w="1923" w:type="dxa"/>
             <w:tcBorders>
               <w:left w:val="single" w:sz="6" w:space="0" w:color="000000"/>
               <w:bottom w:val="single" w:sz="6" w:space="0" w:color="000000"/>
@@ -14806,7 +15429,7 @@
           </w:tcPr>
           <w:p>
             <w:pPr>
-              <w:pStyle w:val="Style14"/>
+              <w:pStyle w:val="user2"/>
               <w:spacing w:lineRule="auto" w:line="240"/>
               <w:ind w:hanging="0" w:left="0"/>
               <w:rPr/>
@@ -14829,7 +15452,7 @@
           </w:tcPr>
           <w:p>
             <w:pPr>
-              <w:pStyle w:val="Style14"/>
+              <w:pStyle w:val="user2"/>
               <w:spacing w:lineRule="auto" w:line="240"/>
               <w:ind w:hanging="0" w:left="0"/>
               <w:rPr/>
@@ -14855,7 +15478,7 @@
           </w:tcPr>
           <w:p>
             <w:pPr>
-              <w:pStyle w:val="Style14"/>
+              <w:pStyle w:val="user2"/>
               <w:spacing w:lineRule="auto" w:line="240"/>
               <w:ind w:hanging="0" w:left="0"/>
               <w:rPr>
@@ -14871,7 +15494,7 @@
         </w:tc>
         <w:tc>
           <w:tcPr>
-            <w:tcW w:w="1191" w:type="dxa"/>
+            <w:tcW w:w="1190" w:type="dxa"/>
             <w:vMerge w:val="continue"/>
             <w:tcBorders>
               <w:left w:val="single" w:sz="6" w:space="0" w:color="000000"/>
@@ -14881,7 +15504,7 @@
           </w:tcPr>
           <w:p>
             <w:pPr>
-              <w:pStyle w:val="Style14"/>
+              <w:pStyle w:val="user2"/>
               <w:spacing w:lineRule="auto" w:line="240"/>
               <w:ind w:hanging="0" w:left="0"/>
               <w:rPr/>
@@ -14893,7 +15516,7 @@
         </w:tc>
         <w:tc>
           <w:tcPr>
-            <w:tcW w:w="1922" w:type="dxa"/>
+            <w:tcW w:w="1923" w:type="dxa"/>
             <w:tcBorders>
               <w:left w:val="single" w:sz="6" w:space="0" w:color="000000"/>
               <w:bottom w:val="single" w:sz="6" w:space="0" w:color="000000"/>
@@ -14902,7 +15525,7 @@
           </w:tcPr>
           <w:p>
             <w:pPr>
-              <w:pStyle w:val="Style14"/>
+              <w:pStyle w:val="user2"/>
               <w:spacing w:lineRule="auto" w:line="240"/>
               <w:ind w:hanging="0" w:left="0"/>
               <w:rPr/>
@@ -14925,7 +15548,7 @@
           </w:tcPr>
           <w:p>
             <w:pPr>
-              <w:pStyle w:val="Style14"/>
+              <w:pStyle w:val="user2"/>
               <w:spacing w:lineRule="auto" w:line="240"/>
               <w:ind w:hanging="0" w:left="0"/>
               <w:rPr/>
@@ -14951,7 +15574,7 @@
           </w:tcPr>
           <w:p>
             <w:pPr>
-              <w:pStyle w:val="Style14"/>
+              <w:pStyle w:val="user2"/>
               <w:spacing w:lineRule="auto" w:line="240"/>
               <w:ind w:hanging="0" w:left="0"/>
               <w:rPr>
@@ -14967,7 +15590,7 @@
         </w:tc>
         <w:tc>
           <w:tcPr>
-            <w:tcW w:w="1191" w:type="dxa"/>
+            <w:tcW w:w="1190" w:type="dxa"/>
             <w:vMerge w:val="restart"/>
             <w:tcBorders>
               <w:left w:val="single" w:sz="6" w:space="0" w:color="000000"/>
@@ -14977,7 +15600,7 @@
           </w:tcPr>
           <w:p>
             <w:pPr>
-              <w:pStyle w:val="Style14"/>
+              <w:pStyle w:val="user2"/>
               <w:spacing w:lineRule="auto" w:line="240"/>
               <w:ind w:hanging="0" w:left="0"/>
               <w:rPr/>
@@ -14990,7 +15613,7 @@
         </w:tc>
         <w:tc>
           <w:tcPr>
-            <w:tcW w:w="1922" w:type="dxa"/>
+            <w:tcW w:w="1923" w:type="dxa"/>
             <w:tcBorders>
               <w:left w:val="single" w:sz="6" w:space="0" w:color="000000"/>
               <w:bottom w:val="single" w:sz="6" w:space="0" w:color="000000"/>
@@ -14999,7 +15622,7 @@
           </w:tcPr>
           <w:p>
             <w:pPr>
-              <w:pStyle w:val="Style14"/>
+              <w:pStyle w:val="user2"/>
               <w:spacing w:lineRule="auto" w:line="240"/>
               <w:ind w:hanging="0" w:left="0"/>
               <w:rPr/>
@@ -15022,7 +15645,7 @@
           </w:tcPr>
           <w:p>
             <w:pPr>
-              <w:pStyle w:val="Style14"/>
+              <w:pStyle w:val="user2"/>
               <w:spacing w:lineRule="auto" w:line="240"/>
               <w:ind w:hanging="0" w:left="0"/>
               <w:rPr/>
@@ -15048,7 +15671,7 @@
           </w:tcPr>
           <w:p>
             <w:pPr>
-              <w:pStyle w:val="Style14"/>
+              <w:pStyle w:val="user2"/>
               <w:spacing w:lineRule="auto" w:line="240"/>
               <w:ind w:hanging="0" w:left="0"/>
               <w:rPr>
@@ -15064,7 +15687,7 @@
         </w:tc>
         <w:tc>
           <w:tcPr>
-            <w:tcW w:w="1191" w:type="dxa"/>
+            <w:tcW w:w="1190" w:type="dxa"/>
             <w:vMerge w:val="continue"/>
             <w:tcBorders>
               <w:left w:val="single" w:sz="6" w:space="0" w:color="000000"/>
@@ -15074,7 +15697,7 @@
           </w:tcPr>
           <w:p>
             <w:pPr>
-              <w:pStyle w:val="Style14"/>
+              <w:pStyle w:val="user2"/>
               <w:spacing w:lineRule="auto" w:line="240"/>
               <w:ind w:hanging="0" w:left="0"/>
               <w:rPr/>
@@ -15086,7 +15709,7 @@
         </w:tc>
         <w:tc>
           <w:tcPr>
-            <w:tcW w:w="1922" w:type="dxa"/>
+            <w:tcW w:w="1923" w:type="dxa"/>
             <w:tcBorders>
               <w:left w:val="single" w:sz="6" w:space="0" w:color="000000"/>
               <w:bottom w:val="single" w:sz="6" w:space="0" w:color="000000"/>
@@ -15095,7 +15718,7 @@
           </w:tcPr>
           <w:p>
             <w:pPr>
-              <w:pStyle w:val="Style14"/>
+              <w:pStyle w:val="user2"/>
               <w:spacing w:lineRule="auto" w:line="240"/>
               <w:ind w:hanging="0" w:left="0"/>
               <w:rPr/>
@@ -15118,7 +15741,7 @@
           </w:tcPr>
           <w:p>
             <w:pPr>
-              <w:pStyle w:val="Style14"/>
+              <w:pStyle w:val="user2"/>
               <w:spacing w:lineRule="auto" w:line="240"/>
               <w:ind w:hanging="0" w:left="0"/>
               <w:rPr/>
@@ -15144,7 +15767,7 @@
           </w:tcPr>
           <w:p>
             <w:pPr>
-              <w:pStyle w:val="Style14"/>
+              <w:pStyle w:val="user2"/>
               <w:spacing w:lineRule="auto" w:line="240"/>
               <w:ind w:hanging="0" w:left="0"/>
               <w:rPr>
@@ -15161,7 +15784,7 @@
         </w:tc>
         <w:tc>
           <w:tcPr>
-            <w:tcW w:w="1191" w:type="dxa"/>
+            <w:tcW w:w="1190" w:type="dxa"/>
             <w:vMerge w:val="restart"/>
             <w:tcBorders>
               <w:left w:val="single" w:sz="6" w:space="0" w:color="000000"/>
@@ -15171,7 +15794,7 @@
           </w:tcPr>
           <w:p>
             <w:pPr>
-              <w:pStyle w:val="Style14"/>
+              <w:pStyle w:val="user2"/>
               <w:spacing w:lineRule="auto" w:line="240"/>
               <w:ind w:hanging="0" w:left="0"/>
               <w:rPr/>
@@ -15184,7 +15807,7 @@
         </w:tc>
         <w:tc>
           <w:tcPr>
-            <w:tcW w:w="1922" w:type="dxa"/>
+            <w:tcW w:w="1923" w:type="dxa"/>
             <w:tcBorders>
               <w:left w:val="single" w:sz="6" w:space="0" w:color="000000"/>
               <w:bottom w:val="single" w:sz="6" w:space="0" w:color="000000"/>
@@ -15193,7 +15816,7 @@
           </w:tcPr>
           <w:p>
             <w:pPr>
-              <w:pStyle w:val="Style14"/>
+              <w:pStyle w:val="user2"/>
               <w:spacing w:lineRule="auto" w:line="240"/>
               <w:ind w:hanging="0" w:left="0"/>
               <w:rPr/>
@@ -15216,7 +15839,7 @@
           </w:tcPr>
           <w:p>
             <w:pPr>
-              <w:pStyle w:val="Style14"/>
+              <w:pStyle w:val="user2"/>
               <w:spacing w:lineRule="auto" w:line="240"/>
               <w:ind w:hanging="0" w:left="0"/>
               <w:rPr/>
@@ -15242,7 +15865,7 @@
           </w:tcPr>
           <w:p>
             <w:pPr>
-              <w:pStyle w:val="Style14"/>
+              <w:pStyle w:val="user2"/>
               <w:spacing w:lineRule="auto" w:line="240"/>
               <w:ind w:hanging="0" w:left="0"/>
               <w:rPr>
@@ -15258,7 +15881,7 @@
         </w:tc>
         <w:tc>
           <w:tcPr>
-            <w:tcW w:w="1191" w:type="dxa"/>
+            <w:tcW w:w="1190" w:type="dxa"/>
             <w:vMerge w:val="continue"/>
             <w:tcBorders>
               <w:left w:val="single" w:sz="6" w:space="0" w:color="000000"/>
@@ -15268,7 +15891,7 @@
           </w:tcPr>
           <w:p>
             <w:pPr>
-              <w:pStyle w:val="Style14"/>
+              <w:pStyle w:val="user2"/>
               <w:spacing w:lineRule="auto" w:line="240"/>
               <w:ind w:hanging="0" w:left="0"/>
               <w:rPr/>
@@ -15280,7 +15903,7 @@
         </w:tc>
         <w:tc>
           <w:tcPr>
-            <w:tcW w:w="1922" w:type="dxa"/>
+            <w:tcW w:w="1923" w:type="dxa"/>
             <w:tcBorders>
               <w:left w:val="single" w:sz="6" w:space="0" w:color="000000"/>
               <w:bottom w:val="single" w:sz="6" w:space="0" w:color="000000"/>
@@ -15289,7 +15912,7 @@
           </w:tcPr>
           <w:p>
             <w:pPr>
-              <w:pStyle w:val="Style14"/>
+              <w:pStyle w:val="user2"/>
               <w:spacing w:lineRule="auto" w:line="240"/>
               <w:ind w:hanging="0" w:left="0"/>
               <w:rPr/>
@@ -15312,7 +15935,7 @@
           </w:tcPr>
           <w:p>
             <w:pPr>
-              <w:pStyle w:val="Style14"/>
+              <w:pStyle w:val="user2"/>
               <w:spacing w:lineRule="auto" w:line="240"/>
               <w:ind w:hanging="0" w:left="0"/>
               <w:rPr/>
@@ -15338,7 +15961,7 @@
           </w:tcPr>
           <w:p>
             <w:pPr>
-              <w:pStyle w:val="Style14"/>
+              <w:pStyle w:val="user2"/>
               <w:spacing w:lineRule="auto" w:line="240"/>
               <w:ind w:hanging="0" w:left="0"/>
               <w:rPr>
@@ -15354,7 +15977,7 @@
         </w:tc>
         <w:tc>
           <w:tcPr>
-            <w:tcW w:w="1191" w:type="dxa"/>
+            <w:tcW w:w="1190" w:type="dxa"/>
             <w:vMerge w:val="restart"/>
             <w:tcBorders>
               <w:left w:val="single" w:sz="6" w:space="0" w:color="000000"/>
@@ -15364,7 +15987,7 @@
           </w:tcPr>
           <w:p>
             <w:pPr>
-              <w:pStyle w:val="Style14"/>
+              <w:pStyle w:val="user2"/>
               <w:spacing w:lineRule="auto" w:line="240"/>
               <w:ind w:hanging="0" w:left="0"/>
               <w:rPr/>
@@ -15377,7 +16000,7 @@
         </w:tc>
         <w:tc>
           <w:tcPr>
-            <w:tcW w:w="1922" w:type="dxa"/>
+            <w:tcW w:w="1923" w:type="dxa"/>
             <w:tcBorders>
               <w:left w:val="single" w:sz="6" w:space="0" w:color="000000"/>
               <w:bottom w:val="single" w:sz="6" w:space="0" w:color="000000"/>
@@ -15386,7 +16009,7 @@
           </w:tcPr>
           <w:p>
             <w:pPr>
-              <w:pStyle w:val="Style14"/>
+              <w:pStyle w:val="user2"/>
               <w:spacing w:lineRule="auto" w:line="240"/>
               <w:ind w:hanging="0" w:left="0"/>
               <w:rPr/>
@@ -15409,7 +16032,7 @@
           </w:tcPr>
           <w:p>
             <w:pPr>
-              <w:pStyle w:val="Style14"/>
+              <w:pStyle w:val="user2"/>
               <w:spacing w:lineRule="auto" w:line="240"/>
               <w:ind w:hanging="0" w:left="0"/>
               <w:rPr/>
@@ -15435,7 +16058,7 @@
           </w:tcPr>
           <w:p>
             <w:pPr>
-              <w:pStyle w:val="Style14"/>
+              <w:pStyle w:val="user2"/>
               <w:spacing w:lineRule="auto" w:line="240"/>
               <w:ind w:hanging="0" w:left="0"/>
               <w:rPr>
@@ -15451,7 +16074,7 @@
         </w:tc>
         <w:tc>
           <w:tcPr>
-            <w:tcW w:w="1191" w:type="dxa"/>
+            <w:tcW w:w="1190" w:type="dxa"/>
             <w:vMerge w:val="continue"/>
             <w:tcBorders>
               <w:left w:val="single" w:sz="6" w:space="0" w:color="000000"/>
@@ -15461,7 +16084,7 @@
           </w:tcPr>
           <w:p>
             <w:pPr>
-              <w:pStyle w:val="Style14"/>
+              <w:pStyle w:val="user2"/>
               <w:spacing w:lineRule="auto" w:line="240"/>
               <w:ind w:hanging="0" w:left="0"/>
               <w:rPr/>
@@ -15473,7 +16096,7 @@
         </w:tc>
         <w:tc>
           <w:tcPr>
-            <w:tcW w:w="1922" w:type="dxa"/>
+            <w:tcW w:w="1923" w:type="dxa"/>
             <w:tcBorders>
               <w:left w:val="single" w:sz="6" w:space="0" w:color="000000"/>
               <w:bottom w:val="single" w:sz="6" w:space="0" w:color="000000"/>
@@ -15482,7 +16105,7 @@
           </w:tcPr>
           <w:p>
             <w:pPr>
-              <w:pStyle w:val="Style14"/>
+              <w:pStyle w:val="user2"/>
               <w:spacing w:lineRule="auto" w:line="240"/>
               <w:ind w:hanging="0" w:left="0"/>
               <w:rPr/>
@@ -15505,7 +16128,7 @@
           </w:tcPr>
           <w:p>
             <w:pPr>
-              <w:pStyle w:val="Style14"/>
+              <w:pStyle w:val="user2"/>
               <w:spacing w:lineRule="auto" w:line="240"/>
               <w:ind w:hanging="0" w:left="0"/>
               <w:rPr/>
@@ -15531,7 +16154,7 @@
           </w:tcPr>
           <w:p>
             <w:pPr>
-              <w:pStyle w:val="Style14"/>
+              <w:pStyle w:val="user2"/>
               <w:spacing w:lineRule="auto" w:line="240"/>
               <w:ind w:hanging="0" w:left="0"/>
               <w:rPr>
@@ -15547,7 +16170,7 @@
         </w:tc>
         <w:tc>
           <w:tcPr>
-            <w:tcW w:w="1191" w:type="dxa"/>
+            <w:tcW w:w="1190" w:type="dxa"/>
             <w:vMerge w:val="restart"/>
             <w:tcBorders>
               <w:left w:val="single" w:sz="6" w:space="0" w:color="000000"/>
@@ -15557,7 +16180,7 @@
           </w:tcPr>
           <w:p>
             <w:pPr>
-              <w:pStyle w:val="Style14"/>
+              <w:pStyle w:val="user2"/>
               <w:spacing w:lineRule="auto" w:line="240"/>
               <w:ind w:hanging="0" w:left="0"/>
               <w:rPr/>
@@ -15570,7 +16193,7 @@
         </w:tc>
         <w:tc>
           <w:tcPr>
-            <w:tcW w:w="1922" w:type="dxa"/>
+            <w:tcW w:w="1923" w:type="dxa"/>
             <w:tcBorders>
               <w:left w:val="single" w:sz="6" w:space="0" w:color="000000"/>
               <w:bottom w:val="single" w:sz="6" w:space="0" w:color="000000"/>
@@ -15579,7 +16202,7 @@
           </w:tcPr>
           <w:p>
             <w:pPr>
-              <w:pStyle w:val="Style14"/>
+              <w:pStyle w:val="user2"/>
               <w:spacing w:lineRule="auto" w:line="240"/>
               <w:ind w:hanging="0" w:left="0"/>
               <w:rPr/>
@@ -15602,7 +16225,7 @@
           </w:tcPr>
           <w:p>
             <w:pPr>
-              <w:pStyle w:val="Style14"/>
+              <w:pStyle w:val="user2"/>
               <w:spacing w:lineRule="auto" w:line="240"/>
               <w:ind w:hanging="0" w:left="0"/>
               <w:rPr/>
@@ -15628,7 +16251,7 @@
           </w:tcPr>
           <w:p>
             <w:pPr>
-              <w:pStyle w:val="Style14"/>
+              <w:pStyle w:val="user2"/>
               <w:spacing w:lineRule="auto" w:line="240"/>
               <w:ind w:hanging="0" w:left="0"/>
               <w:rPr>
@@ -15644,7 +16267,7 @@
         </w:tc>
         <w:tc>
           <w:tcPr>
-            <w:tcW w:w="1191" w:type="dxa"/>
+            <w:tcW w:w="1190" w:type="dxa"/>
             <w:vMerge w:val="continue"/>
             <w:tcBorders>
               <w:left w:val="single" w:sz="6" w:space="0" w:color="000000"/>
@@ -15654,7 +16277,7 @@
           </w:tcPr>
           <w:p>
             <w:pPr>
-              <w:pStyle w:val="Style14"/>
+              <w:pStyle w:val="user2"/>
               <w:spacing w:lineRule="auto" w:line="240"/>
               <w:ind w:hanging="0" w:left="0"/>
               <w:rPr/>
@@ -15666,7 +16289,7 @@
         </w:tc>
         <w:tc>
           <w:tcPr>
-            <w:tcW w:w="1922" w:type="dxa"/>
+            <w:tcW w:w="1923" w:type="dxa"/>
             <w:tcBorders>
               <w:left w:val="single" w:sz="6" w:space="0" w:color="000000"/>
               <w:bottom w:val="single" w:sz="6" w:space="0" w:color="000000"/>
@@ -15675,7 +16298,7 @@
           </w:tcPr>
           <w:p>
             <w:pPr>
-              <w:pStyle w:val="Style14"/>
+              <w:pStyle w:val="user2"/>
               <w:spacing w:lineRule="auto" w:line="240"/>
               <w:ind w:hanging="0" w:left="0"/>
               <w:rPr/>
@@ -15698,7 +16321,7 @@
           </w:tcPr>
           <w:p>
             <w:pPr>
-              <w:pStyle w:val="Style14"/>
+              <w:pStyle w:val="user2"/>
               <w:spacing w:lineRule="auto" w:line="240"/>
               <w:ind w:hanging="0" w:left="0"/>
               <w:rPr/>
@@ -16513,6 +17136,7 @@
         <w:rPr>
           <w:position w:val="0"/>
           <w:sz w:val="28"/>
+          <w:sz w:val="28"/>
           <w:vertAlign w:val="baseline"/>
           <w:lang w:val="en-US"/>
         </w:rPr>
@@ -16521,6 +17145,7 @@
       <w:r>
         <w:rPr>
           <w:position w:val="0"/>
+          <w:sz w:val="28"/>
           <w:sz w:val="28"/>
           <w:vertAlign w:val="baseline"/>
           <w:lang w:val="uk-UA"/>
@@ -17622,12 +18247,12 @@
       <w:lang w:val="en-US" w:eastAsia="uk-UA"/>
     </w:rPr>
   </w:style>
-  <w:style w:type="character" w:styleId="user">
-    <w:name w:val="Символ нумерації (user)"/>
+  <w:style w:type="character" w:styleId="Style12">
+    <w:name w:val="Символ нумерації"/>
     <w:qFormat/>
     <w:rPr/>
   </w:style>
-  <w:style w:type="paragraph" w:styleId="Style12">
+  <w:style w:type="paragraph" w:styleId="Style13">
     <w:name w:val="Заголовок"/>
     <w:basedOn w:val="Normal"/>
     <w:next w:val="BodyText"/>
@@ -17637,7 +18262,7 @@
       <w:spacing w:before="240" w:after="120"/>
     </w:pPr>
     <w:rPr>
-      <w:rFonts w:ascii="Liberation Sans" w:hAnsi="Liberation Sans" w:eastAsia="Microsoft YaHei" w:cs="Arial Unicode MS"/>
+      <w:rFonts w:ascii="Liberation Sans" w:hAnsi="Liberation Sans" w:eastAsia="Microsoft YaHei" w:cs="Lucida Sans"/>
       <w:sz w:val="28"/>
       <w:szCs w:val="28"/>
     </w:rPr>
@@ -17674,8 +18299,34 @@
       <w:szCs w:val="24"/>
     </w:rPr>
   </w:style>
-  <w:style w:type="paragraph" w:styleId="Style13">
+  <w:style w:type="paragraph" w:styleId="Style14">
     <w:name w:val="Покажчик"/>
+    <w:basedOn w:val="Normal"/>
+    <w:qFormat/>
+    <w:pPr>
+      <w:suppressLineNumbers/>
+    </w:pPr>
+    <w:rPr>
+      <w:rFonts w:cs="Lucida Sans"/>
+    </w:rPr>
+  </w:style>
+  <w:style w:type="paragraph" w:styleId="user">
+    <w:name w:val="Заголовок (user)"/>
+    <w:basedOn w:val="Normal"/>
+    <w:next w:val="BodyText"/>
+    <w:qFormat/>
+    <w:pPr>
+      <w:keepNext w:val="true"/>
+      <w:spacing w:before="240" w:after="120"/>
+    </w:pPr>
+    <w:rPr>
+      <w:rFonts w:ascii="Liberation Sans" w:hAnsi="Liberation Sans" w:eastAsia="Microsoft YaHei" w:cs="Arial Unicode MS"/>
+      <w:sz w:val="28"/>
+      <w:szCs w:val="28"/>
+    </w:rPr>
+  </w:style>
+  <w:style w:type="paragraph" w:styleId="user1">
+    <w:name w:val="Покажчик (user)"/>
     <w:basedOn w:val="Normal"/>
     <w:qFormat/>
     <w:pPr>
@@ -17685,35 +18336,9 @@
       <w:rFonts w:cs="Arial Unicode MS"/>
     </w:rPr>
   </w:style>
-  <w:style w:type="paragraph" w:styleId="user1">
-    <w:name w:val="Заголовок (user)"/>
-    <w:basedOn w:val="Normal"/>
-    <w:next w:val="BodyText"/>
-    <w:qFormat/>
-    <w:pPr>
-      <w:keepNext w:val="true"/>
-      <w:spacing w:before="240" w:after="120"/>
-    </w:pPr>
-    <w:rPr>
-      <w:rFonts w:ascii="Liberation Sans" w:hAnsi="Liberation Sans" w:eastAsia="Microsoft YaHei" w:cs="Lucida Sans"/>
-      <w:sz w:val="28"/>
-      <w:szCs w:val="28"/>
-    </w:rPr>
-  </w:style>
-  <w:style w:type="paragraph" w:styleId="user2">
-    <w:name w:val="Покажчик (user)"/>
-    <w:basedOn w:val="Normal"/>
-    <w:qFormat/>
-    <w:pPr>
-      <w:suppressLineNumbers/>
-    </w:pPr>
-    <w:rPr>
-      <w:rFonts w:cs="Lucida Sans"/>
-    </w:rPr>
-  </w:style>
   <w:style w:type="paragraph" w:styleId="IndexHeading">
     <w:name w:val="index heading"/>
-    <w:basedOn w:val="Style12"/>
+    <w:basedOn w:val="user"/>
     <w:pPr/>
     <w:rPr/>
   </w:style>
@@ -17993,7 +18618,17 @@
     </w:pPr>
     <w:rPr/>
   </w:style>
-  <w:style w:type="paragraph" w:styleId="Style14">
+  <w:style w:type="paragraph" w:styleId="user2">
+    <w:name w:val="Вміст таблиці (user)"/>
+    <w:basedOn w:val="Normal"/>
+    <w:qFormat/>
+    <w:pPr>
+      <w:widowControl w:val="false"/>
+      <w:suppressLineNumbers/>
+    </w:pPr>
+    <w:rPr/>
+  </w:style>
+  <w:style w:type="paragraph" w:styleId="Style15">
     <w:name w:val="Вміст таблиці"/>
     <w:basedOn w:val="Normal"/>
     <w:qFormat/>
@@ -18004,18 +18639,8 @@
     <w:rPr/>
   </w:style>
   <w:style w:type="paragraph" w:styleId="user3">
-    <w:name w:val="Вміст таблиці (user)"/>
-    <w:basedOn w:val="Normal"/>
-    <w:qFormat/>
-    <w:pPr>
-      <w:widowControl w:val="false"/>
-      <w:suppressLineNumbers/>
-    </w:pPr>
-    <w:rPr/>
-  </w:style>
-  <w:style w:type="paragraph" w:styleId="Style15">
-    <w:name w:val="Заголовок таблиці"/>
-    <w:basedOn w:val="Style14"/>
+    <w:name w:val="Заголовок таблиці (user)"/>
+    <w:basedOn w:val="user2"/>
     <w:qFormat/>
     <w:pPr>
       <w:suppressLineNumbers/>
@@ -18026,8 +18651,8 @@
       <w:bCs/>
     </w:rPr>
   </w:style>
-  <w:style w:type="paragraph" w:styleId="Style16">
-    <w:name w:val="Верхній і нижній колонтитули"/>
+  <w:style w:type="paragraph" w:styleId="user4">
+    <w:name w:val="Верхній і нижній колонтитули (user)"/>
     <w:basedOn w:val="Normal"/>
     <w:qFormat/>
     <w:pPr>
@@ -18040,8 +18665,8 @@
     </w:pPr>
     <w:rPr/>
   </w:style>
-  <w:style w:type="paragraph" w:styleId="user4">
-    <w:name w:val="Верхній і нижній колонтитули (user)"/>
+  <w:style w:type="paragraph" w:styleId="Style16">
+    <w:name w:val="Верхній і нижній колонтитули"/>
     <w:basedOn w:val="Normal"/>
     <w:qFormat/>
     <w:pPr/>
@@ -18049,7 +18674,7 @@
   </w:style>
   <w:style w:type="paragraph" w:styleId="Footer">
     <w:name w:val="footer"/>
-    <w:basedOn w:val="Style16"/>
+    <w:basedOn w:val="user4"/>
     <w:pPr>
       <w:suppressLineNumbers/>
     </w:pPr>
@@ -18057,7 +18682,7 @@
   </w:style>
   <w:style w:type="paragraph" w:styleId="Header">
     <w:name w:val="header"/>
-    <w:basedOn w:val="user4"/>
+    <w:basedOn w:val="Style16"/>
     <w:pPr>
       <w:suppressLineNumbers/>
       <w:tabs>
@@ -18068,9 +18693,9 @@
     </w:pPr>
     <w:rPr/>
   </w:style>
-  <w:style w:type="paragraph" w:styleId="user5">
-    <w:name w:val="Заголовок таблиці (user)"/>
-    <w:basedOn w:val="user3"/>
+  <w:style w:type="paragraph" w:styleId="Style17">
+    <w:name w:val="Заголовок таблиці"/>
+    <w:basedOn w:val="Style15"/>
     <w:qFormat/>
     <w:pPr>
       <w:suppressLineNumbers/>
@@ -18081,8 +18706,8 @@
       <w:bCs/>
     </w:rPr>
   </w:style>
-  <w:style w:type="numbering" w:styleId="Style17" w:default="1">
-    <w:name w:val="Без маркерів"/>
+  <w:style w:type="numbering" w:styleId="user5" w:default="1">
+    <w:name w:val="Без маркерів (user)"/>
     <w:uiPriority w:val="99"/>
     <w:semiHidden/>
     <w:unhideWhenUsed/>
